--- a/Report.docx
+++ b/Report.docx
@@ -7,7 +7,29 @@
         <w:pStyle w:val="Title"/>
       </w:pPr>
       <w:r>
-        <w:t>Title</w:t>
+        <w:rPr>
+          <w:rFonts w:ascii="Cambria Math" w:hAnsi="Cambria Math" w:cs="Cambria Math"/>
+        </w:rPr>
+        <w:t>From Unstructured Text to Knowledge</w:t>
+      </w:r>
+      <w:r>
+        <w:rPr>
+          <w:rFonts w:ascii="Cambria Math" w:hAnsi="Cambria Math" w:cs="Cambria Math"/>
+        </w:rPr>
+        <w:t xml:space="preserve"> Graph</w:t>
+      </w:r>
+      <w:r>
+        <w:rPr>
+          <w:rFonts w:ascii="Cambria Math" w:hAnsi="Cambria Math" w:cs="Cambria Math"/>
+        </w:rPr>
+        <w:t>: An Automated Pipeline for Ontology Discovery, Entity Resolution, and GraphRAG via LLM-FalkorDB Integration</w:t>
+      </w:r>
+      <w:r>
+        <w:rPr>
+          <w:rFonts w:ascii="Cambria Math" w:hAnsi="Cambria Math" w:cs="Cambria Math"/>
+          <w:vertAlign w:val="superscript"/>
+        </w:rPr>
+        <w:t xml:space="preserve"> </w:t>
       </w:r>
       <w:r>
         <w:rPr>
@@ -21,19 +43,32 @@
     <w:p>
       <w:pPr>
         <w:pStyle w:val="AuthorFirstName"/>
-      </w:pPr>
-      <w:r>
+        <w:rPr>
+          <w:lang w:val="it-IT"/>
+        </w:rPr>
+      </w:pPr>
+      <w:r>
+        <w:rPr>
+          <w:lang w:val="it-IT"/>
+        </w:rPr>
         <w:t>Ale</w:t>
       </w:r>
       <w:r>
+        <w:rPr>
+          <w:lang w:val="it-IT"/>
+        </w:rPr>
         <w:t>ssandro</w:t>
       </w:r>
       <w:r>
+        <w:rPr>
+          <w:lang w:val="it-IT"/>
+        </w:rPr>
         <w:t xml:space="preserve"> </w:t>
       </w:r>
       <w:r>
         <w:rPr>
           <w:rStyle w:val="AuthorLastNameChar"/>
+          <w:lang w:val="it-IT"/>
         </w:rPr>
         <w:t>Bevilacqua</w:t>
       </w:r>
@@ -43,53 +78,36 @@
           <w:iCs/>
           <w:color w:val="000000" w:themeColor="text1"/>
           <w:vertAlign w:val="superscript"/>
-        </w:rPr>
-        <w:t>1</w:t>
-      </w:r>
-    </w:p>
-    <w:p>
-      <w:pPr>
-        <w:pStyle w:val="University"/>
-        <w:rPr>
-          <w:lang w:val="it-IT"/>
-        </w:rPr>
-      </w:pPr>
-      <w:r>
-        <w:rPr>
-          <w:vertAlign w:val="superscript"/>
           <w:lang w:val="it-IT"/>
         </w:rPr>
         <w:t>1</w:t>
       </w:r>
-      <w:r>
+    </w:p>
+    <w:p>
+      <w:pPr>
+        <w:pStyle w:val="University"/>
         <w:rPr>
-          <w:lang w:val="it-IT"/>
+          <w:lang w:val="en-GB"/>
+        </w:rPr>
+      </w:pPr>
+      <w:r>
+        <w:rPr>
+          <w:vertAlign w:val="superscript"/>
+          <w:lang w:val="en-GB"/>
+        </w:rPr>
+        <w:t>1</w:t>
+      </w:r>
+      <w:r>
+        <w:rPr>
+          <w:lang w:val="en-GB"/>
         </w:rPr>
         <w:t xml:space="preserve"> </w:t>
       </w:r>
       <w:r>
         <w:rPr>
-          <w:lang w:val="it-IT"/>
+          <w:lang w:val="en-GB"/>
         </w:rPr>
-        <w:t>Università degli Studi di</w:t>
-      </w:r>
-      <w:r>
-        <w:rPr>
-          <w:lang w:val="it-IT"/>
-        </w:rPr>
-        <w:t xml:space="preserve"> Bari “Aldo Moro”</w:t>
-      </w:r>
-      <w:r>
-        <w:rPr>
-          <w:lang w:val="it-IT"/>
-        </w:rPr>
-        <w:t xml:space="preserve">, </w:t>
-      </w:r>
-      <w:r>
-        <w:rPr>
-          <w:lang w:val="it-IT"/>
-        </w:rPr>
-        <w:t>Dipartimento di informatica</w:t>
+        <w:t>Department of Computer Science, University of Bari Aldo Moro, Via Orabona 4, 70125 Bari, Italy</w:t>
       </w:r>
     </w:p>
     <w:p>
@@ -105,29 +123,42 @@
         <w:pStyle w:val="AbstractText"/>
       </w:pPr>
       <w:r>
+        <w:t>The industry and academic research for RAG (</w:t>
+      </w:r>
+      <w:r>
+        <w:t>Retrieval-Augmented Generation</w:t>
+      </w:r>
+      <w:r>
+        <w:t xml:space="preserve">) approaches for LLMs has exploded in recent years. </w:t>
+      </w:r>
+    </w:p>
+    <w:p>
+      <w:pPr>
+        <w:pStyle w:val="AbstractText"/>
+      </w:pPr>
+    </w:p>
+    <w:p>
+      <w:pPr>
+        <w:pStyle w:val="AbstractText"/>
+      </w:pPr>
+    </w:p>
+    <w:p>
+      <w:pPr>
+        <w:pStyle w:val="AbstractText"/>
+      </w:pPr>
+    </w:p>
+    <w:p>
+      <w:pPr>
+        <w:pStyle w:val="AbstractText"/>
+      </w:pPr>
+      <w:r>
         <w:t xml:space="preserve">A clear and well-documented </w:t>
       </w:r>
       <w:r>
         <w:t>Word</w:t>
       </w:r>
       <w:r>
-        <w:t xml:space="preserve"> document is presented as an article formatted for publication by CEUR-WS in </w:t>
-      </w:r>
-      <w:proofErr w:type="gramStart"/>
-      <w:r>
-        <w:t>a conference</w:t>
-      </w:r>
-      <w:proofErr w:type="gramEnd"/>
-      <w:r>
-        <w:t xml:space="preserve"> </w:t>
-      </w:r>
-      <w:proofErr w:type="gramStart"/>
-      <w:r>
-        <w:t>proceedings</w:t>
-      </w:r>
-      <w:proofErr w:type="gramEnd"/>
-      <w:r>
-        <w:t xml:space="preserve">. </w:t>
+        <w:t xml:space="preserve"> document is presented as an article formatted for publication by CEUR-WS in a conference proceedings. </w:t>
       </w:r>
       <w:r>
         <w:t>T</w:t>
@@ -264,7 +295,11 @@
         <w:t>.</w:t>
       </w:r>
       <w:r>
-        <w:t xml:space="preserve"> The details of the description must allow to replicate the approach. You can use subsections to structure the description (not mandatory). </w:t>
+        <w:t xml:space="preserve"> The details of the description must allow to </w:t>
+      </w:r>
+      <w:r>
+        <w:lastRenderedPageBreak/>
+        <w:t xml:space="preserve">replicate the approach. You can use subsections to structure the description (not mandatory). </w:t>
       </w:r>
     </w:p>
     <w:p>
@@ -307,16 +342,7 @@
         <w:pStyle w:val="Numberedlist"/>
       </w:pPr>
       <w:r>
-        <w:lastRenderedPageBreak/>
-        <w:t>Make sure that a directory ~</w:t>
-      </w:r>
-      <w:proofErr w:type="gramStart"/>
-      <w:r>
-        <w:t>/.local</w:t>
-      </w:r>
-      <w:proofErr w:type="gramEnd"/>
-      <w:r>
-        <w:t>/share/fonts exists.</w:t>
+        <w:t>Make sure that a directory ~/.local/share/fonts exists.</w:t>
       </w:r>
     </w:p>
     <w:p>
@@ -324,15 +350,7 @@
         <w:pStyle w:val="Numberedlist"/>
       </w:pPr>
       <w:r>
-        <w:t>Copy the Libertinus fonts: cp ~/Downloads/Libertinus-7/static/OTF/*.otf ~</w:t>
-      </w:r>
-      <w:proofErr w:type="gramStart"/>
-      <w:r>
-        <w:t>/.local</w:t>
-      </w:r>
-      <w:proofErr w:type="gramEnd"/>
-      <w:r>
-        <w:t>/share/fonts</w:t>
+        <w:t>Copy the Libertinus fonts: cp ~/Downloads/Libertinus-7/static/OTF/*.otf ~/.local/share/fonts</w:t>
       </w:r>
     </w:p>
     <w:p>
@@ -522,6 +540,7 @@
         <w:pStyle w:val="Heading1"/>
       </w:pPr>
       <w:r>
+        <w:lastRenderedPageBreak/>
         <w:t>Evaluation</w:t>
       </w:r>
     </w:p>
@@ -582,7 +601,6 @@
         <w:pStyle w:val="Heading2"/>
       </w:pPr>
       <w:r>
-        <w:lastRenderedPageBreak/>
         <w:t>Subsection 2…</w:t>
       </w:r>
     </w:p>
@@ -694,15 +712,7 @@
         <w:t xml:space="preserve">Wang, Xin, Tapani Ahonen, and Jari Nurmi. </w:t>
       </w:r>
       <w:r>
-        <w:t xml:space="preserve">"Applying CDMA technique to network-on-chip." IEEE transactions on very </w:t>
-      </w:r>
-      <w:proofErr w:type="gramStart"/>
-      <w:r>
-        <w:t>large scale</w:t>
-      </w:r>
-      <w:proofErr w:type="gramEnd"/>
-      <w:r>
-        <w:t xml:space="preserve"> integration (VLSI) systems 15.10 (2007): 1091-1100.</w:t>
+        <w:t>"Applying CDMA technique to network-on-chip." IEEE transactions on very large scale integration (VLSI) systems 15.10 (2007): 1091-1100.</w:t>
       </w:r>
     </w:p>
     <w:p>
@@ -710,23 +720,7 @@
         <w:pStyle w:val="reference"/>
       </w:pPr>
       <w:r>
-        <w:t xml:space="preserve">P. S. Abril, R. Plant, </w:t>
-      </w:r>
-      <w:proofErr w:type="gramStart"/>
-      <w:r>
-        <w:t>The</w:t>
-      </w:r>
-      <w:proofErr w:type="gramEnd"/>
-      <w:r>
-        <w:t xml:space="preserve"> patent holder’s dilemma: Buy, sell, or </w:t>
-      </w:r>
-      <w:proofErr w:type="gramStart"/>
-      <w:r>
-        <w:t>troll?,</w:t>
-      </w:r>
-      <w:proofErr w:type="gramEnd"/>
-      <w:r>
-        <w:t xml:space="preserve"> Communications of the ACM 50 (2007) 36–44. doi:10.1145/1188913.1188915. </w:t>
+        <w:t xml:space="preserve">P. S. Abril, R. Plant, The patent holder’s dilemma: Buy, sell, or troll?, Communications of the ACM 50 (2007) 36–44. doi:10.1145/1188913.1188915. </w:t>
       </w:r>
     </w:p>
     <w:p>
@@ -750,6 +744,7 @@
         <w:pStyle w:val="reference"/>
       </w:pPr>
       <w:r>
+        <w:lastRenderedPageBreak/>
         <w:t xml:space="preserve">D. Kosiur, Understanding Policy-Based Networking, 2nd. ed., Wiley, New York, NY, 2001. </w:t>
       </w:r>
     </w:p>
@@ -766,15 +761,7 @@
         <w:pStyle w:val="reference"/>
       </w:pPr>
       <w:r>
-        <w:t xml:space="preserve">I. Editor (Ed.), The title of book one, volume 9 of </w:t>
-      </w:r>
-      <w:proofErr w:type="gramStart"/>
-      <w:r>
-        <w:t>The</w:t>
-      </w:r>
-      <w:proofErr w:type="gramEnd"/>
-      <w:r>
-        <w:t xml:space="preserve"> name of the series one, 1st. ed., University of Chicago Press, Chicago, 2007. doi:10.1007</w:t>
+        <w:t>I. Editor (Ed.), The title of book one, volume 9 of The name of the series one, 1st. ed., University of Chicago Press, Chicago, 2007. doi:10.1007</w:t>
       </w:r>
       <w:r>
         <w:t xml:space="preserve"> </w:t>
@@ -796,7 +783,6 @@
         <w:pStyle w:val="reference"/>
       </w:pPr>
       <w:r>
-        <w:lastRenderedPageBreak/>
         <w:t xml:space="preserve">A. Z. Spector, Achieving application requirements, in: S. Mullender (Ed.), Distributed Systems, 2nd. ed., ACM Press, New York, NY, 1990, pp. 19–33. doi:10.1145/90417. 90738. </w:t>
       </w:r>
     </w:p>
@@ -876,15 +862,7 @@
         <w:pStyle w:val="reference"/>
       </w:pPr>
       <w:r>
-        <w:t xml:space="preserve">D. A. Anisi, Optimal Motion Control of a Ground Vehicle, </w:t>
-      </w:r>
-      <w:proofErr w:type="gramStart"/>
-      <w:r>
-        <w:t>Master’s</w:t>
-      </w:r>
-      <w:proofErr w:type="gramEnd"/>
-      <w:r>
-        <w:t xml:space="preserve"> thesis, Royal Institute of Technology (KTH), Stockholm, Sweden, 2003. </w:t>
+        <w:t xml:space="preserve">D. A. Anisi, Optimal Motion Control of a Ground Vehicle, Master’s thesis, Royal Institute of Technology (KTH), Stockholm, Sweden, 2003. </w:t>
       </w:r>
     </w:p>
     <w:p>
@@ -1023,15 +1001,7 @@
         <w:pStyle w:val="reference"/>
       </w:pPr>
       <w:r>
-        <w:t xml:space="preserve">B. Rous, </w:t>
-      </w:r>
-      <w:proofErr w:type="gramStart"/>
-      <w:r>
-        <w:t>The</w:t>
-      </w:r>
-      <w:proofErr w:type="gramEnd"/>
-      <w:r>
-        <w:t xml:space="preserve"> enabling of digital libraries, Digital Libraries 12 (2008). To appear. </w:t>
+        <w:t xml:space="preserve">B. Rous, The enabling of digital libraries, Digital Libraries 12 (2008). To appear. </w:t>
       </w:r>
     </w:p>
     <w:p>
@@ -1039,7 +1009,6 @@
         <w:pStyle w:val="reference"/>
       </w:pPr>
       <w:r>
-        <w:lastRenderedPageBreak/>
         <w:t xml:space="preserve">M. Saeedi, M. S. Zamani, M. Sedighi, A library-based synthesis methodology for reversible logic, Microelectron. J. 41 (2010) 185–194. </w:t>
       </w:r>
     </w:p>
@@ -1090,21 +1059,13 @@
         <w:t>ff</w:t>
       </w:r>
       <w:r>
-        <w:t xml:space="preserve">erential operators. IV, volume 275 </w:t>
-      </w:r>
-      <w:proofErr w:type="gramStart"/>
-      <w:r>
-        <w:t xml:space="preserve">of </w:t>
+        <w:t xml:space="preserve">erential operators. IV, volume 275 of </w:t>
       </w:r>
       <w:r>
         <w:t xml:space="preserve"> </w:t>
       </w:r>
       <w:r>
-        <w:t>Grundlehren</w:t>
-      </w:r>
-      <w:proofErr w:type="gramEnd"/>
-      <w:r>
-        <w:t xml:space="preserve"> der Mathematischen Wissenschaften [Fundamental Principles of Mathematical Sciences], Springer-Verlag, Berlin, Germany, 1985. Fourier integral operators. </w:t>
+        <w:t xml:space="preserve">Grundlehren der Mathematischen Wissenschaften [Fundamental Principles of Mathematical Sciences], Springer-Verlag, Berlin, Germany, 1985. Fourier integral operators. </w:t>
       </w:r>
     </w:p>
     <w:p>
@@ -1143,15 +1104,7 @@
         <w:pStyle w:val="reference"/>
       </w:pPr>
       <w:r>
-        <w:t xml:space="preserve">TUG, Institutional members of the TEX </w:t>
-      </w:r>
-      <w:proofErr w:type="gramStart"/>
-      <w:r>
-        <w:t>users</w:t>
-      </w:r>
-      <w:proofErr w:type="gramEnd"/>
-      <w:r>
-        <w:t xml:space="preserve"> group, 2017. URL: </w:t>
+        <w:t xml:space="preserve">TUG, Institutional members of the TEX users group, 2017. URL: </w:t>
       </w:r>
       <w:hyperlink r:id="rId18" w:history="1">
         <w:r>
@@ -4643,7 +4596,6 @@
   <w:style w:type="character" w:default="1" w:styleId="DefaultParagraphFont">
     <w:name w:val="Default Paragraph Font"/>
     <w:uiPriority w:val="1"/>
-    <w:semiHidden/>
     <w:unhideWhenUsed/>
   </w:style>
   <w:style w:type="table" w:default="1" w:styleId="TableNormal">

--- a/Report.docx
+++ b/Report.docx
@@ -22,7 +22,35 @@
         <w:rPr>
           <w:rFonts w:ascii="Cambria Math" w:hAnsi="Cambria Math" w:cs="Cambria Math"/>
         </w:rPr>
-        <w:t>: An Automated Pipeline for Ontology Discovery, Entity Resolution, and GraphRAG via LLM-FalkorDB Integration</w:t>
+        <w:t xml:space="preserve">: An Automated Pipeline for Ontology Discovery, Entity Resolution, and </w:t>
+      </w:r>
+      <w:proofErr w:type="spellStart"/>
+      <w:r>
+        <w:rPr>
+          <w:rFonts w:ascii="Cambria Math" w:hAnsi="Cambria Math" w:cs="Cambria Math"/>
+        </w:rPr>
+        <w:t>GraphRAG</w:t>
+      </w:r>
+      <w:proofErr w:type="spellEnd"/>
+      <w:r>
+        <w:rPr>
+          <w:rFonts w:ascii="Cambria Math" w:hAnsi="Cambria Math" w:cs="Cambria Math"/>
+        </w:rPr>
+        <w:t xml:space="preserve"> via LLM-</w:t>
+      </w:r>
+      <w:proofErr w:type="spellStart"/>
+      <w:r>
+        <w:rPr>
+          <w:rFonts w:ascii="Cambria Math" w:hAnsi="Cambria Math" w:cs="Cambria Math"/>
+        </w:rPr>
+        <w:t>FalkorDB</w:t>
+      </w:r>
+      <w:proofErr w:type="spellEnd"/>
+      <w:r>
+        <w:rPr>
+          <w:rFonts w:ascii="Cambria Math" w:hAnsi="Cambria Math" w:cs="Cambria Math"/>
+        </w:rPr>
+        <w:t xml:space="preserve"> Integration</w:t>
       </w:r>
       <w:r>
         <w:rPr>
@@ -123,19 +151,77 @@
         <w:pStyle w:val="AbstractText"/>
       </w:pPr>
       <w:r>
-        <w:t>The industry and academic research for RAG (</w:t>
-      </w:r>
-      <w:r>
-        <w:t>Retrieval-Augmented Generation</w:t>
-      </w:r>
-      <w:r>
-        <w:t xml:space="preserve">) approaches for LLMs has exploded in recent years. </w:t>
+        <w:t xml:space="preserve">Research into Retrieval-Augmented Generation (RAG) has surged in both industry and academia, primarily due to the tendency of Large Language Models (LLMs) to hallucinate in technical or data-scarce domains. </w:t>
+      </w:r>
+      <w:proofErr w:type="spellStart"/>
+      <w:r>
+        <w:t>GraphRAG</w:t>
+      </w:r>
+      <w:proofErr w:type="spellEnd"/>
+      <w:r>
+        <w:t xml:space="preserve"> has emerged as a compelling solution, leveraging Knowledge Graphs (KGs) to ground LLM outputs. Unlike unstructured data, KGs provide a structured logical framework that enhances reasoning and enables Explainable AI (XAI) by providing traceable justifications</w:t>
+      </w:r>
+      <w:r>
+        <w:t>.</w:t>
       </w:r>
     </w:p>
     <w:p>
       <w:pPr>
         <w:pStyle w:val="AbstractText"/>
       </w:pPr>
+      <w:r>
+        <w:t xml:space="preserve">In this study, we propose a novel framework to automate </w:t>
+      </w:r>
+      <w:proofErr w:type="spellStart"/>
+      <w:r>
+        <w:t>GraphRAG</w:t>
+      </w:r>
+      <w:proofErr w:type="spellEnd"/>
+      <w:r>
+        <w:t xml:space="preserve"> construction from unstructured text using LLMs and </w:t>
+      </w:r>
+      <w:proofErr w:type="spellStart"/>
+      <w:r>
+        <w:rPr>
+          <w:b/>
+          <w:bCs/>
+        </w:rPr>
+        <w:t>FalkorDB</w:t>
+      </w:r>
+      <w:proofErr w:type="spellEnd"/>
+      <w:r>
+        <w:t xml:space="preserve">. Our pipeline first partitions documents by topic, after which an LLM constructs a validated ontology for each segment to guide entity and relation extraction. To ensure graph integrity, we perform </w:t>
+      </w:r>
+      <w:r>
+        <w:rPr>
+          <w:b/>
+          <w:bCs/>
+        </w:rPr>
+        <w:t>Entity Resolution</w:t>
+      </w:r>
+      <w:r>
+        <w:t xml:space="preserve"> by clustering text embeddings via </w:t>
+      </w:r>
+      <w:r>
+        <w:rPr>
+          <w:b/>
+          <w:bCs/>
+        </w:rPr>
+        <w:t>HDBSCAN</w:t>
+      </w:r>
+      <w:r>
+        <w:t xml:space="preserve"> and employing an LLM to merge duplicates within each cluster. Finally, the resulting KG is navigated through an LLM-orchestrated approach, with performance evaluated using an </w:t>
+      </w:r>
+      <w:r>
+        <w:rPr>
+          <w:b/>
+          <w:bCs/>
+        </w:rPr>
+        <w:t>LLM-as-a-judge</w:t>
+      </w:r>
+      <w:r>
+        <w:t xml:space="preserve"> methodology.</w:t>
+      </w:r>
     </w:p>
     <w:p>
       <w:pPr>
@@ -146,11 +232,6 @@
       <w:pPr>
         <w:pStyle w:val="AbstractText"/>
       </w:pPr>
-    </w:p>
-    <w:p>
-      <w:pPr>
-        <w:pStyle w:val="AbstractText"/>
-      </w:pPr>
       <w:r>
         <w:t xml:space="preserve">A clear and well-documented </w:t>
       </w:r>
@@ -158,7 +239,23 @@
         <w:t>Word</w:t>
       </w:r>
       <w:r>
-        <w:t xml:space="preserve"> document is presented as an article formatted for publication by CEUR-WS in a conference proceedings. </w:t>
+        <w:t xml:space="preserve"> document is presented as an article formatted for publication by CEUR-WS in </w:t>
+      </w:r>
+      <w:proofErr w:type="gramStart"/>
+      <w:r>
+        <w:t>a conference</w:t>
+      </w:r>
+      <w:proofErr w:type="gramEnd"/>
+      <w:r>
+        <w:t xml:space="preserve"> </w:t>
+      </w:r>
+      <w:proofErr w:type="gramStart"/>
+      <w:r>
+        <w:t>proceedings</w:t>
+      </w:r>
+      <w:proofErr w:type="gramEnd"/>
+      <w:r>
+        <w:t xml:space="preserve">. </w:t>
       </w:r>
       <w:r>
         <w:t>T</w:t>
@@ -239,6 +336,7 @@
         <w:pStyle w:val="Heading1"/>
       </w:pPr>
       <w:r>
+        <w:lastRenderedPageBreak/>
         <w:t>Related Work</w:t>
       </w:r>
     </w:p>
@@ -295,11 +393,7 @@
         <w:t>.</w:t>
       </w:r>
       <w:r>
-        <w:t xml:space="preserve"> The details of the description must allow to </w:t>
-      </w:r>
-      <w:r>
-        <w:lastRenderedPageBreak/>
-        <w:t xml:space="preserve">replicate the approach. You can use subsections to structure the description (not mandatory). </w:t>
+        <w:t xml:space="preserve"> The details of the description must allow to replicate the approach. You can use subsections to structure the description (not mandatory). </w:t>
       </w:r>
     </w:p>
     <w:p>
@@ -315,7 +409,15 @@
         <w:pStyle w:val="Numberedlist"/>
       </w:pPr>
       <w:r>
-        <w:t xml:space="preserve">Download the latest Libertinus zip file </w:t>
+        <w:t xml:space="preserve">Download the latest </w:t>
+      </w:r>
+      <w:proofErr w:type="spellStart"/>
+      <w:r>
+        <w:t>Libertinus</w:t>
+      </w:r>
+      <w:proofErr w:type="spellEnd"/>
+      <w:r>
+        <w:t xml:space="preserve"> zip file </w:t>
       </w:r>
       <w:hyperlink r:id="rId8" w:history="1">
         <w:r>
@@ -342,7 +444,15 @@
         <w:pStyle w:val="Numberedlist"/>
       </w:pPr>
       <w:r>
-        <w:t>Make sure that a directory ~/.local/share/fonts exists.</w:t>
+        <w:t>Make sure that a directory ~</w:t>
+      </w:r>
+      <w:proofErr w:type="gramStart"/>
+      <w:r>
+        <w:t>/.local</w:t>
+      </w:r>
+      <w:proofErr w:type="gramEnd"/>
+      <w:r>
+        <w:t>/share/fonts exists.</w:t>
       </w:r>
     </w:p>
     <w:p>
@@ -350,7 +460,31 @@
         <w:pStyle w:val="Numberedlist"/>
       </w:pPr>
       <w:r>
-        <w:t>Copy the Libertinus fonts: cp ~/Downloads/Libertinus-7/static/OTF/*.otf ~/.local/share/fonts</w:t>
+        <w:t xml:space="preserve">Copy the </w:t>
+      </w:r>
+      <w:proofErr w:type="spellStart"/>
+      <w:r>
+        <w:t>Libertinus</w:t>
+      </w:r>
+      <w:proofErr w:type="spellEnd"/>
+      <w:r>
+        <w:t xml:space="preserve"> fonts: cp ~/Downloads/Libertinus-7/static/OTF/*.</w:t>
+      </w:r>
+      <w:proofErr w:type="spellStart"/>
+      <w:r>
+        <w:t>otf</w:t>
+      </w:r>
+      <w:proofErr w:type="spellEnd"/>
+      <w:r>
+        <w:t xml:space="preserve"> ~</w:t>
+      </w:r>
+      <w:proofErr w:type="gramStart"/>
+      <w:r>
+        <w:t>/.local</w:t>
+      </w:r>
+      <w:proofErr w:type="gramEnd"/>
+      <w:r>
+        <w:t>/share/fonts</w:t>
       </w:r>
     </w:p>
     <w:p>
@@ -378,7 +512,15 @@
         </w:numPr>
       </w:pPr>
       <w:r>
-        <w:t xml:space="preserve">Download the latest Libertinus zip file </w:t>
+        <w:t xml:space="preserve">Download the latest </w:t>
+      </w:r>
+      <w:proofErr w:type="spellStart"/>
+      <w:r>
+        <w:t>Libertinus</w:t>
+      </w:r>
+      <w:proofErr w:type="spellEnd"/>
+      <w:r>
+        <w:t xml:space="preserve"> zip file </w:t>
       </w:r>
       <w:hyperlink r:id="rId9" w:history="1">
         <w:r>
@@ -421,7 +563,15 @@
         <w:pStyle w:val="Numberedlist"/>
       </w:pPr>
       <w:r>
-        <w:t>Select all files with extension .otf and drag and drop them to the field “Drag and drop to install” of the selected settings menu.</w:t>
+        <w:t>Select all files with extension .</w:t>
+      </w:r>
+      <w:proofErr w:type="spellStart"/>
+      <w:r>
+        <w:t>otf</w:t>
+      </w:r>
+      <w:proofErr w:type="spellEnd"/>
+      <w:r>
+        <w:t xml:space="preserve"> and drag and drop them to the field “Drag and drop to install” of the selected settings menu.</w:t>
       </w:r>
     </w:p>
     <w:p>
@@ -465,7 +615,15 @@
         </w:numPr>
       </w:pPr>
       <w:r>
-        <w:t xml:space="preserve">Download the latest Libertinus zip file </w:t>
+        <w:t xml:space="preserve">Download the latest </w:t>
+      </w:r>
+      <w:proofErr w:type="spellStart"/>
+      <w:r>
+        <w:t>Libertinus</w:t>
+      </w:r>
+      <w:proofErr w:type="spellEnd"/>
+      <w:r>
+        <w:t xml:space="preserve"> zip file </w:t>
       </w:r>
       <w:hyperlink r:id="rId11" w:history="1">
         <w:r>
@@ -508,7 +666,15 @@
         <w:pStyle w:val="Numberedlist"/>
       </w:pPr>
       <w:r>
-        <w:t>Drag and drop all .otf files to the Font Book window.</w:t>
+        <w:t>Drag and drop all .</w:t>
+      </w:r>
+      <w:proofErr w:type="spellStart"/>
+      <w:r>
+        <w:t>otf</w:t>
+      </w:r>
+      <w:proofErr w:type="spellEnd"/>
+      <w:r>
+        <w:t xml:space="preserve"> files to the Font Book window.</w:t>
       </w:r>
     </w:p>
     <w:p>
@@ -521,6 +687,7 @@
     </w:p>
     <w:p>
       <w:r>
+        <w:lastRenderedPageBreak/>
         <w:t xml:space="preserve">For more detailed instructions, see this </w:t>
       </w:r>
       <w:hyperlink r:id="rId12" w:history="1">
@@ -540,7 +707,6 @@
         <w:pStyle w:val="Heading1"/>
       </w:pPr>
       <w:r>
-        <w:lastRenderedPageBreak/>
         <w:t>Evaluation</w:t>
       </w:r>
     </w:p>
@@ -548,8 +714,13 @@
       <w:pPr>
         <w:pStyle w:val="Heading2"/>
       </w:pPr>
-      <w:r>
-        <w:t>Subsetction 1</w:t>
+      <w:proofErr w:type="spellStart"/>
+      <w:r>
+        <w:t>Subsetction</w:t>
+      </w:r>
+      <w:proofErr w:type="spellEnd"/>
+      <w:r>
+        <w:t xml:space="preserve"> 1</w:t>
       </w:r>
     </w:p>
     <w:p>
@@ -712,7 +883,15 @@
         <w:t xml:space="preserve">Wang, Xin, Tapani Ahonen, and Jari Nurmi. </w:t>
       </w:r>
       <w:r>
-        <w:t>"Applying CDMA technique to network-on-chip." IEEE transactions on very large scale integration (VLSI) systems 15.10 (2007): 1091-1100.</w:t>
+        <w:t xml:space="preserve">"Applying CDMA technique to network-on-chip." IEEE transactions on very </w:t>
+      </w:r>
+      <w:proofErr w:type="gramStart"/>
+      <w:r>
+        <w:t>large scale</w:t>
+      </w:r>
+      <w:proofErr w:type="gramEnd"/>
+      <w:r>
+        <w:t xml:space="preserve"> integration (VLSI) systems 15.10 (2007): 1091-1100.</w:t>
       </w:r>
     </w:p>
     <w:p>
@@ -720,7 +899,23 @@
         <w:pStyle w:val="reference"/>
       </w:pPr>
       <w:r>
-        <w:t xml:space="preserve">P. S. Abril, R. Plant, The patent holder’s dilemma: Buy, sell, or troll?, Communications of the ACM 50 (2007) 36–44. doi:10.1145/1188913.1188915. </w:t>
+        <w:t xml:space="preserve">P. S. Abril, R. Plant, </w:t>
+      </w:r>
+      <w:proofErr w:type="gramStart"/>
+      <w:r>
+        <w:t>The</w:t>
+      </w:r>
+      <w:proofErr w:type="gramEnd"/>
+      <w:r>
+        <w:t xml:space="preserve"> patent holder’s dilemma: Buy, sell, or </w:t>
+      </w:r>
+      <w:proofErr w:type="gramStart"/>
+      <w:r>
+        <w:t>troll?,</w:t>
+      </w:r>
+      <w:proofErr w:type="gramEnd"/>
+      <w:r>
+        <w:t xml:space="preserve"> Communications of the ACM 50 (2007) 36–44. doi:10.1145/1188913.1188915. </w:t>
       </w:r>
     </w:p>
     <w:p>
@@ -728,7 +923,15 @@
         <w:pStyle w:val="reference"/>
       </w:pPr>
       <w:r>
-        <w:t xml:space="preserve">S. Cohen, W. Nutt, Y. Sagic, Deciding equivalances among conjunctive aggregate queries, J. ACM 54 (2007). doi:10.1145/1219092.1219093. </w:t>
+        <w:t xml:space="preserve">S. Cohen, W. Nutt, Y. Sagic, Deciding </w:t>
+      </w:r>
+      <w:proofErr w:type="spellStart"/>
+      <w:r>
+        <w:t>equivalances</w:t>
+      </w:r>
+      <w:proofErr w:type="spellEnd"/>
+      <w:r>
+        <w:t xml:space="preserve"> among conjunctive aggregate queries, J. ACM 54 (2007). doi:10.1145/1219092.1219093. </w:t>
       </w:r>
     </w:p>
     <w:p>
@@ -736,6 +939,7 @@
         <w:pStyle w:val="reference"/>
       </w:pPr>
       <w:r>
+        <w:lastRenderedPageBreak/>
         <w:t xml:space="preserve">J. Cohen (Ed.), Special issue: Digital Libraries, volume 39, 1996. </w:t>
       </w:r>
     </w:p>
@@ -744,8 +948,15 @@
         <w:pStyle w:val="reference"/>
       </w:pPr>
       <w:r>
-        <w:lastRenderedPageBreak/>
-        <w:t xml:space="preserve">D. Kosiur, Understanding Policy-Based Networking, 2nd. ed., Wiley, New York, NY, 2001. </w:t>
+        <w:t xml:space="preserve">D. </w:t>
+      </w:r>
+      <w:proofErr w:type="spellStart"/>
+      <w:r>
+        <w:t>Kosiur</w:t>
+      </w:r>
+      <w:proofErr w:type="spellEnd"/>
+      <w:r>
+        <w:t xml:space="preserve">, Understanding Policy-Based Networking, 2nd. ed., Wiley, New York, NY, 2001. </w:t>
       </w:r>
     </w:p>
     <w:p>
@@ -761,7 +972,15 @@
         <w:pStyle w:val="reference"/>
       </w:pPr>
       <w:r>
-        <w:t>I. Editor (Ed.), The title of book one, volume 9 of The name of the series one, 1st. ed., University of Chicago Press, Chicago, 2007. doi:10.1007</w:t>
+        <w:t xml:space="preserve">I. Editor (Ed.), The title of book one, volume 9 of </w:t>
+      </w:r>
+      <w:proofErr w:type="gramStart"/>
+      <w:r>
+        <w:t>The</w:t>
+      </w:r>
+      <w:proofErr w:type="gramEnd"/>
+      <w:r>
+        <w:t xml:space="preserve"> name of the series one, 1st. ed., University of Chicago Press, Chicago, 2007. doi:10.1007</w:t>
       </w:r>
       <w:r>
         <w:t xml:space="preserve"> </w:t>
@@ -791,7 +1010,23 @@
         <w:pStyle w:val="reference"/>
       </w:pPr>
       <w:r>
-        <w:t xml:space="preserve">B. P. Douglass, D. Harel, M. B. Trakhtenbrot, Statecarts in use: structured analysis and object-orientation, in: G. Rozenberg, F. W. Vaandrager (Eds.), Lectures on Embedded Systems, volume 1494 of Lecture Notes in Computer Science, Springer-Verlag, London, 1998, pp. 368–394. doi:10.1007/3-540-65193-4_29. </w:t>
+        <w:t xml:space="preserve">B. P. Douglass, D. Harel, M. B. </w:t>
+      </w:r>
+      <w:proofErr w:type="spellStart"/>
+      <w:r>
+        <w:t>Trakhtenbrot</w:t>
+      </w:r>
+      <w:proofErr w:type="spellEnd"/>
+      <w:r>
+        <w:t xml:space="preserve">, </w:t>
+      </w:r>
+      <w:proofErr w:type="spellStart"/>
+      <w:r>
+        <w:t>Statecarts</w:t>
+      </w:r>
+      <w:proofErr w:type="spellEnd"/>
+      <w:r>
+        <w:t xml:space="preserve"> in use: structured analysis and object-orientation, in: G. Rozenberg, F. W. Vaandrager (Eds.), Lectures on Embedded Systems, volume 1494 of Lecture Notes in Computer Science, Springer-Verlag, London, 1998, pp. 368–394. doi:10.1007/3-540-65193-4_29. </w:t>
       </w:r>
     </w:p>
     <w:p>
@@ -862,7 +1097,23 @@
         <w:pStyle w:val="reference"/>
       </w:pPr>
       <w:r>
-        <w:t xml:space="preserve">D. A. Anisi, Optimal Motion Control of a Ground Vehicle, Master’s thesis, Royal Institute of Technology (KTH), Stockholm, Sweden, 2003. </w:t>
+        <w:t xml:space="preserve">D. A. </w:t>
+      </w:r>
+      <w:proofErr w:type="spellStart"/>
+      <w:r>
+        <w:t>Anisi</w:t>
+      </w:r>
+      <w:proofErr w:type="spellEnd"/>
+      <w:r>
+        <w:t xml:space="preserve">, Optimal Motion Control of a Ground Vehicle, </w:t>
+      </w:r>
+      <w:proofErr w:type="gramStart"/>
+      <w:r>
+        <w:t>Master’s</w:t>
+      </w:r>
+      <w:proofErr w:type="gramEnd"/>
+      <w:r>
+        <w:t xml:space="preserve"> thesis, Royal Institute of Technology (KTH), Stockholm, Sweden, 2003. </w:t>
       </w:r>
     </w:p>
     <w:p>
@@ -873,7 +1124,15 @@
         </w:rPr>
       </w:pPr>
       <w:r>
-        <w:t xml:space="preserve">H. Thornburg, Introduction to bayesian statistics, 2001. </w:t>
+        <w:t xml:space="preserve">H. Thornburg, Introduction to </w:t>
+      </w:r>
+      <w:proofErr w:type="spellStart"/>
+      <w:r>
+        <w:t>bayesian</w:t>
+      </w:r>
+      <w:proofErr w:type="spellEnd"/>
+      <w:r>
+        <w:t xml:space="preserve"> statistics, 2001. </w:t>
       </w:r>
       <w:r>
         <w:rPr>
@@ -881,15 +1140,25 @@
         </w:rPr>
         <w:t xml:space="preserve">URL: </w:t>
       </w:r>
-      <w:hyperlink r:id="rId13" w:history="1">
-        <w:r>
-          <w:rPr>
-            <w:rStyle w:val="Hyperlink"/>
-            <w:lang w:val="sv-SE"/>
-          </w:rPr>
-          <w:t>http://ccrma.stanford.edu/jos/bayes/bayes.html</w:t>
-        </w:r>
-      </w:hyperlink>
+      <w:r>
+        <w:fldChar w:fldCharType="begin"/>
+      </w:r>
+      <w:r>
+        <w:instrText>HYPERLINK "http://ccrma.stanford.edu/jos/bayes/bayes.html"</w:instrText>
+      </w:r>
+      <w:r>
+        <w:fldChar w:fldCharType="separate"/>
+      </w:r>
+      <w:r>
+        <w:rPr>
+          <w:rStyle w:val="Hyperlink"/>
+          <w:lang w:val="sv-SE"/>
+        </w:rPr>
+        <w:t>http://ccrma.stanford.edu/jos/bayes/bayes.html</w:t>
+      </w:r>
+      <w:r>
+        <w:fldChar w:fldCharType="end"/>
+      </w:r>
       <w:r>
         <w:rPr>
           <w:lang w:val="sv-SE"/>
@@ -902,21 +1171,37 @@
         <w:pStyle w:val="reference"/>
       </w:pPr>
       <w:r>
-        <w:t>R. Ablamowicz, B. Fauser, Cli</w:t>
+        <w:t xml:space="preserve">R. </w:t>
+      </w:r>
+      <w:proofErr w:type="spellStart"/>
+      <w:r>
+        <w:t>Ablamowicz</w:t>
+      </w:r>
+      <w:proofErr w:type="spellEnd"/>
+      <w:r>
+        <w:t>, B. Fauser, Cli</w:t>
       </w:r>
       <w:r>
         <w:t>ff</w:t>
       </w:r>
       <w:r>
-        <w:t>ord: a maple 11 package for cli</w:t>
+        <w:t xml:space="preserve">ord: a maple 11 package for </w:t>
+      </w:r>
+      <w:proofErr w:type="spellStart"/>
+      <w:r>
+        <w:t>cli</w:t>
       </w:r>
       <w:r>
         <w:t>ff</w:t>
       </w:r>
       <w:r>
-        <w:t xml:space="preserve">ord algebra computations, version 11, 2007. URL: </w:t>
-      </w:r>
-      <w:hyperlink r:id="rId14" w:history="1">
+        <w:t>ord</w:t>
+      </w:r>
+      <w:proofErr w:type="spellEnd"/>
+      <w:r>
+        <w:t xml:space="preserve"> algebra computations, version 11, 2007. URL: </w:t>
+      </w:r>
+      <w:hyperlink r:id="rId13" w:history="1">
         <w:r>
           <w:rPr>
             <w:rStyle w:val="Hyperlink"/>
@@ -935,7 +1220,7 @@
       <w:r>
         <w:t>Poker-Edge.Com, Stats and analysis, 2006. URL: </w:t>
       </w:r>
-      <w:hyperlink r:id="rId15" w:history="1">
+      <w:hyperlink r:id="rId14" w:history="1">
         <w:r>
           <w:rPr>
             <w:rStyle w:val="Hyperlink"/>
@@ -952,7 +1237,15 @@
         <w:pStyle w:val="reference"/>
       </w:pPr>
       <w:r>
-        <w:t xml:space="preserve">B. Obama, A more perfect union, Video, 2008. URL: http://video.google.com/videoplay? docid=6528042696351994555. </w:t>
+        <w:t xml:space="preserve">B. Obama, A more perfect union, Video, 2008. URL: http://video.google.com/videoplay? </w:t>
+      </w:r>
+      <w:proofErr w:type="spellStart"/>
+      <w:r>
+        <w:t>docid</w:t>
+      </w:r>
+      <w:proofErr w:type="spellEnd"/>
+      <w:r>
+        <w:t xml:space="preserve">=6528042696351994555. </w:t>
       </w:r>
     </w:p>
     <w:p>
@@ -960,9 +1253,10 @@
         <w:pStyle w:val="reference"/>
       </w:pPr>
       <w:r>
+        <w:lastRenderedPageBreak/>
         <w:t xml:space="preserve">D. Novak, Solder man, in: ACM SIGGRAPH 2003 Video Review on Animation theater Program: Part I - Vol. 145 (July 27–27, 2003), ACM Press, New York, NY, 2003, p. 4. URL: </w:t>
       </w:r>
-      <w:hyperlink r:id="rId16" w:history="1">
+      <w:hyperlink r:id="rId15" w:history="1">
         <w:r>
           <w:rPr>
             <w:rStyle w:val="Hyperlink"/>
@@ -985,7 +1279,15 @@
         <w:pStyle w:val="reference"/>
       </w:pPr>
       <w:r>
-        <w:t xml:space="preserve">N. Lee, Interview with bill kinder: January 13, 2005, Comput. Entertain. 3 (2005). doi:10.1145/1057270.1057278. </w:t>
+        <w:t xml:space="preserve">N. Lee, Interview with bill kinder: January 13, 2005, </w:t>
+      </w:r>
+      <w:proofErr w:type="spellStart"/>
+      <w:r>
+        <w:t>Comput</w:t>
+      </w:r>
+      <w:proofErr w:type="spellEnd"/>
+      <w:r>
+        <w:t xml:space="preserve">. Entertain. 3 (2005). doi:10.1145/1057270.1057278. </w:t>
       </w:r>
     </w:p>
     <w:p>
@@ -1001,7 +1303,15 @@
         <w:pStyle w:val="reference"/>
       </w:pPr>
       <w:r>
-        <w:t xml:space="preserve">B. Rous, The enabling of digital libraries, Digital Libraries 12 (2008). To appear. </w:t>
+        <w:t xml:space="preserve">B. Rous, </w:t>
+      </w:r>
+      <w:proofErr w:type="gramStart"/>
+      <w:r>
+        <w:t>The</w:t>
+      </w:r>
+      <w:proofErr w:type="gramEnd"/>
+      <w:r>
+        <w:t xml:space="preserve"> enabling of digital libraries, Digital Libraries 12 (2008). To appear. </w:t>
       </w:r>
     </w:p>
     <w:p>
@@ -1017,7 +1327,15 @@
         <w:pStyle w:val="reference"/>
       </w:pPr>
       <w:r>
-        <w:t xml:space="preserve">M. Saeedi, M. S. Zamani, M. Sedighi, Z. Sasanian, Synthesis of reversible circuit using cycle-based approach, J. Emerg. Technol. Comput. Syst. 6 (2010). </w:t>
+        <w:t xml:space="preserve">M. Saeedi, M. S. Zamani, M. Sedighi, Z. Sasanian, Synthesis of reversible circuit using cycle-based approach, J. Emerg. Technol. </w:t>
+      </w:r>
+      <w:proofErr w:type="spellStart"/>
+      <w:r>
+        <w:t>Comput</w:t>
+      </w:r>
+      <w:proofErr w:type="spellEnd"/>
+      <w:r>
+        <w:t xml:space="preserve">. Syst. 6 (2010). </w:t>
       </w:r>
     </w:p>
     <w:p>
@@ -1025,9 +1343,25 @@
         <w:pStyle w:val="reference"/>
       </w:pPr>
       <w:r>
-        <w:t xml:space="preserve">M. Kirschmer, J. Voight, Algorithmic enumeration of ideal classes for quaternion orders, SIAM J. Comput. 39 (2010) 1714–1747. URL: </w:t>
-      </w:r>
-      <w:hyperlink r:id="rId17" w:history="1">
+        <w:t xml:space="preserve">M. </w:t>
+      </w:r>
+      <w:proofErr w:type="spellStart"/>
+      <w:r>
+        <w:t>Kirschmer</w:t>
+      </w:r>
+      <w:proofErr w:type="spellEnd"/>
+      <w:r>
+        <w:t xml:space="preserve">, J. Voight, Algorithmic enumeration of ideal classes for quaternion orders, SIAM J. </w:t>
+      </w:r>
+      <w:proofErr w:type="spellStart"/>
+      <w:r>
+        <w:t>Comput</w:t>
+      </w:r>
+      <w:proofErr w:type="spellEnd"/>
+      <w:r>
+        <w:t xml:space="preserve">. 39 (2010) 1714–1747. URL: </w:t>
+      </w:r>
+      <w:hyperlink r:id="rId16" w:history="1">
         <w:r>
           <w:rPr>
             <w:rStyle w:val="Hyperlink"/>
@@ -1044,13 +1378,21 @@
         <w:pStyle w:val="reference"/>
       </w:pPr>
       <w:r>
-        <w:t>L. H</w:t>
+        <w:t xml:space="preserve">L. </w:t>
+      </w:r>
+      <w:proofErr w:type="spellStart"/>
+      <w:r>
+        <w:t>H</w:t>
       </w:r>
       <w:r>
         <w:t>ö</w:t>
       </w:r>
       <w:r>
-        <w:t>rmander, The analysis of linear partial di</w:t>
+        <w:t>rmander</w:t>
+      </w:r>
+      <w:proofErr w:type="spellEnd"/>
+      <w:r>
+        <w:t>, The analysis of linear partial di</w:t>
       </w:r>
       <w:r>
         <w:rPr>
@@ -1059,13 +1401,39 @@
         <w:t>ff</w:t>
       </w:r>
       <w:r>
-        <w:t xml:space="preserve">erential operators. IV, volume 275 of </w:t>
+        <w:t xml:space="preserve">erential operators. IV, volume 275 </w:t>
+      </w:r>
+      <w:proofErr w:type="gramStart"/>
+      <w:r>
+        <w:t xml:space="preserve">of </w:t>
       </w:r>
       <w:r>
         <w:t xml:space="preserve"> </w:t>
       </w:r>
-      <w:r>
-        <w:t xml:space="preserve">Grundlehren der Mathematischen Wissenschaften [Fundamental Principles of Mathematical Sciences], Springer-Verlag, Berlin, Germany, 1985. Fourier integral operators. </w:t>
+      <w:proofErr w:type="spellStart"/>
+      <w:r>
+        <w:t>Grundlehren</w:t>
+      </w:r>
+      <w:proofErr w:type="spellEnd"/>
+      <w:proofErr w:type="gramEnd"/>
+      <w:r>
+        <w:t xml:space="preserve"> der </w:t>
+      </w:r>
+      <w:proofErr w:type="spellStart"/>
+      <w:r>
+        <w:t>Mathematischen</w:t>
+      </w:r>
+      <w:proofErr w:type="spellEnd"/>
+      <w:r>
+        <w:t xml:space="preserve"> </w:t>
+      </w:r>
+      <w:proofErr w:type="spellStart"/>
+      <w:r>
+        <w:t>Wissenschaften</w:t>
+      </w:r>
+      <w:proofErr w:type="spellEnd"/>
+      <w:r>
+        <w:t xml:space="preserve"> [Fundamental Principles of Mathematical Sciences], Springer-Verlag, Berlin, Germany, 1985. Fourier integral operators. </w:t>
       </w:r>
     </w:p>
     <w:p>
@@ -1073,13 +1441,21 @@
         <w:pStyle w:val="reference"/>
       </w:pPr>
       <w:r>
-        <w:t>L. H</w:t>
+        <w:t xml:space="preserve">L. </w:t>
+      </w:r>
+      <w:proofErr w:type="spellStart"/>
+      <w:r>
+        <w:t>H</w:t>
       </w:r>
       <w:r>
         <w:t>ö</w:t>
       </w:r>
       <w:r>
-        <w:t>rmander, The analysis of linear partial di</w:t>
+        <w:t>rmander</w:t>
+      </w:r>
+      <w:proofErr w:type="spellEnd"/>
+      <w:r>
+        <w:t>, The analysis of linear partial di</w:t>
       </w:r>
       <w:r>
         <w:rPr>
@@ -1088,7 +1464,39 @@
         <w:t>ff</w:t>
       </w:r>
       <w:r>
-        <w:t xml:space="preserve">erential operators. III, volume 275 of Grundlehren der Mathematischen Wissenschaften [Fundamental Principles of Mathematical Sciences], Springer-Verlag, Berlin, Germany, 1985. Pseudodierential operators. </w:t>
+        <w:t xml:space="preserve">erential operators. III, volume 275 of </w:t>
+      </w:r>
+      <w:proofErr w:type="spellStart"/>
+      <w:r>
+        <w:t>Grundlehren</w:t>
+      </w:r>
+      <w:proofErr w:type="spellEnd"/>
+      <w:r>
+        <w:t xml:space="preserve"> der </w:t>
+      </w:r>
+      <w:proofErr w:type="spellStart"/>
+      <w:r>
+        <w:t>Mathematischen</w:t>
+      </w:r>
+      <w:proofErr w:type="spellEnd"/>
+      <w:r>
+        <w:t xml:space="preserve"> </w:t>
+      </w:r>
+      <w:proofErr w:type="spellStart"/>
+      <w:r>
+        <w:t>Wissenschaften</w:t>
+      </w:r>
+      <w:proofErr w:type="spellEnd"/>
+      <w:r>
+        <w:t xml:space="preserve"> [Fundamental Principles of Mathematical Sciences], Springer-Verlag, Berlin, Germany, 1985. </w:t>
+      </w:r>
+      <w:proofErr w:type="spellStart"/>
+      <w:r>
+        <w:t>Pseudodierential</w:t>
+      </w:r>
+      <w:proofErr w:type="spellEnd"/>
+      <w:r>
+        <w:t xml:space="preserve"> operators. </w:t>
       </w:r>
     </w:p>
     <w:p>
@@ -1096,7 +1504,23 @@
         <w:pStyle w:val="reference"/>
       </w:pPr>
       <w:r>
-        <w:t xml:space="preserve">IEEE, Ieee tcsc executive committee, in: Proceedings of the IEEE International Conference on Web Services, ICWS ’04, IEEE Computer Society, Washington, DC, USA, 2004, pp. 21–22. doi:10.1109/ICWS.2004.64. </w:t>
+        <w:t xml:space="preserve">IEEE, </w:t>
+      </w:r>
+      <w:proofErr w:type="spellStart"/>
+      <w:r>
+        <w:t>Ieee</w:t>
+      </w:r>
+      <w:proofErr w:type="spellEnd"/>
+      <w:r>
+        <w:t xml:space="preserve"> </w:t>
+      </w:r>
+      <w:proofErr w:type="spellStart"/>
+      <w:r>
+        <w:t>tcsc</w:t>
+      </w:r>
+      <w:proofErr w:type="spellEnd"/>
+      <w:r>
+        <w:t xml:space="preserve"> executive committee, in: Proceedings of the IEEE International Conference on Web Services, ICWS ’04, IEEE Computer Society, Washington, DC, USA, 2004, pp. 21–22. doi:10.1109/ICWS.2004.64. </w:t>
       </w:r>
     </w:p>
     <w:p>
@@ -1104,9 +1528,17 @@
         <w:pStyle w:val="reference"/>
       </w:pPr>
       <w:r>
-        <w:t xml:space="preserve">TUG, Institutional members of the TEX users group, 2017. URL: </w:t>
-      </w:r>
-      <w:hyperlink r:id="rId18" w:history="1">
+        <w:t xml:space="preserve">TUG, Institutional members of the TEX </w:t>
+      </w:r>
+      <w:proofErr w:type="gramStart"/>
+      <w:r>
+        <w:t>users</w:t>
+      </w:r>
+      <w:proofErr w:type="gramEnd"/>
+      <w:r>
+        <w:t xml:space="preserve"> group, 2017. URL: </w:t>
+      </w:r>
+      <w:hyperlink r:id="rId17" w:history="1">
         <w:r>
           <w:rPr>
             <w:rStyle w:val="Hyperlink"/>
@@ -1131,7 +1563,7 @@
       <w:r>
         <w:t xml:space="preserve"> </w:t>
       </w:r>
-      <w:hyperlink r:id="rId19" w:history="1">
+      <w:hyperlink r:id="rId18" w:history="1">
         <w:r>
           <w:rPr>
             <w:rStyle w:val="Hyperlink"/>
@@ -1151,7 +1583,15 @@
         </w:rPr>
       </w:pPr>
       <w:r>
-        <w:t xml:space="preserve">S. Anzaroot, A. McCallum, UMass citation field extraction dataset, 2013. </w:t>
+        <w:t xml:space="preserve">S. </w:t>
+      </w:r>
+      <w:proofErr w:type="spellStart"/>
+      <w:r>
+        <w:t>Anzaroot</w:t>
+      </w:r>
+      <w:proofErr w:type="spellEnd"/>
+      <w:r>
+        <w:t xml:space="preserve">, A. McCallum, UMass citation field extraction dataset, 2013. </w:t>
       </w:r>
       <w:r>
         <w:rPr>
@@ -1159,7 +1599,7 @@
         </w:rPr>
         <w:t xml:space="preserve">URL: </w:t>
       </w:r>
-      <w:hyperlink r:id="rId20" w:history="1">
+      <w:hyperlink r:id="rId19" w:history="1">
         <w:r>
           <w:rPr>
             <w:rStyle w:val="Hyperlink"/>
@@ -1354,9 +1794,11 @@
       <w:r>
         <w:t xml:space="preserve">(A. </w:t>
       </w:r>
+      <w:proofErr w:type="spellStart"/>
       <w:r>
         <w:t>Ometov</w:t>
       </w:r>
+      <w:proofErr w:type="spellEnd"/>
       <w:r>
         <w:rPr>
           <w:rStyle w:val="Hyperlink"/>
@@ -1416,8 +1858,13 @@
         <w:t>.</w:t>
       </w:r>
       <w:r>
-        <w:t xml:space="preserve"> Jeusfeld</w:t>
-      </w:r>
+        <w:t xml:space="preserve"> </w:t>
+      </w:r>
+      <w:proofErr w:type="spellStart"/>
+      <w:r>
+        <w:t>Jeusfeld</w:t>
+      </w:r>
+      <w:proofErr w:type="spellEnd"/>
       <w:r>
         <w:t>)</w:t>
       </w:r>
@@ -1511,9 +1958,11 @@
       <w:r>
         <w:t xml:space="preserve">(A. </w:t>
       </w:r>
+      <w:proofErr w:type="spellStart"/>
       <w:r>
         <w:t>Ometov</w:t>
       </w:r>
+      <w:proofErr w:type="spellEnd"/>
       <w:r>
         <w:t>)</w:t>
       </w:r>
@@ -1572,9 +2021,11 @@
       <w:r>
         <w:t xml:space="preserve"> </w:t>
       </w:r>
+      <w:proofErr w:type="spellStart"/>
       <w:r>
         <w:t>Jeusfeld</w:t>
       </w:r>
+      <w:proofErr w:type="spellEnd"/>
       <w:r>
         <w:t>)</w:t>
       </w:r>
@@ -5347,6 +5798,37 @@
       <w:vertAlign w:val="superscript"/>
     </w:rPr>
   </w:style>
+  <w:style w:type="paragraph" w:styleId="HTMLPreformatted">
+    <w:name w:val="HTML Preformatted"/>
+    <w:basedOn w:val="Normal"/>
+    <w:link w:val="HTMLPreformattedChar"/>
+    <w:uiPriority w:val="99"/>
+    <w:semiHidden/>
+    <w:unhideWhenUsed/>
+    <w:rsid w:val="00781FA7"/>
+    <w:pPr>
+      <w:spacing w:after="0" w:line="240" w:lineRule="auto"/>
+    </w:pPr>
+    <w:rPr>
+      <w:rFonts w:ascii="Consolas" w:hAnsi="Consolas"/>
+      <w:sz w:val="20"/>
+      <w:szCs w:val="20"/>
+    </w:rPr>
+  </w:style>
+  <w:style w:type="character" w:customStyle="1" w:styleId="HTMLPreformattedChar">
+    <w:name w:val="HTML Preformatted Char"/>
+    <w:basedOn w:val="DefaultParagraphFont"/>
+    <w:link w:val="HTMLPreformatted"/>
+    <w:uiPriority w:val="99"/>
+    <w:semiHidden/>
+    <w:rsid w:val="00781FA7"/>
+    <w:rPr>
+      <w:rFonts w:ascii="Consolas" w:eastAsia="Times New Roman" w:hAnsi="Consolas" w:cs="Times New Roman"/>
+      <w:sz w:val="20"/>
+      <w:szCs w:val="20"/>
+      <w:lang w:eastAsia="en-GB"/>
+    </w:rPr>
+  </w:style>
 </w:styles>
 </file>
 

--- a/Report.docx
+++ b/Report.docx
@@ -4,7 +4,7 @@
   <w:body>
     <w:p>
       <w:pPr>
-        <w:pStyle w:val="Title"/>
+        <w:pStyle w:val="Titolo"/>
       </w:pPr>
       <w:r>
         <w:rPr>
@@ -22,50 +22,19 @@
         <w:rPr>
           <w:rFonts w:ascii="Cambria Math" w:hAnsi="Cambria Math" w:cs="Cambria Math"/>
         </w:rPr>
-        <w:t xml:space="preserve">: An Automated Pipeline for Ontology Discovery, Entity Resolution, and </w:t>
-      </w:r>
-      <w:proofErr w:type="spellStart"/>
+        <w:t>: An Automated Pipeline for Ontology Discovery, Entity Resolution, and Graph</w:t>
+      </w:r>
       <w:r>
         <w:rPr>
           <w:rFonts w:ascii="Cambria Math" w:hAnsi="Cambria Math" w:cs="Cambria Math"/>
         </w:rPr>
-        <w:t>GraphRAG</w:t>
-      </w:r>
-      <w:proofErr w:type="spellEnd"/>
+        <w:t xml:space="preserve"> </w:t>
+      </w:r>
       <w:r>
         <w:rPr>
           <w:rFonts w:ascii="Cambria Math" w:hAnsi="Cambria Math" w:cs="Cambria Math"/>
         </w:rPr>
-        <w:t xml:space="preserve"> via LLM-</w:t>
-      </w:r>
-      <w:proofErr w:type="spellStart"/>
-      <w:r>
-        <w:rPr>
-          <w:rFonts w:ascii="Cambria Math" w:hAnsi="Cambria Math" w:cs="Cambria Math"/>
-        </w:rPr>
-        <w:t>FalkorDB</w:t>
-      </w:r>
-      <w:proofErr w:type="spellEnd"/>
-      <w:r>
-        <w:rPr>
-          <w:rFonts w:ascii="Cambria Math" w:hAnsi="Cambria Math" w:cs="Cambria Math"/>
-        </w:rPr>
-        <w:t xml:space="preserve"> Integration</w:t>
-      </w:r>
-      <w:r>
-        <w:rPr>
-          <w:rFonts w:ascii="Cambria Math" w:hAnsi="Cambria Math" w:cs="Cambria Math"/>
-          <w:vertAlign w:val="superscript"/>
-        </w:rPr>
-        <w:t xml:space="preserve"> </w:t>
-      </w:r>
-      <w:r>
-        <w:rPr>
-          <w:rStyle w:val="FootnoteReference"/>
-          <w:rFonts w:ascii="Cambria Math" w:hAnsi="Cambria Math" w:cs="Cambria Math"/>
-        </w:rPr>
-        <w:footnoteReference w:customMarkFollows="1" w:id="2"/>
-        <w:t>⋆</w:t>
+        <w:t>RAG via LLM-FalkorDB Integration</w:t>
       </w:r>
     </w:p>
     <w:p>
@@ -153,11 +122,27 @@
       <w:r>
         <w:t xml:space="preserve">Research into Retrieval-Augmented Generation (RAG) has surged in both industry and academia, primarily due to the tendency of Large Language Models (LLMs) to hallucinate in technical or data-scarce domains. </w:t>
       </w:r>
-      <w:proofErr w:type="spellStart"/>
-      <w:r>
-        <w:t>GraphRAG</w:t>
-      </w:r>
-      <w:proofErr w:type="spellEnd"/>
+      <w:r>
+        <w:rPr>
+          <w:b/>
+          <w:bCs/>
+        </w:rPr>
+        <w:t>Graph</w:t>
+      </w:r>
+      <w:r>
+        <w:rPr>
+          <w:b/>
+          <w:bCs/>
+        </w:rPr>
+        <w:t xml:space="preserve"> </w:t>
+      </w:r>
+      <w:r>
+        <w:rPr>
+          <w:b/>
+          <w:bCs/>
+        </w:rPr>
+        <w:t>RAG</w:t>
+      </w:r>
       <w:r>
         <w:t xml:space="preserve"> has emerged as a compelling solution, leveraging Knowledge Graphs (KGs) to ground LLM outputs. Unlike unstructured data, KGs provide a structured logical framework that enhances reasoning and enables Explainable AI (XAI) by providing traceable justifications</w:t>
       </w:r>
@@ -170,17 +155,14 @@
         <w:pStyle w:val="AbstractText"/>
       </w:pPr>
       <w:r>
-        <w:t xml:space="preserve">In this study, we propose a novel framework to automate </w:t>
-      </w:r>
-      <w:proofErr w:type="spellStart"/>
-      <w:r>
-        <w:t>GraphRAG</w:t>
-      </w:r>
-      <w:proofErr w:type="spellEnd"/>
-      <w:r>
-        <w:t xml:space="preserve"> construction from unstructured text using LLMs and </w:t>
-      </w:r>
-      <w:proofErr w:type="spellStart"/>
+        <w:t>In this study, we propose a novel framework to automate Graph</w:t>
+      </w:r>
+      <w:r>
+        <w:t xml:space="preserve"> </w:t>
+      </w:r>
+      <w:r>
+        <w:t xml:space="preserve">RAG construction from unstructured text using LLMs and </w:t>
+      </w:r>
       <w:r>
         <w:rPr>
           <w:b/>
@@ -188,9 +170,20 @@
         </w:rPr>
         <w:t>FalkorDB</w:t>
       </w:r>
-      <w:proofErr w:type="spellEnd"/>
-      <w:r>
-        <w:t xml:space="preserve">. Our pipeline first partitions documents by topic, after which an LLM constructs a validated ontology for each segment to guide entity and relation extraction. To ensure graph integrity, we perform </w:t>
+      <w:r>
+        <w:t xml:space="preserve">. Our pipeline first partitions documents by topic, after which an LLM constructs a validated ontology for each </w:t>
+      </w:r>
+      <w:r>
+        <w:t>of them</w:t>
+      </w:r>
+      <w:r>
+        <w:t xml:space="preserve"> to guide entity and relation extraction. To ensure graph integrity, we </w:t>
+      </w:r>
+      <w:r>
+        <w:t xml:space="preserve">convert entities and relations to text and then </w:t>
+      </w:r>
+      <w:r>
+        <w:t xml:space="preserve">perform </w:t>
       </w:r>
       <w:r>
         <w:rPr>
@@ -210,7 +203,13 @@
         <w:t>HDBSCAN</w:t>
       </w:r>
       <w:r>
-        <w:t xml:space="preserve"> and employing an LLM to merge duplicates within each cluster. Finally, the resulting KG is navigated through an LLM-orchestrated approach, with performance evaluated using an </w:t>
+        <w:t xml:space="preserve"> and employing an LLM to merge duplicates</w:t>
+      </w:r>
+      <w:r>
+        <w:t xml:space="preserve"> (if any)</w:t>
+      </w:r>
+      <w:r>
+        <w:t xml:space="preserve"> within each cluster. Finally, the resulting KG is navigated through an LLM-orchestrated approach, with performance evaluated using an </w:t>
       </w:r>
       <w:r>
         <w:rPr>
@@ -222,47 +221,84 @@
       <w:r>
         <w:t xml:space="preserve"> methodology.</w:t>
       </w:r>
+      <w:r>
+        <w:t xml:space="preserve"> </w:t>
+      </w:r>
+      <w:r>
+        <w:t xml:space="preserve">As a case study, we developed a specialized system based on GPT-5 </w:t>
+      </w:r>
+      <w:r>
+        <w:t>n</w:t>
+      </w:r>
+      <w:r>
+        <w:t>ano</w:t>
+      </w:r>
+      <w:r>
+        <w:t xml:space="preserve">, </w:t>
+      </w:r>
+      <w:r>
+        <w:t xml:space="preserve">optimized to answer queries related to </w:t>
+      </w:r>
+      <w:hyperlink r:id="rId8" w:history="1">
+        <w:r>
+          <w:rPr>
+            <w:rStyle w:val="Collegamentoipertestuale"/>
+            <w:b/>
+            <w:bCs/>
+          </w:rPr>
+          <w:t>EmPULIA</w:t>
+        </w:r>
+      </w:hyperlink>
+      <w:r>
+        <w:rPr>
+          <w:rStyle w:val="Rimandonotaapidipagina"/>
+        </w:rPr>
+        <w:footnoteReference w:id="2"/>
+      </w:r>
+      <w:r>
+        <w:t> </w:t>
+      </w:r>
+      <w:r>
+        <w:t>and</w:t>
+      </w:r>
+      <w:r>
+        <w:t xml:space="preserve"> </w:t>
+      </w:r>
+      <w:r>
+        <w:t xml:space="preserve">the broader </w:t>
+      </w:r>
+      <w:r>
+        <w:rPr>
+          <w:b/>
+          <w:bCs/>
+        </w:rPr>
+        <w:t>Italian Public Procurement Code</w:t>
+      </w:r>
+      <w:r>
+        <w:t xml:space="preserve"> (Codice degli Appalti)</w:t>
+      </w:r>
+      <w:r>
+        <w:t xml:space="preserve">. </w:t>
+      </w:r>
+      <w:r>
+        <w:t>This case study is particularly compelling as the source material consists exclusively of highly technical, unstructured text documents, without access to structured datasets or alternative data formats</w:t>
+      </w:r>
+      <w:r>
+        <w:t>.</w:t>
+      </w:r>
     </w:p>
     <w:p>
       <w:pPr>
         <w:pStyle w:val="AbstractText"/>
       </w:pPr>
+      <w:r>
+        <w:t>// Dire risultati</w:t>
+      </w:r>
     </w:p>
     <w:p>
       <w:pPr>
         <w:pStyle w:val="AbstractText"/>
       </w:pPr>
-      <w:r>
-        <w:t xml:space="preserve">A clear and well-documented </w:t>
-      </w:r>
-      <w:r>
-        <w:t>Word</w:t>
-      </w:r>
-      <w:r>
-        <w:t xml:space="preserve"> document is presented as an article formatted for publication by CEUR-WS in </w:t>
-      </w:r>
-      <w:proofErr w:type="gramStart"/>
-      <w:r>
-        <w:t>a conference</w:t>
-      </w:r>
-      <w:proofErr w:type="gramEnd"/>
-      <w:r>
-        <w:t xml:space="preserve"> </w:t>
-      </w:r>
-      <w:proofErr w:type="gramStart"/>
-      <w:r>
-        <w:t>proceedings</w:t>
-      </w:r>
-      <w:proofErr w:type="gramEnd"/>
-      <w:r>
-        <w:t xml:space="preserve">. </w:t>
-      </w:r>
-      <w:r>
-        <w:t>T</w:t>
-      </w:r>
-      <w:r>
-        <w:t>his article presents and explains many of the common variations, as well as many of the formatting elements an author may use in the preparation of the documentation of their work.</w:t>
-      </w:r>
     </w:p>
     <w:p>
       <w:pPr>
@@ -288,18 +324,51 @@
         </w:rPr>
       </w:pPr>
       <w:r>
-        <w:t>paper template, paper formatting, CEUR-WS</w:t>
+        <w:t>Knowledge Graph</w:t>
+      </w:r>
+      <w:r>
+        <w:t xml:space="preserve">, </w:t>
+      </w:r>
+      <w:r>
+        <w:t>Graph</w:t>
+      </w:r>
+      <w:r>
+        <w:t xml:space="preserve"> </w:t>
+      </w:r>
+      <w:r>
+        <w:t>RAG, LLM,  Entity Resolution</w:t>
+      </w:r>
+      <w:r>
+        <w:t>,</w:t>
+      </w:r>
+      <w:r>
+        <w:t xml:space="preserve"> </w:t>
+      </w:r>
+      <w:r>
+        <w:t>HDBSCAN</w:t>
+      </w:r>
+      <w:r>
+        <w:t xml:space="preserve">, </w:t>
+      </w:r>
+      <w:r>
+        <w:t>FalkorDB</w:t>
+      </w:r>
+      <w:r>
+        <w:t xml:space="preserve">, </w:t>
+      </w:r>
+      <w:r>
+        <w:t>CEUR-WS</w:t>
       </w:r>
       <w:r>
         <w:rPr>
-          <w:rStyle w:val="FootnoteReference"/>
+          <w:rStyle w:val="Rimandonotaapidipagina"/>
           <w:vertAlign w:val="baseline"/>
         </w:rPr>
         <w:t xml:space="preserve"> </w:t>
       </w:r>
       <w:r>
         <w:rPr>
-          <w:rStyle w:val="FootnoteReference"/>
+          <w:rStyle w:val="Rimandonotaapidipagina"/>
           <w:color w:val="FFFFFF" w:themeColor="background1"/>
           <w:vertAlign w:val="baseline"/>
         </w:rPr>
@@ -308,7 +377,7 @@
     </w:p>
     <w:p>
       <w:pPr>
-        <w:pStyle w:val="Heading1"/>
+        <w:pStyle w:val="Titolo1"/>
       </w:pPr>
       <w:r>
         <w:t>Introduction</w:t>
@@ -322,6 +391,188 @@
         <w:ind w:firstLine="0"/>
       </w:pPr>
       <w:r>
+        <w:t xml:space="preserve">The </w:t>
+      </w:r>
+      <w:r>
+        <w:t>Graph</w:t>
+      </w:r>
+      <w:r>
+        <w:t xml:space="preserve"> </w:t>
+      </w:r>
+      <w:r>
+        <w:t xml:space="preserve">RAG </w:t>
+      </w:r>
+      <w:r>
+        <w:t xml:space="preserve">approach </w:t>
+      </w:r>
+      <w:r>
+        <w:t xml:space="preserve">uses knowledge graphs to provide substantial improvements </w:t>
+      </w:r>
+      <w:r>
+        <w:t xml:space="preserve">for LLMs </w:t>
+      </w:r>
+      <w:r>
+        <w:t xml:space="preserve">in question-and-answer performance when reasoning about complex information. RAG techniques have shown promise in </w:t>
+      </w:r>
+      <w:r>
+        <w:t>e</w:t>
+      </w:r>
+      <w:r>
+        <w:t xml:space="preserve">nabling </w:t>
+      </w:r>
+      <w:r>
+        <w:t>LLMs to reason about private datasets</w:t>
+      </w:r>
+      <w:r>
+        <w:t xml:space="preserve">, i.e. </w:t>
+      </w:r>
+      <w:r>
+        <w:t>data that the LLM is not trained on and has never seen before, such as an enterprise’s proprietary research</w:t>
+      </w:r>
+      <w:r>
+        <w:t xml:space="preserve"> or business documents</w:t>
+      </w:r>
+      <w:r>
+        <w:t>.</w:t>
+      </w:r>
+      <w:r>
+        <w:t xml:space="preserve"> However, the construction of </w:t>
+      </w:r>
+      <w:r>
+        <w:t>Knowledge</w:t>
+      </w:r>
+      <w:r>
+        <w:t xml:space="preserve"> Graphs </w:t>
+      </w:r>
+      <w:r>
+        <w:t>is not a simple operation</w:t>
+      </w:r>
+      <w:r>
+        <w:t xml:space="preserve"> - </w:t>
+      </w:r>
+      <w:r>
+        <w:t xml:space="preserve">especially </w:t>
+      </w:r>
+      <w:r>
+        <w:t xml:space="preserve">for </w:t>
+      </w:r>
+      <w:r>
+        <w:t>complex domains</w:t>
+      </w:r>
+      <w:r>
+        <w:t xml:space="preserve"> - </w:t>
+      </w:r>
+      <w:r>
+        <w:t xml:space="preserve">and requires attention </w:t>
+      </w:r>
+      <w:r>
+        <w:lastRenderedPageBreak/>
+        <w:t xml:space="preserve">to </w:t>
+      </w:r>
+      <w:r>
+        <w:t>E</w:t>
+      </w:r>
+      <w:r>
+        <w:t xml:space="preserve">ntity </w:t>
+      </w:r>
+      <w:r>
+        <w:t>R</w:t>
+      </w:r>
+      <w:r>
+        <w:t>esolution</w:t>
+      </w:r>
+      <w:r>
+        <w:rPr>
+          <w:rStyle w:val="Rimandonotaapidipagina"/>
+        </w:rPr>
+        <w:footnoteReference w:id="4"/>
+      </w:r>
+      <w:r>
+        <w:t xml:space="preserve">, </w:t>
+      </w:r>
+      <w:r>
+        <w:t>d</w:t>
+      </w:r>
+      <w:r>
+        <w:t xml:space="preserve">ata </w:t>
+      </w:r>
+      <w:r>
+        <w:t>c</w:t>
+      </w:r>
+      <w:r>
+        <w:t xml:space="preserve">onsistency </w:t>
+      </w:r>
+      <w:r>
+        <w:t>and scalability.</w:t>
+      </w:r>
+      <w:r>
+        <w:t xml:space="preserve"> </w:t>
+      </w:r>
+      <w:r>
+        <w:t xml:space="preserve">The traditional methodology for </w:t>
+      </w:r>
+      <w:r>
+        <w:t xml:space="preserve">KG </w:t>
+      </w:r>
+      <w:r>
+        <w:t xml:space="preserve">construction, particularly when dealing with unstructured data, typically demands extensive manual effort. This human-centric process is not only time-consuming but also difficult to scale, creating a significant bottleneck </w:t>
+      </w:r>
+      <w:r>
+        <w:t>for several</w:t>
+      </w:r>
+      <w:r>
+        <w:t xml:space="preserve"> applications</w:t>
+      </w:r>
+      <w:r>
+        <w:t xml:space="preserve">. </w:t>
+      </w:r>
+      <w:r>
+        <w:t xml:space="preserve">Recently, the paradigm has shifted toward LLM-driven KG </w:t>
+      </w:r>
+      <w:r>
+        <w:t>construction,</w:t>
+      </w:r>
+      <w:r>
+        <w:t xml:space="preserve"> and </w:t>
+      </w:r>
+      <w:r>
+        <w:t>many</w:t>
+      </w:r>
+      <w:r>
+        <w:t xml:space="preserve"> algorithms have been proposed. </w:t>
+      </w:r>
+      <w:r>
+        <w:t>While current methods show promise in general-purpose applications, their efficacy diminishes in highly specialized or technical fields, such as biology and law. Consequently, the academic community is actively exploring more robust solutions. In this study, we propose an automated pipeline for LLM-driven Knowledge Graph construction, designed to significantly enhance LLM performance through a Graph</w:t>
+      </w:r>
+      <w:r>
+        <w:t xml:space="preserve"> </w:t>
+      </w:r>
+      <w:r>
+        <w:t>RAG-based methodology</w:t>
+      </w:r>
+      <w:r>
+        <w:t xml:space="preserve">. </w:t>
+      </w:r>
+      <w:r>
+        <w:t xml:space="preserve"> </w:t>
+      </w:r>
+      <w:r>
+        <w:t>The EmPULIA case study serves as an ideal testing ground, as it allows us to evaluate our framework within a challenging and highly specialized domain</w:t>
+      </w:r>
+      <w:r>
+        <w:t>.</w:t>
+      </w:r>
+    </w:p>
+    <w:p>
+      <w:pPr>
+        <w:ind w:firstLine="0"/>
+      </w:pPr>
+    </w:p>
+    <w:p>
+      <w:pPr>
+        <w:ind w:firstLine="0"/>
+      </w:pPr>
+      <w:r>
         <w:t>D</w:t>
       </w:r>
       <w:r>
@@ -333,10 +584,9 @@
     </w:p>
     <w:p>
       <w:pPr>
-        <w:pStyle w:val="Heading1"/>
-      </w:pPr>
-      <w:r>
-        <w:lastRenderedPageBreak/>
+        <w:pStyle w:val="Titolo1"/>
+      </w:pPr>
+      <w:r>
         <w:t>Related Work</w:t>
       </w:r>
     </w:p>
@@ -370,7 +620,7 @@
     </w:p>
     <w:p>
       <w:pPr>
-        <w:pStyle w:val="Heading1"/>
+        <w:pStyle w:val="Titolo1"/>
       </w:pPr>
       <w:r>
         <w:t>Proposed Approach</w:t>
@@ -398,7 +648,7 @@
     </w:p>
     <w:p>
       <w:pPr>
-        <w:pStyle w:val="Heading2"/>
+        <w:pStyle w:val="Titolo2"/>
       </w:pPr>
       <w:r>
         <w:t>Description of the solution and dataset</w:t>
@@ -409,20 +659,12 @@
         <w:pStyle w:val="Numberedlist"/>
       </w:pPr>
       <w:r>
-        <w:t xml:space="preserve">Download the latest </w:t>
-      </w:r>
-      <w:proofErr w:type="spellStart"/>
-      <w:r>
-        <w:t>Libertinus</w:t>
-      </w:r>
-      <w:proofErr w:type="spellEnd"/>
-      <w:r>
-        <w:t xml:space="preserve"> zip file </w:t>
-      </w:r>
-      <w:hyperlink r:id="rId8" w:history="1">
+        <w:t xml:space="preserve">Download the latest Libertinus zip file </w:t>
+      </w:r>
+      <w:hyperlink r:id="rId9" w:history="1">
         <w:r>
           <w:rPr>
-            <w:rStyle w:val="Hyperlink"/>
+            <w:rStyle w:val="Collegamentoipertestuale"/>
           </w:rPr>
           <w:t>here</w:t>
         </w:r>
@@ -444,15 +686,7 @@
         <w:pStyle w:val="Numberedlist"/>
       </w:pPr>
       <w:r>
-        <w:t>Make sure that a directory ~</w:t>
-      </w:r>
-      <w:proofErr w:type="gramStart"/>
-      <w:r>
-        <w:t>/.local</w:t>
-      </w:r>
-      <w:proofErr w:type="gramEnd"/>
-      <w:r>
-        <w:t>/share/fonts exists.</w:t>
+        <w:t>Make sure that a directory ~/.local/share/fonts exists.</w:t>
       </w:r>
     </w:p>
     <w:p>
@@ -460,31 +694,7 @@
         <w:pStyle w:val="Numberedlist"/>
       </w:pPr>
       <w:r>
-        <w:t xml:space="preserve">Copy the </w:t>
-      </w:r>
-      <w:proofErr w:type="spellStart"/>
-      <w:r>
-        <w:t>Libertinus</w:t>
-      </w:r>
-      <w:proofErr w:type="spellEnd"/>
-      <w:r>
-        <w:t xml:space="preserve"> fonts: cp ~/Downloads/Libertinus-7/static/OTF/*.</w:t>
-      </w:r>
-      <w:proofErr w:type="spellStart"/>
-      <w:r>
-        <w:t>otf</w:t>
-      </w:r>
-      <w:proofErr w:type="spellEnd"/>
-      <w:r>
-        <w:t xml:space="preserve"> ~</w:t>
-      </w:r>
-      <w:proofErr w:type="gramStart"/>
-      <w:r>
-        <w:t>/.local</w:t>
-      </w:r>
-      <w:proofErr w:type="gramEnd"/>
-      <w:r>
-        <w:t>/share/fonts</w:t>
+        <w:t>Copy the Libertinus fonts: cp ~/Downloads/Libertinus-7/static/OTF/*.otf ~/.local/share/fonts</w:t>
       </w:r>
     </w:p>
     <w:p>
@@ -497,7 +707,7 @@
     </w:p>
     <w:p>
       <w:pPr>
-        <w:pStyle w:val="Heading2"/>
+        <w:pStyle w:val="Titolo2"/>
       </w:pPr>
       <w:r>
         <w:t xml:space="preserve">Main technical details </w:t>
@@ -512,20 +722,12 @@
         </w:numPr>
       </w:pPr>
       <w:r>
-        <w:t xml:space="preserve">Download the latest </w:t>
-      </w:r>
-      <w:proofErr w:type="spellStart"/>
-      <w:r>
-        <w:t>Libertinus</w:t>
-      </w:r>
-      <w:proofErr w:type="spellEnd"/>
-      <w:r>
-        <w:t xml:space="preserve"> zip file </w:t>
-      </w:r>
-      <w:hyperlink r:id="rId9" w:history="1">
+        <w:t xml:space="preserve">Download the latest Libertinus zip file </w:t>
+      </w:r>
+      <w:hyperlink r:id="rId10" w:history="1">
         <w:r>
           <w:rPr>
-            <w:rStyle w:val="Hyperlink"/>
+            <w:rStyle w:val="Collegamentoipertestuale"/>
           </w:rPr>
           <w:t>here</w:t>
         </w:r>
@@ -547,6 +749,7 @@
         <w:pStyle w:val="Numberedlist"/>
       </w:pPr>
       <w:r>
+        <w:lastRenderedPageBreak/>
         <w:t>Open the Windows 10 “Settings” from the Start menu and switch to the Personalization / Fonts it should display the currently installed fonts, each as a directory.</w:t>
       </w:r>
     </w:p>
@@ -563,15 +766,7 @@
         <w:pStyle w:val="Numberedlist"/>
       </w:pPr>
       <w:r>
-        <w:t>Select all files with extension .</w:t>
-      </w:r>
-      <w:proofErr w:type="spellStart"/>
-      <w:r>
-        <w:t>otf</w:t>
-      </w:r>
-      <w:proofErr w:type="spellEnd"/>
-      <w:r>
-        <w:t xml:space="preserve"> and drag and drop them to the field “Drag and drop to install” of the selected settings menu.</w:t>
+        <w:t>Select all files with extension .otf and drag and drop them to the field “Drag and drop to install” of the selected settings menu.</w:t>
       </w:r>
     </w:p>
     <w:p>
@@ -586,10 +781,10 @@
       <w:r>
         <w:t xml:space="preserve">For more detailed instructions, see this </w:t>
       </w:r>
-      <w:hyperlink r:id="rId10" w:history="1">
+      <w:hyperlink r:id="rId11" w:history="1">
         <w:r>
           <w:rPr>
-            <w:rStyle w:val="Hyperlink"/>
+            <w:rStyle w:val="Collegamentoipertestuale"/>
           </w:rPr>
           <w:t>guide</w:t>
         </w:r>
@@ -600,7 +795,7 @@
     </w:p>
     <w:p>
       <w:pPr>
-        <w:pStyle w:val="Heading2"/>
+        <w:pStyle w:val="Titolo2"/>
       </w:pPr>
       <w:r>
         <w:t>Other information useful to replicate the approach</w:t>
@@ -615,20 +810,12 @@
         </w:numPr>
       </w:pPr>
       <w:r>
-        <w:t xml:space="preserve">Download the latest </w:t>
-      </w:r>
-      <w:proofErr w:type="spellStart"/>
-      <w:r>
-        <w:t>Libertinus</w:t>
-      </w:r>
-      <w:proofErr w:type="spellEnd"/>
-      <w:r>
-        <w:t xml:space="preserve"> zip file </w:t>
-      </w:r>
-      <w:hyperlink r:id="rId11" w:history="1">
+        <w:t xml:space="preserve">Download the latest Libertinus zip file </w:t>
+      </w:r>
+      <w:hyperlink r:id="rId12" w:history="1">
         <w:r>
           <w:rPr>
-            <w:rStyle w:val="Hyperlink"/>
+            <w:rStyle w:val="Collegamentoipertestuale"/>
           </w:rPr>
           <w:t>here</w:t>
         </w:r>
@@ -666,15 +853,7 @@
         <w:pStyle w:val="Numberedlist"/>
       </w:pPr>
       <w:r>
-        <w:t>Drag and drop all .</w:t>
-      </w:r>
-      <w:proofErr w:type="spellStart"/>
-      <w:r>
-        <w:t>otf</w:t>
-      </w:r>
-      <w:proofErr w:type="spellEnd"/>
-      <w:r>
-        <w:t xml:space="preserve"> files to the Font Book window.</w:t>
+        <w:t>Drag and drop all .otf files to the Font Book window.</w:t>
       </w:r>
     </w:p>
     <w:p>
@@ -687,13 +866,12 @@
     </w:p>
     <w:p>
       <w:r>
-        <w:lastRenderedPageBreak/>
         <w:t xml:space="preserve">For more detailed instructions, see this </w:t>
       </w:r>
-      <w:hyperlink r:id="rId12" w:history="1">
+      <w:hyperlink r:id="rId13" w:history="1">
         <w:r>
           <w:rPr>
-            <w:rStyle w:val="Hyperlink"/>
+            <w:rStyle w:val="Collegamentoipertestuale"/>
           </w:rPr>
           <w:t>guide</w:t>
         </w:r>
@@ -704,7 +882,7 @@
     </w:p>
     <w:p>
       <w:pPr>
-        <w:pStyle w:val="Heading1"/>
+        <w:pStyle w:val="Titolo1"/>
       </w:pPr>
       <w:r>
         <w:t>Evaluation</w:t>
@@ -712,15 +890,10 @@
     </w:p>
     <w:p>
       <w:pPr>
-        <w:pStyle w:val="Heading2"/>
-      </w:pPr>
-      <w:proofErr w:type="spellStart"/>
-      <w:r>
-        <w:t>Subsetction</w:t>
-      </w:r>
-      <w:proofErr w:type="spellEnd"/>
-      <w:r>
-        <w:t xml:space="preserve"> 1</w:t>
+        <w:pStyle w:val="Titolo2"/>
+      </w:pPr>
+      <w:r>
+        <w:t>Subsetction 1</w:t>
       </w:r>
     </w:p>
     <w:p>
@@ -769,7 +942,7 @@
     </w:p>
     <w:p>
       <w:pPr>
-        <w:pStyle w:val="Heading2"/>
+        <w:pStyle w:val="Titolo2"/>
       </w:pPr>
       <w:r>
         <w:t>Subsection 2…</w:t>
@@ -831,9 +1004,10 @@
     </w:p>
     <w:p>
       <w:pPr>
-        <w:pStyle w:val="Heading2"/>
-      </w:pPr>
-      <w:r>
+        <w:pStyle w:val="Titolo2"/>
+      </w:pPr>
+      <w:r>
+        <w:lastRenderedPageBreak/>
         <w:t>…</w:t>
       </w:r>
     </w:p>
@@ -845,7 +1019,7 @@
     <w:p/>
     <w:p>
       <w:pPr>
-        <w:pStyle w:val="Heading1"/>
+        <w:pStyle w:val="Titolo1"/>
       </w:pPr>
       <w:r>
         <w:t>Conclusion and limitations</w:t>
@@ -883,15 +1057,7 @@
         <w:t xml:space="preserve">Wang, Xin, Tapani Ahonen, and Jari Nurmi. </w:t>
       </w:r>
       <w:r>
-        <w:t xml:space="preserve">"Applying CDMA technique to network-on-chip." IEEE transactions on very </w:t>
-      </w:r>
-      <w:proofErr w:type="gramStart"/>
-      <w:r>
-        <w:t>large scale</w:t>
-      </w:r>
-      <w:proofErr w:type="gramEnd"/>
-      <w:r>
-        <w:t xml:space="preserve"> integration (VLSI) systems 15.10 (2007): 1091-1100.</w:t>
+        <w:t>"Applying CDMA technique to network-on-chip." IEEE transactions on very large scale integration (VLSI) systems 15.10 (2007): 1091-1100.</w:t>
       </w:r>
     </w:p>
     <w:p>
@@ -899,23 +1065,7 @@
         <w:pStyle w:val="reference"/>
       </w:pPr>
       <w:r>
-        <w:t xml:space="preserve">P. S. Abril, R. Plant, </w:t>
-      </w:r>
-      <w:proofErr w:type="gramStart"/>
-      <w:r>
-        <w:t>The</w:t>
-      </w:r>
-      <w:proofErr w:type="gramEnd"/>
-      <w:r>
-        <w:t xml:space="preserve"> patent holder’s dilemma: Buy, sell, or </w:t>
-      </w:r>
-      <w:proofErr w:type="gramStart"/>
-      <w:r>
-        <w:t>troll?,</w:t>
-      </w:r>
-      <w:proofErr w:type="gramEnd"/>
-      <w:r>
-        <w:t xml:space="preserve"> Communications of the ACM 50 (2007) 36–44. doi:10.1145/1188913.1188915. </w:t>
+        <w:t xml:space="preserve">P. S. Abril, R. Plant, The patent holder’s dilemma: Buy, sell, or troll?, Communications of the ACM 50 (2007) 36–44. doi:10.1145/1188913.1188915. </w:t>
       </w:r>
     </w:p>
     <w:p>
@@ -923,15 +1073,7 @@
         <w:pStyle w:val="reference"/>
       </w:pPr>
       <w:r>
-        <w:t xml:space="preserve">S. Cohen, W. Nutt, Y. Sagic, Deciding </w:t>
-      </w:r>
-      <w:proofErr w:type="spellStart"/>
-      <w:r>
-        <w:t>equivalances</w:t>
-      </w:r>
-      <w:proofErr w:type="spellEnd"/>
-      <w:r>
-        <w:t xml:space="preserve"> among conjunctive aggregate queries, J. ACM 54 (2007). doi:10.1145/1219092.1219093. </w:t>
+        <w:t xml:space="preserve">S. Cohen, W. Nutt, Y. Sagic, Deciding equivalances among conjunctive aggregate queries, J. ACM 54 (2007). doi:10.1145/1219092.1219093. </w:t>
       </w:r>
     </w:p>
     <w:p>
@@ -939,124 +1081,95 @@
         <w:pStyle w:val="reference"/>
       </w:pPr>
       <w:r>
+        <w:t xml:space="preserve">J. Cohen (Ed.), Special issue: Digital Libraries, volume 39, 1996. </w:t>
+      </w:r>
+    </w:p>
+    <w:p>
+      <w:pPr>
+        <w:pStyle w:val="reference"/>
+      </w:pPr>
+      <w:r>
+        <w:t xml:space="preserve">D. Kosiur, Understanding Policy-Based Networking, 2nd. ed., Wiley, New York, NY, 2001. </w:t>
+      </w:r>
+    </w:p>
+    <w:p>
+      <w:pPr>
+        <w:pStyle w:val="reference"/>
+      </w:pPr>
+      <w:r>
+        <w:t xml:space="preserve">D. Harel, First-Order Dynamic Logic, volume 68 of Lecture Notes in Computer Science, Springer-Verlag, New York, NY, 1979. doi:10.1007/3-540-09237-4. </w:t>
+      </w:r>
+    </w:p>
+    <w:p>
+      <w:pPr>
+        <w:pStyle w:val="reference"/>
+      </w:pPr>
+      <w:r>
+        <w:t>I. Editor (Ed.), The title of book one, volume 9 of The name of the series one, 1st. ed., University of Chicago Press, Chicago, 2007. doi:10.1007</w:t>
+      </w:r>
+      <w:r>
+        <w:t xml:space="preserve"> </w:t>
+      </w:r>
+      <w:r>
+        <w:t xml:space="preserve">3-540-09237-4. </w:t>
+      </w:r>
+    </w:p>
+    <w:p>
+      <w:pPr>
+        <w:pStyle w:val="reference"/>
+      </w:pPr>
+      <w:r>
+        <w:t xml:space="preserve">I. Editor (Ed.), The title of book two, The name of the series two, 2nd. ed., University of Chicago Press, Chicago, 2008. doi:10.1007/3-540-09237-4. </w:t>
+      </w:r>
+    </w:p>
+    <w:p>
+      <w:pPr>
+        <w:pStyle w:val="reference"/>
+      </w:pPr>
+      <w:r>
+        <w:t xml:space="preserve">A. Z. Spector, Achieving application requirements, in: S. Mullender (Ed.), Distributed Systems, 2nd. ed., ACM Press, New York, NY, 1990, pp. 19–33. doi:10.1145/90417. 90738. </w:t>
+      </w:r>
+    </w:p>
+    <w:p>
+      <w:pPr>
+        <w:pStyle w:val="reference"/>
+      </w:pPr>
+      <w:r>
+        <w:t xml:space="preserve">B. P. Douglass, D. Harel, M. B. Trakhtenbrot, Statecarts in use: structured analysis and object-orientation, in: G. Rozenberg, F. W. Vaandrager (Eds.), Lectures on Embedded Systems, volume 1494 of Lecture Notes in Computer Science, Springer-Verlag, London, 1998, pp. 368–394. doi:10.1007/3-540-65193-4_29. </w:t>
+      </w:r>
+    </w:p>
+    <w:p>
+      <w:pPr>
+        <w:pStyle w:val="reference"/>
+      </w:pPr>
+      <w:r>
+        <w:t xml:space="preserve">D. E. Knuth, The Art of Computer Programming, Vol. 1: Fundamental Algorithms (3rd. ed.), Addison Wesley Longman Publishing Co., Inc., 1997. </w:t>
+      </w:r>
+    </w:p>
+    <w:p>
+      <w:pPr>
+        <w:pStyle w:val="reference"/>
+      </w:pPr>
+      <w:r>
+        <w:t>S. Andler, Predicate path expressions, in: Proceedings of the 6th. ACM SIGACT</w:t>
+      </w:r>
+      <w:r>
+        <w:t>-</w:t>
+      </w:r>
+      <w:r>
+        <w:t xml:space="preserve">SIGPLAN symposium on Principles of Programming Languages, POPL ’79, ACM Press, New York, NY, 1979, pp. 226–236. doi:10.1145/567752.567774. </w:t>
+      </w:r>
+    </w:p>
+    <w:p>
+      <w:pPr>
+        <w:pStyle w:val="reference"/>
+      </w:pPr>
+      <w:r>
+        <w:t xml:space="preserve">S. W. Smith, An experiment in bibliographic mark-up: Parsing metadata for xml export, in: R. N. Smythe, A. Noble (Eds.), Proceedings of the 3rd. annual workshop on Librarians </w:t>
+      </w:r>
+      <w:r>
         <w:lastRenderedPageBreak/>
-        <w:t xml:space="preserve">J. Cohen (Ed.), Special issue: Digital Libraries, volume 39, 1996. </w:t>
-      </w:r>
-    </w:p>
-    <w:p>
-      <w:pPr>
-        <w:pStyle w:val="reference"/>
-      </w:pPr>
-      <w:r>
-        <w:t xml:space="preserve">D. </w:t>
-      </w:r>
-      <w:proofErr w:type="spellStart"/>
-      <w:r>
-        <w:t>Kosiur</w:t>
-      </w:r>
-      <w:proofErr w:type="spellEnd"/>
-      <w:r>
-        <w:t xml:space="preserve">, Understanding Policy-Based Networking, 2nd. ed., Wiley, New York, NY, 2001. </w:t>
-      </w:r>
-    </w:p>
-    <w:p>
-      <w:pPr>
-        <w:pStyle w:val="reference"/>
-      </w:pPr>
-      <w:r>
-        <w:t xml:space="preserve">D. Harel, First-Order Dynamic Logic, volume 68 of Lecture Notes in Computer Science, Springer-Verlag, New York, NY, 1979. doi:10.1007/3-540-09237-4. </w:t>
-      </w:r>
-    </w:p>
-    <w:p>
-      <w:pPr>
-        <w:pStyle w:val="reference"/>
-      </w:pPr>
-      <w:r>
-        <w:t xml:space="preserve">I. Editor (Ed.), The title of book one, volume 9 of </w:t>
-      </w:r>
-      <w:proofErr w:type="gramStart"/>
-      <w:r>
-        <w:t>The</w:t>
-      </w:r>
-      <w:proofErr w:type="gramEnd"/>
-      <w:r>
-        <w:t xml:space="preserve"> name of the series one, 1st. ed., University of Chicago Press, Chicago, 2007. doi:10.1007</w:t>
-      </w:r>
-      <w:r>
-        <w:t xml:space="preserve"> </w:t>
-      </w:r>
-      <w:r>
-        <w:t xml:space="preserve">3-540-09237-4. </w:t>
-      </w:r>
-    </w:p>
-    <w:p>
-      <w:pPr>
-        <w:pStyle w:val="reference"/>
-      </w:pPr>
-      <w:r>
-        <w:t xml:space="preserve">I. Editor (Ed.), The title of book two, The name of the series two, 2nd. ed., University of Chicago Press, Chicago, 2008. doi:10.1007/3-540-09237-4. </w:t>
-      </w:r>
-    </w:p>
-    <w:p>
-      <w:pPr>
-        <w:pStyle w:val="reference"/>
-      </w:pPr>
-      <w:r>
-        <w:t xml:space="preserve">A. Z. Spector, Achieving application requirements, in: S. Mullender (Ed.), Distributed Systems, 2nd. ed., ACM Press, New York, NY, 1990, pp. 19–33. doi:10.1145/90417. 90738. </w:t>
-      </w:r>
-    </w:p>
-    <w:p>
-      <w:pPr>
-        <w:pStyle w:val="reference"/>
-      </w:pPr>
-      <w:r>
-        <w:t xml:space="preserve">B. P. Douglass, D. Harel, M. B. </w:t>
-      </w:r>
-      <w:proofErr w:type="spellStart"/>
-      <w:r>
-        <w:t>Trakhtenbrot</w:t>
-      </w:r>
-      <w:proofErr w:type="spellEnd"/>
-      <w:r>
-        <w:t xml:space="preserve">, </w:t>
-      </w:r>
-      <w:proofErr w:type="spellStart"/>
-      <w:r>
-        <w:t>Statecarts</w:t>
-      </w:r>
-      <w:proofErr w:type="spellEnd"/>
-      <w:r>
-        <w:t xml:space="preserve"> in use: structured analysis and object-orientation, in: G. Rozenberg, F. W. Vaandrager (Eds.), Lectures on Embedded Systems, volume 1494 of Lecture Notes in Computer Science, Springer-Verlag, London, 1998, pp. 368–394. doi:10.1007/3-540-65193-4_29. </w:t>
-      </w:r>
-    </w:p>
-    <w:p>
-      <w:pPr>
-        <w:pStyle w:val="reference"/>
-      </w:pPr>
-      <w:r>
-        <w:t xml:space="preserve">D. E. Knuth, The Art of Computer Programming, Vol. 1: Fundamental Algorithms (3rd. ed.), Addison Wesley Longman Publishing Co., Inc., 1997. </w:t>
-      </w:r>
-    </w:p>
-    <w:p>
-      <w:pPr>
-        <w:pStyle w:val="reference"/>
-      </w:pPr>
-      <w:r>
-        <w:t>S. Andler, Predicate path expressions, in: Proceedings of the 6th. ACM SIGACT</w:t>
-      </w:r>
-      <w:r>
-        <w:t>-</w:t>
-      </w:r>
-      <w:r>
-        <w:t xml:space="preserve">SIGPLAN symposium on Principles of Programming Languages, POPL ’79, ACM Press, New York, NY, 1979, pp. 226–236. doi:10.1145/567752.567774. </w:t>
-      </w:r>
-    </w:p>
-    <w:p>
-      <w:pPr>
-        <w:pStyle w:val="reference"/>
-      </w:pPr>
-      <w:r>
-        <w:t xml:space="preserve">S. W. Smith, An experiment in bibliographic mark-up: Parsing metadata for xml export, in: R. N. Smythe, A. Noble (Eds.), Proceedings of the 3rd. annual workshop on Librarians and Computers, volume 3 of LAC ’10, Paparazzi Press, Milan Italy, 2010, pp. 422–431. doi:99.9999/woot07-S422. </w:t>
+        <w:t xml:space="preserve">and Computers, volume 3 of LAC ’10, Paparazzi Press, Milan Italy, 2010, pp. 422–431. doi:99.9999/woot07-S422. </w:t>
       </w:r>
     </w:p>
     <w:p>
@@ -1097,23 +1210,7 @@
         <w:pStyle w:val="reference"/>
       </w:pPr>
       <w:r>
-        <w:t xml:space="preserve">D. A. </w:t>
-      </w:r>
-      <w:proofErr w:type="spellStart"/>
-      <w:r>
-        <w:t>Anisi</w:t>
-      </w:r>
-      <w:proofErr w:type="spellEnd"/>
-      <w:r>
-        <w:t xml:space="preserve">, Optimal Motion Control of a Ground Vehicle, </w:t>
-      </w:r>
-      <w:proofErr w:type="gramStart"/>
-      <w:r>
-        <w:t>Master’s</w:t>
-      </w:r>
-      <w:proofErr w:type="gramEnd"/>
-      <w:r>
-        <w:t xml:space="preserve"> thesis, Royal Institute of Technology (KTH), Stockholm, Sweden, 2003. </w:t>
+        <w:t xml:space="preserve">D. A. Anisi, Optimal Motion Control of a Ground Vehicle, Master’s thesis, Royal Institute of Technology (KTH), Stockholm, Sweden, 2003. </w:t>
       </w:r>
     </w:p>
     <w:p>
@@ -1124,15 +1221,7 @@
         </w:rPr>
       </w:pPr>
       <w:r>
-        <w:t xml:space="preserve">H. Thornburg, Introduction to </w:t>
-      </w:r>
-      <w:proofErr w:type="spellStart"/>
-      <w:r>
-        <w:t>bayesian</w:t>
-      </w:r>
-      <w:proofErr w:type="spellEnd"/>
-      <w:r>
-        <w:t xml:space="preserve"> statistics, 2001. </w:t>
+        <w:t xml:space="preserve">H. Thornburg, Introduction to bayesian statistics, 2001. </w:t>
       </w:r>
       <w:r>
         <w:rPr>
@@ -1140,25 +1229,15 @@
         </w:rPr>
         <w:t xml:space="preserve">URL: </w:t>
       </w:r>
-      <w:r>
-        <w:fldChar w:fldCharType="begin"/>
-      </w:r>
-      <w:r>
-        <w:instrText>HYPERLINK "http://ccrma.stanford.edu/jos/bayes/bayes.html"</w:instrText>
-      </w:r>
-      <w:r>
-        <w:fldChar w:fldCharType="separate"/>
-      </w:r>
-      <w:r>
-        <w:rPr>
-          <w:rStyle w:val="Hyperlink"/>
-          <w:lang w:val="sv-SE"/>
-        </w:rPr>
-        <w:t>http://ccrma.stanford.edu/jos/bayes/bayes.html</w:t>
-      </w:r>
-      <w:r>
-        <w:fldChar w:fldCharType="end"/>
-      </w:r>
+      <w:hyperlink r:id="rId14" w:history="1">
+        <w:r>
+          <w:rPr>
+            <w:rStyle w:val="Collegamentoipertestuale"/>
+            <w:lang w:val="sv-SE"/>
+          </w:rPr>
+          <w:t>http://ccrma.stanford.edu/jos/bayes/bayes.html</w:t>
+        </w:r>
+      </w:hyperlink>
       <w:r>
         <w:rPr>
           <w:lang w:val="sv-SE"/>
@@ -1171,40 +1250,24 @@
         <w:pStyle w:val="reference"/>
       </w:pPr>
       <w:r>
-        <w:t xml:space="preserve">R. </w:t>
-      </w:r>
-      <w:proofErr w:type="spellStart"/>
-      <w:r>
-        <w:t>Ablamowicz</w:t>
-      </w:r>
-      <w:proofErr w:type="spellEnd"/>
-      <w:r>
-        <w:t>, B. Fauser, Cli</w:t>
+        <w:t>R. Ablamowicz, B. Fauser, Cli</w:t>
       </w:r>
       <w:r>
         <w:t>ff</w:t>
       </w:r>
       <w:r>
-        <w:t xml:space="preserve">ord: a maple 11 package for </w:t>
-      </w:r>
-      <w:proofErr w:type="spellStart"/>
-      <w:r>
-        <w:t>cli</w:t>
+        <w:t>ord: a maple 11 package for cli</w:t>
       </w:r>
       <w:r>
         <w:t>ff</w:t>
       </w:r>
       <w:r>
-        <w:t>ord</w:t>
-      </w:r>
-      <w:proofErr w:type="spellEnd"/>
-      <w:r>
-        <w:t xml:space="preserve"> algebra computations, version 11, 2007. URL: </w:t>
-      </w:r>
-      <w:hyperlink r:id="rId13" w:history="1">
+        <w:t xml:space="preserve">ord algebra computations, version 11, 2007. URL: </w:t>
+      </w:r>
+      <w:hyperlink r:id="rId15" w:history="1">
         <w:r>
           <w:rPr>
-            <w:rStyle w:val="Hyperlink"/>
+            <w:rStyle w:val="Collegamentoipertestuale"/>
           </w:rPr>
           <w:t>http://math.tntech.edu/rafal/cli11/index.html</w:t>
         </w:r>
@@ -1220,10 +1283,10 @@
       <w:r>
         <w:t>Poker-Edge.Com, Stats and analysis, 2006. URL: </w:t>
       </w:r>
-      <w:hyperlink r:id="rId14" w:history="1">
+      <w:hyperlink r:id="rId16" w:history="1">
         <w:r>
           <w:rPr>
-            <w:rStyle w:val="Hyperlink"/>
+            <w:rStyle w:val="Collegamentoipertestuale"/>
           </w:rPr>
           <w:t>http://www.pkredge.com/statsYYFWWQ.php</w:t>
         </w:r>
@@ -1237,15 +1300,7 @@
         <w:pStyle w:val="reference"/>
       </w:pPr>
       <w:r>
-        <w:t xml:space="preserve">B. Obama, A more perfect union, Video, 2008. URL: http://video.google.com/videoplay? </w:t>
-      </w:r>
-      <w:proofErr w:type="spellStart"/>
-      <w:r>
-        <w:t>docid</w:t>
-      </w:r>
-      <w:proofErr w:type="spellEnd"/>
-      <w:r>
-        <w:t xml:space="preserve">=6528042696351994555. </w:t>
+        <w:t xml:space="preserve">B. Obama, A more perfect union, Video, 2008. URL: http://video.google.com/videoplay? docid=6528042696351994555. </w:t>
       </w:r>
     </w:p>
     <w:p>
@@ -1253,13 +1308,12 @@
         <w:pStyle w:val="reference"/>
       </w:pPr>
       <w:r>
-        <w:lastRenderedPageBreak/>
         <w:t xml:space="preserve">D. Novak, Solder man, in: ACM SIGGRAPH 2003 Video Review on Animation theater Program: Part I - Vol. 145 (July 27–27, 2003), ACM Press, New York, NY, 2003, p. 4. URL: </w:t>
       </w:r>
-      <w:hyperlink r:id="rId15" w:history="1">
+      <w:hyperlink r:id="rId17" w:history="1">
         <w:r>
           <w:rPr>
-            <w:rStyle w:val="Hyperlink"/>
+            <w:rStyle w:val="Collegamentoipertestuale"/>
           </w:rPr>
           <w:t>http://video.google.com/videoplay?docid=6528042696351994555</w:t>
         </w:r>
@@ -1279,15 +1333,7 @@
         <w:pStyle w:val="reference"/>
       </w:pPr>
       <w:r>
-        <w:t xml:space="preserve">N. Lee, Interview with bill kinder: January 13, 2005, </w:t>
-      </w:r>
-      <w:proofErr w:type="spellStart"/>
-      <w:r>
-        <w:t>Comput</w:t>
-      </w:r>
-      <w:proofErr w:type="spellEnd"/>
-      <w:r>
-        <w:t xml:space="preserve">. Entertain. 3 (2005). doi:10.1145/1057270.1057278. </w:t>
+        <w:t xml:space="preserve">N. Lee, Interview with bill kinder: January 13, 2005, Comput. Entertain. 3 (2005). doi:10.1145/1057270.1057278. </w:t>
       </w:r>
     </w:p>
     <w:p>
@@ -1303,15 +1349,7 @@
         <w:pStyle w:val="reference"/>
       </w:pPr>
       <w:r>
-        <w:t xml:space="preserve">B. Rous, </w:t>
-      </w:r>
-      <w:proofErr w:type="gramStart"/>
-      <w:r>
-        <w:t>The</w:t>
-      </w:r>
-      <w:proofErr w:type="gramEnd"/>
-      <w:r>
-        <w:t xml:space="preserve"> enabling of digital libraries, Digital Libraries 12 (2008). To appear. </w:t>
+        <w:t xml:space="preserve">B. Rous, The enabling of digital libraries, Digital Libraries 12 (2008). To appear. </w:t>
       </w:r>
     </w:p>
     <w:p>
@@ -1327,15 +1365,7 @@
         <w:pStyle w:val="reference"/>
       </w:pPr>
       <w:r>
-        <w:t xml:space="preserve">M. Saeedi, M. S. Zamani, M. Sedighi, Z. Sasanian, Synthesis of reversible circuit using cycle-based approach, J. Emerg. Technol. </w:t>
-      </w:r>
-      <w:proofErr w:type="spellStart"/>
-      <w:r>
-        <w:t>Comput</w:t>
-      </w:r>
-      <w:proofErr w:type="spellEnd"/>
-      <w:r>
-        <w:t xml:space="preserve">. Syst. 6 (2010). </w:t>
+        <w:t xml:space="preserve">M. Saeedi, M. S. Zamani, M. Sedighi, Z. Sasanian, Synthesis of reversible circuit using cycle-based approach, J. Emerg. Technol. Comput. Syst. 6 (2010). </w:t>
       </w:r>
     </w:p>
     <w:p>
@@ -1343,28 +1373,12 @@
         <w:pStyle w:val="reference"/>
       </w:pPr>
       <w:r>
-        <w:t xml:space="preserve">M. </w:t>
-      </w:r>
-      <w:proofErr w:type="spellStart"/>
-      <w:r>
-        <w:t>Kirschmer</w:t>
-      </w:r>
-      <w:proofErr w:type="spellEnd"/>
-      <w:r>
-        <w:t xml:space="preserve">, J. Voight, Algorithmic enumeration of ideal classes for quaternion orders, SIAM J. </w:t>
-      </w:r>
-      <w:proofErr w:type="spellStart"/>
-      <w:r>
-        <w:t>Comput</w:t>
-      </w:r>
-      <w:proofErr w:type="spellEnd"/>
-      <w:r>
-        <w:t xml:space="preserve">. 39 (2010) 1714–1747. URL: </w:t>
-      </w:r>
-      <w:hyperlink r:id="rId16" w:history="1">
+        <w:t xml:space="preserve">M. Kirschmer, J. Voight, Algorithmic enumeration of ideal classes for quaternion orders, SIAM J. Comput. 39 (2010) 1714–1747. URL: </w:t>
+      </w:r>
+      <w:hyperlink r:id="rId18" w:history="1">
         <w:r>
           <w:rPr>
-            <w:rStyle w:val="Hyperlink"/>
+            <w:rStyle w:val="Collegamentoipertestuale"/>
           </w:rPr>
           <w:t>http://dx.doi.org/10.1137/080734467</w:t>
         </w:r>
@@ -1378,21 +1392,13 @@
         <w:pStyle w:val="reference"/>
       </w:pPr>
       <w:r>
-        <w:t xml:space="preserve">L. </w:t>
-      </w:r>
-      <w:proofErr w:type="spellStart"/>
-      <w:r>
-        <w:t>H</w:t>
+        <w:t>L. H</w:t>
       </w:r>
       <w:r>
         <w:t>ö</w:t>
       </w:r>
       <w:r>
-        <w:t>rmander</w:t>
-      </w:r>
-      <w:proofErr w:type="spellEnd"/>
-      <w:r>
-        <w:t>, The analysis of linear partial di</w:t>
+        <w:t>rmander, The analysis of linear partial di</w:t>
       </w:r>
       <w:r>
         <w:rPr>
@@ -1401,39 +1407,13 @@
         <w:t>ff</w:t>
       </w:r>
       <w:r>
-        <w:t xml:space="preserve">erential operators. IV, volume 275 </w:t>
-      </w:r>
-      <w:proofErr w:type="gramStart"/>
-      <w:r>
-        <w:t xml:space="preserve">of </w:t>
+        <w:t xml:space="preserve">erential operators. IV, volume 275 of </w:t>
       </w:r>
       <w:r>
         <w:t xml:space="preserve"> </w:t>
       </w:r>
-      <w:proofErr w:type="spellStart"/>
-      <w:r>
-        <w:t>Grundlehren</w:t>
-      </w:r>
-      <w:proofErr w:type="spellEnd"/>
-      <w:proofErr w:type="gramEnd"/>
-      <w:r>
-        <w:t xml:space="preserve"> der </w:t>
-      </w:r>
-      <w:proofErr w:type="spellStart"/>
-      <w:r>
-        <w:t>Mathematischen</w:t>
-      </w:r>
-      <w:proofErr w:type="spellEnd"/>
-      <w:r>
-        <w:t xml:space="preserve"> </w:t>
-      </w:r>
-      <w:proofErr w:type="spellStart"/>
-      <w:r>
-        <w:t>Wissenschaften</w:t>
-      </w:r>
-      <w:proofErr w:type="spellEnd"/>
-      <w:r>
-        <w:t xml:space="preserve"> [Fundamental Principles of Mathematical Sciences], Springer-Verlag, Berlin, Germany, 1985. Fourier integral operators. </w:t>
+      <w:r>
+        <w:t xml:space="preserve">Grundlehren der Mathematischen Wissenschaften [Fundamental Principles of Mathematical Sciences], Springer-Verlag, Berlin, Germany, 1985. Fourier integral operators. </w:t>
       </w:r>
     </w:p>
     <w:p>
@@ -1441,21 +1421,13 @@
         <w:pStyle w:val="reference"/>
       </w:pPr>
       <w:r>
-        <w:t xml:space="preserve">L. </w:t>
-      </w:r>
-      <w:proofErr w:type="spellStart"/>
-      <w:r>
-        <w:t>H</w:t>
+        <w:t>L. H</w:t>
       </w:r>
       <w:r>
         <w:t>ö</w:t>
       </w:r>
       <w:r>
-        <w:t>rmander</w:t>
-      </w:r>
-      <w:proofErr w:type="spellEnd"/>
-      <w:r>
-        <w:t>, The analysis of linear partial di</w:t>
+        <w:t>rmander, The analysis of linear partial di</w:t>
       </w:r>
       <w:r>
         <w:rPr>
@@ -1464,39 +1436,7 @@
         <w:t>ff</w:t>
       </w:r>
       <w:r>
-        <w:t xml:space="preserve">erential operators. III, volume 275 of </w:t>
-      </w:r>
-      <w:proofErr w:type="spellStart"/>
-      <w:r>
-        <w:t>Grundlehren</w:t>
-      </w:r>
-      <w:proofErr w:type="spellEnd"/>
-      <w:r>
-        <w:t xml:space="preserve"> der </w:t>
-      </w:r>
-      <w:proofErr w:type="spellStart"/>
-      <w:r>
-        <w:t>Mathematischen</w:t>
-      </w:r>
-      <w:proofErr w:type="spellEnd"/>
-      <w:r>
-        <w:t xml:space="preserve"> </w:t>
-      </w:r>
-      <w:proofErr w:type="spellStart"/>
-      <w:r>
-        <w:t>Wissenschaften</w:t>
-      </w:r>
-      <w:proofErr w:type="spellEnd"/>
-      <w:r>
-        <w:t xml:space="preserve"> [Fundamental Principles of Mathematical Sciences], Springer-Verlag, Berlin, Germany, 1985. </w:t>
-      </w:r>
-      <w:proofErr w:type="spellStart"/>
-      <w:r>
-        <w:t>Pseudodierential</w:t>
-      </w:r>
-      <w:proofErr w:type="spellEnd"/>
-      <w:r>
-        <w:t xml:space="preserve"> operators. </w:t>
+        <w:t xml:space="preserve">erential operators. III, volume 275 of Grundlehren der Mathematischen Wissenschaften [Fundamental Principles of Mathematical Sciences], Springer-Verlag, Berlin, Germany, 1985. Pseudodierential operators. </w:t>
       </w:r>
     </w:p>
     <w:p>
@@ -1504,23 +1444,8 @@
         <w:pStyle w:val="reference"/>
       </w:pPr>
       <w:r>
-        <w:t xml:space="preserve">IEEE, </w:t>
-      </w:r>
-      <w:proofErr w:type="spellStart"/>
-      <w:r>
-        <w:t>Ieee</w:t>
-      </w:r>
-      <w:proofErr w:type="spellEnd"/>
-      <w:r>
-        <w:t xml:space="preserve"> </w:t>
-      </w:r>
-      <w:proofErr w:type="spellStart"/>
-      <w:r>
-        <w:t>tcsc</w:t>
-      </w:r>
-      <w:proofErr w:type="spellEnd"/>
-      <w:r>
-        <w:t xml:space="preserve"> executive committee, in: Proceedings of the IEEE International Conference on Web Services, ICWS ’04, IEEE Computer Society, Washington, DC, USA, 2004, pp. 21–22. doi:10.1109/ICWS.2004.64. </w:t>
+        <w:lastRenderedPageBreak/>
+        <w:t xml:space="preserve">IEEE, Ieee tcsc executive committee, in: Proceedings of the IEEE International Conference on Web Services, ICWS ’04, IEEE Computer Society, Washington, DC, USA, 2004, pp. 21–22. doi:10.1109/ICWS.2004.64. </w:t>
       </w:r>
     </w:p>
     <w:p>
@@ -1528,20 +1453,12 @@
         <w:pStyle w:val="reference"/>
       </w:pPr>
       <w:r>
-        <w:t xml:space="preserve">TUG, Institutional members of the TEX </w:t>
-      </w:r>
-      <w:proofErr w:type="gramStart"/>
-      <w:r>
-        <w:t>users</w:t>
-      </w:r>
-      <w:proofErr w:type="gramEnd"/>
-      <w:r>
-        <w:t xml:space="preserve"> group, 2017. URL: </w:t>
-      </w:r>
-      <w:hyperlink r:id="rId17" w:history="1">
+        <w:t xml:space="preserve">TUG, Institutional members of the TEX users group, 2017. URL: </w:t>
+      </w:r>
+      <w:hyperlink r:id="rId19" w:history="1">
         <w:r>
           <w:rPr>
-            <w:rStyle w:val="Hyperlink"/>
+            <w:rStyle w:val="Collegamentoipertestuale"/>
           </w:rPr>
           <w:t>http://www.tug.org/instmem.html</w:t>
         </w:r>
@@ -1563,10 +1480,10 @@
       <w:r>
         <w:t xml:space="preserve"> </w:t>
       </w:r>
-      <w:hyperlink r:id="rId18" w:history="1">
+      <w:hyperlink r:id="rId20" w:history="1">
         <w:r>
           <w:rPr>
-            <w:rStyle w:val="Hyperlink"/>
+            <w:rStyle w:val="Collegamentoipertestuale"/>
           </w:rPr>
           <w:t>https://www.R-project.org</w:t>
         </w:r>
@@ -1583,15 +1500,7 @@
         </w:rPr>
       </w:pPr>
       <w:r>
-        <w:t xml:space="preserve">S. </w:t>
-      </w:r>
-      <w:proofErr w:type="spellStart"/>
-      <w:r>
-        <w:t>Anzaroot</w:t>
-      </w:r>
-      <w:proofErr w:type="spellEnd"/>
-      <w:r>
-        <w:t xml:space="preserve">, A. McCallum, UMass citation field extraction dataset, 2013. </w:t>
+        <w:t xml:space="preserve">S. Anzaroot, A. McCallum, UMass citation field extraction dataset, 2013. </w:t>
       </w:r>
       <w:r>
         <w:rPr>
@@ -1599,10 +1508,10 @@
         </w:rPr>
         <w:t xml:space="preserve">URL: </w:t>
       </w:r>
-      <w:hyperlink r:id="rId19" w:history="1">
+      <w:hyperlink r:id="rId21" w:history="1">
         <w:r>
           <w:rPr>
-            <w:rStyle w:val="Hyperlink"/>
+            <w:rStyle w:val="Collegamentoipertestuale"/>
             <w:lang w:val="sv-SE"/>
           </w:rPr>
           <w:t>http://www.iesl.cs.umass.edu/data/data-umasscitationfield</w:t>
@@ -1685,354 +1594,31 @@
   <w:footnote w:id="2">
     <w:p>
       <w:pPr>
-        <w:pStyle w:val="Proceedingstitle"/>
-      </w:pPr>
-      <w:r>
-        <w:t>Woodstock’22: Symposium on the irreproducible science, June 07–11, 2022, Woodstock, NY</w:t>
-      </w:r>
-    </w:p>
-    <w:p>
-      <w:pPr>
-        <w:pStyle w:val="FootnoteText"/>
+        <w:pStyle w:val="Testonotaapidipagina"/>
       </w:pPr>
       <w:r>
         <w:rPr>
-          <w:rStyle w:val="FootnoteReference"/>
+          <w:rStyle w:val="Rimandonotaapidipagina"/>
         </w:rPr>
-        <w:t>⋆</w:t>
-      </w:r>
-      <w:r>
-        <w:t xml:space="preserve"> Y</w:t>
-      </w:r>
-      <w:r>
-        <w:t xml:space="preserve">ou </w:t>
-      </w:r>
-      <w:r>
-        <w:t>should</w:t>
-      </w:r>
-      <w:r>
-        <w:t xml:space="preserve"> use this document as the template for preparing your publication. We recommend using the latest version of the </w:t>
-      </w:r>
-      <w:r>
-        <w:t>CEURART</w:t>
-      </w:r>
-      <w:r>
-        <w:t xml:space="preserve"> style.</w:t>
+        <w:footnoteRef/>
+      </w:r>
+      <w:r>
+        <w:t xml:space="preserve"> </w:t>
+      </w:r>
+      <w:r>
+        <w:t>EmPULIA is the official regional purchasing center and e-procurement platform for the Puglia Region in Italy, managed by InnovaPuglia S.p.A..</w:t>
       </w:r>
     </w:p>
   </w:footnote>
   <w:footnote w:id="3">
     <w:p>
       <w:pPr>
-        <w:pStyle w:val="FootnoteText"/>
-      </w:pPr>
-      <w:r>
-        <w:rPr>
-          <w:vertAlign w:val="superscript"/>
-        </w:rPr>
-        <w:t>∗</w:t>
-      </w:r>
-      <w:r>
-        <w:rPr>
-          <w:vertAlign w:val="superscript"/>
-        </w:rPr>
-        <w:t xml:space="preserve"> </w:t>
-      </w:r>
-      <w:r>
-        <w:t>Corresponding author.</w:t>
-      </w:r>
-    </w:p>
-    <w:p>
-      <w:pPr>
-        <w:pStyle w:val="FootnoteText"/>
-      </w:pPr>
-      <w:r>
-        <w:rPr>
-          <w:vertAlign w:val="superscript"/>
-        </w:rPr>
-        <w:t>†</w:t>
-      </w:r>
-      <w:r>
-        <w:rPr>
-          <w:vertAlign w:val="superscript"/>
-        </w:rPr>
-        <w:t xml:space="preserve"> </w:t>
-      </w:r>
-      <w:r>
-        <w:t>These authors contributed equally.</w:t>
-      </w:r>
-    </w:p>
-    <w:p>
-      <w:pPr>
-        <w:pStyle w:val="FootnoteText"/>
-      </w:pPr>
-      <w:r>
-        <w:rPr>
-          <w:noProof/>
-        </w:rPr>
-        <w:pict w14:anchorId="248F080D">
-          <v:shape id="_x0000_i1027" type="#_x0000_t75" alt="A picture containing sketch, black, black and white, diagram&#10;&#10;&#10;&#10;&#10;&#10;&#10;&#10;&#10;&#10;&#10;&#10;&#10;&#10;&#10;&#10;&#10;&#10;&#10;&#10;Description automatically generated" style="width:8.65pt;height:9pt;visibility:visible;mso-wrap-style:square;mso-width-percent:0;mso-height-percent:0;mso-width-percent:0;mso-height-percent:0">
-            <v:imagedata r:id="rId1" o:title="A picture containing sketch, black, black and white, diagram&#10;&#10;&#10;&#10;&#10;&#10;&#10;&#10;&#10;&#10;&#10;&#10;&#10;&#10;&#10;&#10;&#10;&#10;&#10;&#10;Description automatically generated"/>
-          </v:shape>
-        </w:pict>
-      </w:r>
-      <w:r>
-        <w:t xml:space="preserve"> </w:t>
-      </w:r>
-      <w:r>
-        <w:rPr>
-          <w:rStyle w:val="Hyperlink"/>
-        </w:rPr>
-        <w:t>aleksandr.ometov@tuni.fi</w:t>
-      </w:r>
-      <w:r>
-        <w:rPr>
-          <w:color w:val="7F7F7F"/>
-        </w:rPr>
-        <w:t xml:space="preserve"> </w:t>
-      </w:r>
-      <w:r>
-        <w:t xml:space="preserve">(A. </w:t>
-      </w:r>
-      <w:proofErr w:type="spellStart"/>
-      <w:r>
-        <w:t>Ometov</w:t>
-      </w:r>
-      <w:proofErr w:type="spellEnd"/>
-      <w:r>
-        <w:rPr>
-          <w:rStyle w:val="Hyperlink"/>
-        </w:rPr>
-        <w:t xml:space="preserve">); </w:t>
-      </w:r>
-      <w:hyperlink r:id="rId2" w:history="1">
-        <w:r>
-          <w:rPr>
-            <w:rStyle w:val="Hyperlink"/>
-          </w:rPr>
-          <w:t>t.princesales@utwente.nl</w:t>
-        </w:r>
-      </w:hyperlink>
-      <w:r>
-        <w:t xml:space="preserve"> </w:t>
-      </w:r>
-      <w:r>
-        <w:t>(</w:t>
-      </w:r>
-      <w:r>
-        <w:t>T</w:t>
-      </w:r>
-      <w:r>
-        <w:t>.</w:t>
-      </w:r>
-      <w:r>
-        <w:t xml:space="preserve"> P.</w:t>
-      </w:r>
-      <w:r>
-        <w:t xml:space="preserve"> </w:t>
-      </w:r>
-      <w:r>
-        <w:t>Sales</w:t>
-      </w:r>
-      <w:r>
-        <w:t>)</w:t>
-      </w:r>
-      <w:r>
-        <w:t xml:space="preserve">; </w:t>
-      </w:r>
-      <w:hyperlink r:id="rId3" w:history="1">
-        <w:r>
-          <w:rPr>
-            <w:rStyle w:val="Hyperlink"/>
-          </w:rPr>
-          <w:t>manfred.jeusfeld@acm.org</w:t>
-        </w:r>
-      </w:hyperlink>
-      <w:r>
-        <w:t xml:space="preserve"> (</w:t>
-      </w:r>
-      <w:r>
-        <w:t>M</w:t>
-      </w:r>
-      <w:r>
-        <w:t>.</w:t>
-      </w:r>
-      <w:r>
-        <w:t xml:space="preserve"> </w:t>
-      </w:r>
-      <w:proofErr w:type="spellStart"/>
-      <w:r>
-        <w:t>Jeusfeld</w:t>
-      </w:r>
-      <w:proofErr w:type="spellEnd"/>
-      <w:r>
-        <w:t>)</w:t>
-      </w:r>
-      <w:r>
-        <w:t xml:space="preserve"> </w:t>
-      </w:r>
-    </w:p>
-    <w:p>
-      <w:pPr>
-        <w:pStyle w:val="FootnoteText"/>
-      </w:pPr>
-      <w:r>
-        <w:fldChar w:fldCharType="begin"/>
-      </w:r>
-      <w:r>
-        <w:instrText xml:space="preserve"> INCLUDEPICTURE "/var/folders/pm/nkmptnns2j1dt9ldrfrwln1mtkp_kv/T/com.microsoft.Word/WebArchiveCopyPasteTempFiles/orcid-icon-2048x2048-aymga7ag.png" \* MERGEFORMATINET </w:instrText>
-      </w:r>
-      <w:r>
-        <w:fldChar w:fldCharType="separate"/>
-      </w:r>
-      <w:r>
-        <w:rPr>
-          <w:noProof/>
-        </w:rPr>
-        <w:drawing>
-          <wp:inline distT="0" distB="0" distL="0" distR="0" wp14:anchorId="6DFFCB3D" wp14:editId="7D2C11A4">
-            <wp:extent cx="120650" cy="120650"/>
-            <wp:effectExtent l="0" t="0" r="6350" b="6350"/>
-            <wp:docPr id="15" name="Picture 15" descr="A white letter on a black background&#10;&#10;Description automatically generated with low confidence"/>
-            <wp:cNvGraphicFramePr>
-              <a:graphicFrameLocks xmlns:a="http://schemas.openxmlformats.org/drawingml/2006/main" noChangeAspect="1"/>
-            </wp:cNvGraphicFramePr>
-            <a:graphic xmlns:a="http://schemas.openxmlformats.org/drawingml/2006/main">
-              <a:graphicData uri="http://schemas.openxmlformats.org/drawingml/2006/picture">
-                <pic:pic xmlns:pic="http://schemas.openxmlformats.org/drawingml/2006/picture">
-                  <pic:nvPicPr>
-                    <pic:cNvPr id="12" name="Picture 12" descr="A white letter on a black background&#10;&#10;Description automatically generated with low confidence"/>
-                    <pic:cNvPicPr>
-                      <a:picLocks noChangeAspect="1" noChangeArrowheads="1"/>
-                    </pic:cNvPicPr>
-                  </pic:nvPicPr>
-                  <pic:blipFill>
-                    <a:blip r:embed="rId4">
-                      <a:extLst>
-                        <a:ext uri="{28A0092B-C50C-407E-A947-70E740481C1C}">
-                          <a14:useLocalDpi xmlns:a14="http://schemas.microsoft.com/office/drawing/2010/main" val="0"/>
-                        </a:ext>
-                      </a:extLst>
-                    </a:blip>
-                    <a:srcRect/>
-                    <a:stretch>
-                      <a:fillRect/>
-                    </a:stretch>
-                  </pic:blipFill>
-                  <pic:spPr bwMode="auto">
-                    <a:xfrm>
-                      <a:off x="0" y="0"/>
-                      <a:ext cx="170539" cy="170539"/>
-                    </a:xfrm>
-                    <a:prstGeom prst="rect">
-                      <a:avLst/>
-                    </a:prstGeom>
-                    <a:noFill/>
-                    <a:ln>
-                      <a:noFill/>
-                    </a:ln>
-                  </pic:spPr>
-                </pic:pic>
-              </a:graphicData>
-            </a:graphic>
-          </wp:inline>
-        </w:drawing>
-      </w:r>
-      <w:r>
-        <w:fldChar w:fldCharType="end"/>
-      </w:r>
-      <w:r>
-        <w:t xml:space="preserve"> </w:t>
-      </w:r>
-      <w:hyperlink r:id="rId5" w:history="1">
-        <w:r>
-          <w:rPr>
-            <w:rStyle w:val="Hyperlink"/>
-          </w:rPr>
-          <w:t>0000-0003-3412-1639</w:t>
-        </w:r>
-      </w:hyperlink>
-      <w:r>
-        <w:t xml:space="preserve"> </w:t>
-      </w:r>
-      <w:r>
-        <w:t xml:space="preserve">(A. </w:t>
-      </w:r>
-      <w:proofErr w:type="spellStart"/>
-      <w:r>
-        <w:t>Ometov</w:t>
-      </w:r>
-      <w:proofErr w:type="spellEnd"/>
-      <w:r>
-        <w:t>)</w:t>
-      </w:r>
-      <w:r>
-        <w:t xml:space="preserve">; </w:t>
-      </w:r>
-      <w:hyperlink r:id="rId6" w:history="1">
-        <w:r>
-          <w:rPr>
-            <w:rStyle w:val="Hyperlink"/>
-          </w:rPr>
-          <w:t>0000-0002-5385-5761</w:t>
-        </w:r>
-      </w:hyperlink>
-      <w:r>
-        <w:t xml:space="preserve"> (</w:t>
-      </w:r>
-      <w:r>
-        <w:t>T</w:t>
-      </w:r>
-      <w:r>
-        <w:t>.</w:t>
-      </w:r>
-      <w:r>
-        <w:t xml:space="preserve"> P.</w:t>
-      </w:r>
-      <w:r>
-        <w:t xml:space="preserve"> </w:t>
-      </w:r>
-      <w:r>
-        <w:t>Sales</w:t>
-      </w:r>
-      <w:r>
-        <w:t>)</w:t>
-      </w:r>
-      <w:r>
-        <w:t xml:space="preserve">; </w:t>
-      </w:r>
-      <w:hyperlink r:id="rId7" w:history="1">
-        <w:r>
-          <w:rPr>
-            <w:rStyle w:val="Hyperlink"/>
-          </w:rPr>
-          <w:t>0000-0002-9421-8566</w:t>
-        </w:r>
-      </w:hyperlink>
-      <w:r>
-        <w:t xml:space="preserve"> (</w:t>
-      </w:r>
-      <w:r>
-        <w:t>M</w:t>
-      </w:r>
-      <w:r>
-        <w:t>.</w:t>
-      </w:r>
-      <w:r>
-        <w:t xml:space="preserve"> </w:t>
-      </w:r>
-      <w:proofErr w:type="spellStart"/>
-      <w:r>
-        <w:t>Jeusfeld</w:t>
-      </w:r>
-      <w:proofErr w:type="spellEnd"/>
-      <w:r>
-        <w:t>)</w:t>
-      </w:r>
+        <w:pStyle w:val="Testonotaapidipagina"/>
+      </w:pPr>
     </w:p>
     <w:tbl>
       <w:tblPr>
-        <w:tblStyle w:val="TableGrid"/>
+        <w:tblStyle w:val="Grigliatabella"/>
         <w:tblW w:w="8472" w:type="dxa"/>
         <w:tblInd w:w="-108" w:type="dxa"/>
         <w:tblBorders>
@@ -2060,7 +1646,7 @@
           </w:tcPr>
           <w:p>
             <w:pPr>
-              <w:pStyle w:val="FootnoteText"/>
+              <w:pStyle w:val="Testonotaapidipagina"/>
             </w:pPr>
             <w:r>
               <w:rPr>
@@ -2083,7 +1669,7 @@
                           <pic:cNvPicPr/>
                         </pic:nvPicPr>
                         <pic:blipFill>
-                          <a:blip r:embed="rId8">
+                          <a:blip r:embed="rId1">
                             <a:extLst>
                               <a:ext uri="{28A0092B-C50C-407E-A947-70E740481C1C}">
                                 <a14:useLocalDpi xmlns:a14="http://schemas.microsoft.com/office/drawing/2010/main" val="0"/>
@@ -2135,8 +1721,30 @@
     </w:tbl>
     <w:p>
       <w:pPr>
-        <w:pStyle w:val="FootnoteText"/>
-      </w:pPr>
+        <w:pStyle w:val="Testonotaapidipagina"/>
+      </w:pPr>
+    </w:p>
+  </w:footnote>
+  <w:footnote w:id="4">
+    <w:p>
+      <w:pPr>
+        <w:pStyle w:val="Testonotaapidipagina"/>
+        <w:rPr>
+          <w:lang w:val="it-IT"/>
+        </w:rPr>
+      </w:pPr>
+      <w:r>
+        <w:rPr>
+          <w:rStyle w:val="Rimandonotaapidipagina"/>
+        </w:rPr>
+        <w:footnoteRef/>
+      </w:r>
+      <w:r>
+        <w:t xml:space="preserve"> </w:t>
+      </w:r>
+      <w:r>
+        <w:t>Entity resolution is the data management process of identifying, linking, and merging disparate records that represent the same real-world entity—such as a person, organization, or product—across different data sources.</w:t>
+      </w:r>
     </w:p>
   </w:footnote>
 </w:footnotes>
@@ -2165,7 +1773,7 @@
         <v:path o:extrusionok="f" gradientshapeok="t" o:connecttype="rect"/>
         <o:lock v:ext="edit" aspectratio="t"/>
       </v:shapetype>
-      <v:shape id="_x0000_i1025" type="#_x0000_t75" alt="A picture containing sketch, black, black and white, diagram&#10;&#10;&#10;&#10;&#10;&#10;&#10;&#10;&#10;&#10;&#10;&#10;&#10;&#10;&#10;&#10;&#10;&#10;&#10;&#10;Description automatically generated" style="width:126.4pt;height:124.15pt;visibility:visible;mso-wrap-style:square" o:bullet="t">
+      <v:shape id="_x0000_i1025" type="#_x0000_t75" alt="A picture containing sketch, black, black and white, diagram&#10;&#10;&#10;&#10;&#10;&#10;&#10;&#10;&#10;&#10;&#10;&#10;&#10;&#10;&#10;&#10;&#10;&#10;&#10;&#10;Description automatically generated" style="width:126.25pt;height:124.1pt;visibility:visible;mso-wrap-style:square" o:bullet="t">
         <v:imagedata r:id="rId1" o:title="A picture containing sketch, black, black and white, diagram&#10;&#10;&#10;&#10;&#10;&#10;&#10;&#10;&#10;&#10;&#10;&#10;&#10;&#10;&#10;&#10;&#10;&#10;&#10;&#10;Description automatically generated"/>
       </v:shape>
     </w:pict>
@@ -3357,7 +2965,7 @@
     <w:lvl w:ilvl="0">
       <w:start w:val="1"/>
       <w:numFmt w:val="decimal"/>
-      <w:pStyle w:val="Heading1"/>
+      <w:pStyle w:val="Titolo1"/>
       <w:suff w:val="space"/>
       <w:lvlText w:val="%1."/>
       <w:lvlJc w:val="left"/>
@@ -3371,7 +2979,7 @@
     <w:lvl w:ilvl="1">
       <w:start w:val="1"/>
       <w:numFmt w:val="decimal"/>
-      <w:pStyle w:val="Heading2"/>
+      <w:pStyle w:val="Titolo2"/>
       <w:suff w:val="space"/>
       <w:lvlText w:val="%1.%2."/>
       <w:lvlJc w:val="left"/>
@@ -3385,7 +2993,7 @@
     <w:lvl w:ilvl="2">
       <w:start w:val="1"/>
       <w:numFmt w:val="decimal"/>
-      <w:pStyle w:val="Heading3"/>
+      <w:pStyle w:val="Titolo3"/>
       <w:suff w:val="space"/>
       <w:lvlText w:val="%1.%2.%3."/>
       <w:lvlJc w:val="left"/>
@@ -3399,7 +3007,7 @@
     <w:lvl w:ilvl="3">
       <w:start w:val="1"/>
       <w:numFmt w:val="decimal"/>
-      <w:pStyle w:val="Heading4"/>
+      <w:pStyle w:val="Titolo4"/>
       <w:suff w:val="space"/>
       <w:lvlText w:val="%1.%2.%3.%4."/>
       <w:lvlJc w:val="left"/>
@@ -4939,7 +4547,7 @@
     <w:lsdException w:name="Unresolved Mention" w:semiHidden="1" w:unhideWhenUsed="1"/>
     <w:lsdException w:name="Smart Link" w:semiHidden="1" w:unhideWhenUsed="1"/>
   </w:latentStyles>
-  <w:style w:type="paragraph" w:default="1" w:styleId="Normal">
+  <w:style w:type="paragraph" w:default="1" w:styleId="Normale">
     <w:name w:val="Normal"/>
     <w:qFormat/>
     <w:rsid w:val="00A53114"/>
@@ -4956,11 +4564,11 @@
       <w:lang w:eastAsia="en-GB"/>
     </w:rPr>
   </w:style>
-  <w:style w:type="paragraph" w:styleId="Heading1">
+  <w:style w:type="paragraph" w:styleId="Titolo1">
     <w:name w:val="heading 1"/>
-    <w:basedOn w:val="ListParagraph"/>
-    <w:next w:val="Normal"/>
-    <w:link w:val="Heading1Char"/>
+    <w:basedOn w:val="Paragrafoelenco"/>
+    <w:next w:val="Normale"/>
+    <w:link w:val="Titolo1Carattere"/>
     <w:uiPriority w:val="9"/>
     <w:qFormat/>
     <w:rsid w:val="007F4D8B"/>
@@ -4981,11 +4589,11 @@
       <w:szCs w:val="28"/>
     </w:rPr>
   </w:style>
-  <w:style w:type="paragraph" w:styleId="Heading2">
+  <w:style w:type="paragraph" w:styleId="Titolo2">
     <w:name w:val="heading 2"/>
-    <w:basedOn w:val="Heading1"/>
-    <w:next w:val="Normal"/>
-    <w:link w:val="Heading2Char"/>
+    <w:basedOn w:val="Titolo1"/>
+    <w:next w:val="Normale"/>
+    <w:link w:val="Titolo2Carattere"/>
     <w:uiPriority w:val="9"/>
     <w:unhideWhenUsed/>
     <w:qFormat/>
@@ -5003,11 +4611,11 @@
       <w:szCs w:val="24"/>
     </w:rPr>
   </w:style>
-  <w:style w:type="paragraph" w:styleId="Heading3">
+  <w:style w:type="paragraph" w:styleId="Titolo3">
     <w:name w:val="heading 3"/>
-    <w:basedOn w:val="Heading2"/>
-    <w:next w:val="Normal"/>
-    <w:link w:val="Heading3Char"/>
+    <w:basedOn w:val="Titolo2"/>
+    <w:next w:val="Normale"/>
+    <w:link w:val="Titolo3Carattere"/>
     <w:uiPriority w:val="9"/>
     <w:unhideWhenUsed/>
     <w:qFormat/>
@@ -5020,11 +4628,11 @@
       <w:outlineLvl w:val="2"/>
     </w:pPr>
   </w:style>
-  <w:style w:type="paragraph" w:styleId="Heading4">
+  <w:style w:type="paragraph" w:styleId="Titolo4">
     <w:name w:val="heading 4"/>
-    <w:basedOn w:val="Heading3"/>
-    <w:next w:val="Normal"/>
-    <w:link w:val="Heading4Char"/>
+    <w:basedOn w:val="Titolo3"/>
+    <w:next w:val="Normale"/>
+    <w:link w:val="Titolo4Carattere"/>
     <w:autoRedefine/>
     <w:uiPriority w:val="9"/>
     <w:semiHidden/>
@@ -5044,12 +4652,12 @@
       <w:color w:val="000000" w:themeColor="text1"/>
     </w:rPr>
   </w:style>
-  <w:style w:type="character" w:default="1" w:styleId="DefaultParagraphFont">
+  <w:style w:type="character" w:default="1" w:styleId="Carpredefinitoparagrafo">
     <w:name w:val="Default Paragraph Font"/>
     <w:uiPriority w:val="1"/>
     <w:unhideWhenUsed/>
   </w:style>
-  <w:style w:type="table" w:default="1" w:styleId="TableNormal">
+  <w:style w:type="table" w:default="1" w:styleId="Tabellanormale">
     <w:name w:val="Normal Table"/>
     <w:uiPriority w:val="99"/>
     <w:semiHidden/>
@@ -5064,7 +4672,7 @@
       </w:tblCellMar>
     </w:tblPr>
   </w:style>
-  <w:style w:type="numbering" w:default="1" w:styleId="NoList">
+  <w:style w:type="numbering" w:default="1" w:styleId="Nessunelenco">
     <w:name w:val="No List"/>
     <w:uiPriority w:val="99"/>
     <w:semiHidden/>
@@ -5072,7 +4680,7 @@
   </w:style>
   <w:style w:type="paragraph" w:customStyle="1" w:styleId="reference">
     <w:name w:val="reference"/>
-    <w:basedOn w:val="Normal"/>
+    <w:basedOn w:val="Normale"/>
     <w:qFormat/>
     <w:rsid w:val="004F428B"/>
     <w:pPr>
@@ -5082,9 +4690,9 @@
       <w:ind w:left="426" w:hanging="426"/>
     </w:pPr>
   </w:style>
-  <w:style w:type="paragraph" w:styleId="FootnoteText">
+  <w:style w:type="paragraph" w:styleId="Testonotaapidipagina">
     <w:name w:val="footnote text"/>
-    <w:link w:val="FootnoteTextChar"/>
+    <w:link w:val="TestonotaapidipaginaCarattere"/>
     <w:uiPriority w:val="99"/>
     <w:unhideWhenUsed/>
     <w:rsid w:val="00527EF1"/>
@@ -5095,10 +4703,10 @@
       <w:lang w:eastAsia="en-GB"/>
     </w:rPr>
   </w:style>
-  <w:style w:type="character" w:customStyle="1" w:styleId="FootnoteTextChar">
-    <w:name w:val="Footnote Text Char"/>
-    <w:basedOn w:val="DefaultParagraphFont"/>
-    <w:link w:val="FootnoteText"/>
+  <w:style w:type="character" w:customStyle="1" w:styleId="TestonotaapidipaginaCarattere">
+    <w:name w:val="Testo nota a piè di pagina Carattere"/>
+    <w:basedOn w:val="Carpredefinitoparagrafo"/>
+    <w:link w:val="Testonotaapidipagina"/>
     <w:uiPriority w:val="99"/>
     <w:rsid w:val="00527EF1"/>
     <w:rPr>
@@ -5108,9 +4716,9 @@
       <w:lang w:eastAsia="en-GB"/>
     </w:rPr>
   </w:style>
-  <w:style w:type="character" w:styleId="FootnoteReference">
+  <w:style w:type="character" w:styleId="Rimandonotaapidipagina">
     <w:name w:val="footnote reference"/>
-    <w:basedOn w:val="DefaultParagraphFont"/>
+    <w:basedOn w:val="Carpredefinitoparagrafo"/>
     <w:uiPriority w:val="99"/>
     <w:semiHidden/>
     <w:unhideWhenUsed/>
@@ -5119,9 +4727,9 @@
       <w:vertAlign w:val="superscript"/>
     </w:rPr>
   </w:style>
-  <w:style w:type="table" w:styleId="TableGrid">
+  <w:style w:type="table" w:styleId="Grigliatabella">
     <w:name w:val="Table Grid"/>
-    <w:basedOn w:val="TableNormal"/>
+    <w:basedOn w:val="Tabellanormale"/>
     <w:uiPriority w:val="39"/>
     <w:rsid w:val="00520F5C"/>
     <w:tblPr>
@@ -5137,7 +4745,7 @@
   </w:style>
   <w:style w:type="paragraph" w:customStyle="1" w:styleId="Numberedlist">
     <w:name w:val="Numbered list"/>
-    <w:basedOn w:val="Normal"/>
+    <w:basedOn w:val="Normale"/>
     <w:qFormat/>
     <w:rsid w:val="00E638B3"/>
     <w:pPr>
@@ -5147,10 +4755,10 @@
       <w:spacing w:before="240"/>
     </w:pPr>
   </w:style>
-  <w:style w:type="character" w:customStyle="1" w:styleId="Heading1Char">
-    <w:name w:val="Heading 1 Char"/>
-    <w:basedOn w:val="DefaultParagraphFont"/>
-    <w:link w:val="Heading1"/>
+  <w:style w:type="character" w:customStyle="1" w:styleId="Titolo1Carattere">
+    <w:name w:val="Titolo 1 Carattere"/>
+    <w:basedOn w:val="Carpredefinitoparagrafo"/>
+    <w:link w:val="Titolo1"/>
     <w:uiPriority w:val="9"/>
     <w:rsid w:val="007F4D8B"/>
     <w:rPr>
@@ -5162,11 +4770,11 @@
       <w:lang w:eastAsia="en-GB"/>
     </w:rPr>
   </w:style>
-  <w:style w:type="paragraph" w:styleId="Title">
+  <w:style w:type="paragraph" w:styleId="Titolo">
     <w:name w:val="Title"/>
-    <w:basedOn w:val="Normal"/>
-    <w:next w:val="Normal"/>
-    <w:link w:val="TitleChar"/>
+    <w:basedOn w:val="Normale"/>
+    <w:next w:val="Normale"/>
+    <w:link w:val="TitoloCarattere"/>
     <w:uiPriority w:val="10"/>
     <w:qFormat/>
     <w:rsid w:val="004465BF"/>
@@ -5183,10 +4791,10 @@
       <w:szCs w:val="34"/>
     </w:rPr>
   </w:style>
-  <w:style w:type="character" w:customStyle="1" w:styleId="TitleChar">
-    <w:name w:val="Title Char"/>
-    <w:basedOn w:val="DefaultParagraphFont"/>
-    <w:link w:val="Title"/>
+  <w:style w:type="character" w:customStyle="1" w:styleId="TitoloCarattere">
+    <w:name w:val="Titolo Carattere"/>
+    <w:basedOn w:val="Carpredefinitoparagrafo"/>
+    <w:link w:val="Titolo"/>
     <w:uiPriority w:val="10"/>
     <w:rsid w:val="004465BF"/>
     <w:rPr>
@@ -5259,7 +4867,7 @@
   </w:style>
   <w:style w:type="paragraph" w:customStyle="1" w:styleId="AuthorFirstName">
     <w:name w:val="Author First Name"/>
-    <w:basedOn w:val="Normal"/>
+    <w:basedOn w:val="Normale"/>
     <w:link w:val="AuthorFirstNameChar"/>
     <w:qFormat/>
     <w:rsid w:val="007566E6"/>
@@ -5274,10 +4882,10 @@
       <w:szCs w:val="24"/>
     </w:rPr>
   </w:style>
-  <w:style w:type="character" w:customStyle="1" w:styleId="Heading2Char">
-    <w:name w:val="Heading 2 Char"/>
-    <w:basedOn w:val="DefaultParagraphFont"/>
-    <w:link w:val="Heading2"/>
+  <w:style w:type="character" w:customStyle="1" w:styleId="Titolo2Carattere">
+    <w:name w:val="Titolo 2 Carattere"/>
+    <w:basedOn w:val="Carpredefinitoparagrafo"/>
+    <w:link w:val="Titolo2"/>
     <w:uiPriority w:val="9"/>
     <w:rsid w:val="00B87BA8"/>
     <w:rPr>
@@ -5289,7 +4897,7 @@
   </w:style>
   <w:style w:type="paragraph" w:customStyle="1" w:styleId="Tablenumber">
     <w:name w:val="Table number"/>
-    <w:basedOn w:val="Normal"/>
+    <w:basedOn w:val="Normale"/>
     <w:next w:val="Tablecaption"/>
     <w:qFormat/>
     <w:rsid w:val="007B027A"/>
@@ -5305,7 +4913,7 @@
   </w:style>
   <w:style w:type="paragraph" w:customStyle="1" w:styleId="Tablecaption">
     <w:name w:val="Table caption"/>
-    <w:basedOn w:val="Normal"/>
+    <w:basedOn w:val="Normale"/>
     <w:qFormat/>
     <w:rsid w:val="00B74D81"/>
     <w:pPr>
@@ -5318,7 +4926,7 @@
   </w:style>
   <w:style w:type="numbering" w:styleId="111111">
     <w:name w:val="Outline List 2"/>
-    <w:basedOn w:val="NoList"/>
+    <w:basedOn w:val="Nessunelenco"/>
     <w:uiPriority w:val="99"/>
     <w:semiHidden/>
     <w:unhideWhenUsed/>
@@ -5331,7 +4939,7 @@
   </w:style>
   <w:style w:type="table" w:customStyle="1" w:styleId="Style1">
     <w:name w:val="Style1"/>
-    <w:basedOn w:val="TableNormal"/>
+    <w:basedOn w:val="Tabellanormale"/>
     <w:uiPriority w:val="99"/>
     <w:rsid w:val="00DF0DD6"/>
     <w:rPr>
@@ -5341,7 +4949,7 @@
   </w:style>
   <w:style w:type="paragraph" w:customStyle="1" w:styleId="Figure">
     <w:name w:val="Figure"/>
-    <w:basedOn w:val="Normal"/>
+    <w:basedOn w:val="Normale"/>
     <w:next w:val="Figurenumber"/>
     <w:qFormat/>
     <w:rsid w:val="007E0311"/>
@@ -5357,8 +4965,8 @@
   </w:style>
   <w:style w:type="paragraph" w:customStyle="1" w:styleId="Figurenumber">
     <w:name w:val="Figure number"/>
-    <w:basedOn w:val="Normal"/>
-    <w:next w:val="Normal"/>
+    <w:basedOn w:val="Normale"/>
+    <w:next w:val="Normale"/>
     <w:link w:val="FigurenumberChar"/>
     <w:qFormat/>
     <w:rsid w:val="00B07392"/>
@@ -5371,7 +4979,7 @@
       <w:b/>
     </w:rPr>
   </w:style>
-  <w:style w:type="character" w:styleId="Hyperlink">
+  <w:style w:type="character" w:styleId="Collegamentoipertestuale">
     <w:name w:val="Hyperlink"/>
     <w:uiPriority w:val="99"/>
     <w:unhideWhenUsed/>
@@ -5383,9 +4991,9 @@
       <w:color w:val="2F4E4F"/>
     </w:rPr>
   </w:style>
-  <w:style w:type="character" w:styleId="PlaceholderText">
+  <w:style w:type="character" w:styleId="Testosegnaposto">
     <w:name w:val="Placeholder Text"/>
-    <w:basedOn w:val="DefaultParagraphFont"/>
+    <w:basedOn w:val="Carpredefinitoparagrafo"/>
     <w:uiPriority w:val="99"/>
     <w:semiHidden/>
     <w:rsid w:val="00DF0DD6"/>
@@ -5393,10 +5001,10 @@
       <w:color w:val="808080"/>
     </w:rPr>
   </w:style>
-  <w:style w:type="paragraph" w:styleId="Caption">
+  <w:style w:type="paragraph" w:styleId="Didascalia">
     <w:name w:val="caption"/>
-    <w:basedOn w:val="Normal"/>
-    <w:next w:val="Normal"/>
+    <w:basedOn w:val="Normale"/>
+    <w:next w:val="Normale"/>
     <w:uiPriority w:val="35"/>
     <w:unhideWhenUsed/>
     <w:qFormat/>
@@ -5412,10 +5020,10 @@
       <w:szCs w:val="18"/>
     </w:rPr>
   </w:style>
-  <w:style w:type="character" w:customStyle="1" w:styleId="Heading3Char">
-    <w:name w:val="Heading 3 Char"/>
-    <w:basedOn w:val="DefaultParagraphFont"/>
-    <w:link w:val="Heading3"/>
+  <w:style w:type="character" w:customStyle="1" w:styleId="Titolo3Carattere">
+    <w:name w:val="Titolo 3 Carattere"/>
+    <w:basedOn w:val="Carpredefinitoparagrafo"/>
+    <w:link w:val="Titolo3"/>
     <w:uiPriority w:val="9"/>
     <w:rsid w:val="00B87BA8"/>
     <w:rPr>
@@ -5425,9 +5033,9 @@
       <w:lang w:eastAsia="en-GB"/>
     </w:rPr>
   </w:style>
-  <w:style w:type="paragraph" w:styleId="NormalWeb">
+  <w:style w:type="paragraph" w:styleId="NormaleWeb">
     <w:name w:val="Normal (Web)"/>
-    <w:basedOn w:val="Normal"/>
+    <w:basedOn w:val="Normale"/>
     <w:uiPriority w:val="99"/>
     <w:unhideWhenUsed/>
     <w:rsid w:val="00DD4755"/>
@@ -5446,9 +5054,9 @@
       </w:numPr>
     </w:pPr>
   </w:style>
-  <w:style w:type="paragraph" w:styleId="ListParagraph">
+  <w:style w:type="paragraph" w:styleId="Paragrafoelenco">
     <w:name w:val="List Paragraph"/>
-    <w:basedOn w:val="Normal"/>
+    <w:basedOn w:val="Normale"/>
     <w:uiPriority w:val="34"/>
     <w:qFormat/>
     <w:rsid w:val="005B0EC6"/>
@@ -5508,10 +5116,10 @@
       <w:lang w:eastAsia="en-GB"/>
     </w:rPr>
   </w:style>
-  <w:style w:type="paragraph" w:styleId="Header">
+  <w:style w:type="paragraph" w:styleId="Intestazione">
     <w:name w:val="header"/>
-    <w:basedOn w:val="Normal"/>
-    <w:link w:val="HeaderChar"/>
+    <w:basedOn w:val="Normale"/>
+    <w:link w:val="IntestazioneCarattere"/>
     <w:uiPriority w:val="99"/>
     <w:unhideWhenUsed/>
     <w:rsid w:val="005548CE"/>
@@ -5522,10 +5130,10 @@
       </w:tabs>
     </w:pPr>
   </w:style>
-  <w:style w:type="character" w:customStyle="1" w:styleId="HeaderChar">
-    <w:name w:val="Header Char"/>
-    <w:basedOn w:val="DefaultParagraphFont"/>
-    <w:link w:val="Header"/>
+  <w:style w:type="character" w:customStyle="1" w:styleId="IntestazioneCarattere">
+    <w:name w:val="Intestazione Carattere"/>
+    <w:basedOn w:val="Carpredefinitoparagrafo"/>
+    <w:link w:val="Intestazione"/>
     <w:uiPriority w:val="99"/>
     <w:rsid w:val="005548CE"/>
     <w:rPr>
@@ -5535,10 +5143,10 @@
       <w:lang w:eastAsia="en-GB"/>
     </w:rPr>
   </w:style>
-  <w:style w:type="paragraph" w:styleId="Footer">
+  <w:style w:type="paragraph" w:styleId="Pidipagina">
     <w:name w:val="footer"/>
-    <w:basedOn w:val="Normal"/>
-    <w:link w:val="FooterChar"/>
+    <w:basedOn w:val="Normale"/>
+    <w:link w:val="PidipaginaCarattere"/>
     <w:uiPriority w:val="99"/>
     <w:unhideWhenUsed/>
     <w:rsid w:val="005548CE"/>
@@ -5549,10 +5157,10 @@
       </w:tabs>
     </w:pPr>
   </w:style>
-  <w:style w:type="character" w:customStyle="1" w:styleId="FooterChar">
-    <w:name w:val="Footer Char"/>
-    <w:basedOn w:val="DefaultParagraphFont"/>
-    <w:link w:val="Footer"/>
+  <w:style w:type="character" w:customStyle="1" w:styleId="PidipaginaCarattere">
+    <w:name w:val="Piè di pagina Carattere"/>
+    <w:basedOn w:val="Carpredefinitoparagrafo"/>
+    <w:link w:val="Pidipagina"/>
     <w:uiPriority w:val="99"/>
     <w:rsid w:val="005548CE"/>
     <w:rPr>
@@ -5562,9 +5170,9 @@
       <w:lang w:eastAsia="en-GB"/>
     </w:rPr>
   </w:style>
-  <w:style w:type="character" w:styleId="UnresolvedMention">
+  <w:style w:type="character" w:styleId="Menzionenonrisolta">
     <w:name w:val="Unresolved Mention"/>
-    <w:basedOn w:val="DefaultParagraphFont"/>
+    <w:basedOn w:val="Carpredefinitoparagrafo"/>
     <w:uiPriority w:val="99"/>
     <w:semiHidden/>
     <w:unhideWhenUsed/>
@@ -5574,9 +5182,9 @@
       <w:shd w:val="clear" w:color="auto" w:fill="E1DFDD"/>
     </w:rPr>
   </w:style>
-  <w:style w:type="character" w:styleId="FollowedHyperlink">
+  <w:style w:type="character" w:styleId="Collegamentovisitato">
     <w:name w:val="FollowedHyperlink"/>
-    <w:basedOn w:val="Hyperlink"/>
+    <w:basedOn w:val="Collegamentoipertestuale"/>
     <w:uiPriority w:val="99"/>
     <w:semiHidden/>
     <w:unhideWhenUsed/>
@@ -5589,10 +5197,10 @@
       <w:u w:val="none"/>
     </w:rPr>
   </w:style>
-  <w:style w:type="character" w:customStyle="1" w:styleId="Heading4Char">
-    <w:name w:val="Heading 4 Char"/>
-    <w:basedOn w:val="DefaultParagraphFont"/>
-    <w:link w:val="Heading4"/>
+  <w:style w:type="character" w:customStyle="1" w:styleId="Titolo4Carattere">
+    <w:name w:val="Titolo 4 Carattere"/>
+    <w:basedOn w:val="Carpredefinitoparagrafo"/>
+    <w:link w:val="Titolo4"/>
     <w:uiPriority w:val="9"/>
     <w:semiHidden/>
     <w:rsid w:val="00B87BA8"/>
@@ -5617,7 +5225,7 @@
   </w:style>
   <w:style w:type="character" w:customStyle="1" w:styleId="AuthorFirstNameChar">
     <w:name w:val="Author First Name Char"/>
-    <w:basedOn w:val="DefaultParagraphFont"/>
+    <w:basedOn w:val="Carpredefinitoparagrafo"/>
     <w:link w:val="AuthorFirstName"/>
     <w:rsid w:val="00FA7B3E"/>
     <w:rPr>
@@ -5639,7 +5247,7 @@
   </w:style>
   <w:style w:type="paragraph" w:customStyle="1" w:styleId="Proceedingstitle">
     <w:name w:val="Proceedings title"/>
-    <w:basedOn w:val="FootnoteText"/>
+    <w:basedOn w:val="Testonotaapidipagina"/>
     <w:qFormat/>
     <w:rsid w:val="00DC7303"/>
     <w:rPr>
@@ -5648,7 +5256,7 @@
   </w:style>
   <w:style w:type="paragraph" w:customStyle="1" w:styleId="AcknowledgementsHeading">
     <w:name w:val="Acknowledgements (Heading)"/>
-    <w:basedOn w:val="Heading1"/>
+    <w:basedOn w:val="Titolo1"/>
     <w:qFormat/>
     <w:rsid w:val="00E85B17"/>
     <w:pPr>
@@ -5660,7 +5268,7 @@
   </w:style>
   <w:style w:type="character" w:customStyle="1" w:styleId="FigurenumberChar">
     <w:name w:val="Figure number Char"/>
-    <w:basedOn w:val="DefaultParagraphFont"/>
+    <w:basedOn w:val="Carpredefinitoparagrafo"/>
     <w:link w:val="Figurenumber"/>
     <w:rsid w:val="00B07392"/>
     <w:rPr>
@@ -5673,8 +5281,8 @@
   </w:style>
   <w:style w:type="paragraph" w:customStyle="1" w:styleId="Figurecaption">
     <w:name w:val="Figure caption"/>
-    <w:basedOn w:val="Normal"/>
-    <w:next w:val="Normal"/>
+    <w:basedOn w:val="Normale"/>
+    <w:next w:val="Normale"/>
     <w:link w:val="FigurecaptionChar"/>
     <w:qFormat/>
     <w:rsid w:val="00002AC0"/>
@@ -5704,7 +5312,7 @@
   </w:style>
   <w:style w:type="paragraph" w:customStyle="1" w:styleId="Copyrightmessage">
     <w:name w:val="Copyright message"/>
-    <w:basedOn w:val="FootnoteText"/>
+    <w:basedOn w:val="Testonotaapidipagina"/>
     <w:qFormat/>
     <w:rsid w:val="00195EE7"/>
     <w:rPr>
@@ -5734,8 +5342,8 @@
   </w:style>
   <w:style w:type="paragraph" w:customStyle="1" w:styleId="Appendix">
     <w:name w:val="Appendix"/>
-    <w:basedOn w:val="Heading1"/>
-    <w:next w:val="Normal"/>
+    <w:basedOn w:val="Titolo1"/>
+    <w:next w:val="Normale"/>
     <w:qFormat/>
     <w:rsid w:val="005A5E4F"/>
     <w:pPr>
@@ -5757,10 +5365,10 @@
       </w:numPr>
     </w:pPr>
   </w:style>
-  <w:style w:type="paragraph" w:styleId="EndnoteText">
+  <w:style w:type="paragraph" w:styleId="Testonotadichiusura">
     <w:name w:val="endnote text"/>
-    <w:basedOn w:val="Normal"/>
-    <w:link w:val="EndnoteTextChar"/>
+    <w:basedOn w:val="Normale"/>
+    <w:link w:val="TestonotadichiusuraCarattere"/>
     <w:uiPriority w:val="99"/>
     <w:semiHidden/>
     <w:unhideWhenUsed/>
@@ -5773,10 +5381,10 @@
       <w:szCs w:val="20"/>
     </w:rPr>
   </w:style>
-  <w:style w:type="character" w:customStyle="1" w:styleId="EndnoteTextChar">
-    <w:name w:val="Endnote Text Char"/>
-    <w:basedOn w:val="DefaultParagraphFont"/>
-    <w:link w:val="EndnoteText"/>
+  <w:style w:type="character" w:customStyle="1" w:styleId="TestonotadichiusuraCarattere">
+    <w:name w:val="Testo nota di chiusura Carattere"/>
+    <w:basedOn w:val="Carpredefinitoparagrafo"/>
+    <w:link w:val="Testonotadichiusura"/>
     <w:uiPriority w:val="99"/>
     <w:semiHidden/>
     <w:rsid w:val="009C34AA"/>
@@ -5787,9 +5395,9 @@
       <w:lang w:eastAsia="en-GB"/>
     </w:rPr>
   </w:style>
-  <w:style w:type="character" w:styleId="EndnoteReference">
+  <w:style w:type="character" w:styleId="Rimandonotadichiusura">
     <w:name w:val="endnote reference"/>
-    <w:basedOn w:val="DefaultParagraphFont"/>
+    <w:basedOn w:val="Carpredefinitoparagrafo"/>
     <w:uiPriority w:val="99"/>
     <w:semiHidden/>
     <w:unhideWhenUsed/>
@@ -5798,10 +5406,10 @@
       <w:vertAlign w:val="superscript"/>
     </w:rPr>
   </w:style>
-  <w:style w:type="paragraph" w:styleId="HTMLPreformatted">
+  <w:style w:type="paragraph" w:styleId="PreformattatoHTML">
     <w:name w:val="HTML Preformatted"/>
-    <w:basedOn w:val="Normal"/>
-    <w:link w:val="HTMLPreformattedChar"/>
+    <w:basedOn w:val="Normale"/>
+    <w:link w:val="PreformattatoHTMLCarattere"/>
     <w:uiPriority w:val="99"/>
     <w:semiHidden/>
     <w:unhideWhenUsed/>
@@ -5815,10 +5423,10 @@
       <w:szCs w:val="20"/>
     </w:rPr>
   </w:style>
-  <w:style w:type="character" w:customStyle="1" w:styleId="HTMLPreformattedChar">
-    <w:name w:val="HTML Preformatted Char"/>
-    <w:basedOn w:val="DefaultParagraphFont"/>
-    <w:link w:val="HTMLPreformatted"/>
+  <w:style w:type="character" w:customStyle="1" w:styleId="PreformattatoHTMLCarattere">
+    <w:name w:val="Preformattato HTML Carattere"/>
+    <w:basedOn w:val="Carpredefinitoparagrafo"/>
+    <w:link w:val="PreformattatoHTML"/>
     <w:uiPriority w:val="99"/>
     <w:semiHidden/>
     <w:rsid w:val="00781FA7"/>

--- a/Report.docx
+++ b/Report.docx
@@ -34,7 +34,21 @@
         <w:rPr>
           <w:rFonts w:ascii="Cambria Math" w:hAnsi="Cambria Math" w:cs="Cambria Math"/>
         </w:rPr>
-        <w:t>RAG via LLM-FalkorDB Integration</w:t>
+        <w:t>RAG via LLM-</w:t>
+      </w:r>
+      <w:proofErr w:type="spellStart"/>
+      <w:r>
+        <w:rPr>
+          <w:rFonts w:ascii="Cambria Math" w:hAnsi="Cambria Math" w:cs="Cambria Math"/>
+        </w:rPr>
+        <w:t>FalkorDB</w:t>
+      </w:r>
+      <w:proofErr w:type="spellEnd"/>
+      <w:r>
+        <w:rPr>
+          <w:rFonts w:ascii="Cambria Math" w:hAnsi="Cambria Math" w:cs="Cambria Math"/>
+        </w:rPr>
+        <w:t xml:space="preserve"> Integration</w:t>
       </w:r>
     </w:p>
     <w:p>
@@ -163,6 +177,7 @@
       <w:r>
         <w:t xml:space="preserve">RAG construction from unstructured text using LLMs and </w:t>
       </w:r>
+      <w:proofErr w:type="spellStart"/>
       <w:r>
         <w:rPr>
           <w:b/>
@@ -170,6 +185,7 @@
         </w:rPr>
         <w:t>FalkorDB</w:t>
       </w:r>
+      <w:proofErr w:type="spellEnd"/>
       <w:r>
         <w:t xml:space="preserve">. Our pipeline first partitions documents by topic, after which an LLM constructs a validated ontology for each </w:t>
       </w:r>
@@ -222,10 +238,7 @@
         <w:t xml:space="preserve"> methodology.</w:t>
       </w:r>
       <w:r>
-        <w:t xml:space="preserve"> </w:t>
-      </w:r>
-      <w:r>
-        <w:t xml:space="preserve">As a case study, we developed a specialized system based on GPT-5 </w:t>
+        <w:t xml:space="preserve"> As a case study, we developed a specialized system based on GPT-5 </w:t>
       </w:r>
       <w:r>
         <w:t>n</w:t>
@@ -240,6 +253,7 @@
         <w:t xml:space="preserve">optimized to answer queries related to </w:t>
       </w:r>
       <w:hyperlink r:id="rId8" w:history="1">
+        <w:proofErr w:type="spellStart"/>
         <w:r>
           <w:rPr>
             <w:rStyle w:val="Collegamentoipertestuale"/>
@@ -248,6 +262,7 @@
           </w:rPr>
           <w:t>EmPULIA</w:t>
         </w:r>
+        <w:proofErr w:type="spellEnd"/>
       </w:hyperlink>
       <w:r>
         <w:rPr>
@@ -275,7 +290,23 @@
         <w:t>Italian Public Procurement Code</w:t>
       </w:r>
       <w:r>
-        <w:t xml:space="preserve"> (Codice degli Appalti)</w:t>
+        <w:t xml:space="preserve"> (</w:t>
+      </w:r>
+      <w:proofErr w:type="spellStart"/>
+      <w:r>
+        <w:t>Codice</w:t>
+      </w:r>
+      <w:proofErr w:type="spellEnd"/>
+      <w:r>
+        <w:t xml:space="preserve"> degli </w:t>
+      </w:r>
+      <w:proofErr w:type="spellStart"/>
+      <w:r>
+        <w:t>Appalti</w:t>
+      </w:r>
+      <w:proofErr w:type="spellEnd"/>
+      <w:r>
+        <w:t>)</w:t>
       </w:r>
       <w:r>
         <w:t xml:space="preserve">. </w:t>
@@ -292,8 +323,13 @@
         <w:pStyle w:val="AbstractText"/>
       </w:pPr>
       <w:r>
-        <w:t>// Dire risultati</w:t>
-      </w:r>
+        <w:t xml:space="preserve">// Dire </w:t>
+      </w:r>
+      <w:proofErr w:type="spellStart"/>
+      <w:r>
+        <w:t>risultati</w:t>
+      </w:r>
+      <w:proofErr w:type="spellEnd"/>
     </w:p>
     <w:p>
       <w:pPr>
@@ -336,7 +372,15 @@
         <w:t xml:space="preserve"> </w:t>
       </w:r>
       <w:r>
-        <w:t>RAG, LLM,  Entity Resolution</w:t>
+        <w:t xml:space="preserve">RAG, </w:t>
+      </w:r>
+      <w:proofErr w:type="gramStart"/>
+      <w:r>
+        <w:t>LLM,  Entity</w:t>
+      </w:r>
+      <w:proofErr w:type="gramEnd"/>
+      <w:r>
+        <w:t xml:space="preserve"> Resolution</w:t>
       </w:r>
       <w:r>
         <w:t>,</w:t>
@@ -350,9 +394,11 @@
       <w:r>
         <w:t xml:space="preserve">, </w:t>
       </w:r>
+      <w:proofErr w:type="spellStart"/>
       <w:r>
         <w:t>FalkorDB</w:t>
       </w:r>
+      <w:proofErr w:type="spellEnd"/>
       <w:r>
         <w:t xml:space="preserve">, </w:t>
       </w:r>
@@ -409,7 +455,10 @@
         <w:t xml:space="preserve">uses knowledge graphs to provide substantial improvements </w:t>
       </w:r>
       <w:r>
-        <w:t xml:space="preserve">for LLMs </w:t>
+        <w:t>to</w:t>
+      </w:r>
+      <w:r>
+        <w:t xml:space="preserve"> LLMs </w:t>
       </w:r>
       <w:r>
         <w:t xml:space="preserve">in question-and-answer performance when reasoning about complex information. RAG techniques have shown promise in </w:t>
@@ -557,7 +606,15 @@
         <w:t xml:space="preserve"> </w:t>
       </w:r>
       <w:r>
-        <w:t>The EmPULIA case study serves as an ideal testing ground, as it allows us to evaluate our framework within a challenging and highly specialized domain</w:t>
+        <w:t xml:space="preserve">The </w:t>
+      </w:r>
+      <w:proofErr w:type="spellStart"/>
+      <w:r>
+        <w:t>EmPULIA</w:t>
+      </w:r>
+      <w:proofErr w:type="spellEnd"/>
+      <w:r>
+        <w:t xml:space="preserve"> case study serves as an ideal testing ground, as it allows us to evaluate our framework within a challenging and highly specialized domain</w:t>
       </w:r>
       <w:r>
         <w:t>.</w:t>
@@ -643,7 +700,15 @@
         <w:t>.</w:t>
       </w:r>
       <w:r>
-        <w:t xml:space="preserve"> The details of the description must allow to replicate the approach. You can use subsections to structure the description (not mandatory). </w:t>
+        <w:t xml:space="preserve"> The details of the description must </w:t>
+      </w:r>
+      <w:proofErr w:type="gramStart"/>
+      <w:r>
+        <w:t>allow</w:t>
+      </w:r>
+      <w:proofErr w:type="gramEnd"/>
+      <w:r>
+        <w:t xml:space="preserve"> to replicate the approach. You can use subsections to structure the description (not mandatory). </w:t>
       </w:r>
     </w:p>
     <w:p>
@@ -659,7 +724,15 @@
         <w:pStyle w:val="Numberedlist"/>
       </w:pPr>
       <w:r>
-        <w:t xml:space="preserve">Download the latest Libertinus zip file </w:t>
+        <w:t xml:space="preserve">Download the latest </w:t>
+      </w:r>
+      <w:proofErr w:type="spellStart"/>
+      <w:r>
+        <w:t>Libertinus</w:t>
+      </w:r>
+      <w:proofErr w:type="spellEnd"/>
+      <w:r>
+        <w:t xml:space="preserve"> zip file </w:t>
       </w:r>
       <w:hyperlink r:id="rId9" w:history="1">
         <w:r>
@@ -686,7 +759,15 @@
         <w:pStyle w:val="Numberedlist"/>
       </w:pPr>
       <w:r>
-        <w:t>Make sure that a directory ~/.local/share/fonts exists.</w:t>
+        <w:t>Make sure that a directory ~</w:t>
+      </w:r>
+      <w:proofErr w:type="gramStart"/>
+      <w:r>
+        <w:t>/.local</w:t>
+      </w:r>
+      <w:proofErr w:type="gramEnd"/>
+      <w:r>
+        <w:t>/share/fonts exists.</w:t>
       </w:r>
     </w:p>
     <w:p>
@@ -694,7 +775,31 @@
         <w:pStyle w:val="Numberedlist"/>
       </w:pPr>
       <w:r>
-        <w:t>Copy the Libertinus fonts: cp ~/Downloads/Libertinus-7/static/OTF/*.otf ~/.local/share/fonts</w:t>
+        <w:t xml:space="preserve">Copy the </w:t>
+      </w:r>
+      <w:proofErr w:type="spellStart"/>
+      <w:r>
+        <w:t>Libertinus</w:t>
+      </w:r>
+      <w:proofErr w:type="spellEnd"/>
+      <w:r>
+        <w:t xml:space="preserve"> fonts: cp ~/Downloads/Libertinus-7/static/OTF/*.</w:t>
+      </w:r>
+      <w:proofErr w:type="spellStart"/>
+      <w:r>
+        <w:t>otf</w:t>
+      </w:r>
+      <w:proofErr w:type="spellEnd"/>
+      <w:r>
+        <w:t xml:space="preserve"> ~</w:t>
+      </w:r>
+      <w:proofErr w:type="gramStart"/>
+      <w:r>
+        <w:t>/.local</w:t>
+      </w:r>
+      <w:proofErr w:type="gramEnd"/>
+      <w:r>
+        <w:t>/share/fonts</w:t>
       </w:r>
     </w:p>
     <w:p>
@@ -722,7 +827,15 @@
         </w:numPr>
       </w:pPr>
       <w:r>
-        <w:t xml:space="preserve">Download the latest Libertinus zip file </w:t>
+        <w:t xml:space="preserve">Download the latest </w:t>
+      </w:r>
+      <w:proofErr w:type="spellStart"/>
+      <w:r>
+        <w:t>Libertinus</w:t>
+      </w:r>
+      <w:proofErr w:type="spellEnd"/>
+      <w:r>
+        <w:t xml:space="preserve"> zip file </w:t>
       </w:r>
       <w:hyperlink r:id="rId10" w:history="1">
         <w:r>
@@ -766,7 +879,15 @@
         <w:pStyle w:val="Numberedlist"/>
       </w:pPr>
       <w:r>
-        <w:t>Select all files with extension .otf and drag and drop them to the field “Drag and drop to install” of the selected settings menu.</w:t>
+        <w:t>Select all files with extension .</w:t>
+      </w:r>
+      <w:proofErr w:type="spellStart"/>
+      <w:r>
+        <w:t>otf</w:t>
+      </w:r>
+      <w:proofErr w:type="spellEnd"/>
+      <w:r>
+        <w:t xml:space="preserve"> and drag and drop them to the field “Drag and drop to install” of the selected settings menu.</w:t>
       </w:r>
     </w:p>
     <w:p>
@@ -810,7 +931,15 @@
         </w:numPr>
       </w:pPr>
       <w:r>
-        <w:t xml:space="preserve">Download the latest Libertinus zip file </w:t>
+        <w:t xml:space="preserve">Download the latest </w:t>
+      </w:r>
+      <w:proofErr w:type="spellStart"/>
+      <w:r>
+        <w:t>Libertinus</w:t>
+      </w:r>
+      <w:proofErr w:type="spellEnd"/>
+      <w:r>
+        <w:t xml:space="preserve"> zip file </w:t>
       </w:r>
       <w:hyperlink r:id="rId12" w:history="1">
         <w:r>
@@ -853,7 +982,15 @@
         <w:pStyle w:val="Numberedlist"/>
       </w:pPr>
       <w:r>
-        <w:t>Drag and drop all .otf files to the Font Book window.</w:t>
+        <w:t>Drag and drop all .</w:t>
+      </w:r>
+      <w:proofErr w:type="spellStart"/>
+      <w:r>
+        <w:t>otf</w:t>
+      </w:r>
+      <w:proofErr w:type="spellEnd"/>
+      <w:r>
+        <w:t xml:space="preserve"> files to the Font Book window.</w:t>
       </w:r>
     </w:p>
     <w:p>
@@ -892,8 +1029,13 @@
       <w:pPr>
         <w:pStyle w:val="Titolo2"/>
       </w:pPr>
-      <w:r>
-        <w:t>Subsetction 1</w:t>
+      <w:proofErr w:type="spellStart"/>
+      <w:r>
+        <w:t>Subsetction</w:t>
+      </w:r>
+      <w:proofErr w:type="spellEnd"/>
+      <w:r>
+        <w:t xml:space="preserve"> 1</w:t>
       </w:r>
     </w:p>
     <w:p>
@@ -983,7 +1125,15 @@
     </w:p>
     <w:p>
       <w:r>
-        <w:t>The author names and affiliations could be formatted in two ways:</w:t>
+        <w:t xml:space="preserve">The </w:t>
+      </w:r>
+      <w:proofErr w:type="gramStart"/>
+      <w:r>
+        <w:t>author</w:t>
+      </w:r>
+      <w:proofErr w:type="gramEnd"/>
+      <w:r>
+        <w:t xml:space="preserve"> names and affiliations could be formatted in two ways:</w:t>
       </w:r>
     </w:p>
     <w:p>
@@ -1057,7 +1207,15 @@
         <w:t xml:space="preserve">Wang, Xin, Tapani Ahonen, and Jari Nurmi. </w:t>
       </w:r>
       <w:r>
-        <w:t>"Applying CDMA technique to network-on-chip." IEEE transactions on very large scale integration (VLSI) systems 15.10 (2007): 1091-1100.</w:t>
+        <w:t xml:space="preserve">"Applying CDMA technique to network-on-chip." IEEE transactions on very </w:t>
+      </w:r>
+      <w:proofErr w:type="gramStart"/>
+      <w:r>
+        <w:t>large scale</w:t>
+      </w:r>
+      <w:proofErr w:type="gramEnd"/>
+      <w:r>
+        <w:t xml:space="preserve"> integration (VLSI) systems 15.10 (2007): 1091-1100.</w:t>
       </w:r>
     </w:p>
     <w:p>
@@ -1065,7 +1223,23 @@
         <w:pStyle w:val="reference"/>
       </w:pPr>
       <w:r>
-        <w:t xml:space="preserve">P. S. Abril, R. Plant, The patent holder’s dilemma: Buy, sell, or troll?, Communications of the ACM 50 (2007) 36–44. doi:10.1145/1188913.1188915. </w:t>
+        <w:t xml:space="preserve">P. S. Abril, R. Plant, </w:t>
+      </w:r>
+      <w:proofErr w:type="gramStart"/>
+      <w:r>
+        <w:t>The</w:t>
+      </w:r>
+      <w:proofErr w:type="gramEnd"/>
+      <w:r>
+        <w:t xml:space="preserve"> patent holder’s dilemma: Buy, sell, or </w:t>
+      </w:r>
+      <w:proofErr w:type="gramStart"/>
+      <w:r>
+        <w:t>troll?,</w:t>
+      </w:r>
+      <w:proofErr w:type="gramEnd"/>
+      <w:r>
+        <w:t xml:space="preserve"> Communications of the ACM 50 (2007) 36–44. doi:10.1145/1188913.1188915. </w:t>
       </w:r>
     </w:p>
     <w:p>
@@ -1073,7 +1247,15 @@
         <w:pStyle w:val="reference"/>
       </w:pPr>
       <w:r>
-        <w:t xml:space="preserve">S. Cohen, W. Nutt, Y. Sagic, Deciding equivalances among conjunctive aggregate queries, J. ACM 54 (2007). doi:10.1145/1219092.1219093. </w:t>
+        <w:t xml:space="preserve">S. Cohen, W. Nutt, Y. Sagic, Deciding </w:t>
+      </w:r>
+      <w:proofErr w:type="spellStart"/>
+      <w:r>
+        <w:t>equivalances</w:t>
+      </w:r>
+      <w:proofErr w:type="spellEnd"/>
+      <w:r>
+        <w:t xml:space="preserve"> among conjunctive aggregate queries, J. ACM 54 (2007). doi:10.1145/1219092.1219093. </w:t>
       </w:r>
     </w:p>
     <w:p>
@@ -1089,7 +1271,15 @@
         <w:pStyle w:val="reference"/>
       </w:pPr>
       <w:r>
-        <w:t xml:space="preserve">D. Kosiur, Understanding Policy-Based Networking, 2nd. ed., Wiley, New York, NY, 2001. </w:t>
+        <w:t xml:space="preserve">D. </w:t>
+      </w:r>
+      <w:proofErr w:type="spellStart"/>
+      <w:r>
+        <w:t>Kosiur</w:t>
+      </w:r>
+      <w:proofErr w:type="spellEnd"/>
+      <w:r>
+        <w:t xml:space="preserve">, Understanding Policy-Based Networking, 2nd. ed., Wiley, New York, NY, 2001. </w:t>
       </w:r>
     </w:p>
     <w:p>
@@ -1105,7 +1295,15 @@
         <w:pStyle w:val="reference"/>
       </w:pPr>
       <w:r>
-        <w:t>I. Editor (Ed.), The title of book one, volume 9 of The name of the series one, 1st. ed., University of Chicago Press, Chicago, 2007. doi:10.1007</w:t>
+        <w:t xml:space="preserve">I. Editor (Ed.), The title of book one, volume 9 of </w:t>
+      </w:r>
+      <w:proofErr w:type="gramStart"/>
+      <w:r>
+        <w:t>The</w:t>
+      </w:r>
+      <w:proofErr w:type="gramEnd"/>
+      <w:r>
+        <w:t xml:space="preserve"> name of the series one, 1st. ed., University of Chicago Press, Chicago, 2007. doi:10.1007</w:t>
       </w:r>
       <w:r>
         <w:t xml:space="preserve"> </w:t>
@@ -1135,7 +1333,23 @@
         <w:pStyle w:val="reference"/>
       </w:pPr>
       <w:r>
-        <w:t xml:space="preserve">B. P. Douglass, D. Harel, M. B. Trakhtenbrot, Statecarts in use: structured analysis and object-orientation, in: G. Rozenberg, F. W. Vaandrager (Eds.), Lectures on Embedded Systems, volume 1494 of Lecture Notes in Computer Science, Springer-Verlag, London, 1998, pp. 368–394. doi:10.1007/3-540-65193-4_29. </w:t>
+        <w:t xml:space="preserve">B. P. Douglass, D. Harel, M. B. </w:t>
+      </w:r>
+      <w:proofErr w:type="spellStart"/>
+      <w:r>
+        <w:t>Trakhtenbrot</w:t>
+      </w:r>
+      <w:proofErr w:type="spellEnd"/>
+      <w:r>
+        <w:t xml:space="preserve">, </w:t>
+      </w:r>
+      <w:proofErr w:type="spellStart"/>
+      <w:r>
+        <w:t>Statecarts</w:t>
+      </w:r>
+      <w:proofErr w:type="spellEnd"/>
+      <w:r>
+        <w:t xml:space="preserve"> in use: structured analysis and object-orientation, in: G. Rozenberg, F. W. Vaandrager (Eds.), Lectures on Embedded Systems, volume 1494 of Lecture Notes in Computer Science, Springer-Verlag, London, 1998, pp. 368–394. doi:10.1007/3-540-65193-4_29. </w:t>
       </w:r>
     </w:p>
     <w:p>
@@ -1151,7 +1365,15 @@
         <w:pStyle w:val="reference"/>
       </w:pPr>
       <w:r>
-        <w:t>S. Andler, Predicate path expressions, in: Proceedings of the 6th. ACM SIGACT</w:t>
+        <w:t xml:space="preserve">S. Andler, Predicate </w:t>
+      </w:r>
+      <w:proofErr w:type="gramStart"/>
+      <w:r>
+        <w:t>path expressions</w:t>
+      </w:r>
+      <w:proofErr w:type="gramEnd"/>
+      <w:r>
+        <w:t>, in: Proceedings of the 6th. ACM SIGACT</w:t>
       </w:r>
       <w:r>
         <w:t>-</w:t>
@@ -1210,7 +1432,23 @@
         <w:pStyle w:val="reference"/>
       </w:pPr>
       <w:r>
-        <w:t xml:space="preserve">D. A. Anisi, Optimal Motion Control of a Ground Vehicle, Master’s thesis, Royal Institute of Technology (KTH), Stockholm, Sweden, 2003. </w:t>
+        <w:t xml:space="preserve">D. A. </w:t>
+      </w:r>
+      <w:proofErr w:type="spellStart"/>
+      <w:r>
+        <w:t>Anisi</w:t>
+      </w:r>
+      <w:proofErr w:type="spellEnd"/>
+      <w:r>
+        <w:t xml:space="preserve">, Optimal Motion Control of a Ground Vehicle, </w:t>
+      </w:r>
+      <w:proofErr w:type="gramStart"/>
+      <w:r>
+        <w:t>Master’s</w:t>
+      </w:r>
+      <w:proofErr w:type="gramEnd"/>
+      <w:r>
+        <w:t xml:space="preserve"> thesis, Royal Institute of Technology (KTH), Stockholm, Sweden, 2003. </w:t>
       </w:r>
     </w:p>
     <w:p>
@@ -1221,7 +1459,15 @@
         </w:rPr>
       </w:pPr>
       <w:r>
-        <w:t xml:space="preserve">H. Thornburg, Introduction to bayesian statistics, 2001. </w:t>
+        <w:t xml:space="preserve">H. Thornburg, Introduction to </w:t>
+      </w:r>
+      <w:proofErr w:type="spellStart"/>
+      <w:r>
+        <w:t>bayesian</w:t>
+      </w:r>
+      <w:proofErr w:type="spellEnd"/>
+      <w:r>
+        <w:t xml:space="preserve"> statistics, 2001. </w:t>
       </w:r>
       <w:r>
         <w:rPr>
@@ -1229,15 +1475,25 @@
         </w:rPr>
         <w:t xml:space="preserve">URL: </w:t>
       </w:r>
-      <w:hyperlink r:id="rId14" w:history="1">
-        <w:r>
-          <w:rPr>
-            <w:rStyle w:val="Collegamentoipertestuale"/>
-            <w:lang w:val="sv-SE"/>
-          </w:rPr>
-          <w:t>http://ccrma.stanford.edu/jos/bayes/bayes.html</w:t>
-        </w:r>
-      </w:hyperlink>
+      <w:r>
+        <w:fldChar w:fldCharType="begin"/>
+      </w:r>
+      <w:r>
+        <w:instrText>HYPERLINK "http://ccrma.stanford.edu/jos/bayes/bayes.html"</w:instrText>
+      </w:r>
+      <w:r>
+        <w:fldChar w:fldCharType="separate"/>
+      </w:r>
+      <w:r>
+        <w:rPr>
+          <w:rStyle w:val="Collegamentoipertestuale"/>
+          <w:lang w:val="sv-SE"/>
+        </w:rPr>
+        <w:t>http://ccrma.stanford.edu/jos/bayes/bayes.html</w:t>
+      </w:r>
+      <w:r>
+        <w:fldChar w:fldCharType="end"/>
+      </w:r>
       <w:r>
         <w:rPr>
           <w:lang w:val="sv-SE"/>
@@ -1250,21 +1506,37 @@
         <w:pStyle w:val="reference"/>
       </w:pPr>
       <w:r>
-        <w:t>R. Ablamowicz, B. Fauser, Cli</w:t>
+        <w:t xml:space="preserve">R. </w:t>
+      </w:r>
+      <w:proofErr w:type="spellStart"/>
+      <w:r>
+        <w:t>Ablamowicz</w:t>
+      </w:r>
+      <w:proofErr w:type="spellEnd"/>
+      <w:r>
+        <w:t>, B. Fauser, Cli</w:t>
       </w:r>
       <w:r>
         <w:t>ff</w:t>
       </w:r>
       <w:r>
-        <w:t>ord: a maple 11 package for cli</w:t>
+        <w:t xml:space="preserve">ord: a maple 11 package for </w:t>
+      </w:r>
+      <w:proofErr w:type="spellStart"/>
+      <w:r>
+        <w:t>cli</w:t>
       </w:r>
       <w:r>
         <w:t>ff</w:t>
       </w:r>
       <w:r>
-        <w:t xml:space="preserve">ord algebra computations, version 11, 2007. URL: </w:t>
-      </w:r>
-      <w:hyperlink r:id="rId15" w:history="1">
+        <w:t>ord</w:t>
+      </w:r>
+      <w:proofErr w:type="spellEnd"/>
+      <w:r>
+        <w:t xml:space="preserve"> algebra computations, version 11, 2007. URL: </w:t>
+      </w:r>
+      <w:hyperlink r:id="rId14" w:history="1">
         <w:r>
           <w:rPr>
             <w:rStyle w:val="Collegamentoipertestuale"/>
@@ -1283,7 +1555,7 @@
       <w:r>
         <w:t>Poker-Edge.Com, Stats and analysis, 2006. URL: </w:t>
       </w:r>
-      <w:hyperlink r:id="rId16" w:history="1">
+      <w:hyperlink r:id="rId15" w:history="1">
         <w:r>
           <w:rPr>
             <w:rStyle w:val="Collegamentoipertestuale"/>
@@ -1300,7 +1572,15 @@
         <w:pStyle w:val="reference"/>
       </w:pPr>
       <w:r>
-        <w:t xml:space="preserve">B. Obama, A more perfect union, Video, 2008. URL: http://video.google.com/videoplay? docid=6528042696351994555. </w:t>
+        <w:t xml:space="preserve">B. Obama, A more perfect union, Video, 2008. URL: http://video.google.com/videoplay? </w:t>
+      </w:r>
+      <w:proofErr w:type="spellStart"/>
+      <w:r>
+        <w:t>docid</w:t>
+      </w:r>
+      <w:proofErr w:type="spellEnd"/>
+      <w:r>
+        <w:t xml:space="preserve">=6528042696351994555. </w:t>
       </w:r>
     </w:p>
     <w:p>
@@ -1310,7 +1590,7 @@
       <w:r>
         <w:t xml:space="preserve">D. Novak, Solder man, in: ACM SIGGRAPH 2003 Video Review on Animation theater Program: Part I - Vol. 145 (July 27–27, 2003), ACM Press, New York, NY, 2003, p. 4. URL: </w:t>
       </w:r>
-      <w:hyperlink r:id="rId17" w:history="1">
+      <w:hyperlink r:id="rId16" w:history="1">
         <w:r>
           <w:rPr>
             <w:rStyle w:val="Collegamentoipertestuale"/>
@@ -1333,7 +1613,15 @@
         <w:pStyle w:val="reference"/>
       </w:pPr>
       <w:r>
-        <w:t xml:space="preserve">N. Lee, Interview with bill kinder: January 13, 2005, Comput. Entertain. 3 (2005). doi:10.1145/1057270.1057278. </w:t>
+        <w:t xml:space="preserve">N. Lee, Interview with bill kinder: January 13, 2005, </w:t>
+      </w:r>
+      <w:proofErr w:type="spellStart"/>
+      <w:r>
+        <w:t>Comput</w:t>
+      </w:r>
+      <w:proofErr w:type="spellEnd"/>
+      <w:r>
+        <w:t xml:space="preserve">. Entertain. 3 (2005). doi:10.1145/1057270.1057278. </w:t>
       </w:r>
     </w:p>
     <w:p>
@@ -1349,7 +1637,15 @@
         <w:pStyle w:val="reference"/>
       </w:pPr>
       <w:r>
-        <w:t xml:space="preserve">B. Rous, The enabling of digital libraries, Digital Libraries 12 (2008). To appear. </w:t>
+        <w:t xml:space="preserve">B. Rous, </w:t>
+      </w:r>
+      <w:proofErr w:type="gramStart"/>
+      <w:r>
+        <w:t>The</w:t>
+      </w:r>
+      <w:proofErr w:type="gramEnd"/>
+      <w:r>
+        <w:t xml:space="preserve"> enabling of digital libraries, Digital Libraries 12 (2008). To appear. </w:t>
       </w:r>
     </w:p>
     <w:p>
@@ -1365,7 +1661,15 @@
         <w:pStyle w:val="reference"/>
       </w:pPr>
       <w:r>
-        <w:t xml:space="preserve">M. Saeedi, M. S. Zamani, M. Sedighi, Z. Sasanian, Synthesis of reversible circuit using cycle-based approach, J. Emerg. Technol. Comput. Syst. 6 (2010). </w:t>
+        <w:t xml:space="preserve">M. Saeedi, M. S. Zamani, M. Sedighi, Z. Sasanian, Synthesis of reversible circuit using cycle-based approach, J. Emerg. Technol. </w:t>
+      </w:r>
+      <w:proofErr w:type="spellStart"/>
+      <w:r>
+        <w:t>Comput</w:t>
+      </w:r>
+      <w:proofErr w:type="spellEnd"/>
+      <w:r>
+        <w:t xml:space="preserve">. Syst. 6 (2010). </w:t>
       </w:r>
     </w:p>
     <w:p>
@@ -1373,9 +1677,25 @@
         <w:pStyle w:val="reference"/>
       </w:pPr>
       <w:r>
-        <w:t xml:space="preserve">M. Kirschmer, J. Voight, Algorithmic enumeration of ideal classes for quaternion orders, SIAM J. Comput. 39 (2010) 1714–1747. URL: </w:t>
-      </w:r>
-      <w:hyperlink r:id="rId18" w:history="1">
+        <w:t xml:space="preserve">M. </w:t>
+      </w:r>
+      <w:proofErr w:type="spellStart"/>
+      <w:r>
+        <w:t>Kirschmer</w:t>
+      </w:r>
+      <w:proofErr w:type="spellEnd"/>
+      <w:r>
+        <w:t xml:space="preserve">, J. Voight, Algorithmic enumeration of ideal classes for quaternion orders, SIAM J. </w:t>
+      </w:r>
+      <w:proofErr w:type="spellStart"/>
+      <w:r>
+        <w:t>Comput</w:t>
+      </w:r>
+      <w:proofErr w:type="spellEnd"/>
+      <w:r>
+        <w:t xml:space="preserve">. 39 (2010) 1714–1747. URL: </w:t>
+      </w:r>
+      <w:hyperlink r:id="rId17" w:history="1">
         <w:r>
           <w:rPr>
             <w:rStyle w:val="Collegamentoipertestuale"/>
@@ -1392,13 +1712,21 @@
         <w:pStyle w:val="reference"/>
       </w:pPr>
       <w:r>
-        <w:t>L. H</w:t>
+        <w:t xml:space="preserve">L. </w:t>
+      </w:r>
+      <w:proofErr w:type="spellStart"/>
+      <w:r>
+        <w:t>H</w:t>
       </w:r>
       <w:r>
         <w:t>ö</w:t>
       </w:r>
       <w:r>
-        <w:t>rmander, The analysis of linear partial di</w:t>
+        <w:t>rmander</w:t>
+      </w:r>
+      <w:proofErr w:type="spellEnd"/>
+      <w:r>
+        <w:t>, The analysis of linear partial di</w:t>
       </w:r>
       <w:r>
         <w:rPr>
@@ -1407,13 +1735,39 @@
         <w:t>ff</w:t>
       </w:r>
       <w:r>
-        <w:t xml:space="preserve">erential operators. IV, volume 275 of </w:t>
+        <w:t xml:space="preserve">erential operators. IV, volume 275 </w:t>
+      </w:r>
+      <w:proofErr w:type="gramStart"/>
+      <w:r>
+        <w:t xml:space="preserve">of </w:t>
       </w:r>
       <w:r>
         <w:t xml:space="preserve"> </w:t>
       </w:r>
-      <w:r>
-        <w:t xml:space="preserve">Grundlehren der Mathematischen Wissenschaften [Fundamental Principles of Mathematical Sciences], Springer-Verlag, Berlin, Germany, 1985. Fourier integral operators. </w:t>
+      <w:proofErr w:type="spellStart"/>
+      <w:r>
+        <w:t>Grundlehren</w:t>
+      </w:r>
+      <w:proofErr w:type="spellEnd"/>
+      <w:proofErr w:type="gramEnd"/>
+      <w:r>
+        <w:t xml:space="preserve"> der </w:t>
+      </w:r>
+      <w:proofErr w:type="spellStart"/>
+      <w:r>
+        <w:t>Mathematischen</w:t>
+      </w:r>
+      <w:proofErr w:type="spellEnd"/>
+      <w:r>
+        <w:t xml:space="preserve"> </w:t>
+      </w:r>
+      <w:proofErr w:type="spellStart"/>
+      <w:r>
+        <w:t>Wissenschaften</w:t>
+      </w:r>
+      <w:proofErr w:type="spellEnd"/>
+      <w:r>
+        <w:t xml:space="preserve"> [Fundamental Principles of Mathematical Sciences], Springer-Verlag, Berlin, Germany, 1985. Fourier integral operators. </w:t>
       </w:r>
     </w:p>
     <w:p>
@@ -1421,13 +1775,21 @@
         <w:pStyle w:val="reference"/>
       </w:pPr>
       <w:r>
-        <w:t>L. H</w:t>
+        <w:t xml:space="preserve">L. </w:t>
+      </w:r>
+      <w:proofErr w:type="spellStart"/>
+      <w:r>
+        <w:t>H</w:t>
       </w:r>
       <w:r>
         <w:t>ö</w:t>
       </w:r>
       <w:r>
-        <w:t>rmander, The analysis of linear partial di</w:t>
+        <w:t>rmander</w:t>
+      </w:r>
+      <w:proofErr w:type="spellEnd"/>
+      <w:r>
+        <w:t>, The analysis of linear partial di</w:t>
       </w:r>
       <w:r>
         <w:rPr>
@@ -1436,7 +1798,39 @@
         <w:t>ff</w:t>
       </w:r>
       <w:r>
-        <w:t xml:space="preserve">erential operators. III, volume 275 of Grundlehren der Mathematischen Wissenschaften [Fundamental Principles of Mathematical Sciences], Springer-Verlag, Berlin, Germany, 1985. Pseudodierential operators. </w:t>
+        <w:t xml:space="preserve">erential operators. III, volume 275 of </w:t>
+      </w:r>
+      <w:proofErr w:type="spellStart"/>
+      <w:r>
+        <w:t>Grundlehren</w:t>
+      </w:r>
+      <w:proofErr w:type="spellEnd"/>
+      <w:r>
+        <w:t xml:space="preserve"> der </w:t>
+      </w:r>
+      <w:proofErr w:type="spellStart"/>
+      <w:r>
+        <w:t>Mathematischen</w:t>
+      </w:r>
+      <w:proofErr w:type="spellEnd"/>
+      <w:r>
+        <w:t xml:space="preserve"> </w:t>
+      </w:r>
+      <w:proofErr w:type="spellStart"/>
+      <w:r>
+        <w:t>Wissenschaften</w:t>
+      </w:r>
+      <w:proofErr w:type="spellEnd"/>
+      <w:r>
+        <w:t xml:space="preserve"> [Fundamental Principles of Mathematical Sciences], Springer-Verlag, Berlin, Germany, 1985. </w:t>
+      </w:r>
+      <w:proofErr w:type="spellStart"/>
+      <w:r>
+        <w:t>Pseudodierential</w:t>
+      </w:r>
+      <w:proofErr w:type="spellEnd"/>
+      <w:r>
+        <w:t xml:space="preserve"> operators. </w:t>
       </w:r>
     </w:p>
     <w:p>
@@ -1445,7 +1839,23 @@
       </w:pPr>
       <w:r>
         <w:lastRenderedPageBreak/>
-        <w:t xml:space="preserve">IEEE, Ieee tcsc executive committee, in: Proceedings of the IEEE International Conference on Web Services, ICWS ’04, IEEE Computer Society, Washington, DC, USA, 2004, pp. 21–22. doi:10.1109/ICWS.2004.64. </w:t>
+        <w:t xml:space="preserve">IEEE, </w:t>
+      </w:r>
+      <w:proofErr w:type="spellStart"/>
+      <w:r>
+        <w:t>Ieee</w:t>
+      </w:r>
+      <w:proofErr w:type="spellEnd"/>
+      <w:r>
+        <w:t xml:space="preserve"> </w:t>
+      </w:r>
+      <w:proofErr w:type="spellStart"/>
+      <w:r>
+        <w:t>tcsc</w:t>
+      </w:r>
+      <w:proofErr w:type="spellEnd"/>
+      <w:r>
+        <w:t xml:space="preserve"> executive committee, in: Proceedings of the IEEE International Conference on Web Services, ICWS ’04, IEEE Computer Society, Washington, DC, USA, 2004, pp. 21–22. doi:10.1109/ICWS.2004.64. </w:t>
       </w:r>
     </w:p>
     <w:p>
@@ -1453,9 +1863,17 @@
         <w:pStyle w:val="reference"/>
       </w:pPr>
       <w:r>
-        <w:t xml:space="preserve">TUG, Institutional members of the TEX users group, 2017. URL: </w:t>
-      </w:r>
-      <w:hyperlink r:id="rId19" w:history="1">
+        <w:t xml:space="preserve">TUG, Institutional members of the TEX </w:t>
+      </w:r>
+      <w:proofErr w:type="gramStart"/>
+      <w:r>
+        <w:t>users</w:t>
+      </w:r>
+      <w:proofErr w:type="gramEnd"/>
+      <w:r>
+        <w:t xml:space="preserve"> group, 2017. URL: </w:t>
+      </w:r>
+      <w:hyperlink r:id="rId18" w:history="1">
         <w:r>
           <w:rPr>
             <w:rStyle w:val="Collegamentoipertestuale"/>
@@ -1480,7 +1898,7 @@
       <w:r>
         <w:t xml:space="preserve"> </w:t>
       </w:r>
-      <w:hyperlink r:id="rId20" w:history="1">
+      <w:hyperlink r:id="rId19" w:history="1">
         <w:r>
           <w:rPr>
             <w:rStyle w:val="Collegamentoipertestuale"/>
@@ -1500,7 +1918,15 @@
         </w:rPr>
       </w:pPr>
       <w:r>
-        <w:t xml:space="preserve">S. Anzaroot, A. McCallum, UMass citation field extraction dataset, 2013. </w:t>
+        <w:t xml:space="preserve">S. </w:t>
+      </w:r>
+      <w:proofErr w:type="spellStart"/>
+      <w:r>
+        <w:t>Anzaroot</w:t>
+      </w:r>
+      <w:proofErr w:type="spellEnd"/>
+      <w:r>
+        <w:t xml:space="preserve">, A. McCallum, UMass citation field extraction dataset, 2013. </w:t>
       </w:r>
       <w:r>
         <w:rPr>
@@ -1508,7 +1934,7 @@
         </w:rPr>
         <w:t xml:space="preserve">URL: </w:t>
       </w:r>
-      <w:hyperlink r:id="rId21" w:history="1">
+      <w:hyperlink r:id="rId20" w:history="1">
         <w:r>
           <w:rPr>
             <w:rStyle w:val="Collegamentoipertestuale"/>
@@ -1605,9 +2031,27 @@
       <w:r>
         <w:t xml:space="preserve"> </w:t>
       </w:r>
-      <w:r>
-        <w:t>EmPULIA is the official regional purchasing center and e-procurement platform for the Puglia Region in Italy, managed by InnovaPuglia S.p.A..</w:t>
-      </w:r>
+      <w:proofErr w:type="spellStart"/>
+      <w:r>
+        <w:t>EmPULIA</w:t>
+      </w:r>
+      <w:proofErr w:type="spellEnd"/>
+      <w:r>
+        <w:t xml:space="preserve"> is the official regional purchasing center and e-procurement platform for the Puglia Region in Italy, managed by </w:t>
+      </w:r>
+      <w:proofErr w:type="spellStart"/>
+      <w:r>
+        <w:t>InnovaPuglia</w:t>
+      </w:r>
+      <w:proofErr w:type="spellEnd"/>
+      <w:r>
+        <w:t xml:space="preserve"> </w:t>
+      </w:r>
+      <w:proofErr w:type="gramStart"/>
+      <w:r>
+        <w:t>S.p.A..</w:t>
+      </w:r>
+      <w:proofErr w:type="gramEnd"/>
     </w:p>
   </w:footnote>
   <w:footnote w:id="3">
@@ -4655,6 +5099,7 @@
   <w:style w:type="character" w:default="1" w:styleId="Carpredefinitoparagrafo">
     <w:name w:val="Default Paragraph Font"/>
     <w:uiPriority w:val="1"/>
+    <w:semiHidden/>
     <w:unhideWhenUsed/>
   </w:style>
   <w:style w:type="table" w:default="1" w:styleId="Tabellanormale">

--- a/Report.docx
+++ b/Report.docx
@@ -4,7 +4,7 @@
   <w:body>
     <w:p>
       <w:pPr>
-        <w:pStyle w:val="Titolo"/>
+        <w:pStyle w:val="Title"/>
       </w:pPr>
       <w:r>
         <w:rPr>
@@ -34,21 +34,7 @@
         <w:rPr>
           <w:rFonts w:ascii="Cambria Math" w:hAnsi="Cambria Math" w:cs="Cambria Math"/>
         </w:rPr>
-        <w:t>RAG via LLM-</w:t>
-      </w:r>
-      <w:proofErr w:type="spellStart"/>
-      <w:r>
-        <w:rPr>
-          <w:rFonts w:ascii="Cambria Math" w:hAnsi="Cambria Math" w:cs="Cambria Math"/>
-        </w:rPr>
-        <w:t>FalkorDB</w:t>
-      </w:r>
-      <w:proofErr w:type="spellEnd"/>
-      <w:r>
-        <w:rPr>
-          <w:rFonts w:ascii="Cambria Math" w:hAnsi="Cambria Math" w:cs="Cambria Math"/>
-        </w:rPr>
-        <w:t xml:space="preserve"> Integration</w:t>
+        <w:t>RAG via LLM-FalkorDB Integration</w:t>
       </w:r>
     </w:p>
     <w:p>
@@ -98,25 +84,25 @@
       <w:pPr>
         <w:pStyle w:val="University"/>
         <w:rPr>
-          <w:lang w:val="en-GB"/>
+          <w:lang w:val="it-IT"/>
         </w:rPr>
       </w:pPr>
       <w:r>
         <w:rPr>
           <w:vertAlign w:val="superscript"/>
-          <w:lang w:val="en-GB"/>
+          <w:lang w:val="it-IT"/>
         </w:rPr>
         <w:t>1</w:t>
       </w:r>
       <w:r>
         <w:rPr>
-          <w:lang w:val="en-GB"/>
+          <w:lang w:val="it-IT"/>
         </w:rPr>
         <w:t xml:space="preserve"> </w:t>
       </w:r>
       <w:r>
         <w:rPr>
-          <w:lang w:val="en-GB"/>
+          <w:lang w:val="it-IT"/>
         </w:rPr>
         <w:t>Department of Computer Science, University of Bari Aldo Moro, Via Orabona 4, 70125 Bari, Italy</w:t>
       </w:r>
@@ -177,7 +163,6 @@
       <w:r>
         <w:t xml:space="preserve">RAG construction from unstructured text using LLMs and </w:t>
       </w:r>
-      <w:proofErr w:type="spellStart"/>
       <w:r>
         <w:rPr>
           <w:b/>
@@ -185,7 +170,6 @@
         </w:rPr>
         <w:t>FalkorDB</w:t>
       </w:r>
-      <w:proofErr w:type="spellEnd"/>
       <w:r>
         <w:t xml:space="preserve">. Our pipeline first partitions documents by topic, after which an LLM constructs a validated ontology for each </w:t>
       </w:r>
@@ -225,7 +209,25 @@
         <w:t xml:space="preserve"> (if any)</w:t>
       </w:r>
       <w:r>
-        <w:t xml:space="preserve"> within each cluster. Finally, the resulting KG is navigated through an LLM-orchestrated approach, with performance evaluated using an </w:t>
+        <w:t xml:space="preserve"> within each cluster. Finally, the resulting KG</w:t>
+      </w:r>
+      <w:r>
+        <w:t xml:space="preserve">s (one for </w:t>
+      </w:r>
+      <w:r>
+        <w:t>each</w:t>
+      </w:r>
+      <w:r>
+        <w:t xml:space="preserve"> main topic)</w:t>
+      </w:r>
+      <w:r>
+        <w:t xml:space="preserve"> </w:t>
+      </w:r>
+      <w:r>
+        <w:t xml:space="preserve">are </w:t>
+      </w:r>
+      <w:r>
+        <w:t xml:space="preserve">navigated through an LLM-orchestrated approach, with performance evaluated using an </w:t>
       </w:r>
       <w:r>
         <w:rPr>
@@ -253,20 +255,18 @@
         <w:t xml:space="preserve">optimized to answer queries related to </w:t>
       </w:r>
       <w:hyperlink r:id="rId8" w:history="1">
-        <w:proofErr w:type="spellStart"/>
         <w:r>
           <w:rPr>
-            <w:rStyle w:val="Collegamentoipertestuale"/>
+            <w:rStyle w:val="Hyperlink"/>
             <w:b/>
             <w:bCs/>
           </w:rPr>
           <w:t>EmPULIA</w:t>
         </w:r>
-        <w:proofErr w:type="spellEnd"/>
       </w:hyperlink>
       <w:r>
         <w:rPr>
-          <w:rStyle w:val="Rimandonotaapidipagina"/>
+          <w:rStyle w:val="FootnoteReference"/>
         </w:rPr>
         <w:footnoteReference w:id="2"/>
       </w:r>
@@ -290,23 +290,7 @@
         <w:t>Italian Public Procurement Code</w:t>
       </w:r>
       <w:r>
-        <w:t xml:space="preserve"> (</w:t>
-      </w:r>
-      <w:proofErr w:type="spellStart"/>
-      <w:r>
-        <w:t>Codice</w:t>
-      </w:r>
-      <w:proofErr w:type="spellEnd"/>
-      <w:r>
-        <w:t xml:space="preserve"> degli </w:t>
-      </w:r>
-      <w:proofErr w:type="spellStart"/>
-      <w:r>
-        <w:t>Appalti</w:t>
-      </w:r>
-      <w:proofErr w:type="spellEnd"/>
-      <w:r>
-        <w:t>)</w:t>
+        <w:t xml:space="preserve"> (Codice degli Appalti)</w:t>
       </w:r>
       <w:r>
         <w:t xml:space="preserve">. </w:t>
@@ -323,13 +307,8 @@
         <w:pStyle w:val="AbstractText"/>
       </w:pPr>
       <w:r>
-        <w:t xml:space="preserve">// Dire </w:t>
-      </w:r>
-      <w:proofErr w:type="spellStart"/>
-      <w:r>
-        <w:t>risultati</w:t>
-      </w:r>
-      <w:proofErr w:type="spellEnd"/>
+        <w:t>// Dire risultati</w:t>
+      </w:r>
     </w:p>
     <w:p>
       <w:pPr>
@@ -372,15 +351,7 @@
         <w:t xml:space="preserve"> </w:t>
       </w:r>
       <w:r>
-        <w:t xml:space="preserve">RAG, </w:t>
-      </w:r>
-      <w:proofErr w:type="gramStart"/>
-      <w:r>
-        <w:t>LLM,  Entity</w:t>
-      </w:r>
-      <w:proofErr w:type="gramEnd"/>
-      <w:r>
-        <w:t xml:space="preserve"> Resolution</w:t>
+        <w:t>RAG, LLM, Entity Resolution</w:t>
       </w:r>
       <w:r>
         <w:t>,</w:t>
@@ -394,11 +365,9 @@
       <w:r>
         <w:t xml:space="preserve">, </w:t>
       </w:r>
-      <w:proofErr w:type="spellStart"/>
       <w:r>
         <w:t>FalkorDB</w:t>
       </w:r>
-      <w:proofErr w:type="spellEnd"/>
       <w:r>
         <w:t xml:space="preserve">, </w:t>
       </w:r>
@@ -407,14 +376,14 @@
       </w:r>
       <w:r>
         <w:rPr>
-          <w:rStyle w:val="Rimandonotaapidipagina"/>
+          <w:rStyle w:val="FootnoteReference"/>
           <w:vertAlign w:val="baseline"/>
         </w:rPr>
         <w:t xml:space="preserve"> </w:t>
       </w:r>
       <w:r>
         <w:rPr>
-          <w:rStyle w:val="Rimandonotaapidipagina"/>
+          <w:rStyle w:val="FootnoteReference"/>
           <w:color w:val="FFFFFF" w:themeColor="background1"/>
           <w:vertAlign w:val="baseline"/>
         </w:rPr>
@@ -423,7 +392,7 @@
     </w:p>
     <w:p>
       <w:pPr>
-        <w:pStyle w:val="Titolo1"/>
+        <w:pStyle w:val="Heading1"/>
       </w:pPr>
       <w:r>
         <w:t>Introduction</w:t>
@@ -532,7 +501,7 @@
       </w:r>
       <w:r>
         <w:rPr>
-          <w:rStyle w:val="Rimandonotaapidipagina"/>
+          <w:rStyle w:val="FootnoteReference"/>
         </w:rPr>
         <w:footnoteReference w:id="4"/>
       </w:r>
@@ -606,15 +575,7 @@
         <w:t xml:space="preserve"> </w:t>
       </w:r>
       <w:r>
-        <w:t xml:space="preserve">The </w:t>
-      </w:r>
-      <w:proofErr w:type="spellStart"/>
-      <w:r>
-        <w:t>EmPULIA</w:t>
-      </w:r>
-      <w:proofErr w:type="spellEnd"/>
-      <w:r>
-        <w:t xml:space="preserve"> case study serves as an ideal testing ground, as it allows us to evaluate our framework within a challenging and highly specialized domain</w:t>
+        <w:t>The EmPULIA case study serves as an ideal testing ground, as it allows us to evaluate our framework within a challenging and highly specialized domain</w:t>
       </w:r>
       <w:r>
         <w:t>.</w:t>
@@ -627,13 +588,76 @@
     </w:p>
     <w:p>
       <w:pPr>
+        <w:pStyle w:val="Heading1"/>
+      </w:pPr>
+      <w:r>
+        <w:t>Related Work</w:t>
+      </w:r>
+    </w:p>
+    <w:p>
+      <w:pPr>
         <w:ind w:firstLine="0"/>
-      </w:pPr>
-      <w:r>
-        <w:t>D</w:t>
-      </w:r>
-      <w:r>
-        <w:t>escription of the task, short introduction and motivation for the proposed approach</w:t>
+        <w:rPr>
+          <w:lang w:val="en-GB"/>
+        </w:rPr>
+      </w:pPr>
+      <w:r>
+        <w:rPr>
+          <w:lang w:val="en-GB"/>
+        </w:rPr>
+        <w:t>In the survey paper</w:t>
+      </w:r>
+      <w:r>
+        <w:rPr>
+          <w:lang w:val="en-GB"/>
+        </w:rPr>
+        <w:t xml:space="preserve"> [1]</w:t>
+      </w:r>
+      <w:r>
+        <w:rPr>
+          <w:lang w:val="en-GB"/>
+        </w:rPr>
+        <w:t xml:space="preserve"> 'Can Knowledge Graphs Reduce Hallucinations in LLMs?', the authors propose a comprehensive taxonomy for Knowledge Graph-Augmented Large Language Models, categorizing them into three primary types</w:t>
+      </w:r>
+      <w:r>
+        <w:rPr>
+          <w:lang w:val="en-GB"/>
+        </w:rPr>
+        <w:t>:</w:t>
+      </w:r>
+    </w:p>
+    <w:p>
+      <w:pPr>
+        <w:pStyle w:val="ListParagraph"/>
+        <w:numPr>
+          <w:ilvl w:val="0"/>
+          <w:numId w:val="43"/>
+        </w:numPr>
+      </w:pPr>
+      <w:r>
+        <w:rPr>
+          <w:b/>
+          <w:bCs/>
+        </w:rPr>
+        <w:t>Knowledge-aware inference</w:t>
+      </w:r>
+      <w:r>
+        <w:t xml:space="preserve">: </w:t>
+      </w:r>
+      <w:r>
+        <w:t>T</w:t>
+      </w:r>
+      <w:r>
+        <w:t xml:space="preserve">his method </w:t>
+      </w:r>
+      <w:r>
+        <w:t>integrates KGs to provide structured symbolic knowledge</w:t>
+      </w:r>
+      <w:r>
+        <w:t xml:space="preserve"> to LLMs</w:t>
+      </w:r>
+      <w:r>
+        <w:t>, primarily by incorporating them at the input level to enhance contextual understanding</w:t>
       </w:r>
       <w:r>
         <w:t>.</w:t>
@@ -641,181 +665,795 @@
     </w:p>
     <w:p>
       <w:pPr>
-        <w:pStyle w:val="Titolo1"/>
-      </w:pPr>
-      <w:r>
-        <w:t>Related Work</w:t>
-      </w:r>
-    </w:p>
-    <w:p>
-      <w:pPr>
-        <w:spacing w:before="100" w:beforeAutospacing="1" w:after="100" w:afterAutospacing="1"/>
+        <w:pStyle w:val="ListParagraph"/>
+        <w:numPr>
+          <w:ilvl w:val="0"/>
+          <w:numId w:val="43"/>
+        </w:numPr>
+      </w:pPr>
+      <w:r>
+        <w:rPr>
+          <w:b/>
+          <w:bCs/>
+        </w:rPr>
+        <w:t>Knowledge-aware training</w:t>
+      </w:r>
+      <w:r>
+        <w:t>: T</w:t>
+      </w:r>
+      <w:r>
+        <w:t>his approach leverages KGs to optimize the model’s learning process, either by enhancing the quality of training data during pre-training or by fine-tuning the model to adapt to specific tasks or domains.</w:t>
+      </w:r>
+    </w:p>
+    <w:p>
+      <w:pPr>
+        <w:pStyle w:val="ListParagraph"/>
+        <w:numPr>
+          <w:ilvl w:val="0"/>
+          <w:numId w:val="43"/>
+        </w:numPr>
+      </w:pPr>
+      <w:r>
+        <w:rPr>
+          <w:b/>
+          <w:bCs/>
+        </w:rPr>
+        <w:t>knowledge-aware validation</w:t>
+      </w:r>
+      <w:r>
+        <w:t xml:space="preserve">: </w:t>
+      </w:r>
+      <w:r>
+        <w:t>It uses structured data as a fact-checking mechanism and provides a reference for the model to verify information.</w:t>
+      </w:r>
+    </w:p>
+    <w:p>
+      <w:pPr>
+        <w:ind w:firstLine="0"/>
+        <w:rPr>
+          <w:rFonts w:ascii="LibertinusSerif" w:hAnsi="LibertinusSerif" w:cs="LibertinusSerif"/>
+        </w:rPr>
+      </w:pPr>
+      <w:r>
+        <w:rPr>
+          <w:rFonts w:ascii="LibertinusSerif" w:hAnsi="LibertinusSerif" w:cs="LibertinusSerif"/>
+        </w:rPr>
+        <w:t xml:space="preserve">Our </w:t>
+      </w:r>
+      <w:r>
+        <w:rPr>
+          <w:rFonts w:ascii="LibertinusSerif" w:hAnsi="LibertinusSerif" w:cs="LibertinusSerif"/>
+        </w:rPr>
+        <w:t>pipeline</w:t>
+      </w:r>
+      <w:r>
+        <w:rPr>
+          <w:rFonts w:ascii="LibertinusSerif" w:hAnsi="LibertinusSerif" w:cs="LibertinusSerif"/>
+        </w:rPr>
+        <w:t xml:space="preserve"> is categorized under Knowledge-aware inference, a methodology that has been significantly </w:t>
+      </w:r>
+      <w:r>
+        <w:rPr>
+          <w:rFonts w:cs="Libertinus Serif"/>
+        </w:rPr>
+        <w:t>advanced</w:t>
+      </w:r>
+      <w:r>
+        <w:rPr>
+          <w:rFonts w:ascii="LibertinusSerif" w:hAnsi="LibertinusSerif" w:cs="LibertinusSerif"/>
+        </w:rPr>
+        <w:t xml:space="preserve"> by the introduction of </w:t>
+      </w:r>
+      <w:r>
+        <w:rPr>
+          <w:rFonts w:ascii="LibertinusSerif" w:hAnsi="LibertinusSerif" w:cs="LibertinusSerif"/>
+          <w:b/>
+          <w:bCs/>
+        </w:rPr>
+        <w:t>Microsoft’s GraphRAG</w:t>
+      </w:r>
+      <w:r>
+        <w:rPr>
+          <w:rFonts w:ascii="LibertinusSerif" w:hAnsi="LibertinusSerif" w:cs="LibertinusSerif"/>
+          <w:b/>
+          <w:bCs/>
+        </w:rPr>
+        <w:t xml:space="preserve"> </w:t>
+      </w:r>
+      <w:r>
+        <w:rPr>
+          <w:rFonts w:ascii="LibertinusSerif" w:hAnsi="LibertinusSerif" w:cs="LibertinusSerif"/>
+        </w:rPr>
+        <w:t>[2]</w:t>
+      </w:r>
+      <w:r>
+        <w:rPr>
+          <w:rFonts w:ascii="LibertinusSerif" w:hAnsi="LibertinusSerif" w:cs="LibertinusSerif"/>
+        </w:rPr>
+        <w:t xml:space="preserve"> framework in 2024. Unlike traditional Knowledge Graph RAG systems that rely on simple neighborhood retrieval, this </w:t>
+      </w:r>
+      <w:r>
+        <w:rPr>
+          <w:lang w:val="en-GB"/>
+        </w:rPr>
+        <w:t>framework</w:t>
+      </w:r>
+      <w:r>
+        <w:rPr>
+          <w:rFonts w:ascii="LibertinusSerif" w:hAnsi="LibertinusSerif" w:cs="LibertinusSerif"/>
+        </w:rPr>
+        <w:t xml:space="preserve"> introduces </w:t>
+      </w:r>
+      <w:r>
+        <w:rPr>
+          <w:rFonts w:ascii="LibertinusSerif" w:hAnsi="LibertinusSerif" w:cs="LibertinusSerif"/>
+          <w:b/>
+          <w:bCs/>
+        </w:rPr>
+        <w:t>hierarchical community detection</w:t>
+      </w:r>
+      <w:r>
+        <w:rPr>
+          <w:rFonts w:ascii="LibertinusSerif" w:hAnsi="LibertinusSerif" w:cs="LibertinusSerif"/>
+        </w:rPr>
+        <w:t>. This allows the system to generate high-level summaries of interconnected data clusters, enabling efficient Global Queries and overcoming the contextual fragmentation often found in standard vector-based retrieval</w:t>
+      </w:r>
+      <w:r>
+        <w:rPr>
+          <w:rFonts w:ascii="LibertinusSerif" w:hAnsi="LibertinusSerif" w:cs="LibertinusSerif"/>
+        </w:rPr>
+        <w:t>.</w:t>
+      </w:r>
+    </w:p>
+    <w:p>
+      <w:pPr>
+        <w:ind w:firstLine="0"/>
+        <w:rPr>
+          <w:rFonts w:ascii="LibertinusSerif" w:hAnsi="LibertinusSerif" w:cs="LibertinusSerif"/>
+        </w:rPr>
+      </w:pPr>
+      <w:r>
+        <w:rPr>
+          <w:rFonts w:ascii="LibertinusSerif" w:hAnsi="LibertinusSerif" w:cs="LibertinusSerif"/>
+        </w:rPr>
+        <w:t xml:space="preserve">A notable recent development is </w:t>
+      </w:r>
+      <w:r>
+        <w:rPr>
+          <w:rFonts w:ascii="LibertinusSerif" w:hAnsi="LibertinusSerif" w:cs="LibertinusSerif"/>
+          <w:b/>
+          <w:bCs/>
+        </w:rPr>
+        <w:t>KGGen</w:t>
+      </w:r>
+      <w:r>
+        <w:rPr>
+          <w:rFonts w:ascii="LibertinusSerif" w:hAnsi="LibertinusSerif" w:cs="LibertinusSerif"/>
+          <w:b/>
+          <w:bCs/>
+        </w:rPr>
+        <w:t xml:space="preserve"> </w:t>
+      </w:r>
+      <w:r>
+        <w:rPr>
+          <w:rFonts w:ascii="LibertinusSerif" w:hAnsi="LibertinusSerif" w:cs="LibertinusSerif"/>
+        </w:rPr>
+        <w:t xml:space="preserve">[3], </w:t>
+      </w:r>
+      <w:r>
+        <w:rPr>
+          <w:rFonts w:ascii="LibertinusSerif" w:hAnsi="LibertinusSerif" w:cs="LibertinusSerif"/>
+        </w:rPr>
+        <w:t>a text-to-knowledge-graph generator that employs</w:t>
+      </w:r>
+      <w:r>
+        <w:rPr>
+          <w:rFonts w:ascii="LibertinusSerif" w:hAnsi="LibertinusSerif" w:cs="LibertinusSerif"/>
+        </w:rPr>
+        <w:t xml:space="preserve"> LLMs </w:t>
+      </w:r>
+      <w:r>
+        <w:rPr>
+          <w:rFonts w:ascii="LibertinusSerif" w:hAnsi="LibertinusSerif" w:cs="LibertinusSerif"/>
+        </w:rPr>
+        <w:t xml:space="preserve">to extract structured information from unstructured text. Its core technical innovation is a novel entity resolution approach that actively clusters and de-duplicates related entities during the extraction process. Unlike standard extractors that often produce </w:t>
+      </w:r>
+      <w:r>
+        <w:rPr>
+          <w:rFonts w:ascii="LibertinusSerif" w:hAnsi="LibertinusSerif" w:cs="LibertinusSerif"/>
+        </w:rPr>
+        <w:lastRenderedPageBreak/>
+        <w:t>sparse or redundant nodes, KGGen focuses on reducing sparsity to create more concise and generalizable entities and relations</w:t>
+      </w:r>
+      <w:r>
+        <w:rPr>
+          <w:rFonts w:ascii="LibertinusSerif" w:hAnsi="LibertinusSerif" w:cs="LibertinusSerif"/>
+        </w:rPr>
+        <w:t>.</w:t>
+      </w:r>
+    </w:p>
+    <w:p>
+      <w:pPr>
+        <w:ind w:firstLine="0"/>
+        <w:rPr>
+          <w:rFonts w:ascii="LibertinusSerif" w:hAnsi="LibertinusSerif" w:cs="LibertinusSerif"/>
+        </w:rPr>
+      </w:pPr>
+    </w:p>
+    <w:p>
+      <w:pPr>
+        <w:pStyle w:val="Heading1"/>
+      </w:pPr>
+      <w:r>
+        <w:t>Proposed Approach</w:t>
+      </w:r>
+    </w:p>
+    <w:p>
+      <w:pPr>
+        <w:ind w:firstLine="0"/>
+      </w:pPr>
+      <w:r>
+        <w:t>Our automated pipeline consists of two primary phases:</w:t>
+      </w:r>
+    </w:p>
+    <w:p>
+      <w:pPr>
+        <w:pStyle w:val="ListParagraph"/>
+        <w:numPr>
+          <w:ilvl w:val="0"/>
+          <w:numId w:val="45"/>
+        </w:numPr>
+      </w:pPr>
+      <w:r>
+        <w:t>Knowledge Graph Construction: Utilizing GPT-5 mini to extract and structure data.</w:t>
+      </w:r>
+    </w:p>
+    <w:p>
+      <w:pPr>
+        <w:pStyle w:val="ListParagraph"/>
+        <w:numPr>
+          <w:ilvl w:val="0"/>
+          <w:numId w:val="45"/>
+        </w:numPr>
+      </w:pPr>
+      <w:r>
+        <w:t xml:space="preserve">Inference: Implementing an orchestrator-based approach to integrate the generated KGs with GPT-5 mini for enhanced </w:t>
+      </w:r>
+      <w:r>
+        <w:t xml:space="preserve">question answering accuracy and reducing the </w:t>
+      </w:r>
+      <w:r>
+        <w:t>hallucination phenomenon</w:t>
+      </w:r>
+      <w:r>
+        <w:t>.</w:t>
+      </w:r>
+    </w:p>
+    <w:p>
+      <w:pPr>
+        <w:pStyle w:val="Heading2"/>
+      </w:pPr>
+      <w:r>
+        <w:t>Knowledge Graph Construction</w:t>
+      </w:r>
+    </w:p>
+    <w:p>
+      <w:pPr>
+        <w:ind w:firstLine="0"/>
+      </w:pPr>
+      <w:r>
+        <w:t xml:space="preserve">The dataset comprises PDF documentation concerning the EmPulia e-procurement platform and the Italian Public Procurement Code. These documents were categorized by topic at the source; consequently, we elected to maintain this structure by developing </w:t>
+      </w:r>
+      <w:r>
+        <w:rPr>
+          <w:u w:val="single"/>
+        </w:rPr>
+        <w:t>a distinct Knowledge Graph (KG) for each thematic area</w:t>
+      </w:r>
+      <w:r>
+        <w:t>.</w:t>
+      </w:r>
+      <w:r>
+        <w:t xml:space="preserve"> The topics are:</w:t>
+      </w:r>
+    </w:p>
+    <w:p>
+      <w:pPr>
+        <w:pStyle w:val="ListParagraph"/>
+        <w:numPr>
+          <w:ilvl w:val="0"/>
+          <w:numId w:val="46"/>
+        </w:numPr>
+      </w:pPr>
+      <w:r>
+        <w:rPr>
+          <w:b/>
+          <w:bCs/>
+        </w:rPr>
+        <w:t>CodiceAppalti</w:t>
+      </w:r>
+      <w:r>
+        <w:t xml:space="preserve">: </w:t>
+      </w:r>
+      <w:r>
+        <w:t>This represents the primary legislative foundation. It contains the statutory rules governing how Italian public administrations must award contracts for works, services, and supplies, defining principles such as transparency, competition, and legal thresholds.</w:t>
+      </w:r>
+    </w:p>
+    <w:p>
+      <w:pPr>
+        <w:pStyle w:val="ListParagraph"/>
+        <w:numPr>
+          <w:ilvl w:val="0"/>
+          <w:numId w:val="46"/>
+        </w:numPr>
+      </w:pPr>
+      <w:r>
+        <w:rPr>
+          <w:b/>
+          <w:bCs/>
+        </w:rPr>
+        <w:t>DisciplinaDiUtilizzo</w:t>
+      </w:r>
+      <w:r>
+        <w:t xml:space="preserve">: </w:t>
+      </w:r>
+      <w:r>
+        <w:t>This category encompasses the contractual and regulatory framework for the EmPulia platform itself. It outlines the legal terms, conditions for access, and the responsibilities of users (both public and private) when interacting with the digital system.</w:t>
+      </w:r>
+    </w:p>
+    <w:p>
+      <w:pPr>
+        <w:pStyle w:val="ListParagraph"/>
+        <w:numPr>
+          <w:ilvl w:val="0"/>
+          <w:numId w:val="46"/>
+        </w:numPr>
+      </w:pPr>
+      <w:r>
+        <w:rPr>
+          <w:b/>
+          <w:bCs/>
+        </w:rPr>
+        <w:t>FAQ</w:t>
+      </w:r>
+      <w:r>
+        <w:t xml:space="preserve">: </w:t>
+      </w:r>
+      <w:r>
+        <w:t>A collection of recurring queries and official answers.</w:t>
+      </w:r>
+    </w:p>
+    <w:p>
+      <w:pPr>
+        <w:pStyle w:val="ListParagraph"/>
+        <w:numPr>
+          <w:ilvl w:val="0"/>
+          <w:numId w:val="46"/>
+        </w:numPr>
+      </w:pPr>
+      <w:r>
+        <w:rPr>
+          <w:b/>
+          <w:bCs/>
+        </w:rPr>
+        <w:t>GuidePraticheOE</w:t>
+      </w:r>
+      <w:r>
+        <w:t xml:space="preserve">: </w:t>
+      </w:r>
+      <w:r>
+        <w:t>Technical documentation specifically tailored for businesses (suppliers). These guides explain the end-to-end workflow from the supplier's perspective</w:t>
+      </w:r>
+      <w:r>
+        <w:t>.</w:t>
+      </w:r>
+    </w:p>
+    <w:p>
+      <w:pPr>
+        <w:pStyle w:val="ListParagraph"/>
+        <w:numPr>
+          <w:ilvl w:val="0"/>
+          <w:numId w:val="46"/>
+        </w:numPr>
+      </w:pPr>
+      <w:r>
+        <w:rPr>
+          <w:b/>
+          <w:bCs/>
+        </w:rPr>
+        <w:t>GuidePraticheSA</w:t>
+      </w:r>
+      <w:r>
+        <w:t xml:space="preserve">: </w:t>
+      </w:r>
+      <w:r>
+        <w:t>Technical documentation dedicated to public buyers (PA)</w:t>
+      </w:r>
+      <w:r>
+        <w:t>.</w:t>
+      </w:r>
+    </w:p>
+    <w:p>
+      <w:pPr>
+        <w:pStyle w:val="ListParagraph"/>
+        <w:numPr>
+          <w:ilvl w:val="0"/>
+          <w:numId w:val="46"/>
+        </w:numPr>
+      </w:pPr>
+      <w:r>
+        <w:rPr>
+          <w:b/>
+          <w:bCs/>
+        </w:rPr>
+        <w:t>Normativa</w:t>
+      </w:r>
+      <w:r>
+        <w:t xml:space="preserve">: </w:t>
+      </w:r>
+      <w:r>
+        <w:t>This includes secondary legislation, ministerial circulars, and ANAC (National Anti-Corruption Authority) guidelines</w:t>
+      </w:r>
+      <w:r>
+        <w:t>.</w:t>
+      </w:r>
+    </w:p>
+    <w:p>
+      <w:pPr>
+        <w:ind w:firstLine="0"/>
+      </w:pPr>
+      <w:r>
+        <w:t xml:space="preserve">To </w:t>
+      </w:r>
+      <w:r>
+        <w:t xml:space="preserve">convert the PDF files into .txt files, we use the </w:t>
+      </w:r>
+      <w:r>
+        <w:rPr>
+          <w:b/>
+          <w:bCs/>
+        </w:rPr>
+        <w:t>PdfReader</w:t>
+      </w:r>
+      <w:r>
+        <w:t xml:space="preserve"> library and then apply a preprocessing function that performs</w:t>
+      </w:r>
+      <w:r>
+        <w:t>:</w:t>
+      </w:r>
+    </w:p>
+    <w:p>
+      <w:pPr>
+        <w:pStyle w:val="ListParagraph"/>
+        <w:numPr>
+          <w:ilvl w:val="0"/>
+          <w:numId w:val="47"/>
+        </w:numPr>
+      </w:pPr>
+      <w:r>
+        <w:rPr>
+          <w:b/>
+          <w:bCs/>
+        </w:rPr>
+        <w:t>Standardization</w:t>
+      </w:r>
+      <w:r>
+        <w:t>: It normalizes Unicode (fixing different styles of accents/apostrophes) and removes non-printable characters often found in PDF exports.</w:t>
+      </w:r>
+    </w:p>
+    <w:p>
+      <w:pPr>
+        <w:pStyle w:val="ListParagraph"/>
+        <w:numPr>
+          <w:ilvl w:val="0"/>
+          <w:numId w:val="47"/>
+        </w:numPr>
+      </w:pPr>
+      <w:r>
+        <w:rPr>
+          <w:b/>
+          <w:bCs/>
+        </w:rPr>
+        <w:t>Spacing Cleanup</w:t>
+      </w:r>
+      <w:r>
+        <w:t>: It removes unnecessary spaces before punctuation and around hyphens (e.g., changing "word - word" to "word-word").</w:t>
+      </w:r>
+    </w:p>
+    <w:p>
+      <w:pPr>
+        <w:pStyle w:val="ListParagraph"/>
+        <w:numPr>
+          <w:ilvl w:val="0"/>
+          <w:numId w:val="47"/>
+        </w:numPr>
+      </w:pPr>
+      <w:r>
+        <w:rPr>
+          <w:b/>
+          <w:bCs/>
+        </w:rPr>
+        <w:lastRenderedPageBreak/>
+        <w:t>Structure Compression</w:t>
+      </w:r>
+      <w:r>
+        <w:t>: It collapses three or more consecutive empty lines into a single line break to keep the text compact.</w:t>
+      </w:r>
+    </w:p>
+    <w:p>
+      <w:pPr>
+        <w:ind w:firstLine="0"/>
+      </w:pPr>
+      <w:r>
+        <w:t>Adopting the terminology established in the survey 'LLM-Empowered Knowledge Graph Construction: A Survey'</w:t>
+      </w:r>
+      <w:r>
+        <w:t xml:space="preserve"> [4]</w:t>
+      </w:r>
+      <w:r>
+        <w:t xml:space="preserve">, </w:t>
+      </w:r>
+      <w:r>
+        <w:t>w</w:t>
+      </w:r>
+      <w:r>
+        <w:t xml:space="preserve">e implemented a </w:t>
+      </w:r>
+      <w:r>
+        <w:rPr>
+          <w:b/>
+          <w:bCs/>
+        </w:rPr>
+        <w:t>schema-based</w:t>
+      </w:r>
+      <w:r>
+        <w:t xml:space="preserve"> extraction framework, developing a tailored ontology for each KG to provide structural guidance throughout the process</w:t>
+      </w:r>
+      <w:r>
+        <w:t>.</w:t>
+      </w:r>
+    </w:p>
+    <w:p>
+      <w:pPr>
+        <w:ind w:firstLine="0"/>
+      </w:pPr>
+      <w:r>
+        <w:t xml:space="preserve">The creation of the ontology is entrusted to </w:t>
+      </w:r>
+      <w:r>
+        <w:t>GPT-5 min</w:t>
+      </w:r>
+      <w:r>
+        <w:t>; given a text, its primary objective is to generate an ontological schema using the JSON format, as it is a widely adopted language for LLM interactions. This choice is justified by the fact that LLMs undergo extensive pre-training on JSON-formatted data, such as web APIs and software configurations, making them highly proficient in this syntax compared to other structures. It has been demonstrated that JSON significantly reduces ambiguity and compels the model to function as a data processor rather than a creative writer. This approach is ideal for ensuring consistent, structured output while minimizing the risk of syntactic hallucinations.</w:t>
+      </w:r>
+      <w:r>
+        <w:t xml:space="preserve"> </w:t>
+      </w:r>
+      <w:r>
+        <w:t>To manage document sets that are too large for single-stage processing, we adopted the following strategy for ontology discovery</w:t>
+      </w:r>
+      <w:r>
+        <w:t>:</w:t>
+      </w:r>
+    </w:p>
+    <w:p>
+      <w:pPr>
+        <w:ind w:firstLine="0"/>
+      </w:pPr>
+    </w:p>
+    <w:p>
+      <w:pPr>
         <w:ind w:firstLine="0"/>
         <w:jc w:val="left"/>
-        <w:rPr>
-          <w:rFonts w:ascii="LibertinusSerif" w:hAnsi="LibertinusSerif" w:cs="LibertinusSerif"/>
-        </w:rPr>
-      </w:pPr>
-      <w:r>
-        <w:rPr>
-          <w:rFonts w:ascii="LibertinusSerif" w:hAnsi="LibertinusSerif" w:cs="LibertinusSerif"/>
-        </w:rPr>
-        <w:t>S</w:t>
-      </w:r>
-      <w:r>
-        <w:rPr>
-          <w:rFonts w:ascii="LibertinusSerif" w:hAnsi="LibertinusSerif" w:cs="LibertinusSerif"/>
-        </w:rPr>
-        <w:t>hort description of existing approaches for the problem/task</w:t>
-      </w:r>
-      <w:r>
-        <w:rPr>
-          <w:rFonts w:ascii="LibertinusSerif" w:hAnsi="LibertinusSerif" w:cs="LibertinusSerif"/>
-        </w:rPr>
+      </w:pPr>
+    </w:p>
+    <w:p>
+      <w:pPr>
+        <w:ind w:firstLine="0"/>
+        <w:jc w:val="left"/>
+      </w:pPr>
+      <w:r>
+        <w:rPr>
+          <w:noProof/>
+        </w:rPr>
+        <w:drawing>
+          <wp:anchor distT="0" distB="0" distL="114300" distR="114300" simplePos="0" relativeHeight="251658240" behindDoc="0" locked="0" layoutInCell="1" allowOverlap="1" wp14:anchorId="5D1C1C32" wp14:editId="535D253A">
+            <wp:simplePos x="0" y="0"/>
+            <wp:positionH relativeFrom="column">
+              <wp:posOffset>18415</wp:posOffset>
+            </wp:positionH>
+            <wp:positionV relativeFrom="paragraph">
+              <wp:posOffset>21590</wp:posOffset>
+            </wp:positionV>
+            <wp:extent cx="2496052" cy="3159066"/>
+            <wp:effectExtent l="19050" t="19050" r="19050" b="22860"/>
+            <wp:wrapSquare wrapText="bothSides"/>
+            <wp:docPr id="2002641933" name="Picture 4" descr="A screenshot of a computer program&#10;&#10;AI-generated content may be incorrect."/>
+            <wp:cNvGraphicFramePr>
+              <a:graphicFrameLocks xmlns:a="http://schemas.openxmlformats.org/drawingml/2006/main" noChangeAspect="1"/>
+            </wp:cNvGraphicFramePr>
+            <a:graphic xmlns:a="http://schemas.openxmlformats.org/drawingml/2006/main">
+              <a:graphicData uri="http://schemas.openxmlformats.org/drawingml/2006/picture">
+                <pic:pic xmlns:pic="http://schemas.openxmlformats.org/drawingml/2006/picture">
+                  <pic:nvPicPr>
+                    <pic:cNvPr id="2002641933" name="Picture 4" descr="A screenshot of a computer program&#10;&#10;AI-generated content may be incorrect."/>
+                    <pic:cNvPicPr/>
+                  </pic:nvPicPr>
+                  <pic:blipFill>
+                    <a:blip r:embed="rId9">
+                      <a:extLst>
+                        <a:ext uri="{28A0092B-C50C-407E-A947-70E740481C1C}">
+                          <a14:useLocalDpi xmlns:a14="http://schemas.microsoft.com/office/drawing/2010/main" val="0"/>
+                        </a:ext>
+                      </a:extLst>
+                    </a:blip>
+                    <a:stretch>
+                      <a:fillRect/>
+                    </a:stretch>
+                  </pic:blipFill>
+                  <pic:spPr>
+                    <a:xfrm>
+                      <a:off x="0" y="0"/>
+                      <a:ext cx="2496052" cy="3159066"/>
+                    </a:xfrm>
+                    <a:prstGeom prst="rect">
+                      <a:avLst/>
+                    </a:prstGeom>
+                    <a:ln>
+                      <a:solidFill>
+                        <a:schemeClr val="tx2"/>
+                      </a:solidFill>
+                    </a:ln>
+                  </pic:spPr>
+                </pic:pic>
+              </a:graphicData>
+            </a:graphic>
+          </wp:anchor>
+        </w:drawing>
+      </w:r>
+    </w:p>
+    <w:p>
+      <w:pPr>
+        <w:ind w:firstLine="0"/>
+        <w:jc w:val="left"/>
+      </w:pPr>
+      <w:r>
+        <w:t xml:space="preserve">The algorithm processes documents by category, splitting those exceeding a character </w:t>
+      </w:r>
+      <w:r>
+        <w:t xml:space="preserve">number </w:t>
+      </w:r>
+      <w:r>
+        <w:t xml:space="preserve">threshold into smaller chunks. An LLM generates a JSON ontology for each chunk. These ontologies are then iteratively merged in a binary-tree </w:t>
+      </w:r>
+      <w:r>
+        <w:t xml:space="preserve">style </w:t>
+      </w:r>
+      <w:r>
+        <w:t>until a single, unified ontology is produced for each category.</w:t>
+      </w:r>
+    </w:p>
+    <w:p>
+      <w:pPr>
+        <w:ind w:firstLine="0"/>
+        <w:jc w:val="left"/>
+      </w:pPr>
+      <w:r>
+        <w:t xml:space="preserve">Note: </w:t>
+      </w:r>
+      <w:r>
+        <w:t>A sliding window approach is employed for document splitting, where each chunk overlaps with the previous one to prevent loss of context at the boundaries.</w:t>
+      </w:r>
+    </w:p>
+    <w:p>
+      <w:pPr>
+        <w:ind w:firstLine="0"/>
+        <w:jc w:val="left"/>
+      </w:pPr>
+    </w:p>
+    <w:p>
+      <w:pPr>
+        <w:ind w:firstLine="0"/>
+        <w:jc w:val="left"/>
+      </w:pPr>
+    </w:p>
+    <w:p>
+      <w:pPr>
+        <w:ind w:firstLine="0"/>
+        <w:jc w:val="left"/>
+      </w:pPr>
+    </w:p>
+    <w:p>
+      <w:pPr>
+        <w:ind w:firstLine="0"/>
+        <w:jc w:val="left"/>
+      </w:pPr>
+    </w:p>
+    <w:p>
+      <w:pPr>
+        <w:ind w:firstLine="0"/>
+        <w:jc w:val="left"/>
+      </w:pPr>
+    </w:p>
+    <w:p>
+      <w:pPr>
+        <w:ind w:firstLine="0"/>
+        <w:jc w:val="left"/>
+      </w:pPr>
+    </w:p>
+    <w:p>
+      <w:pPr>
+        <w:ind w:firstLine="0"/>
+      </w:pPr>
+      <w:r>
+        <w:t xml:space="preserve">To ensure the generation of valid JSON ontologies, the GPT-5 mini model is prompted with a formal JSON schema, specific formatting constraints, and a one-shot </w:t>
+      </w:r>
+      <w:r>
+        <w:t>example.</w:t>
+      </w:r>
+      <w:r>
+        <w:t xml:space="preserve"> </w:t>
+      </w:r>
+      <w:r>
+        <w:t xml:space="preserve">Furthermore, if the generated JSON is invalid—either due to syntax errors (e.g., missing brackets) or schema violations (e.g., duplicate entities or missing </w:t>
+      </w:r>
+      <w:r>
+        <w:t xml:space="preserve">identity </w:t>
+      </w:r>
+      <w:r>
+        <w:t>attributes)—the LLM is prompted to regenerate the ontology, guided by a detailed description of the identified errors</w:t>
+      </w:r>
+      <w:r>
         <w:t>.</w:t>
       </w:r>
     </w:p>
     <w:p>
       <w:pPr>
-        <w:pStyle w:val="Titolo1"/>
-      </w:pPr>
-      <w:r>
-        <w:t>Proposed Approach</w:t>
-      </w:r>
-    </w:p>
-    <w:p>
-      <w:pPr>
         <w:ind w:firstLine="0"/>
-      </w:pPr>
-      <w:r>
-        <w:t xml:space="preserve">Description of the strategy / solution, dataset, </w:t>
-      </w:r>
-      <w:r>
-        <w:t>including main technical details of implementation</w:t>
-      </w:r>
-      <w:r>
-        <w:t xml:space="preserve"> (e.g. used ChatGPT 3.5)</w:t>
-      </w:r>
-      <w:r>
-        <w:t>.</w:t>
-      </w:r>
-      <w:r>
-        <w:t xml:space="preserve"> The details of the description must </w:t>
-      </w:r>
-      <w:proofErr w:type="gramStart"/>
-      <w:r>
-        <w:t>allow</w:t>
-      </w:r>
-      <w:proofErr w:type="gramEnd"/>
-      <w:r>
-        <w:t xml:space="preserve"> to replicate the approach. You can use subsections to structure the description (not mandatory). </w:t>
-      </w:r>
-    </w:p>
-    <w:p>
-      <w:pPr>
-        <w:pStyle w:val="Titolo2"/>
-      </w:pPr>
-      <w:r>
-        <w:t>Description of the solution and dataset</w:t>
-      </w:r>
-    </w:p>
-    <w:p>
-      <w:pPr>
-        <w:pStyle w:val="Numberedlist"/>
-      </w:pPr>
-      <w:r>
-        <w:t xml:space="preserve">Download the latest </w:t>
-      </w:r>
-      <w:proofErr w:type="spellStart"/>
-      <w:r>
-        <w:t>Libertinus</w:t>
-      </w:r>
-      <w:proofErr w:type="spellEnd"/>
-      <w:r>
-        <w:t xml:space="preserve"> zip file </w:t>
-      </w:r>
-      <w:hyperlink r:id="rId9" w:history="1">
-        <w:r>
-          <w:rPr>
-            <w:rStyle w:val="Collegamentoipertestuale"/>
-          </w:rPr>
-          <w:t>here</w:t>
-        </w:r>
-      </w:hyperlink>
-      <w:r>
-        <w:t>.</w:t>
-      </w:r>
-    </w:p>
-    <w:p>
-      <w:pPr>
-        <w:pStyle w:val="Numberedlist"/>
-      </w:pPr>
-      <w:r>
-        <w:t>Extract the files to a temporary directory, e.g. ~/Downloads/Libertinus-7</w:t>
-      </w:r>
-    </w:p>
-    <w:p>
-      <w:pPr>
-        <w:pStyle w:val="Numberedlist"/>
-      </w:pPr>
-      <w:r>
-        <w:t>Make sure that a directory ~</w:t>
-      </w:r>
-      <w:proofErr w:type="gramStart"/>
-      <w:r>
-        <w:t>/.local</w:t>
-      </w:r>
-      <w:proofErr w:type="gramEnd"/>
-      <w:r>
-        <w:t>/share/fonts exists.</w:t>
-      </w:r>
-    </w:p>
-    <w:p>
-      <w:pPr>
-        <w:pStyle w:val="Numberedlist"/>
-      </w:pPr>
-      <w:r>
-        <w:t xml:space="preserve">Copy the </w:t>
-      </w:r>
-      <w:proofErr w:type="spellStart"/>
-      <w:r>
-        <w:t>Libertinus</w:t>
-      </w:r>
-      <w:proofErr w:type="spellEnd"/>
-      <w:r>
-        <w:t xml:space="preserve"> fonts: cp ~/Downloads/Libertinus-7/static/OTF/*.</w:t>
-      </w:r>
-      <w:proofErr w:type="spellStart"/>
-      <w:r>
-        <w:t>otf</w:t>
-      </w:r>
-      <w:proofErr w:type="spellEnd"/>
-      <w:r>
-        <w:t xml:space="preserve"> ~</w:t>
-      </w:r>
-      <w:proofErr w:type="gramStart"/>
-      <w:r>
-        <w:t>/.local</w:t>
-      </w:r>
-      <w:proofErr w:type="gramEnd"/>
-      <w:r>
-        <w:t>/share/fonts</w:t>
-      </w:r>
-    </w:p>
-    <w:p>
-      <w:pPr>
-        <w:pStyle w:val="Numberedlist"/>
-      </w:pPr>
-      <w:r>
-        <w:t>The fonts should now be installed.</w:t>
-      </w:r>
-    </w:p>
-    <w:p>
-      <w:pPr>
-        <w:pStyle w:val="Titolo2"/>
-      </w:pPr>
-      <w:r>
-        <w:t xml:space="preserve">Main technical details </w:t>
+        <w:rPr>
+          <w:lang w:val="en-GB"/>
+        </w:rPr>
+      </w:pPr>
+      <w:r>
+        <w:rPr>
+          <w:lang w:val="en-GB"/>
+        </w:rPr>
+        <w:lastRenderedPageBreak/>
+        <w:t xml:space="preserve">The </w:t>
+      </w:r>
+      <w:r>
+        <w:rPr>
+          <w:lang w:val="en-GB"/>
+        </w:rPr>
+        <w:t>next</w:t>
+      </w:r>
+      <w:r>
+        <w:rPr>
+          <w:lang w:val="en-GB"/>
+        </w:rPr>
+        <w:t xml:space="preserve"> stage involves extracting data (entities and relations) based on the previously generated ontologies. We maintain a chunk-based processing approach to ensure scalability. Using GPT-5 mini, the system enforces ontological consistency by validating the JSON output; any non-compliant results are sent back to the LLM for iterative correction.</w:t>
+      </w:r>
+    </w:p>
+    <w:p>
+      <w:pPr>
+        <w:ind w:firstLine="0"/>
+        <w:rPr>
+          <w:lang w:val="en-GB"/>
+        </w:rPr>
+      </w:pPr>
+      <w:r>
+        <w:rPr>
+          <w:lang w:val="en-GB"/>
+        </w:rPr>
+        <w:t>// Riportare algoritmo latex</w:t>
+      </w:r>
+    </w:p>
+    <w:p>
+      <w:pPr>
+        <w:pStyle w:val="Heading2"/>
+      </w:pPr>
+      <w:r>
+        <w:t>Inference</w:t>
       </w:r>
     </w:p>
     <w:p>
@@ -827,20 +1465,12 @@
         </w:numPr>
       </w:pPr>
       <w:r>
-        <w:t xml:space="preserve">Download the latest </w:t>
-      </w:r>
-      <w:proofErr w:type="spellStart"/>
-      <w:r>
-        <w:t>Libertinus</w:t>
-      </w:r>
-      <w:proofErr w:type="spellEnd"/>
-      <w:r>
-        <w:t xml:space="preserve"> zip file </w:t>
+        <w:t xml:space="preserve">Download the latest Libertinus zip file </w:t>
       </w:r>
       <w:hyperlink r:id="rId10" w:history="1">
         <w:r>
           <w:rPr>
-            <w:rStyle w:val="Collegamentoipertestuale"/>
+            <w:rStyle w:val="Hyperlink"/>
           </w:rPr>
           <w:t>here</w:t>
         </w:r>
@@ -862,7 +1492,6 @@
         <w:pStyle w:val="Numberedlist"/>
       </w:pPr>
       <w:r>
-        <w:lastRenderedPageBreak/>
         <w:t>Open the Windows 10 “Settings” from the Start menu and switch to the Personalization / Fonts it should display the currently installed fonts, each as a directory.</w:t>
       </w:r>
     </w:p>
@@ -879,15 +1508,7 @@
         <w:pStyle w:val="Numberedlist"/>
       </w:pPr>
       <w:r>
-        <w:t>Select all files with extension .</w:t>
-      </w:r>
-      <w:proofErr w:type="spellStart"/>
-      <w:r>
-        <w:t>otf</w:t>
-      </w:r>
-      <w:proofErr w:type="spellEnd"/>
-      <w:r>
-        <w:t xml:space="preserve"> and drag and drop them to the field “Drag and drop to install” of the selected settings menu.</w:t>
+        <w:t>Select all files with extension .otf and drag and drop them to the field “Drag and drop to install” of the selected settings menu.</w:t>
       </w:r>
     </w:p>
     <w:p>
@@ -905,7 +1526,7 @@
       <w:hyperlink r:id="rId11" w:history="1">
         <w:r>
           <w:rPr>
-            <w:rStyle w:val="Collegamentoipertestuale"/>
+            <w:rStyle w:val="Hyperlink"/>
           </w:rPr>
           <w:t>guide</w:t>
         </w:r>
@@ -916,7 +1537,7 @@
     </w:p>
     <w:p>
       <w:pPr>
-        <w:pStyle w:val="Titolo2"/>
+        <w:pStyle w:val="Heading2"/>
       </w:pPr>
       <w:r>
         <w:t>Other information useful to replicate the approach</w:t>
@@ -931,20 +1552,12 @@
         </w:numPr>
       </w:pPr>
       <w:r>
-        <w:t xml:space="preserve">Download the latest </w:t>
-      </w:r>
-      <w:proofErr w:type="spellStart"/>
-      <w:r>
-        <w:t>Libertinus</w:t>
-      </w:r>
-      <w:proofErr w:type="spellEnd"/>
-      <w:r>
-        <w:t xml:space="preserve"> zip file </w:t>
+        <w:t xml:space="preserve">Download the latest Libertinus zip file </w:t>
       </w:r>
       <w:hyperlink r:id="rId12" w:history="1">
         <w:r>
           <w:rPr>
-            <w:rStyle w:val="Collegamentoipertestuale"/>
+            <w:rStyle w:val="Hyperlink"/>
           </w:rPr>
           <w:t>here</w:t>
         </w:r>
@@ -982,15 +1595,7 @@
         <w:pStyle w:val="Numberedlist"/>
       </w:pPr>
       <w:r>
-        <w:t>Drag and drop all .</w:t>
-      </w:r>
-      <w:proofErr w:type="spellStart"/>
-      <w:r>
-        <w:t>otf</w:t>
-      </w:r>
-      <w:proofErr w:type="spellEnd"/>
-      <w:r>
-        <w:t xml:space="preserve"> files to the Font Book window.</w:t>
+        <w:t>Drag and drop all .otf files to the Font Book window.</w:t>
       </w:r>
     </w:p>
     <w:p>
@@ -1003,12 +1608,12 @@
     </w:p>
     <w:p>
       <w:r>
-        <w:t xml:space="preserve">For more detailed instructions, see this </w:t>
+        <w:t xml:space="preserve">For more detailed instthis </w:t>
       </w:r>
       <w:hyperlink r:id="rId13" w:history="1">
         <w:r>
           <w:rPr>
-            <w:rStyle w:val="Collegamentoipertestuale"/>
+            <w:rStyle w:val="Hyperlink"/>
           </w:rPr>
           <w:t>guide</w:t>
         </w:r>
@@ -1019,7 +1624,7 @@
     </w:p>
     <w:p>
       <w:pPr>
-        <w:pStyle w:val="Titolo1"/>
+        <w:pStyle w:val="Heading1"/>
       </w:pPr>
       <w:r>
         <w:t>Evaluation</w:t>
@@ -1027,15 +1632,10 @@
     </w:p>
     <w:p>
       <w:pPr>
-        <w:pStyle w:val="Titolo2"/>
-      </w:pPr>
-      <w:proofErr w:type="spellStart"/>
-      <w:r>
-        <w:t>Subsetction</w:t>
-      </w:r>
-      <w:proofErr w:type="spellEnd"/>
-      <w:r>
-        <w:t xml:space="preserve"> 1</w:t>
+        <w:pStyle w:val="Heading2"/>
+      </w:pPr>
+      <w:r>
+        <w:t>Subsetction 1</w:t>
       </w:r>
     </w:p>
     <w:p>
@@ -1084,7 +1684,7 @@
     </w:p>
     <w:p>
       <w:pPr>
-        <w:pStyle w:val="Titolo2"/>
+        <w:pStyle w:val="Heading2"/>
       </w:pPr>
       <w:r>
         <w:t>Subsection 2…</w:t>
@@ -1125,15 +1725,7 @@
     </w:p>
     <w:p>
       <w:r>
-        <w:t xml:space="preserve">The </w:t>
-      </w:r>
-      <w:proofErr w:type="gramStart"/>
-      <w:r>
-        <w:t>author</w:t>
-      </w:r>
-      <w:proofErr w:type="gramEnd"/>
-      <w:r>
-        <w:t xml:space="preserve"> names and affiliations could be formatted in two ways:</w:t>
+        <w:t>The author names and affiliations could be formatted in two ways:</w:t>
       </w:r>
     </w:p>
     <w:p>
@@ -1154,24 +1746,24 @@
     </w:p>
     <w:p>
       <w:pPr>
-        <w:pStyle w:val="Titolo2"/>
+        <w:pStyle w:val="Heading2"/>
+      </w:pPr>
+      <w:r>
+        <w:t>…</w:t>
+      </w:r>
+    </w:p>
+    <w:p>
+      <w:r>
+        <w:t>Keywords should be separated by commas.</w:t>
+      </w:r>
+    </w:p>
+    <w:p/>
+    <w:p>
+      <w:pPr>
+        <w:pStyle w:val="Heading1"/>
       </w:pPr>
       <w:r>
         <w:lastRenderedPageBreak/>
-        <w:t>…</w:t>
-      </w:r>
-    </w:p>
-    <w:p>
-      <w:r>
-        <w:t>Keywords should be separated by commas.</w:t>
-      </w:r>
-    </w:p>
-    <w:p/>
-    <w:p>
-      <w:pPr>
-        <w:pStyle w:val="Titolo1"/>
-      </w:pPr>
-      <w:r>
         <w:t>Conclusion and limitations</w:t>
       </w:r>
     </w:p>
@@ -1201,21 +1793,10 @@
         <w:pStyle w:val="reference"/>
       </w:pPr>
       <w:r>
-        <w:rPr>
-          <w:lang w:val="fi-FI"/>
-        </w:rPr>
-        <w:t xml:space="preserve">Wang, Xin, Tapani Ahonen, and Jari Nurmi. </w:t>
-      </w:r>
-      <w:r>
-        <w:t xml:space="preserve">"Applying CDMA technique to network-on-chip." IEEE transactions on very </w:t>
-      </w:r>
-      <w:proofErr w:type="gramStart"/>
-      <w:r>
-        <w:t>large scale</w:t>
-      </w:r>
-      <w:proofErr w:type="gramEnd"/>
-      <w:r>
-        <w:t xml:space="preserve"> integration (VLSI) systems 15.10 (2007): 1091-1100.</w:t>
+        <w:t>Agrawal, G., Kumarage, T., Alghamdi, Z., &amp; Liu, H. (2024). Can Knowledge Graphs Reduce Hallucinations in LLMs?: A Survey. arXiv preprint arXiv:2404.14446</w:t>
+      </w:r>
+      <w:r>
+        <w:t>.</w:t>
       </w:r>
     </w:p>
     <w:p>
@@ -1223,23 +1804,7 @@
         <w:pStyle w:val="reference"/>
       </w:pPr>
       <w:r>
-        <w:t xml:space="preserve">P. S. Abril, R. Plant, </w:t>
-      </w:r>
-      <w:proofErr w:type="gramStart"/>
-      <w:r>
-        <w:t>The</w:t>
-      </w:r>
-      <w:proofErr w:type="gramEnd"/>
-      <w:r>
-        <w:t xml:space="preserve"> patent holder’s dilemma: Buy, sell, or </w:t>
-      </w:r>
-      <w:proofErr w:type="gramStart"/>
-      <w:r>
-        <w:t>troll?,</w:t>
-      </w:r>
-      <w:proofErr w:type="gramEnd"/>
-      <w:r>
-        <w:t xml:space="preserve"> Communications of the ACM 50 (2007) 36–44. doi:10.1145/1188913.1188915. </w:t>
+        <w:t>Edge, D., Trinh, H., Cheng, N., Bradley, J., Chao, A., Mody, A., Truitt, S., Metropolitansky, D., Ness, R. O., &amp; Larson, J. (2024). From Local to Global: A Graph RAG Approach to Query-Focused Summarization. arXiv preprint arXiv:2404.16130.</w:t>
       </w:r>
     </w:p>
     <w:p>
@@ -1247,20 +1812,48 @@
         <w:pStyle w:val="reference"/>
       </w:pPr>
       <w:r>
-        <w:t xml:space="preserve">S. Cohen, W. Nutt, Y. Sagic, Deciding </w:t>
-      </w:r>
-      <w:proofErr w:type="spellStart"/>
-      <w:r>
-        <w:t>equivalances</w:t>
-      </w:r>
-      <w:proofErr w:type="spellEnd"/>
-      <w:r>
-        <w:t xml:space="preserve"> among conjunctive aggregate queries, J. ACM 54 (2007). doi:10.1145/1219092.1219093. </w:t>
+        <w:t>Mo, B., Yu, K., Kazdan, J., Cabezas, J., Mpala, P., Yu, L., Cundy, C., Kanatsoulis, C., &amp; Koyejo, S. (2024). KGGen: Extracting Knowledge Graphs from Plain Text with Language Models. arXiv preprint arXiv:2410.12154.</w:t>
       </w:r>
     </w:p>
     <w:p>
       <w:pPr>
         <w:pStyle w:val="reference"/>
+        <w:numPr>
+          <w:ilvl w:val="0"/>
+          <w:numId w:val="0"/>
+        </w:numPr>
+        <w:ind w:left="426" w:hanging="426"/>
+      </w:pPr>
+      <w:r>
+        <w:t xml:space="preserve"> </w:t>
+      </w:r>
+    </w:p>
+    <w:p>
+      <w:pPr>
+        <w:pStyle w:val="reference"/>
+      </w:pPr>
+      <w:r>
+        <w:t>H. Bian, "LLM-Empowered Knowledge Graph Construction: A Survey," Xidian University, Xi’an, China, Tech. Rep., 2024.</w:t>
+      </w:r>
+    </w:p>
+    <w:p>
+      <w:pPr>
+        <w:pStyle w:val="ListParagraph"/>
+      </w:pPr>
+    </w:p>
+    <w:p>
+      <w:pPr>
+        <w:pStyle w:val="reference"/>
+        <w:numPr>
+          <w:ilvl w:val="0"/>
+          <w:numId w:val="0"/>
+        </w:numPr>
+        <w:ind w:left="426" w:hanging="426"/>
+      </w:pPr>
+    </w:p>
+    <w:p>
+      <w:pPr>
+        <w:pStyle w:val="reference"/>
       </w:pPr>
       <w:r>
         <w:t xml:space="preserve">J. Cohen (Ed.), Special issue: Digital Libraries, volume 39, 1996. </w:t>
@@ -1271,15 +1864,7 @@
         <w:pStyle w:val="reference"/>
       </w:pPr>
       <w:r>
-        <w:t xml:space="preserve">D. </w:t>
-      </w:r>
-      <w:proofErr w:type="spellStart"/>
-      <w:r>
-        <w:t>Kosiur</w:t>
-      </w:r>
-      <w:proofErr w:type="spellEnd"/>
-      <w:r>
-        <w:t xml:space="preserve">, Understanding Policy-Based Networking, 2nd. ed., Wiley, New York, NY, 2001. </w:t>
+        <w:t xml:space="preserve">D. Kosiur, Understanding Policy-Based Networking, 2nd. ed., Wiley, New York, NY, 2001. </w:t>
       </w:r>
     </w:p>
     <w:p>
@@ -1295,15 +1880,7 @@
         <w:pStyle w:val="reference"/>
       </w:pPr>
       <w:r>
-        <w:t xml:space="preserve">I. Editor (Ed.), The title of book one, volume 9 of </w:t>
-      </w:r>
-      <w:proofErr w:type="gramStart"/>
-      <w:r>
-        <w:t>The</w:t>
-      </w:r>
-      <w:proofErr w:type="gramEnd"/>
-      <w:r>
-        <w:t xml:space="preserve"> name of the series one, 1st. ed., University of Chicago Press, Chicago, 2007. doi:10.1007</w:t>
+        <w:t>I. Editor (Ed.), The title of book one, volume 9 of The name of the series one, 1st. ed., University of Chicago Press, Chicago, 2007. doi:10.1007</w:t>
       </w:r>
       <w:r>
         <w:t xml:space="preserve"> </w:t>
@@ -1333,23 +1910,7 @@
         <w:pStyle w:val="reference"/>
       </w:pPr>
       <w:r>
-        <w:t xml:space="preserve">B. P. Douglass, D. Harel, M. B. </w:t>
-      </w:r>
-      <w:proofErr w:type="spellStart"/>
-      <w:r>
-        <w:t>Trakhtenbrot</w:t>
-      </w:r>
-      <w:proofErr w:type="spellEnd"/>
-      <w:r>
-        <w:t xml:space="preserve">, </w:t>
-      </w:r>
-      <w:proofErr w:type="spellStart"/>
-      <w:r>
-        <w:t>Statecarts</w:t>
-      </w:r>
-      <w:proofErr w:type="spellEnd"/>
-      <w:r>
-        <w:t xml:space="preserve"> in use: structured analysis and object-orientation, in: G. Rozenberg, F. W. Vaandrager (Eds.), Lectures on Embedded Systems, volume 1494 of Lecture Notes in Computer Science, Springer-Verlag, London, 1998, pp. 368–394. doi:10.1007/3-540-65193-4_29. </w:t>
+        <w:t xml:space="preserve">B. P. Douglass, D. Harel, M. B. Trakhtenbrot, Statecarts in use: structured analysis and object-orientation, in: G. Rozenberg, F. W. Vaandrager (Eds.), Lectures on Embedded Systems, volume 1494 of Lecture Notes in Computer Science, Springer-Verlag, London, 1998, pp. 368–394. doi:10.1007/3-540-65193-4_29. </w:t>
       </w:r>
     </w:p>
     <w:p>
@@ -1365,15 +1926,8 @@
         <w:pStyle w:val="reference"/>
       </w:pPr>
       <w:r>
-        <w:t xml:space="preserve">S. Andler, Predicate </w:t>
-      </w:r>
-      <w:proofErr w:type="gramStart"/>
-      <w:r>
-        <w:t>path expressions</w:t>
-      </w:r>
-      <w:proofErr w:type="gramEnd"/>
-      <w:r>
-        <w:t>, in: Proceedings of the 6th. ACM SIGACT</w:t>
+        <w:lastRenderedPageBreak/>
+        <w:t>S. Andler, Predicate path expressions, in: Proceedings of the 6th. ACM SIGACT</w:t>
       </w:r>
       <w:r>
         <w:t>-</w:t>
@@ -1387,11 +1941,7 @@
         <w:pStyle w:val="reference"/>
       </w:pPr>
       <w:r>
-        <w:t xml:space="preserve">S. W. Smith, An experiment in bibliographic mark-up: Parsing metadata for xml export, in: R. N. Smythe, A. Noble (Eds.), Proceedings of the 3rd. annual workshop on Librarians </w:t>
-      </w:r>
-      <w:r>
-        <w:lastRenderedPageBreak/>
-        <w:t xml:space="preserve">and Computers, volume 3 of LAC ’10, Paparazzi Press, Milan Italy, 2010, pp. 422–431. doi:99.9999/woot07-S422. </w:t>
+        <w:t xml:space="preserve">S. W. Smith, An experiment in bibliographic mark-up: Parsing metadata for xml export, in: R. N. Smythe, A. Noble (Eds.), Proceedings of the 3rd. annual workshop on Librarians and Computers, volume 3 of LAC ’10, Paparazzi Press, Milan Italy, 2010, pp. 422–431. doi:99.9999/woot07-S422. </w:t>
       </w:r>
     </w:p>
     <w:p>
@@ -1432,23 +1982,7 @@
         <w:pStyle w:val="reference"/>
       </w:pPr>
       <w:r>
-        <w:t xml:space="preserve">D. A. </w:t>
-      </w:r>
-      <w:proofErr w:type="spellStart"/>
-      <w:r>
-        <w:t>Anisi</w:t>
-      </w:r>
-      <w:proofErr w:type="spellEnd"/>
-      <w:r>
-        <w:t xml:space="preserve">, Optimal Motion Control of a Ground Vehicle, </w:t>
-      </w:r>
-      <w:proofErr w:type="gramStart"/>
-      <w:r>
-        <w:t>Master’s</w:t>
-      </w:r>
-      <w:proofErr w:type="gramEnd"/>
-      <w:r>
-        <w:t xml:space="preserve"> thesis, Royal Institute of Technology (KTH), Stockholm, Sweden, 2003. </w:t>
+        <w:t xml:space="preserve">D. A. Anisi, Optimal Motion Control of a Ground Vehicle, Master’s thesis, Royal Institute of Technology (KTH), Stockholm, Sweden, 2003. </w:t>
       </w:r>
     </w:p>
     <w:p>
@@ -1459,87 +1993,53 @@
         </w:rPr>
       </w:pPr>
       <w:r>
-        <w:t xml:space="preserve">H. Thornburg, Introduction to </w:t>
-      </w:r>
-      <w:proofErr w:type="spellStart"/>
-      <w:r>
-        <w:t>bayesian</w:t>
-      </w:r>
-      <w:proofErr w:type="spellEnd"/>
-      <w:r>
-        <w:t xml:space="preserve"> statistics, 2001. </w:t>
+        <w:t xml:space="preserve">H. Thornburg, Introduction to bayesian statistics, 2001. </w:t>
       </w:r>
       <w:r>
         <w:rPr>
           <w:lang w:val="sv-SE"/>
         </w:rPr>
         <w:t xml:space="preserve">URL: </w:t>
-      </w:r>
-      <w:r>
-        <w:fldChar w:fldCharType="begin"/>
-      </w:r>
-      <w:r>
-        <w:instrText>HYPERLINK "http://ccrma.stanford.edu/jos/bayes/bayes.html"</w:instrText>
-      </w:r>
-      <w:r>
-        <w:fldChar w:fldCharType="separate"/>
-      </w:r>
-      <w:r>
-        <w:rPr>
-          <w:rStyle w:val="Collegamentoipertestuale"/>
-          <w:lang w:val="sv-SE"/>
-        </w:rPr>
-        <w:t>http://ccrma.stanford.edu/jos/bayes/bayes.html</w:t>
-      </w:r>
-      <w:r>
-        <w:fldChar w:fldCharType="end"/>
-      </w:r>
-      <w:r>
-        <w:rPr>
-          <w:lang w:val="sv-SE"/>
-        </w:rPr>
-        <w:t xml:space="preserve">. </w:t>
-      </w:r>
-    </w:p>
-    <w:p>
-      <w:pPr>
-        <w:pStyle w:val="reference"/>
-      </w:pPr>
-      <w:r>
-        <w:t xml:space="preserve">R. </w:t>
-      </w:r>
-      <w:proofErr w:type="spellStart"/>
-      <w:r>
-        <w:t>Ablamowicz</w:t>
-      </w:r>
-      <w:proofErr w:type="spellEnd"/>
-      <w:r>
-        <w:t>, B. Fauser, Cli</w:t>
-      </w:r>
-      <w:r>
-        <w:t>ff</w:t>
-      </w:r>
-      <w:r>
-        <w:t xml:space="preserve">ord: a maple 11 package for </w:t>
-      </w:r>
-      <w:proofErr w:type="spellStart"/>
-      <w:r>
-        <w:t>cli</w:t>
-      </w:r>
-      <w:r>
-        <w:t>ff</w:t>
-      </w:r>
-      <w:r>
-        <w:t>ord</w:t>
-      </w:r>
-      <w:proofErr w:type="spellEnd"/>
-      <w:r>
-        <w:t xml:space="preserve"> algebra computations, version 11, 2007. URL: </w:t>
       </w:r>
       <w:hyperlink r:id="rId14" w:history="1">
         <w:r>
           <w:rPr>
-            <w:rStyle w:val="Collegamentoipertestuale"/>
+            <w:rStyle w:val="Hyperlink"/>
+            <w:lang w:val="sv-SE"/>
+          </w:rPr>
+          <w:t>http://ccrma.stanford.edu/jos/bayes/bayes.html</w:t>
+        </w:r>
+      </w:hyperlink>
+      <w:r>
+        <w:rPr>
+          <w:lang w:val="sv-SE"/>
+        </w:rPr>
+        <w:t xml:space="preserve">. </w:t>
+      </w:r>
+    </w:p>
+    <w:p>
+      <w:pPr>
+        <w:pStyle w:val="reference"/>
+      </w:pPr>
+      <w:r>
+        <w:t>R. Ablamowicz, B. Fauser, Cli</w:t>
+      </w:r>
+      <w:r>
+        <w:t>ff</w:t>
+      </w:r>
+      <w:r>
+        <w:t>ord: a maple 11 package for cli</w:t>
+      </w:r>
+      <w:r>
+        <w:t>ff</w:t>
+      </w:r>
+      <w:r>
+        <w:t xml:space="preserve">ord algebra computations, version 11, 2007. URL: </w:t>
+      </w:r>
+      <w:hyperlink r:id="rId15" w:history="1">
+        <w:r>
+          <w:rPr>
+            <w:rStyle w:val="Hyperlink"/>
           </w:rPr>
           <w:t>http://math.tntech.edu/rafal/cli11/index.html</w:t>
         </w:r>
@@ -1555,10 +2055,10 @@
       <w:r>
         <w:t>Poker-Edge.Com, Stats and analysis, 2006. URL: </w:t>
       </w:r>
-      <w:hyperlink r:id="rId15" w:history="1">
+      <w:hyperlink r:id="rId16" w:history="1">
         <w:r>
           <w:rPr>
-            <w:rStyle w:val="Collegamentoipertestuale"/>
+            <w:rStyle w:val="Hyperlink"/>
           </w:rPr>
           <w:t>http://www.pkredge.com/statsYYFWWQ.php</w:t>
         </w:r>
@@ -1572,15 +2072,7 @@
         <w:pStyle w:val="reference"/>
       </w:pPr>
       <w:r>
-        <w:t xml:space="preserve">B. Obama, A more perfect union, Video, 2008. URL: http://video.google.com/videoplay? </w:t>
-      </w:r>
-      <w:proofErr w:type="spellStart"/>
-      <w:r>
-        <w:t>docid</w:t>
-      </w:r>
-      <w:proofErr w:type="spellEnd"/>
-      <w:r>
-        <w:t xml:space="preserve">=6528042696351994555. </w:t>
+        <w:t xml:space="preserve">B. Obama, A more perfect union, Video, 2008. URL: http://video.google.com/videoplay? docid=6528042696351994555. </w:t>
       </w:r>
     </w:p>
     <w:p>
@@ -1590,10 +2082,10 @@
       <w:r>
         <w:t xml:space="preserve">D. Novak, Solder man, in: ACM SIGGRAPH 2003 Video Review on Animation theater Program: Part I - Vol. 145 (July 27–27, 2003), ACM Press, New York, NY, 2003, p. 4. URL: </w:t>
       </w:r>
-      <w:hyperlink r:id="rId16" w:history="1">
+      <w:hyperlink r:id="rId17" w:history="1">
         <w:r>
           <w:rPr>
-            <w:rStyle w:val="Collegamentoipertestuale"/>
+            <w:rStyle w:val="Hyperlink"/>
           </w:rPr>
           <w:t>http://video.google.com/videoplay?docid=6528042696351994555</w:t>
         </w:r>
@@ -1613,15 +2105,7 @@
         <w:pStyle w:val="reference"/>
       </w:pPr>
       <w:r>
-        <w:t xml:space="preserve">N. Lee, Interview with bill kinder: January 13, 2005, </w:t>
-      </w:r>
-      <w:proofErr w:type="spellStart"/>
-      <w:r>
-        <w:t>Comput</w:t>
-      </w:r>
-      <w:proofErr w:type="spellEnd"/>
-      <w:r>
-        <w:t xml:space="preserve">. Entertain. 3 (2005). doi:10.1145/1057270.1057278. </w:t>
+        <w:t xml:space="preserve">N. Lee, Interview with bill kinder: January 13, 2005, Comput. Entertain. 3 (2005). doi:10.1145/1057270.1057278. </w:t>
       </w:r>
     </w:p>
     <w:p>
@@ -1637,15 +2121,7 @@
         <w:pStyle w:val="reference"/>
       </w:pPr>
       <w:r>
-        <w:t xml:space="preserve">B. Rous, </w:t>
-      </w:r>
-      <w:proofErr w:type="gramStart"/>
-      <w:r>
-        <w:t>The</w:t>
-      </w:r>
-      <w:proofErr w:type="gramEnd"/>
-      <w:r>
-        <w:t xml:space="preserve"> enabling of digital libraries, Digital Libraries 12 (2008). To appear. </w:t>
+        <w:t xml:space="preserve">B. Rous, The enabling of digital libraries, Digital Libraries 12 (2008). To appear. </w:t>
       </w:r>
     </w:p>
     <w:p>
@@ -1661,15 +2137,7 @@
         <w:pStyle w:val="reference"/>
       </w:pPr>
       <w:r>
-        <w:t xml:space="preserve">M. Saeedi, M. S. Zamani, M. Sedighi, Z. Sasanian, Synthesis of reversible circuit using cycle-based approach, J. Emerg. Technol. </w:t>
-      </w:r>
-      <w:proofErr w:type="spellStart"/>
-      <w:r>
-        <w:t>Comput</w:t>
-      </w:r>
-      <w:proofErr w:type="spellEnd"/>
-      <w:r>
-        <w:t xml:space="preserve">. Syst. 6 (2010). </w:t>
+        <w:t xml:space="preserve">M. Saeedi, M. S. Zamani, M. Sedighi, Z. Sasanian, Synthesis of reversible circuit using cycle-based approach, J. Emerg. Technol. Comput. Syst. 6 (2010). </w:t>
       </w:r>
     </w:p>
     <w:p>
@@ -1677,28 +2145,12 @@
         <w:pStyle w:val="reference"/>
       </w:pPr>
       <w:r>
-        <w:t xml:space="preserve">M. </w:t>
-      </w:r>
-      <w:proofErr w:type="spellStart"/>
-      <w:r>
-        <w:t>Kirschmer</w:t>
-      </w:r>
-      <w:proofErr w:type="spellEnd"/>
-      <w:r>
-        <w:t xml:space="preserve">, J. Voight, Algorithmic enumeration of ideal classes for quaternion orders, SIAM J. </w:t>
-      </w:r>
-      <w:proofErr w:type="spellStart"/>
-      <w:r>
-        <w:t>Comput</w:t>
-      </w:r>
-      <w:proofErr w:type="spellEnd"/>
-      <w:r>
-        <w:t xml:space="preserve">. 39 (2010) 1714–1747. URL: </w:t>
-      </w:r>
-      <w:hyperlink r:id="rId17" w:history="1">
+        <w:t xml:space="preserve">M. Kirschmer, J. Voight, Algorithmic enumeration of ideal classes for quaternion orders, SIAM J. Comput. 39 (2010) 1714–1747. URL: </w:t>
+      </w:r>
+      <w:hyperlink r:id="rId18" w:history="1">
         <w:r>
           <w:rPr>
-            <w:rStyle w:val="Collegamentoipertestuale"/>
+            <w:rStyle w:val="Hyperlink"/>
           </w:rPr>
           <w:t>http://dx.doi.org/10.1137/080734467</w:t>
         </w:r>
@@ -1712,21 +2164,13 @@
         <w:pStyle w:val="reference"/>
       </w:pPr>
       <w:r>
-        <w:t xml:space="preserve">L. </w:t>
-      </w:r>
-      <w:proofErr w:type="spellStart"/>
-      <w:r>
-        <w:t>H</w:t>
+        <w:t>L. H</w:t>
       </w:r>
       <w:r>
         <w:t>ö</w:t>
       </w:r>
       <w:r>
-        <w:t>rmander</w:t>
-      </w:r>
-      <w:proofErr w:type="spellEnd"/>
-      <w:r>
-        <w:t>, The analysis of linear partial di</w:t>
+        <w:t>rmander, The analysis of linear partial di</w:t>
       </w:r>
       <w:r>
         <w:rPr>
@@ -1735,39 +2179,17 @@
         <w:t>ff</w:t>
       </w:r>
       <w:r>
-        <w:t xml:space="preserve">erential operators. IV, volume 275 </w:t>
-      </w:r>
-      <w:proofErr w:type="gramStart"/>
-      <w:r>
-        <w:t xml:space="preserve">of </w:t>
+        <w:t xml:space="preserve">erential operators. IV, volume 275 of </w:t>
       </w:r>
       <w:r>
         <w:t xml:space="preserve"> </w:t>
       </w:r>
-      <w:proofErr w:type="spellStart"/>
-      <w:r>
-        <w:t>Grundlehren</w:t>
-      </w:r>
-      <w:proofErr w:type="spellEnd"/>
-      <w:proofErr w:type="gramEnd"/>
-      <w:r>
-        <w:t xml:space="preserve"> der </w:t>
-      </w:r>
-      <w:proofErr w:type="spellStart"/>
-      <w:r>
-        <w:t>Mathematischen</w:t>
-      </w:r>
-      <w:proofErr w:type="spellEnd"/>
-      <w:r>
-        <w:t xml:space="preserve"> </w:t>
-      </w:r>
-      <w:proofErr w:type="spellStart"/>
-      <w:r>
-        <w:t>Wissenschaften</w:t>
-      </w:r>
-      <w:proofErr w:type="spellEnd"/>
-      <w:r>
-        <w:t xml:space="preserve"> [Fundamental Principles of Mathematical Sciences], Springer-Verlag, Berlin, Germany, 1985. Fourier integral operators. </w:t>
+      <w:r>
+        <w:t xml:space="preserve">Grundlehren der Mathematischen Wissenschaften [Fundamental Principles of </w:t>
+      </w:r>
+      <w:r>
+        <w:lastRenderedPageBreak/>
+        <w:t xml:space="preserve">Mathematical Sciences], Springer-Verlag, Berlin, Germany, 1985. Fourier integral operators. </w:t>
       </w:r>
     </w:p>
     <w:p>
@@ -1775,21 +2197,13 @@
         <w:pStyle w:val="reference"/>
       </w:pPr>
       <w:r>
-        <w:t xml:space="preserve">L. </w:t>
-      </w:r>
-      <w:proofErr w:type="spellStart"/>
-      <w:r>
-        <w:t>H</w:t>
+        <w:t>L. H</w:t>
       </w:r>
       <w:r>
         <w:t>ö</w:t>
       </w:r>
       <w:r>
-        <w:t>rmander</w:t>
-      </w:r>
-      <w:proofErr w:type="spellEnd"/>
-      <w:r>
-        <w:t>, The analysis of linear partial di</w:t>
+        <w:t>rmander, The analysis of linear partial di</w:t>
       </w:r>
       <w:r>
         <w:rPr>
@@ -1798,39 +2212,7 @@
         <w:t>ff</w:t>
       </w:r>
       <w:r>
-        <w:t xml:space="preserve">erential operators. III, volume 275 of </w:t>
-      </w:r>
-      <w:proofErr w:type="spellStart"/>
-      <w:r>
-        <w:t>Grundlehren</w:t>
-      </w:r>
-      <w:proofErr w:type="spellEnd"/>
-      <w:r>
-        <w:t xml:space="preserve"> der </w:t>
-      </w:r>
-      <w:proofErr w:type="spellStart"/>
-      <w:r>
-        <w:t>Mathematischen</w:t>
-      </w:r>
-      <w:proofErr w:type="spellEnd"/>
-      <w:r>
-        <w:t xml:space="preserve"> </w:t>
-      </w:r>
-      <w:proofErr w:type="spellStart"/>
-      <w:r>
-        <w:t>Wissenschaften</w:t>
-      </w:r>
-      <w:proofErr w:type="spellEnd"/>
-      <w:r>
-        <w:t xml:space="preserve"> [Fundamental Principles of Mathematical Sciences], Springer-Verlag, Berlin, Germany, 1985. </w:t>
-      </w:r>
-      <w:proofErr w:type="spellStart"/>
-      <w:r>
-        <w:t>Pseudodierential</w:t>
-      </w:r>
-      <w:proofErr w:type="spellEnd"/>
-      <w:r>
-        <w:t xml:space="preserve"> operators. </w:t>
+        <w:t xml:space="preserve">erential operators. III, volume 275 of Grundlehren der Mathematischen Wissenschaften [Fundamental Principles of Mathematical Sciences], Springer-Verlag, Berlin, Germany, 1985. Pseudodierential operators. </w:t>
       </w:r>
     </w:p>
     <w:p>
@@ -1838,24 +2220,7 @@
         <w:pStyle w:val="reference"/>
       </w:pPr>
       <w:r>
-        <w:lastRenderedPageBreak/>
-        <w:t xml:space="preserve">IEEE, </w:t>
-      </w:r>
-      <w:proofErr w:type="spellStart"/>
-      <w:r>
-        <w:t>Ieee</w:t>
-      </w:r>
-      <w:proofErr w:type="spellEnd"/>
-      <w:r>
-        <w:t xml:space="preserve"> </w:t>
-      </w:r>
-      <w:proofErr w:type="spellStart"/>
-      <w:r>
-        <w:t>tcsc</w:t>
-      </w:r>
-      <w:proofErr w:type="spellEnd"/>
-      <w:r>
-        <w:t xml:space="preserve"> executive committee, in: Proceedings of the IEEE International Conference on Web Services, ICWS ’04, IEEE Computer Society, Washington, DC, USA, 2004, pp. 21–22. doi:10.1109/ICWS.2004.64. </w:t>
+        <w:t xml:space="preserve">IEEE, Ieee tcsc executive committee, in: Proceedings of the IEEE International Conference on Web Services, ICWS ’04, IEEE Computer Society, Washington, DC, USA, 2004, pp. 21–22. doi:10.1109/ICWS.2004.64. </w:t>
       </w:r>
     </w:p>
     <w:p>
@@ -1863,20 +2228,12 @@
         <w:pStyle w:val="reference"/>
       </w:pPr>
       <w:r>
-        <w:t xml:space="preserve">TUG, Institutional members of the TEX </w:t>
-      </w:r>
-      <w:proofErr w:type="gramStart"/>
-      <w:r>
-        <w:t>users</w:t>
-      </w:r>
-      <w:proofErr w:type="gramEnd"/>
-      <w:r>
-        <w:t xml:space="preserve"> group, 2017. URL: </w:t>
-      </w:r>
-      <w:hyperlink r:id="rId18" w:history="1">
+        <w:t xml:space="preserve">TUG, Institutional members of the TEX users group, 2017. URL: </w:t>
+      </w:r>
+      <w:hyperlink r:id="rId19" w:history="1">
         <w:r>
           <w:rPr>
-            <w:rStyle w:val="Collegamentoipertestuale"/>
+            <w:rStyle w:val="Hyperlink"/>
           </w:rPr>
           <w:t>http://www.tug.org/instmem.html</w:t>
         </w:r>
@@ -1898,10 +2255,10 @@
       <w:r>
         <w:t xml:space="preserve"> </w:t>
       </w:r>
-      <w:hyperlink r:id="rId19" w:history="1">
+      <w:hyperlink r:id="rId20" w:history="1">
         <w:r>
           <w:rPr>
-            <w:rStyle w:val="Collegamentoipertestuale"/>
+            <w:rStyle w:val="Hyperlink"/>
           </w:rPr>
           <w:t>https://www.R-project.org</w:t>
         </w:r>
@@ -1918,15 +2275,7 @@
         </w:rPr>
       </w:pPr>
       <w:r>
-        <w:t xml:space="preserve">S. </w:t>
-      </w:r>
-      <w:proofErr w:type="spellStart"/>
-      <w:r>
-        <w:t>Anzaroot</w:t>
-      </w:r>
-      <w:proofErr w:type="spellEnd"/>
-      <w:r>
-        <w:t xml:space="preserve">, A. McCallum, UMass citation field extraction dataset, 2013. </w:t>
+        <w:t xml:space="preserve">S. Anzaroot, A. McCallum, UMass citation field extraction dataset, 2013. </w:t>
       </w:r>
       <w:r>
         <w:rPr>
@@ -1934,10 +2283,10 @@
         </w:rPr>
         <w:t xml:space="preserve">URL: </w:t>
       </w:r>
-      <w:hyperlink r:id="rId20" w:history="1">
+      <w:hyperlink r:id="rId21" w:history="1">
         <w:r>
           <w:rPr>
-            <w:rStyle w:val="Collegamentoipertestuale"/>
+            <w:rStyle w:val="Hyperlink"/>
             <w:lang w:val="sv-SE"/>
           </w:rPr>
           <w:t>http://www.iesl.cs.umass.edu/data/data-umasscitationfield</w:t>
@@ -2020,49 +2369,31 @@
   <w:footnote w:id="2">
     <w:p>
       <w:pPr>
-        <w:pStyle w:val="Testonotaapidipagina"/>
-      </w:pPr>
-      <w:r>
-        <w:rPr>
-          <w:rStyle w:val="Rimandonotaapidipagina"/>
+        <w:pStyle w:val="FootnoteText"/>
+      </w:pPr>
+      <w:r>
+        <w:rPr>
+          <w:rStyle w:val="FootnoteReference"/>
         </w:rPr>
         <w:footnoteRef/>
       </w:r>
       <w:r>
         <w:t xml:space="preserve"> </w:t>
       </w:r>
-      <w:proofErr w:type="spellStart"/>
-      <w:r>
-        <w:t>EmPULIA</w:t>
-      </w:r>
-      <w:proofErr w:type="spellEnd"/>
-      <w:r>
-        <w:t xml:space="preserve"> is the official regional purchasing center and e-procurement platform for the Puglia Region in Italy, managed by </w:t>
-      </w:r>
-      <w:proofErr w:type="spellStart"/>
-      <w:r>
-        <w:t>InnovaPuglia</w:t>
-      </w:r>
-      <w:proofErr w:type="spellEnd"/>
-      <w:r>
-        <w:t xml:space="preserve"> </w:t>
-      </w:r>
-      <w:proofErr w:type="gramStart"/>
-      <w:r>
-        <w:t>S.p.A..</w:t>
-      </w:r>
-      <w:proofErr w:type="gramEnd"/>
+      <w:r>
+        <w:t>EmPULIA is the official regional purchasing center and e-procurement platform for the Puglia Region in Italy, managed by InnovaPuglia S.p.A.</w:t>
+      </w:r>
     </w:p>
   </w:footnote>
   <w:footnote w:id="3">
     <w:p>
       <w:pPr>
-        <w:pStyle w:val="Testonotaapidipagina"/>
+        <w:pStyle w:val="FootnoteText"/>
       </w:pPr>
     </w:p>
     <w:tbl>
       <w:tblPr>
-        <w:tblStyle w:val="Grigliatabella"/>
+        <w:tblStyle w:val="TableGrid"/>
         <w:tblW w:w="8472" w:type="dxa"/>
         <w:tblInd w:w="-108" w:type="dxa"/>
         <w:tblBorders>
@@ -2090,7 +2421,7 @@
           </w:tcPr>
           <w:p>
             <w:pPr>
-              <w:pStyle w:val="Testonotaapidipagina"/>
+              <w:pStyle w:val="FootnoteText"/>
             </w:pPr>
             <w:r>
               <w:rPr>
@@ -2165,21 +2496,21 @@
     </w:tbl>
     <w:p>
       <w:pPr>
-        <w:pStyle w:val="Testonotaapidipagina"/>
+        <w:pStyle w:val="FootnoteText"/>
       </w:pPr>
     </w:p>
   </w:footnote>
   <w:footnote w:id="4">
     <w:p>
       <w:pPr>
-        <w:pStyle w:val="Testonotaapidipagina"/>
-        <w:rPr>
-          <w:lang w:val="it-IT"/>
-        </w:rPr>
-      </w:pPr>
-      <w:r>
-        <w:rPr>
-          <w:rStyle w:val="Rimandonotaapidipagina"/>
+        <w:pStyle w:val="FootnoteText"/>
+        <w:rPr>
+          <w:lang w:val="en-GB"/>
+        </w:rPr>
+      </w:pPr>
+      <w:r>
+        <w:rPr>
+          <w:rStyle w:val="FootnoteReference"/>
         </w:rPr>
         <w:footnoteRef/>
       </w:r>
@@ -2217,7 +2548,7 @@
         <v:path o:extrusionok="f" gradientshapeok="t" o:connecttype="rect"/>
         <o:lock v:ext="edit" aspectratio="t"/>
       </v:shapetype>
-      <v:shape id="_x0000_i1025" type="#_x0000_t75" alt="A picture containing sketch, black, black and white, diagram&#10;&#10;&#10;&#10;&#10;&#10;&#10;&#10;&#10;&#10;&#10;&#10;&#10;&#10;&#10;&#10;&#10;&#10;&#10;&#10;Description automatically generated" style="width:126.25pt;height:124.1pt;visibility:visible;mso-wrap-style:square" o:bullet="t">
+      <v:shape id="_x0000_i1025" type="#_x0000_t75" alt="A picture containing sketch, black, black and white, diagram&#10;&#10;&#10;&#10;&#10;&#10;&#10;&#10;&#10;&#10;&#10;&#10;&#10;&#10;&#10;&#10;&#10;&#10;&#10;&#10;Description automatically generated" style="width:126.5pt;height:124pt;visibility:visible;mso-wrap-style:square" o:bullet="t">
         <v:imagedata r:id="rId1" o:title="A picture containing sketch, black, black and white, diagram&#10;&#10;&#10;&#10;&#10;&#10;&#10;&#10;&#10;&#10;&#10;&#10;&#10;&#10;&#10;&#10;&#10;&#10;&#10;&#10;Description automatically generated"/>
       </v:shape>
     </w:pict>
@@ -2498,12 +2829,125 @@
     </w:lvl>
   </w:abstractNum>
   <w:abstractNum w:abstractNumId="11" w15:restartNumberingAfterBreak="0">
+    <w:nsid w:val="04DA4024"/>
+    <w:multiLevelType w:val="hybridMultilevel"/>
+    <w:tmpl w:val="A8F64EE2"/>
+    <w:lvl w:ilvl="0" w:tplc="08090001">
+      <w:start w:val="1"/>
+      <w:numFmt w:val="bullet"/>
+      <w:lvlText w:val=""/>
+      <w:lvlJc w:val="left"/>
+      <w:pPr>
+        <w:ind w:left="720" w:hanging="360"/>
+      </w:pPr>
+      <w:rPr>
+        <w:rFonts w:ascii="Symbol" w:hAnsi="Symbol" w:hint="default"/>
+      </w:rPr>
+    </w:lvl>
+    <w:lvl w:ilvl="1" w:tplc="08090003" w:tentative="1">
+      <w:start w:val="1"/>
+      <w:numFmt w:val="bullet"/>
+      <w:lvlText w:val="o"/>
+      <w:lvlJc w:val="left"/>
+      <w:pPr>
+        <w:ind w:left="1440" w:hanging="360"/>
+      </w:pPr>
+      <w:rPr>
+        <w:rFonts w:ascii="Courier New" w:hAnsi="Courier New" w:cs="Courier New" w:hint="default"/>
+      </w:rPr>
+    </w:lvl>
+    <w:lvl w:ilvl="2" w:tplc="08090005" w:tentative="1">
+      <w:start w:val="1"/>
+      <w:numFmt w:val="bullet"/>
+      <w:lvlText w:val=""/>
+      <w:lvlJc w:val="left"/>
+      <w:pPr>
+        <w:ind w:left="2160" w:hanging="360"/>
+      </w:pPr>
+      <w:rPr>
+        <w:rFonts w:ascii="Wingdings" w:hAnsi="Wingdings" w:hint="default"/>
+      </w:rPr>
+    </w:lvl>
+    <w:lvl w:ilvl="3" w:tplc="08090001" w:tentative="1">
+      <w:start w:val="1"/>
+      <w:numFmt w:val="bullet"/>
+      <w:lvlText w:val=""/>
+      <w:lvlJc w:val="left"/>
+      <w:pPr>
+        <w:ind w:left="2880" w:hanging="360"/>
+      </w:pPr>
+      <w:rPr>
+        <w:rFonts w:ascii="Symbol" w:hAnsi="Symbol" w:hint="default"/>
+      </w:rPr>
+    </w:lvl>
+    <w:lvl w:ilvl="4" w:tplc="08090003" w:tentative="1">
+      <w:start w:val="1"/>
+      <w:numFmt w:val="bullet"/>
+      <w:lvlText w:val="o"/>
+      <w:lvlJc w:val="left"/>
+      <w:pPr>
+        <w:ind w:left="3600" w:hanging="360"/>
+      </w:pPr>
+      <w:rPr>
+        <w:rFonts w:ascii="Courier New" w:hAnsi="Courier New" w:cs="Courier New" w:hint="default"/>
+      </w:rPr>
+    </w:lvl>
+    <w:lvl w:ilvl="5" w:tplc="08090005" w:tentative="1">
+      <w:start w:val="1"/>
+      <w:numFmt w:val="bullet"/>
+      <w:lvlText w:val=""/>
+      <w:lvlJc w:val="left"/>
+      <w:pPr>
+        <w:ind w:left="4320" w:hanging="360"/>
+      </w:pPr>
+      <w:rPr>
+        <w:rFonts w:ascii="Wingdings" w:hAnsi="Wingdings" w:hint="default"/>
+      </w:rPr>
+    </w:lvl>
+    <w:lvl w:ilvl="6" w:tplc="08090001" w:tentative="1">
+      <w:start w:val="1"/>
+      <w:numFmt w:val="bullet"/>
+      <w:lvlText w:val=""/>
+      <w:lvlJc w:val="left"/>
+      <w:pPr>
+        <w:ind w:left="5040" w:hanging="360"/>
+      </w:pPr>
+      <w:rPr>
+        <w:rFonts w:ascii="Symbol" w:hAnsi="Symbol" w:hint="default"/>
+      </w:rPr>
+    </w:lvl>
+    <w:lvl w:ilvl="7" w:tplc="08090003" w:tentative="1">
+      <w:start w:val="1"/>
+      <w:numFmt w:val="bullet"/>
+      <w:lvlText w:val="o"/>
+      <w:lvlJc w:val="left"/>
+      <w:pPr>
+        <w:ind w:left="5760" w:hanging="360"/>
+      </w:pPr>
+      <w:rPr>
+        <w:rFonts w:ascii="Courier New" w:hAnsi="Courier New" w:cs="Courier New" w:hint="default"/>
+      </w:rPr>
+    </w:lvl>
+    <w:lvl w:ilvl="8" w:tplc="08090005" w:tentative="1">
+      <w:start w:val="1"/>
+      <w:numFmt w:val="bullet"/>
+      <w:lvlText w:val=""/>
+      <w:lvlJc w:val="left"/>
+      <w:pPr>
+        <w:ind w:left="6480" w:hanging="360"/>
+      </w:pPr>
+      <w:rPr>
+        <w:rFonts w:ascii="Wingdings" w:hAnsi="Wingdings" w:hint="default"/>
+      </w:rPr>
+    </w:lvl>
+  </w:abstractNum>
+  <w:abstractNum w:abstractNumId="12" w15:restartNumberingAfterBreak="0">
     <w:nsid w:val="05A774CB"/>
     <w:multiLevelType w:val="multilevel"/>
     <w:tmpl w:val="7354D142"/>
     <w:numStyleLink w:val="111111"/>
   </w:abstractNum>
-  <w:abstractNum w:abstractNumId="12" w15:restartNumberingAfterBreak="0">
+  <w:abstractNum w:abstractNumId="13" w15:restartNumberingAfterBreak="0">
     <w:nsid w:val="05C47042"/>
     <w:multiLevelType w:val="multilevel"/>
     <w:tmpl w:val="061E12D0"/>
@@ -2589,13 +3033,99 @@
       </w:pPr>
     </w:lvl>
   </w:abstractNum>
-  <w:abstractNum w:abstractNumId="13" w15:restartNumberingAfterBreak="0">
+  <w:abstractNum w:abstractNumId="14" w15:restartNumberingAfterBreak="0">
     <w:nsid w:val="086F3F21"/>
     <w:multiLevelType w:val="multilevel"/>
     <w:tmpl w:val="7354D142"/>
     <w:numStyleLink w:val="111111"/>
   </w:abstractNum>
-  <w:abstractNum w:abstractNumId="14" w15:restartNumberingAfterBreak="0">
+  <w:abstractNum w:abstractNumId="15" w15:restartNumberingAfterBreak="0">
+    <w:nsid w:val="09AE03C4"/>
+    <w:multiLevelType w:val="hybridMultilevel"/>
+    <w:tmpl w:val="51DE285C"/>
+    <w:lvl w:ilvl="0" w:tplc="0809000F">
+      <w:start w:val="1"/>
+      <w:numFmt w:val="decimal"/>
+      <w:lvlText w:val="%1."/>
+      <w:lvlJc w:val="left"/>
+      <w:pPr>
+        <w:ind w:left="1004" w:hanging="360"/>
+      </w:pPr>
+    </w:lvl>
+    <w:lvl w:ilvl="1" w:tplc="08090019" w:tentative="1">
+      <w:start w:val="1"/>
+      <w:numFmt w:val="lowerLetter"/>
+      <w:lvlText w:val="%2."/>
+      <w:lvlJc w:val="left"/>
+      <w:pPr>
+        <w:ind w:left="1724" w:hanging="360"/>
+      </w:pPr>
+    </w:lvl>
+    <w:lvl w:ilvl="2" w:tplc="0809001B" w:tentative="1">
+      <w:start w:val="1"/>
+      <w:numFmt w:val="lowerRoman"/>
+      <w:lvlText w:val="%3."/>
+      <w:lvlJc w:val="right"/>
+      <w:pPr>
+        <w:ind w:left="2444" w:hanging="180"/>
+      </w:pPr>
+    </w:lvl>
+    <w:lvl w:ilvl="3" w:tplc="0809000F" w:tentative="1">
+      <w:start w:val="1"/>
+      <w:numFmt w:val="decimal"/>
+      <w:lvlText w:val="%4."/>
+      <w:lvlJc w:val="left"/>
+      <w:pPr>
+        <w:ind w:left="3164" w:hanging="360"/>
+      </w:pPr>
+    </w:lvl>
+    <w:lvl w:ilvl="4" w:tplc="08090019" w:tentative="1">
+      <w:start w:val="1"/>
+      <w:numFmt w:val="lowerLetter"/>
+      <w:lvlText w:val="%5."/>
+      <w:lvlJc w:val="left"/>
+      <w:pPr>
+        <w:ind w:left="3884" w:hanging="360"/>
+      </w:pPr>
+    </w:lvl>
+    <w:lvl w:ilvl="5" w:tplc="0809001B" w:tentative="1">
+      <w:start w:val="1"/>
+      <w:numFmt w:val="lowerRoman"/>
+      <w:lvlText w:val="%6."/>
+      <w:lvlJc w:val="right"/>
+      <w:pPr>
+        <w:ind w:left="4604" w:hanging="180"/>
+      </w:pPr>
+    </w:lvl>
+    <w:lvl w:ilvl="6" w:tplc="0809000F" w:tentative="1">
+      <w:start w:val="1"/>
+      <w:numFmt w:val="decimal"/>
+      <w:lvlText w:val="%7."/>
+      <w:lvlJc w:val="left"/>
+      <w:pPr>
+        <w:ind w:left="5324" w:hanging="360"/>
+      </w:pPr>
+    </w:lvl>
+    <w:lvl w:ilvl="7" w:tplc="08090019" w:tentative="1">
+      <w:start w:val="1"/>
+      <w:numFmt w:val="lowerLetter"/>
+      <w:lvlText w:val="%8."/>
+      <w:lvlJc w:val="left"/>
+      <w:pPr>
+        <w:ind w:left="6044" w:hanging="360"/>
+      </w:pPr>
+    </w:lvl>
+    <w:lvl w:ilvl="8" w:tplc="0809001B" w:tentative="1">
+      <w:start w:val="1"/>
+      <w:numFmt w:val="lowerRoman"/>
+      <w:lvlText w:val="%9."/>
+      <w:lvlJc w:val="right"/>
+      <w:pPr>
+        <w:ind w:left="6764" w:hanging="180"/>
+      </w:pPr>
+    </w:lvl>
+  </w:abstractNum>
+  <w:abstractNum w:abstractNumId="16" w15:restartNumberingAfterBreak="0">
     <w:nsid w:val="0AB60B25"/>
     <w:multiLevelType w:val="multilevel"/>
     <w:tmpl w:val="9758AD48"/>
@@ -2713,7 +3243,7 @@
       </w:rPr>
     </w:lvl>
   </w:abstractNum>
-  <w:abstractNum w:abstractNumId="15" w15:restartNumberingAfterBreak="0">
+  <w:abstractNum w:abstractNumId="17" w15:restartNumberingAfterBreak="0">
     <w:nsid w:val="11103DB6"/>
     <w:multiLevelType w:val="hybridMultilevel"/>
     <w:tmpl w:val="C35427FC"/>
@@ -2799,13 +3329,99 @@
       </w:pPr>
     </w:lvl>
   </w:abstractNum>
-  <w:abstractNum w:abstractNumId="16" w15:restartNumberingAfterBreak="0">
+  <w:abstractNum w:abstractNumId="18" w15:restartNumberingAfterBreak="0">
     <w:nsid w:val="17607C8A"/>
     <w:multiLevelType w:val="multilevel"/>
     <w:tmpl w:val="9758AD48"/>
     <w:numStyleLink w:val="Universitiesnumberedlist"/>
   </w:abstractNum>
-  <w:abstractNum w:abstractNumId="17" w15:restartNumberingAfterBreak="0">
+  <w:abstractNum w:abstractNumId="19" w15:restartNumberingAfterBreak="0">
+    <w:nsid w:val="1A334BD8"/>
+    <w:multiLevelType w:val="hybridMultilevel"/>
+    <w:tmpl w:val="B5DC4330"/>
+    <w:lvl w:ilvl="0" w:tplc="0809000F">
+      <w:start w:val="1"/>
+      <w:numFmt w:val="decimal"/>
+      <w:lvlText w:val="%1."/>
+      <w:lvlJc w:val="left"/>
+      <w:pPr>
+        <w:ind w:left="720" w:hanging="360"/>
+      </w:pPr>
+    </w:lvl>
+    <w:lvl w:ilvl="1" w:tplc="08090019" w:tentative="1">
+      <w:start w:val="1"/>
+      <w:numFmt w:val="lowerLetter"/>
+      <w:lvlText w:val="%2."/>
+      <w:lvlJc w:val="left"/>
+      <w:pPr>
+        <w:ind w:left="1440" w:hanging="360"/>
+      </w:pPr>
+    </w:lvl>
+    <w:lvl w:ilvl="2" w:tplc="0809001B" w:tentative="1">
+      <w:start w:val="1"/>
+      <w:numFmt w:val="lowerRoman"/>
+      <w:lvlText w:val="%3."/>
+      <w:lvlJc w:val="right"/>
+      <w:pPr>
+        <w:ind w:left="2160" w:hanging="180"/>
+      </w:pPr>
+    </w:lvl>
+    <w:lvl w:ilvl="3" w:tplc="0809000F" w:tentative="1">
+      <w:start w:val="1"/>
+      <w:numFmt w:val="decimal"/>
+      <w:lvlText w:val="%4."/>
+      <w:lvlJc w:val="left"/>
+      <w:pPr>
+        <w:ind w:left="2880" w:hanging="360"/>
+      </w:pPr>
+    </w:lvl>
+    <w:lvl w:ilvl="4" w:tplc="08090019" w:tentative="1">
+      <w:start w:val="1"/>
+      <w:numFmt w:val="lowerLetter"/>
+      <w:lvlText w:val="%5."/>
+      <w:lvlJc w:val="left"/>
+      <w:pPr>
+        <w:ind w:left="3600" w:hanging="360"/>
+      </w:pPr>
+    </w:lvl>
+    <w:lvl w:ilvl="5" w:tplc="0809001B" w:tentative="1">
+      <w:start w:val="1"/>
+      <w:numFmt w:val="lowerRoman"/>
+      <w:lvlText w:val="%6."/>
+      <w:lvlJc w:val="right"/>
+      <w:pPr>
+        <w:ind w:left="4320" w:hanging="180"/>
+      </w:pPr>
+    </w:lvl>
+    <w:lvl w:ilvl="6" w:tplc="0809000F" w:tentative="1">
+      <w:start w:val="1"/>
+      <w:numFmt w:val="decimal"/>
+      <w:lvlText w:val="%7."/>
+      <w:lvlJc w:val="left"/>
+      <w:pPr>
+        <w:ind w:left="5040" w:hanging="360"/>
+      </w:pPr>
+    </w:lvl>
+    <w:lvl w:ilvl="7" w:tplc="08090019" w:tentative="1">
+      <w:start w:val="1"/>
+      <w:numFmt w:val="lowerLetter"/>
+      <w:lvlText w:val="%8."/>
+      <w:lvlJc w:val="left"/>
+      <w:pPr>
+        <w:ind w:left="5760" w:hanging="360"/>
+      </w:pPr>
+    </w:lvl>
+    <w:lvl w:ilvl="8" w:tplc="0809001B" w:tentative="1">
+      <w:start w:val="1"/>
+      <w:numFmt w:val="lowerRoman"/>
+      <w:lvlText w:val="%9."/>
+      <w:lvlJc w:val="right"/>
+      <w:pPr>
+        <w:ind w:left="6480" w:hanging="180"/>
+      </w:pPr>
+    </w:lvl>
+  </w:abstractNum>
+  <w:abstractNum w:abstractNumId="20" w15:restartNumberingAfterBreak="0">
     <w:nsid w:val="1E1414DE"/>
     <w:multiLevelType w:val="multilevel"/>
     <w:tmpl w:val="8FEE34FA"/>
@@ -2918,13 +3534,13 @@
       </w:pPr>
     </w:lvl>
   </w:abstractNum>
-  <w:abstractNum w:abstractNumId="18" w15:restartNumberingAfterBreak="0">
+  <w:abstractNum w:abstractNumId="21" w15:restartNumberingAfterBreak="0">
     <w:nsid w:val="22F545F4"/>
     <w:multiLevelType w:val="multilevel"/>
     <w:tmpl w:val="7354D142"/>
     <w:numStyleLink w:val="111111"/>
   </w:abstractNum>
-  <w:abstractNum w:abstractNumId="19" w15:restartNumberingAfterBreak="0">
+  <w:abstractNum w:abstractNumId="22" w15:restartNumberingAfterBreak="0">
     <w:nsid w:val="293A4AE7"/>
     <w:multiLevelType w:val="multilevel"/>
     <w:tmpl w:val="C1BA88DA"/>
@@ -3016,7 +3632,120 @@
       </w:pPr>
     </w:lvl>
   </w:abstractNum>
-  <w:abstractNum w:abstractNumId="20" w15:restartNumberingAfterBreak="0">
+  <w:abstractNum w:abstractNumId="23" w15:restartNumberingAfterBreak="0">
+    <w:nsid w:val="2F395E54"/>
+    <w:multiLevelType w:val="hybridMultilevel"/>
+    <w:tmpl w:val="20A85488"/>
+    <w:lvl w:ilvl="0" w:tplc="08090001">
+      <w:start w:val="1"/>
+      <w:numFmt w:val="bullet"/>
+      <w:lvlText w:val=""/>
+      <w:lvlJc w:val="left"/>
+      <w:pPr>
+        <w:ind w:left="1004" w:hanging="360"/>
+      </w:pPr>
+      <w:rPr>
+        <w:rFonts w:ascii="Symbol" w:hAnsi="Symbol" w:hint="default"/>
+      </w:rPr>
+    </w:lvl>
+    <w:lvl w:ilvl="1" w:tplc="08090003" w:tentative="1">
+      <w:start w:val="1"/>
+      <w:numFmt w:val="bullet"/>
+      <w:lvlText w:val="o"/>
+      <w:lvlJc w:val="left"/>
+      <w:pPr>
+        <w:ind w:left="1724" w:hanging="360"/>
+      </w:pPr>
+      <w:rPr>
+        <w:rFonts w:ascii="Courier New" w:hAnsi="Courier New" w:cs="Courier New" w:hint="default"/>
+      </w:rPr>
+    </w:lvl>
+    <w:lvl w:ilvl="2" w:tplc="08090005" w:tentative="1">
+      <w:start w:val="1"/>
+      <w:numFmt w:val="bullet"/>
+      <w:lvlText w:val=""/>
+      <w:lvlJc w:val="left"/>
+      <w:pPr>
+        <w:ind w:left="2444" w:hanging="360"/>
+      </w:pPr>
+      <w:rPr>
+        <w:rFonts w:ascii="Wingdings" w:hAnsi="Wingdings" w:hint="default"/>
+      </w:rPr>
+    </w:lvl>
+    <w:lvl w:ilvl="3" w:tplc="08090001" w:tentative="1">
+      <w:start w:val="1"/>
+      <w:numFmt w:val="bullet"/>
+      <w:lvlText w:val=""/>
+      <w:lvlJc w:val="left"/>
+      <w:pPr>
+        <w:ind w:left="3164" w:hanging="360"/>
+      </w:pPr>
+      <w:rPr>
+        <w:rFonts w:ascii="Symbol" w:hAnsi="Symbol" w:hint="default"/>
+      </w:rPr>
+    </w:lvl>
+    <w:lvl w:ilvl="4" w:tplc="08090003" w:tentative="1">
+      <w:start w:val="1"/>
+      <w:numFmt w:val="bullet"/>
+      <w:lvlText w:val="o"/>
+      <w:lvlJc w:val="left"/>
+      <w:pPr>
+        <w:ind w:left="3884" w:hanging="360"/>
+      </w:pPr>
+      <w:rPr>
+        <w:rFonts w:ascii="Courier New" w:hAnsi="Courier New" w:cs="Courier New" w:hint="default"/>
+      </w:rPr>
+    </w:lvl>
+    <w:lvl w:ilvl="5" w:tplc="08090005" w:tentative="1">
+      <w:start w:val="1"/>
+      <w:numFmt w:val="bullet"/>
+      <w:lvlText w:val=""/>
+      <w:lvlJc w:val="left"/>
+      <w:pPr>
+        <w:ind w:left="4604" w:hanging="360"/>
+      </w:pPr>
+      <w:rPr>
+        <w:rFonts w:ascii="Wingdings" w:hAnsi="Wingdings" w:hint="default"/>
+      </w:rPr>
+    </w:lvl>
+    <w:lvl w:ilvl="6" w:tplc="08090001" w:tentative="1">
+      <w:start w:val="1"/>
+      <w:numFmt w:val="bullet"/>
+      <w:lvlText w:val=""/>
+      <w:lvlJc w:val="left"/>
+      <w:pPr>
+        <w:ind w:left="5324" w:hanging="360"/>
+      </w:pPr>
+      <w:rPr>
+        <w:rFonts w:ascii="Symbol" w:hAnsi="Symbol" w:hint="default"/>
+      </w:rPr>
+    </w:lvl>
+    <w:lvl w:ilvl="7" w:tplc="08090003" w:tentative="1">
+      <w:start w:val="1"/>
+      <w:numFmt w:val="bullet"/>
+      <w:lvlText w:val="o"/>
+      <w:lvlJc w:val="left"/>
+      <w:pPr>
+        <w:ind w:left="6044" w:hanging="360"/>
+      </w:pPr>
+      <w:rPr>
+        <w:rFonts w:ascii="Courier New" w:hAnsi="Courier New" w:cs="Courier New" w:hint="default"/>
+      </w:rPr>
+    </w:lvl>
+    <w:lvl w:ilvl="8" w:tplc="08090005" w:tentative="1">
+      <w:start w:val="1"/>
+      <w:numFmt w:val="bullet"/>
+      <w:lvlText w:val=""/>
+      <w:lvlJc w:val="left"/>
+      <w:pPr>
+        <w:ind w:left="6764" w:hanging="360"/>
+      </w:pPr>
+      <w:rPr>
+        <w:rFonts w:ascii="Wingdings" w:hAnsi="Wingdings" w:hint="default"/>
+      </w:rPr>
+    </w:lvl>
+  </w:abstractNum>
+  <w:abstractNum w:abstractNumId="24" w15:restartNumberingAfterBreak="0">
     <w:nsid w:val="3127663A"/>
     <w:multiLevelType w:val="multilevel"/>
     <w:tmpl w:val="7354D142"/>
@@ -3103,13 +3832,126 @@
       </w:pPr>
     </w:lvl>
   </w:abstractNum>
-  <w:abstractNum w:abstractNumId="21" w15:restartNumberingAfterBreak="0">
+  <w:abstractNum w:abstractNumId="25" w15:restartNumberingAfterBreak="0">
+    <w:nsid w:val="34277F22"/>
+    <w:multiLevelType w:val="hybridMultilevel"/>
+    <w:tmpl w:val="6AB63E3C"/>
+    <w:lvl w:ilvl="0" w:tplc="08090001">
+      <w:start w:val="1"/>
+      <w:numFmt w:val="bullet"/>
+      <w:lvlText w:val=""/>
+      <w:lvlJc w:val="left"/>
+      <w:pPr>
+        <w:ind w:left="720" w:hanging="360"/>
+      </w:pPr>
+      <w:rPr>
+        <w:rFonts w:ascii="Symbol" w:hAnsi="Symbol" w:hint="default"/>
+      </w:rPr>
+    </w:lvl>
+    <w:lvl w:ilvl="1" w:tplc="08090003" w:tentative="1">
+      <w:start w:val="1"/>
+      <w:numFmt w:val="bullet"/>
+      <w:lvlText w:val="o"/>
+      <w:lvlJc w:val="left"/>
+      <w:pPr>
+        <w:ind w:left="1440" w:hanging="360"/>
+      </w:pPr>
+      <w:rPr>
+        <w:rFonts w:ascii="Courier New" w:hAnsi="Courier New" w:cs="Courier New" w:hint="default"/>
+      </w:rPr>
+    </w:lvl>
+    <w:lvl w:ilvl="2" w:tplc="08090005" w:tentative="1">
+      <w:start w:val="1"/>
+      <w:numFmt w:val="bullet"/>
+      <w:lvlText w:val=""/>
+      <w:lvlJc w:val="left"/>
+      <w:pPr>
+        <w:ind w:left="2160" w:hanging="360"/>
+      </w:pPr>
+      <w:rPr>
+        <w:rFonts w:ascii="Wingdings" w:hAnsi="Wingdings" w:hint="default"/>
+      </w:rPr>
+    </w:lvl>
+    <w:lvl w:ilvl="3" w:tplc="08090001" w:tentative="1">
+      <w:start w:val="1"/>
+      <w:numFmt w:val="bullet"/>
+      <w:lvlText w:val=""/>
+      <w:lvlJc w:val="left"/>
+      <w:pPr>
+        <w:ind w:left="2880" w:hanging="360"/>
+      </w:pPr>
+      <w:rPr>
+        <w:rFonts w:ascii="Symbol" w:hAnsi="Symbol" w:hint="default"/>
+      </w:rPr>
+    </w:lvl>
+    <w:lvl w:ilvl="4" w:tplc="08090003" w:tentative="1">
+      <w:start w:val="1"/>
+      <w:numFmt w:val="bullet"/>
+      <w:lvlText w:val="o"/>
+      <w:lvlJc w:val="left"/>
+      <w:pPr>
+        <w:ind w:left="3600" w:hanging="360"/>
+      </w:pPr>
+      <w:rPr>
+        <w:rFonts w:ascii="Courier New" w:hAnsi="Courier New" w:cs="Courier New" w:hint="default"/>
+      </w:rPr>
+    </w:lvl>
+    <w:lvl w:ilvl="5" w:tplc="08090005" w:tentative="1">
+      <w:start w:val="1"/>
+      <w:numFmt w:val="bullet"/>
+      <w:lvlText w:val=""/>
+      <w:lvlJc w:val="left"/>
+      <w:pPr>
+        <w:ind w:left="4320" w:hanging="360"/>
+      </w:pPr>
+      <w:rPr>
+        <w:rFonts w:ascii="Wingdings" w:hAnsi="Wingdings" w:hint="default"/>
+      </w:rPr>
+    </w:lvl>
+    <w:lvl w:ilvl="6" w:tplc="08090001" w:tentative="1">
+      <w:start w:val="1"/>
+      <w:numFmt w:val="bullet"/>
+      <w:lvlText w:val=""/>
+      <w:lvlJc w:val="left"/>
+      <w:pPr>
+        <w:ind w:left="5040" w:hanging="360"/>
+      </w:pPr>
+      <w:rPr>
+        <w:rFonts w:ascii="Symbol" w:hAnsi="Symbol" w:hint="default"/>
+      </w:rPr>
+    </w:lvl>
+    <w:lvl w:ilvl="7" w:tplc="08090003" w:tentative="1">
+      <w:start w:val="1"/>
+      <w:numFmt w:val="bullet"/>
+      <w:lvlText w:val="o"/>
+      <w:lvlJc w:val="left"/>
+      <w:pPr>
+        <w:ind w:left="5760" w:hanging="360"/>
+      </w:pPr>
+      <w:rPr>
+        <w:rFonts w:ascii="Courier New" w:hAnsi="Courier New" w:cs="Courier New" w:hint="default"/>
+      </w:rPr>
+    </w:lvl>
+    <w:lvl w:ilvl="8" w:tplc="08090005" w:tentative="1">
+      <w:start w:val="1"/>
+      <w:numFmt w:val="bullet"/>
+      <w:lvlText w:val=""/>
+      <w:lvlJc w:val="left"/>
+      <w:pPr>
+        <w:ind w:left="6480" w:hanging="360"/>
+      </w:pPr>
+      <w:rPr>
+        <w:rFonts w:ascii="Wingdings" w:hAnsi="Wingdings" w:hint="default"/>
+      </w:rPr>
+    </w:lvl>
+  </w:abstractNum>
+  <w:abstractNum w:abstractNumId="26" w15:restartNumberingAfterBreak="0">
     <w:nsid w:val="37F56BB9"/>
     <w:multiLevelType w:val="multilevel"/>
     <w:tmpl w:val="9758AD48"/>
     <w:numStyleLink w:val="Universitiesnumberedlist"/>
   </w:abstractNum>
-  <w:abstractNum w:abstractNumId="22" w15:restartNumberingAfterBreak="0">
+  <w:abstractNum w:abstractNumId="27" w15:restartNumberingAfterBreak="0">
     <w:nsid w:val="3EE52556"/>
     <w:multiLevelType w:val="hybridMultilevel"/>
     <w:tmpl w:val="37681D5E"/>
@@ -3199,7 +4041,7 @@
       </w:pPr>
     </w:lvl>
   </w:abstractNum>
-  <w:abstractNum w:abstractNumId="23" w15:restartNumberingAfterBreak="0">
+  <w:abstractNum w:abstractNumId="28" w15:restartNumberingAfterBreak="0">
     <w:nsid w:val="414124E0"/>
     <w:multiLevelType w:val="multilevel"/>
     <w:tmpl w:val="3B56D1D0"/>
@@ -3289,7 +4131,7 @@
       </w:pPr>
     </w:lvl>
   </w:abstractNum>
-  <w:abstractNum w:abstractNumId="24" w15:restartNumberingAfterBreak="0">
+  <w:abstractNum w:abstractNumId="29" w15:restartNumberingAfterBreak="0">
     <w:nsid w:val="441E71DF"/>
     <w:multiLevelType w:val="multilevel"/>
     <w:tmpl w:val="B4386AE0"/>
@@ -3402,14 +4244,14 @@
       </w:pPr>
     </w:lvl>
   </w:abstractNum>
-  <w:abstractNum w:abstractNumId="25" w15:restartNumberingAfterBreak="0">
+  <w:abstractNum w:abstractNumId="30" w15:restartNumberingAfterBreak="0">
     <w:nsid w:val="497B30EC"/>
     <w:multiLevelType w:val="multilevel"/>
     <w:tmpl w:val="B3AA1732"/>
     <w:lvl w:ilvl="0">
       <w:start w:val="1"/>
       <w:numFmt w:val="decimal"/>
-      <w:pStyle w:val="Titolo1"/>
+      <w:pStyle w:val="Heading1"/>
       <w:suff w:val="space"/>
       <w:lvlText w:val="%1."/>
       <w:lvlJc w:val="left"/>
@@ -3423,7 +4265,7 @@
     <w:lvl w:ilvl="1">
       <w:start w:val="1"/>
       <w:numFmt w:val="decimal"/>
-      <w:pStyle w:val="Titolo2"/>
+      <w:pStyle w:val="Heading2"/>
       <w:suff w:val="space"/>
       <w:lvlText w:val="%1.%2."/>
       <w:lvlJc w:val="left"/>
@@ -3437,7 +4279,7 @@
     <w:lvl w:ilvl="2">
       <w:start w:val="1"/>
       <w:numFmt w:val="decimal"/>
-      <w:pStyle w:val="Titolo3"/>
+      <w:pStyle w:val="Heading3"/>
       <w:suff w:val="space"/>
       <w:lvlText w:val="%1.%2.%3."/>
       <w:lvlJc w:val="left"/>
@@ -3451,7 +4293,7 @@
     <w:lvl w:ilvl="3">
       <w:start w:val="1"/>
       <w:numFmt w:val="decimal"/>
-      <w:pStyle w:val="Titolo4"/>
+      <w:pStyle w:val="Heading4"/>
       <w:suff w:val="space"/>
       <w:lvlText w:val="%1.%2.%3.%4."/>
       <w:lvlJc w:val="left"/>
@@ -3523,7 +4365,7 @@
       </w:rPr>
     </w:lvl>
   </w:abstractNum>
-  <w:abstractNum w:abstractNumId="26" w15:restartNumberingAfterBreak="0">
+  <w:abstractNum w:abstractNumId="31" w15:restartNumberingAfterBreak="0">
     <w:nsid w:val="4E566F7D"/>
     <w:multiLevelType w:val="hybridMultilevel"/>
     <w:tmpl w:val="211A2EA4"/>
@@ -3609,7 +4451,7 @@
       </w:pPr>
     </w:lvl>
   </w:abstractNum>
-  <w:abstractNum w:abstractNumId="27" w15:restartNumberingAfterBreak="0">
+  <w:abstractNum w:abstractNumId="32" w15:restartNumberingAfterBreak="0">
     <w:nsid w:val="5037208F"/>
     <w:multiLevelType w:val="hybridMultilevel"/>
     <w:tmpl w:val="9BEAE6C8"/>
@@ -3695,7 +4537,7 @@
       </w:pPr>
     </w:lvl>
   </w:abstractNum>
-  <w:abstractNum w:abstractNumId="28" w15:restartNumberingAfterBreak="0">
+  <w:abstractNum w:abstractNumId="33" w15:restartNumberingAfterBreak="0">
     <w:nsid w:val="521C500B"/>
     <w:multiLevelType w:val="multilevel"/>
     <w:tmpl w:val="FA22B478"/>
@@ -3808,7 +4650,7 @@
       </w:pPr>
     </w:lvl>
   </w:abstractNum>
-  <w:abstractNum w:abstractNumId="29" w15:restartNumberingAfterBreak="0">
+  <w:abstractNum w:abstractNumId="34" w15:restartNumberingAfterBreak="0">
     <w:nsid w:val="52AA030D"/>
     <w:multiLevelType w:val="multilevel"/>
     <w:tmpl w:val="061E12D0"/>
@@ -3894,7 +4736,7 @@
       </w:pPr>
     </w:lvl>
   </w:abstractNum>
-  <w:abstractNum w:abstractNumId="30" w15:restartNumberingAfterBreak="0">
+  <w:abstractNum w:abstractNumId="35" w15:restartNumberingAfterBreak="0">
     <w:nsid w:val="55AB49E8"/>
     <w:multiLevelType w:val="multilevel"/>
     <w:tmpl w:val="0809001D"/>
@@ -3981,7 +4823,7 @@
       </w:pPr>
     </w:lvl>
   </w:abstractNum>
-  <w:abstractNum w:abstractNumId="31" w15:restartNumberingAfterBreak="0">
+  <w:abstractNum w:abstractNumId="36" w15:restartNumberingAfterBreak="0">
     <w:nsid w:val="5FD1115C"/>
     <w:multiLevelType w:val="hybridMultilevel"/>
     <w:tmpl w:val="8F5C5078"/>
@@ -4070,7 +4912,7 @@
       </w:pPr>
     </w:lvl>
   </w:abstractNum>
-  <w:abstractNum w:abstractNumId="32" w15:restartNumberingAfterBreak="0">
+  <w:abstractNum w:abstractNumId="37" w15:restartNumberingAfterBreak="0">
     <w:nsid w:val="6A2610BB"/>
     <w:multiLevelType w:val="multilevel"/>
     <w:tmpl w:val="3B56D1D0"/>
@@ -4160,7 +5002,93 @@
       </w:pPr>
     </w:lvl>
   </w:abstractNum>
-  <w:abstractNum w:abstractNumId="33" w15:restartNumberingAfterBreak="0">
+  <w:abstractNum w:abstractNumId="38" w15:restartNumberingAfterBreak="0">
+    <w:nsid w:val="6C6709E0"/>
+    <w:multiLevelType w:val="hybridMultilevel"/>
+    <w:tmpl w:val="164CCBEC"/>
+    <w:lvl w:ilvl="0" w:tplc="0809000F">
+      <w:start w:val="1"/>
+      <w:numFmt w:val="decimal"/>
+      <w:lvlText w:val="%1."/>
+      <w:lvlJc w:val="left"/>
+      <w:pPr>
+        <w:ind w:left="720" w:hanging="360"/>
+      </w:pPr>
+    </w:lvl>
+    <w:lvl w:ilvl="1" w:tplc="08090019" w:tentative="1">
+      <w:start w:val="1"/>
+      <w:numFmt w:val="lowerLetter"/>
+      <w:lvlText w:val="%2."/>
+      <w:lvlJc w:val="left"/>
+      <w:pPr>
+        <w:ind w:left="1440" w:hanging="360"/>
+      </w:pPr>
+    </w:lvl>
+    <w:lvl w:ilvl="2" w:tplc="0809001B" w:tentative="1">
+      <w:start w:val="1"/>
+      <w:numFmt w:val="lowerRoman"/>
+      <w:lvlText w:val="%3."/>
+      <w:lvlJc w:val="right"/>
+      <w:pPr>
+        <w:ind w:left="2160" w:hanging="180"/>
+      </w:pPr>
+    </w:lvl>
+    <w:lvl w:ilvl="3" w:tplc="0809000F" w:tentative="1">
+      <w:start w:val="1"/>
+      <w:numFmt w:val="decimal"/>
+      <w:lvlText w:val="%4."/>
+      <w:lvlJc w:val="left"/>
+      <w:pPr>
+        <w:ind w:left="2880" w:hanging="360"/>
+      </w:pPr>
+    </w:lvl>
+    <w:lvl w:ilvl="4" w:tplc="08090019" w:tentative="1">
+      <w:start w:val="1"/>
+      <w:numFmt w:val="lowerLetter"/>
+      <w:lvlText w:val="%5."/>
+      <w:lvlJc w:val="left"/>
+      <w:pPr>
+        <w:ind w:left="3600" w:hanging="360"/>
+      </w:pPr>
+    </w:lvl>
+    <w:lvl w:ilvl="5" w:tplc="0809001B" w:tentative="1">
+      <w:start w:val="1"/>
+      <w:numFmt w:val="lowerRoman"/>
+      <w:lvlText w:val="%6."/>
+      <w:lvlJc w:val="right"/>
+      <w:pPr>
+        <w:ind w:left="4320" w:hanging="180"/>
+      </w:pPr>
+    </w:lvl>
+    <w:lvl w:ilvl="6" w:tplc="0809000F" w:tentative="1">
+      <w:start w:val="1"/>
+      <w:numFmt w:val="decimal"/>
+      <w:lvlText w:val="%7."/>
+      <w:lvlJc w:val="left"/>
+      <w:pPr>
+        <w:ind w:left="5040" w:hanging="360"/>
+      </w:pPr>
+    </w:lvl>
+    <w:lvl w:ilvl="7" w:tplc="08090019" w:tentative="1">
+      <w:start w:val="1"/>
+      <w:numFmt w:val="lowerLetter"/>
+      <w:lvlText w:val="%8."/>
+      <w:lvlJc w:val="left"/>
+      <w:pPr>
+        <w:ind w:left="5760" w:hanging="360"/>
+      </w:pPr>
+    </w:lvl>
+    <w:lvl w:ilvl="8" w:tplc="0809001B" w:tentative="1">
+      <w:start w:val="1"/>
+      <w:numFmt w:val="lowerRoman"/>
+      <w:lvlText w:val="%9."/>
+      <w:lvlJc w:val="right"/>
+      <w:pPr>
+        <w:ind w:left="6480" w:hanging="180"/>
+      </w:pPr>
+    </w:lvl>
+  </w:abstractNum>
+  <w:abstractNum w:abstractNumId="39" w15:restartNumberingAfterBreak="0">
     <w:nsid w:val="6DDD10F5"/>
     <w:multiLevelType w:val="hybridMultilevel"/>
     <w:tmpl w:val="7FF0A3A0"/>
@@ -4250,7 +5178,7 @@
       </w:pPr>
     </w:lvl>
   </w:abstractNum>
-  <w:abstractNum w:abstractNumId="34" w15:restartNumberingAfterBreak="0">
+  <w:abstractNum w:abstractNumId="40" w15:restartNumberingAfterBreak="0">
     <w:nsid w:val="6E9215A6"/>
     <w:multiLevelType w:val="hybridMultilevel"/>
     <w:tmpl w:val="B262048A"/>
@@ -4340,13 +5268,13 @@
       </w:pPr>
     </w:lvl>
   </w:abstractNum>
-  <w:abstractNum w:abstractNumId="35" w15:restartNumberingAfterBreak="0">
+  <w:abstractNum w:abstractNumId="41" w15:restartNumberingAfterBreak="0">
     <w:nsid w:val="74B10B7C"/>
     <w:multiLevelType w:val="multilevel"/>
     <w:tmpl w:val="7354D142"/>
     <w:numStyleLink w:val="111111"/>
   </w:abstractNum>
-  <w:abstractNum w:abstractNumId="36" w15:restartNumberingAfterBreak="0">
+  <w:abstractNum w:abstractNumId="42" w15:restartNumberingAfterBreak="0">
     <w:nsid w:val="773B61EB"/>
     <w:multiLevelType w:val="multilevel"/>
     <w:tmpl w:val="C1BA88DA"/>
@@ -4439,43 +5367,43 @@
     </w:lvl>
   </w:abstractNum>
   <w:num w:numId="1" w16cid:durableId="1906404612">
-    <w:abstractNumId w:val="27"/>
+    <w:abstractNumId w:val="32"/>
   </w:num>
   <w:num w:numId="2" w16cid:durableId="1130249954">
-    <w:abstractNumId w:val="31"/>
+    <w:abstractNumId w:val="36"/>
   </w:num>
   <w:num w:numId="3" w16cid:durableId="854151652">
     <w:abstractNumId w:val="10"/>
   </w:num>
   <w:num w:numId="4" w16cid:durableId="600376972">
-    <w:abstractNumId w:val="22"/>
+    <w:abstractNumId w:val="27"/>
   </w:num>
   <w:num w:numId="5" w16cid:durableId="219487037">
-    <w:abstractNumId w:val="26"/>
+    <w:abstractNumId w:val="31"/>
   </w:num>
   <w:num w:numId="6" w16cid:durableId="1458569511">
-    <w:abstractNumId w:val="12"/>
+    <w:abstractNumId w:val="13"/>
   </w:num>
   <w:num w:numId="7" w16cid:durableId="1139349019">
-    <w:abstractNumId w:val="20"/>
+    <w:abstractNumId w:val="24"/>
   </w:num>
   <w:num w:numId="8" w16cid:durableId="1360083096">
-    <w:abstractNumId w:val="35"/>
+    <w:abstractNumId w:val="41"/>
   </w:num>
   <w:num w:numId="9" w16cid:durableId="1052079978">
+    <w:abstractNumId w:val="34"/>
+  </w:num>
+  <w:num w:numId="10" w16cid:durableId="1564363658">
+    <w:abstractNumId w:val="14"/>
+  </w:num>
+  <w:num w:numId="11" w16cid:durableId="1853909871">
+    <w:abstractNumId w:val="33"/>
+  </w:num>
+  <w:num w:numId="12" w16cid:durableId="1831602536">
     <w:abstractNumId w:val="29"/>
   </w:num>
-  <w:num w:numId="10" w16cid:durableId="1564363658">
-    <w:abstractNumId w:val="13"/>
-  </w:num>
-  <w:num w:numId="11" w16cid:durableId="1853909871">
-    <w:abstractNumId w:val="28"/>
-  </w:num>
-  <w:num w:numId="12" w16cid:durableId="1831602536">
-    <w:abstractNumId w:val="24"/>
-  </w:num>
   <w:num w:numId="13" w16cid:durableId="1986428347">
-    <w:abstractNumId w:val="17"/>
+    <w:abstractNumId w:val="20"/>
   </w:num>
   <w:num w:numId="14" w16cid:durableId="425928935">
     <w:abstractNumId w:val="0"/>
@@ -4508,16 +5436,16 @@
     <w:abstractNumId w:val="9"/>
   </w:num>
   <w:num w:numId="24" w16cid:durableId="1631354851">
-    <w:abstractNumId w:val="34"/>
+    <w:abstractNumId w:val="40"/>
   </w:num>
   <w:num w:numId="25" w16cid:durableId="1338922395">
-    <w:abstractNumId w:val="14"/>
+    <w:abstractNumId w:val="16"/>
   </w:num>
   <w:num w:numId="26" w16cid:durableId="1281716718">
-    <w:abstractNumId w:val="21"/>
+    <w:abstractNumId w:val="26"/>
   </w:num>
   <w:num w:numId="27" w16cid:durableId="4522102">
-    <w:abstractNumId w:val="16"/>
+    <w:abstractNumId w:val="18"/>
     <w:lvlOverride w:ilvl="0">
       <w:lvl w:ilvl="0">
         <w:start w:val="1"/>
@@ -4538,25 +5466,25 @@
     </w:lvlOverride>
   </w:num>
   <w:num w:numId="28" w16cid:durableId="1927305605">
-    <w:abstractNumId w:val="11"/>
+    <w:abstractNumId w:val="12"/>
   </w:num>
   <w:num w:numId="29" w16cid:durableId="970669956">
-    <w:abstractNumId w:val="36"/>
+    <w:abstractNumId w:val="42"/>
   </w:num>
   <w:num w:numId="30" w16cid:durableId="1972055394">
-    <w:abstractNumId w:val="15"/>
+    <w:abstractNumId w:val="17"/>
   </w:num>
   <w:num w:numId="31" w16cid:durableId="1263759554">
-    <w:abstractNumId w:val="19"/>
+    <w:abstractNumId w:val="22"/>
   </w:num>
   <w:num w:numId="32" w16cid:durableId="1082873167">
-    <w:abstractNumId w:val="18"/>
+    <w:abstractNumId w:val="21"/>
   </w:num>
   <w:num w:numId="33" w16cid:durableId="49808344">
-    <w:abstractNumId w:val="25"/>
+    <w:abstractNumId w:val="30"/>
   </w:num>
   <w:num w:numId="34" w16cid:durableId="1156341540">
-    <w:abstractNumId w:val="34"/>
+    <w:abstractNumId w:val="40"/>
     <w:lvlOverride w:ilvl="0">
       <w:startOverride w:val="1"/>
     </w:lvlOverride>
@@ -4574,16 +5502,16 @@
     </w:lvlOverride>
   </w:num>
   <w:num w:numId="37" w16cid:durableId="268243250">
-    <w:abstractNumId w:val="32"/>
+    <w:abstractNumId w:val="37"/>
   </w:num>
   <w:num w:numId="38" w16cid:durableId="1691176141">
-    <w:abstractNumId w:val="23"/>
+    <w:abstractNumId w:val="28"/>
   </w:num>
   <w:num w:numId="39" w16cid:durableId="469204421">
-    <w:abstractNumId w:val="30"/>
+    <w:abstractNumId w:val="35"/>
   </w:num>
   <w:num w:numId="40" w16cid:durableId="638069444">
-    <w:abstractNumId w:val="33"/>
+    <w:abstractNumId w:val="39"/>
   </w:num>
   <w:num w:numId="41" w16cid:durableId="502086848">
     <w:abstractNumId w:val="10"/>
@@ -4596,6 +5524,24 @@
     <w:lvlOverride w:ilvl="0">
       <w:startOverride w:val="1"/>
     </w:lvlOverride>
+  </w:num>
+  <w:num w:numId="43" w16cid:durableId="118889060">
+    <w:abstractNumId w:val="23"/>
+  </w:num>
+  <w:num w:numId="44" w16cid:durableId="1806309758">
+    <w:abstractNumId w:val="19"/>
+  </w:num>
+  <w:num w:numId="45" w16cid:durableId="141384716">
+    <w:abstractNumId w:val="15"/>
+  </w:num>
+  <w:num w:numId="46" w16cid:durableId="166555150">
+    <w:abstractNumId w:val="38"/>
+  </w:num>
+  <w:num w:numId="47" w16cid:durableId="417017940">
+    <w:abstractNumId w:val="25"/>
+  </w:num>
+  <w:num w:numId="48" w16cid:durableId="1943369212">
+    <w:abstractNumId w:val="11"/>
   </w:num>
 </w:numbering>
 </file>
@@ -4991,7 +5937,7 @@
     <w:lsdException w:name="Unresolved Mention" w:semiHidden="1" w:unhideWhenUsed="1"/>
     <w:lsdException w:name="Smart Link" w:semiHidden="1" w:unhideWhenUsed="1"/>
   </w:latentStyles>
-  <w:style w:type="paragraph" w:default="1" w:styleId="Normale">
+  <w:style w:type="paragraph" w:default="1" w:styleId="Normal">
     <w:name w:val="Normal"/>
     <w:qFormat/>
     <w:rsid w:val="00A53114"/>
@@ -5008,11 +5954,11 @@
       <w:lang w:eastAsia="en-GB"/>
     </w:rPr>
   </w:style>
-  <w:style w:type="paragraph" w:styleId="Titolo1">
+  <w:style w:type="paragraph" w:styleId="Heading1">
     <w:name w:val="heading 1"/>
-    <w:basedOn w:val="Paragrafoelenco"/>
-    <w:next w:val="Normale"/>
-    <w:link w:val="Titolo1Carattere"/>
+    <w:basedOn w:val="ListParagraph"/>
+    <w:next w:val="Normal"/>
+    <w:link w:val="Heading1Char"/>
     <w:uiPriority w:val="9"/>
     <w:qFormat/>
     <w:rsid w:val="007F4D8B"/>
@@ -5033,11 +5979,11 @@
       <w:szCs w:val="28"/>
     </w:rPr>
   </w:style>
-  <w:style w:type="paragraph" w:styleId="Titolo2">
+  <w:style w:type="paragraph" w:styleId="Heading2">
     <w:name w:val="heading 2"/>
-    <w:basedOn w:val="Titolo1"/>
-    <w:next w:val="Normale"/>
-    <w:link w:val="Titolo2Carattere"/>
+    <w:basedOn w:val="Heading1"/>
+    <w:next w:val="Normal"/>
+    <w:link w:val="Heading2Char"/>
     <w:uiPriority w:val="9"/>
     <w:unhideWhenUsed/>
     <w:qFormat/>
@@ -5055,11 +6001,11 @@
       <w:szCs w:val="24"/>
     </w:rPr>
   </w:style>
-  <w:style w:type="paragraph" w:styleId="Titolo3">
+  <w:style w:type="paragraph" w:styleId="Heading3">
     <w:name w:val="heading 3"/>
-    <w:basedOn w:val="Titolo2"/>
-    <w:next w:val="Normale"/>
-    <w:link w:val="Titolo3Carattere"/>
+    <w:basedOn w:val="Heading2"/>
+    <w:next w:val="Normal"/>
+    <w:link w:val="Heading3Char"/>
     <w:uiPriority w:val="9"/>
     <w:unhideWhenUsed/>
     <w:qFormat/>
@@ -5072,11 +6018,11 @@
       <w:outlineLvl w:val="2"/>
     </w:pPr>
   </w:style>
-  <w:style w:type="paragraph" w:styleId="Titolo4">
+  <w:style w:type="paragraph" w:styleId="Heading4">
     <w:name w:val="heading 4"/>
-    <w:basedOn w:val="Titolo3"/>
-    <w:next w:val="Normale"/>
-    <w:link w:val="Titolo4Carattere"/>
+    <w:basedOn w:val="Heading3"/>
+    <w:next w:val="Normal"/>
+    <w:link w:val="Heading4Char"/>
     <w:autoRedefine/>
     <w:uiPriority w:val="9"/>
     <w:semiHidden/>
@@ -5096,13 +6042,12 @@
       <w:color w:val="000000" w:themeColor="text1"/>
     </w:rPr>
   </w:style>
-  <w:style w:type="character" w:default="1" w:styleId="Carpredefinitoparagrafo">
+  <w:style w:type="character" w:default="1" w:styleId="DefaultParagraphFont">
     <w:name w:val="Default Paragraph Font"/>
     <w:uiPriority w:val="1"/>
-    <w:semiHidden/>
     <w:unhideWhenUsed/>
   </w:style>
-  <w:style w:type="table" w:default="1" w:styleId="Tabellanormale">
+  <w:style w:type="table" w:default="1" w:styleId="TableNormal">
     <w:name w:val="Normal Table"/>
     <w:uiPriority w:val="99"/>
     <w:semiHidden/>
@@ -5117,7 +6062,7 @@
       </w:tblCellMar>
     </w:tblPr>
   </w:style>
-  <w:style w:type="numbering" w:default="1" w:styleId="Nessunelenco">
+  <w:style w:type="numbering" w:default="1" w:styleId="NoList">
     <w:name w:val="No List"/>
     <w:uiPriority w:val="99"/>
     <w:semiHidden/>
@@ -5125,7 +6070,7 @@
   </w:style>
   <w:style w:type="paragraph" w:customStyle="1" w:styleId="reference">
     <w:name w:val="reference"/>
-    <w:basedOn w:val="Normale"/>
+    <w:basedOn w:val="Normal"/>
     <w:qFormat/>
     <w:rsid w:val="004F428B"/>
     <w:pPr>
@@ -5135,9 +6080,9 @@
       <w:ind w:left="426" w:hanging="426"/>
     </w:pPr>
   </w:style>
-  <w:style w:type="paragraph" w:styleId="Testonotaapidipagina">
+  <w:style w:type="paragraph" w:styleId="FootnoteText">
     <w:name w:val="footnote text"/>
-    <w:link w:val="TestonotaapidipaginaCarattere"/>
+    <w:link w:val="FootnoteTextChar"/>
     <w:uiPriority w:val="99"/>
     <w:unhideWhenUsed/>
     <w:rsid w:val="00527EF1"/>
@@ -5148,10 +6093,10 @@
       <w:lang w:eastAsia="en-GB"/>
     </w:rPr>
   </w:style>
-  <w:style w:type="character" w:customStyle="1" w:styleId="TestonotaapidipaginaCarattere">
-    <w:name w:val="Testo nota a piè di pagina Carattere"/>
-    <w:basedOn w:val="Carpredefinitoparagrafo"/>
-    <w:link w:val="Testonotaapidipagina"/>
+  <w:style w:type="character" w:customStyle="1" w:styleId="FootnoteTextChar">
+    <w:name w:val="Footnote Text Char"/>
+    <w:basedOn w:val="DefaultParagraphFont"/>
+    <w:link w:val="FootnoteText"/>
     <w:uiPriority w:val="99"/>
     <w:rsid w:val="00527EF1"/>
     <w:rPr>
@@ -5161,9 +6106,9 @@
       <w:lang w:eastAsia="en-GB"/>
     </w:rPr>
   </w:style>
-  <w:style w:type="character" w:styleId="Rimandonotaapidipagina">
+  <w:style w:type="character" w:styleId="FootnoteReference">
     <w:name w:val="footnote reference"/>
-    <w:basedOn w:val="Carpredefinitoparagrafo"/>
+    <w:basedOn w:val="DefaultParagraphFont"/>
     <w:uiPriority w:val="99"/>
     <w:semiHidden/>
     <w:unhideWhenUsed/>
@@ -5172,9 +6117,9 @@
       <w:vertAlign w:val="superscript"/>
     </w:rPr>
   </w:style>
-  <w:style w:type="table" w:styleId="Grigliatabella">
+  <w:style w:type="table" w:styleId="TableGrid">
     <w:name w:val="Table Grid"/>
-    <w:basedOn w:val="Tabellanormale"/>
+    <w:basedOn w:val="TableNormal"/>
     <w:uiPriority w:val="39"/>
     <w:rsid w:val="00520F5C"/>
     <w:tblPr>
@@ -5190,7 +6135,7 @@
   </w:style>
   <w:style w:type="paragraph" w:customStyle="1" w:styleId="Numberedlist">
     <w:name w:val="Numbered list"/>
-    <w:basedOn w:val="Normale"/>
+    <w:basedOn w:val="Normal"/>
     <w:qFormat/>
     <w:rsid w:val="00E638B3"/>
     <w:pPr>
@@ -5200,10 +6145,10 @@
       <w:spacing w:before="240"/>
     </w:pPr>
   </w:style>
-  <w:style w:type="character" w:customStyle="1" w:styleId="Titolo1Carattere">
-    <w:name w:val="Titolo 1 Carattere"/>
-    <w:basedOn w:val="Carpredefinitoparagrafo"/>
-    <w:link w:val="Titolo1"/>
+  <w:style w:type="character" w:customStyle="1" w:styleId="Heading1Char">
+    <w:name w:val="Heading 1 Char"/>
+    <w:basedOn w:val="DefaultParagraphFont"/>
+    <w:link w:val="Heading1"/>
     <w:uiPriority w:val="9"/>
     <w:rsid w:val="007F4D8B"/>
     <w:rPr>
@@ -5215,11 +6160,11 @@
       <w:lang w:eastAsia="en-GB"/>
     </w:rPr>
   </w:style>
-  <w:style w:type="paragraph" w:styleId="Titolo">
+  <w:style w:type="paragraph" w:styleId="Title">
     <w:name w:val="Title"/>
-    <w:basedOn w:val="Normale"/>
-    <w:next w:val="Normale"/>
-    <w:link w:val="TitoloCarattere"/>
+    <w:basedOn w:val="Normal"/>
+    <w:next w:val="Normal"/>
+    <w:link w:val="TitleChar"/>
     <w:uiPriority w:val="10"/>
     <w:qFormat/>
     <w:rsid w:val="004465BF"/>
@@ -5236,10 +6181,10 @@
       <w:szCs w:val="34"/>
     </w:rPr>
   </w:style>
-  <w:style w:type="character" w:customStyle="1" w:styleId="TitoloCarattere">
-    <w:name w:val="Titolo Carattere"/>
-    <w:basedOn w:val="Carpredefinitoparagrafo"/>
-    <w:link w:val="Titolo"/>
+  <w:style w:type="character" w:customStyle="1" w:styleId="TitleChar">
+    <w:name w:val="Title Char"/>
+    <w:basedOn w:val="DefaultParagraphFont"/>
+    <w:link w:val="Title"/>
     <w:uiPriority w:val="10"/>
     <w:rsid w:val="004465BF"/>
     <w:rPr>
@@ -5312,7 +6257,7 @@
   </w:style>
   <w:style w:type="paragraph" w:customStyle="1" w:styleId="AuthorFirstName">
     <w:name w:val="Author First Name"/>
-    <w:basedOn w:val="Normale"/>
+    <w:basedOn w:val="Normal"/>
     <w:link w:val="AuthorFirstNameChar"/>
     <w:qFormat/>
     <w:rsid w:val="007566E6"/>
@@ -5327,10 +6272,10 @@
       <w:szCs w:val="24"/>
     </w:rPr>
   </w:style>
-  <w:style w:type="character" w:customStyle="1" w:styleId="Titolo2Carattere">
-    <w:name w:val="Titolo 2 Carattere"/>
-    <w:basedOn w:val="Carpredefinitoparagrafo"/>
-    <w:link w:val="Titolo2"/>
+  <w:style w:type="character" w:customStyle="1" w:styleId="Heading2Char">
+    <w:name w:val="Heading 2 Char"/>
+    <w:basedOn w:val="DefaultParagraphFont"/>
+    <w:link w:val="Heading2"/>
     <w:uiPriority w:val="9"/>
     <w:rsid w:val="00B87BA8"/>
     <w:rPr>
@@ -5342,7 +6287,7 @@
   </w:style>
   <w:style w:type="paragraph" w:customStyle="1" w:styleId="Tablenumber">
     <w:name w:val="Table number"/>
-    <w:basedOn w:val="Normale"/>
+    <w:basedOn w:val="Normal"/>
     <w:next w:val="Tablecaption"/>
     <w:qFormat/>
     <w:rsid w:val="007B027A"/>
@@ -5358,7 +6303,7 @@
   </w:style>
   <w:style w:type="paragraph" w:customStyle="1" w:styleId="Tablecaption">
     <w:name w:val="Table caption"/>
-    <w:basedOn w:val="Normale"/>
+    <w:basedOn w:val="Normal"/>
     <w:qFormat/>
     <w:rsid w:val="00B74D81"/>
     <w:pPr>
@@ -5371,7 +6316,7 @@
   </w:style>
   <w:style w:type="numbering" w:styleId="111111">
     <w:name w:val="Outline List 2"/>
-    <w:basedOn w:val="Nessunelenco"/>
+    <w:basedOn w:val="NoList"/>
     <w:uiPriority w:val="99"/>
     <w:semiHidden/>
     <w:unhideWhenUsed/>
@@ -5384,7 +6329,7 @@
   </w:style>
   <w:style w:type="table" w:customStyle="1" w:styleId="Style1">
     <w:name w:val="Style1"/>
-    <w:basedOn w:val="Tabellanormale"/>
+    <w:basedOn w:val="TableNormal"/>
     <w:uiPriority w:val="99"/>
     <w:rsid w:val="00DF0DD6"/>
     <w:rPr>
@@ -5394,7 +6339,7 @@
   </w:style>
   <w:style w:type="paragraph" w:customStyle="1" w:styleId="Figure">
     <w:name w:val="Figure"/>
-    <w:basedOn w:val="Normale"/>
+    <w:basedOn w:val="Normal"/>
     <w:next w:val="Figurenumber"/>
     <w:qFormat/>
     <w:rsid w:val="007E0311"/>
@@ -5410,8 +6355,8 @@
   </w:style>
   <w:style w:type="paragraph" w:customStyle="1" w:styleId="Figurenumber">
     <w:name w:val="Figure number"/>
-    <w:basedOn w:val="Normale"/>
-    <w:next w:val="Normale"/>
+    <w:basedOn w:val="Normal"/>
+    <w:next w:val="Normal"/>
     <w:link w:val="FigurenumberChar"/>
     <w:qFormat/>
     <w:rsid w:val="00B07392"/>
@@ -5424,7 +6369,7 @@
       <w:b/>
     </w:rPr>
   </w:style>
-  <w:style w:type="character" w:styleId="Collegamentoipertestuale">
+  <w:style w:type="character" w:styleId="Hyperlink">
     <w:name w:val="Hyperlink"/>
     <w:uiPriority w:val="99"/>
     <w:unhideWhenUsed/>
@@ -5436,9 +6381,9 @@
       <w:color w:val="2F4E4F"/>
     </w:rPr>
   </w:style>
-  <w:style w:type="character" w:styleId="Testosegnaposto">
+  <w:style w:type="character" w:styleId="PlaceholderText">
     <w:name w:val="Placeholder Text"/>
-    <w:basedOn w:val="Carpredefinitoparagrafo"/>
+    <w:basedOn w:val="DefaultParagraphFont"/>
     <w:uiPriority w:val="99"/>
     <w:semiHidden/>
     <w:rsid w:val="00DF0DD6"/>
@@ -5446,10 +6391,10 @@
       <w:color w:val="808080"/>
     </w:rPr>
   </w:style>
-  <w:style w:type="paragraph" w:styleId="Didascalia">
+  <w:style w:type="paragraph" w:styleId="Caption">
     <w:name w:val="caption"/>
-    <w:basedOn w:val="Normale"/>
-    <w:next w:val="Normale"/>
+    <w:basedOn w:val="Normal"/>
+    <w:next w:val="Normal"/>
     <w:uiPriority w:val="35"/>
     <w:unhideWhenUsed/>
     <w:qFormat/>
@@ -5465,10 +6410,10 @@
       <w:szCs w:val="18"/>
     </w:rPr>
   </w:style>
-  <w:style w:type="character" w:customStyle="1" w:styleId="Titolo3Carattere">
-    <w:name w:val="Titolo 3 Carattere"/>
-    <w:basedOn w:val="Carpredefinitoparagrafo"/>
-    <w:link w:val="Titolo3"/>
+  <w:style w:type="character" w:customStyle="1" w:styleId="Heading3Char">
+    <w:name w:val="Heading 3 Char"/>
+    <w:basedOn w:val="DefaultParagraphFont"/>
+    <w:link w:val="Heading3"/>
     <w:uiPriority w:val="9"/>
     <w:rsid w:val="00B87BA8"/>
     <w:rPr>
@@ -5478,9 +6423,9 @@
       <w:lang w:eastAsia="en-GB"/>
     </w:rPr>
   </w:style>
-  <w:style w:type="paragraph" w:styleId="NormaleWeb">
+  <w:style w:type="paragraph" w:styleId="NormalWeb">
     <w:name w:val="Normal (Web)"/>
-    <w:basedOn w:val="Normale"/>
+    <w:basedOn w:val="Normal"/>
     <w:uiPriority w:val="99"/>
     <w:unhideWhenUsed/>
     <w:rsid w:val="00DD4755"/>
@@ -5499,9 +6444,9 @@
       </w:numPr>
     </w:pPr>
   </w:style>
-  <w:style w:type="paragraph" w:styleId="Paragrafoelenco">
+  <w:style w:type="paragraph" w:styleId="ListParagraph">
     <w:name w:val="List Paragraph"/>
-    <w:basedOn w:val="Normale"/>
+    <w:basedOn w:val="Normal"/>
     <w:uiPriority w:val="34"/>
     <w:qFormat/>
     <w:rsid w:val="005B0EC6"/>
@@ -5561,10 +6506,10 @@
       <w:lang w:eastAsia="en-GB"/>
     </w:rPr>
   </w:style>
-  <w:style w:type="paragraph" w:styleId="Intestazione">
+  <w:style w:type="paragraph" w:styleId="Header">
     <w:name w:val="header"/>
-    <w:basedOn w:val="Normale"/>
-    <w:link w:val="IntestazioneCarattere"/>
+    <w:basedOn w:val="Normal"/>
+    <w:link w:val="HeaderChar"/>
     <w:uiPriority w:val="99"/>
     <w:unhideWhenUsed/>
     <w:rsid w:val="005548CE"/>
@@ -5575,10 +6520,10 @@
       </w:tabs>
     </w:pPr>
   </w:style>
-  <w:style w:type="character" w:customStyle="1" w:styleId="IntestazioneCarattere">
-    <w:name w:val="Intestazione Carattere"/>
-    <w:basedOn w:val="Carpredefinitoparagrafo"/>
-    <w:link w:val="Intestazione"/>
+  <w:style w:type="character" w:customStyle="1" w:styleId="HeaderChar">
+    <w:name w:val="Header Char"/>
+    <w:basedOn w:val="DefaultParagraphFont"/>
+    <w:link w:val="Header"/>
     <w:uiPriority w:val="99"/>
     <w:rsid w:val="005548CE"/>
     <w:rPr>
@@ -5588,10 +6533,10 @@
       <w:lang w:eastAsia="en-GB"/>
     </w:rPr>
   </w:style>
-  <w:style w:type="paragraph" w:styleId="Pidipagina">
+  <w:style w:type="paragraph" w:styleId="Footer">
     <w:name w:val="footer"/>
-    <w:basedOn w:val="Normale"/>
-    <w:link w:val="PidipaginaCarattere"/>
+    <w:basedOn w:val="Normal"/>
+    <w:link w:val="FooterChar"/>
     <w:uiPriority w:val="99"/>
     <w:unhideWhenUsed/>
     <w:rsid w:val="005548CE"/>
@@ -5602,10 +6547,10 @@
       </w:tabs>
     </w:pPr>
   </w:style>
-  <w:style w:type="character" w:customStyle="1" w:styleId="PidipaginaCarattere">
-    <w:name w:val="Piè di pagina Carattere"/>
-    <w:basedOn w:val="Carpredefinitoparagrafo"/>
-    <w:link w:val="Pidipagina"/>
+  <w:style w:type="character" w:customStyle="1" w:styleId="FooterChar">
+    <w:name w:val="Footer Char"/>
+    <w:basedOn w:val="DefaultParagraphFont"/>
+    <w:link w:val="Footer"/>
     <w:uiPriority w:val="99"/>
     <w:rsid w:val="005548CE"/>
     <w:rPr>
@@ -5615,9 +6560,9 @@
       <w:lang w:eastAsia="en-GB"/>
     </w:rPr>
   </w:style>
-  <w:style w:type="character" w:styleId="Menzionenonrisolta">
+  <w:style w:type="character" w:styleId="UnresolvedMention">
     <w:name w:val="Unresolved Mention"/>
-    <w:basedOn w:val="Carpredefinitoparagrafo"/>
+    <w:basedOn w:val="DefaultParagraphFont"/>
     <w:uiPriority w:val="99"/>
     <w:semiHidden/>
     <w:unhideWhenUsed/>
@@ -5627,9 +6572,9 @@
       <w:shd w:val="clear" w:color="auto" w:fill="E1DFDD"/>
     </w:rPr>
   </w:style>
-  <w:style w:type="character" w:styleId="Collegamentovisitato">
+  <w:style w:type="character" w:styleId="FollowedHyperlink">
     <w:name w:val="FollowedHyperlink"/>
-    <w:basedOn w:val="Collegamentoipertestuale"/>
+    <w:basedOn w:val="Hyperlink"/>
     <w:uiPriority w:val="99"/>
     <w:semiHidden/>
     <w:unhideWhenUsed/>
@@ -5642,10 +6587,10 @@
       <w:u w:val="none"/>
     </w:rPr>
   </w:style>
-  <w:style w:type="character" w:customStyle="1" w:styleId="Titolo4Carattere">
-    <w:name w:val="Titolo 4 Carattere"/>
-    <w:basedOn w:val="Carpredefinitoparagrafo"/>
-    <w:link w:val="Titolo4"/>
+  <w:style w:type="character" w:customStyle="1" w:styleId="Heading4Char">
+    <w:name w:val="Heading 4 Char"/>
+    <w:basedOn w:val="DefaultParagraphFont"/>
+    <w:link w:val="Heading4"/>
     <w:uiPriority w:val="9"/>
     <w:semiHidden/>
     <w:rsid w:val="00B87BA8"/>
@@ -5670,7 +6615,7 @@
   </w:style>
   <w:style w:type="character" w:customStyle="1" w:styleId="AuthorFirstNameChar">
     <w:name w:val="Author First Name Char"/>
-    <w:basedOn w:val="Carpredefinitoparagrafo"/>
+    <w:basedOn w:val="DefaultParagraphFont"/>
     <w:link w:val="AuthorFirstName"/>
     <w:rsid w:val="00FA7B3E"/>
     <w:rPr>
@@ -5692,7 +6637,7 @@
   </w:style>
   <w:style w:type="paragraph" w:customStyle="1" w:styleId="Proceedingstitle">
     <w:name w:val="Proceedings title"/>
-    <w:basedOn w:val="Testonotaapidipagina"/>
+    <w:basedOn w:val="FootnoteText"/>
     <w:qFormat/>
     <w:rsid w:val="00DC7303"/>
     <w:rPr>
@@ -5701,7 +6646,7 @@
   </w:style>
   <w:style w:type="paragraph" w:customStyle="1" w:styleId="AcknowledgementsHeading">
     <w:name w:val="Acknowledgements (Heading)"/>
-    <w:basedOn w:val="Titolo1"/>
+    <w:basedOn w:val="Heading1"/>
     <w:qFormat/>
     <w:rsid w:val="00E85B17"/>
     <w:pPr>
@@ -5713,7 +6658,7 @@
   </w:style>
   <w:style w:type="character" w:customStyle="1" w:styleId="FigurenumberChar">
     <w:name w:val="Figure number Char"/>
-    <w:basedOn w:val="Carpredefinitoparagrafo"/>
+    <w:basedOn w:val="DefaultParagraphFont"/>
     <w:link w:val="Figurenumber"/>
     <w:rsid w:val="00B07392"/>
     <w:rPr>
@@ -5726,8 +6671,8 @@
   </w:style>
   <w:style w:type="paragraph" w:customStyle="1" w:styleId="Figurecaption">
     <w:name w:val="Figure caption"/>
-    <w:basedOn w:val="Normale"/>
-    <w:next w:val="Normale"/>
+    <w:basedOn w:val="Normal"/>
+    <w:next w:val="Normal"/>
     <w:link w:val="FigurecaptionChar"/>
     <w:qFormat/>
     <w:rsid w:val="00002AC0"/>
@@ -5757,7 +6702,7 @@
   </w:style>
   <w:style w:type="paragraph" w:customStyle="1" w:styleId="Copyrightmessage">
     <w:name w:val="Copyright message"/>
-    <w:basedOn w:val="Testonotaapidipagina"/>
+    <w:basedOn w:val="FootnoteText"/>
     <w:qFormat/>
     <w:rsid w:val="00195EE7"/>
     <w:rPr>
@@ -5787,8 +6732,8 @@
   </w:style>
   <w:style w:type="paragraph" w:customStyle="1" w:styleId="Appendix">
     <w:name w:val="Appendix"/>
-    <w:basedOn w:val="Titolo1"/>
-    <w:next w:val="Normale"/>
+    <w:basedOn w:val="Heading1"/>
+    <w:next w:val="Normal"/>
     <w:qFormat/>
     <w:rsid w:val="005A5E4F"/>
     <w:pPr>
@@ -5810,10 +6755,10 @@
       </w:numPr>
     </w:pPr>
   </w:style>
-  <w:style w:type="paragraph" w:styleId="Testonotadichiusura">
+  <w:style w:type="paragraph" w:styleId="EndnoteText">
     <w:name w:val="endnote text"/>
-    <w:basedOn w:val="Normale"/>
-    <w:link w:val="TestonotadichiusuraCarattere"/>
+    <w:basedOn w:val="Normal"/>
+    <w:link w:val="EndnoteTextChar"/>
     <w:uiPriority w:val="99"/>
     <w:semiHidden/>
     <w:unhideWhenUsed/>
@@ -5826,10 +6771,10 @@
       <w:szCs w:val="20"/>
     </w:rPr>
   </w:style>
-  <w:style w:type="character" w:customStyle="1" w:styleId="TestonotadichiusuraCarattere">
-    <w:name w:val="Testo nota di chiusura Carattere"/>
-    <w:basedOn w:val="Carpredefinitoparagrafo"/>
-    <w:link w:val="Testonotadichiusura"/>
+  <w:style w:type="character" w:customStyle="1" w:styleId="EndnoteTextChar">
+    <w:name w:val="Endnote Text Char"/>
+    <w:basedOn w:val="DefaultParagraphFont"/>
+    <w:link w:val="EndnoteText"/>
     <w:uiPriority w:val="99"/>
     <w:semiHidden/>
     <w:rsid w:val="009C34AA"/>
@@ -5840,9 +6785,9 @@
       <w:lang w:eastAsia="en-GB"/>
     </w:rPr>
   </w:style>
-  <w:style w:type="character" w:styleId="Rimandonotadichiusura">
+  <w:style w:type="character" w:styleId="EndnoteReference">
     <w:name w:val="endnote reference"/>
-    <w:basedOn w:val="Carpredefinitoparagrafo"/>
+    <w:basedOn w:val="DefaultParagraphFont"/>
     <w:uiPriority w:val="99"/>
     <w:semiHidden/>
     <w:unhideWhenUsed/>
@@ -5851,10 +6796,10 @@
       <w:vertAlign w:val="superscript"/>
     </w:rPr>
   </w:style>
-  <w:style w:type="paragraph" w:styleId="PreformattatoHTML">
+  <w:style w:type="paragraph" w:styleId="HTMLPreformatted">
     <w:name w:val="HTML Preformatted"/>
-    <w:basedOn w:val="Normale"/>
-    <w:link w:val="PreformattatoHTMLCarattere"/>
+    <w:basedOn w:val="Normal"/>
+    <w:link w:val="HTMLPreformattedChar"/>
     <w:uiPriority w:val="99"/>
     <w:semiHidden/>
     <w:unhideWhenUsed/>
@@ -5868,10 +6813,10 @@
       <w:szCs w:val="20"/>
     </w:rPr>
   </w:style>
-  <w:style w:type="character" w:customStyle="1" w:styleId="PreformattatoHTMLCarattere">
-    <w:name w:val="Preformattato HTML Carattere"/>
-    <w:basedOn w:val="Carpredefinitoparagrafo"/>
-    <w:link w:val="PreformattatoHTML"/>
+  <w:style w:type="character" w:customStyle="1" w:styleId="HTMLPreformattedChar">
+    <w:name w:val="HTML Preformatted Char"/>
+    <w:basedOn w:val="DefaultParagraphFont"/>
+    <w:link w:val="HTMLPreformatted"/>
     <w:uiPriority w:val="99"/>
     <w:semiHidden/>
     <w:rsid w:val="00781FA7"/>

--- a/Report.docx
+++ b/Report.docx
@@ -34,7 +34,21 @@
         <w:rPr>
           <w:rFonts w:ascii="Cambria Math" w:hAnsi="Cambria Math" w:cs="Cambria Math"/>
         </w:rPr>
-        <w:t>RAG via LLM-FalkorDB Integration</w:t>
+        <w:t>RAG via LLM-</w:t>
+      </w:r>
+      <w:proofErr w:type="spellStart"/>
+      <w:r>
+        <w:rPr>
+          <w:rFonts w:ascii="Cambria Math" w:hAnsi="Cambria Math" w:cs="Cambria Math"/>
+        </w:rPr>
+        <w:t>FalkorDB</w:t>
+      </w:r>
+      <w:proofErr w:type="spellEnd"/>
+      <w:r>
+        <w:rPr>
+          <w:rFonts w:ascii="Cambria Math" w:hAnsi="Cambria Math" w:cs="Cambria Math"/>
+        </w:rPr>
+        <w:t xml:space="preserve"> Integration</w:t>
       </w:r>
     </w:p>
     <w:p>
@@ -163,6 +177,7 @@
       <w:r>
         <w:t xml:space="preserve">RAG construction from unstructured text using LLMs and </w:t>
       </w:r>
+      <w:proofErr w:type="spellStart"/>
       <w:r>
         <w:rPr>
           <w:b/>
@@ -170,6 +185,7 @@
         </w:rPr>
         <w:t>FalkorDB</w:t>
       </w:r>
+      <w:proofErr w:type="spellEnd"/>
       <w:r>
         <w:t xml:space="preserve">. Our pipeline first partitions documents by topic, after which an LLM constructs a validated ontology for each </w:t>
       </w:r>
@@ -255,6 +271,7 @@
         <w:t xml:space="preserve">optimized to answer queries related to </w:t>
       </w:r>
       <w:hyperlink r:id="rId8" w:history="1">
+        <w:proofErr w:type="spellStart"/>
         <w:r>
           <w:rPr>
             <w:rStyle w:val="Hyperlink"/>
@@ -263,6 +280,7 @@
           </w:rPr>
           <w:t>EmPULIA</w:t>
         </w:r>
+        <w:proofErr w:type="spellEnd"/>
       </w:hyperlink>
       <w:r>
         <w:rPr>
@@ -290,7 +308,23 @@
         <w:t>Italian Public Procurement Code</w:t>
       </w:r>
       <w:r>
-        <w:t xml:space="preserve"> (Codice degli Appalti)</w:t>
+        <w:t xml:space="preserve"> (</w:t>
+      </w:r>
+      <w:proofErr w:type="spellStart"/>
+      <w:r>
+        <w:t>Codice</w:t>
+      </w:r>
+      <w:proofErr w:type="spellEnd"/>
+      <w:r>
+        <w:t xml:space="preserve"> degli </w:t>
+      </w:r>
+      <w:proofErr w:type="spellStart"/>
+      <w:r>
+        <w:t>Appalti</w:t>
+      </w:r>
+      <w:proofErr w:type="spellEnd"/>
+      <w:r>
+        <w:t>)</w:t>
       </w:r>
       <w:r>
         <w:t xml:space="preserve">. </w:t>
@@ -307,8 +341,13 @@
         <w:pStyle w:val="AbstractText"/>
       </w:pPr>
       <w:r>
-        <w:t>// Dire risultati</w:t>
-      </w:r>
+        <w:t xml:space="preserve">// Dire </w:t>
+      </w:r>
+      <w:proofErr w:type="spellStart"/>
+      <w:r>
+        <w:t>risultati</w:t>
+      </w:r>
+      <w:proofErr w:type="spellEnd"/>
     </w:p>
     <w:p>
       <w:pPr>
@@ -365,9 +404,11 @@
       <w:r>
         <w:t xml:space="preserve">, </w:t>
       </w:r>
+      <w:proofErr w:type="spellStart"/>
       <w:r>
         <w:t>FalkorDB</w:t>
       </w:r>
+      <w:proofErr w:type="spellEnd"/>
       <w:r>
         <w:t xml:space="preserve">, </w:t>
       </w:r>
@@ -575,7 +616,15 @@
         <w:t xml:space="preserve"> </w:t>
       </w:r>
       <w:r>
-        <w:t>The EmPULIA case study serves as an ideal testing ground, as it allows us to evaluate our framework within a challenging and highly specialized domain</w:t>
+        <w:t xml:space="preserve">The </w:t>
+      </w:r>
+      <w:proofErr w:type="spellStart"/>
+      <w:r>
+        <w:t>EmPULIA</w:t>
+      </w:r>
+      <w:proofErr w:type="spellEnd"/>
+      <w:r>
+        <w:t xml:space="preserve"> case study serves as an ideal testing ground, as it allows us to evaluate our framework within a challenging and highly specialized domain</w:t>
       </w:r>
       <w:r>
         <w:t>.</w:t>
@@ -750,73 +799,49 @@
           <w:b/>
           <w:bCs/>
         </w:rPr>
-        <w:t>Microsoft’s GraphRAG</w:t>
-      </w:r>
+        <w:t xml:space="preserve">Microsoft’s </w:t>
+      </w:r>
+      <w:proofErr w:type="spellStart"/>
       <w:r>
         <w:rPr>
           <w:rFonts w:ascii="LibertinusSerif" w:hAnsi="LibertinusSerif" w:cs="LibertinusSerif"/>
           <w:b/>
           <w:bCs/>
         </w:rPr>
-        <w:t xml:space="preserve"> </w:t>
-      </w:r>
-      <w:r>
-        <w:rPr>
-          <w:rFonts w:ascii="LibertinusSerif" w:hAnsi="LibertinusSerif" w:cs="LibertinusSerif"/>
-        </w:rPr>
-        <w:t>[2]</w:t>
-      </w:r>
-      <w:r>
-        <w:rPr>
-          <w:rFonts w:ascii="LibertinusSerif" w:hAnsi="LibertinusSerif" w:cs="LibertinusSerif"/>
-        </w:rPr>
-        <w:t xml:space="preserve"> framework in 2024. Unlike traditional Knowledge Graph RAG systems that rely on simple neighborhood retrieval, this </w:t>
-      </w:r>
-      <w:r>
-        <w:rPr>
-          <w:lang w:val="en-GB"/>
-        </w:rPr>
-        <w:t>framework</w:t>
-      </w:r>
-      <w:r>
-        <w:rPr>
-          <w:rFonts w:ascii="LibertinusSerif" w:hAnsi="LibertinusSerif" w:cs="LibertinusSerif"/>
-        </w:rPr>
-        <w:t xml:space="preserve"> introduces </w:t>
-      </w:r>
+        <w:t>GraphRAG</w:t>
+      </w:r>
+      <w:proofErr w:type="spellEnd"/>
       <w:r>
         <w:rPr>
           <w:rFonts w:ascii="LibertinusSerif" w:hAnsi="LibertinusSerif" w:cs="LibertinusSerif"/>
           <w:b/>
           <w:bCs/>
         </w:rPr>
-        <w:t>hierarchical community detection</w:t>
+        <w:t xml:space="preserve"> </w:t>
       </w:r>
       <w:r>
         <w:rPr>
           <w:rFonts w:ascii="LibertinusSerif" w:hAnsi="LibertinusSerif" w:cs="LibertinusSerif"/>
         </w:rPr>
-        <w:t>. This allows the system to generate high-level summaries of interconnected data clusters, enabling efficient Global Queries and overcoming the contextual fragmentation often found in standard vector-based retrieval</w:t>
+        <w:t>[2]</w:t>
       </w:r>
       <w:r>
         <w:rPr>
           <w:rFonts w:ascii="LibertinusSerif" w:hAnsi="LibertinusSerif" w:cs="LibertinusSerif"/>
         </w:rPr>
-        <w:t>.</w:t>
-      </w:r>
-    </w:p>
-    <w:p>
-      <w:pPr>
-        <w:ind w:firstLine="0"/>
+        <w:t xml:space="preserve"> framework in 2024. Unlike traditional Knowledge Graph RAG systems that rely on simple neighborhood retrieval, this </w:t>
+      </w:r>
+      <w:r>
+        <w:rPr>
+          <w:lang w:val="en-GB"/>
+        </w:rPr>
+        <w:t>framework</w:t>
+      </w:r>
+      <w:r>
         <w:rPr>
           <w:rFonts w:ascii="LibertinusSerif" w:hAnsi="LibertinusSerif" w:cs="LibertinusSerif"/>
         </w:rPr>
-      </w:pPr>
-      <w:r>
-        <w:rPr>
-          <w:rFonts w:ascii="LibertinusSerif" w:hAnsi="LibertinusSerif" w:cs="LibertinusSerif"/>
-        </w:rPr>
-        <w:t xml:space="preserve">A notable recent development is </w:t>
+        <w:t xml:space="preserve"> introduces </w:t>
       </w:r>
       <w:r>
         <w:rPr>
@@ -824,14 +849,50 @@
           <w:b/>
           <w:bCs/>
         </w:rPr>
-        <w:t>KGGen</w:t>
-      </w:r>
+        <w:t>hierarchical community detection</w:t>
+      </w:r>
+      <w:r>
+        <w:rPr>
+          <w:rFonts w:ascii="LibertinusSerif" w:hAnsi="LibertinusSerif" w:cs="LibertinusSerif"/>
+        </w:rPr>
+        <w:t>. This allows the system to generate high-level summaries of interconnected data clusters, enabling efficient Global Queries and overcoming the contextual fragmentation often found in standard vector-based retrieval</w:t>
+      </w:r>
+      <w:r>
+        <w:rPr>
+          <w:rFonts w:ascii="LibertinusSerif" w:hAnsi="LibertinusSerif" w:cs="LibertinusSerif"/>
+        </w:rPr>
+        <w:t>.</w:t>
+      </w:r>
+    </w:p>
+    <w:p>
+      <w:pPr>
+        <w:ind w:firstLine="0"/>
+        <w:rPr>
+          <w:rFonts w:ascii="LibertinusSerif" w:hAnsi="LibertinusSerif" w:cs="LibertinusSerif"/>
+        </w:rPr>
+      </w:pPr>
+      <w:r>
+        <w:rPr>
+          <w:rFonts w:ascii="LibertinusSerif" w:hAnsi="LibertinusSerif" w:cs="LibertinusSerif"/>
+        </w:rPr>
+        <w:t xml:space="preserve">A notable recent development is </w:t>
+      </w:r>
+      <w:proofErr w:type="spellStart"/>
       <w:r>
         <w:rPr>
           <w:rFonts w:ascii="LibertinusSerif" w:hAnsi="LibertinusSerif" w:cs="LibertinusSerif"/>
           <w:b/>
           <w:bCs/>
         </w:rPr>
+        <w:t>KGGen</w:t>
+      </w:r>
+      <w:proofErr w:type="spellEnd"/>
+      <w:r>
+        <w:rPr>
+          <w:rFonts w:ascii="LibertinusSerif" w:hAnsi="LibertinusSerif" w:cs="LibertinusSerif"/>
+          <w:b/>
+          <w:bCs/>
+        </w:rPr>
         <w:t xml:space="preserve"> </w:t>
       </w:r>
       <w:r>
@@ -863,7 +924,21 @@
           <w:rFonts w:ascii="LibertinusSerif" w:hAnsi="LibertinusSerif" w:cs="LibertinusSerif"/>
         </w:rPr>
         <w:lastRenderedPageBreak/>
-        <w:t>sparse or redundant nodes, KGGen focuses on reducing sparsity to create more concise and generalizable entities and relations</w:t>
+        <w:t xml:space="preserve">sparse or redundant nodes, </w:t>
+      </w:r>
+      <w:proofErr w:type="spellStart"/>
+      <w:r>
+        <w:rPr>
+          <w:rFonts w:ascii="LibertinusSerif" w:hAnsi="LibertinusSerif" w:cs="LibertinusSerif"/>
+        </w:rPr>
+        <w:t>KGGen</w:t>
+      </w:r>
+      <w:proofErr w:type="spellEnd"/>
+      <w:r>
+        <w:rPr>
+          <w:rFonts w:ascii="LibertinusSerif" w:hAnsi="LibertinusSerif" w:cs="LibertinusSerif"/>
+        </w:rPr>
+        <w:t xml:space="preserve"> focuses on reducing sparsity to create more concise and generalizable entities and relations</w:t>
       </w:r>
       <w:r>
         <w:rPr>
@@ -917,6 +992,30 @@
         </w:numPr>
       </w:pPr>
       <w:r>
+        <w:t xml:space="preserve">Entity resolution: </w:t>
+      </w:r>
+      <w:r>
+        <w:t>using HDBSCAN to identify clusters, and GPT-</w:t>
+      </w:r>
+      <w:r>
+        <w:t>5</w:t>
+      </w:r>
+      <w:r>
+        <w:t xml:space="preserve"> mini to identify duplicate entities and relations</w:t>
+      </w:r>
+      <w:r>
+        <w:t>.</w:t>
+      </w:r>
+    </w:p>
+    <w:p>
+      <w:pPr>
+        <w:pStyle w:val="ListParagraph"/>
+        <w:numPr>
+          <w:ilvl w:val="0"/>
+          <w:numId w:val="45"/>
+        </w:numPr>
+      </w:pPr>
+      <w:r>
         <w:t xml:space="preserve">Inference: Implementing an orchestrator-based approach to integrate the generated KGs with GPT-5 mini for enhanced </w:t>
       </w:r>
       <w:r>
@@ -942,7 +1041,15 @@
         <w:ind w:firstLine="0"/>
       </w:pPr>
       <w:r>
-        <w:t xml:space="preserve">The dataset comprises PDF documentation concerning the EmPulia e-procurement platform and the Italian Public Procurement Code. These documents were categorized by topic at the source; consequently, we elected to maintain this structure by developing </w:t>
+        <w:t xml:space="preserve">The dataset comprises PDF documentation concerning the </w:t>
+      </w:r>
+      <w:proofErr w:type="spellStart"/>
+      <w:r>
+        <w:t>EmPulia</w:t>
+      </w:r>
+      <w:proofErr w:type="spellEnd"/>
+      <w:r>
+        <w:t xml:space="preserve"> e-procurement platform and the Italian Public Procurement Code. These documents were categorized by topic at the source; consequently, we elected to maintain this structure by developing </w:t>
       </w:r>
       <w:r>
         <w:rPr>
@@ -965,6 +1072,7 @@
           <w:numId w:val="46"/>
         </w:numPr>
       </w:pPr>
+      <w:proofErr w:type="spellStart"/>
       <w:r>
         <w:rPr>
           <w:b/>
@@ -972,6 +1080,7 @@
         </w:rPr>
         <w:t>CodiceAppalti</w:t>
       </w:r>
+      <w:proofErr w:type="spellEnd"/>
       <w:r>
         <w:t xml:space="preserve">: </w:t>
       </w:r>
@@ -987,6 +1096,7 @@
           <w:numId w:val="46"/>
         </w:numPr>
       </w:pPr>
+      <w:proofErr w:type="spellStart"/>
       <w:r>
         <w:rPr>
           <w:b/>
@@ -994,11 +1104,20 @@
         </w:rPr>
         <w:t>DisciplinaDiUtilizzo</w:t>
       </w:r>
+      <w:proofErr w:type="spellEnd"/>
       <w:r>
         <w:t xml:space="preserve">: </w:t>
       </w:r>
       <w:r>
-        <w:t>This category encompasses the contractual and regulatory framework for the EmPulia platform itself. It outlines the legal terms, conditions for access, and the responsibilities of users (both public and private) when interacting with the digital system.</w:t>
+        <w:t xml:space="preserve">This category encompasses the contractual and regulatory framework for the </w:t>
+      </w:r>
+      <w:proofErr w:type="spellStart"/>
+      <w:r>
+        <w:t>EmPulia</w:t>
+      </w:r>
+      <w:proofErr w:type="spellEnd"/>
+      <w:r>
+        <w:t xml:space="preserve"> platform itself. It outlines the legal terms, conditions for access, and the responsibilities of users (both public and private) when interacting with the digital system.</w:t>
       </w:r>
     </w:p>
     <w:p>
@@ -1031,6 +1150,7 @@
           <w:numId w:val="46"/>
         </w:numPr>
       </w:pPr>
+      <w:proofErr w:type="spellStart"/>
       <w:r>
         <w:rPr>
           <w:b/>
@@ -1038,6 +1158,7 @@
         </w:rPr>
         <w:t>GuidePraticheOE</w:t>
       </w:r>
+      <w:proofErr w:type="spellEnd"/>
       <w:r>
         <w:t xml:space="preserve">: </w:t>
       </w:r>
@@ -1056,6 +1177,7 @@
           <w:numId w:val="46"/>
         </w:numPr>
       </w:pPr>
+      <w:proofErr w:type="spellStart"/>
       <w:r>
         <w:rPr>
           <w:b/>
@@ -1063,6 +1185,7 @@
         </w:rPr>
         <w:t>GuidePraticheSA</w:t>
       </w:r>
+      <w:proofErr w:type="spellEnd"/>
       <w:r>
         <w:t xml:space="preserve">: </w:t>
       </w:r>
@@ -1081,6 +1204,7 @@
           <w:numId w:val="46"/>
         </w:numPr>
       </w:pPr>
+      <w:proofErr w:type="spellStart"/>
       <w:r>
         <w:rPr>
           <w:b/>
@@ -1088,6 +1212,7 @@
         </w:rPr>
         <w:t>Normativa</w:t>
       </w:r>
+      <w:proofErr w:type="spellEnd"/>
       <w:r>
         <w:t xml:space="preserve">: </w:t>
       </w:r>
@@ -1108,6 +1233,7 @@
       <w:r>
         <w:t xml:space="preserve">convert the PDF files into .txt files, we use the </w:t>
       </w:r>
+      <w:proofErr w:type="spellStart"/>
       <w:r>
         <w:rPr>
           <w:b/>
@@ -1115,6 +1241,7 @@
         </w:rPr>
         <w:t>PdfReader</w:t>
       </w:r>
+      <w:proofErr w:type="spellEnd"/>
       <w:r>
         <w:t xml:space="preserve"> library and then apply a preprocessing function that performs</w:t>
       </w:r>
@@ -1154,6 +1281,7 @@
           <w:b/>
           <w:bCs/>
         </w:rPr>
+        <w:lastRenderedPageBreak/>
         <w:t>Spacing Cleanup</w:t>
       </w:r>
       <w:r>
@@ -1173,7 +1301,6 @@
           <w:b/>
           <w:bCs/>
         </w:rPr>
-        <w:lastRenderedPageBreak/>
         <w:t>Structure Compression</w:t>
       </w:r>
       <w:r>
@@ -1257,18 +1384,18 @@
           <w:noProof/>
         </w:rPr>
         <w:drawing>
-          <wp:anchor distT="0" distB="0" distL="114300" distR="114300" simplePos="0" relativeHeight="251658240" behindDoc="0" locked="0" layoutInCell="1" allowOverlap="1" wp14:anchorId="5D1C1C32" wp14:editId="535D253A">
+          <wp:anchor distT="0" distB="0" distL="114300" distR="114300" simplePos="0" relativeHeight="251658240" behindDoc="0" locked="0" layoutInCell="1" allowOverlap="1" wp14:anchorId="5D1C1C32" wp14:editId="331356C0">
             <wp:simplePos x="0" y="0"/>
             <wp:positionH relativeFrom="column">
-              <wp:posOffset>18415</wp:posOffset>
+              <wp:posOffset>24765</wp:posOffset>
             </wp:positionH>
             <wp:positionV relativeFrom="paragraph">
-              <wp:posOffset>21590</wp:posOffset>
+              <wp:posOffset>19050</wp:posOffset>
             </wp:positionV>
-            <wp:extent cx="2496052" cy="3159066"/>
-            <wp:effectExtent l="19050" t="19050" r="19050" b="22860"/>
+            <wp:extent cx="2482850" cy="3117850"/>
+            <wp:effectExtent l="19050" t="19050" r="12700" b="25400"/>
             <wp:wrapSquare wrapText="bothSides"/>
-            <wp:docPr id="2002641933" name="Picture 4" descr="A screenshot of a computer program&#10;&#10;AI-generated content may be incorrect."/>
+            <wp:docPr id="2002641933" name="Picture 4"/>
             <wp:cNvGraphicFramePr>
               <a:graphicFrameLocks xmlns:a="http://schemas.openxmlformats.org/drawingml/2006/main" noChangeAspect="1"/>
             </wp:cNvGraphicFramePr>
@@ -1276,10 +1403,10 @@
               <a:graphicData uri="http://schemas.openxmlformats.org/drawingml/2006/picture">
                 <pic:pic xmlns:pic="http://schemas.openxmlformats.org/drawingml/2006/picture">
                   <pic:nvPicPr>
-                    <pic:cNvPr id="2002641933" name="Picture 4" descr="A screenshot of a computer program&#10;&#10;AI-generated content may be incorrect."/>
+                    <pic:cNvPr id="2002641933" name="Picture 4"/>
                     <pic:cNvPicPr/>
                   </pic:nvPicPr>
-                  <pic:blipFill>
+                  <pic:blipFill rotWithShape="1">
                     <a:blip r:embed="rId9">
                       <a:extLst>
                         <a:ext uri="{28A0092B-C50C-407E-A947-70E740481C1C}">
@@ -1287,23 +1414,292 @@
                         </a:ext>
                       </a:extLst>
                     </a:blip>
+                    <a:srcRect b="1287"/>
                     <a:stretch>
                       <a:fillRect/>
                     </a:stretch>
                   </pic:blipFill>
-                  <pic:spPr>
+                  <pic:spPr bwMode="auto">
                     <a:xfrm>
                       <a:off x="0" y="0"/>
-                      <a:ext cx="2496052" cy="3159066"/>
+                      <a:ext cx="2482850" cy="3117850"/>
                     </a:xfrm>
                     <a:prstGeom prst="rect">
                       <a:avLst/>
                     </a:prstGeom>
-                    <a:ln>
+                    <a:ln w="9525" cap="flat" cmpd="sng" algn="ctr">
                       <a:solidFill>
-                        <a:schemeClr val="tx2"/>
+                        <a:srgbClr val="44546A"/>
                       </a:solidFill>
+                      <a:prstDash val="solid"/>
+                      <a:round/>
+                      <a:headEnd type="none" w="med" len="med"/>
+                      <a:tailEnd type="none" w="med" len="med"/>
+                      <a:extLst>
+                        <a:ext uri="{C807C97D-BFC1-408E-A445-0C87EB9F89A2}">
+                          <ask:lineSketchStyleProps xmlns:ask="http://schemas.microsoft.com/office/drawing/2018/sketchyshapes" sd="0">
+                            <a:custGeom>
+                              <a:avLst/>
+                              <a:gdLst/>
+                              <a:ahLst/>
+                              <a:cxnLst/>
+                              <a:rect l="0" t="0" r="0" b="0"/>
+                              <a:pathLst/>
+                            </a:custGeom>
+                            <ask:type/>
+                          </ask:lineSketchStyleProps>
+                        </a:ext>
+                      </a:extLst>
                     </a:ln>
+                    <a:extLst>
+                      <a:ext uri="{53640926-AAD7-44D8-BBD7-CCE9431645EC}">
+                        <a14:shadowObscured xmlns:a14="http://schemas.microsoft.com/office/drawing/2010/main"/>
+                      </a:ext>
+                    </a:extLst>
+                  </pic:spPr>
+                </pic:pic>
+              </a:graphicData>
+            </a:graphic>
+            <wp14:sizeRelH relativeFrom="margin">
+              <wp14:pctWidth>0</wp14:pctWidth>
+            </wp14:sizeRelH>
+            <wp14:sizeRelV relativeFrom="margin">
+              <wp14:pctHeight>0</wp14:pctHeight>
+            </wp14:sizeRelV>
+          </wp:anchor>
+        </w:drawing>
+      </w:r>
+    </w:p>
+    <w:p>
+      <w:pPr>
+        <w:ind w:firstLine="0"/>
+        <w:jc w:val="left"/>
+      </w:pPr>
+      <w:r>
+        <w:t xml:space="preserve">The algorithm processes documents by category, splitting those exceeding a character </w:t>
+      </w:r>
+      <w:r>
+        <w:t xml:space="preserve">number </w:t>
+      </w:r>
+      <w:r>
+        <w:t xml:space="preserve">threshold into smaller chunks. An LLM generates a JSON ontology for each chunk. These ontologies are then iteratively merged in a binary-tree </w:t>
+      </w:r>
+      <w:r>
+        <w:t xml:space="preserve">style </w:t>
+      </w:r>
+      <w:r>
+        <w:t>until a single, unified ontology is produced for each category.</w:t>
+      </w:r>
+    </w:p>
+    <w:p>
+      <w:pPr>
+        <w:ind w:firstLine="0"/>
+        <w:jc w:val="left"/>
+      </w:pPr>
+      <w:r>
+        <w:t xml:space="preserve">Note: </w:t>
+      </w:r>
+      <w:r>
+        <w:t>A sliding window approach is employed for document splitting, where each chunk overlaps with the previous one to prevent loss of context at the boundaries.</w:t>
+      </w:r>
+    </w:p>
+    <w:p>
+      <w:pPr>
+        <w:ind w:firstLine="0"/>
+        <w:jc w:val="left"/>
+      </w:pPr>
+    </w:p>
+    <w:p>
+      <w:pPr>
+        <w:ind w:firstLine="0"/>
+        <w:jc w:val="left"/>
+      </w:pPr>
+    </w:p>
+    <w:p>
+      <w:pPr>
+        <w:ind w:firstLine="0"/>
+        <w:jc w:val="left"/>
+      </w:pPr>
+    </w:p>
+    <w:p>
+      <w:pPr>
+        <w:ind w:firstLine="0"/>
+        <w:jc w:val="left"/>
+      </w:pPr>
+    </w:p>
+    <w:p>
+      <w:pPr>
+        <w:ind w:firstLine="0"/>
+        <w:jc w:val="left"/>
+      </w:pPr>
+    </w:p>
+    <w:p>
+      <w:pPr>
+        <w:ind w:firstLine="0"/>
+        <w:jc w:val="left"/>
+      </w:pPr>
+    </w:p>
+    <w:p>
+      <w:pPr>
+        <w:ind w:firstLine="0"/>
+      </w:pPr>
+      <w:r>
+        <w:t xml:space="preserve">To ensure the generation of valid JSON ontologies, the GPT-5 mini model is prompted with a formal JSON schema, specific formatting constraints, and a one-shot </w:t>
+      </w:r>
+      <w:r>
+        <w:t>example.</w:t>
+      </w:r>
+      <w:r>
+        <w:t xml:space="preserve"> </w:t>
+      </w:r>
+      <w:r>
+        <w:t xml:space="preserve">Furthermore, if the generated JSON is invalid—either due to syntax errors (e.g., missing brackets) or schema violations (e.g., duplicate entities or missing </w:t>
+      </w:r>
+      <w:r>
+        <w:t xml:space="preserve">identity </w:t>
+      </w:r>
+      <w:r>
+        <w:t xml:space="preserve">attributes)—the </w:t>
+      </w:r>
+      <w:r>
+        <w:lastRenderedPageBreak/>
+        <w:t>LLM is prompted to regenerate the ontology, guided by a detailed description of the identified errors</w:t>
+      </w:r>
+      <w:r>
+        <w:t>.</w:t>
+      </w:r>
+    </w:p>
+    <w:p>
+      <w:pPr>
+        <w:ind w:firstLine="0"/>
+        <w:rPr>
+          <w:lang w:val="en-GB"/>
+        </w:rPr>
+      </w:pPr>
+      <w:r>
+        <w:rPr>
+          <w:lang w:val="en-GB"/>
+        </w:rPr>
+        <w:t xml:space="preserve">The </w:t>
+      </w:r>
+      <w:r>
+        <w:rPr>
+          <w:lang w:val="en-GB"/>
+        </w:rPr>
+        <w:t>next</w:t>
+      </w:r>
+      <w:r>
+        <w:rPr>
+          <w:lang w:val="en-GB"/>
+        </w:rPr>
+        <w:t xml:space="preserve"> stage involves extracting data (entities and relations) based on the previously generated ontologies. We maintain </w:t>
+      </w:r>
+      <w:r>
+        <w:rPr>
+          <w:lang w:val="en-GB"/>
+        </w:rPr>
+        <w:t>the same</w:t>
+      </w:r>
+      <w:r>
+        <w:rPr>
+          <w:lang w:val="en-GB"/>
+        </w:rPr>
+        <w:t xml:space="preserve"> chunk-based processing approach to ensure scalability. Using GPT-5 mini, the system enforces ontological consistency by validating the JSON output; any non-compliant results are sent back to the LLM for iterative correction.</w:t>
+      </w:r>
+    </w:p>
+    <w:p>
+      <w:pPr>
+        <w:ind w:firstLine="0"/>
+        <w:rPr>
+          <w:lang w:val="en-GB"/>
+        </w:rPr>
+      </w:pPr>
+    </w:p>
+    <w:p>
+      <w:pPr>
+        <w:ind w:firstLine="0"/>
+        <w:rPr>
+          <w:lang w:val="en-GB"/>
+        </w:rPr>
+      </w:pPr>
+      <w:r>
+        <w:rPr>
+          <w:noProof/>
+          <w:lang w:val="en-GB"/>
+        </w:rPr>
+        <w:drawing>
+          <wp:anchor distT="0" distB="0" distL="114300" distR="114300" simplePos="0" relativeHeight="251659264" behindDoc="0" locked="0" layoutInCell="1" allowOverlap="1" wp14:anchorId="60D16021" wp14:editId="5EADA4D0">
+            <wp:simplePos x="0" y="0"/>
+            <wp:positionH relativeFrom="column">
+              <wp:posOffset>18415</wp:posOffset>
+            </wp:positionH>
+            <wp:positionV relativeFrom="paragraph">
+              <wp:posOffset>20955</wp:posOffset>
+            </wp:positionV>
+            <wp:extent cx="3058795" cy="2755900"/>
+            <wp:effectExtent l="19050" t="19050" r="27305" b="25400"/>
+            <wp:wrapSquare wrapText="bothSides"/>
+            <wp:docPr id="577204410" name="Picture 2"/>
+            <wp:cNvGraphicFramePr>
+              <a:graphicFrameLocks xmlns:a="http://schemas.openxmlformats.org/drawingml/2006/main" noChangeAspect="1"/>
+            </wp:cNvGraphicFramePr>
+            <a:graphic xmlns:a="http://schemas.openxmlformats.org/drawingml/2006/main">
+              <a:graphicData uri="http://schemas.openxmlformats.org/drawingml/2006/picture">
+                <pic:pic xmlns:pic="http://schemas.openxmlformats.org/drawingml/2006/picture">
+                  <pic:nvPicPr>
+                    <pic:cNvPr id="577204410" name="Picture 2"/>
+                    <pic:cNvPicPr/>
+                  </pic:nvPicPr>
+                  <pic:blipFill>
+                    <a:blip r:embed="rId10">
+                      <a:extLst>
+                        <a:ext uri="{28A0092B-C50C-407E-A947-70E740481C1C}">
+                          <a14:useLocalDpi xmlns:a14="http://schemas.microsoft.com/office/drawing/2010/main" val="0"/>
+                        </a:ext>
+                      </a:extLst>
+                    </a:blip>
+                    <a:srcRect t="2340" b="2340"/>
+                    <a:stretch>
+                      <a:fillRect/>
+                    </a:stretch>
+                  </pic:blipFill>
+                  <pic:spPr bwMode="auto">
+                    <a:xfrm>
+                      <a:off x="0" y="0"/>
+                      <a:ext cx="3058795" cy="2755900"/>
+                    </a:xfrm>
+                    <a:prstGeom prst="rect">
+                      <a:avLst/>
+                    </a:prstGeom>
+                    <a:ln w="9525" cap="flat" cmpd="sng" algn="ctr">
+                      <a:solidFill>
+                        <a:srgbClr val="44546A"/>
+                      </a:solidFill>
+                      <a:prstDash val="solid"/>
+                      <a:round/>
+                      <a:headEnd type="none" w="med" len="med"/>
+                      <a:tailEnd type="none" w="med" len="med"/>
+                      <a:extLst>
+                        <a:ext uri="{C807C97D-BFC1-408E-A445-0C87EB9F89A2}">
+                          <ask:lineSketchStyleProps xmlns:ask="http://schemas.microsoft.com/office/drawing/2018/sketchyshapes" sd="0">
+                            <a:custGeom>
+                              <a:avLst/>
+                              <a:gdLst/>
+                              <a:ahLst/>
+                              <a:cxnLst/>
+                              <a:rect l="0" t="0" r="0" b="0"/>
+                              <a:pathLst/>
+                            </a:custGeom>
+                            <ask:type/>
+                          </ask:lineSketchStyleProps>
+                        </a:ext>
+                      </a:extLst>
+                    </a:ln>
+                    <a:extLst>
+                      <a:ext uri="{53640926-AAD7-44D8-BBD7-CCE9431645EC}">
+                        <a14:shadowObscured xmlns:a14="http://schemas.microsoft.com/office/drawing/2010/main"/>
+                      </a:ext>
+                    </a:extLst>
                   </pic:spPr>
                 </pic:pic>
               </a:graphicData>
@@ -1311,101 +1707,140 @@
           </wp:anchor>
         </w:drawing>
       </w:r>
+      <w:r>
+        <w:rPr>
+          <w:lang w:val="en-GB"/>
+        </w:rPr>
+        <w:t>Once the LLM extracts data from each document</w:t>
+      </w:r>
+      <w:r>
+        <w:rPr>
+          <w:lang w:val="en-GB"/>
+        </w:rPr>
+        <w:t>/</w:t>
+      </w:r>
+      <w:r>
+        <w:rPr>
+          <w:lang w:val="en-GB"/>
+        </w:rPr>
+        <w:t>chunk for a specific topic, all entities and relations are merged into a single JSON object. Subsequently, any duplicate entities and relations are identified, and the LLM is prompted to merge them.</w:t>
+      </w:r>
     </w:p>
     <w:p>
       <w:pPr>
         <w:ind w:firstLine="0"/>
-        <w:jc w:val="left"/>
-      </w:pPr>
-      <w:r>
-        <w:t xml:space="preserve">The algorithm processes documents by category, splitting those exceeding a character </w:t>
-      </w:r>
-      <w:r>
-        <w:t xml:space="preserve">number </w:t>
-      </w:r>
-      <w:r>
-        <w:t xml:space="preserve">threshold into smaller chunks. An LLM generates a JSON ontology for each chunk. These ontologies are then iteratively merged in a binary-tree </w:t>
-      </w:r>
-      <w:r>
-        <w:t xml:space="preserve">style </w:t>
-      </w:r>
-      <w:r>
-        <w:t>until a single, unified ontology is produced for each category.</w:t>
+        <w:rPr>
+          <w:lang w:val="en-GB"/>
+        </w:rPr>
+      </w:pPr>
+      <w:r>
+        <w:rPr>
+          <w:lang w:val="en-GB"/>
+        </w:rPr>
+        <w:t xml:space="preserve">Note: Entities are considered duplicates if they share the same label and </w:t>
+      </w:r>
+      <w:r>
+        <w:rPr>
+          <w:lang w:val="en-GB"/>
+        </w:rPr>
+        <w:t xml:space="preserve">the same </w:t>
+      </w:r>
+      <w:r>
+        <w:rPr>
+          <w:lang w:val="en-GB"/>
+        </w:rPr>
+        <w:t>key attribute</w:t>
+      </w:r>
+      <w:r>
+        <w:rPr>
+          <w:lang w:val="en-GB"/>
+        </w:rPr>
+        <w:t xml:space="preserve"> value</w:t>
+      </w:r>
+      <w:r>
+        <w:rPr>
+          <w:lang w:val="en-GB"/>
+        </w:rPr>
+        <w:t>. Relations are considered duplicates if they share the same label</w:t>
+      </w:r>
+      <w:r>
+        <w:rPr>
+          <w:lang w:val="en-GB"/>
+        </w:rPr>
+        <w:t xml:space="preserve"> and connect the same source and target entities.</w:t>
       </w:r>
     </w:p>
     <w:p>
       <w:pPr>
         <w:ind w:firstLine="0"/>
-        <w:jc w:val="left"/>
-      </w:pPr>
-      <w:r>
-        <w:t xml:space="preserve">Note: </w:t>
-      </w:r>
-      <w:r>
-        <w:t>A sliding window approach is employed for document splitting, where each chunk overlaps with the previous one to prevent loss of context at the boundaries.</w:t>
-      </w:r>
+        <w:rPr>
+          <w:lang w:val="en-GB"/>
+        </w:rPr>
+      </w:pPr>
     </w:p>
     <w:p>
       <w:pPr>
         <w:ind w:firstLine="0"/>
-        <w:jc w:val="left"/>
+        <w:rPr>
+          <w:lang w:val="en-GB"/>
+        </w:rPr>
       </w:pPr>
     </w:p>
     <w:p>
       <w:pPr>
         <w:ind w:firstLine="0"/>
-        <w:jc w:val="left"/>
-      </w:pPr>
+        <w:rPr>
+          <w:lang w:val="en-GB"/>
+        </w:rPr>
+      </w:pPr>
+    </w:p>
+    <w:p>
+      <w:pPr>
+        <w:pStyle w:val="Heading2"/>
+      </w:pPr>
+      <w:r>
+        <w:t>Entity resolution</w:t>
+      </w:r>
     </w:p>
     <w:p>
       <w:pPr>
         <w:ind w:firstLine="0"/>
-        <w:jc w:val="left"/>
-      </w:pPr>
+      </w:pPr>
+      <w:r>
+        <w:t>We represent each entity and relation as text using their labels and attributes. For entities, we also incorporate all their 1-hop relations. Finally, these text descriptions are converted into embeddings using the text-embedding-3-small model.</w:t>
+      </w:r>
     </w:p>
     <w:p>
       <w:pPr>
         <w:ind w:firstLine="0"/>
-        <w:jc w:val="left"/>
+        <w:rPr>
+          <w:lang w:val="en-GB"/>
+        </w:rPr>
       </w:pPr>
     </w:p>
     <w:p>
       <w:pPr>
         <w:ind w:firstLine="0"/>
-        <w:jc w:val="left"/>
+        <w:rPr>
+          <w:lang w:val="en-GB"/>
+        </w:rPr>
       </w:pPr>
     </w:p>
     <w:p>
       <w:pPr>
         <w:ind w:firstLine="0"/>
-        <w:jc w:val="left"/>
+        <w:rPr>
+          <w:lang w:val="en-GB"/>
+        </w:rPr>
       </w:pPr>
     </w:p>
     <w:p>
       <w:pPr>
         <w:ind w:firstLine="0"/>
-      </w:pPr>
-      <w:r>
-        <w:t xml:space="preserve">To ensure the generation of valid JSON ontologies, the GPT-5 mini model is prompted with a formal JSON schema, specific formatting constraints, and a one-shot </w:t>
-      </w:r>
-      <w:r>
-        <w:t>example.</w:t>
-      </w:r>
-      <w:r>
-        <w:t xml:space="preserve"> </w:t>
-      </w:r>
-      <w:r>
-        <w:t xml:space="preserve">Furthermore, if the generated JSON is invalid—either due to syntax errors (e.g., missing brackets) or schema violations (e.g., duplicate entities or missing </w:t>
-      </w:r>
-      <w:r>
-        <w:t xml:space="preserve">identity </w:t>
-      </w:r>
-      <w:r>
-        <w:t>attributes)—the LLM is prompted to regenerate the ontology, guided by a detailed description of the identified errors</w:t>
-      </w:r>
-      <w:r>
-        <w:t>.</w:t>
-      </w:r>
+        <w:rPr>
+          <w:lang w:val="en-GB"/>
+        </w:rPr>
+      </w:pPr>
     </w:p>
     <w:p>
       <w:pPr>
@@ -1414,39 +1849,30 @@
           <w:lang w:val="en-GB"/>
         </w:rPr>
       </w:pPr>
-      <w:r>
+    </w:p>
+    <w:p>
+      <w:pPr>
+        <w:ind w:firstLine="0"/>
         <w:rPr>
           <w:lang w:val="en-GB"/>
         </w:rPr>
-        <w:lastRenderedPageBreak/>
-        <w:t xml:space="preserve">The </w:t>
-      </w:r>
-      <w:r>
+      </w:pPr>
+    </w:p>
+    <w:p>
+      <w:pPr>
+        <w:ind w:firstLine="0"/>
         <w:rPr>
           <w:lang w:val="en-GB"/>
         </w:rPr>
-        <w:t>next</w:t>
-      </w:r>
-      <w:r>
+      </w:pPr>
+    </w:p>
+    <w:p>
+      <w:pPr>
+        <w:ind w:firstLine="0"/>
         <w:rPr>
           <w:lang w:val="en-GB"/>
         </w:rPr>
-        <w:t xml:space="preserve"> stage involves extracting data (entities and relations) based on the previously generated ontologies. We maintain a chunk-based processing approach to ensure scalability. Using GPT-5 mini, the system enforces ontological consistency by validating the JSON output; any non-compliant results are sent back to the LLM for iterative correction.</w:t>
-      </w:r>
-    </w:p>
-    <w:p>
-      <w:pPr>
-        <w:ind w:firstLine="0"/>
-        <w:rPr>
-          <w:lang w:val="en-GB"/>
-        </w:rPr>
-      </w:pPr>
-      <w:r>
-        <w:rPr>
-          <w:lang w:val="en-GB"/>
-        </w:rPr>
-        <w:t>// Riportare algoritmo latex</w:t>
-      </w:r>
+      </w:pPr>
     </w:p>
     <w:p>
       <w:pPr>
@@ -1465,9 +1891,17 @@
         </w:numPr>
       </w:pPr>
       <w:r>
-        <w:t xml:space="preserve">Download the latest Libertinus zip file </w:t>
-      </w:r>
-      <w:hyperlink r:id="rId10" w:history="1">
+        <w:t xml:space="preserve">Download the latest </w:t>
+      </w:r>
+      <w:proofErr w:type="spellStart"/>
+      <w:r>
+        <w:t>Libertinus</w:t>
+      </w:r>
+      <w:proofErr w:type="spellEnd"/>
+      <w:r>
+        <w:t xml:space="preserve"> zip file </w:t>
+      </w:r>
+      <w:hyperlink r:id="rId11" w:history="1">
         <w:r>
           <w:rPr>
             <w:rStyle w:val="Hyperlink"/>
@@ -1492,6 +1926,7 @@
         <w:pStyle w:val="Numberedlist"/>
       </w:pPr>
       <w:r>
+        <w:lastRenderedPageBreak/>
         <w:t>Open the Windows 10 “Settings” from the Start menu and switch to the Personalization / Fonts it should display the currently installed fonts, each as a directory.</w:t>
       </w:r>
     </w:p>
@@ -1508,7 +1943,15 @@
         <w:pStyle w:val="Numberedlist"/>
       </w:pPr>
       <w:r>
-        <w:t>Select all files with extension .otf and drag and drop them to the field “Drag and drop to install” of the selected settings menu.</w:t>
+        <w:t>Select all files with extension .</w:t>
+      </w:r>
+      <w:proofErr w:type="spellStart"/>
+      <w:r>
+        <w:t>otf</w:t>
+      </w:r>
+      <w:proofErr w:type="spellEnd"/>
+      <w:r>
+        <w:t xml:space="preserve"> and drag and drop them to the field “Drag and drop to install” of the selected settings menu.</w:t>
       </w:r>
     </w:p>
     <w:p>
@@ -1523,7 +1966,7 @@
       <w:r>
         <w:t xml:space="preserve">For more detailed instructions, see this </w:t>
       </w:r>
-      <w:hyperlink r:id="rId11" w:history="1">
+      <w:hyperlink r:id="rId12" w:history="1">
         <w:r>
           <w:rPr>
             <w:rStyle w:val="Hyperlink"/>
@@ -1552,9 +1995,17 @@
         </w:numPr>
       </w:pPr>
       <w:r>
-        <w:t xml:space="preserve">Download the latest Libertinus zip file </w:t>
-      </w:r>
-      <w:hyperlink r:id="rId12" w:history="1">
+        <w:t xml:space="preserve">Download the latest </w:t>
+      </w:r>
+      <w:proofErr w:type="spellStart"/>
+      <w:r>
+        <w:t>Libertinus</w:t>
+      </w:r>
+      <w:proofErr w:type="spellEnd"/>
+      <w:r>
+        <w:t xml:space="preserve"> zip file </w:t>
+      </w:r>
+      <w:hyperlink r:id="rId13" w:history="1">
         <w:r>
           <w:rPr>
             <w:rStyle w:val="Hyperlink"/>
@@ -1595,7 +2046,15 @@
         <w:pStyle w:val="Numberedlist"/>
       </w:pPr>
       <w:r>
-        <w:t>Drag and drop all .otf files to the Font Book window.</w:t>
+        <w:t>Drag and drop all .</w:t>
+      </w:r>
+      <w:proofErr w:type="spellStart"/>
+      <w:r>
+        <w:t>otf</w:t>
+      </w:r>
+      <w:proofErr w:type="spellEnd"/>
+      <w:r>
+        <w:t xml:space="preserve"> files to the Font Book window.</w:t>
       </w:r>
     </w:p>
     <w:p>
@@ -1608,9 +2067,17 @@
     </w:p>
     <w:p>
       <w:r>
-        <w:t xml:space="preserve">For more detailed instthis </w:t>
-      </w:r>
-      <w:hyperlink r:id="rId13" w:history="1">
+        <w:t xml:space="preserve">For more detailed </w:t>
+      </w:r>
+      <w:proofErr w:type="spellStart"/>
+      <w:r>
+        <w:t>instthis</w:t>
+      </w:r>
+      <w:proofErr w:type="spellEnd"/>
+      <w:r>
+        <w:t xml:space="preserve"> </w:t>
+      </w:r>
+      <w:hyperlink r:id="rId14" w:history="1">
         <w:r>
           <w:rPr>
             <w:rStyle w:val="Hyperlink"/>
@@ -1634,8 +2101,13 @@
       <w:pPr>
         <w:pStyle w:val="Heading2"/>
       </w:pPr>
-      <w:r>
-        <w:t>Subsetction 1</w:t>
+      <w:proofErr w:type="spellStart"/>
+      <w:r>
+        <w:t>Subsetction</w:t>
+      </w:r>
+      <w:proofErr w:type="spellEnd"/>
+      <w:r>
+        <w:t xml:space="preserve"> 1</w:t>
       </w:r>
     </w:p>
     <w:p>
@@ -1749,6 +2221,7 @@
         <w:pStyle w:val="Heading2"/>
       </w:pPr>
       <w:r>
+        <w:lastRenderedPageBreak/>
         <w:t>…</w:t>
       </w:r>
     </w:p>
@@ -1763,7 +2236,6 @@
         <w:pStyle w:val="Heading1"/>
       </w:pPr>
       <w:r>
-        <w:lastRenderedPageBreak/>
         <w:t>Conclusion and limitations</w:t>
       </w:r>
     </w:p>
@@ -1793,7 +2265,15 @@
         <w:pStyle w:val="reference"/>
       </w:pPr>
       <w:r>
-        <w:t>Agrawal, G., Kumarage, T., Alghamdi, Z., &amp; Liu, H. (2024). Can Knowledge Graphs Reduce Hallucinations in LLMs?: A Survey. arXiv preprint arXiv:2404.14446</w:t>
+        <w:t xml:space="preserve">Agrawal, G., Kumarage, T., Alghamdi, Z., &amp; Liu, H. (2024). Can Knowledge Graphs Reduce Hallucinations in LLMs?: A Survey. </w:t>
+      </w:r>
+      <w:proofErr w:type="spellStart"/>
+      <w:r>
+        <w:t>arXiv</w:t>
+      </w:r>
+      <w:proofErr w:type="spellEnd"/>
+      <w:r>
+        <w:t xml:space="preserve"> preprint arXiv:2404.14446</w:t>
       </w:r>
       <w:r>
         <w:t>.</w:t>
@@ -1804,7 +2284,23 @@
         <w:pStyle w:val="reference"/>
       </w:pPr>
       <w:r>
-        <w:t>Edge, D., Trinh, H., Cheng, N., Bradley, J., Chao, A., Mody, A., Truitt, S., Metropolitansky, D., Ness, R. O., &amp; Larson, J. (2024). From Local to Global: A Graph RAG Approach to Query-Focused Summarization. arXiv preprint arXiv:2404.16130.</w:t>
+        <w:t xml:space="preserve">Edge, D., Trinh, H., Cheng, N., Bradley, J., Chao, A., Mody, A., Truitt, S., </w:t>
+      </w:r>
+      <w:proofErr w:type="spellStart"/>
+      <w:r>
+        <w:t>Metropolitansky</w:t>
+      </w:r>
+      <w:proofErr w:type="spellEnd"/>
+      <w:r>
+        <w:t xml:space="preserve">, D., Ness, R. O., &amp; Larson, J. (2024). From Local to Global: A Graph RAG Approach to Query-Focused Summarization. </w:t>
+      </w:r>
+      <w:proofErr w:type="spellStart"/>
+      <w:r>
+        <w:t>arXiv</w:t>
+      </w:r>
+      <w:proofErr w:type="spellEnd"/>
+      <w:r>
+        <w:t xml:space="preserve"> preprint arXiv:2404.16130.</w:t>
       </w:r>
     </w:p>
     <w:p>
@@ -1812,7 +2308,47 @@
         <w:pStyle w:val="reference"/>
       </w:pPr>
       <w:r>
-        <w:t>Mo, B., Yu, K., Kazdan, J., Cabezas, J., Mpala, P., Yu, L., Cundy, C., Kanatsoulis, C., &amp; Koyejo, S. (2024). KGGen: Extracting Knowledge Graphs from Plain Text with Language Models. arXiv preprint arXiv:2410.12154.</w:t>
+        <w:t xml:space="preserve">Mo, B., Yu, K., </w:t>
+      </w:r>
+      <w:proofErr w:type="spellStart"/>
+      <w:r>
+        <w:t>Kazdan</w:t>
+      </w:r>
+      <w:proofErr w:type="spellEnd"/>
+      <w:r>
+        <w:t xml:space="preserve">, J., Cabezas, J., Mpala, P., Yu, L., Cundy, C., </w:t>
+      </w:r>
+      <w:proofErr w:type="spellStart"/>
+      <w:r>
+        <w:t>Kanatsoulis</w:t>
+      </w:r>
+      <w:proofErr w:type="spellEnd"/>
+      <w:r>
+        <w:t xml:space="preserve">, C., &amp; </w:t>
+      </w:r>
+      <w:proofErr w:type="spellStart"/>
+      <w:r>
+        <w:t>Koyejo</w:t>
+      </w:r>
+      <w:proofErr w:type="spellEnd"/>
+      <w:r>
+        <w:t xml:space="preserve">, S. (2024). </w:t>
+      </w:r>
+      <w:proofErr w:type="spellStart"/>
+      <w:r>
+        <w:t>KGGen</w:t>
+      </w:r>
+      <w:proofErr w:type="spellEnd"/>
+      <w:r>
+        <w:t xml:space="preserve">: Extracting Knowledge Graphs from Plain Text with Language Models. </w:t>
+      </w:r>
+      <w:proofErr w:type="spellStart"/>
+      <w:r>
+        <w:t>arXiv</w:t>
+      </w:r>
+      <w:proofErr w:type="spellEnd"/>
+      <w:r>
+        <w:t xml:space="preserve"> preprint arXiv:2410.12154.</w:t>
       </w:r>
     </w:p>
     <w:p>
@@ -1833,7 +2369,15 @@
         <w:pStyle w:val="reference"/>
       </w:pPr>
       <w:r>
-        <w:t>H. Bian, "LLM-Empowered Knowledge Graph Construction: A Survey," Xidian University, Xi’an, China, Tech. Rep., 2024.</w:t>
+        <w:t xml:space="preserve">H. Bian, "LLM-Empowered Knowledge Graph Construction: A Survey," </w:t>
+      </w:r>
+      <w:proofErr w:type="spellStart"/>
+      <w:r>
+        <w:t>Xidian</w:t>
+      </w:r>
+      <w:proofErr w:type="spellEnd"/>
+      <w:r>
+        <w:t xml:space="preserve"> University, Xi’an, China, Tech. Rep., 2024.</w:t>
       </w:r>
     </w:p>
     <w:p>
@@ -1864,7 +2408,15 @@
         <w:pStyle w:val="reference"/>
       </w:pPr>
       <w:r>
-        <w:t xml:space="preserve">D. Kosiur, Understanding Policy-Based Networking, 2nd. ed., Wiley, New York, NY, 2001. </w:t>
+        <w:t xml:space="preserve">D. </w:t>
+      </w:r>
+      <w:proofErr w:type="spellStart"/>
+      <w:r>
+        <w:t>Kosiur</w:t>
+      </w:r>
+      <w:proofErr w:type="spellEnd"/>
+      <w:r>
+        <w:t xml:space="preserve">, Understanding Policy-Based Networking, 2nd. ed., Wiley, New York, NY, 2001. </w:t>
       </w:r>
     </w:p>
     <w:p>
@@ -1910,7 +2462,23 @@
         <w:pStyle w:val="reference"/>
       </w:pPr>
       <w:r>
-        <w:t xml:space="preserve">B. P. Douglass, D. Harel, M. B. Trakhtenbrot, Statecarts in use: structured analysis and object-orientation, in: G. Rozenberg, F. W. Vaandrager (Eds.), Lectures on Embedded Systems, volume 1494 of Lecture Notes in Computer Science, Springer-Verlag, London, 1998, pp. 368–394. doi:10.1007/3-540-65193-4_29. </w:t>
+        <w:t xml:space="preserve">B. P. Douglass, D. Harel, M. B. </w:t>
+      </w:r>
+      <w:proofErr w:type="spellStart"/>
+      <w:r>
+        <w:t>Trakhtenbrot</w:t>
+      </w:r>
+      <w:proofErr w:type="spellEnd"/>
+      <w:r>
+        <w:t xml:space="preserve">, </w:t>
+      </w:r>
+      <w:proofErr w:type="spellStart"/>
+      <w:r>
+        <w:t>Statecarts</w:t>
+      </w:r>
+      <w:proofErr w:type="spellEnd"/>
+      <w:r>
+        <w:t xml:space="preserve"> in use: structured analysis and object-orientation, in: G. Rozenberg, F. W. Vaandrager (Eds.), Lectures on Embedded Systems, volume 1494 of Lecture Notes in Computer Science, Springer-Verlag, London, 1998, pp. 368–394. doi:10.1007/3-540-65193-4_29. </w:t>
       </w:r>
     </w:p>
     <w:p>
@@ -1918,6 +2486,7 @@
         <w:pStyle w:val="reference"/>
       </w:pPr>
       <w:r>
+        <w:lastRenderedPageBreak/>
         <w:t xml:space="preserve">D. E. Knuth, The Art of Computer Programming, Vol. 1: Fundamental Algorithms (3rd. ed.), Addison Wesley Longman Publishing Co., Inc., 1997. </w:t>
       </w:r>
     </w:p>
@@ -1926,7 +2495,6 @@
         <w:pStyle w:val="reference"/>
       </w:pPr>
       <w:r>
-        <w:lastRenderedPageBreak/>
         <w:t>S. Andler, Predicate path expressions, in: Proceedings of the 6th. ACM SIGACT</w:t>
       </w:r>
       <w:r>
@@ -1982,7 +2550,15 @@
         <w:pStyle w:val="reference"/>
       </w:pPr>
       <w:r>
-        <w:t xml:space="preserve">D. A. Anisi, Optimal Motion Control of a Ground Vehicle, Master’s thesis, Royal Institute of Technology (KTH), Stockholm, Sweden, 2003. </w:t>
+        <w:t xml:space="preserve">D. A. </w:t>
+      </w:r>
+      <w:proofErr w:type="spellStart"/>
+      <w:r>
+        <w:t>Anisi</w:t>
+      </w:r>
+      <w:proofErr w:type="spellEnd"/>
+      <w:r>
+        <w:t xml:space="preserve">, Optimal Motion Control of a Ground Vehicle, Master’s thesis, Royal Institute of Technology (KTH), Stockholm, Sweden, 2003. </w:t>
       </w:r>
     </w:p>
     <w:p>
@@ -1993,7 +2569,15 @@
         </w:rPr>
       </w:pPr>
       <w:r>
-        <w:t xml:space="preserve">H. Thornburg, Introduction to bayesian statistics, 2001. </w:t>
+        <w:t xml:space="preserve">H. Thornburg, Introduction to </w:t>
+      </w:r>
+      <w:proofErr w:type="spellStart"/>
+      <w:r>
+        <w:t>bayesian</w:t>
+      </w:r>
+      <w:proofErr w:type="spellEnd"/>
+      <w:r>
+        <w:t xml:space="preserve"> statistics, 2001. </w:t>
       </w:r>
       <w:r>
         <w:rPr>
@@ -2001,19 +2585,29 @@
         </w:rPr>
         <w:t xml:space="preserve">URL: </w:t>
       </w:r>
-      <w:hyperlink r:id="rId14" w:history="1">
-        <w:r>
-          <w:rPr>
-            <w:rStyle w:val="Hyperlink"/>
-            <w:lang w:val="sv-SE"/>
-          </w:rPr>
-          <w:t>http://ccrma.stanford.edu/jos/bayes/bayes.html</w:t>
-        </w:r>
-      </w:hyperlink>
-      <w:r>
-        <w:rPr>
+      <w:r>
+        <w:fldChar w:fldCharType="begin"/>
+      </w:r>
+      <w:r>
+        <w:instrText>HYPERLINK "http://ccrma.stanford.edu/jos/bayes/bayes.html"</w:instrText>
+      </w:r>
+      <w:r>
+        <w:fldChar w:fldCharType="separate"/>
+      </w:r>
+      <w:r>
+        <w:rPr>
+          <w:rStyle w:val="Hyperlink"/>
           <w:lang w:val="sv-SE"/>
         </w:rPr>
+        <w:t>http://ccrma.stanford.edu/jos/bayes/bayes.html</w:t>
+      </w:r>
+      <w:r>
+        <w:fldChar w:fldCharType="end"/>
+      </w:r>
+      <w:r>
+        <w:rPr>
+          <w:lang w:val="sv-SE"/>
+        </w:rPr>
         <w:t xml:space="preserve">. </w:t>
       </w:r>
     </w:p>
@@ -2022,19 +2616,35 @@
         <w:pStyle w:val="reference"/>
       </w:pPr>
       <w:r>
-        <w:t>R. Ablamowicz, B. Fauser, Cli</w:t>
+        <w:t xml:space="preserve">R. </w:t>
+      </w:r>
+      <w:proofErr w:type="spellStart"/>
+      <w:r>
+        <w:t>Ablamowicz</w:t>
+      </w:r>
+      <w:proofErr w:type="spellEnd"/>
+      <w:r>
+        <w:t>, B. Fauser, Cli</w:t>
       </w:r>
       <w:r>
         <w:t>ff</w:t>
       </w:r>
       <w:r>
-        <w:t>ord: a maple 11 package for cli</w:t>
+        <w:t xml:space="preserve">ord: a maple 11 package for </w:t>
+      </w:r>
+      <w:proofErr w:type="spellStart"/>
+      <w:r>
+        <w:t>cli</w:t>
       </w:r>
       <w:r>
         <w:t>ff</w:t>
       </w:r>
       <w:r>
-        <w:t xml:space="preserve">ord algebra computations, version 11, 2007. URL: </w:t>
+        <w:t>ord</w:t>
+      </w:r>
+      <w:proofErr w:type="spellEnd"/>
+      <w:r>
+        <w:t xml:space="preserve"> algebra computations, version 11, 2007. URL: </w:t>
       </w:r>
       <w:hyperlink r:id="rId15" w:history="1">
         <w:r>
@@ -2072,7 +2682,15 @@
         <w:pStyle w:val="reference"/>
       </w:pPr>
       <w:r>
-        <w:t xml:space="preserve">B. Obama, A more perfect union, Video, 2008. URL: http://video.google.com/videoplay? docid=6528042696351994555. </w:t>
+        <w:t xml:space="preserve">B. Obama, A more perfect union, Video, 2008. URL: http://video.google.com/videoplay? </w:t>
+      </w:r>
+      <w:proofErr w:type="spellStart"/>
+      <w:r>
+        <w:t>docid</w:t>
+      </w:r>
+      <w:proofErr w:type="spellEnd"/>
+      <w:r>
+        <w:t xml:space="preserve">=6528042696351994555. </w:t>
       </w:r>
     </w:p>
     <w:p>
@@ -2105,7 +2723,15 @@
         <w:pStyle w:val="reference"/>
       </w:pPr>
       <w:r>
-        <w:t xml:space="preserve">N. Lee, Interview with bill kinder: January 13, 2005, Comput. Entertain. 3 (2005). doi:10.1145/1057270.1057278. </w:t>
+        <w:t xml:space="preserve">N. Lee, Interview with bill kinder: January 13, 2005, </w:t>
+      </w:r>
+      <w:proofErr w:type="spellStart"/>
+      <w:r>
+        <w:t>Comput</w:t>
+      </w:r>
+      <w:proofErr w:type="spellEnd"/>
+      <w:r>
+        <w:t xml:space="preserve">. Entertain. 3 (2005). doi:10.1145/1057270.1057278. </w:t>
       </w:r>
     </w:p>
     <w:p>
@@ -2137,7 +2763,15 @@
         <w:pStyle w:val="reference"/>
       </w:pPr>
       <w:r>
-        <w:t xml:space="preserve">M. Saeedi, M. S. Zamani, M. Sedighi, Z. Sasanian, Synthesis of reversible circuit using cycle-based approach, J. Emerg. Technol. Comput. Syst. 6 (2010). </w:t>
+        <w:t xml:space="preserve">M. Saeedi, M. S. Zamani, M. Sedighi, Z. Sasanian, Synthesis of reversible circuit using cycle-based approach, J. Emerg. Technol. </w:t>
+      </w:r>
+      <w:proofErr w:type="spellStart"/>
+      <w:r>
+        <w:t>Comput</w:t>
+      </w:r>
+      <w:proofErr w:type="spellEnd"/>
+      <w:r>
+        <w:t xml:space="preserve">. Syst. 6 (2010). </w:t>
       </w:r>
     </w:p>
     <w:p>
@@ -2145,7 +2779,23 @@
         <w:pStyle w:val="reference"/>
       </w:pPr>
       <w:r>
-        <w:t xml:space="preserve">M. Kirschmer, J. Voight, Algorithmic enumeration of ideal classes for quaternion orders, SIAM J. Comput. 39 (2010) 1714–1747. URL: </w:t>
+        <w:t xml:space="preserve">M. </w:t>
+      </w:r>
+      <w:proofErr w:type="spellStart"/>
+      <w:r>
+        <w:t>Kirschmer</w:t>
+      </w:r>
+      <w:proofErr w:type="spellEnd"/>
+      <w:r>
+        <w:t xml:space="preserve">, J. Voight, Algorithmic enumeration of ideal classes for quaternion orders, SIAM J. </w:t>
+      </w:r>
+      <w:proofErr w:type="spellStart"/>
+      <w:r>
+        <w:t>Comput</w:t>
+      </w:r>
+      <w:proofErr w:type="spellEnd"/>
+      <w:r>
+        <w:t xml:space="preserve">. 39 (2010) 1714–1747. URL: </w:t>
       </w:r>
       <w:hyperlink r:id="rId18" w:history="1">
         <w:r>
@@ -2164,13 +2814,22 @@
         <w:pStyle w:val="reference"/>
       </w:pPr>
       <w:r>
-        <w:t>L. H</w:t>
+        <w:lastRenderedPageBreak/>
+        <w:t xml:space="preserve">L. </w:t>
+      </w:r>
+      <w:proofErr w:type="spellStart"/>
+      <w:r>
+        <w:t>H</w:t>
       </w:r>
       <w:r>
         <w:t>ö</w:t>
       </w:r>
       <w:r>
-        <w:t>rmander, The analysis of linear partial di</w:t>
+        <w:t>rmander</w:t>
+      </w:r>
+      <w:proofErr w:type="spellEnd"/>
+      <w:r>
+        <w:t>, The analysis of linear partial di</w:t>
       </w:r>
       <w:r>
         <w:rPr>
@@ -2184,12 +2843,29 @@
       <w:r>
         <w:t xml:space="preserve"> </w:t>
       </w:r>
-      <w:r>
-        <w:t xml:space="preserve">Grundlehren der Mathematischen Wissenschaften [Fundamental Principles of </w:t>
-      </w:r>
-      <w:r>
-        <w:lastRenderedPageBreak/>
-        <w:t xml:space="preserve">Mathematical Sciences], Springer-Verlag, Berlin, Germany, 1985. Fourier integral operators. </w:t>
+      <w:proofErr w:type="spellStart"/>
+      <w:r>
+        <w:t>Grundlehren</w:t>
+      </w:r>
+      <w:proofErr w:type="spellEnd"/>
+      <w:r>
+        <w:t xml:space="preserve"> der </w:t>
+      </w:r>
+      <w:proofErr w:type="spellStart"/>
+      <w:r>
+        <w:t>Mathematischen</w:t>
+      </w:r>
+      <w:proofErr w:type="spellEnd"/>
+      <w:r>
+        <w:t xml:space="preserve"> </w:t>
+      </w:r>
+      <w:proofErr w:type="spellStart"/>
+      <w:r>
+        <w:t>Wissenschaften</w:t>
+      </w:r>
+      <w:proofErr w:type="spellEnd"/>
+      <w:r>
+        <w:t xml:space="preserve"> [Fundamental Principles of Mathematical Sciences], Springer-Verlag, Berlin, Germany, 1985. Fourier integral operators. </w:t>
       </w:r>
     </w:p>
     <w:p>
@@ -2197,13 +2873,21 @@
         <w:pStyle w:val="reference"/>
       </w:pPr>
       <w:r>
-        <w:t>L. H</w:t>
+        <w:t xml:space="preserve">L. </w:t>
+      </w:r>
+      <w:proofErr w:type="spellStart"/>
+      <w:r>
+        <w:t>H</w:t>
       </w:r>
       <w:r>
         <w:t>ö</w:t>
       </w:r>
       <w:r>
-        <w:t>rmander, The analysis of linear partial di</w:t>
+        <w:t>rmander</w:t>
+      </w:r>
+      <w:proofErr w:type="spellEnd"/>
+      <w:r>
+        <w:t>, The analysis of linear partial di</w:t>
       </w:r>
       <w:r>
         <w:rPr>
@@ -2212,7 +2896,39 @@
         <w:t>ff</w:t>
       </w:r>
       <w:r>
-        <w:t xml:space="preserve">erential operators. III, volume 275 of Grundlehren der Mathematischen Wissenschaften [Fundamental Principles of Mathematical Sciences], Springer-Verlag, Berlin, Germany, 1985. Pseudodierential operators. </w:t>
+        <w:t xml:space="preserve">erential operators. III, volume 275 of </w:t>
+      </w:r>
+      <w:proofErr w:type="spellStart"/>
+      <w:r>
+        <w:t>Grundlehren</w:t>
+      </w:r>
+      <w:proofErr w:type="spellEnd"/>
+      <w:r>
+        <w:t xml:space="preserve"> der </w:t>
+      </w:r>
+      <w:proofErr w:type="spellStart"/>
+      <w:r>
+        <w:t>Mathematischen</w:t>
+      </w:r>
+      <w:proofErr w:type="spellEnd"/>
+      <w:r>
+        <w:t xml:space="preserve"> </w:t>
+      </w:r>
+      <w:proofErr w:type="spellStart"/>
+      <w:r>
+        <w:t>Wissenschaften</w:t>
+      </w:r>
+      <w:proofErr w:type="spellEnd"/>
+      <w:r>
+        <w:t xml:space="preserve"> [Fundamental Principles of Mathematical Sciences], Springer-Verlag, Berlin, Germany, 1985. </w:t>
+      </w:r>
+      <w:proofErr w:type="spellStart"/>
+      <w:r>
+        <w:t>Pseudodierential</w:t>
+      </w:r>
+      <w:proofErr w:type="spellEnd"/>
+      <w:r>
+        <w:t xml:space="preserve"> operators. </w:t>
       </w:r>
     </w:p>
     <w:p>
@@ -2220,7 +2936,23 @@
         <w:pStyle w:val="reference"/>
       </w:pPr>
       <w:r>
-        <w:t xml:space="preserve">IEEE, Ieee tcsc executive committee, in: Proceedings of the IEEE International Conference on Web Services, ICWS ’04, IEEE Computer Society, Washington, DC, USA, 2004, pp. 21–22. doi:10.1109/ICWS.2004.64. </w:t>
+        <w:t xml:space="preserve">IEEE, </w:t>
+      </w:r>
+      <w:proofErr w:type="spellStart"/>
+      <w:r>
+        <w:t>Ieee</w:t>
+      </w:r>
+      <w:proofErr w:type="spellEnd"/>
+      <w:r>
+        <w:t xml:space="preserve"> </w:t>
+      </w:r>
+      <w:proofErr w:type="spellStart"/>
+      <w:r>
+        <w:t>tcsc</w:t>
+      </w:r>
+      <w:proofErr w:type="spellEnd"/>
+      <w:r>
+        <w:t xml:space="preserve"> executive committee, in: Proceedings of the IEEE International Conference on Web Services, ICWS ’04, IEEE Computer Society, Washington, DC, USA, 2004, pp. 21–22. doi:10.1109/ICWS.2004.64. </w:t>
       </w:r>
     </w:p>
     <w:p>
@@ -2275,7 +3007,15 @@
         </w:rPr>
       </w:pPr>
       <w:r>
-        <w:t xml:space="preserve">S. Anzaroot, A. McCallum, UMass citation field extraction dataset, 2013. </w:t>
+        <w:t xml:space="preserve">S. </w:t>
+      </w:r>
+      <w:proofErr w:type="spellStart"/>
+      <w:r>
+        <w:t>Anzaroot</w:t>
+      </w:r>
+      <w:proofErr w:type="spellEnd"/>
+      <w:r>
+        <w:t xml:space="preserve">, A. McCallum, UMass citation field extraction dataset, 2013. </w:t>
       </w:r>
       <w:r>
         <w:rPr>
@@ -2380,8 +3120,21 @@
       <w:r>
         <w:t xml:space="preserve"> </w:t>
       </w:r>
-      <w:r>
-        <w:t>EmPULIA is the official regional purchasing center and e-procurement platform for the Puglia Region in Italy, managed by InnovaPuglia S.p.A.</w:t>
+      <w:proofErr w:type="spellStart"/>
+      <w:r>
+        <w:t>EmPULIA</w:t>
+      </w:r>
+      <w:proofErr w:type="spellEnd"/>
+      <w:r>
+        <w:t xml:space="preserve"> is the official regional purchasing center and e-procurement platform for the Puglia Region in Italy, managed by </w:t>
+      </w:r>
+      <w:proofErr w:type="spellStart"/>
+      <w:r>
+        <w:t>InnovaPuglia</w:t>
+      </w:r>
+      <w:proofErr w:type="spellEnd"/>
+      <w:r>
+        <w:t xml:space="preserve"> S.p.A.</w:t>
       </w:r>
     </w:p>
   </w:footnote>

--- a/Report.docx
+++ b/Report.docx
@@ -187,7 +187,13 @@
       </w:r>
       <w:proofErr w:type="spellEnd"/>
       <w:r>
-        <w:t xml:space="preserve">. Our pipeline first partitions documents by topic, after which an LLM constructs a validated ontology for each </w:t>
+        <w:t xml:space="preserve">. Our pipeline first partitions documents by </w:t>
+      </w:r>
+      <w:r>
+        <w:t>category</w:t>
+      </w:r>
+      <w:r>
+        <w:t xml:space="preserve">, after which an LLM constructs a validated ontology for each </w:t>
       </w:r>
       <w:r>
         <w:t>of them</w:t>
@@ -196,7 +202,7 @@
         <w:t xml:space="preserve"> to guide entity and relation extraction. To ensure graph integrity, we </w:t>
       </w:r>
       <w:r>
-        <w:t xml:space="preserve">convert entities and relations to text and then </w:t>
+        <w:t xml:space="preserve">convert entities to text and then </w:t>
       </w:r>
       <w:r>
         <w:t xml:space="preserve">perform </w:t>
@@ -234,7 +240,13 @@
         <w:t>each</w:t>
       </w:r>
       <w:r>
-        <w:t xml:space="preserve"> main topic)</w:t>
+        <w:t xml:space="preserve"> main </w:t>
+      </w:r>
+      <w:r>
+        <w:t>category</w:t>
+      </w:r>
+      <w:r>
+        <w:t>)</w:t>
       </w:r>
       <w:r>
         <w:t xml:space="preserve"> </w:t>
@@ -256,19 +268,22 @@
         <w:t xml:space="preserve"> methodology.</w:t>
       </w:r>
       <w:r>
-        <w:t xml:space="preserve"> As a case study, we developed a specialized system based on GPT-5 </w:t>
-      </w:r>
-      <w:r>
-        <w:t>n</w:t>
-      </w:r>
-      <w:r>
-        <w:t>ano</w:t>
+        <w:t xml:space="preserve"> As a case study, we developed a specialized system based on GPT-5</w:t>
+      </w:r>
+      <w:r>
+        <w:t>-mini</w:t>
       </w:r>
       <w:r>
         <w:t xml:space="preserve">, </w:t>
       </w:r>
       <w:r>
-        <w:t xml:space="preserve">optimized to answer queries related to </w:t>
+        <w:t>optimized to answer</w:t>
+      </w:r>
+      <w:r>
+        <w:t xml:space="preserve"> </w:t>
+      </w:r>
+      <w:r>
+        <w:t xml:space="preserve">queries related to </w:t>
       </w:r>
       <w:hyperlink r:id="rId8" w:history="1">
         <w:proofErr w:type="spellStart"/>
@@ -310,6 +325,9 @@
       <w:r>
         <w:t xml:space="preserve"> (</w:t>
       </w:r>
+      <w:r>
+        <w:t>“</w:t>
+      </w:r>
       <w:proofErr w:type="spellStart"/>
       <w:r>
         <w:t>Codice</w:t>
@@ -323,6 +341,9 @@
         <w:t>Appalti</w:t>
       </w:r>
       <w:proofErr w:type="spellEnd"/>
+      <w:r>
+        <w:t>”</w:t>
+      </w:r>
       <w:r>
         <w:t>)</w:t>
       </w:r>
@@ -980,7 +1001,13 @@
         </w:numPr>
       </w:pPr>
       <w:r>
-        <w:t>Knowledge Graph Construction: Utilizing GPT-5 mini to extract and structure data.</w:t>
+        <w:t>Knowledge Graph Construction: Utilizing GPT-5</w:t>
+      </w:r>
+      <w:r>
+        <w:t>-</w:t>
+      </w:r>
+      <w:r>
+        <w:t>mini to extract and structure data.</w:t>
       </w:r>
     </w:p>
     <w:p>
@@ -1001,7 +1028,10 @@
         <w:t>5</w:t>
       </w:r>
       <w:r>
-        <w:t xml:space="preserve"> mini to identify duplicate entities and relations</w:t>
+        <w:t>-</w:t>
+      </w:r>
+      <w:r>
+        <w:t>mini to identify duplicate entities and relations</w:t>
       </w:r>
       <w:r>
         <w:t>.</w:t>
@@ -1049,19 +1079,19 @@
       </w:r>
       <w:proofErr w:type="spellEnd"/>
       <w:r>
-        <w:t xml:space="preserve"> e-procurement platform and the Italian Public Procurement Code. These documents were categorized by topic at the source; consequently, we elected to maintain this structure by developing </w:t>
-      </w:r>
-      <w:r>
-        <w:rPr>
-          <w:u w:val="single"/>
-        </w:rPr>
-        <w:t>a distinct Knowledge Graph (KG) for each thematic area</w:t>
+        <w:t xml:space="preserve"> e-procurement platform and the Italian Public Procurement Code. These documents were pre-classified by category at the source; consequently, we elected to maintain this structure by developing a distinct Knowledge Graph (KG) for each thematic area</w:t>
       </w:r>
       <w:r>
         <w:t>.</w:t>
       </w:r>
       <w:r>
-        <w:t xml:space="preserve"> The topics are:</w:t>
+        <w:t xml:space="preserve"> The </w:t>
+      </w:r>
+      <w:r>
+        <w:t>categories</w:t>
+      </w:r>
+      <w:r>
+        <w:t xml:space="preserve"> are:</w:t>
       </w:r>
     </w:p>
     <w:p>
@@ -1349,6 +1379,9 @@
       </w:r>
       <w:r>
         <w:t>GPT-5 min</w:t>
+      </w:r>
+      <w:r>
+        <w:t>i</w:t>
       </w:r>
       <w:r>
         <w:t>; given a text, its primary objective is to generate an ontological schema using the JSON format, as it is a widely adopted language for LLM interactions. This choice is justified by the fact that LLMs undergo extensive pre-training on JSON-formatted data, such as web APIs and software configurations, making them highly proficient in this syntax compared to other structures. It has been demonstrated that JSON significantly reduces ambiguity and compels the model to function as a data processor rather than a creative writer. This approach is ideal for ensuring consistent, structured output while minimizing the risk of syntactic hallucinations.</w:t>
@@ -1723,7 +1756,19 @@
         <w:rPr>
           <w:lang w:val="en-GB"/>
         </w:rPr>
-        <w:t>chunk for a specific topic, all entities and relations are merged into a single JSON object. Subsequently, any duplicate entities and relations are identified, and the LLM is prompted to merge them.</w:t>
+        <w:t>chunk for a specific topic</w:t>
+      </w:r>
+      <w:r>
+        <w:rPr>
+          <w:lang w:val="en-GB"/>
+        </w:rPr>
+        <w:t>/category</w:t>
+      </w:r>
+      <w:r>
+        <w:rPr>
+          <w:lang w:val="en-GB"/>
+        </w:rPr>
+        <w:t>, all entities and relations are merged into a single JSON object. Subsequently, any duplicate entities and relations are identified, and the LLM is prompted to merge them.</w:t>
       </w:r>
     </w:p>
     <w:p>
@@ -1807,12 +1852,99 @@
         <w:ind w:firstLine="0"/>
       </w:pPr>
       <w:r>
-        <w:t>We represent each entity and relation as text using their labels and attributes. For entities, we also incorporate all their 1-hop relations. Finally, these text descriptions are converted into embeddings using the text-embedding-3-small model.</w:t>
+        <w:t>We represent each entity as text using their labels and attributes. For entities, we also incorporate all their 1-hop relations. Finally, these text descriptions are converted into embeddings using the text-embedding-3-small model.</w:t>
+      </w:r>
+      <w:r>
+        <w:t xml:space="preserve"> </w:t>
       </w:r>
     </w:p>
     <w:p>
       <w:pPr>
         <w:ind w:firstLine="0"/>
+      </w:pPr>
+      <w:r>
+        <w:t xml:space="preserve">To process these high-dimensional vectors effectively, we implement a dimensionality reduction step using </w:t>
+      </w:r>
+      <w:r>
+        <w:rPr>
+          <w:b/>
+          <w:bCs/>
+        </w:rPr>
+        <w:t>UMAP</w:t>
+      </w:r>
+      <w:r>
+        <w:t xml:space="preserve"> (Uniform Manifold Approximation and Projection). Given that the embeddings reside in a 1,536-dimensional space, direct clustering often suffers from the Curse of Dimensionality, where distance metrics become less discriminative. UMAP compresses these embeddings into a lower-dimensional manifold while specifically preserving the local structure. This ensures that entities with similar semantic descriptions and shared 1-hop relations remain proximal, effectively "concentrating" the density of related records.</w:t>
+      </w:r>
+      <w:r>
+        <w:t xml:space="preserve"> </w:t>
+      </w:r>
+      <w:r>
+        <w:t xml:space="preserve">These reduced embeddings are then clustered via </w:t>
+      </w:r>
+      <w:r>
+        <w:rPr>
+          <w:b/>
+          <w:bCs/>
+        </w:rPr>
+        <w:t>HDBSCAN</w:t>
+      </w:r>
+      <w:r>
+        <w:t xml:space="preserve"> (Hierarchical Density-Based Spatial Clustering of Applications with Noise). This choice of algorithm offers three distinct advantages for Entity Resolution:</w:t>
+      </w:r>
+    </w:p>
+    <w:p>
+      <w:pPr>
+        <w:ind w:firstLine="0"/>
+      </w:pPr>
+      <w:r>
+        <w:t>Automatic Cluster Discovery: Unlike centroid-based methods (e.g., K-Means), HDBSCAN does not require a pre-defined number of clusters ($k$). This is vital for ER, where the total number of unique real-world entities is unknown a priori.</w:t>
+      </w:r>
+      <w:r>
+        <w:t xml:space="preserve"> </w:t>
+      </w:r>
+    </w:p>
+    <w:p>
+      <w:pPr>
+        <w:ind w:firstLine="0"/>
+      </w:pPr>
+    </w:p>
+    <w:p>
+      <w:pPr>
+        <w:ind w:firstLine="0"/>
+      </w:pPr>
+      <w:r>
+        <w:lastRenderedPageBreak/>
+        <w:t xml:space="preserve">This architecture mirrors the </w:t>
+      </w:r>
+      <w:proofErr w:type="spellStart"/>
+      <w:r>
+        <w:rPr>
+          <w:b/>
+          <w:bCs/>
+        </w:rPr>
+        <w:t>BERTopic</w:t>
+      </w:r>
+      <w:proofErr w:type="spellEnd"/>
+      <w:r>
+        <w:rPr>
+          <w:b/>
+          <w:bCs/>
+        </w:rPr>
+        <w:t xml:space="preserve"> </w:t>
+      </w:r>
+      <w:r>
+        <w:t>framework</w:t>
+      </w:r>
+      <w:r>
+        <w:t xml:space="preserve"> [5]</w:t>
+      </w:r>
+      <w:r>
+        <w:t xml:space="preserve">, treating the entity resolution task as a search for "semantic islands" within the data. </w:t>
+      </w:r>
+    </w:p>
+    <w:p>
+      <w:pPr>
+        <w:ind w:firstLine="0"/>
         <w:rPr>
           <w:lang w:val="en-GB"/>
         </w:rPr>
@@ -1825,6 +1957,48 @@
           <w:lang w:val="en-GB"/>
         </w:rPr>
       </w:pPr>
+      <w:r>
+        <w:rPr>
+          <w:lang w:val="en-GB"/>
+        </w:rPr>
+        <w:t>The final clusters are passed to</w:t>
+      </w:r>
+      <w:r>
+        <w:rPr>
+          <w:lang w:val="en-GB"/>
+        </w:rPr>
+        <w:t xml:space="preserve"> GPT-5</w:t>
+      </w:r>
+      <w:r>
+        <w:rPr>
+          <w:lang w:val="en-GB"/>
+        </w:rPr>
+        <w:t>-</w:t>
+      </w:r>
+      <w:r>
+        <w:rPr>
+          <w:lang w:val="en-GB"/>
+        </w:rPr>
+        <w:t>mini</w:t>
+      </w:r>
+      <w:r>
+        <w:rPr>
+          <w:lang w:val="en-GB"/>
+        </w:rPr>
+        <w:t xml:space="preserve">, which serves as the ultimate arbiter. </w:t>
+      </w:r>
+      <w:r>
+        <w:rPr>
+          <w:lang w:val="en-GB"/>
+        </w:rPr>
+        <w:t>The LLM performs the final verification, deciding which entities represent the same real-world object and how to reconcile any conflicting data during the merge.</w:t>
+      </w:r>
+      <w:r>
+        <w:rPr>
+          <w:lang w:val="en-GB"/>
+        </w:rPr>
+        <w:t xml:space="preserve"> </w:t>
+      </w:r>
     </w:p>
     <w:p>
       <w:pPr>
@@ -1836,257 +2010,196 @@
     </w:p>
     <w:p>
       <w:pPr>
+        <w:pStyle w:val="Heading2"/>
+      </w:pPr>
+      <w:r>
+        <w:t>Inference</w:t>
+      </w:r>
+    </w:p>
+    <w:p>
+      <w:pPr>
         <w:ind w:firstLine="0"/>
-        <w:rPr>
-          <w:lang w:val="en-GB"/>
-        </w:rPr>
-      </w:pPr>
+      </w:pPr>
+      <w:r>
+        <w:t xml:space="preserve">The final stage of the pipeline employs </w:t>
+      </w:r>
+      <w:proofErr w:type="spellStart"/>
+      <w:r>
+        <w:rPr>
+          <w:b/>
+          <w:bCs/>
+        </w:rPr>
+        <w:t>GraphRAG</w:t>
+      </w:r>
+      <w:proofErr w:type="spellEnd"/>
+      <w:r>
+        <w:rPr>
+          <w:b/>
+          <w:bCs/>
+        </w:rPr>
+        <w:t>-SDK</w:t>
+      </w:r>
+      <w:r>
+        <w:t xml:space="preserve"> to query the generated </w:t>
+      </w:r>
+      <w:proofErr w:type="spellStart"/>
+      <w:r>
+        <w:t>KGs.</w:t>
+      </w:r>
+      <w:proofErr w:type="spellEnd"/>
+      <w:r>
+        <w:t xml:space="preserve"> An orchestrator agent directs the workflow by creating execution plans and delegating tasks to category-specific sub-agents. By leveraging these specialized agents to navigate individual KGs, the system ensures highly accurate, domain-specific retrieval when answering user questions.</w:t>
+      </w:r>
     </w:p>
     <w:p>
       <w:pPr>
         <w:ind w:firstLine="0"/>
-        <w:rPr>
-          <w:lang w:val="en-GB"/>
-        </w:rPr>
       </w:pPr>
     </w:p>
     <w:p>
       <w:pPr>
         <w:ind w:firstLine="0"/>
-        <w:rPr>
-          <w:lang w:val="en-GB"/>
-        </w:rPr>
-      </w:pPr>
+      </w:pPr>
+      <w:r>
+        <w:t xml:space="preserve">We translated and customized the default prompts to align with </w:t>
+      </w:r>
+      <w:r>
+        <w:t>Italian Public Procurement Code</w:t>
+      </w:r>
+      <w:r>
+        <w:t>. We specifically moved away from a conversational Q&amp;A style toward a direct-response format. This adjustment was essential for the LLM-as-a-Judge evaluation framework, which requires precise, non-discursive outputs for accurate scoring</w:t>
+      </w:r>
+      <w:r>
+        <w:t>.</w:t>
+      </w:r>
     </w:p>
     <w:p>
       <w:pPr>
         <w:ind w:firstLine="0"/>
-        <w:rPr>
-          <w:lang w:val="en-GB"/>
-        </w:rPr>
-      </w:pPr>
+      </w:pPr>
+    </w:p>
+    <w:p>
+      <w:pPr>
+        <w:pStyle w:val="Heading1"/>
+      </w:pPr>
+      <w:r>
+        <w:t>Evaluation</w:t>
+      </w:r>
     </w:p>
     <w:p>
       <w:pPr>
         <w:ind w:firstLine="0"/>
-        <w:rPr>
-          <w:lang w:val="en-GB"/>
-        </w:rPr>
-      </w:pPr>
-    </w:p>
-    <w:p>
-      <w:pPr>
-        <w:pStyle w:val="Heading2"/>
-      </w:pPr>
-      <w:r>
-        <w:t>Inference</w:t>
-      </w:r>
-    </w:p>
-    <w:p>
-      <w:pPr>
-        <w:pStyle w:val="Numberedlist"/>
+      </w:pPr>
+      <w:r>
+        <w:t>The evaluation framework follows a structured, automated pipeline:</w:t>
+      </w:r>
+    </w:p>
+    <w:p>
+      <w:pPr>
+        <w:pStyle w:val="ListParagraph"/>
         <w:numPr>
           <w:ilvl w:val="0"/>
-          <w:numId w:val="41"/>
+          <w:numId w:val="50"/>
         </w:numPr>
       </w:pPr>
       <w:r>
-        <w:t xml:space="preserve">Download the latest </w:t>
-      </w:r>
-      <w:proofErr w:type="spellStart"/>
-      <w:r>
-        <w:t>Libertinus</w:t>
-      </w:r>
-      <w:proofErr w:type="spellEnd"/>
-      <w:r>
-        <w:t xml:space="preserve"> zip file </w:t>
-      </w:r>
-      <w:hyperlink r:id="rId11" w:history="1">
-        <w:r>
-          <w:rPr>
-            <w:rStyle w:val="Hyperlink"/>
-          </w:rPr>
-          <w:t>here</w:t>
-        </w:r>
-      </w:hyperlink>
-      <w:r>
-        <w:t>.</w:t>
-      </w:r>
-    </w:p>
-    <w:p>
-      <w:pPr>
-        <w:pStyle w:val="Numberedlist"/>
-      </w:pPr>
-      <w:r>
-        <w:t>Extract the files to a temporary directory, e.g. C:\\users\&lt;username&gt;\Downloads\Libertinus-7</w:t>
-      </w:r>
-    </w:p>
-    <w:p>
-      <w:pPr>
-        <w:pStyle w:val="Numberedlist"/>
-      </w:pPr>
-      <w:r>
-        <w:lastRenderedPageBreak/>
-        <w:t>Open the Windows 10 “Settings” from the Start menu and switch to the Personalization / Fonts it should display the currently installed fonts, each as a directory.</w:t>
-      </w:r>
-    </w:p>
-    <w:p>
-      <w:pPr>
-        <w:pStyle w:val="Numberedlist"/>
-      </w:pPr>
-      <w:r>
-        <w:t xml:space="preserve">Navigate to the directory C:\\users\&lt;username\Downloads\Libertinus-7\Downloads\Libertinus-7\static\OTF </w:t>
-      </w:r>
-    </w:p>
-    <w:p>
-      <w:pPr>
-        <w:pStyle w:val="Numberedlist"/>
-      </w:pPr>
-      <w:r>
-        <w:t>Select all files with extension .</w:t>
-      </w:r>
-      <w:proofErr w:type="spellStart"/>
-      <w:r>
-        <w:t>otf</w:t>
-      </w:r>
-      <w:proofErr w:type="spellEnd"/>
-      <w:r>
-        <w:t xml:space="preserve"> and drag and drop them to the field “Drag and drop to install” of the selected settings menu.</w:t>
-      </w:r>
-    </w:p>
-    <w:p>
-      <w:pPr>
-        <w:pStyle w:val="Numberedlist"/>
-      </w:pPr>
-      <w:r>
-        <w:t>Close the windows; the fonts should now be installed.</w:t>
-      </w:r>
-    </w:p>
-    <w:p>
-      <w:r>
-        <w:t xml:space="preserve">For more detailed instructions, see this </w:t>
-      </w:r>
-      <w:hyperlink r:id="rId12" w:history="1">
-        <w:r>
-          <w:rPr>
-            <w:rStyle w:val="Hyperlink"/>
-          </w:rPr>
-          <w:t>guide</w:t>
-        </w:r>
-      </w:hyperlink>
-      <w:r>
-        <w:t>.</w:t>
-      </w:r>
-    </w:p>
-    <w:p>
-      <w:pPr>
-        <w:pStyle w:val="Heading2"/>
-      </w:pPr>
-      <w:r>
-        <w:t>Other information useful to replicate the approach</w:t>
-      </w:r>
-    </w:p>
-    <w:p>
-      <w:pPr>
-        <w:pStyle w:val="Numberedlist"/>
+        <w:rPr>
+          <w:b/>
+          <w:bCs/>
+        </w:rPr>
+        <w:t>Sampling</w:t>
+      </w:r>
+      <w:r>
+        <w:t>: We select a random category, a source document, and a specific text chunk from that document.</w:t>
+      </w:r>
+    </w:p>
+    <w:p>
+      <w:pPr>
+        <w:pStyle w:val="ListParagraph"/>
         <w:numPr>
           <w:ilvl w:val="0"/>
-          <w:numId w:val="42"/>
+          <w:numId w:val="50"/>
         </w:numPr>
       </w:pPr>
       <w:r>
-        <w:t xml:space="preserve">Download the latest </w:t>
-      </w:r>
-      <w:proofErr w:type="spellStart"/>
-      <w:r>
-        <w:t>Libertinus</w:t>
-      </w:r>
-      <w:proofErr w:type="spellEnd"/>
-      <w:r>
-        <w:t xml:space="preserve"> zip file </w:t>
-      </w:r>
-      <w:hyperlink r:id="rId13" w:history="1">
-        <w:r>
-          <w:rPr>
-            <w:rStyle w:val="Hyperlink"/>
-          </w:rPr>
-          <w:t>here</w:t>
-        </w:r>
-      </w:hyperlink>
-      <w:r>
-        <w:t>.</w:t>
-      </w:r>
-    </w:p>
-    <w:p>
-      <w:pPr>
-        <w:pStyle w:val="Numberedlist"/>
-      </w:pPr>
-      <w:r>
-        <w:t>Extract the files to a temporary directory, e.g. ~/Downloads/Libertinus-7</w:t>
-      </w:r>
-    </w:p>
-    <w:p>
-      <w:pPr>
-        <w:pStyle w:val="Numberedlist"/>
-      </w:pPr>
-      <w:r>
-        <w:t>Open the Font Book app.</w:t>
-      </w:r>
-    </w:p>
-    <w:p>
-      <w:pPr>
-        <w:pStyle w:val="Numberedlist"/>
-      </w:pPr>
-      <w:r>
-        <w:t>Navigate to the directory e.g. ~/Downloads/Libertinus-7/static/OTF</w:t>
-      </w:r>
-    </w:p>
-    <w:p>
-      <w:pPr>
-        <w:pStyle w:val="Numberedlist"/>
-      </w:pPr>
-      <w:r>
-        <w:t>Drag and drop all .</w:t>
-      </w:r>
-      <w:proofErr w:type="spellStart"/>
-      <w:r>
-        <w:t>otf</w:t>
-      </w:r>
-      <w:proofErr w:type="spellEnd"/>
-      <w:r>
-        <w:t xml:space="preserve"> files to the Font Book window.</w:t>
-      </w:r>
-    </w:p>
-    <w:p>
-      <w:pPr>
-        <w:pStyle w:val="Numberedlist"/>
-      </w:pPr>
-      <w:r>
-        <w:t>The fonts should now be installed.</w:t>
-      </w:r>
-    </w:p>
-    <w:p>
-      <w:r>
-        <w:t xml:space="preserve">For more detailed </w:t>
-      </w:r>
-      <w:proofErr w:type="spellStart"/>
-      <w:r>
-        <w:t>instthis</w:t>
-      </w:r>
-      <w:proofErr w:type="spellEnd"/>
+        <w:rPr>
+          <w:b/>
+          <w:bCs/>
+        </w:rPr>
+        <w:t>Question Generation</w:t>
+      </w:r>
+      <w:r>
+        <w:t>: GPT-</w:t>
+      </w:r>
+      <w:r>
+        <w:t>5</w:t>
+      </w:r>
+      <w:r>
+        <w:t>-mini (acting as the synthetic user) generates a targeted question based specifically on the selected text chunk.</w:t>
+      </w:r>
+    </w:p>
+    <w:p>
+      <w:pPr>
+        <w:pStyle w:val="ListParagraph"/>
+        <w:numPr>
+          <w:ilvl w:val="0"/>
+          <w:numId w:val="50"/>
+        </w:numPr>
+      </w:pPr>
+      <w:r>
+        <w:rPr>
+          <w:b/>
+          <w:bCs/>
+        </w:rPr>
+        <w:t>Inference</w:t>
+      </w:r>
+      <w:r>
+        <w:t>: The model under evaluation attempts to answer the generated question.</w:t>
+      </w:r>
+    </w:p>
+    <w:p>
+      <w:pPr>
+        <w:pStyle w:val="ListParagraph"/>
+        <w:numPr>
+          <w:ilvl w:val="0"/>
+          <w:numId w:val="50"/>
+        </w:numPr>
+      </w:pPr>
+      <w:r>
+        <w:rPr>
+          <w:b/>
+          <w:bCs/>
+        </w:rPr>
+        <w:t>Automated Assessment</w:t>
+      </w:r>
+      <w:r>
+        <w:t>: GPT-</w:t>
+      </w:r>
+      <w:r>
+        <w:t>5</w:t>
+      </w:r>
+      <w:r>
+        <w:t>-mini (acting as the LLM-as-a-Judge) performs a binary evaluation of the response, determining whether it is correct and</w:t>
+      </w:r>
       <w:r>
         <w:t xml:space="preserve"> </w:t>
       </w:r>
-      <w:hyperlink r:id="rId14" w:history="1">
-        <w:r>
-          <w:rPr>
-            <w:rStyle w:val="Hyperlink"/>
-          </w:rPr>
-          <w:t>guide</w:t>
-        </w:r>
-      </w:hyperlink>
-      <w:r>
-        <w:t>.</w:t>
+      <w:r>
+        <w:t>grounded in the source text.</w:t>
+      </w:r>
+    </w:p>
+    <w:p>
+      <w:pPr>
+        <w:ind w:firstLine="0"/>
+      </w:pPr>
+      <w:r>
+        <w:t>We recorded these results in a CSV format to perform a comparative analysis between our KG-augmented Orchestrator Agent and a baseline GPT-</w:t>
+      </w:r>
+      <w:r>
+        <w:t>5</w:t>
+      </w:r>
+      <w:r>
+        <w:t>-mini model without RAG capabilities.</w:t>
       </w:r>
     </w:p>
     <w:p>
@@ -2094,20 +2207,7 @@
         <w:pStyle w:val="Heading1"/>
       </w:pPr>
       <w:r>
-        <w:t>Evaluation</w:t>
-      </w:r>
-    </w:p>
-    <w:p>
-      <w:pPr>
-        <w:pStyle w:val="Heading2"/>
-      </w:pPr>
-      <w:proofErr w:type="spellStart"/>
-      <w:r>
-        <w:t>Subsetction</w:t>
-      </w:r>
-      <w:proofErr w:type="spellEnd"/>
-      <w:r>
-        <w:t xml:space="preserve"> 1</w:t>
+        <w:t>Conclusion and limitations</w:t>
       </w:r>
     </w:p>
     <w:p>
@@ -2115,143 +2215,24 @@
         <w:ind w:firstLine="0"/>
       </w:pPr>
       <w:r>
-        <w:t>For each proceedings volume published with CEUR-WS, t</w:t>
-      </w:r>
-      <w:r>
-        <w:t xml:space="preserve">he titles of </w:t>
-      </w:r>
-      <w:r>
-        <w:t xml:space="preserve">its </w:t>
-      </w:r>
-      <w:r>
-        <w:t xml:space="preserve">papers should either all use the emphasizing capitalized style or the regular English (or native language) style. </w:t>
-      </w:r>
-      <w:r>
-        <w:t>Check with the editors of your volume which style you should adopt.</w:t>
-      </w:r>
-    </w:p>
-    <w:p>
-      <w:pPr>
-        <w:ind w:firstLine="0"/>
-        <w:rPr>
-          <w:rFonts w:ascii="LibertinusSerif" w:hAnsi="LibertinusSerif" w:cs="LibertinusSerif"/>
-        </w:rPr>
-      </w:pPr>
-      <w:r>
-        <w:t xml:space="preserve"> </w:t>
-      </w:r>
-    </w:p>
-    <w:p>
-      <w:pPr>
-        <w:rPr>
-          <w:rFonts w:ascii="LibertinusSerif" w:hAnsi="LibertinusSerif" w:cs="LibertinusSerif"/>
-        </w:rPr>
-      </w:pPr>
-      <w:r>
-        <w:rPr>
-          <w:rFonts w:ascii="LibertinusSerif" w:hAnsi="LibertinusSerif" w:cs="LibertinusSerif"/>
-        </w:rPr>
-        <w:t xml:space="preserve">Do not insert line breaks in your title. </w:t>
-      </w:r>
-    </w:p>
-    <w:p>
-      <w:pPr>
-        <w:pStyle w:val="Heading2"/>
-      </w:pPr>
-      <w:r>
-        <w:t>Subsection 2…</w:t>
-      </w:r>
-    </w:p>
-    <w:p>
-      <w:pPr>
-        <w:ind w:firstLine="0"/>
-      </w:pPr>
-      <w:r>
-        <w:t>Each author must be defined separately for accurate metadata identification. Multiple authors may share one affiliation. Authors’ names should not be abbreviated; use full first names wherever possible. Include authors’ e-mail addresses whenever possible.</w:t>
-      </w:r>
-    </w:p>
-    <w:p>
-      <w:r>
-        <w:t xml:space="preserve">Author names can have some kinds of marks and notes: </w:t>
-      </w:r>
-    </w:p>
-    <w:p>
-      <w:pPr>
-        <w:pStyle w:val="BulletedList"/>
-      </w:pPr>
-      <w:r>
-        <w:t xml:space="preserve">affiliation mark: </w:t>
-      </w:r>
-      <w:r>
-        <w:t>a superscript number following the author</w:t>
-      </w:r>
-      <w:r>
-        <w:t>’</w:t>
-      </w:r>
-      <w:r>
-        <w:t>s last name</w:t>
-      </w:r>
-      <w:r>
-        <w:t>.</w:t>
-      </w:r>
-    </w:p>
-    <w:p>
-      <w:r>
-        <w:t>The author names and affiliations could be formatted in two ways:</w:t>
-      </w:r>
-    </w:p>
-    <w:p>
-      <w:pPr>
-        <w:pStyle w:val="BulletedList"/>
-      </w:pPr>
-      <w:r>
-        <w:t>Group the authors per affiliation.</w:t>
-      </w:r>
-    </w:p>
-    <w:p>
-      <w:pPr>
-        <w:pStyle w:val="BulletedList"/>
-      </w:pPr>
-      <w:r>
-        <w:t>Use an explicit mark to indicate the affiliations.</w:t>
-      </w:r>
-    </w:p>
-    <w:p>
-      <w:pPr>
-        <w:pStyle w:val="Heading2"/>
-      </w:pPr>
+        <w:t xml:space="preserve">You should use the pre-defined styles for sections (Heading 1), subsections (Heading 2), and subsubsections (Heading 3). </w:t>
+      </w:r>
+    </w:p>
+    <w:p>
       <w:r>
         <w:lastRenderedPageBreak/>
-        <w:t>…</w:t>
-      </w:r>
-    </w:p>
-    <w:p>
-      <w:r>
-        <w:t>Keywords should be separated by commas.</w:t>
+        <w:t>There should be no empty lines before section headings. The template already adds the necessary spacing before them.</w:t>
       </w:r>
     </w:p>
     <w:p/>
-    <w:p>
-      <w:pPr>
-        <w:pStyle w:val="Heading1"/>
-      </w:pPr>
-      <w:r>
-        <w:t>Conclusion and limitations</w:t>
-      </w:r>
-    </w:p>
-    <w:p>
-      <w:pPr>
-        <w:ind w:firstLine="0"/>
-      </w:pPr>
-      <w:r>
-        <w:t xml:space="preserve">You should use the pre-defined styles for sections (Heading 1), subsections (Heading 2), and subsubsections (Heading 3). </w:t>
-      </w:r>
-    </w:p>
-    <w:p>
-      <w:r>
-        <w:t>There should be no empty lines before section headings. The template already adds the necessary spacing before them.</w:t>
-      </w:r>
-    </w:p>
+    <w:p/>
+    <w:p/>
+    <w:p/>
+    <w:p/>
+    <w:p/>
+    <w:p/>
+    <w:p/>
+    <w:p/>
     <w:p>
       <w:pPr>
         <w:pStyle w:val="AcknowledgementsHeading"/>
@@ -2265,7 +2246,15 @@
         <w:pStyle w:val="reference"/>
       </w:pPr>
       <w:r>
-        <w:t xml:space="preserve">Agrawal, G., Kumarage, T., Alghamdi, Z., &amp; Liu, H. (2024). Can Knowledge Graphs Reduce Hallucinations in LLMs?: A Survey. </w:t>
+        <w:t xml:space="preserve">Agrawal, G., Kumarage, T., Alghamdi, Z., &amp; Liu, H. (2024). Can Knowledge Graphs Reduce Hallucinations in </w:t>
+      </w:r>
+      <w:proofErr w:type="gramStart"/>
+      <w:r>
+        <w:t>LLMs?:</w:t>
+      </w:r>
+      <w:proofErr w:type="gramEnd"/>
+      <w:r>
+        <w:t xml:space="preserve"> A Survey. </w:t>
       </w:r>
       <w:proofErr w:type="spellStart"/>
       <w:r>
@@ -2382,661 +2371,26 @@
     </w:p>
     <w:p>
       <w:pPr>
-        <w:pStyle w:val="ListParagraph"/>
-      </w:pPr>
-    </w:p>
-    <w:p>
-      <w:pPr>
         <w:pStyle w:val="reference"/>
-        <w:numPr>
-          <w:ilvl w:val="0"/>
-          <w:numId w:val="0"/>
-        </w:numPr>
-        <w:ind w:left="426" w:hanging="426"/>
-      </w:pPr>
-    </w:p>
-    <w:p>
-      <w:pPr>
-        <w:pStyle w:val="reference"/>
-      </w:pPr>
-      <w:r>
-        <w:t xml:space="preserve">J. Cohen (Ed.), Special issue: Digital Libraries, volume 39, 1996. </w:t>
-      </w:r>
-    </w:p>
-    <w:p>
-      <w:pPr>
-        <w:pStyle w:val="reference"/>
-      </w:pPr>
-      <w:r>
-        <w:t xml:space="preserve">D. </w:t>
+      </w:pPr>
+      <w:r>
+        <w:t>M. Grootendorst, "</w:t>
       </w:r>
       <w:proofErr w:type="spellStart"/>
       <w:r>
-        <w:t>Kosiur</w:t>
+        <w:t>BERTopic</w:t>
       </w:r>
       <w:proofErr w:type="spellEnd"/>
       <w:r>
-        <w:t xml:space="preserve">, Understanding Policy-Based Networking, 2nd. ed., Wiley, New York, NY, 2001. </w:t>
-      </w:r>
-    </w:p>
-    <w:p>
-      <w:pPr>
-        <w:pStyle w:val="reference"/>
-      </w:pPr>
-      <w:r>
-        <w:t xml:space="preserve">D. Harel, First-Order Dynamic Logic, volume 68 of Lecture Notes in Computer Science, Springer-Verlag, New York, NY, 1979. doi:10.1007/3-540-09237-4. </w:t>
-      </w:r>
-    </w:p>
-    <w:p>
-      <w:pPr>
-        <w:pStyle w:val="reference"/>
-      </w:pPr>
-      <w:r>
-        <w:t>I. Editor (Ed.), The title of book one, volume 9 of The name of the series one, 1st. ed., University of Chicago Press, Chicago, 2007. doi:10.1007</w:t>
-      </w:r>
-      <w:r>
-        <w:t xml:space="preserve"> </w:t>
-      </w:r>
-      <w:r>
-        <w:t xml:space="preserve">3-540-09237-4. </w:t>
-      </w:r>
-    </w:p>
-    <w:p>
-      <w:pPr>
-        <w:pStyle w:val="reference"/>
-      </w:pPr>
-      <w:r>
-        <w:t xml:space="preserve">I. Editor (Ed.), The title of book two, The name of the series two, 2nd. ed., University of Chicago Press, Chicago, 2008. doi:10.1007/3-540-09237-4. </w:t>
-      </w:r>
-    </w:p>
-    <w:p>
-      <w:pPr>
-        <w:pStyle w:val="reference"/>
-      </w:pPr>
-      <w:r>
-        <w:t xml:space="preserve">A. Z. Spector, Achieving application requirements, in: S. Mullender (Ed.), Distributed Systems, 2nd. ed., ACM Press, New York, NY, 1990, pp. 19–33. doi:10.1145/90417. 90738. </w:t>
-      </w:r>
-    </w:p>
-    <w:p>
-      <w:pPr>
-        <w:pStyle w:val="reference"/>
-      </w:pPr>
-      <w:r>
-        <w:t xml:space="preserve">B. P. Douglass, D. Harel, M. B. </w:t>
+        <w:t xml:space="preserve">: Neural topic modeling with a class-based TF-IDF procedure," </w:t>
       </w:r>
       <w:proofErr w:type="spellStart"/>
       <w:r>
-        <w:t>Trakhtenbrot</w:t>
+        <w:t>arXiv</w:t>
       </w:r>
       <w:proofErr w:type="spellEnd"/>
       <w:r>
-        <w:t xml:space="preserve">, </w:t>
-      </w:r>
-      <w:proofErr w:type="spellStart"/>
-      <w:r>
-        <w:t>Statecarts</w:t>
-      </w:r>
-      <w:proofErr w:type="spellEnd"/>
-      <w:r>
-        <w:t xml:space="preserve"> in use: structured analysis and object-orientation, in: G. Rozenberg, F. W. Vaandrager (Eds.), Lectures on Embedded Systems, volume 1494 of Lecture Notes in Computer Science, Springer-Verlag, London, 1998, pp. 368–394. doi:10.1007/3-540-65193-4_29. </w:t>
-      </w:r>
-    </w:p>
-    <w:p>
-      <w:pPr>
-        <w:pStyle w:val="reference"/>
-      </w:pPr>
-      <w:r>
-        <w:lastRenderedPageBreak/>
-        <w:t xml:space="preserve">D. E. Knuth, The Art of Computer Programming, Vol. 1: Fundamental Algorithms (3rd. ed.), Addison Wesley Longman Publishing Co., Inc., 1997. </w:t>
-      </w:r>
-    </w:p>
-    <w:p>
-      <w:pPr>
-        <w:pStyle w:val="reference"/>
-      </w:pPr>
-      <w:r>
-        <w:t>S. Andler, Predicate path expressions, in: Proceedings of the 6th. ACM SIGACT</w:t>
-      </w:r>
-      <w:r>
-        <w:t>-</w:t>
-      </w:r>
-      <w:r>
-        <w:t xml:space="preserve">SIGPLAN symposium on Principles of Programming Languages, POPL ’79, ACM Press, New York, NY, 1979, pp. 226–236. doi:10.1145/567752.567774. </w:t>
-      </w:r>
-    </w:p>
-    <w:p>
-      <w:pPr>
-        <w:pStyle w:val="reference"/>
-      </w:pPr>
-      <w:r>
-        <w:t xml:space="preserve">S. W. Smith, An experiment in bibliographic mark-up: Parsing metadata for xml export, in: R. N. Smythe, A. Noble (Eds.), Proceedings of the 3rd. annual workshop on Librarians and Computers, volume 3 of LAC ’10, Paparazzi Press, Milan Italy, 2010, pp. 422–431. doi:99.9999/woot07-S422. </w:t>
-      </w:r>
-    </w:p>
-    <w:p>
-      <w:pPr>
-        <w:pStyle w:val="reference"/>
-      </w:pPr>
-      <w:r>
-        <w:t>M. V. Gundy, D. Balzarotti, G. Vigna, Catch me, if you can: Evading network signatures with web-based polymorphic worms, in: Proceedings of the first USENIX workshop on O</w:t>
-      </w:r>
-      <w:r>
-        <w:rPr>
-          <w:rFonts w:ascii="Cambria Math" w:hAnsi="Cambria Math" w:cs="Cambria Math"/>
-        </w:rPr>
-        <w:t>ff</w:t>
-      </w:r>
-      <w:r>
-        <w:t xml:space="preserve">ensive Technologies, WOOT ’07, USENIX Association, Berkley, CA, 2007. </w:t>
-      </w:r>
-    </w:p>
-    <w:p>
-      <w:pPr>
-        <w:pStyle w:val="reference"/>
-      </w:pPr>
-      <w:r>
-        <w:t xml:space="preserve">D. Harel, LOGICS of Programs: AXIOMATICS and DESCRIPTIVE POWER, MIT Research Lab Technical Report TR-200, Massachusetts Institute of Technology, Cambridge, MA, 1978. </w:t>
-      </w:r>
-    </w:p>
-    <w:p>
-      <w:pPr>
-        <w:pStyle w:val="reference"/>
-      </w:pPr>
-      <w:r>
-        <w:t xml:space="preserve">K. L. Clarkson, Algorithms for Closest-Point Problems (Computational Geometry), Ph.D. thesis, Stanford University, Palo Alto, CA, 1985. UMI Order Number: AAT 8506171. </w:t>
-      </w:r>
-    </w:p>
-    <w:p>
-      <w:pPr>
-        <w:pStyle w:val="reference"/>
-      </w:pPr>
-      <w:r>
-        <w:t xml:space="preserve">D. A. </w:t>
-      </w:r>
-      <w:proofErr w:type="spellStart"/>
-      <w:r>
-        <w:t>Anisi</w:t>
-      </w:r>
-      <w:proofErr w:type="spellEnd"/>
-      <w:r>
-        <w:t xml:space="preserve">, Optimal Motion Control of a Ground Vehicle, Master’s thesis, Royal Institute of Technology (KTH), Stockholm, Sweden, 2003. </w:t>
-      </w:r>
-    </w:p>
-    <w:p>
-      <w:pPr>
-        <w:pStyle w:val="reference"/>
-        <w:rPr>
-          <w:lang w:val="sv-SE"/>
-        </w:rPr>
-      </w:pPr>
-      <w:r>
-        <w:t xml:space="preserve">H. Thornburg, Introduction to </w:t>
-      </w:r>
-      <w:proofErr w:type="spellStart"/>
-      <w:r>
-        <w:t>bayesian</w:t>
-      </w:r>
-      <w:proofErr w:type="spellEnd"/>
-      <w:r>
-        <w:t xml:space="preserve"> statistics, 2001. </w:t>
-      </w:r>
-      <w:r>
-        <w:rPr>
-          <w:lang w:val="sv-SE"/>
-        </w:rPr>
-        <w:t xml:space="preserve">URL: </w:t>
-      </w:r>
-      <w:r>
-        <w:fldChar w:fldCharType="begin"/>
-      </w:r>
-      <w:r>
-        <w:instrText>HYPERLINK "http://ccrma.stanford.edu/jos/bayes/bayes.html"</w:instrText>
-      </w:r>
-      <w:r>
-        <w:fldChar w:fldCharType="separate"/>
-      </w:r>
-      <w:r>
-        <w:rPr>
-          <w:rStyle w:val="Hyperlink"/>
-          <w:lang w:val="sv-SE"/>
-        </w:rPr>
-        <w:t>http://ccrma.stanford.edu/jos/bayes/bayes.html</w:t>
-      </w:r>
-      <w:r>
-        <w:fldChar w:fldCharType="end"/>
-      </w:r>
-      <w:r>
-        <w:rPr>
-          <w:lang w:val="sv-SE"/>
-        </w:rPr>
-        <w:t xml:space="preserve">. </w:t>
-      </w:r>
-    </w:p>
-    <w:p>
-      <w:pPr>
-        <w:pStyle w:val="reference"/>
-      </w:pPr>
-      <w:r>
-        <w:t xml:space="preserve">R. </w:t>
-      </w:r>
-      <w:proofErr w:type="spellStart"/>
-      <w:r>
-        <w:t>Ablamowicz</w:t>
-      </w:r>
-      <w:proofErr w:type="spellEnd"/>
-      <w:r>
-        <w:t>, B. Fauser, Cli</w:t>
-      </w:r>
-      <w:r>
-        <w:t>ff</w:t>
-      </w:r>
-      <w:r>
-        <w:t xml:space="preserve">ord: a maple 11 package for </w:t>
-      </w:r>
-      <w:proofErr w:type="spellStart"/>
-      <w:r>
-        <w:t>cli</w:t>
-      </w:r>
-      <w:r>
-        <w:t>ff</w:t>
-      </w:r>
-      <w:r>
-        <w:t>ord</w:t>
-      </w:r>
-      <w:proofErr w:type="spellEnd"/>
-      <w:r>
-        <w:t xml:space="preserve"> algebra computations, version 11, 2007. URL: </w:t>
-      </w:r>
-      <w:hyperlink r:id="rId15" w:history="1">
-        <w:r>
-          <w:rPr>
-            <w:rStyle w:val="Hyperlink"/>
-          </w:rPr>
-          <w:t>http://math.tntech.edu/rafal/cli11/index.html</w:t>
-        </w:r>
-      </w:hyperlink>
-      <w:r>
-        <w:t xml:space="preserve">. </w:t>
-      </w:r>
-    </w:p>
-    <w:p>
-      <w:pPr>
-        <w:pStyle w:val="reference"/>
-      </w:pPr>
-      <w:r>
-        <w:t>Poker-Edge.Com, Stats and analysis, 2006. URL: </w:t>
-      </w:r>
-      <w:hyperlink r:id="rId16" w:history="1">
-        <w:r>
-          <w:rPr>
-            <w:rStyle w:val="Hyperlink"/>
-          </w:rPr>
-          <w:t>http://www.pkredge.com/statsYYFWWQ.php</w:t>
-        </w:r>
-      </w:hyperlink>
-      <w:r>
-        <w:t>.</w:t>
-      </w:r>
-    </w:p>
-    <w:p>
-      <w:pPr>
-        <w:pStyle w:val="reference"/>
-      </w:pPr>
-      <w:r>
-        <w:t xml:space="preserve">B. Obama, A more perfect union, Video, 2008. URL: http://video.google.com/videoplay? </w:t>
-      </w:r>
-      <w:proofErr w:type="spellStart"/>
-      <w:r>
-        <w:t>docid</w:t>
-      </w:r>
-      <w:proofErr w:type="spellEnd"/>
-      <w:r>
-        <w:t xml:space="preserve">=6528042696351994555. </w:t>
-      </w:r>
-    </w:p>
-    <w:p>
-      <w:pPr>
-        <w:pStyle w:val="reference"/>
-      </w:pPr>
-      <w:r>
-        <w:t xml:space="preserve">D. Novak, Solder man, in: ACM SIGGRAPH 2003 Video Review on Animation theater Program: Part I - Vol. 145 (July 27–27, 2003), ACM Press, New York, NY, 2003, p. 4. URL: </w:t>
-      </w:r>
-      <w:hyperlink r:id="rId17" w:history="1">
-        <w:r>
-          <w:rPr>
-            <w:rStyle w:val="Hyperlink"/>
-          </w:rPr>
-          <w:t>http://video.google.com/videoplay?docid=6528042696351994555</w:t>
-        </w:r>
-      </w:hyperlink>
-      <w:r>
-        <w:t>.</w:t>
-      </w:r>
-      <w:r>
-        <w:t xml:space="preserve"> </w:t>
-      </w:r>
-      <w:r>
-        <w:t xml:space="preserve">doi:99.9999/woot07-S422. </w:t>
-      </w:r>
-    </w:p>
-    <w:p>
-      <w:pPr>
-        <w:pStyle w:val="reference"/>
-      </w:pPr>
-      <w:r>
-        <w:t xml:space="preserve">N. Lee, Interview with bill kinder: January 13, 2005, </w:t>
-      </w:r>
-      <w:proofErr w:type="spellStart"/>
-      <w:r>
-        <w:t>Comput</w:t>
-      </w:r>
-      <w:proofErr w:type="spellEnd"/>
-      <w:r>
-        <w:t xml:space="preserve">. Entertain. 3 (2005). doi:10.1145/1057270.1057278. </w:t>
-      </w:r>
-    </w:p>
-    <w:p>
-      <w:pPr>
-        <w:pStyle w:val="reference"/>
-      </w:pPr>
-      <w:r>
-        <w:t xml:space="preserve">J. Scientist, The fountain of youth, 2009. Patent No. 12345, Filed July 1st., 2008, Issued Aug. 9th., 2009. </w:t>
-      </w:r>
-    </w:p>
-    <w:p>
-      <w:pPr>
-        <w:pStyle w:val="reference"/>
-      </w:pPr>
-      <w:r>
-        <w:t xml:space="preserve">B. Rous, The enabling of digital libraries, Digital Libraries 12 (2008). To appear. </w:t>
-      </w:r>
-    </w:p>
-    <w:p>
-      <w:pPr>
-        <w:pStyle w:val="reference"/>
-      </w:pPr>
-      <w:r>
-        <w:t xml:space="preserve">M. Saeedi, M. S. Zamani, M. Sedighi, A library-based synthesis methodology for reversible logic, Microelectron. J. 41 (2010) 185–194. </w:t>
-      </w:r>
-    </w:p>
-    <w:p>
-      <w:pPr>
-        <w:pStyle w:val="reference"/>
-      </w:pPr>
-      <w:r>
-        <w:t xml:space="preserve">M. Saeedi, M. S. Zamani, M. Sedighi, Z. Sasanian, Synthesis of reversible circuit using cycle-based approach, J. Emerg. Technol. </w:t>
-      </w:r>
-      <w:proofErr w:type="spellStart"/>
-      <w:r>
-        <w:t>Comput</w:t>
-      </w:r>
-      <w:proofErr w:type="spellEnd"/>
-      <w:r>
-        <w:t xml:space="preserve">. Syst. 6 (2010). </w:t>
-      </w:r>
-    </w:p>
-    <w:p>
-      <w:pPr>
-        <w:pStyle w:val="reference"/>
-      </w:pPr>
-      <w:r>
-        <w:t xml:space="preserve">M. </w:t>
-      </w:r>
-      <w:proofErr w:type="spellStart"/>
-      <w:r>
-        <w:t>Kirschmer</w:t>
-      </w:r>
-      <w:proofErr w:type="spellEnd"/>
-      <w:r>
-        <w:t xml:space="preserve">, J. Voight, Algorithmic enumeration of ideal classes for quaternion orders, SIAM J. </w:t>
-      </w:r>
-      <w:proofErr w:type="spellStart"/>
-      <w:r>
-        <w:t>Comput</w:t>
-      </w:r>
-      <w:proofErr w:type="spellEnd"/>
-      <w:r>
-        <w:t xml:space="preserve">. 39 (2010) 1714–1747. URL: </w:t>
-      </w:r>
-      <w:hyperlink r:id="rId18" w:history="1">
-        <w:r>
-          <w:rPr>
-            <w:rStyle w:val="Hyperlink"/>
-          </w:rPr>
-          <w:t>http://dx.doi.org/10.1137/080734467</w:t>
-        </w:r>
-      </w:hyperlink>
-      <w:r>
-        <w:t xml:space="preserve">. doi:10.1137/080734467. </w:t>
-      </w:r>
-    </w:p>
-    <w:p>
-      <w:pPr>
-        <w:pStyle w:val="reference"/>
-      </w:pPr>
-      <w:r>
-        <w:lastRenderedPageBreak/>
-        <w:t xml:space="preserve">L. </w:t>
-      </w:r>
-      <w:proofErr w:type="spellStart"/>
-      <w:r>
-        <w:t>H</w:t>
-      </w:r>
-      <w:r>
-        <w:t>ö</w:t>
-      </w:r>
-      <w:r>
-        <w:t>rmander</w:t>
-      </w:r>
-      <w:proofErr w:type="spellEnd"/>
-      <w:r>
-        <w:t>, The analysis of linear partial di</w:t>
-      </w:r>
-      <w:r>
-        <w:rPr>
-          <w:rFonts w:ascii="Cambria Math" w:hAnsi="Cambria Math" w:cs="Cambria Math"/>
-        </w:rPr>
-        <w:t>ff</w:t>
-      </w:r>
-      <w:r>
-        <w:t xml:space="preserve">erential operators. IV, volume 275 of </w:t>
-      </w:r>
-      <w:r>
-        <w:t xml:space="preserve"> </w:t>
-      </w:r>
-      <w:proofErr w:type="spellStart"/>
-      <w:r>
-        <w:t>Grundlehren</w:t>
-      </w:r>
-      <w:proofErr w:type="spellEnd"/>
-      <w:r>
-        <w:t xml:space="preserve"> der </w:t>
-      </w:r>
-      <w:proofErr w:type="spellStart"/>
-      <w:r>
-        <w:t>Mathematischen</w:t>
-      </w:r>
-      <w:proofErr w:type="spellEnd"/>
-      <w:r>
-        <w:t xml:space="preserve"> </w:t>
-      </w:r>
-      <w:proofErr w:type="spellStart"/>
-      <w:r>
-        <w:t>Wissenschaften</w:t>
-      </w:r>
-      <w:proofErr w:type="spellEnd"/>
-      <w:r>
-        <w:t xml:space="preserve"> [Fundamental Principles of Mathematical Sciences], Springer-Verlag, Berlin, Germany, 1985. Fourier integral operators. </w:t>
-      </w:r>
-    </w:p>
-    <w:p>
-      <w:pPr>
-        <w:pStyle w:val="reference"/>
-      </w:pPr>
-      <w:r>
-        <w:t xml:space="preserve">L. </w:t>
-      </w:r>
-      <w:proofErr w:type="spellStart"/>
-      <w:r>
-        <w:t>H</w:t>
-      </w:r>
-      <w:r>
-        <w:t>ö</w:t>
-      </w:r>
-      <w:r>
-        <w:t>rmander</w:t>
-      </w:r>
-      <w:proofErr w:type="spellEnd"/>
-      <w:r>
-        <w:t>, The analysis of linear partial di</w:t>
-      </w:r>
-      <w:r>
-        <w:rPr>
-          <w:rFonts w:ascii="Cambria Math" w:hAnsi="Cambria Math" w:cs="Cambria Math"/>
-        </w:rPr>
-        <w:t>ff</w:t>
-      </w:r>
-      <w:r>
-        <w:t xml:space="preserve">erential operators. III, volume 275 of </w:t>
-      </w:r>
-      <w:proofErr w:type="spellStart"/>
-      <w:r>
-        <w:t>Grundlehren</w:t>
-      </w:r>
-      <w:proofErr w:type="spellEnd"/>
-      <w:r>
-        <w:t xml:space="preserve"> der </w:t>
-      </w:r>
-      <w:proofErr w:type="spellStart"/>
-      <w:r>
-        <w:t>Mathematischen</w:t>
-      </w:r>
-      <w:proofErr w:type="spellEnd"/>
-      <w:r>
-        <w:t xml:space="preserve"> </w:t>
-      </w:r>
-      <w:proofErr w:type="spellStart"/>
-      <w:r>
-        <w:t>Wissenschaften</w:t>
-      </w:r>
-      <w:proofErr w:type="spellEnd"/>
-      <w:r>
-        <w:t xml:space="preserve"> [Fundamental Principles of Mathematical Sciences], Springer-Verlag, Berlin, Germany, 1985. </w:t>
-      </w:r>
-      <w:proofErr w:type="spellStart"/>
-      <w:r>
-        <w:t>Pseudodierential</w:t>
-      </w:r>
-      <w:proofErr w:type="spellEnd"/>
-      <w:r>
-        <w:t xml:space="preserve"> operators. </w:t>
-      </w:r>
-    </w:p>
-    <w:p>
-      <w:pPr>
-        <w:pStyle w:val="reference"/>
-      </w:pPr>
-      <w:r>
-        <w:t xml:space="preserve">IEEE, </w:t>
-      </w:r>
-      <w:proofErr w:type="spellStart"/>
-      <w:r>
-        <w:t>Ieee</w:t>
-      </w:r>
-      <w:proofErr w:type="spellEnd"/>
-      <w:r>
-        <w:t xml:space="preserve"> </w:t>
-      </w:r>
-      <w:proofErr w:type="spellStart"/>
-      <w:r>
-        <w:t>tcsc</w:t>
-      </w:r>
-      <w:proofErr w:type="spellEnd"/>
-      <w:r>
-        <w:t xml:space="preserve"> executive committee, in: Proceedings of the IEEE International Conference on Web Services, ICWS ’04, IEEE Computer Society, Washington, DC, USA, 2004, pp. 21–22. doi:10.1109/ICWS.2004.64. </w:t>
-      </w:r>
-    </w:p>
-    <w:p>
-      <w:pPr>
-        <w:pStyle w:val="reference"/>
-      </w:pPr>
-      <w:r>
-        <w:t xml:space="preserve">TUG, Institutional members of the TEX users group, 2017. URL: </w:t>
-      </w:r>
-      <w:hyperlink r:id="rId19" w:history="1">
-        <w:r>
-          <w:rPr>
-            <w:rStyle w:val="Hyperlink"/>
-          </w:rPr>
-          <w:t>http://www.tug.org/instmem.html</w:t>
-        </w:r>
-      </w:hyperlink>
-      <w:r>
-        <w:t xml:space="preserve"> </w:t>
-      </w:r>
-      <w:r>
-        <w:t xml:space="preserve">. </w:t>
-      </w:r>
-    </w:p>
-    <w:p>
-      <w:pPr>
-        <w:pStyle w:val="reference"/>
-      </w:pPr>
-      <w:r>
-        <w:t>R Core Team, R: A language and environment for statistical computing, 2019. URL:</w:t>
-      </w:r>
-      <w:r>
-        <w:t xml:space="preserve"> </w:t>
-      </w:r>
-      <w:hyperlink r:id="rId20" w:history="1">
-        <w:r>
-          <w:rPr>
-            <w:rStyle w:val="Hyperlink"/>
-          </w:rPr>
-          <w:t>https://www.R-project.org</w:t>
-        </w:r>
-      </w:hyperlink>
-      <w:r>
-        <w:t xml:space="preserve">. </w:t>
-      </w:r>
-    </w:p>
-    <w:p>
-      <w:pPr>
-        <w:pStyle w:val="reference"/>
-        <w:rPr>
-          <w:lang w:val="sv-SE"/>
-        </w:rPr>
-      </w:pPr>
-      <w:r>
-        <w:t xml:space="preserve">S. </w:t>
-      </w:r>
-      <w:proofErr w:type="spellStart"/>
-      <w:r>
-        <w:t>Anzaroot</w:t>
-      </w:r>
-      <w:proofErr w:type="spellEnd"/>
-      <w:r>
-        <w:t xml:space="preserve">, A. McCallum, UMass citation field extraction dataset, 2013. </w:t>
-      </w:r>
-      <w:r>
-        <w:rPr>
-          <w:lang w:val="sv-SE"/>
-        </w:rPr>
-        <w:t xml:space="preserve">URL: </w:t>
-      </w:r>
-      <w:hyperlink r:id="rId21" w:history="1">
-        <w:r>
-          <w:rPr>
-            <w:rStyle w:val="Hyperlink"/>
-            <w:lang w:val="sv-SE"/>
-          </w:rPr>
-          <w:t>http://www.iesl.cs.umass.edu/data/data-umasscitationfield</w:t>
-        </w:r>
-      </w:hyperlink>
-      <w:r>
-        <w:rPr>
-          <w:lang w:val="sv-SE"/>
-        </w:rPr>
-        <w:t xml:space="preserve">. </w:t>
+        <w:t xml:space="preserve"> preprint arXiv:2203.05794, 2022.</w:t>
       </w:r>
     </w:p>
     <w:p>
@@ -3301,7 +2655,7 @@
         <v:path o:extrusionok="f" gradientshapeok="t" o:connecttype="rect"/>
         <o:lock v:ext="edit" aspectratio="t"/>
       </v:shapetype>
-      <v:shape id="_x0000_i1025" type="#_x0000_t75" alt="A picture containing sketch, black, black and white, diagram&#10;&#10;&#10;&#10;&#10;&#10;&#10;&#10;&#10;&#10;&#10;&#10;&#10;&#10;&#10;&#10;&#10;&#10;&#10;&#10;Description automatically generated" style="width:126.5pt;height:124pt;visibility:visible;mso-wrap-style:square" o:bullet="t">
+      <v:shape id="_x0000_i1025" type="#_x0000_t75" alt="A picture containing sketch, black, black and white, diagram&#10;&#10;&#10;&#10;&#10;&#10;&#10;&#10;&#10;&#10;&#10;&#10;&#10;&#10;&#10;&#10;&#10;&#10;&#10;&#10;Description automatically generated" style="width:126pt;height:126pt;visibility:visible;mso-wrap-style:square" o:bullet="t">
         <v:imagedata r:id="rId1" o:title="A picture containing sketch, black, black and white, diagram&#10;&#10;&#10;&#10;&#10;&#10;&#10;&#10;&#10;&#10;&#10;&#10;&#10;&#10;&#10;&#10;&#10;&#10;&#10;&#10;Description automatically generated"/>
       </v:shape>
     </w:pict>
@@ -4705,6 +4059,232 @@
     <w:numStyleLink w:val="Universitiesnumberedlist"/>
   </w:abstractNum>
   <w:abstractNum w:abstractNumId="27" w15:restartNumberingAfterBreak="0">
+    <w:nsid w:val="3B8F1061"/>
+    <w:multiLevelType w:val="hybridMultilevel"/>
+    <w:tmpl w:val="2750AC02"/>
+    <w:lvl w:ilvl="0" w:tplc="08090001">
+      <w:start w:val="1"/>
+      <w:numFmt w:val="bullet"/>
+      <w:lvlText w:val=""/>
+      <w:lvlJc w:val="left"/>
+      <w:pPr>
+        <w:ind w:left="1004" w:hanging="360"/>
+      </w:pPr>
+      <w:rPr>
+        <w:rFonts w:ascii="Symbol" w:hAnsi="Symbol" w:hint="default"/>
+      </w:rPr>
+    </w:lvl>
+    <w:lvl w:ilvl="1" w:tplc="08090003" w:tentative="1">
+      <w:start w:val="1"/>
+      <w:numFmt w:val="bullet"/>
+      <w:lvlText w:val="o"/>
+      <w:lvlJc w:val="left"/>
+      <w:pPr>
+        <w:ind w:left="1724" w:hanging="360"/>
+      </w:pPr>
+      <w:rPr>
+        <w:rFonts w:ascii="Courier New" w:hAnsi="Courier New" w:cs="Courier New" w:hint="default"/>
+      </w:rPr>
+    </w:lvl>
+    <w:lvl w:ilvl="2" w:tplc="08090005" w:tentative="1">
+      <w:start w:val="1"/>
+      <w:numFmt w:val="bullet"/>
+      <w:lvlText w:val=""/>
+      <w:lvlJc w:val="left"/>
+      <w:pPr>
+        <w:ind w:left="2444" w:hanging="360"/>
+      </w:pPr>
+      <w:rPr>
+        <w:rFonts w:ascii="Wingdings" w:hAnsi="Wingdings" w:hint="default"/>
+      </w:rPr>
+    </w:lvl>
+    <w:lvl w:ilvl="3" w:tplc="08090001" w:tentative="1">
+      <w:start w:val="1"/>
+      <w:numFmt w:val="bullet"/>
+      <w:lvlText w:val=""/>
+      <w:lvlJc w:val="left"/>
+      <w:pPr>
+        <w:ind w:left="3164" w:hanging="360"/>
+      </w:pPr>
+      <w:rPr>
+        <w:rFonts w:ascii="Symbol" w:hAnsi="Symbol" w:hint="default"/>
+      </w:rPr>
+    </w:lvl>
+    <w:lvl w:ilvl="4" w:tplc="08090003" w:tentative="1">
+      <w:start w:val="1"/>
+      <w:numFmt w:val="bullet"/>
+      <w:lvlText w:val="o"/>
+      <w:lvlJc w:val="left"/>
+      <w:pPr>
+        <w:ind w:left="3884" w:hanging="360"/>
+      </w:pPr>
+      <w:rPr>
+        <w:rFonts w:ascii="Courier New" w:hAnsi="Courier New" w:cs="Courier New" w:hint="default"/>
+      </w:rPr>
+    </w:lvl>
+    <w:lvl w:ilvl="5" w:tplc="08090005" w:tentative="1">
+      <w:start w:val="1"/>
+      <w:numFmt w:val="bullet"/>
+      <w:lvlText w:val=""/>
+      <w:lvlJc w:val="left"/>
+      <w:pPr>
+        <w:ind w:left="4604" w:hanging="360"/>
+      </w:pPr>
+      <w:rPr>
+        <w:rFonts w:ascii="Wingdings" w:hAnsi="Wingdings" w:hint="default"/>
+      </w:rPr>
+    </w:lvl>
+    <w:lvl w:ilvl="6" w:tplc="08090001" w:tentative="1">
+      <w:start w:val="1"/>
+      <w:numFmt w:val="bullet"/>
+      <w:lvlText w:val=""/>
+      <w:lvlJc w:val="left"/>
+      <w:pPr>
+        <w:ind w:left="5324" w:hanging="360"/>
+      </w:pPr>
+      <w:rPr>
+        <w:rFonts w:ascii="Symbol" w:hAnsi="Symbol" w:hint="default"/>
+      </w:rPr>
+    </w:lvl>
+    <w:lvl w:ilvl="7" w:tplc="08090003" w:tentative="1">
+      <w:start w:val="1"/>
+      <w:numFmt w:val="bullet"/>
+      <w:lvlText w:val="o"/>
+      <w:lvlJc w:val="left"/>
+      <w:pPr>
+        <w:ind w:left="6044" w:hanging="360"/>
+      </w:pPr>
+      <w:rPr>
+        <w:rFonts w:ascii="Courier New" w:hAnsi="Courier New" w:cs="Courier New" w:hint="default"/>
+      </w:rPr>
+    </w:lvl>
+    <w:lvl w:ilvl="8" w:tplc="08090005" w:tentative="1">
+      <w:start w:val="1"/>
+      <w:numFmt w:val="bullet"/>
+      <w:lvlText w:val=""/>
+      <w:lvlJc w:val="left"/>
+      <w:pPr>
+        <w:ind w:left="6764" w:hanging="360"/>
+      </w:pPr>
+      <w:rPr>
+        <w:rFonts w:ascii="Wingdings" w:hAnsi="Wingdings" w:hint="default"/>
+      </w:rPr>
+    </w:lvl>
+  </w:abstractNum>
+  <w:abstractNum w:abstractNumId="28" w15:restartNumberingAfterBreak="0">
+    <w:nsid w:val="3D151DF0"/>
+    <w:multiLevelType w:val="hybridMultilevel"/>
+    <w:tmpl w:val="5C28EF40"/>
+    <w:lvl w:ilvl="0" w:tplc="08090001">
+      <w:start w:val="1"/>
+      <w:numFmt w:val="bullet"/>
+      <w:lvlText w:val=""/>
+      <w:lvlJc w:val="left"/>
+      <w:pPr>
+        <w:ind w:left="720" w:hanging="360"/>
+      </w:pPr>
+      <w:rPr>
+        <w:rFonts w:ascii="Symbol" w:hAnsi="Symbol" w:hint="default"/>
+      </w:rPr>
+    </w:lvl>
+    <w:lvl w:ilvl="1" w:tplc="08090003" w:tentative="1">
+      <w:start w:val="1"/>
+      <w:numFmt w:val="bullet"/>
+      <w:lvlText w:val="o"/>
+      <w:lvlJc w:val="left"/>
+      <w:pPr>
+        <w:ind w:left="1440" w:hanging="360"/>
+      </w:pPr>
+      <w:rPr>
+        <w:rFonts w:ascii="Courier New" w:hAnsi="Courier New" w:cs="Courier New" w:hint="default"/>
+      </w:rPr>
+    </w:lvl>
+    <w:lvl w:ilvl="2" w:tplc="08090005" w:tentative="1">
+      <w:start w:val="1"/>
+      <w:numFmt w:val="bullet"/>
+      <w:lvlText w:val=""/>
+      <w:lvlJc w:val="left"/>
+      <w:pPr>
+        <w:ind w:left="2160" w:hanging="360"/>
+      </w:pPr>
+      <w:rPr>
+        <w:rFonts w:ascii="Wingdings" w:hAnsi="Wingdings" w:hint="default"/>
+      </w:rPr>
+    </w:lvl>
+    <w:lvl w:ilvl="3" w:tplc="08090001" w:tentative="1">
+      <w:start w:val="1"/>
+      <w:numFmt w:val="bullet"/>
+      <w:lvlText w:val=""/>
+      <w:lvlJc w:val="left"/>
+      <w:pPr>
+        <w:ind w:left="2880" w:hanging="360"/>
+      </w:pPr>
+      <w:rPr>
+        <w:rFonts w:ascii="Symbol" w:hAnsi="Symbol" w:hint="default"/>
+      </w:rPr>
+    </w:lvl>
+    <w:lvl w:ilvl="4" w:tplc="08090003" w:tentative="1">
+      <w:start w:val="1"/>
+      <w:numFmt w:val="bullet"/>
+      <w:lvlText w:val="o"/>
+      <w:lvlJc w:val="left"/>
+      <w:pPr>
+        <w:ind w:left="3600" w:hanging="360"/>
+      </w:pPr>
+      <w:rPr>
+        <w:rFonts w:ascii="Courier New" w:hAnsi="Courier New" w:cs="Courier New" w:hint="default"/>
+      </w:rPr>
+    </w:lvl>
+    <w:lvl w:ilvl="5" w:tplc="08090005" w:tentative="1">
+      <w:start w:val="1"/>
+      <w:numFmt w:val="bullet"/>
+      <w:lvlText w:val=""/>
+      <w:lvlJc w:val="left"/>
+      <w:pPr>
+        <w:ind w:left="4320" w:hanging="360"/>
+      </w:pPr>
+      <w:rPr>
+        <w:rFonts w:ascii="Wingdings" w:hAnsi="Wingdings" w:hint="default"/>
+      </w:rPr>
+    </w:lvl>
+    <w:lvl w:ilvl="6" w:tplc="08090001" w:tentative="1">
+      <w:start w:val="1"/>
+      <w:numFmt w:val="bullet"/>
+      <w:lvlText w:val=""/>
+      <w:lvlJc w:val="left"/>
+      <w:pPr>
+        <w:ind w:left="5040" w:hanging="360"/>
+      </w:pPr>
+      <w:rPr>
+        <w:rFonts w:ascii="Symbol" w:hAnsi="Symbol" w:hint="default"/>
+      </w:rPr>
+    </w:lvl>
+    <w:lvl w:ilvl="7" w:tplc="08090003" w:tentative="1">
+      <w:start w:val="1"/>
+      <w:numFmt w:val="bullet"/>
+      <w:lvlText w:val="o"/>
+      <w:lvlJc w:val="left"/>
+      <w:pPr>
+        <w:ind w:left="5760" w:hanging="360"/>
+      </w:pPr>
+      <w:rPr>
+        <w:rFonts w:ascii="Courier New" w:hAnsi="Courier New" w:cs="Courier New" w:hint="default"/>
+      </w:rPr>
+    </w:lvl>
+    <w:lvl w:ilvl="8" w:tplc="08090005" w:tentative="1">
+      <w:start w:val="1"/>
+      <w:numFmt w:val="bullet"/>
+      <w:lvlText w:val=""/>
+      <w:lvlJc w:val="left"/>
+      <w:pPr>
+        <w:ind w:left="6480" w:hanging="360"/>
+      </w:pPr>
+      <w:rPr>
+        <w:rFonts w:ascii="Wingdings" w:hAnsi="Wingdings" w:hint="default"/>
+      </w:rPr>
+    </w:lvl>
+  </w:abstractNum>
+  <w:abstractNum w:abstractNumId="29" w15:restartNumberingAfterBreak="0">
     <w:nsid w:val="3EE52556"/>
     <w:multiLevelType w:val="hybridMultilevel"/>
     <w:tmpl w:val="37681D5E"/>
@@ -4794,7 +4374,7 @@
       </w:pPr>
     </w:lvl>
   </w:abstractNum>
-  <w:abstractNum w:abstractNumId="28" w15:restartNumberingAfterBreak="0">
+  <w:abstractNum w:abstractNumId="30" w15:restartNumberingAfterBreak="0">
     <w:nsid w:val="414124E0"/>
     <w:multiLevelType w:val="multilevel"/>
     <w:tmpl w:val="3B56D1D0"/>
@@ -4884,7 +4464,7 @@
       </w:pPr>
     </w:lvl>
   </w:abstractNum>
-  <w:abstractNum w:abstractNumId="29" w15:restartNumberingAfterBreak="0">
+  <w:abstractNum w:abstractNumId="31" w15:restartNumberingAfterBreak="0">
     <w:nsid w:val="441E71DF"/>
     <w:multiLevelType w:val="multilevel"/>
     <w:tmpl w:val="B4386AE0"/>
@@ -4997,7 +4577,7 @@
       </w:pPr>
     </w:lvl>
   </w:abstractNum>
-  <w:abstractNum w:abstractNumId="30" w15:restartNumberingAfterBreak="0">
+  <w:abstractNum w:abstractNumId="32" w15:restartNumberingAfterBreak="0">
     <w:nsid w:val="497B30EC"/>
     <w:multiLevelType w:val="multilevel"/>
     <w:tmpl w:val="B3AA1732"/>
@@ -5118,7 +4698,7 @@
       </w:rPr>
     </w:lvl>
   </w:abstractNum>
-  <w:abstractNum w:abstractNumId="31" w15:restartNumberingAfterBreak="0">
+  <w:abstractNum w:abstractNumId="33" w15:restartNumberingAfterBreak="0">
     <w:nsid w:val="4E566F7D"/>
     <w:multiLevelType w:val="hybridMultilevel"/>
     <w:tmpl w:val="211A2EA4"/>
@@ -5204,7 +4784,7 @@
       </w:pPr>
     </w:lvl>
   </w:abstractNum>
-  <w:abstractNum w:abstractNumId="32" w15:restartNumberingAfterBreak="0">
+  <w:abstractNum w:abstractNumId="34" w15:restartNumberingAfterBreak="0">
     <w:nsid w:val="5037208F"/>
     <w:multiLevelType w:val="hybridMultilevel"/>
     <w:tmpl w:val="9BEAE6C8"/>
@@ -5290,7 +4870,7 @@
       </w:pPr>
     </w:lvl>
   </w:abstractNum>
-  <w:abstractNum w:abstractNumId="33" w15:restartNumberingAfterBreak="0">
+  <w:abstractNum w:abstractNumId="35" w15:restartNumberingAfterBreak="0">
     <w:nsid w:val="521C500B"/>
     <w:multiLevelType w:val="multilevel"/>
     <w:tmpl w:val="FA22B478"/>
@@ -5403,7 +4983,7 @@
       </w:pPr>
     </w:lvl>
   </w:abstractNum>
-  <w:abstractNum w:abstractNumId="34" w15:restartNumberingAfterBreak="0">
+  <w:abstractNum w:abstractNumId="36" w15:restartNumberingAfterBreak="0">
     <w:nsid w:val="52AA030D"/>
     <w:multiLevelType w:val="multilevel"/>
     <w:tmpl w:val="061E12D0"/>
@@ -5489,7 +5069,7 @@
       </w:pPr>
     </w:lvl>
   </w:abstractNum>
-  <w:abstractNum w:abstractNumId="35" w15:restartNumberingAfterBreak="0">
+  <w:abstractNum w:abstractNumId="37" w15:restartNumberingAfterBreak="0">
     <w:nsid w:val="55AB49E8"/>
     <w:multiLevelType w:val="multilevel"/>
     <w:tmpl w:val="0809001D"/>
@@ -5576,7 +5156,7 @@
       </w:pPr>
     </w:lvl>
   </w:abstractNum>
-  <w:abstractNum w:abstractNumId="36" w15:restartNumberingAfterBreak="0">
+  <w:abstractNum w:abstractNumId="38" w15:restartNumberingAfterBreak="0">
     <w:nsid w:val="5FD1115C"/>
     <w:multiLevelType w:val="hybridMultilevel"/>
     <w:tmpl w:val="8F5C5078"/>
@@ -5665,7 +5245,7 @@
       </w:pPr>
     </w:lvl>
   </w:abstractNum>
-  <w:abstractNum w:abstractNumId="37" w15:restartNumberingAfterBreak="0">
+  <w:abstractNum w:abstractNumId="39" w15:restartNumberingAfterBreak="0">
     <w:nsid w:val="6A2610BB"/>
     <w:multiLevelType w:val="multilevel"/>
     <w:tmpl w:val="3B56D1D0"/>
@@ -5755,7 +5335,7 @@
       </w:pPr>
     </w:lvl>
   </w:abstractNum>
-  <w:abstractNum w:abstractNumId="38" w15:restartNumberingAfterBreak="0">
+  <w:abstractNum w:abstractNumId="40" w15:restartNumberingAfterBreak="0">
     <w:nsid w:val="6C6709E0"/>
     <w:multiLevelType w:val="hybridMultilevel"/>
     <w:tmpl w:val="164CCBEC"/>
@@ -5841,7 +5421,7 @@
       </w:pPr>
     </w:lvl>
   </w:abstractNum>
-  <w:abstractNum w:abstractNumId="39" w15:restartNumberingAfterBreak="0">
+  <w:abstractNum w:abstractNumId="41" w15:restartNumberingAfterBreak="0">
     <w:nsid w:val="6DDD10F5"/>
     <w:multiLevelType w:val="hybridMultilevel"/>
     <w:tmpl w:val="7FF0A3A0"/>
@@ -5931,7 +5511,7 @@
       </w:pPr>
     </w:lvl>
   </w:abstractNum>
-  <w:abstractNum w:abstractNumId="40" w15:restartNumberingAfterBreak="0">
+  <w:abstractNum w:abstractNumId="42" w15:restartNumberingAfterBreak="0">
     <w:nsid w:val="6E9215A6"/>
     <w:multiLevelType w:val="hybridMultilevel"/>
     <w:tmpl w:val="B262048A"/>
@@ -6021,13 +5601,13 @@
       </w:pPr>
     </w:lvl>
   </w:abstractNum>
-  <w:abstractNum w:abstractNumId="41" w15:restartNumberingAfterBreak="0">
+  <w:abstractNum w:abstractNumId="43" w15:restartNumberingAfterBreak="0">
     <w:nsid w:val="74B10B7C"/>
     <w:multiLevelType w:val="multilevel"/>
     <w:tmpl w:val="7354D142"/>
     <w:numStyleLink w:val="111111"/>
   </w:abstractNum>
-  <w:abstractNum w:abstractNumId="42" w15:restartNumberingAfterBreak="0">
+  <w:abstractNum w:abstractNumId="44" w15:restartNumberingAfterBreak="0">
     <w:nsid w:val="773B61EB"/>
     <w:multiLevelType w:val="multilevel"/>
     <w:tmpl w:val="C1BA88DA"/>
@@ -6120,19 +5700,19 @@
     </w:lvl>
   </w:abstractNum>
   <w:num w:numId="1" w16cid:durableId="1906404612">
-    <w:abstractNumId w:val="32"/>
+    <w:abstractNumId w:val="34"/>
   </w:num>
   <w:num w:numId="2" w16cid:durableId="1130249954">
-    <w:abstractNumId w:val="36"/>
+    <w:abstractNumId w:val="38"/>
   </w:num>
   <w:num w:numId="3" w16cid:durableId="854151652">
     <w:abstractNumId w:val="10"/>
   </w:num>
   <w:num w:numId="4" w16cid:durableId="600376972">
-    <w:abstractNumId w:val="27"/>
+    <w:abstractNumId w:val="29"/>
   </w:num>
   <w:num w:numId="5" w16cid:durableId="219487037">
-    <w:abstractNumId w:val="31"/>
+    <w:abstractNumId w:val="33"/>
   </w:num>
   <w:num w:numId="6" w16cid:durableId="1458569511">
     <w:abstractNumId w:val="13"/>
@@ -6141,19 +5721,19 @@
     <w:abstractNumId w:val="24"/>
   </w:num>
   <w:num w:numId="8" w16cid:durableId="1360083096">
-    <w:abstractNumId w:val="41"/>
+    <w:abstractNumId w:val="43"/>
   </w:num>
   <w:num w:numId="9" w16cid:durableId="1052079978">
-    <w:abstractNumId w:val="34"/>
+    <w:abstractNumId w:val="36"/>
   </w:num>
   <w:num w:numId="10" w16cid:durableId="1564363658">
     <w:abstractNumId w:val="14"/>
   </w:num>
   <w:num w:numId="11" w16cid:durableId="1853909871">
-    <w:abstractNumId w:val="33"/>
+    <w:abstractNumId w:val="35"/>
   </w:num>
   <w:num w:numId="12" w16cid:durableId="1831602536">
-    <w:abstractNumId w:val="29"/>
+    <w:abstractNumId w:val="31"/>
   </w:num>
   <w:num w:numId="13" w16cid:durableId="1986428347">
     <w:abstractNumId w:val="20"/>
@@ -6189,7 +5769,7 @@
     <w:abstractNumId w:val="9"/>
   </w:num>
   <w:num w:numId="24" w16cid:durableId="1631354851">
-    <w:abstractNumId w:val="40"/>
+    <w:abstractNumId w:val="42"/>
   </w:num>
   <w:num w:numId="25" w16cid:durableId="1338922395">
     <w:abstractNumId w:val="16"/>
@@ -6222,7 +5802,7 @@
     <w:abstractNumId w:val="12"/>
   </w:num>
   <w:num w:numId="29" w16cid:durableId="970669956">
-    <w:abstractNumId w:val="42"/>
+    <w:abstractNumId w:val="44"/>
   </w:num>
   <w:num w:numId="30" w16cid:durableId="1972055394">
     <w:abstractNumId w:val="17"/>
@@ -6234,10 +5814,10 @@
     <w:abstractNumId w:val="21"/>
   </w:num>
   <w:num w:numId="33" w16cid:durableId="49808344">
-    <w:abstractNumId w:val="30"/>
+    <w:abstractNumId w:val="32"/>
   </w:num>
   <w:num w:numId="34" w16cid:durableId="1156341540">
-    <w:abstractNumId w:val="40"/>
+    <w:abstractNumId w:val="42"/>
     <w:lvlOverride w:ilvl="0">
       <w:startOverride w:val="1"/>
     </w:lvlOverride>
@@ -6255,16 +5835,16 @@
     </w:lvlOverride>
   </w:num>
   <w:num w:numId="37" w16cid:durableId="268243250">
+    <w:abstractNumId w:val="39"/>
+  </w:num>
+  <w:num w:numId="38" w16cid:durableId="1691176141">
+    <w:abstractNumId w:val="30"/>
+  </w:num>
+  <w:num w:numId="39" w16cid:durableId="469204421">
     <w:abstractNumId w:val="37"/>
   </w:num>
-  <w:num w:numId="38" w16cid:durableId="1691176141">
-    <w:abstractNumId w:val="28"/>
-  </w:num>
-  <w:num w:numId="39" w16cid:durableId="469204421">
-    <w:abstractNumId w:val="35"/>
-  </w:num>
   <w:num w:numId="40" w16cid:durableId="638069444">
-    <w:abstractNumId w:val="39"/>
+    <w:abstractNumId w:val="41"/>
   </w:num>
   <w:num w:numId="41" w16cid:durableId="502086848">
     <w:abstractNumId w:val="10"/>
@@ -6288,13 +5868,19 @@
     <w:abstractNumId w:val="15"/>
   </w:num>
   <w:num w:numId="46" w16cid:durableId="166555150">
-    <w:abstractNumId w:val="38"/>
+    <w:abstractNumId w:val="40"/>
   </w:num>
   <w:num w:numId="47" w16cid:durableId="417017940">
     <w:abstractNumId w:val="25"/>
   </w:num>
   <w:num w:numId="48" w16cid:durableId="1943369212">
     <w:abstractNumId w:val="11"/>
+  </w:num>
+  <w:num w:numId="49" w16cid:durableId="2001884830">
+    <w:abstractNumId w:val="28"/>
+  </w:num>
+  <w:num w:numId="50" w16cid:durableId="1087071136">
+    <w:abstractNumId w:val="27"/>
   </w:num>
 </w:numbering>
 </file>
@@ -6798,6 +6384,7 @@
   <w:style w:type="character" w:default="1" w:styleId="DefaultParagraphFont">
     <w:name w:val="Default Paragraph Font"/>
     <w:uiPriority w:val="1"/>
+    <w:semiHidden/>
     <w:unhideWhenUsed/>
   </w:style>
   <w:style w:type="table" w:default="1" w:styleId="TableNormal">

--- a/Report.docx
+++ b/Report.docx
@@ -34,21 +34,7 @@
         <w:rPr>
           <w:rFonts w:ascii="Cambria Math" w:hAnsi="Cambria Math" w:cs="Cambria Math"/>
         </w:rPr>
-        <w:t>RAG via LLM-</w:t>
-      </w:r>
-      <w:proofErr w:type="spellStart"/>
-      <w:r>
-        <w:rPr>
-          <w:rFonts w:ascii="Cambria Math" w:hAnsi="Cambria Math" w:cs="Cambria Math"/>
-        </w:rPr>
-        <w:t>FalkorDB</w:t>
-      </w:r>
-      <w:proofErr w:type="spellEnd"/>
-      <w:r>
-        <w:rPr>
-          <w:rFonts w:ascii="Cambria Math" w:hAnsi="Cambria Math" w:cs="Cambria Math"/>
-        </w:rPr>
-        <w:t xml:space="preserve"> Integration</w:t>
+        <w:t>RAG via LLM-FalkorDB Integration</w:t>
       </w:r>
     </w:p>
     <w:p>
@@ -177,7 +163,6 @@
       <w:r>
         <w:t xml:space="preserve">RAG construction from unstructured text using LLMs and </w:t>
       </w:r>
-      <w:proofErr w:type="spellStart"/>
       <w:r>
         <w:rPr>
           <w:b/>
@@ -185,7 +170,6 @@
         </w:rPr>
         <w:t>FalkorDB</w:t>
       </w:r>
-      <w:proofErr w:type="spellEnd"/>
       <w:r>
         <w:t xml:space="preserve">. Our pipeline first partitions documents by </w:t>
       </w:r>
@@ -286,7 +270,6 @@
         <w:t xml:space="preserve">queries related to </w:t>
       </w:r>
       <w:hyperlink r:id="rId8" w:history="1">
-        <w:proofErr w:type="spellStart"/>
         <w:r>
           <w:rPr>
             <w:rStyle w:val="Hyperlink"/>
@@ -295,7 +278,6 @@
           </w:rPr>
           <w:t>EmPULIA</w:t>
         </w:r>
-        <w:proofErr w:type="spellEnd"/>
       </w:hyperlink>
       <w:r>
         <w:rPr>
@@ -328,19 +310,9 @@
       <w:r>
         <w:t>“</w:t>
       </w:r>
-      <w:proofErr w:type="spellStart"/>
-      <w:r>
-        <w:t>Codice</w:t>
-      </w:r>
-      <w:proofErr w:type="spellEnd"/>
-      <w:r>
-        <w:t xml:space="preserve"> degli </w:t>
-      </w:r>
-      <w:proofErr w:type="spellStart"/>
-      <w:r>
-        <w:t>Appalti</w:t>
-      </w:r>
-      <w:proofErr w:type="spellEnd"/>
+      <w:r>
+        <w:t>Codice degli Appalti</w:t>
+      </w:r>
       <w:r>
         <w:t>”</w:t>
       </w:r>
@@ -362,13 +334,8 @@
         <w:pStyle w:val="AbstractText"/>
       </w:pPr>
       <w:r>
-        <w:t xml:space="preserve">// Dire </w:t>
-      </w:r>
-      <w:proofErr w:type="spellStart"/>
-      <w:r>
-        <w:t>risultati</w:t>
-      </w:r>
-      <w:proofErr w:type="spellEnd"/>
+        <w:t>// Dire risultati</w:t>
+      </w:r>
     </w:p>
     <w:p>
       <w:pPr>
@@ -425,11 +392,9 @@
       <w:r>
         <w:t xml:space="preserve">, </w:t>
       </w:r>
-      <w:proofErr w:type="spellStart"/>
       <w:r>
         <w:t>FalkorDB</w:t>
       </w:r>
-      <w:proofErr w:type="spellEnd"/>
       <w:r>
         <w:t xml:space="preserve">, </w:t>
       </w:r>
@@ -637,15 +602,7 @@
         <w:t xml:space="preserve"> </w:t>
       </w:r>
       <w:r>
-        <w:t xml:space="preserve">The </w:t>
-      </w:r>
-      <w:proofErr w:type="spellStart"/>
-      <w:r>
-        <w:t>EmPULIA</w:t>
-      </w:r>
-      <w:proofErr w:type="spellEnd"/>
-      <w:r>
-        <w:t xml:space="preserve"> case study serves as an ideal testing ground, as it allows us to evaluate our framework within a challenging and highly specialized domain</w:t>
+        <w:t>The EmPULIA case study serves as an ideal testing ground, as it allows us to evaluate our framework within a challenging and highly specialized domain</w:t>
       </w:r>
       <w:r>
         <w:t>.</w:t>
@@ -820,49 +777,73 @@
           <w:b/>
           <w:bCs/>
         </w:rPr>
-        <w:t xml:space="preserve">Microsoft’s </w:t>
-      </w:r>
-      <w:proofErr w:type="spellStart"/>
+        <w:t>Microsoft’s GraphRAG</w:t>
+      </w:r>
       <w:r>
         <w:rPr>
           <w:rFonts w:ascii="LibertinusSerif" w:hAnsi="LibertinusSerif" w:cs="LibertinusSerif"/>
           <w:b/>
           <w:bCs/>
         </w:rPr>
-        <w:t>GraphRAG</w:t>
-      </w:r>
-      <w:proofErr w:type="spellEnd"/>
+        <w:t xml:space="preserve"> </w:t>
+      </w:r>
+      <w:r>
+        <w:rPr>
+          <w:rFonts w:ascii="LibertinusSerif" w:hAnsi="LibertinusSerif" w:cs="LibertinusSerif"/>
+        </w:rPr>
+        <w:t>[2]</w:t>
+      </w:r>
+      <w:r>
+        <w:rPr>
+          <w:rFonts w:ascii="LibertinusSerif" w:hAnsi="LibertinusSerif" w:cs="LibertinusSerif"/>
+        </w:rPr>
+        <w:t xml:space="preserve"> framework in 2024. Unlike traditional Knowledge Graph RAG systems that rely on simple neighborhood retrieval, this </w:t>
+      </w:r>
+      <w:r>
+        <w:rPr>
+          <w:lang w:val="en-GB"/>
+        </w:rPr>
+        <w:t>framework</w:t>
+      </w:r>
+      <w:r>
+        <w:rPr>
+          <w:rFonts w:ascii="LibertinusSerif" w:hAnsi="LibertinusSerif" w:cs="LibertinusSerif"/>
+        </w:rPr>
+        <w:t xml:space="preserve"> introduces </w:t>
+      </w:r>
       <w:r>
         <w:rPr>
           <w:rFonts w:ascii="LibertinusSerif" w:hAnsi="LibertinusSerif" w:cs="LibertinusSerif"/>
           <w:b/>
           <w:bCs/>
         </w:rPr>
-        <w:t xml:space="preserve"> </w:t>
+        <w:t>hierarchical community detection</w:t>
       </w:r>
       <w:r>
         <w:rPr>
           <w:rFonts w:ascii="LibertinusSerif" w:hAnsi="LibertinusSerif" w:cs="LibertinusSerif"/>
         </w:rPr>
-        <w:t>[2]</w:t>
+        <w:t>. This allows the system to generate high-level summaries of interconnected data clusters, enabling efficient Global Queries and overcoming the contextual fragmentation often found in standard vector-based retrieval</w:t>
       </w:r>
       <w:r>
         <w:rPr>
           <w:rFonts w:ascii="LibertinusSerif" w:hAnsi="LibertinusSerif" w:cs="LibertinusSerif"/>
         </w:rPr>
-        <w:t xml:space="preserve"> framework in 2024. Unlike traditional Knowledge Graph RAG systems that rely on simple neighborhood retrieval, this </w:t>
-      </w:r>
-      <w:r>
-        <w:rPr>
-          <w:lang w:val="en-GB"/>
-        </w:rPr>
-        <w:t>framework</w:t>
-      </w:r>
-      <w:r>
+        <w:t>.</w:t>
+      </w:r>
+    </w:p>
+    <w:p>
+      <w:pPr>
+        <w:ind w:firstLine="0"/>
         <w:rPr>
           <w:rFonts w:ascii="LibertinusSerif" w:hAnsi="LibertinusSerif" w:cs="LibertinusSerif"/>
         </w:rPr>
-        <w:t xml:space="preserve"> introduces </w:t>
+      </w:pPr>
+      <w:r>
+        <w:rPr>
+          <w:rFonts w:ascii="LibertinusSerif" w:hAnsi="LibertinusSerif" w:cs="LibertinusSerif"/>
+        </w:rPr>
+        <w:t xml:space="preserve">A notable recent development is </w:t>
       </w:r>
       <w:r>
         <w:rPr>
@@ -870,96 +851,46 @@
           <w:b/>
           <w:bCs/>
         </w:rPr>
-        <w:t>hierarchical community detection</w:t>
-      </w:r>
-      <w:r>
-        <w:rPr>
-          <w:rFonts w:ascii="LibertinusSerif" w:hAnsi="LibertinusSerif" w:cs="LibertinusSerif"/>
-        </w:rPr>
-        <w:t>. This allows the system to generate high-level summaries of interconnected data clusters, enabling efficient Global Queries and overcoming the contextual fragmentation often found in standard vector-based retrieval</w:t>
-      </w:r>
-      <w:r>
-        <w:rPr>
-          <w:rFonts w:ascii="LibertinusSerif" w:hAnsi="LibertinusSerif" w:cs="LibertinusSerif"/>
-        </w:rPr>
-        <w:t>.</w:t>
-      </w:r>
-    </w:p>
-    <w:p>
-      <w:pPr>
-        <w:ind w:firstLine="0"/>
-        <w:rPr>
-          <w:rFonts w:ascii="LibertinusSerif" w:hAnsi="LibertinusSerif" w:cs="LibertinusSerif"/>
-        </w:rPr>
-      </w:pPr>
-      <w:r>
-        <w:rPr>
-          <w:rFonts w:ascii="LibertinusSerif" w:hAnsi="LibertinusSerif" w:cs="LibertinusSerif"/>
-        </w:rPr>
-        <w:t xml:space="preserve">A notable recent development is </w:t>
-      </w:r>
-      <w:proofErr w:type="spellStart"/>
+        <w:t>KGGen</w:t>
+      </w:r>
       <w:r>
         <w:rPr>
           <w:rFonts w:ascii="LibertinusSerif" w:hAnsi="LibertinusSerif" w:cs="LibertinusSerif"/>
           <w:b/>
           <w:bCs/>
         </w:rPr>
-        <w:t>KGGen</w:t>
-      </w:r>
-      <w:proofErr w:type="spellEnd"/>
+        <w:t xml:space="preserve"> </w:t>
+      </w:r>
       <w:r>
         <w:rPr>
           <w:rFonts w:ascii="LibertinusSerif" w:hAnsi="LibertinusSerif" w:cs="LibertinusSerif"/>
-          <w:b/>
-          <w:bCs/>
-        </w:rPr>
-        <w:t xml:space="preserve"> </w:t>
+        </w:rPr>
+        <w:t xml:space="preserve">[3], </w:t>
       </w:r>
       <w:r>
         <w:rPr>
           <w:rFonts w:ascii="LibertinusSerif" w:hAnsi="LibertinusSerif" w:cs="LibertinusSerif"/>
         </w:rPr>
-        <w:t xml:space="preserve">[3], </w:t>
+        <w:t>a text-to-knowledge-graph generator that employs</w:t>
       </w:r>
       <w:r>
         <w:rPr>
           <w:rFonts w:ascii="LibertinusSerif" w:hAnsi="LibertinusSerif" w:cs="LibertinusSerif"/>
         </w:rPr>
-        <w:t>a text-to-knowledge-graph generator that employs</w:t>
+        <w:t xml:space="preserve"> LLMs </w:t>
       </w:r>
       <w:r>
         <w:rPr>
           <w:rFonts w:ascii="LibertinusSerif" w:hAnsi="LibertinusSerif" w:cs="LibertinusSerif"/>
         </w:rPr>
-        <w:t xml:space="preserve"> LLMs </w:t>
+        <w:t xml:space="preserve">to extract structured information from unstructured text. Its core technical innovation is a novel entity resolution approach that actively clusters and de-duplicates related entities during the extraction process. Unlike standard extractors that often produce </w:t>
       </w:r>
       <w:r>
         <w:rPr>
           <w:rFonts w:ascii="LibertinusSerif" w:hAnsi="LibertinusSerif" w:cs="LibertinusSerif"/>
         </w:rPr>
-        <w:t xml:space="preserve">to extract structured information from unstructured text. Its core technical innovation is a novel entity resolution approach that actively clusters and de-duplicates related entities during the extraction process. Unlike standard extractors that often produce </w:t>
-      </w:r>
-      <w:r>
-        <w:rPr>
-          <w:rFonts w:ascii="LibertinusSerif" w:hAnsi="LibertinusSerif" w:cs="LibertinusSerif"/>
-        </w:rPr>
         <w:lastRenderedPageBreak/>
-        <w:t xml:space="preserve">sparse or redundant nodes, </w:t>
-      </w:r>
-      <w:proofErr w:type="spellStart"/>
-      <w:r>
-        <w:rPr>
-          <w:rFonts w:ascii="LibertinusSerif" w:hAnsi="LibertinusSerif" w:cs="LibertinusSerif"/>
-        </w:rPr>
-        <w:t>KGGen</w:t>
-      </w:r>
-      <w:proofErr w:type="spellEnd"/>
-      <w:r>
-        <w:rPr>
-          <w:rFonts w:ascii="LibertinusSerif" w:hAnsi="LibertinusSerif" w:cs="LibertinusSerif"/>
-        </w:rPr>
-        <w:t xml:space="preserve"> focuses on reducing sparsity to create more concise and generalizable entities and relations</w:t>
+        <w:t>sparse or redundant nodes, KGGen focuses on reducing sparsity to create more concise and generalizable entities and relations</w:t>
       </w:r>
       <w:r>
         <w:rPr>
@@ -1071,15 +1002,7 @@
         <w:ind w:firstLine="0"/>
       </w:pPr>
       <w:r>
-        <w:t xml:space="preserve">The dataset comprises PDF documentation concerning the </w:t>
-      </w:r>
-      <w:proofErr w:type="spellStart"/>
-      <w:r>
-        <w:t>EmPulia</w:t>
-      </w:r>
-      <w:proofErr w:type="spellEnd"/>
-      <w:r>
-        <w:t xml:space="preserve"> e-procurement platform and the Italian Public Procurement Code. These documents were pre-classified by category at the source; consequently, we elected to maintain this structure by developing a distinct Knowledge Graph (KG) for each thematic area</w:t>
+        <w:t>The dataset comprises PDF documentation concerning the EmPulia e-procurement platform and the Italian Public Procurement Code. These documents were pre-classified by category at the source; consequently, we elected to maintain this structure by developing a distinct Knowledge Graph (KG) for each thematic area</w:t>
       </w:r>
       <w:r>
         <w:t>.</w:t>
@@ -1102,7 +1025,6 @@
           <w:numId w:val="46"/>
         </w:numPr>
       </w:pPr>
-      <w:proofErr w:type="spellStart"/>
       <w:r>
         <w:rPr>
           <w:b/>
@@ -1110,7 +1032,6 @@
         </w:rPr>
         <w:t>CodiceAppalti</w:t>
       </w:r>
-      <w:proofErr w:type="spellEnd"/>
       <w:r>
         <w:t xml:space="preserve">: </w:t>
       </w:r>
@@ -1126,7 +1047,6 @@
           <w:numId w:val="46"/>
         </w:numPr>
       </w:pPr>
-      <w:proofErr w:type="spellStart"/>
       <w:r>
         <w:rPr>
           <w:b/>
@@ -1134,20 +1054,11 @@
         </w:rPr>
         <w:t>DisciplinaDiUtilizzo</w:t>
       </w:r>
-      <w:proofErr w:type="spellEnd"/>
       <w:r>
         <w:t xml:space="preserve">: </w:t>
       </w:r>
       <w:r>
-        <w:t xml:space="preserve">This category encompasses the contractual and regulatory framework for the </w:t>
-      </w:r>
-      <w:proofErr w:type="spellStart"/>
-      <w:r>
-        <w:t>EmPulia</w:t>
-      </w:r>
-      <w:proofErr w:type="spellEnd"/>
-      <w:r>
-        <w:t xml:space="preserve"> platform itself. It outlines the legal terms, conditions for access, and the responsibilities of users (both public and private) when interacting with the digital system.</w:t>
+        <w:t>This category encompasses the contractual and regulatory framework for the EmPulia platform itself. It outlines the legal terms, conditions for access, and the responsibilities of users (both public and private) when interacting with the digital system.</w:t>
       </w:r>
     </w:p>
     <w:p>
@@ -1180,7 +1091,6 @@
           <w:numId w:val="46"/>
         </w:numPr>
       </w:pPr>
-      <w:proofErr w:type="spellStart"/>
       <w:r>
         <w:rPr>
           <w:b/>
@@ -1188,7 +1098,6 @@
         </w:rPr>
         <w:t>GuidePraticheOE</w:t>
       </w:r>
-      <w:proofErr w:type="spellEnd"/>
       <w:r>
         <w:t xml:space="preserve">: </w:t>
       </w:r>
@@ -1207,7 +1116,6 @@
           <w:numId w:val="46"/>
         </w:numPr>
       </w:pPr>
-      <w:proofErr w:type="spellStart"/>
       <w:r>
         <w:rPr>
           <w:b/>
@@ -1215,7 +1123,6 @@
         </w:rPr>
         <w:t>GuidePraticheSA</w:t>
       </w:r>
-      <w:proofErr w:type="spellEnd"/>
       <w:r>
         <w:t xml:space="preserve">: </w:t>
       </w:r>
@@ -1234,7 +1141,6 @@
           <w:numId w:val="46"/>
         </w:numPr>
       </w:pPr>
-      <w:proofErr w:type="spellStart"/>
       <w:r>
         <w:rPr>
           <w:b/>
@@ -1242,7 +1148,6 @@
         </w:rPr>
         <w:t>Normativa</w:t>
       </w:r>
-      <w:proofErr w:type="spellEnd"/>
       <w:r>
         <w:t xml:space="preserve">: </w:t>
       </w:r>
@@ -1263,7 +1168,6 @@
       <w:r>
         <w:t xml:space="preserve">convert the PDF files into .txt files, we use the </w:t>
       </w:r>
-      <w:proofErr w:type="spellStart"/>
       <w:r>
         <w:rPr>
           <w:b/>
@@ -1271,7 +1175,6 @@
         </w:rPr>
         <w:t>PdfReader</w:t>
       </w:r>
-      <w:proofErr w:type="spellEnd"/>
       <w:r>
         <w:t xml:space="preserve"> library and then apply a preprocessing function that performs</w:t>
       </w:r>
@@ -1852,7 +1755,13 @@
         <w:ind w:firstLine="0"/>
       </w:pPr>
       <w:r>
-        <w:t>We represent each entity as text using their labels and attributes. For entities, we also incorporate all their 1-hop relations. Finally, these text descriptions are converted into embeddings using the text-embedding-3-small model.</w:t>
+        <w:t>We represent each entity as text using their labels</w:t>
+      </w:r>
+      <w:r>
+        <w:t xml:space="preserve">, attributes and </w:t>
+      </w:r>
+      <w:r>
+        <w:t>1-hop relations. Finally, these text descriptions are converted into embeddings using the text-embedding-3-small model.</w:t>
       </w:r>
       <w:r>
         <w:t xml:space="preserve"> </w:t>
@@ -1889,34 +1798,30 @@
         <w:t>HDBSCAN</w:t>
       </w:r>
       <w:r>
-        <w:t xml:space="preserve"> (Hierarchical Density-Based Spatial Clustering of Applications with Noise). This choice of algorithm offers three distinct advantages for Entity Resolution:</w:t>
+        <w:t xml:space="preserve"> (Hierarchical Density-Based Spatial Clustering of Applications with Noise).</w:t>
+      </w:r>
+      <w:r>
+        <w:t xml:space="preserve"> </w:t>
+      </w:r>
+      <w:r>
+        <w:t>Unlike centroid-based methods (e.g., K-Means), HDBSCAN does not require a pre-defined number of clusters. This is vital for ER, where the total number of unique real-world entities is unknown a priori.</w:t>
+      </w:r>
+      <w:r>
+        <w:t xml:space="preserve"> </w:t>
       </w:r>
     </w:p>
     <w:p>
       <w:pPr>
         <w:ind w:firstLine="0"/>
       </w:pPr>
-      <w:r>
-        <w:t>Automatic Cluster Discovery: Unlike centroid-based methods (e.g., K-Means), HDBSCAN does not require a pre-defined number of clusters ($k$). This is vital for ER, where the total number of unique real-world entities is unknown a priori.</w:t>
-      </w:r>
-      <w:r>
-        <w:t xml:space="preserve"> </w:t>
-      </w:r>
     </w:p>
     <w:p>
       <w:pPr>
         <w:ind w:firstLine="0"/>
       </w:pPr>
-    </w:p>
-    <w:p>
-      <w:pPr>
-        <w:ind w:firstLine="0"/>
-      </w:pPr>
-      <w:r>
-        <w:lastRenderedPageBreak/>
+      <w:r>
         <w:t xml:space="preserve">This architecture mirrors the </w:t>
       </w:r>
-      <w:proofErr w:type="spellStart"/>
       <w:r>
         <w:rPr>
           <w:b/>
@@ -1924,7 +1829,6 @@
         </w:rPr>
         <w:t>BERTopic</w:t>
       </w:r>
-      <w:proofErr w:type="spellEnd"/>
       <w:r>
         <w:rPr>
           <w:b/>
@@ -2023,7 +1927,6 @@
       <w:r>
         <w:t xml:space="preserve">The final stage of the pipeline employs </w:t>
       </w:r>
-      <w:proofErr w:type="spellStart"/>
       <w:r>
         <w:rPr>
           <w:b/>
@@ -2031,7 +1934,6 @@
         </w:rPr>
         <w:t>GraphRAG</w:t>
       </w:r>
-      <w:proofErr w:type="spellEnd"/>
       <w:r>
         <w:rPr>
           <w:b/>
@@ -2040,15 +1942,7 @@
         <w:t>-SDK</w:t>
       </w:r>
       <w:r>
-        <w:t xml:space="preserve"> to query the generated </w:t>
-      </w:r>
-      <w:proofErr w:type="spellStart"/>
-      <w:r>
-        <w:t>KGs.</w:t>
-      </w:r>
-      <w:proofErr w:type="spellEnd"/>
-      <w:r>
-        <w:t xml:space="preserve"> An orchestrator agent directs the workflow by creating execution plans and delegating tasks to category-specific sub-agents. By leveraging these specialized agents to navigate individual KGs, the system ensures highly accurate, domain-specific retrieval when answering user questions.</w:t>
+        <w:t xml:space="preserve"> to query the generated KGs. An orchestrator agent directs the workflow by creating execution plans and delegating tasks to category-specific sub-agents. By leveraging these specialized agents to navigate individual KGs, the system ensures highly accurate, domain-specific retrieval when answering user questions.</w:t>
       </w:r>
     </w:p>
     <w:p>
@@ -2064,7 +1958,13 @@
         <w:t xml:space="preserve">We translated and customized the default prompts to align with </w:t>
       </w:r>
       <w:r>
+        <w:t xml:space="preserve">the </w:t>
+      </w:r>
+      <w:r>
         <w:t>Italian Public Procurement Code</w:t>
+      </w:r>
+      <w:r>
+        <w:t xml:space="preserve"> domain</w:t>
       </w:r>
       <w:r>
         <w:t>. We specifically moved away from a conversational Q&amp;A style toward a direct-response format. This adjustment was essential for the LLM-as-a-Judge evaluation framework, which requires precise, non-discursive outputs for accurate scoring</w:t>
@@ -2129,13 +2029,7 @@
         <w:t>Question Generation</w:t>
       </w:r>
       <w:r>
-        <w:t>: GPT-</w:t>
-      </w:r>
-      <w:r>
-        <w:t>5</w:t>
-      </w:r>
-      <w:r>
-        <w:t>-mini (acting as the synthetic user) generates a targeted question based specifically on the selected text chunk.</w:t>
+        <w:t>: GPT-5-mini (acting as the synthetic user) generates a targeted question based specifically on the selected text chunk.</w:t>
       </w:r>
     </w:p>
     <w:p>
@@ -2173,13 +2067,7 @@
         <w:t>Automated Assessment</w:t>
       </w:r>
       <w:r>
-        <w:t>: GPT-</w:t>
-      </w:r>
-      <w:r>
-        <w:t>5</w:t>
-      </w:r>
-      <w:r>
-        <w:t>-mini (acting as the LLM-as-a-Judge) performs a binary evaluation of the response, determining whether it is correct and</w:t>
+        <w:t>: GPT-5-mini (acting as the LLM-as-a-Judge) performs a binary evaluation of the response, determining whether it is correct and</w:t>
       </w:r>
       <w:r>
         <w:t xml:space="preserve"> </w:t>
@@ -2193,20 +2081,41 @@
         <w:ind w:firstLine="0"/>
       </w:pPr>
       <w:r>
-        <w:t>We recorded these results in a CSV format to perform a comparative analysis between our KG-augmented Orchestrator Agent and a baseline GPT-</w:t>
-      </w:r>
-      <w:r>
-        <w:t>5</w:t>
-      </w:r>
-      <w:r>
-        <w:t>-mini model without RAG capabilities.</w:t>
-      </w:r>
+        <w:t xml:space="preserve">We recorded these results in CSV format to perform a comparative analysis between our GPT-5-mini </w:t>
+      </w:r>
+      <w:r>
+        <w:t>O</w:t>
+      </w:r>
+      <w:r>
+        <w:t>rchestrator Agent augmented with Knowledge Graph</w:t>
+      </w:r>
+      <w:r>
+        <w:t>s</w:t>
+      </w:r>
+      <w:r>
+        <w:t>, a baseline GPT-5-mini model using only its training data (without RAG capabilities), and the same GPT-5-mini model enhanced with web search results retrieved via Tavily included in the prompt.</w:t>
+      </w:r>
+    </w:p>
+    <w:p>
+      <w:pPr>
+        <w:ind w:firstLine="0"/>
+      </w:pPr>
     </w:p>
     <w:p>
       <w:pPr>
         <w:pStyle w:val="Heading1"/>
       </w:pPr>
       <w:r>
+        <w:t>Results</w:t>
+      </w:r>
+    </w:p>
+    <w:p/>
+    <w:p>
+      <w:pPr>
+        <w:pStyle w:val="Heading1"/>
+      </w:pPr>
+      <w:r>
+        <w:lastRenderedPageBreak/>
         <w:t>Conclusion and limitations</w:t>
       </w:r>
     </w:p>
@@ -2220,7 +2129,6 @@
     </w:p>
     <w:p>
       <w:r>
-        <w:lastRenderedPageBreak/>
         <w:t>There should be no empty lines before section headings. The template already adds the necessary spacing before them.</w:t>
       </w:r>
     </w:p>
@@ -2246,23 +2154,7 @@
         <w:pStyle w:val="reference"/>
       </w:pPr>
       <w:r>
-        <w:t xml:space="preserve">Agrawal, G., Kumarage, T., Alghamdi, Z., &amp; Liu, H. (2024). Can Knowledge Graphs Reduce Hallucinations in </w:t>
-      </w:r>
-      <w:proofErr w:type="gramStart"/>
-      <w:r>
-        <w:t>LLMs?:</w:t>
-      </w:r>
-      <w:proofErr w:type="gramEnd"/>
-      <w:r>
-        <w:t xml:space="preserve"> A Survey. </w:t>
-      </w:r>
-      <w:proofErr w:type="spellStart"/>
-      <w:r>
-        <w:t>arXiv</w:t>
-      </w:r>
-      <w:proofErr w:type="spellEnd"/>
-      <w:r>
-        <w:t xml:space="preserve"> preprint arXiv:2404.14446</w:t>
+        <w:t>Agrawal, G., Kumarage, T., Alghamdi, Z., &amp; Liu, H. (2024). Can Knowledge Graphs Reduce Hallucinations in LLMs?: A Survey. arXiv preprint arXiv:2404.14446</w:t>
       </w:r>
       <w:r>
         <w:t>.</w:t>
@@ -2273,23 +2165,7 @@
         <w:pStyle w:val="reference"/>
       </w:pPr>
       <w:r>
-        <w:t xml:space="preserve">Edge, D., Trinh, H., Cheng, N., Bradley, J., Chao, A., Mody, A., Truitt, S., </w:t>
-      </w:r>
-      <w:proofErr w:type="spellStart"/>
-      <w:r>
-        <w:t>Metropolitansky</w:t>
-      </w:r>
-      <w:proofErr w:type="spellEnd"/>
-      <w:r>
-        <w:t xml:space="preserve">, D., Ness, R. O., &amp; Larson, J. (2024). From Local to Global: A Graph RAG Approach to Query-Focused Summarization. </w:t>
-      </w:r>
-      <w:proofErr w:type="spellStart"/>
-      <w:r>
-        <w:t>arXiv</w:t>
-      </w:r>
-      <w:proofErr w:type="spellEnd"/>
-      <w:r>
-        <w:t xml:space="preserve"> preprint arXiv:2404.16130.</w:t>
+        <w:t>Edge, D., Trinh, H., Cheng, N., Bradley, J., Chao, A., Mody, A., Truitt, S., Metropolitansky, D., Ness, R. O., &amp; Larson, J. (2024). From Local to Global: A Graph RAG Approach to Query-Focused Summarization. arXiv preprint arXiv:2404.16130.</w:t>
       </w:r>
     </w:p>
     <w:p>
@@ -2297,47 +2173,7 @@
         <w:pStyle w:val="reference"/>
       </w:pPr>
       <w:r>
-        <w:t xml:space="preserve">Mo, B., Yu, K., </w:t>
-      </w:r>
-      <w:proofErr w:type="spellStart"/>
-      <w:r>
-        <w:t>Kazdan</w:t>
-      </w:r>
-      <w:proofErr w:type="spellEnd"/>
-      <w:r>
-        <w:t xml:space="preserve">, J., Cabezas, J., Mpala, P., Yu, L., Cundy, C., </w:t>
-      </w:r>
-      <w:proofErr w:type="spellStart"/>
-      <w:r>
-        <w:t>Kanatsoulis</w:t>
-      </w:r>
-      <w:proofErr w:type="spellEnd"/>
-      <w:r>
-        <w:t xml:space="preserve">, C., &amp; </w:t>
-      </w:r>
-      <w:proofErr w:type="spellStart"/>
-      <w:r>
-        <w:t>Koyejo</w:t>
-      </w:r>
-      <w:proofErr w:type="spellEnd"/>
-      <w:r>
-        <w:t xml:space="preserve">, S. (2024). </w:t>
-      </w:r>
-      <w:proofErr w:type="spellStart"/>
-      <w:r>
-        <w:t>KGGen</w:t>
-      </w:r>
-      <w:proofErr w:type="spellEnd"/>
-      <w:r>
-        <w:t xml:space="preserve">: Extracting Knowledge Graphs from Plain Text with Language Models. </w:t>
-      </w:r>
-      <w:proofErr w:type="spellStart"/>
-      <w:r>
-        <w:t>arXiv</w:t>
-      </w:r>
-      <w:proofErr w:type="spellEnd"/>
-      <w:r>
-        <w:t xml:space="preserve"> preprint arXiv:2410.12154.</w:t>
+        <w:t>Mo, B., Yu, K., Kazdan, J., Cabezas, J., Mpala, P., Yu, L., Cundy, C., Kanatsoulis, C., &amp; Koyejo, S. (2024). KGGen: Extracting Knowledge Graphs from Plain Text with Language Models. arXiv preprint arXiv:2410.12154.</w:t>
       </w:r>
     </w:p>
     <w:p>
@@ -2358,15 +2194,7 @@
         <w:pStyle w:val="reference"/>
       </w:pPr>
       <w:r>
-        <w:t xml:space="preserve">H. Bian, "LLM-Empowered Knowledge Graph Construction: A Survey," </w:t>
-      </w:r>
-      <w:proofErr w:type="spellStart"/>
-      <w:r>
-        <w:t>Xidian</w:t>
-      </w:r>
-      <w:proofErr w:type="spellEnd"/>
-      <w:r>
-        <w:t xml:space="preserve"> University, Xi’an, China, Tech. Rep., 2024.</w:t>
+        <w:t>H. Bian, "LLM-Empowered Knowledge Graph Construction: A Survey," Xidian University, Xi’an, China, Tech. Rep., 2024.</w:t>
       </w:r>
     </w:p>
     <w:p>
@@ -2374,23 +2202,7 @@
         <w:pStyle w:val="reference"/>
       </w:pPr>
       <w:r>
-        <w:t>M. Grootendorst, "</w:t>
-      </w:r>
-      <w:proofErr w:type="spellStart"/>
-      <w:r>
-        <w:t>BERTopic</w:t>
-      </w:r>
-      <w:proofErr w:type="spellEnd"/>
-      <w:r>
-        <w:t xml:space="preserve">: Neural topic modeling with a class-based TF-IDF procedure," </w:t>
-      </w:r>
-      <w:proofErr w:type="spellStart"/>
-      <w:r>
-        <w:t>arXiv</w:t>
-      </w:r>
-      <w:proofErr w:type="spellEnd"/>
-      <w:r>
-        <w:t xml:space="preserve"> preprint arXiv:2203.05794, 2022.</w:t>
+        <w:t>M. Grootendorst, "BERTopic: Neural topic modeling with a class-based TF-IDF procedure," arXiv preprint arXiv:2203.05794, 2022.</w:t>
       </w:r>
     </w:p>
     <w:p>
@@ -2474,21 +2286,8 @@
       <w:r>
         <w:t xml:space="preserve"> </w:t>
       </w:r>
-      <w:proofErr w:type="spellStart"/>
-      <w:r>
-        <w:t>EmPULIA</w:t>
-      </w:r>
-      <w:proofErr w:type="spellEnd"/>
-      <w:r>
-        <w:t xml:space="preserve"> is the official regional purchasing center and e-procurement platform for the Puglia Region in Italy, managed by </w:t>
-      </w:r>
-      <w:proofErr w:type="spellStart"/>
-      <w:r>
-        <w:t>InnovaPuglia</w:t>
-      </w:r>
-      <w:proofErr w:type="spellEnd"/>
-      <w:r>
-        <w:t xml:space="preserve"> S.p.A.</w:t>
+      <w:r>
+        <w:t>EmPULIA is the official regional purchasing center and e-procurement platform for the Puglia Region in Italy, managed by InnovaPuglia S.p.A.</w:t>
       </w:r>
     </w:p>
   </w:footnote>

--- a/Report.docx
+++ b/Report.docx
@@ -4,7 +4,7 @@
   <w:body>
     <w:p>
       <w:pPr>
-        <w:pStyle w:val="Title"/>
+        <w:pStyle w:val="Titolo"/>
       </w:pPr>
       <w:r>
         <w:rPr>
@@ -28,13 +28,27 @@
         <w:rPr>
           <w:rFonts w:ascii="Cambria Math" w:hAnsi="Cambria Math" w:cs="Cambria Math"/>
         </w:rPr>
-        <w:t xml:space="preserve"> </w:t>
+        <w:t>-</w:t>
       </w:r>
       <w:r>
         <w:rPr>
           <w:rFonts w:ascii="Cambria Math" w:hAnsi="Cambria Math" w:cs="Cambria Math"/>
         </w:rPr>
-        <w:t>RAG via LLM-FalkorDB Integration</w:t>
+        <w:t>RAG via LLM-</w:t>
+      </w:r>
+      <w:proofErr w:type="spellStart"/>
+      <w:r>
+        <w:rPr>
+          <w:rFonts w:ascii="Cambria Math" w:hAnsi="Cambria Math" w:cs="Cambria Math"/>
+        </w:rPr>
+        <w:t>FalkorDB</w:t>
+      </w:r>
+      <w:proofErr w:type="spellEnd"/>
+      <w:r>
+        <w:rPr>
+          <w:rFonts w:ascii="Cambria Math" w:hAnsi="Cambria Math" w:cs="Cambria Math"/>
+        </w:rPr>
+        <w:t xml:space="preserve"> Integration</w:t>
       </w:r>
     </w:p>
     <w:p>
@@ -134,7 +148,7 @@
           <w:b/>
           <w:bCs/>
         </w:rPr>
-        <w:t xml:space="preserve"> </w:t>
+        <w:t>-</w:t>
       </w:r>
       <w:r>
         <w:rPr>
@@ -158,11 +172,18 @@
         <w:t>In this study, we propose a novel framework to automate Graph</w:t>
       </w:r>
       <w:r>
-        <w:t xml:space="preserve"> </w:t>
-      </w:r>
-      <w:r>
-        <w:t xml:space="preserve">RAG construction from unstructured text using LLMs and </w:t>
-      </w:r>
+        <w:t>-</w:t>
+      </w:r>
+      <w:r>
+        <w:t>RAG construction from unstructured text using LLM</w:t>
+      </w:r>
+      <w:r>
+        <w:t>s</w:t>
+      </w:r>
+      <w:r>
+        <w:t xml:space="preserve"> and </w:t>
+      </w:r>
+      <w:proofErr w:type="spellStart"/>
       <w:r>
         <w:rPr>
           <w:b/>
@@ -170,6 +191,7 @@
         </w:rPr>
         <w:t>FalkorDB</w:t>
       </w:r>
+      <w:proofErr w:type="spellEnd"/>
       <w:r>
         <w:t xml:space="preserve">. Our pipeline first partitions documents by </w:t>
       </w:r>
@@ -270,18 +292,20 @@
         <w:t xml:space="preserve">queries related to </w:t>
       </w:r>
       <w:hyperlink r:id="rId8" w:history="1">
+        <w:proofErr w:type="spellStart"/>
         <w:r>
           <w:rPr>
-            <w:rStyle w:val="Hyperlink"/>
+            <w:rStyle w:val="Collegamentoipertestuale"/>
             <w:b/>
             <w:bCs/>
           </w:rPr>
           <w:t>EmPULIA</w:t>
         </w:r>
+        <w:proofErr w:type="spellEnd"/>
       </w:hyperlink>
       <w:r>
         <w:rPr>
-          <w:rStyle w:val="FootnoteReference"/>
+          <w:rStyle w:val="Rimandonotaapidipagina"/>
         </w:rPr>
         <w:footnoteReference w:id="2"/>
       </w:r>
@@ -310,9 +334,19 @@
       <w:r>
         <w:t>“</w:t>
       </w:r>
-      <w:r>
-        <w:t>Codice degli Appalti</w:t>
-      </w:r>
+      <w:proofErr w:type="spellStart"/>
+      <w:r>
+        <w:t>Codice</w:t>
+      </w:r>
+      <w:proofErr w:type="spellEnd"/>
+      <w:r>
+        <w:t xml:space="preserve"> degli </w:t>
+      </w:r>
+      <w:proofErr w:type="spellStart"/>
+      <w:r>
+        <w:t>Appalti</w:t>
+      </w:r>
+      <w:proofErr w:type="spellEnd"/>
       <w:r>
         <w:t>”</w:t>
       </w:r>
@@ -334,8 +368,13 @@
         <w:pStyle w:val="AbstractText"/>
       </w:pPr>
       <w:r>
-        <w:t>// Dire risultati</w:t>
-      </w:r>
+        <w:t xml:space="preserve">// Dire </w:t>
+      </w:r>
+      <w:proofErr w:type="spellStart"/>
+      <w:r>
+        <w:t>risultati</w:t>
+      </w:r>
+      <w:proofErr w:type="spellEnd"/>
     </w:p>
     <w:p>
       <w:pPr>
@@ -375,42 +414,44 @@
         <w:t>Graph</w:t>
       </w:r>
       <w:r>
+        <w:t>-</w:t>
+      </w:r>
+      <w:r>
+        <w:t>RAG, LLM, Entity Resolution</w:t>
+      </w:r>
+      <w:r>
+        <w:t>,</w:t>
+      </w:r>
+      <w:r>
         <w:t xml:space="preserve"> </w:t>
       </w:r>
       <w:r>
-        <w:t>RAG, LLM, Entity Resolution</w:t>
-      </w:r>
-      <w:r>
-        <w:t>,</w:t>
-      </w:r>
-      <w:r>
+        <w:t>HDBSCAN</w:t>
+      </w:r>
+      <w:r>
+        <w:t xml:space="preserve">, </w:t>
+      </w:r>
+      <w:proofErr w:type="spellStart"/>
+      <w:r>
+        <w:t>FalkorDB</w:t>
+      </w:r>
+      <w:proofErr w:type="spellEnd"/>
+      <w:r>
+        <w:t xml:space="preserve">, </w:t>
+      </w:r>
+      <w:r>
+        <w:t>CEUR-WS</w:t>
+      </w:r>
+      <w:r>
+        <w:rPr>
+          <w:rStyle w:val="Rimandonotaapidipagina"/>
+          <w:vertAlign w:val="baseline"/>
+        </w:rPr>
         <w:t xml:space="preserve"> </w:t>
       </w:r>
       <w:r>
-        <w:t>HDBSCAN</w:t>
-      </w:r>
-      <w:r>
-        <w:t xml:space="preserve">, </w:t>
-      </w:r>
-      <w:r>
-        <w:t>FalkorDB</w:t>
-      </w:r>
-      <w:r>
-        <w:t xml:space="preserve">, </w:t>
-      </w:r>
-      <w:r>
-        <w:t>CEUR-WS</w:t>
-      </w:r>
-      <w:r>
-        <w:rPr>
-          <w:rStyle w:val="FootnoteReference"/>
-          <w:vertAlign w:val="baseline"/>
-        </w:rPr>
-        <w:t xml:space="preserve"> </w:t>
-      </w:r>
-      <w:r>
-        <w:rPr>
-          <w:rStyle w:val="FootnoteReference"/>
+        <w:rPr>
+          <w:rStyle w:val="Rimandonotaapidipagina"/>
           <w:color w:val="FFFFFF" w:themeColor="background1"/>
           <w:vertAlign w:val="baseline"/>
         </w:rPr>
@@ -419,7 +460,7 @@
     </w:p>
     <w:p>
       <w:pPr>
-        <w:pStyle w:val="Heading1"/>
+        <w:pStyle w:val="Titolo1"/>
       </w:pPr>
       <w:r>
         <w:t>Introduction</w:t>
@@ -439,170 +480,205 @@
         <w:t>Graph</w:t>
       </w:r>
       <w:r>
+        <w:t>-</w:t>
+      </w:r>
+      <w:r>
+        <w:t xml:space="preserve">RAG </w:t>
+      </w:r>
+      <w:r>
+        <w:t xml:space="preserve">approach </w:t>
+      </w:r>
+      <w:r>
+        <w:t xml:space="preserve">uses knowledge graphs to provide substantial improvements </w:t>
+      </w:r>
+      <w:r>
+        <w:t>to</w:t>
+      </w:r>
+      <w:r>
+        <w:t xml:space="preserve"> LLMs </w:t>
+      </w:r>
+      <w:r>
+        <w:t xml:space="preserve">in question-and-answer performance when reasoning about complex information. RAG techniques have shown promise in </w:t>
+      </w:r>
+      <w:r>
+        <w:t>e</w:t>
+      </w:r>
+      <w:r>
+        <w:t xml:space="preserve">nabling </w:t>
+      </w:r>
+      <w:r>
+        <w:t>LLMs to reason about private datasets</w:t>
+      </w:r>
+      <w:r>
+        <w:t xml:space="preserve">, i.e. </w:t>
+      </w:r>
+      <w:r>
+        <w:t>data that the LLM is not trained on and has never seen before, such as an enterprise’s proprietary research</w:t>
+      </w:r>
+      <w:r>
+        <w:t xml:space="preserve"> or business documents</w:t>
+      </w:r>
+      <w:r>
+        <w:t>.</w:t>
+      </w:r>
+      <w:r>
+        <w:t xml:space="preserve"> However, the construction of </w:t>
+      </w:r>
+      <w:r>
+        <w:t>Knowledge</w:t>
+      </w:r>
+      <w:r>
+        <w:t xml:space="preserve"> Graphs </w:t>
+      </w:r>
+      <w:r>
+        <w:t>is</w:t>
+      </w:r>
+      <w:r>
         <w:t xml:space="preserve"> </w:t>
       </w:r>
       <w:r>
-        <w:t xml:space="preserve">RAG </w:t>
-      </w:r>
-      <w:r>
-        <w:t xml:space="preserve">approach </w:t>
-      </w:r>
-      <w:r>
-        <w:t xml:space="preserve">uses knowledge graphs to provide substantial improvements </w:t>
-      </w:r>
-      <w:r>
-        <w:t>to</w:t>
-      </w:r>
-      <w:r>
-        <w:t xml:space="preserve"> LLMs </w:t>
-      </w:r>
-      <w:r>
-        <w:t xml:space="preserve">in question-and-answer performance when reasoning about complex information. RAG techniques have shown promise in </w:t>
-      </w:r>
-      <w:r>
-        <w:t>e</w:t>
-      </w:r>
-      <w:r>
-        <w:t xml:space="preserve">nabling </w:t>
-      </w:r>
-      <w:r>
-        <w:t>LLMs to reason about private datasets</w:t>
-      </w:r>
-      <w:r>
-        <w:t xml:space="preserve">, i.e. </w:t>
-      </w:r>
-      <w:r>
-        <w:t>data that the LLM is not trained on and has never seen before, such as an enterprise’s proprietary research</w:t>
-      </w:r>
-      <w:r>
-        <w:t xml:space="preserve"> or business documents</w:t>
+        <w:t>a</w:t>
+      </w:r>
+      <w:r>
+        <w:t xml:space="preserve"> </w:t>
+      </w:r>
+      <w:r>
+        <w:t>non-trivial task</w:t>
+      </w:r>
+      <w:r>
+        <w:t xml:space="preserve"> </w:t>
+      </w:r>
+      <w:r>
+        <w:t xml:space="preserve">- </w:t>
+      </w:r>
+      <w:r>
+        <w:t xml:space="preserve">especially </w:t>
+      </w:r>
+      <w:r>
+        <w:t xml:space="preserve">for </w:t>
+      </w:r>
+      <w:r>
+        <w:t>complex domains</w:t>
+      </w:r>
+      <w:r>
+        <w:t xml:space="preserve"> - </w:t>
+      </w:r>
+      <w:r>
+        <w:t xml:space="preserve">and requires attention </w:t>
+      </w:r>
+      <w:r>
+        <w:t xml:space="preserve">to </w:t>
+      </w:r>
+      <w:r>
+        <w:lastRenderedPageBreak/>
+        <w:t>E</w:t>
+      </w:r>
+      <w:r>
+        <w:t xml:space="preserve">ntity </w:t>
+      </w:r>
+      <w:r>
+        <w:t>R</w:t>
+      </w:r>
+      <w:r>
+        <w:t>esolution</w:t>
+      </w:r>
+      <w:r>
+        <w:rPr>
+          <w:rStyle w:val="Rimandonotaapidipagina"/>
+        </w:rPr>
+        <w:footnoteReference w:id="4"/>
+      </w:r>
+      <w:r>
+        <w:t xml:space="preserve">, </w:t>
+      </w:r>
+      <w:r>
+        <w:t>d</w:t>
+      </w:r>
+      <w:r>
+        <w:t xml:space="preserve">ata </w:t>
+      </w:r>
+      <w:r>
+        <w:t>c</w:t>
+      </w:r>
+      <w:r>
+        <w:t xml:space="preserve">onsistency </w:t>
+      </w:r>
+      <w:r>
+        <w:t>and scalability.</w:t>
+      </w:r>
+      <w:r>
+        <w:t xml:space="preserve"> </w:t>
+      </w:r>
+      <w:r>
+        <w:t xml:space="preserve">The traditional methodology for </w:t>
+      </w:r>
+      <w:r>
+        <w:t xml:space="preserve">KG </w:t>
+      </w:r>
+      <w:r>
+        <w:t xml:space="preserve">construction, particularly when dealing with unstructured data, typically demands extensive manual effort. This human-centric process is not only time-consuming but also difficult to scale, creating a significant bottleneck </w:t>
+      </w:r>
+      <w:r>
+        <w:t>for several</w:t>
+      </w:r>
+      <w:r>
+        <w:t xml:space="preserve"> applications</w:t>
+      </w:r>
+      <w:r>
+        <w:t xml:space="preserve">. </w:t>
+      </w:r>
+      <w:r>
+        <w:t xml:space="preserve">Recently, the paradigm has shifted toward LLM-driven KG </w:t>
+      </w:r>
+      <w:r>
+        <w:t>construction,</w:t>
+      </w:r>
+      <w:r>
+        <w:t xml:space="preserve"> and </w:t>
+      </w:r>
+      <w:r>
+        <w:t>many</w:t>
+      </w:r>
+      <w:r>
+        <w:t xml:space="preserve"> algorithms have been proposed. </w:t>
+      </w:r>
+      <w:r>
+        <w:t xml:space="preserve">While current methods show promise in general-purpose applications, their efficacy diminishes in highly specialized or technical fields, such as biology and law. Consequently, the academic community is actively exploring more robust solutions. In this study, we propose an automated pipeline for LLM-driven </w:t>
+      </w:r>
+      <w:r>
+        <w:t xml:space="preserve">KG </w:t>
+      </w:r>
+      <w:r>
+        <w:t>construction, designed to significantly enhance LLM performance through a Graph</w:t>
+      </w:r>
+      <w:r>
+        <w:t>-</w:t>
+      </w:r>
+      <w:r>
+        <w:t>RAG</w:t>
+      </w:r>
+      <w:r>
+        <w:t>-</w:t>
+      </w:r>
+      <w:r>
+        <w:t>based methodology</w:t>
       </w:r>
       <w:r>
         <w:t>.</w:t>
       </w:r>
       <w:r>
-        <w:t xml:space="preserve"> However, the construction of </w:t>
-      </w:r>
-      <w:r>
-        <w:t>Knowledge</w:t>
-      </w:r>
-      <w:r>
-        <w:t xml:space="preserve"> Graphs </w:t>
-      </w:r>
-      <w:r>
-        <w:t>is not a simple operation</w:t>
-      </w:r>
-      <w:r>
-        <w:t xml:space="preserve"> - </w:t>
-      </w:r>
-      <w:r>
-        <w:t xml:space="preserve">especially </w:t>
-      </w:r>
-      <w:r>
-        <w:t xml:space="preserve">for </w:t>
-      </w:r>
-      <w:r>
-        <w:t>complex domains</w:t>
-      </w:r>
-      <w:r>
-        <w:t xml:space="preserve"> - </w:t>
-      </w:r>
-      <w:r>
-        <w:t xml:space="preserve">and requires attention </w:t>
-      </w:r>
-      <w:r>
-        <w:lastRenderedPageBreak/>
-        <w:t xml:space="preserve">to </w:t>
-      </w:r>
-      <w:r>
-        <w:t>E</w:t>
-      </w:r>
-      <w:r>
-        <w:t xml:space="preserve">ntity </w:t>
-      </w:r>
-      <w:r>
-        <w:t>R</w:t>
-      </w:r>
-      <w:r>
-        <w:t>esolution</w:t>
-      </w:r>
-      <w:r>
-        <w:rPr>
-          <w:rStyle w:val="FootnoteReference"/>
-        </w:rPr>
-        <w:footnoteReference w:id="4"/>
-      </w:r>
-      <w:r>
-        <w:t xml:space="preserve">, </w:t>
-      </w:r>
-      <w:r>
-        <w:t>d</w:t>
-      </w:r>
-      <w:r>
-        <w:t xml:space="preserve">ata </w:t>
-      </w:r>
-      <w:r>
-        <w:t>c</w:t>
-      </w:r>
-      <w:r>
-        <w:t xml:space="preserve">onsistency </w:t>
-      </w:r>
-      <w:r>
-        <w:t>and scalability.</w:t>
-      </w:r>
-      <w:r>
         <w:t xml:space="preserve"> </w:t>
       </w:r>
       <w:r>
-        <w:t xml:space="preserve">The traditional methodology for </w:t>
-      </w:r>
-      <w:r>
-        <w:t xml:space="preserve">KG </w:t>
-      </w:r>
-      <w:r>
-        <w:t xml:space="preserve">construction, particularly when dealing with unstructured data, typically demands extensive manual effort. This human-centric process is not only time-consuming but also difficult to scale, creating a significant bottleneck </w:t>
-      </w:r>
-      <w:r>
-        <w:t>for several</w:t>
-      </w:r>
-      <w:r>
-        <w:t xml:space="preserve"> applications</w:t>
-      </w:r>
-      <w:r>
-        <w:t xml:space="preserve">. </w:t>
-      </w:r>
-      <w:r>
-        <w:t xml:space="preserve">Recently, the paradigm has shifted toward LLM-driven KG </w:t>
-      </w:r>
-      <w:r>
-        <w:t>construction,</w:t>
-      </w:r>
-      <w:r>
-        <w:t xml:space="preserve"> and </w:t>
-      </w:r>
-      <w:r>
-        <w:t>many</w:t>
-      </w:r>
-      <w:r>
-        <w:t xml:space="preserve"> algorithms have been proposed. </w:t>
-      </w:r>
-      <w:r>
-        <w:t>While current methods show promise in general-purpose applications, their efficacy diminishes in highly specialized or technical fields, such as biology and law. Consequently, the academic community is actively exploring more robust solutions. In this study, we propose an automated pipeline for LLM-driven Knowledge Graph construction, designed to significantly enhance LLM performance through a Graph</w:t>
-      </w:r>
-      <w:r>
-        <w:t xml:space="preserve"> </w:t>
-      </w:r>
-      <w:r>
-        <w:t>RAG-based methodology</w:t>
-      </w:r>
-      <w:r>
-        <w:t xml:space="preserve">. </w:t>
-      </w:r>
-      <w:r>
-        <w:t xml:space="preserve"> </w:t>
-      </w:r>
-      <w:r>
-        <w:t>The EmPULIA case study serves as an ideal testing ground, as it allows us to evaluate our framework within a challenging and highly specialized domain</w:t>
+        <w:t xml:space="preserve">The </w:t>
+      </w:r>
+      <w:proofErr w:type="spellStart"/>
+      <w:r>
+        <w:t>EmPULIA</w:t>
+      </w:r>
+      <w:proofErr w:type="spellEnd"/>
+      <w:r>
+        <w:t xml:space="preserve"> case study serves as an ideal testing ground, as it allows us to evaluate our framework within a challenging and highly specialized domain</w:t>
       </w:r>
       <w:r>
         <w:t>.</w:t>
@@ -615,7 +691,7 @@
     </w:p>
     <w:p>
       <w:pPr>
-        <w:pStyle w:val="Heading1"/>
+        <w:pStyle w:val="Titolo1"/>
       </w:pPr>
       <w:r>
         <w:t>Related Work</w:t>
@@ -644,18 +720,30 @@
         <w:rPr>
           <w:lang w:val="en-GB"/>
         </w:rPr>
-        <w:t xml:space="preserve"> 'Can Knowledge Graphs Reduce Hallucinations in LLMs?', the authors propose a comprehensive taxonomy for Knowledge Graph-Augmented Large Language Models, categorizing them into three primary types</w:t>
+        <w:t xml:space="preserve"> 'Can Knowledge Graphs Reduce Hallucinations in LLMs?', the authors propose a comprehensive taxonomy for </w:t>
       </w:r>
       <w:r>
         <w:rPr>
           <w:lang w:val="en-GB"/>
         </w:rPr>
+        <w:t>KG</w:t>
+      </w:r>
+      <w:r>
+        <w:rPr>
+          <w:lang w:val="en-GB"/>
+        </w:rPr>
+        <w:t>-Augmented Large Language Models, categorizing them into three primary types</w:t>
+      </w:r>
+      <w:r>
+        <w:rPr>
+          <w:lang w:val="en-GB"/>
+        </w:rPr>
         <w:t>:</w:t>
       </w:r>
     </w:p>
     <w:p>
       <w:pPr>
-        <w:pStyle w:val="ListParagraph"/>
+        <w:pStyle w:val="Paragrafoelenco"/>
         <w:numPr>
           <w:ilvl w:val="0"/>
           <w:numId w:val="43"/>
@@ -692,7 +780,7 @@
     </w:p>
     <w:p>
       <w:pPr>
-        <w:pStyle w:val="ListParagraph"/>
+        <w:pStyle w:val="Paragrafoelenco"/>
         <w:numPr>
           <w:ilvl w:val="0"/>
           <w:numId w:val="43"/>
@@ -714,7 +802,7 @@
     </w:p>
     <w:p>
       <w:pPr>
-        <w:pStyle w:val="ListParagraph"/>
+        <w:pStyle w:val="Paragrafoelenco"/>
         <w:numPr>
           <w:ilvl w:val="0"/>
           <w:numId w:val="43"/>
@@ -777,73 +865,49 @@
           <w:b/>
           <w:bCs/>
         </w:rPr>
-        <w:t>Microsoft’s GraphRAG</w:t>
-      </w:r>
+        <w:t xml:space="preserve">Microsoft’s </w:t>
+      </w:r>
+      <w:proofErr w:type="spellStart"/>
       <w:r>
         <w:rPr>
           <w:rFonts w:ascii="LibertinusSerif" w:hAnsi="LibertinusSerif" w:cs="LibertinusSerif"/>
           <w:b/>
           <w:bCs/>
         </w:rPr>
-        <w:t xml:space="preserve"> </w:t>
-      </w:r>
-      <w:r>
-        <w:rPr>
-          <w:rFonts w:ascii="LibertinusSerif" w:hAnsi="LibertinusSerif" w:cs="LibertinusSerif"/>
-        </w:rPr>
-        <w:t>[2]</w:t>
-      </w:r>
-      <w:r>
-        <w:rPr>
-          <w:rFonts w:ascii="LibertinusSerif" w:hAnsi="LibertinusSerif" w:cs="LibertinusSerif"/>
-        </w:rPr>
-        <w:t xml:space="preserve"> framework in 2024. Unlike traditional Knowledge Graph RAG systems that rely on simple neighborhood retrieval, this </w:t>
-      </w:r>
-      <w:r>
-        <w:rPr>
-          <w:lang w:val="en-GB"/>
-        </w:rPr>
-        <w:t>framework</w:t>
-      </w:r>
-      <w:r>
-        <w:rPr>
-          <w:rFonts w:ascii="LibertinusSerif" w:hAnsi="LibertinusSerif" w:cs="LibertinusSerif"/>
-        </w:rPr>
-        <w:t xml:space="preserve"> introduces </w:t>
-      </w:r>
+        <w:t>GraphRAG</w:t>
+      </w:r>
+      <w:proofErr w:type="spellEnd"/>
       <w:r>
         <w:rPr>
           <w:rFonts w:ascii="LibertinusSerif" w:hAnsi="LibertinusSerif" w:cs="LibertinusSerif"/>
           <w:b/>
           <w:bCs/>
         </w:rPr>
-        <w:t>hierarchical community detection</w:t>
+        <w:t xml:space="preserve"> </w:t>
       </w:r>
       <w:r>
         <w:rPr>
           <w:rFonts w:ascii="LibertinusSerif" w:hAnsi="LibertinusSerif" w:cs="LibertinusSerif"/>
         </w:rPr>
-        <w:t>. This allows the system to generate high-level summaries of interconnected data clusters, enabling efficient Global Queries and overcoming the contextual fragmentation often found in standard vector-based retrieval</w:t>
+        <w:t>[2]</w:t>
       </w:r>
       <w:r>
         <w:rPr>
           <w:rFonts w:ascii="LibertinusSerif" w:hAnsi="LibertinusSerif" w:cs="LibertinusSerif"/>
         </w:rPr>
-        <w:t>.</w:t>
-      </w:r>
-    </w:p>
-    <w:p>
-      <w:pPr>
-        <w:ind w:firstLine="0"/>
+        <w:t xml:space="preserve"> framework in 2024. Unlike traditional Knowledge Graph RAG systems that rely on simple neighborhood retrieval, this </w:t>
+      </w:r>
+      <w:r>
+        <w:rPr>
+          <w:lang w:val="en-GB"/>
+        </w:rPr>
+        <w:t>framework</w:t>
+      </w:r>
+      <w:r>
         <w:rPr>
           <w:rFonts w:ascii="LibertinusSerif" w:hAnsi="LibertinusSerif" w:cs="LibertinusSerif"/>
         </w:rPr>
-      </w:pPr>
-      <w:r>
-        <w:rPr>
-          <w:rFonts w:ascii="LibertinusSerif" w:hAnsi="LibertinusSerif" w:cs="LibertinusSerif"/>
-        </w:rPr>
-        <w:t xml:space="preserve">A notable recent development is </w:t>
+        <w:t xml:space="preserve"> introduces </w:t>
       </w:r>
       <w:r>
         <w:rPr>
@@ -851,14 +915,50 @@
           <w:b/>
           <w:bCs/>
         </w:rPr>
-        <w:t>KGGen</w:t>
-      </w:r>
+        <w:t>hierarchical community detection</w:t>
+      </w:r>
+      <w:r>
+        <w:rPr>
+          <w:rFonts w:ascii="LibertinusSerif" w:hAnsi="LibertinusSerif" w:cs="LibertinusSerif"/>
+        </w:rPr>
+        <w:t>. This allows the system to generate high-level summaries of interconnected data clusters, enabling efficient Global Queries and overcoming the contextual fragmentation often found in standard vector-based retrieval</w:t>
+      </w:r>
+      <w:r>
+        <w:rPr>
+          <w:rFonts w:ascii="LibertinusSerif" w:hAnsi="LibertinusSerif" w:cs="LibertinusSerif"/>
+        </w:rPr>
+        <w:t>.</w:t>
+      </w:r>
+    </w:p>
+    <w:p>
+      <w:pPr>
+        <w:ind w:firstLine="0"/>
+        <w:rPr>
+          <w:rFonts w:ascii="LibertinusSerif" w:hAnsi="LibertinusSerif" w:cs="LibertinusSerif"/>
+        </w:rPr>
+      </w:pPr>
+      <w:r>
+        <w:rPr>
+          <w:rFonts w:ascii="LibertinusSerif" w:hAnsi="LibertinusSerif" w:cs="LibertinusSerif"/>
+        </w:rPr>
+        <w:t xml:space="preserve">A notable recent development is </w:t>
+      </w:r>
+      <w:proofErr w:type="spellStart"/>
       <w:r>
         <w:rPr>
           <w:rFonts w:ascii="LibertinusSerif" w:hAnsi="LibertinusSerif" w:cs="LibertinusSerif"/>
           <w:b/>
           <w:bCs/>
         </w:rPr>
+        <w:t>KGGen</w:t>
+      </w:r>
+      <w:proofErr w:type="spellEnd"/>
+      <w:r>
+        <w:rPr>
+          <w:rFonts w:ascii="LibertinusSerif" w:hAnsi="LibertinusSerif" w:cs="LibertinusSerif"/>
+          <w:b/>
+          <w:bCs/>
+        </w:rPr>
         <w:t xml:space="preserve"> </w:t>
       </w:r>
       <w:r>
@@ -890,12 +990,26 @@
           <w:rFonts w:ascii="LibertinusSerif" w:hAnsi="LibertinusSerif" w:cs="LibertinusSerif"/>
         </w:rPr>
         <w:lastRenderedPageBreak/>
-        <w:t>sparse or redundant nodes, KGGen focuses on reducing sparsity to create more concise and generalizable entities and relations</w:t>
-      </w:r>
+        <w:t xml:space="preserve">sparse or redundant nodes, </w:t>
+      </w:r>
+      <w:proofErr w:type="spellStart"/>
       <w:r>
         <w:rPr>
           <w:rFonts w:ascii="LibertinusSerif" w:hAnsi="LibertinusSerif" w:cs="LibertinusSerif"/>
         </w:rPr>
+        <w:t>KGGen</w:t>
+      </w:r>
+      <w:proofErr w:type="spellEnd"/>
+      <w:r>
+        <w:rPr>
+          <w:rFonts w:ascii="LibertinusSerif" w:hAnsi="LibertinusSerif" w:cs="LibertinusSerif"/>
+        </w:rPr>
+        <w:t xml:space="preserve"> focuses on reducing sparsity to create more concise and generalizable entities and relations</w:t>
+      </w:r>
+      <w:r>
+        <w:rPr>
+          <w:rFonts w:ascii="LibertinusSerif" w:hAnsi="LibertinusSerif" w:cs="LibertinusSerif"/>
+        </w:rPr>
         <w:t>.</w:t>
       </w:r>
     </w:p>
@@ -909,7 +1023,7 @@
     </w:p>
     <w:p>
       <w:pPr>
-        <w:pStyle w:val="Heading1"/>
+        <w:pStyle w:val="Titolo1"/>
       </w:pPr>
       <w:r>
         <w:t>Proposed Approach</w:t>
@@ -920,19 +1034,32 @@
         <w:ind w:firstLine="0"/>
       </w:pPr>
       <w:r>
-        <w:t>Our automated pipeline consists of two primary phases:</w:t>
-      </w:r>
-    </w:p>
-    <w:p>
-      <w:pPr>
-        <w:pStyle w:val="ListParagraph"/>
+        <w:t xml:space="preserve">Our automated pipeline consists of </w:t>
+      </w:r>
+      <w:r>
+        <w:t>three</w:t>
+      </w:r>
+      <w:r>
+        <w:t xml:space="preserve"> primary phases:</w:t>
+      </w:r>
+    </w:p>
+    <w:p>
+      <w:pPr>
+        <w:pStyle w:val="Paragrafoelenco"/>
         <w:numPr>
           <w:ilvl w:val="0"/>
           <w:numId w:val="45"/>
         </w:numPr>
       </w:pPr>
       <w:r>
-        <w:t>Knowledge Graph Construction: Utilizing GPT-5</w:t>
+        <w:rPr>
+          <w:b/>
+          <w:bCs/>
+        </w:rPr>
+        <w:t>Knowledge Graph Construction</w:t>
+      </w:r>
+      <w:r>
+        <w:t>: Utilizing GPT-5</w:t>
       </w:r>
       <w:r>
         <w:t>-</w:t>
@@ -943,17 +1070,41 @@
     </w:p>
     <w:p>
       <w:pPr>
-        <w:pStyle w:val="ListParagraph"/>
+        <w:pStyle w:val="Paragrafoelenco"/>
         <w:numPr>
           <w:ilvl w:val="0"/>
           <w:numId w:val="45"/>
         </w:numPr>
       </w:pPr>
       <w:r>
-        <w:t xml:space="preserve">Entity resolution: </w:t>
-      </w:r>
-      <w:r>
-        <w:t>using HDBSCAN to identify clusters, and GPT-</w:t>
+        <w:rPr>
+          <w:b/>
+          <w:bCs/>
+        </w:rPr>
+        <w:t xml:space="preserve">Entity </w:t>
+      </w:r>
+      <w:r>
+        <w:rPr>
+          <w:b/>
+          <w:bCs/>
+        </w:rPr>
+        <w:t>R</w:t>
+      </w:r>
+      <w:r>
+        <w:rPr>
+          <w:b/>
+          <w:bCs/>
+        </w:rPr>
+        <w:t>esolution</w:t>
+      </w:r>
+      <w:r>
+        <w:t xml:space="preserve">: </w:t>
+      </w:r>
+      <w:r>
+        <w:t xml:space="preserve">Employing </w:t>
+      </w:r>
+      <w:r>
+        <w:t>HDBSCAN to identify clusters, and GPT-</w:t>
       </w:r>
       <w:r>
         <w:t>5</w:t>
@@ -962,7 +1113,13 @@
         <w:t>-</w:t>
       </w:r>
       <w:r>
-        <w:t>mini to identify duplicate entities and relations</w:t>
+        <w:t>mini to identify duplicate</w:t>
+      </w:r>
+      <w:r>
+        <w:t xml:space="preserve"> entities</w:t>
+      </w:r>
+      <w:r>
+        <w:t xml:space="preserve"> within each cluster</w:t>
       </w:r>
       <w:r>
         <w:t>.</w:t>
@@ -970,14 +1127,27 @@
     </w:p>
     <w:p>
       <w:pPr>
-        <w:pStyle w:val="ListParagraph"/>
+        <w:pStyle w:val="Paragrafoelenco"/>
         <w:numPr>
           <w:ilvl w:val="0"/>
           <w:numId w:val="45"/>
         </w:numPr>
       </w:pPr>
       <w:r>
-        <w:t xml:space="preserve">Inference: Implementing an orchestrator-based approach to integrate the generated KGs with GPT-5 mini for enhanced </w:t>
+        <w:rPr>
+          <w:b/>
+          <w:bCs/>
+        </w:rPr>
+        <w:t>Inference</w:t>
+      </w:r>
+      <w:r>
+        <w:t>: Implementing an orchestrator-based approach to integrate the generated KGs with GPT-5</w:t>
+      </w:r>
+      <w:r>
+        <w:t>-</w:t>
+      </w:r>
+      <w:r>
+        <w:t xml:space="preserve">mini for enhanced </w:t>
       </w:r>
       <w:r>
         <w:t xml:space="preserve">question answering accuracy and reducing the </w:t>
@@ -991,7 +1161,7 @@
     </w:p>
     <w:p>
       <w:pPr>
-        <w:pStyle w:val="Heading2"/>
+        <w:pStyle w:val="Titolo2"/>
       </w:pPr>
       <w:r>
         <w:t>Knowledge Graph Construction</w:t>
@@ -1002,7 +1172,15 @@
         <w:ind w:firstLine="0"/>
       </w:pPr>
       <w:r>
-        <w:t>The dataset comprises PDF documentation concerning the EmPulia e-procurement platform and the Italian Public Procurement Code. These documents were pre-classified by category at the source; consequently, we elected to maintain this structure by developing a distinct Knowledge Graph (KG) for each thematic area</w:t>
+        <w:t xml:space="preserve">The dataset comprises PDF documentation concerning the </w:t>
+      </w:r>
+      <w:proofErr w:type="spellStart"/>
+      <w:r>
+        <w:t>EmPulia</w:t>
+      </w:r>
+      <w:proofErr w:type="spellEnd"/>
+      <w:r>
+        <w:t xml:space="preserve"> e-procurement platform and the Italian Public Procurement Code. These documents were pre-classified by category at the source; consequently, we elected to maintain this structure by developing a distinct Knowledge Graph (KG) for each thematic area</w:t>
       </w:r>
       <w:r>
         <w:t>.</w:t>
@@ -1019,12 +1197,13 @@
     </w:p>
     <w:p>
       <w:pPr>
-        <w:pStyle w:val="ListParagraph"/>
+        <w:pStyle w:val="Paragrafoelenco"/>
         <w:numPr>
           <w:ilvl w:val="0"/>
           <w:numId w:val="46"/>
         </w:numPr>
       </w:pPr>
+      <w:proofErr w:type="spellStart"/>
       <w:r>
         <w:rPr>
           <w:b/>
@@ -1032,6 +1211,7 @@
         </w:rPr>
         <w:t>CodiceAppalti</w:t>
       </w:r>
+      <w:proofErr w:type="spellEnd"/>
       <w:r>
         <w:t xml:space="preserve">: </w:t>
       </w:r>
@@ -1041,12 +1221,13 @@
     </w:p>
     <w:p>
       <w:pPr>
-        <w:pStyle w:val="ListParagraph"/>
+        <w:pStyle w:val="Paragrafoelenco"/>
         <w:numPr>
           <w:ilvl w:val="0"/>
           <w:numId w:val="46"/>
         </w:numPr>
       </w:pPr>
+      <w:proofErr w:type="spellStart"/>
       <w:r>
         <w:rPr>
           <w:b/>
@@ -1054,16 +1235,25 @@
         </w:rPr>
         <w:t>DisciplinaDiUtilizzo</w:t>
       </w:r>
+      <w:proofErr w:type="spellEnd"/>
       <w:r>
         <w:t xml:space="preserve">: </w:t>
       </w:r>
       <w:r>
-        <w:t>This category encompasses the contractual and regulatory framework for the EmPulia platform itself. It outlines the legal terms, conditions for access, and the responsibilities of users (both public and private) when interacting with the digital system.</w:t>
-      </w:r>
-    </w:p>
-    <w:p>
-      <w:pPr>
-        <w:pStyle w:val="ListParagraph"/>
+        <w:t xml:space="preserve">This category encompasses the contractual and regulatory framework for the </w:t>
+      </w:r>
+      <w:proofErr w:type="spellStart"/>
+      <w:r>
+        <w:t>EmPulia</w:t>
+      </w:r>
+      <w:proofErr w:type="spellEnd"/>
+      <w:r>
+        <w:t xml:space="preserve"> platform itself. It outlines the legal terms, conditions for access, and the responsibilities of users (both public and private) when interacting with the digital system.</w:t>
+      </w:r>
+    </w:p>
+    <w:p>
+      <w:pPr>
+        <w:pStyle w:val="Paragrafoelenco"/>
         <w:numPr>
           <w:ilvl w:val="0"/>
           <w:numId w:val="46"/>
@@ -1085,12 +1275,13 @@
     </w:p>
     <w:p>
       <w:pPr>
-        <w:pStyle w:val="ListParagraph"/>
+        <w:pStyle w:val="Paragrafoelenco"/>
         <w:numPr>
           <w:ilvl w:val="0"/>
           <w:numId w:val="46"/>
         </w:numPr>
       </w:pPr>
+      <w:proofErr w:type="spellStart"/>
       <w:r>
         <w:rPr>
           <w:b/>
@@ -1098,6 +1289,7 @@
         </w:rPr>
         <w:t>GuidePraticheOE</w:t>
       </w:r>
+      <w:proofErr w:type="spellEnd"/>
       <w:r>
         <w:t xml:space="preserve">: </w:t>
       </w:r>
@@ -1110,12 +1302,13 @@
     </w:p>
     <w:p>
       <w:pPr>
-        <w:pStyle w:val="ListParagraph"/>
+        <w:pStyle w:val="Paragrafoelenco"/>
         <w:numPr>
           <w:ilvl w:val="0"/>
           <w:numId w:val="46"/>
         </w:numPr>
       </w:pPr>
+      <w:proofErr w:type="spellStart"/>
       <w:r>
         <w:rPr>
           <w:b/>
@@ -1123,6 +1316,7 @@
         </w:rPr>
         <w:t>GuidePraticheSA</w:t>
       </w:r>
+      <w:proofErr w:type="spellEnd"/>
       <w:r>
         <w:t xml:space="preserve">: </w:t>
       </w:r>
@@ -1135,12 +1329,13 @@
     </w:p>
     <w:p>
       <w:pPr>
-        <w:pStyle w:val="ListParagraph"/>
+        <w:pStyle w:val="Paragrafoelenco"/>
         <w:numPr>
           <w:ilvl w:val="0"/>
           <w:numId w:val="46"/>
         </w:numPr>
       </w:pPr>
+      <w:proofErr w:type="spellStart"/>
       <w:r>
         <w:rPr>
           <w:b/>
@@ -1148,6 +1343,7 @@
         </w:rPr>
         <w:t>Normativa</w:t>
       </w:r>
+      <w:proofErr w:type="spellEnd"/>
       <w:r>
         <w:t xml:space="preserve">: </w:t>
       </w:r>
@@ -1168,6 +1364,7 @@
       <w:r>
         <w:t xml:space="preserve">convert the PDF files into .txt files, we use the </w:t>
       </w:r>
+      <w:proofErr w:type="spellStart"/>
       <w:r>
         <w:rPr>
           <w:b/>
@@ -1175,6 +1372,7 @@
         </w:rPr>
         <w:t>PdfReader</w:t>
       </w:r>
+      <w:proofErr w:type="spellEnd"/>
       <w:r>
         <w:t xml:space="preserve"> library and then apply a preprocessing function that performs</w:t>
       </w:r>
@@ -1184,7 +1382,7 @@
     </w:p>
     <w:p>
       <w:pPr>
-        <w:pStyle w:val="ListParagraph"/>
+        <w:pStyle w:val="Paragrafoelenco"/>
         <w:numPr>
           <w:ilvl w:val="0"/>
           <w:numId w:val="47"/>
@@ -1195,7 +1393,7 @@
           <w:b/>
           <w:bCs/>
         </w:rPr>
-        <w:t>Standardization</w:t>
+        <w:t>Normalization</w:t>
       </w:r>
       <w:r>
         <w:t>: It normalizes Unicode (fixing different styles of accents/apostrophes) and removes non-printable characters often found in PDF exports.</w:t>
@@ -1203,7 +1401,7 @@
     </w:p>
     <w:p>
       <w:pPr>
-        <w:pStyle w:val="ListParagraph"/>
+        <w:pStyle w:val="Paragrafoelenco"/>
         <w:numPr>
           <w:ilvl w:val="0"/>
           <w:numId w:val="47"/>
@@ -1223,7 +1421,7 @@
     </w:p>
     <w:p>
       <w:pPr>
-        <w:pStyle w:val="ListParagraph"/>
+        <w:pStyle w:val="Paragrafoelenco"/>
         <w:numPr>
           <w:ilvl w:val="0"/>
           <w:numId w:val="47"/>
@@ -1242,6 +1440,30 @@
     </w:p>
     <w:p>
       <w:pPr>
+        <w:pStyle w:val="Paragrafoelenco"/>
+        <w:numPr>
+          <w:ilvl w:val="0"/>
+          <w:numId w:val="47"/>
+        </w:numPr>
+      </w:pPr>
+      <w:r>
+        <w:t>Other refinement</w:t>
+      </w:r>
+      <w:r>
+        <w:t>s</w:t>
+      </w:r>
+      <w:r>
+        <w:t xml:space="preserve"> </w:t>
+      </w:r>
+      <w:r>
+        <w:t>where regular expressions are used to correct formatting issues</w:t>
+      </w:r>
+      <w:r>
+        <w:t>.</w:t>
+      </w:r>
+    </w:p>
+    <w:p>
+      <w:pPr>
         <w:ind w:firstLine="0"/>
       </w:pPr>
       <w:r>
@@ -1267,7 +1489,13 @@
         <w:t>schema-based</w:t>
       </w:r>
       <w:r>
-        <w:t xml:space="preserve"> extraction framework, developing a tailored ontology for each KG to provide structural guidance throughout the process</w:t>
+        <w:t xml:space="preserve"> extraction framework, developing </w:t>
+      </w:r>
+      <w:r>
+        <w:t xml:space="preserve">first </w:t>
+      </w:r>
+      <w:r>
+        <w:t>a tailored ontology for each KG to provide structural guidance throughout the process</w:t>
       </w:r>
       <w:r>
         <w:t>.</w:t>
@@ -1281,7 +1509,13 @@
         <w:t xml:space="preserve">The creation of the ontology is entrusted to </w:t>
       </w:r>
       <w:r>
-        <w:t>GPT-5 min</w:t>
+        <w:t>GPT-5</w:t>
+      </w:r>
+      <w:r>
+        <w:t>-</w:t>
+      </w:r>
+      <w:r>
+        <w:t>min</w:t>
       </w:r>
       <w:r>
         <w:t>i</w:t>
@@ -1480,7 +1714,13 @@
         <w:ind w:firstLine="0"/>
       </w:pPr>
       <w:r>
-        <w:t xml:space="preserve">To ensure the generation of valid JSON ontologies, the GPT-5 mini model is prompted with a formal JSON schema, specific formatting constraints, and a one-shot </w:t>
+        <w:t>To ensure the generation of valid JSON ontologies, the GPT-5</w:t>
+      </w:r>
+      <w:r>
+        <w:t>-</w:t>
+      </w:r>
+      <w:r>
+        <w:t xml:space="preserve">mini model is prompted with a formal JSON schema, specific formatting constraints, and a one-shot </w:t>
       </w:r>
       <w:r>
         <w:t>example.</w:t>
@@ -1489,17 +1729,17 @@
         <w:t xml:space="preserve"> </w:t>
       </w:r>
       <w:r>
-        <w:t xml:space="preserve">Furthermore, if the generated JSON is invalid—either due to syntax errors (e.g., missing brackets) or schema violations (e.g., duplicate entities or missing </w:t>
+        <w:t xml:space="preserve">Furthermore, if the generated JSON is invalid—either due to syntax errors (e.g., missing </w:t>
+      </w:r>
+      <w:r>
+        <w:lastRenderedPageBreak/>
+        <w:t xml:space="preserve">brackets) or schema violations (e.g., duplicate entities or missing </w:t>
       </w:r>
       <w:r>
         <w:t xml:space="preserve">identity </w:t>
       </w:r>
       <w:r>
-        <w:t xml:space="preserve">attributes)—the </w:t>
-      </w:r>
-      <w:r>
-        <w:lastRenderedPageBreak/>
-        <w:t>LLM is prompted to regenerate the ontology, guided by a detailed description of the identified errors</w:t>
+        <w:t>attributes)—the LLM is prompted to regenerate the ontology, guided by a detailed description of the identified errors</w:t>
       </w:r>
       <w:r>
         <w:t>.</w:t>
@@ -1508,6 +1748,11 @@
     <w:p>
       <w:pPr>
         <w:ind w:firstLine="0"/>
+      </w:pPr>
+    </w:p>
+    <w:p>
+      <w:pPr>
+        <w:ind w:firstLine="0"/>
         <w:rPr>
           <w:lang w:val="en-GB"/>
         </w:rPr>
@@ -1528,19 +1773,61 @@
         <w:rPr>
           <w:lang w:val="en-GB"/>
         </w:rPr>
-        <w:t xml:space="preserve"> stage involves extracting data (entities and relations) based on the previously generated ontologies. We maintain </w:t>
+        <w:t xml:space="preserve"> stage involves extracting data (entities and relations) </w:t>
       </w:r>
       <w:r>
         <w:rPr>
           <w:lang w:val="en-GB"/>
         </w:rPr>
+        <w:t>guided by</w:t>
+      </w:r>
+      <w:r>
+        <w:rPr>
+          <w:lang w:val="en-GB"/>
+        </w:rPr>
+        <w:t xml:space="preserve"> </w:t>
+      </w:r>
+      <w:r>
+        <w:rPr>
+          <w:lang w:val="en-GB"/>
+        </w:rPr>
+        <w:t xml:space="preserve">the previously generated ontologies. We maintain </w:t>
+      </w:r>
+      <w:r>
+        <w:rPr>
+          <w:lang w:val="en-GB"/>
+        </w:rPr>
         <w:t>the same</w:t>
       </w:r>
       <w:r>
         <w:rPr>
           <w:lang w:val="en-GB"/>
         </w:rPr>
-        <w:t xml:space="preserve"> chunk-based processing approach to ensure scalability. Using GPT-5 mini, the system enforces ontological consistency by validating the JSON output; any non-compliant results are sent back to the LLM for iterative correction.</w:t>
+        <w:t xml:space="preserve"> chunk-based processing approach to ensure scalability. </w:t>
+      </w:r>
+      <w:r>
+        <w:rPr>
+          <w:lang w:val="en-GB"/>
+        </w:rPr>
+        <w:t xml:space="preserve">The </w:t>
+      </w:r>
+      <w:r>
+        <w:rPr>
+          <w:lang w:val="en-GB"/>
+        </w:rPr>
+        <w:t xml:space="preserve">system enforces ontological consistency by validating the JSON output; any non-compliant results are </w:t>
+      </w:r>
+      <w:r>
+        <w:rPr>
+          <w:lang w:val="en-GB"/>
+        </w:rPr>
+        <w:t>returned</w:t>
+      </w:r>
+      <w:r>
+        <w:rPr>
+          <w:lang w:val="en-GB"/>
+        </w:rPr>
+        <w:t xml:space="preserve"> to the LLM for iterative correction.</w:t>
       </w:r>
     </w:p>
     <w:p>
@@ -1659,18 +1946,24 @@
         <w:rPr>
           <w:lang w:val="en-GB"/>
         </w:rPr>
-        <w:t>chunk for a specific topic</w:t>
+        <w:t>chunk for a specific</w:t>
       </w:r>
       <w:r>
         <w:rPr>
           <w:lang w:val="en-GB"/>
         </w:rPr>
-        <w:t>/category</w:t>
+        <w:t xml:space="preserve"> </w:t>
       </w:r>
       <w:r>
         <w:rPr>
           <w:lang w:val="en-GB"/>
         </w:rPr>
+        <w:t>category</w:t>
+      </w:r>
+      <w:r>
+        <w:rPr>
+          <w:lang w:val="en-GB"/>
+        </w:rPr>
         <w:t>, all entities and relations are merged into a single JSON object. Subsequently, any duplicate entities and relations are identified, and the LLM is prompted to merge them.</w:t>
       </w:r>
     </w:p>
@@ -1744,10 +2037,16 @@
     </w:p>
     <w:p>
       <w:pPr>
-        <w:pStyle w:val="Heading2"/>
-      </w:pPr>
-      <w:r>
-        <w:t>Entity resolution</w:t>
+        <w:pStyle w:val="Titolo2"/>
+      </w:pPr>
+      <w:r>
+        <w:t xml:space="preserve">Entity </w:t>
+      </w:r>
+      <w:r>
+        <w:t>R</w:t>
+      </w:r>
+      <w:r>
+        <w:t>esolution</w:t>
       </w:r>
     </w:p>
     <w:p>
@@ -1761,7 +2060,17 @@
         <w:t xml:space="preserve">, attributes and </w:t>
       </w:r>
       <w:r>
-        <w:t>1-hop relations. Finally, these text descriptions are converted into embeddings using the text-embedding-3-small model.</w:t>
+        <w:t xml:space="preserve">1-hop relations. Finally, these text descriptions are converted into embeddings using the </w:t>
+      </w:r>
+      <w:r>
+        <w:rPr>
+          <w:i/>
+          <w:iCs/>
+        </w:rPr>
+        <w:t>text-embedding-3-small</w:t>
+      </w:r>
+      <w:r>
+        <w:t xml:space="preserve"> model.</w:t>
       </w:r>
       <w:r>
         <w:t xml:space="preserve"> </w:t>
@@ -1820,8 +2129,10 @@
         <w:ind w:firstLine="0"/>
       </w:pPr>
       <w:r>
+        <w:lastRenderedPageBreak/>
         <w:t xml:space="preserve">This architecture mirrors the </w:t>
       </w:r>
+      <w:proofErr w:type="spellStart"/>
       <w:r>
         <w:rPr>
           <w:b/>
@@ -1829,6 +2140,7 @@
         </w:rPr>
         <w:t>BERTopic</w:t>
       </w:r>
+      <w:proofErr w:type="spellEnd"/>
       <w:r>
         <w:rPr>
           <w:b/>
@@ -1914,7 +2226,7 @@
     </w:p>
     <w:p>
       <w:pPr>
-        <w:pStyle w:val="Heading2"/>
+        <w:pStyle w:val="Titolo2"/>
       </w:pPr>
       <w:r>
         <w:t>Inference</w:t>
@@ -1927,6 +2239,7 @@
       <w:r>
         <w:t xml:space="preserve">The final stage of the pipeline employs </w:t>
       </w:r>
+      <w:proofErr w:type="spellStart"/>
       <w:r>
         <w:rPr>
           <w:b/>
@@ -1934,6 +2247,7 @@
         </w:rPr>
         <w:t>GraphRAG</w:t>
       </w:r>
+      <w:proofErr w:type="spellEnd"/>
       <w:r>
         <w:rPr>
           <w:b/>
@@ -1942,7 +2256,15 @@
         <w:t>-SDK</w:t>
       </w:r>
       <w:r>
-        <w:t xml:space="preserve"> to query the generated KGs. An orchestrator agent directs the workflow by creating execution plans and delegating tasks to category-specific sub-agents. By leveraging these specialized agents to navigate individual KGs, the system ensures highly accurate, domain-specific retrieval when answering user questions.</w:t>
+        <w:t xml:space="preserve"> to query the generated </w:t>
+      </w:r>
+      <w:proofErr w:type="spellStart"/>
+      <w:r>
+        <w:t>KGs.</w:t>
+      </w:r>
+      <w:proofErr w:type="spellEnd"/>
+      <w:r>
+        <w:t xml:space="preserve"> An orchestrator agent directs the workflow by creating execution plans and delegating tasks to category-specific sub-agents. By leveraging these specialized agents to navigate individual KGs, the system ensures highly accurate, domain-specific retrieval when answering user questions.</w:t>
       </w:r>
     </w:p>
     <w:p>
@@ -1967,7 +2289,13 @@
         <w:t xml:space="preserve"> domain</w:t>
       </w:r>
       <w:r>
-        <w:t>. We specifically moved away from a conversational Q&amp;A style toward a direct-response format. This adjustment was essential for the LLM-as-a-Judge evaluation framework, which requires precise, non-discursive outputs for accurate scoring</w:t>
+        <w:t>. We specifically moved away from a conversational Q&amp;A style toward a direct-response format. This adjustment was essential for the LLM-as-a-</w:t>
+      </w:r>
+      <w:r>
+        <w:t>j</w:t>
+      </w:r>
+      <w:r>
+        <w:t>udge evaluation framework, which requires precise, non-discursive outputs for accurate scoring</w:t>
       </w:r>
       <w:r>
         <w:t>.</w:t>
@@ -1980,7 +2308,7 @@
     </w:p>
     <w:p>
       <w:pPr>
-        <w:pStyle w:val="Heading1"/>
+        <w:pStyle w:val="Titolo1"/>
       </w:pPr>
       <w:r>
         <w:t>Evaluation</w:t>
@@ -1996,7 +2324,7 @@
     </w:p>
     <w:p>
       <w:pPr>
-        <w:pStyle w:val="ListParagraph"/>
+        <w:pStyle w:val="Paragrafoelenco"/>
         <w:numPr>
           <w:ilvl w:val="0"/>
           <w:numId w:val="50"/>
@@ -2010,12 +2338,24 @@
         <w:t>Sampling</w:t>
       </w:r>
       <w:r>
-        <w:t>: We select a random category, a source document, and a specific text chunk from that document.</w:t>
-      </w:r>
-    </w:p>
-    <w:p>
-      <w:pPr>
-        <w:pStyle w:val="ListParagraph"/>
+        <w:t xml:space="preserve">: We select </w:t>
+      </w:r>
+      <w:r>
+        <w:t xml:space="preserve">randomly a </w:t>
+      </w:r>
+      <w:r>
+        <w:t>category, a source document</w:t>
+      </w:r>
+      <w:r>
+        <w:t xml:space="preserve"> of that category</w:t>
+      </w:r>
+      <w:r>
+        <w:t>, and a specific text chunk from that document.</w:t>
+      </w:r>
+    </w:p>
+    <w:p>
+      <w:pPr>
+        <w:pStyle w:val="Paragrafoelenco"/>
         <w:numPr>
           <w:ilvl w:val="0"/>
           <w:numId w:val="50"/>
@@ -2034,7 +2374,7 @@
     </w:p>
     <w:p>
       <w:pPr>
-        <w:pStyle w:val="ListParagraph"/>
+        <w:pStyle w:val="Paragrafoelenco"/>
         <w:numPr>
           <w:ilvl w:val="0"/>
           <w:numId w:val="50"/>
@@ -2053,7 +2393,7 @@
     </w:p>
     <w:p>
       <w:pPr>
-        <w:pStyle w:val="ListParagraph"/>
+        <w:pStyle w:val="Paragrafoelenco"/>
         <w:numPr>
           <w:ilvl w:val="0"/>
           <w:numId w:val="50"/>
@@ -2067,7 +2407,13 @@
         <w:t>Automated Assessment</w:t>
       </w:r>
       <w:r>
-        <w:t>: GPT-5-mini (acting as the LLM-as-a-Judge) performs a binary evaluation of the response, determining whether it is correct and</w:t>
+        <w:t>: GPT-5-mini (acting as the LLM-as-a-</w:t>
+      </w:r>
+      <w:r>
+        <w:t>j</w:t>
+      </w:r>
+      <w:r>
+        <w:t>udge) performs a binary evaluation of the response, determining whether it is correct and</w:t>
       </w:r>
       <w:r>
         <w:t xml:space="preserve"> </w:t>
@@ -2081,19 +2427,41 @@
         <w:ind w:firstLine="0"/>
       </w:pPr>
       <w:r>
-        <w:t xml:space="preserve">We recorded these results in CSV format to perform a comparative analysis between our GPT-5-mini </w:t>
+        <w:t>We recorded these results in CSV format to perform a comparative analysis between our GPT-5-</w:t>
+      </w:r>
+      <w:proofErr w:type="gramStart"/>
+      <w:r>
+        <w:t xml:space="preserve">mini </w:t>
       </w:r>
       <w:r>
         <w:t>O</w:t>
       </w:r>
       <w:r>
-        <w:t>rchestrator Agent augmented with Knowledge Graph</w:t>
+        <w:t>rchestrator</w:t>
+      </w:r>
+      <w:proofErr w:type="gramEnd"/>
+      <w:r>
+        <w:t xml:space="preserve"> Agent augmented with Knowledge Graph</w:t>
       </w:r>
       <w:r>
         <w:t>s</w:t>
       </w:r>
       <w:r>
-        <w:t>, a baseline GPT-5-mini model using only its training data (without RAG capabilities), and the same GPT-5-mini model enhanced with web search results retrieved via Tavily included in the prompt.</w:t>
+        <w:t xml:space="preserve">, a baseline GPT-5-mini model using only its training data (without RAG capabilities), and the same GPT-5-mini model enhanced with web search results retrieved via </w:t>
+      </w:r>
+      <w:proofErr w:type="spellStart"/>
+      <w:r>
+        <w:t>Tavily</w:t>
+      </w:r>
+      <w:proofErr w:type="spellEnd"/>
+      <w:r>
+        <w:rPr>
+          <w:rStyle w:val="Rimandonotaapidipagina"/>
+        </w:rPr>
+        <w:footnoteReference w:id="5"/>
+      </w:r>
+      <w:r>
+        <w:t xml:space="preserve"> included in the prompt.</w:t>
       </w:r>
     </w:p>
     <w:p>
@@ -2103,19 +2471,19 @@
     </w:p>
     <w:p>
       <w:pPr>
-        <w:pStyle w:val="Heading1"/>
-      </w:pPr>
-      <w:r>
+        <w:pStyle w:val="Titolo1"/>
+      </w:pPr>
+      <w:r>
+        <w:lastRenderedPageBreak/>
         <w:t>Results</w:t>
       </w:r>
     </w:p>
     <w:p/>
     <w:p>
       <w:pPr>
-        <w:pStyle w:val="Heading1"/>
-      </w:pPr>
-      <w:r>
-        <w:lastRenderedPageBreak/>
+        <w:pStyle w:val="Titolo1"/>
+      </w:pPr>
+      <w:r>
         <w:t>Conclusion and limitations</w:t>
       </w:r>
     </w:p>
@@ -2154,7 +2522,23 @@
         <w:pStyle w:val="reference"/>
       </w:pPr>
       <w:r>
-        <w:t>Agrawal, G., Kumarage, T., Alghamdi, Z., &amp; Liu, H. (2024). Can Knowledge Graphs Reduce Hallucinations in LLMs?: A Survey. arXiv preprint arXiv:2404.14446</w:t>
+        <w:t xml:space="preserve">Agrawal, G., Kumarage, T., Alghamdi, Z., &amp; Liu, H. (2024). Can Knowledge Graphs Reduce Hallucinations in </w:t>
+      </w:r>
+      <w:proofErr w:type="gramStart"/>
+      <w:r>
+        <w:t>LLMs?:</w:t>
+      </w:r>
+      <w:proofErr w:type="gramEnd"/>
+      <w:r>
+        <w:t xml:space="preserve"> A Survey. </w:t>
+      </w:r>
+      <w:proofErr w:type="spellStart"/>
+      <w:r>
+        <w:t>arXiv</w:t>
+      </w:r>
+      <w:proofErr w:type="spellEnd"/>
+      <w:r>
+        <w:t xml:space="preserve"> preprint arXiv:2404.14446</w:t>
       </w:r>
       <w:r>
         <w:t>.</w:t>
@@ -2165,7 +2549,23 @@
         <w:pStyle w:val="reference"/>
       </w:pPr>
       <w:r>
-        <w:t>Edge, D., Trinh, H., Cheng, N., Bradley, J., Chao, A., Mody, A., Truitt, S., Metropolitansky, D., Ness, R. O., &amp; Larson, J. (2024). From Local to Global: A Graph RAG Approach to Query-Focused Summarization. arXiv preprint arXiv:2404.16130.</w:t>
+        <w:t xml:space="preserve">Edge, D., Trinh, H., Cheng, N., Bradley, J., Chao, A., Mody, A., Truitt, S., </w:t>
+      </w:r>
+      <w:proofErr w:type="spellStart"/>
+      <w:r>
+        <w:t>Metropolitansky</w:t>
+      </w:r>
+      <w:proofErr w:type="spellEnd"/>
+      <w:r>
+        <w:t xml:space="preserve">, D., Ness, R. O., &amp; Larson, J. (2024). From Local to Global: A Graph RAG Approach to Query-Focused Summarization. </w:t>
+      </w:r>
+      <w:proofErr w:type="spellStart"/>
+      <w:r>
+        <w:t>arXiv</w:t>
+      </w:r>
+      <w:proofErr w:type="spellEnd"/>
+      <w:r>
+        <w:t xml:space="preserve"> preprint arXiv:2404.16130.</w:t>
       </w:r>
     </w:p>
     <w:p>
@@ -2173,7 +2573,47 @@
         <w:pStyle w:val="reference"/>
       </w:pPr>
       <w:r>
-        <w:t>Mo, B., Yu, K., Kazdan, J., Cabezas, J., Mpala, P., Yu, L., Cundy, C., Kanatsoulis, C., &amp; Koyejo, S. (2024). KGGen: Extracting Knowledge Graphs from Plain Text with Language Models. arXiv preprint arXiv:2410.12154.</w:t>
+        <w:t xml:space="preserve">Mo, B., Yu, K., </w:t>
+      </w:r>
+      <w:proofErr w:type="spellStart"/>
+      <w:r>
+        <w:t>Kazdan</w:t>
+      </w:r>
+      <w:proofErr w:type="spellEnd"/>
+      <w:r>
+        <w:t xml:space="preserve">, J., Cabezas, J., Mpala, P., Yu, L., Cundy, C., </w:t>
+      </w:r>
+      <w:proofErr w:type="spellStart"/>
+      <w:r>
+        <w:t>Kanatsoulis</w:t>
+      </w:r>
+      <w:proofErr w:type="spellEnd"/>
+      <w:r>
+        <w:t xml:space="preserve">, C., &amp; </w:t>
+      </w:r>
+      <w:proofErr w:type="spellStart"/>
+      <w:r>
+        <w:t>Koyejo</w:t>
+      </w:r>
+      <w:proofErr w:type="spellEnd"/>
+      <w:r>
+        <w:t xml:space="preserve">, S. (2024). </w:t>
+      </w:r>
+      <w:proofErr w:type="spellStart"/>
+      <w:r>
+        <w:t>KGGen</w:t>
+      </w:r>
+      <w:proofErr w:type="spellEnd"/>
+      <w:r>
+        <w:t xml:space="preserve">: Extracting Knowledge Graphs from Plain Text with Language Models. </w:t>
+      </w:r>
+      <w:proofErr w:type="spellStart"/>
+      <w:r>
+        <w:t>arXiv</w:t>
+      </w:r>
+      <w:proofErr w:type="spellEnd"/>
+      <w:r>
+        <w:t xml:space="preserve"> preprint arXiv:2410.12154.</w:t>
       </w:r>
     </w:p>
     <w:p>
@@ -2194,7 +2634,15 @@
         <w:pStyle w:val="reference"/>
       </w:pPr>
       <w:r>
-        <w:t>H. Bian, "LLM-Empowered Knowledge Graph Construction: A Survey," Xidian University, Xi’an, China, Tech. Rep., 2024.</w:t>
+        <w:t xml:space="preserve">H. Bian, "LLM-Empowered Knowledge Graph Construction: A Survey," </w:t>
+      </w:r>
+      <w:proofErr w:type="spellStart"/>
+      <w:r>
+        <w:t>Xidian</w:t>
+      </w:r>
+      <w:proofErr w:type="spellEnd"/>
+      <w:r>
+        <w:t xml:space="preserve"> University, Xi’an, China, Tech. Rep., 2024.</w:t>
       </w:r>
     </w:p>
     <w:p>
@@ -2202,7 +2650,23 @@
         <w:pStyle w:val="reference"/>
       </w:pPr>
       <w:r>
-        <w:t>M. Grootendorst, "BERTopic: Neural topic modeling with a class-based TF-IDF procedure," arXiv preprint arXiv:2203.05794, 2022.</w:t>
+        <w:t>M. Grootendorst, "</w:t>
+      </w:r>
+      <w:proofErr w:type="spellStart"/>
+      <w:r>
+        <w:t>BERTopic</w:t>
+      </w:r>
+      <w:proofErr w:type="spellEnd"/>
+      <w:r>
+        <w:t xml:space="preserve">: Neural topic modeling with a class-based TF-IDF procedure," </w:t>
+      </w:r>
+      <w:proofErr w:type="spellStart"/>
+      <w:r>
+        <w:t>arXiv</w:t>
+      </w:r>
+      <w:proofErr w:type="spellEnd"/>
+      <w:r>
+        <w:t xml:space="preserve"> preprint arXiv:2203.05794, 2022.</w:t>
       </w:r>
     </w:p>
     <w:p>
@@ -2275,31 +2739,50 @@
   <w:footnote w:id="2">
     <w:p>
       <w:pPr>
-        <w:pStyle w:val="FootnoteText"/>
-      </w:pPr>
-      <w:r>
-        <w:rPr>
-          <w:rStyle w:val="FootnoteReference"/>
+        <w:pStyle w:val="Testonotaapidipagina"/>
+      </w:pPr>
+      <w:r>
+        <w:rPr>
+          <w:rStyle w:val="Rimandonotaapidipagina"/>
         </w:rPr>
         <w:footnoteRef/>
       </w:r>
       <w:r>
         <w:t xml:space="preserve"> </w:t>
       </w:r>
-      <w:r>
-        <w:t>EmPULIA is the official regional purchasing center and e-procurement platform for the Puglia Region in Italy, managed by InnovaPuglia S.p.A.</w:t>
+      <w:proofErr w:type="spellStart"/>
+      <w:r>
+        <w:t>EmPULIA</w:t>
+      </w:r>
+      <w:proofErr w:type="spellEnd"/>
+      <w:r>
+        <w:t xml:space="preserve"> is the official regional purchasing center and e-procurement platform for the </w:t>
+      </w:r>
+      <w:r>
+        <w:t>Apulia</w:t>
+      </w:r>
+      <w:r>
+        <w:t xml:space="preserve"> Region in Italy, managed by </w:t>
+      </w:r>
+      <w:proofErr w:type="spellStart"/>
+      <w:r>
+        <w:t>InnovaPuglia</w:t>
+      </w:r>
+      <w:proofErr w:type="spellEnd"/>
+      <w:r>
+        <w:t xml:space="preserve"> S.p.A.</w:t>
       </w:r>
     </w:p>
   </w:footnote>
   <w:footnote w:id="3">
     <w:p>
       <w:pPr>
-        <w:pStyle w:val="FootnoteText"/>
+        <w:pStyle w:val="Testonotaapidipagina"/>
       </w:pPr>
     </w:p>
     <w:tbl>
       <w:tblPr>
-        <w:tblStyle w:val="TableGrid"/>
+        <w:tblStyle w:val="Grigliatabella"/>
         <w:tblW w:w="8472" w:type="dxa"/>
         <w:tblInd w:w="-108" w:type="dxa"/>
         <w:tblBorders>
@@ -2327,7 +2810,7 @@
           </w:tcPr>
           <w:p>
             <w:pPr>
-              <w:pStyle w:val="FootnoteText"/>
+              <w:pStyle w:val="Testonotaapidipagina"/>
             </w:pPr>
             <w:r>
               <w:rPr>
@@ -2402,21 +2885,21 @@
     </w:tbl>
     <w:p>
       <w:pPr>
-        <w:pStyle w:val="FootnoteText"/>
+        <w:pStyle w:val="Testonotaapidipagina"/>
       </w:pPr>
     </w:p>
   </w:footnote>
   <w:footnote w:id="4">
     <w:p>
       <w:pPr>
-        <w:pStyle w:val="FootnoteText"/>
+        <w:pStyle w:val="Testonotaapidipagina"/>
         <w:rPr>
           <w:lang w:val="en-GB"/>
         </w:rPr>
       </w:pPr>
       <w:r>
         <w:rPr>
-          <w:rStyle w:val="FootnoteReference"/>
+          <w:rStyle w:val="Rimandonotaapidipagina"/>
         </w:rPr>
         <w:footnoteRef/>
       </w:r>
@@ -2425,6 +2908,36 @@
       </w:r>
       <w:r>
         <w:t>Entity resolution is the data management process of identifying, linking, and merging disparate records that represent the same real-world entity—such as a person, organization, or product—across different data sources.</w:t>
+      </w:r>
+    </w:p>
+  </w:footnote>
+  <w:footnote w:id="5">
+    <w:p>
+      <w:pPr>
+        <w:pStyle w:val="Testonotaapidipagina"/>
+        <w:rPr>
+          <w:lang w:val="it-IT"/>
+        </w:rPr>
+      </w:pPr>
+      <w:r>
+        <w:rPr>
+          <w:rStyle w:val="Rimandonotaapidipagina"/>
+        </w:rPr>
+        <w:footnoteRef/>
+      </w:r>
+      <w:r>
+        <w:t xml:space="preserve"> </w:t>
+      </w:r>
+      <w:proofErr w:type="spellStart"/>
+      <w:r>
+        <w:t>Tavily</w:t>
+      </w:r>
+      <w:proofErr w:type="spellEnd"/>
+      <w:r>
+        <w:t xml:space="preserve"> is a specialized search engine and API designed specifically for AI agents</w:t>
+      </w:r>
+      <w:r>
+        <w:t>.</w:t>
       </w:r>
     </w:p>
   </w:footnote>
@@ -2454,7 +2967,7 @@
         <v:path o:extrusionok="f" gradientshapeok="t" o:connecttype="rect"/>
         <o:lock v:ext="edit" aspectratio="t"/>
       </v:shapetype>
-      <v:shape id="_x0000_i1025" type="#_x0000_t75" alt="A picture containing sketch, black, black and white, diagram&#10;&#10;&#10;&#10;&#10;&#10;&#10;&#10;&#10;&#10;&#10;&#10;&#10;&#10;&#10;&#10;&#10;&#10;&#10;&#10;Description automatically generated" style="width:126pt;height:126pt;visibility:visible;mso-wrap-style:square" o:bullet="t">
+      <v:shape id="_x0000_i1025" type="#_x0000_t75" alt="A picture containing sketch, black, black and white, diagram&#10;&#10;&#10;&#10;&#10;&#10;&#10;&#10;&#10;&#10;&#10;&#10;&#10;&#10;&#10;&#10;&#10;&#10;&#10;&#10;Description automatically generated" style="width:126.25pt;height:125.75pt;visibility:visible;mso-wrap-style:square" o:bullet="t">
         <v:imagedata r:id="rId1" o:title="A picture containing sketch, black, black and white, diagram&#10;&#10;&#10;&#10;&#10;&#10;&#10;&#10;&#10;&#10;&#10;&#10;&#10;&#10;&#10;&#10;&#10;&#10;&#10;&#10;Description automatically generated"/>
       </v:shape>
     </w:pict>
@@ -4383,7 +4896,7 @@
     <w:lvl w:ilvl="0">
       <w:start w:val="1"/>
       <w:numFmt w:val="decimal"/>
-      <w:pStyle w:val="Heading1"/>
+      <w:pStyle w:val="Titolo1"/>
       <w:suff w:val="space"/>
       <w:lvlText w:val="%1."/>
       <w:lvlJc w:val="left"/>
@@ -4397,7 +4910,7 @@
     <w:lvl w:ilvl="1">
       <w:start w:val="1"/>
       <w:numFmt w:val="decimal"/>
-      <w:pStyle w:val="Heading2"/>
+      <w:pStyle w:val="Titolo2"/>
       <w:suff w:val="space"/>
       <w:lvlText w:val="%1.%2."/>
       <w:lvlJc w:val="left"/>
@@ -4411,7 +4924,7 @@
     <w:lvl w:ilvl="2">
       <w:start w:val="1"/>
       <w:numFmt w:val="decimal"/>
-      <w:pStyle w:val="Heading3"/>
+      <w:pStyle w:val="Titolo3"/>
       <w:suff w:val="space"/>
       <w:lvlText w:val="%1.%2.%3."/>
       <w:lvlJc w:val="left"/>
@@ -4425,7 +4938,7 @@
     <w:lvl w:ilvl="3">
       <w:start w:val="1"/>
       <w:numFmt w:val="decimal"/>
-      <w:pStyle w:val="Heading4"/>
+      <w:pStyle w:val="Titolo4"/>
       <w:suff w:val="space"/>
       <w:lvlText w:val="%1.%2.%3.%4."/>
       <w:lvlJc w:val="left"/>
@@ -6075,7 +6588,7 @@
     <w:lsdException w:name="Unresolved Mention" w:semiHidden="1" w:unhideWhenUsed="1"/>
     <w:lsdException w:name="Smart Link" w:semiHidden="1" w:unhideWhenUsed="1"/>
   </w:latentStyles>
-  <w:style w:type="paragraph" w:default="1" w:styleId="Normal">
+  <w:style w:type="paragraph" w:default="1" w:styleId="Normale">
     <w:name w:val="Normal"/>
     <w:qFormat/>
     <w:rsid w:val="00A53114"/>
@@ -6092,11 +6605,11 @@
       <w:lang w:eastAsia="en-GB"/>
     </w:rPr>
   </w:style>
-  <w:style w:type="paragraph" w:styleId="Heading1">
+  <w:style w:type="paragraph" w:styleId="Titolo1">
     <w:name w:val="heading 1"/>
-    <w:basedOn w:val="ListParagraph"/>
-    <w:next w:val="Normal"/>
-    <w:link w:val="Heading1Char"/>
+    <w:basedOn w:val="Paragrafoelenco"/>
+    <w:next w:val="Normale"/>
+    <w:link w:val="Titolo1Carattere"/>
     <w:uiPriority w:val="9"/>
     <w:qFormat/>
     <w:rsid w:val="007F4D8B"/>
@@ -6117,11 +6630,11 @@
       <w:szCs w:val="28"/>
     </w:rPr>
   </w:style>
-  <w:style w:type="paragraph" w:styleId="Heading2">
+  <w:style w:type="paragraph" w:styleId="Titolo2">
     <w:name w:val="heading 2"/>
-    <w:basedOn w:val="Heading1"/>
-    <w:next w:val="Normal"/>
-    <w:link w:val="Heading2Char"/>
+    <w:basedOn w:val="Titolo1"/>
+    <w:next w:val="Normale"/>
+    <w:link w:val="Titolo2Carattere"/>
     <w:uiPriority w:val="9"/>
     <w:unhideWhenUsed/>
     <w:qFormat/>
@@ -6139,11 +6652,11 @@
       <w:szCs w:val="24"/>
     </w:rPr>
   </w:style>
-  <w:style w:type="paragraph" w:styleId="Heading3">
+  <w:style w:type="paragraph" w:styleId="Titolo3">
     <w:name w:val="heading 3"/>
-    <w:basedOn w:val="Heading2"/>
-    <w:next w:val="Normal"/>
-    <w:link w:val="Heading3Char"/>
+    <w:basedOn w:val="Titolo2"/>
+    <w:next w:val="Normale"/>
+    <w:link w:val="Titolo3Carattere"/>
     <w:uiPriority w:val="9"/>
     <w:unhideWhenUsed/>
     <w:qFormat/>
@@ -6156,11 +6669,11 @@
       <w:outlineLvl w:val="2"/>
     </w:pPr>
   </w:style>
-  <w:style w:type="paragraph" w:styleId="Heading4">
+  <w:style w:type="paragraph" w:styleId="Titolo4">
     <w:name w:val="heading 4"/>
-    <w:basedOn w:val="Heading3"/>
-    <w:next w:val="Normal"/>
-    <w:link w:val="Heading4Char"/>
+    <w:basedOn w:val="Titolo3"/>
+    <w:next w:val="Normale"/>
+    <w:link w:val="Titolo4Carattere"/>
     <w:autoRedefine/>
     <w:uiPriority w:val="9"/>
     <w:semiHidden/>
@@ -6180,13 +6693,12 @@
       <w:color w:val="000000" w:themeColor="text1"/>
     </w:rPr>
   </w:style>
-  <w:style w:type="character" w:default="1" w:styleId="DefaultParagraphFont">
+  <w:style w:type="character" w:default="1" w:styleId="Carpredefinitoparagrafo">
     <w:name w:val="Default Paragraph Font"/>
     <w:uiPriority w:val="1"/>
-    <w:semiHidden/>
     <w:unhideWhenUsed/>
   </w:style>
-  <w:style w:type="table" w:default="1" w:styleId="TableNormal">
+  <w:style w:type="table" w:default="1" w:styleId="Tabellanormale">
     <w:name w:val="Normal Table"/>
     <w:uiPriority w:val="99"/>
     <w:semiHidden/>
@@ -6201,7 +6713,7 @@
       </w:tblCellMar>
     </w:tblPr>
   </w:style>
-  <w:style w:type="numbering" w:default="1" w:styleId="NoList">
+  <w:style w:type="numbering" w:default="1" w:styleId="Nessunelenco">
     <w:name w:val="No List"/>
     <w:uiPriority w:val="99"/>
     <w:semiHidden/>
@@ -6209,7 +6721,7 @@
   </w:style>
   <w:style w:type="paragraph" w:customStyle="1" w:styleId="reference">
     <w:name w:val="reference"/>
-    <w:basedOn w:val="Normal"/>
+    <w:basedOn w:val="Normale"/>
     <w:qFormat/>
     <w:rsid w:val="004F428B"/>
     <w:pPr>
@@ -6219,9 +6731,9 @@
       <w:ind w:left="426" w:hanging="426"/>
     </w:pPr>
   </w:style>
-  <w:style w:type="paragraph" w:styleId="FootnoteText">
+  <w:style w:type="paragraph" w:styleId="Testonotaapidipagina">
     <w:name w:val="footnote text"/>
-    <w:link w:val="FootnoteTextChar"/>
+    <w:link w:val="TestonotaapidipaginaCarattere"/>
     <w:uiPriority w:val="99"/>
     <w:unhideWhenUsed/>
     <w:rsid w:val="00527EF1"/>
@@ -6232,10 +6744,10 @@
       <w:lang w:eastAsia="en-GB"/>
     </w:rPr>
   </w:style>
-  <w:style w:type="character" w:customStyle="1" w:styleId="FootnoteTextChar">
-    <w:name w:val="Footnote Text Char"/>
-    <w:basedOn w:val="DefaultParagraphFont"/>
-    <w:link w:val="FootnoteText"/>
+  <w:style w:type="character" w:customStyle="1" w:styleId="TestonotaapidipaginaCarattere">
+    <w:name w:val="Testo nota a piè di pagina Carattere"/>
+    <w:basedOn w:val="Carpredefinitoparagrafo"/>
+    <w:link w:val="Testonotaapidipagina"/>
     <w:uiPriority w:val="99"/>
     <w:rsid w:val="00527EF1"/>
     <w:rPr>
@@ -6245,9 +6757,9 @@
       <w:lang w:eastAsia="en-GB"/>
     </w:rPr>
   </w:style>
-  <w:style w:type="character" w:styleId="FootnoteReference">
+  <w:style w:type="character" w:styleId="Rimandonotaapidipagina">
     <w:name w:val="footnote reference"/>
-    <w:basedOn w:val="DefaultParagraphFont"/>
+    <w:basedOn w:val="Carpredefinitoparagrafo"/>
     <w:uiPriority w:val="99"/>
     <w:semiHidden/>
     <w:unhideWhenUsed/>
@@ -6256,9 +6768,9 @@
       <w:vertAlign w:val="superscript"/>
     </w:rPr>
   </w:style>
-  <w:style w:type="table" w:styleId="TableGrid">
+  <w:style w:type="table" w:styleId="Grigliatabella">
     <w:name w:val="Table Grid"/>
-    <w:basedOn w:val="TableNormal"/>
+    <w:basedOn w:val="Tabellanormale"/>
     <w:uiPriority w:val="39"/>
     <w:rsid w:val="00520F5C"/>
     <w:tblPr>
@@ -6274,7 +6786,7 @@
   </w:style>
   <w:style w:type="paragraph" w:customStyle="1" w:styleId="Numberedlist">
     <w:name w:val="Numbered list"/>
-    <w:basedOn w:val="Normal"/>
+    <w:basedOn w:val="Normale"/>
     <w:qFormat/>
     <w:rsid w:val="00E638B3"/>
     <w:pPr>
@@ -6284,10 +6796,10 @@
       <w:spacing w:before="240"/>
     </w:pPr>
   </w:style>
-  <w:style w:type="character" w:customStyle="1" w:styleId="Heading1Char">
-    <w:name w:val="Heading 1 Char"/>
-    <w:basedOn w:val="DefaultParagraphFont"/>
-    <w:link w:val="Heading1"/>
+  <w:style w:type="character" w:customStyle="1" w:styleId="Titolo1Carattere">
+    <w:name w:val="Titolo 1 Carattere"/>
+    <w:basedOn w:val="Carpredefinitoparagrafo"/>
+    <w:link w:val="Titolo1"/>
     <w:uiPriority w:val="9"/>
     <w:rsid w:val="007F4D8B"/>
     <w:rPr>
@@ -6299,11 +6811,11 @@
       <w:lang w:eastAsia="en-GB"/>
     </w:rPr>
   </w:style>
-  <w:style w:type="paragraph" w:styleId="Title">
+  <w:style w:type="paragraph" w:styleId="Titolo">
     <w:name w:val="Title"/>
-    <w:basedOn w:val="Normal"/>
-    <w:next w:val="Normal"/>
-    <w:link w:val="TitleChar"/>
+    <w:basedOn w:val="Normale"/>
+    <w:next w:val="Normale"/>
+    <w:link w:val="TitoloCarattere"/>
     <w:uiPriority w:val="10"/>
     <w:qFormat/>
     <w:rsid w:val="004465BF"/>
@@ -6320,10 +6832,10 @@
       <w:szCs w:val="34"/>
     </w:rPr>
   </w:style>
-  <w:style w:type="character" w:customStyle="1" w:styleId="TitleChar">
-    <w:name w:val="Title Char"/>
-    <w:basedOn w:val="DefaultParagraphFont"/>
-    <w:link w:val="Title"/>
+  <w:style w:type="character" w:customStyle="1" w:styleId="TitoloCarattere">
+    <w:name w:val="Titolo Carattere"/>
+    <w:basedOn w:val="Carpredefinitoparagrafo"/>
+    <w:link w:val="Titolo"/>
     <w:uiPriority w:val="10"/>
     <w:rsid w:val="004465BF"/>
     <w:rPr>
@@ -6396,7 +6908,7 @@
   </w:style>
   <w:style w:type="paragraph" w:customStyle="1" w:styleId="AuthorFirstName">
     <w:name w:val="Author First Name"/>
-    <w:basedOn w:val="Normal"/>
+    <w:basedOn w:val="Normale"/>
     <w:link w:val="AuthorFirstNameChar"/>
     <w:qFormat/>
     <w:rsid w:val="007566E6"/>
@@ -6411,10 +6923,10 @@
       <w:szCs w:val="24"/>
     </w:rPr>
   </w:style>
-  <w:style w:type="character" w:customStyle="1" w:styleId="Heading2Char">
-    <w:name w:val="Heading 2 Char"/>
-    <w:basedOn w:val="DefaultParagraphFont"/>
-    <w:link w:val="Heading2"/>
+  <w:style w:type="character" w:customStyle="1" w:styleId="Titolo2Carattere">
+    <w:name w:val="Titolo 2 Carattere"/>
+    <w:basedOn w:val="Carpredefinitoparagrafo"/>
+    <w:link w:val="Titolo2"/>
     <w:uiPriority w:val="9"/>
     <w:rsid w:val="00B87BA8"/>
     <w:rPr>
@@ -6426,7 +6938,7 @@
   </w:style>
   <w:style w:type="paragraph" w:customStyle="1" w:styleId="Tablenumber">
     <w:name w:val="Table number"/>
-    <w:basedOn w:val="Normal"/>
+    <w:basedOn w:val="Normale"/>
     <w:next w:val="Tablecaption"/>
     <w:qFormat/>
     <w:rsid w:val="007B027A"/>
@@ -6442,7 +6954,7 @@
   </w:style>
   <w:style w:type="paragraph" w:customStyle="1" w:styleId="Tablecaption">
     <w:name w:val="Table caption"/>
-    <w:basedOn w:val="Normal"/>
+    <w:basedOn w:val="Normale"/>
     <w:qFormat/>
     <w:rsid w:val="00B74D81"/>
     <w:pPr>
@@ -6455,7 +6967,7 @@
   </w:style>
   <w:style w:type="numbering" w:styleId="111111">
     <w:name w:val="Outline List 2"/>
-    <w:basedOn w:val="NoList"/>
+    <w:basedOn w:val="Nessunelenco"/>
     <w:uiPriority w:val="99"/>
     <w:semiHidden/>
     <w:unhideWhenUsed/>
@@ -6468,7 +6980,7 @@
   </w:style>
   <w:style w:type="table" w:customStyle="1" w:styleId="Style1">
     <w:name w:val="Style1"/>
-    <w:basedOn w:val="TableNormal"/>
+    <w:basedOn w:val="Tabellanormale"/>
     <w:uiPriority w:val="99"/>
     <w:rsid w:val="00DF0DD6"/>
     <w:rPr>
@@ -6478,7 +6990,7 @@
   </w:style>
   <w:style w:type="paragraph" w:customStyle="1" w:styleId="Figure">
     <w:name w:val="Figure"/>
-    <w:basedOn w:val="Normal"/>
+    <w:basedOn w:val="Normale"/>
     <w:next w:val="Figurenumber"/>
     <w:qFormat/>
     <w:rsid w:val="007E0311"/>
@@ -6494,8 +7006,8 @@
   </w:style>
   <w:style w:type="paragraph" w:customStyle="1" w:styleId="Figurenumber">
     <w:name w:val="Figure number"/>
-    <w:basedOn w:val="Normal"/>
-    <w:next w:val="Normal"/>
+    <w:basedOn w:val="Normale"/>
+    <w:next w:val="Normale"/>
     <w:link w:val="FigurenumberChar"/>
     <w:qFormat/>
     <w:rsid w:val="00B07392"/>
@@ -6508,7 +7020,7 @@
       <w:b/>
     </w:rPr>
   </w:style>
-  <w:style w:type="character" w:styleId="Hyperlink">
+  <w:style w:type="character" w:styleId="Collegamentoipertestuale">
     <w:name w:val="Hyperlink"/>
     <w:uiPriority w:val="99"/>
     <w:unhideWhenUsed/>
@@ -6520,9 +7032,9 @@
       <w:color w:val="2F4E4F"/>
     </w:rPr>
   </w:style>
-  <w:style w:type="character" w:styleId="PlaceholderText">
+  <w:style w:type="character" w:styleId="Testosegnaposto">
     <w:name w:val="Placeholder Text"/>
-    <w:basedOn w:val="DefaultParagraphFont"/>
+    <w:basedOn w:val="Carpredefinitoparagrafo"/>
     <w:uiPriority w:val="99"/>
     <w:semiHidden/>
     <w:rsid w:val="00DF0DD6"/>
@@ -6530,10 +7042,10 @@
       <w:color w:val="808080"/>
     </w:rPr>
   </w:style>
-  <w:style w:type="paragraph" w:styleId="Caption">
+  <w:style w:type="paragraph" w:styleId="Didascalia">
     <w:name w:val="caption"/>
-    <w:basedOn w:val="Normal"/>
-    <w:next w:val="Normal"/>
+    <w:basedOn w:val="Normale"/>
+    <w:next w:val="Normale"/>
     <w:uiPriority w:val="35"/>
     <w:unhideWhenUsed/>
     <w:qFormat/>
@@ -6549,10 +7061,10 @@
       <w:szCs w:val="18"/>
     </w:rPr>
   </w:style>
-  <w:style w:type="character" w:customStyle="1" w:styleId="Heading3Char">
-    <w:name w:val="Heading 3 Char"/>
-    <w:basedOn w:val="DefaultParagraphFont"/>
-    <w:link w:val="Heading3"/>
+  <w:style w:type="character" w:customStyle="1" w:styleId="Titolo3Carattere">
+    <w:name w:val="Titolo 3 Carattere"/>
+    <w:basedOn w:val="Carpredefinitoparagrafo"/>
+    <w:link w:val="Titolo3"/>
     <w:uiPriority w:val="9"/>
     <w:rsid w:val="00B87BA8"/>
     <w:rPr>
@@ -6562,9 +7074,9 @@
       <w:lang w:eastAsia="en-GB"/>
     </w:rPr>
   </w:style>
-  <w:style w:type="paragraph" w:styleId="NormalWeb">
+  <w:style w:type="paragraph" w:styleId="NormaleWeb">
     <w:name w:val="Normal (Web)"/>
-    <w:basedOn w:val="Normal"/>
+    <w:basedOn w:val="Normale"/>
     <w:uiPriority w:val="99"/>
     <w:unhideWhenUsed/>
     <w:rsid w:val="00DD4755"/>
@@ -6583,9 +7095,9 @@
       </w:numPr>
     </w:pPr>
   </w:style>
-  <w:style w:type="paragraph" w:styleId="ListParagraph">
+  <w:style w:type="paragraph" w:styleId="Paragrafoelenco">
     <w:name w:val="List Paragraph"/>
-    <w:basedOn w:val="Normal"/>
+    <w:basedOn w:val="Normale"/>
     <w:uiPriority w:val="34"/>
     <w:qFormat/>
     <w:rsid w:val="005B0EC6"/>
@@ -6645,10 +7157,10 @@
       <w:lang w:eastAsia="en-GB"/>
     </w:rPr>
   </w:style>
-  <w:style w:type="paragraph" w:styleId="Header">
+  <w:style w:type="paragraph" w:styleId="Intestazione">
     <w:name w:val="header"/>
-    <w:basedOn w:val="Normal"/>
-    <w:link w:val="HeaderChar"/>
+    <w:basedOn w:val="Normale"/>
+    <w:link w:val="IntestazioneCarattere"/>
     <w:uiPriority w:val="99"/>
     <w:unhideWhenUsed/>
     <w:rsid w:val="005548CE"/>
@@ -6659,10 +7171,10 @@
       </w:tabs>
     </w:pPr>
   </w:style>
-  <w:style w:type="character" w:customStyle="1" w:styleId="HeaderChar">
-    <w:name w:val="Header Char"/>
-    <w:basedOn w:val="DefaultParagraphFont"/>
-    <w:link w:val="Header"/>
+  <w:style w:type="character" w:customStyle="1" w:styleId="IntestazioneCarattere">
+    <w:name w:val="Intestazione Carattere"/>
+    <w:basedOn w:val="Carpredefinitoparagrafo"/>
+    <w:link w:val="Intestazione"/>
     <w:uiPriority w:val="99"/>
     <w:rsid w:val="005548CE"/>
     <w:rPr>
@@ -6672,10 +7184,10 @@
       <w:lang w:eastAsia="en-GB"/>
     </w:rPr>
   </w:style>
-  <w:style w:type="paragraph" w:styleId="Footer">
+  <w:style w:type="paragraph" w:styleId="Pidipagina">
     <w:name w:val="footer"/>
-    <w:basedOn w:val="Normal"/>
-    <w:link w:val="FooterChar"/>
+    <w:basedOn w:val="Normale"/>
+    <w:link w:val="PidipaginaCarattere"/>
     <w:uiPriority w:val="99"/>
     <w:unhideWhenUsed/>
     <w:rsid w:val="005548CE"/>
@@ -6686,10 +7198,10 @@
       </w:tabs>
     </w:pPr>
   </w:style>
-  <w:style w:type="character" w:customStyle="1" w:styleId="FooterChar">
-    <w:name w:val="Footer Char"/>
-    <w:basedOn w:val="DefaultParagraphFont"/>
-    <w:link w:val="Footer"/>
+  <w:style w:type="character" w:customStyle="1" w:styleId="PidipaginaCarattere">
+    <w:name w:val="Piè di pagina Carattere"/>
+    <w:basedOn w:val="Carpredefinitoparagrafo"/>
+    <w:link w:val="Pidipagina"/>
     <w:uiPriority w:val="99"/>
     <w:rsid w:val="005548CE"/>
     <w:rPr>
@@ -6699,9 +7211,9 @@
       <w:lang w:eastAsia="en-GB"/>
     </w:rPr>
   </w:style>
-  <w:style w:type="character" w:styleId="UnresolvedMention">
+  <w:style w:type="character" w:styleId="Menzionenonrisolta">
     <w:name w:val="Unresolved Mention"/>
-    <w:basedOn w:val="DefaultParagraphFont"/>
+    <w:basedOn w:val="Carpredefinitoparagrafo"/>
     <w:uiPriority w:val="99"/>
     <w:semiHidden/>
     <w:unhideWhenUsed/>
@@ -6711,9 +7223,9 @@
       <w:shd w:val="clear" w:color="auto" w:fill="E1DFDD"/>
     </w:rPr>
   </w:style>
-  <w:style w:type="character" w:styleId="FollowedHyperlink">
+  <w:style w:type="character" w:styleId="Collegamentovisitato">
     <w:name w:val="FollowedHyperlink"/>
-    <w:basedOn w:val="Hyperlink"/>
+    <w:basedOn w:val="Collegamentoipertestuale"/>
     <w:uiPriority w:val="99"/>
     <w:semiHidden/>
     <w:unhideWhenUsed/>
@@ -6726,10 +7238,10 @@
       <w:u w:val="none"/>
     </w:rPr>
   </w:style>
-  <w:style w:type="character" w:customStyle="1" w:styleId="Heading4Char">
-    <w:name w:val="Heading 4 Char"/>
-    <w:basedOn w:val="DefaultParagraphFont"/>
-    <w:link w:val="Heading4"/>
+  <w:style w:type="character" w:customStyle="1" w:styleId="Titolo4Carattere">
+    <w:name w:val="Titolo 4 Carattere"/>
+    <w:basedOn w:val="Carpredefinitoparagrafo"/>
+    <w:link w:val="Titolo4"/>
     <w:uiPriority w:val="9"/>
     <w:semiHidden/>
     <w:rsid w:val="00B87BA8"/>
@@ -6754,7 +7266,7 @@
   </w:style>
   <w:style w:type="character" w:customStyle="1" w:styleId="AuthorFirstNameChar">
     <w:name w:val="Author First Name Char"/>
-    <w:basedOn w:val="DefaultParagraphFont"/>
+    <w:basedOn w:val="Carpredefinitoparagrafo"/>
     <w:link w:val="AuthorFirstName"/>
     <w:rsid w:val="00FA7B3E"/>
     <w:rPr>
@@ -6776,7 +7288,7 @@
   </w:style>
   <w:style w:type="paragraph" w:customStyle="1" w:styleId="Proceedingstitle">
     <w:name w:val="Proceedings title"/>
-    <w:basedOn w:val="FootnoteText"/>
+    <w:basedOn w:val="Testonotaapidipagina"/>
     <w:qFormat/>
     <w:rsid w:val="00DC7303"/>
     <w:rPr>
@@ -6785,7 +7297,7 @@
   </w:style>
   <w:style w:type="paragraph" w:customStyle="1" w:styleId="AcknowledgementsHeading">
     <w:name w:val="Acknowledgements (Heading)"/>
-    <w:basedOn w:val="Heading1"/>
+    <w:basedOn w:val="Titolo1"/>
     <w:qFormat/>
     <w:rsid w:val="00E85B17"/>
     <w:pPr>
@@ -6797,7 +7309,7 @@
   </w:style>
   <w:style w:type="character" w:customStyle="1" w:styleId="FigurenumberChar">
     <w:name w:val="Figure number Char"/>
-    <w:basedOn w:val="DefaultParagraphFont"/>
+    <w:basedOn w:val="Carpredefinitoparagrafo"/>
     <w:link w:val="Figurenumber"/>
     <w:rsid w:val="00B07392"/>
     <w:rPr>
@@ -6810,8 +7322,8 @@
   </w:style>
   <w:style w:type="paragraph" w:customStyle="1" w:styleId="Figurecaption">
     <w:name w:val="Figure caption"/>
-    <w:basedOn w:val="Normal"/>
-    <w:next w:val="Normal"/>
+    <w:basedOn w:val="Normale"/>
+    <w:next w:val="Normale"/>
     <w:link w:val="FigurecaptionChar"/>
     <w:qFormat/>
     <w:rsid w:val="00002AC0"/>
@@ -6841,7 +7353,7 @@
   </w:style>
   <w:style w:type="paragraph" w:customStyle="1" w:styleId="Copyrightmessage">
     <w:name w:val="Copyright message"/>
-    <w:basedOn w:val="FootnoteText"/>
+    <w:basedOn w:val="Testonotaapidipagina"/>
     <w:qFormat/>
     <w:rsid w:val="00195EE7"/>
     <w:rPr>
@@ -6871,8 +7383,8 @@
   </w:style>
   <w:style w:type="paragraph" w:customStyle="1" w:styleId="Appendix">
     <w:name w:val="Appendix"/>
-    <w:basedOn w:val="Heading1"/>
-    <w:next w:val="Normal"/>
+    <w:basedOn w:val="Titolo1"/>
+    <w:next w:val="Normale"/>
     <w:qFormat/>
     <w:rsid w:val="005A5E4F"/>
     <w:pPr>
@@ -6894,10 +7406,10 @@
       </w:numPr>
     </w:pPr>
   </w:style>
-  <w:style w:type="paragraph" w:styleId="EndnoteText">
+  <w:style w:type="paragraph" w:styleId="Testonotadichiusura">
     <w:name w:val="endnote text"/>
-    <w:basedOn w:val="Normal"/>
-    <w:link w:val="EndnoteTextChar"/>
+    <w:basedOn w:val="Normale"/>
+    <w:link w:val="TestonotadichiusuraCarattere"/>
     <w:uiPriority w:val="99"/>
     <w:semiHidden/>
     <w:unhideWhenUsed/>
@@ -6910,10 +7422,10 @@
       <w:szCs w:val="20"/>
     </w:rPr>
   </w:style>
-  <w:style w:type="character" w:customStyle="1" w:styleId="EndnoteTextChar">
-    <w:name w:val="Endnote Text Char"/>
-    <w:basedOn w:val="DefaultParagraphFont"/>
-    <w:link w:val="EndnoteText"/>
+  <w:style w:type="character" w:customStyle="1" w:styleId="TestonotadichiusuraCarattere">
+    <w:name w:val="Testo nota di chiusura Carattere"/>
+    <w:basedOn w:val="Carpredefinitoparagrafo"/>
+    <w:link w:val="Testonotadichiusura"/>
     <w:uiPriority w:val="99"/>
     <w:semiHidden/>
     <w:rsid w:val="009C34AA"/>
@@ -6924,9 +7436,9 @@
       <w:lang w:eastAsia="en-GB"/>
     </w:rPr>
   </w:style>
-  <w:style w:type="character" w:styleId="EndnoteReference">
+  <w:style w:type="character" w:styleId="Rimandonotadichiusura">
     <w:name w:val="endnote reference"/>
-    <w:basedOn w:val="DefaultParagraphFont"/>
+    <w:basedOn w:val="Carpredefinitoparagrafo"/>
     <w:uiPriority w:val="99"/>
     <w:semiHidden/>
     <w:unhideWhenUsed/>
@@ -6935,10 +7447,10 @@
       <w:vertAlign w:val="superscript"/>
     </w:rPr>
   </w:style>
-  <w:style w:type="paragraph" w:styleId="HTMLPreformatted">
+  <w:style w:type="paragraph" w:styleId="PreformattatoHTML">
     <w:name w:val="HTML Preformatted"/>
-    <w:basedOn w:val="Normal"/>
-    <w:link w:val="HTMLPreformattedChar"/>
+    <w:basedOn w:val="Normale"/>
+    <w:link w:val="PreformattatoHTMLCarattere"/>
     <w:uiPriority w:val="99"/>
     <w:semiHidden/>
     <w:unhideWhenUsed/>
@@ -6952,10 +7464,10 @@
       <w:szCs w:val="20"/>
     </w:rPr>
   </w:style>
-  <w:style w:type="character" w:customStyle="1" w:styleId="HTMLPreformattedChar">
-    <w:name w:val="HTML Preformatted Char"/>
-    <w:basedOn w:val="DefaultParagraphFont"/>
-    <w:link w:val="HTMLPreformatted"/>
+  <w:style w:type="character" w:customStyle="1" w:styleId="PreformattatoHTMLCarattere">
+    <w:name w:val="Preformattato HTML Carattere"/>
+    <w:basedOn w:val="Carpredefinitoparagrafo"/>
+    <w:link w:val="PreformattatoHTML"/>
     <w:uiPriority w:val="99"/>
     <w:semiHidden/>
     <w:rsid w:val="00781FA7"/>

--- a/Report.docx
+++ b/Report.docx
@@ -368,18 +368,38 @@
         <w:pStyle w:val="AbstractText"/>
       </w:pPr>
       <w:r>
-        <w:t xml:space="preserve">// Dire </w:t>
-      </w:r>
-      <w:proofErr w:type="spellStart"/>
-      <w:r>
-        <w:t>risultati</w:t>
-      </w:r>
-      <w:proofErr w:type="spellEnd"/>
-    </w:p>
-    <w:p>
-      <w:pPr>
-        <w:pStyle w:val="AbstractText"/>
-      </w:pPr>
+        <w:t xml:space="preserve">Experimental results demonstrate that our pipeline significantly enhances LLM performance, increasing GPT-5-mini accuracy to </w:t>
+      </w:r>
+      <w:r>
+        <w:rPr>
+          <w:b/>
+          <w:bCs/>
+        </w:rPr>
+        <w:t>63%</w:t>
+      </w:r>
+      <w:r>
+        <w:t>. This performance outperforms both the standalone model accuracy (</w:t>
+      </w:r>
+      <w:r>
+        <w:rPr>
+          <w:b/>
+          <w:bCs/>
+        </w:rPr>
+        <w:t>29%</w:t>
+      </w:r>
+      <w:r>
+        <w:t>) and its web-enhanced configuration (</w:t>
+      </w:r>
+      <w:r>
+        <w:rPr>
+          <w:b/>
+          <w:bCs/>
+        </w:rPr>
+        <w:t>42%</w:t>
+      </w:r>
+      <w:r>
+        <w:t>)</w:t>
+      </w:r>
     </w:p>
     <w:p>
       <w:pPr>
@@ -546,22 +566,13 @@
         <w:t>non-trivial task</w:t>
       </w:r>
       <w:r>
-        <w:t xml:space="preserve"> </w:t>
-      </w:r>
-      <w:r>
-        <w:t xml:space="preserve">- </w:t>
-      </w:r>
-      <w:r>
-        <w:t xml:space="preserve">especially </w:t>
-      </w:r>
-      <w:r>
-        <w:t xml:space="preserve">for </w:t>
-      </w:r>
-      <w:r>
-        <w:t>complex domains</w:t>
-      </w:r>
-      <w:r>
-        <w:t xml:space="preserve"> - </w:t>
+        <w:t xml:space="preserve">, </w:t>
+      </w:r>
+      <w:r>
+        <w:t>particularly in complex domains</w:t>
+      </w:r>
+      <w:r>
+        <w:t xml:space="preserve">, </w:t>
       </w:r>
       <w:r>
         <w:t xml:space="preserve">and requires attention </w:t>
@@ -619,10 +630,13 @@
         <w:t xml:space="preserve">construction, particularly when dealing with unstructured data, typically demands extensive manual effort. This human-centric process is not only time-consuming but also difficult to scale, creating a significant bottleneck </w:t>
       </w:r>
       <w:r>
-        <w:t>for several</w:t>
-      </w:r>
-      <w:r>
-        <w:t xml:space="preserve"> applications</w:t>
+        <w:t xml:space="preserve">for </w:t>
+      </w:r>
+      <w:r>
+        <w:t xml:space="preserve">a wide range of </w:t>
+      </w:r>
+      <w:r>
+        <w:t>applications</w:t>
       </w:r>
       <w:r>
         <w:t xml:space="preserve">. </w:t>
@@ -772,7 +786,16 @@
         <w:t xml:space="preserve"> to LLMs</w:t>
       </w:r>
       <w:r>
-        <w:t>, primarily by incorporating them at the input level to enhance contextual understanding</w:t>
+        <w:t xml:space="preserve">, </w:t>
+      </w:r>
+      <w:r>
+        <w:t>primarily by incorporating KGs at the</w:t>
+      </w:r>
+      <w:r>
+        <w:t xml:space="preserve"> </w:t>
+      </w:r>
+      <w:r>
+        <w:t>at the input level to enhance contextual understanding</w:t>
       </w:r>
       <w:r>
         <w:t>.</w:t>
@@ -813,13 +836,23 @@
           <w:b/>
           <w:bCs/>
         </w:rPr>
-        <w:t>knowledge-aware validation</w:t>
+        <w:t>K</w:t>
+      </w:r>
+      <w:r>
+        <w:rPr>
+          <w:b/>
+          <w:bCs/>
+        </w:rPr>
+        <w:t>nowledge-aware validation</w:t>
       </w:r>
       <w:r>
         <w:t xml:space="preserve">: </w:t>
       </w:r>
       <w:r>
-        <w:t>It uses structured data as a fact-checking mechanism and provides a reference for the model to verify information.</w:t>
+        <w:t>This approach uses structured data as a fact-checking mechanism, providing a reference for the model to verify information</w:t>
+      </w:r>
+      <w:r>
+        <w:t>.</w:t>
       </w:r>
     </w:p>
     <w:p>
@@ -921,7 +954,31 @@
         <w:rPr>
           <w:rFonts w:ascii="LibertinusSerif" w:hAnsi="LibertinusSerif" w:cs="LibertinusSerif"/>
         </w:rPr>
-        <w:t>. This allows the system to generate high-level summaries of interconnected data clusters, enabling efficient Global Queries and overcoming the contextual fragmentation often found in standard vector-based retrieval</w:t>
+        <w:t xml:space="preserve">. This allows the system to generate high-level summaries of interconnected data clusters, enabling efficient </w:t>
+      </w:r>
+      <w:r>
+        <w:rPr>
+          <w:rFonts w:ascii="LibertinusSerif" w:hAnsi="LibertinusSerif" w:cs="LibertinusSerif"/>
+        </w:rPr>
+        <w:t>g</w:t>
+      </w:r>
+      <w:r>
+        <w:rPr>
+          <w:rFonts w:ascii="LibertinusSerif" w:hAnsi="LibertinusSerif" w:cs="LibertinusSerif"/>
+        </w:rPr>
+        <w:t xml:space="preserve">lobal </w:t>
+      </w:r>
+      <w:r>
+        <w:rPr>
+          <w:rFonts w:ascii="LibertinusSerif" w:hAnsi="LibertinusSerif" w:cs="LibertinusSerif"/>
+        </w:rPr>
+        <w:t>q</w:t>
+      </w:r>
+      <w:r>
+        <w:rPr>
+          <w:rFonts w:ascii="LibertinusSerif" w:hAnsi="LibertinusSerif" w:cs="LibertinusSerif"/>
+        </w:rPr>
+        <w:t>ueries and overcoming the contextual fragmentation often found in standard vector-based retrieval</w:t>
       </w:r>
       <w:r>
         <w:rPr>
@@ -1059,13 +1116,10 @@
         <w:t>Knowledge Graph Construction</w:t>
       </w:r>
       <w:r>
-        <w:t>: Utilizing GPT-5</w:t>
-      </w:r>
-      <w:r>
-        <w:t>-</w:t>
-      </w:r>
-      <w:r>
-        <w:t>mini to extract and structure data.</w:t>
+        <w:t xml:space="preserve">: </w:t>
+      </w:r>
+      <w:r>
+        <w:t>GPT-5-mini is used to extract and structure data.</w:t>
       </w:r>
     </w:p>
     <w:p>
@@ -1101,25 +1155,7 @@
         <w:t xml:space="preserve">: </w:t>
       </w:r>
       <w:r>
-        <w:t xml:space="preserve">Employing </w:t>
-      </w:r>
-      <w:r>
-        <w:t>HDBSCAN to identify clusters, and GPT-</w:t>
-      </w:r>
-      <w:r>
-        <w:t>5</w:t>
-      </w:r>
-      <w:r>
-        <w:t>-</w:t>
-      </w:r>
-      <w:r>
-        <w:t>mini to identify duplicate</w:t>
-      </w:r>
-      <w:r>
-        <w:t xml:space="preserve"> entities</w:t>
-      </w:r>
-      <w:r>
-        <w:t xml:space="preserve"> within each cluster</w:t>
+        <w:t>HDBSCAN is employed to identify clusters, and GPT-5-mini is used to resolve duplicate entities within each cluster</w:t>
       </w:r>
       <w:r>
         <w:t>.</w:t>
@@ -1141,22 +1177,10 @@
         <w:t>Inference</w:t>
       </w:r>
       <w:r>
-        <w:t>: Implementing an orchestrator-based approach to integrate the generated KGs with GPT-5</w:t>
-      </w:r>
-      <w:r>
-        <w:t>-</w:t>
-      </w:r>
-      <w:r>
-        <w:t xml:space="preserve">mini for enhanced </w:t>
-      </w:r>
-      <w:r>
-        <w:t xml:space="preserve">question answering accuracy and reducing the </w:t>
-      </w:r>
-      <w:r>
-        <w:t>hallucination phenomenon</w:t>
-      </w:r>
-      <w:r>
-        <w:t>.</w:t>
+        <w:t xml:space="preserve">: </w:t>
+      </w:r>
+      <w:r>
+        <w:t>An orchestrator-based approach integrates the generated KGs with GPT-5-mini to enhance question answering accuracy and mitigate hallucinations.</w:t>
       </w:r>
     </w:p>
     <w:p>
@@ -1176,7 +1200,10 @@
       </w:r>
       <w:proofErr w:type="spellStart"/>
       <w:r>
-        <w:t>EmPulia</w:t>
+        <w:t>EmP</w:t>
+      </w:r>
+      <w:r>
+        <w:t>ULIA</w:t>
       </w:r>
       <w:proofErr w:type="spellEnd"/>
       <w:r>
@@ -1244,7 +1271,10 @@
       </w:r>
       <w:proofErr w:type="spellStart"/>
       <w:r>
-        <w:t>EmPulia</w:t>
+        <w:t>EmP</w:t>
+      </w:r>
+      <w:r>
+        <w:t>ULIA</w:t>
       </w:r>
       <w:proofErr w:type="spellEnd"/>
       <w:r>
@@ -1362,19 +1392,45 @@
         <w:t xml:space="preserve">To </w:t>
       </w:r>
       <w:r>
-        <w:t xml:space="preserve">convert the PDF files into .txt files, we use the </w:t>
-      </w:r>
-      <w:proofErr w:type="spellStart"/>
+        <w:t xml:space="preserve">convert the PDF files into .txt files, we use </w:t>
+      </w:r>
+      <w:proofErr w:type="gramStart"/>
+      <w:r>
+        <w:t xml:space="preserve">the </w:t>
+      </w:r>
       <w:r>
         <w:rPr>
           <w:b/>
           <w:bCs/>
         </w:rPr>
+        <w:t>PyPDF2</w:t>
+      </w:r>
+      <w:proofErr w:type="gramEnd"/>
+      <w:r>
+        <w:rPr>
+          <w:b/>
+          <w:bCs/>
+        </w:rPr>
+        <w:t xml:space="preserve">'s </w:t>
+      </w:r>
+      <w:proofErr w:type="spellStart"/>
+      <w:r>
+        <w:rPr>
+          <w:b/>
+          <w:bCs/>
+        </w:rPr>
         <w:t>PdfReader</w:t>
       </w:r>
       <w:proofErr w:type="spellEnd"/>
       <w:r>
-        <w:t xml:space="preserve"> library and then apply a preprocessing function that performs</w:t>
+        <w:rPr>
+          <w:b/>
+          <w:bCs/>
+        </w:rPr>
+        <w:t xml:space="preserve"> </w:t>
+      </w:r>
+      <w:r>
+        <w:t>library and then apply a preprocessing function that performs</w:t>
       </w:r>
       <w:r>
         <w:t>:</w:t>
@@ -1447,19 +1503,10 @@
         </w:numPr>
       </w:pPr>
       <w:r>
-        <w:t>Other refinement</w:t>
-      </w:r>
-      <w:r>
-        <w:t>s</w:t>
-      </w:r>
-      <w:r>
-        <w:t xml:space="preserve"> </w:t>
-      </w:r>
-      <w:r>
-        <w:t>where regular expressions are used to correct formatting issues</w:t>
-      </w:r>
-      <w:r>
-        <w:t>.</w:t>
+        <w:t>Additional refinements in which regular expressions are used</w:t>
+      </w:r>
+      <w:r>
+        <w:t xml:space="preserve"> to correct formatting issues.</w:t>
       </w:r>
     </w:p>
     <w:p>
@@ -1489,13 +1536,13 @@
         <w:t>schema-based</w:t>
       </w:r>
       <w:r>
-        <w:t xml:space="preserve"> extraction framework, developing </w:t>
+        <w:t xml:space="preserve"> extraction framework, </w:t>
       </w:r>
       <w:r>
         <w:t xml:space="preserve">first </w:t>
       </w:r>
       <w:r>
-        <w:t>a tailored ontology for each KG to provide structural guidance throughout the process</w:t>
+        <w:t>developing a tailored ontology for each KG to provide structural guidance throughout the process</w:t>
       </w:r>
       <w:r>
         <w:t>.</w:t>
@@ -1506,22 +1553,43 @@
         <w:ind w:firstLine="0"/>
       </w:pPr>
       <w:r>
-        <w:t xml:space="preserve">The creation of the ontology is entrusted to </w:t>
-      </w:r>
-      <w:r>
-        <w:t>GPT-5</w:t>
-      </w:r>
-      <w:r>
-        <w:t>-</w:t>
-      </w:r>
-      <w:r>
-        <w:t>min</w:t>
-      </w:r>
-      <w:r>
-        <w:t>i</w:t>
-      </w:r>
-      <w:r>
-        <w:t>; given a text, its primary objective is to generate an ontological schema using the JSON format, as it is a widely adopted language for LLM interactions. This choice is justified by the fact that LLMs undergo extensive pre-training on JSON-formatted data, such as web APIs and software configurations, making them highly proficient in this syntax compared to other structures. It has been demonstrated that JSON significantly reduces ambiguity and compels the model to function as a data processor rather than a creative writer. This approach is ideal for ensuring consistent, structured output while minimizing the risk of syntactic hallucinations.</w:t>
+        <w:t>O</w:t>
+      </w:r>
+      <w:r>
+        <w:t>ntology creation is delegated to GPT-5-mini</w:t>
+      </w:r>
+      <w:r>
+        <w:t xml:space="preserve">; given a text, its primary objective is to generate an ontological schema using the JSON format, </w:t>
+      </w:r>
+      <w:r>
+        <w:t>as it is a widely adopted data format for LLM interactions</w:t>
+      </w:r>
+      <w:r>
+        <w:t xml:space="preserve">. </w:t>
+      </w:r>
+      <w:r>
+        <w:t>This choice is motivated by the fact that</w:t>
+      </w:r>
+      <w:r>
+        <w:t xml:space="preserve"> </w:t>
+      </w:r>
+      <w:r>
+        <w:t xml:space="preserve">LLMs undergo extensive pre-training on JSON-formatted data, such as web APIs and software configurations, making them highly proficient in this syntax </w:t>
+      </w:r>
+      <w:r>
+        <w:t>compared to other serialization formats</w:t>
+      </w:r>
+      <w:r>
+        <w:t xml:space="preserve">. </w:t>
+      </w:r>
+      <w:r>
+        <w:t>JSON has been shown to significantly reduce ambiguity</w:t>
+      </w:r>
+      <w:r>
+        <w:t xml:space="preserve"> </w:t>
+      </w:r>
+      <w:r>
+        <w:t>and compels the model to function as a data processor rather than a creative writer. This approach is ideal for ensuring consistent, structured output while minimizing the risk of syntactic hallucinations.</w:t>
       </w:r>
       <w:r>
         <w:t xml:space="preserve"> </w:t>
@@ -1714,32 +1782,44 @@
         <w:ind w:firstLine="0"/>
       </w:pPr>
       <w:r>
-        <w:t>To ensure the generation of valid JSON ontologies, the GPT-5</w:t>
+        <w:t>To ensure the generation of valid JSON ontologies,</w:t>
+      </w:r>
+      <w:r>
+        <w:t xml:space="preserve"> </w:t>
+      </w:r>
+      <w:r>
+        <w:t>GPT-5</w:t>
       </w:r>
       <w:r>
         <w:t>-</w:t>
       </w:r>
       <w:r>
-        <w:t xml:space="preserve">mini model is prompted with a formal JSON schema, specific formatting constraints, and a one-shot </w:t>
-      </w:r>
-      <w:r>
-        <w:t>example.</w:t>
+        <w:t xml:space="preserve">mini is prompted with a formal JSON schema, specific formatting constraints, and a one-shot </w:t>
+      </w:r>
+      <w:r>
+        <w:t>demonstration</w:t>
+      </w:r>
+      <w:r>
+        <w:t>.</w:t>
       </w:r>
       <w:r>
         <w:t xml:space="preserve"> </w:t>
       </w:r>
       <w:r>
-        <w:t xml:space="preserve">Furthermore, if the generated JSON is invalid—either due to syntax errors (e.g., missing </w:t>
+        <w:t xml:space="preserve">Furthermore, </w:t>
       </w:r>
       <w:r>
         <w:lastRenderedPageBreak/>
-        <w:t xml:space="preserve">brackets) or schema violations (e.g., duplicate entities or missing </w:t>
+        <w:t xml:space="preserve">if the generated JSON is invalid—either due to syntax errors (e.g., missing brackets) or schema violations (e.g., duplicate entities or missing </w:t>
       </w:r>
       <w:r>
         <w:t xml:space="preserve">identity </w:t>
       </w:r>
       <w:r>
-        <w:t>attributes)—the LLM is prompted to regenerate the ontology, guided by a detailed description of the identified errors</w:t>
+        <w:t xml:space="preserve">attributes)—the LLM is prompted to regenerate the ontology, </w:t>
+      </w:r>
+      <w:r>
+        <w:t>guided by a structured description of the identified errors</w:t>
       </w:r>
       <w:r>
         <w:t>.</w:t>
@@ -1934,19 +2014,19 @@
         <w:rPr>
           <w:lang w:val="en-GB"/>
         </w:rPr>
-        <w:t>Once the LLM extracts data from each document</w:t>
+        <w:t xml:space="preserve">Once the LLM extracts data from each </w:t>
       </w:r>
       <w:r>
         <w:rPr>
           <w:lang w:val="en-GB"/>
         </w:rPr>
-        <w:t>/</w:t>
+        <w:t xml:space="preserve">text chunk </w:t>
       </w:r>
       <w:r>
         <w:rPr>
           <w:lang w:val="en-GB"/>
         </w:rPr>
-        <w:t>chunk for a specific</w:t>
+        <w:t>for a specific</w:t>
       </w:r>
       <w:r>
         <w:rPr>
@@ -1964,7 +2044,19 @@
         <w:rPr>
           <w:lang w:val="en-GB"/>
         </w:rPr>
-        <w:t>, all entities and relations are merged into a single JSON object. Subsequently, any duplicate entities and relations are identified, and the LLM is prompted to merge them.</w:t>
+        <w:t xml:space="preserve">, all entities and relations are </w:t>
+      </w:r>
+      <w:r>
+        <w:t>aggregated</w:t>
+      </w:r>
+      <w:r>
+        <w:t xml:space="preserve"> </w:t>
+      </w:r>
+      <w:r>
+        <w:rPr>
+          <w:lang w:val="en-GB"/>
+        </w:rPr>
+        <w:t>into a single JSON object. Subsequently, any duplicate entities and relations are identified, and the LLM is prompted to merge them.</w:t>
       </w:r>
     </w:p>
     <w:p>
@@ -2054,7 +2146,13 @@
         <w:ind w:firstLine="0"/>
       </w:pPr>
       <w:r>
-        <w:t>We represent each entity as text using their labels</w:t>
+        <w:t xml:space="preserve">We represent each entity as text using </w:t>
+      </w:r>
+      <w:r>
+        <w:t>its</w:t>
+      </w:r>
+      <w:r>
+        <w:t xml:space="preserve"> labels</w:t>
       </w:r>
       <w:r>
         <w:t xml:space="preserve">, attributes and </w:t>
@@ -2091,7 +2189,19 @@
         <w:t>UMAP</w:t>
       </w:r>
       <w:r>
-        <w:t xml:space="preserve"> (Uniform Manifold Approximation and Projection). Given that the embeddings reside in a 1,536-dimensional space, direct clustering often suffers from the Curse of Dimensionality, where distance metrics become less discriminative. UMAP compresses these embeddings into a lower-dimensional manifold while specifically preserving the local structure. This ensures that entities with similar semantic descriptions and shared 1-hop relations remain proximal, effectively "concentrating" the density of related records.</w:t>
+        <w:t xml:space="preserve"> (Uniform Manifold Approximation and Projection). Given that the embeddings reside in a 1,536-dimensional space, direct clustering often suffers from the </w:t>
+      </w:r>
+      <w:r>
+        <w:t>c</w:t>
+      </w:r>
+      <w:r>
+        <w:t xml:space="preserve">urse of </w:t>
+      </w:r>
+      <w:r>
+        <w:t>d</w:t>
+      </w:r>
+      <w:r>
+        <w:t>imensionality, where distance metrics become less discriminative. UMAP compresses these embeddings into a lower-dimensional manifold while specifically preserving the local structure. This ensures that entities with similar semantic descriptions and shared 1-hop relations remain proximal, effectively "concentrating" the density of related records.</w:t>
       </w:r>
       <w:r>
         <w:t xml:space="preserve"> </w:t>
@@ -2129,7 +2239,6 @@
         <w:ind w:firstLine="0"/>
       </w:pPr>
       <w:r>
-        <w:lastRenderedPageBreak/>
         <w:t xml:space="preserve">This architecture mirrors the </w:t>
       </w:r>
       <w:proofErr w:type="spellStart"/>
@@ -2264,7 +2373,16 @@
       </w:r>
       <w:proofErr w:type="spellEnd"/>
       <w:r>
-        <w:t xml:space="preserve"> An orchestrator agent directs the workflow by creating execution plans and delegating tasks to category-specific sub-agents. By leveraging these specialized agents to navigate individual KGs, the system ensures highly accurate, domain-specific retrieval when answering user questions.</w:t>
+        <w:t xml:space="preserve"> An orchestrator agent directs the workflow by creating execution plans and delegating tasks to category-specific sub-agents. By leveraging these specialized agents to </w:t>
+      </w:r>
+      <w:r>
+        <w:t>traverse</w:t>
+      </w:r>
+      <w:r>
+        <w:t xml:space="preserve"> </w:t>
+      </w:r>
+      <w:r>
+        <w:t>individual KGs, the system ensures highly accurate, domain-specific retrieval when answering user questions.</w:t>
       </w:r>
     </w:p>
     <w:p>
@@ -2338,10 +2456,16 @@
         <w:t>Sampling</w:t>
       </w:r>
       <w:r>
-        <w:t xml:space="preserve">: We select </w:t>
-      </w:r>
-      <w:r>
-        <w:t xml:space="preserve">randomly a </w:t>
+        <w:t xml:space="preserve">: We </w:t>
+      </w:r>
+      <w:r>
+        <w:t>randomly</w:t>
+      </w:r>
+      <w:r>
+        <w:t xml:space="preserve"> select</w:t>
+      </w:r>
+      <w:r>
+        <w:t xml:space="preserve"> a </w:t>
       </w:r>
       <w:r>
         <w:t>category, a source document</w:t>
@@ -2427,21 +2551,16 @@
         <w:ind w:firstLine="0"/>
       </w:pPr>
       <w:r>
-        <w:t>We recorded these results in CSV format to perform a comparative analysis between our GPT-5-</w:t>
-      </w:r>
-      <w:proofErr w:type="gramStart"/>
-      <w:r>
-        <w:t xml:space="preserve">mini </w:t>
+        <w:t xml:space="preserve">We recorded a dataset of 139 questions in CSV format </w:t>
+      </w:r>
+      <w:r>
+        <w:t xml:space="preserve">to perform a comparative analysis between our GPT-5-mini </w:t>
       </w:r>
       <w:r>
         <w:t>O</w:t>
       </w:r>
       <w:r>
-        <w:t>rchestrator</w:t>
-      </w:r>
-      <w:proofErr w:type="gramEnd"/>
-      <w:r>
-        <w:t xml:space="preserve"> Agent augmented with Knowledge Graph</w:t>
+        <w:t>rchestrator Agent augmented with Knowledge Graph</w:t>
       </w:r>
       <w:r>
         <w:t>s</w:t>
@@ -2461,7 +2580,13 @@
         <w:footnoteReference w:id="5"/>
       </w:r>
       <w:r>
-        <w:t xml:space="preserve"> included in the prompt.</w:t>
+        <w:t xml:space="preserve"> </w:t>
+      </w:r>
+      <w:r>
+        <w:t xml:space="preserve">and </w:t>
+      </w:r>
+      <w:r>
+        <w:t>included in the prompt.</w:t>
       </w:r>
     </w:p>
     <w:p>
@@ -2474,41 +2599,416 @@
         <w:pStyle w:val="Titolo1"/>
       </w:pPr>
       <w:r>
-        <w:lastRenderedPageBreak/>
         <w:t>Results</w:t>
       </w:r>
     </w:p>
+    <w:p>
+      <w:pPr>
+        <w:pStyle w:val="Didascalia"/>
+        <w:keepNext/>
+      </w:pPr>
+      <w:r>
+        <w:t xml:space="preserve">Table </w:t>
+      </w:r>
+      <w:fldSimple w:instr=" SEQ Table \* ARABIC ">
+        <w:r>
+          <w:rPr>
+            <w:noProof/>
+          </w:rPr>
+          <w:t>1</w:t>
+        </w:r>
+      </w:fldSimple>
+      <w:r>
+        <w:t xml:space="preserve"> GPT-5-mini with KG results</w:t>
+      </w:r>
+    </w:p>
+    <w:p>
+      <w:r>
+        <w:rPr>
+          <w:noProof/>
+        </w:rPr>
+        <w:drawing>
+          <wp:inline distT="0" distB="0" distL="0" distR="0" wp14:anchorId="288ACA33" wp14:editId="79684067">
+            <wp:extent cx="5335677" cy="965200"/>
+            <wp:effectExtent l="19050" t="19050" r="17780" b="25400"/>
+            <wp:docPr id="498458830" name="Immagine 1"/>
+            <wp:cNvGraphicFramePr>
+              <a:graphicFrameLocks xmlns:a="http://schemas.openxmlformats.org/drawingml/2006/main" noChangeAspect="1"/>
+            </wp:cNvGraphicFramePr>
+            <a:graphic xmlns:a="http://schemas.openxmlformats.org/drawingml/2006/main">
+              <a:graphicData uri="http://schemas.openxmlformats.org/drawingml/2006/picture">
+                <pic:pic xmlns:pic="http://schemas.openxmlformats.org/drawingml/2006/picture">
+                  <pic:nvPicPr>
+                    <pic:cNvPr id="498458830" name="Immagine 498458830"/>
+                    <pic:cNvPicPr/>
+                  </pic:nvPicPr>
+                  <pic:blipFill rotWithShape="1">
+                    <a:blip r:embed="rId11">
+                      <a:extLst>
+                        <a:ext uri="{28A0092B-C50C-407E-A947-70E740481C1C}">
+                          <a14:useLocalDpi xmlns:a14="http://schemas.microsoft.com/office/drawing/2010/main" val="0"/>
+                        </a:ext>
+                      </a:extLst>
+                    </a:blip>
+                    <a:srcRect r="1072" b="3382"/>
+                    <a:stretch>
+                      <a:fillRect/>
+                    </a:stretch>
+                  </pic:blipFill>
+                  <pic:spPr bwMode="auto">
+                    <a:xfrm>
+                      <a:off x="0" y="0"/>
+                      <a:ext cx="5338380" cy="965689"/>
+                    </a:xfrm>
+                    <a:prstGeom prst="rect">
+                      <a:avLst/>
+                    </a:prstGeom>
+                    <a:ln w="12700" cap="flat" cmpd="sng" algn="ctr">
+                      <a:solidFill>
+                        <a:sysClr val="windowText" lastClr="000000"/>
+                      </a:solidFill>
+                      <a:prstDash val="solid"/>
+                      <a:round/>
+                      <a:headEnd type="none" w="med" len="med"/>
+                      <a:tailEnd type="none" w="med" len="med"/>
+                      <a:extLst>
+                        <a:ext uri="{C807C97D-BFC1-408E-A445-0C87EB9F89A2}">
+                          <ask:lineSketchStyleProps xmlns:ask="http://schemas.microsoft.com/office/drawing/2018/sketchyshapes" sd="0">
+                            <a:custGeom>
+                              <a:avLst/>
+                              <a:gdLst/>
+                              <a:ahLst/>
+                              <a:cxnLst/>
+                              <a:rect l="0" t="0" r="0" b="0"/>
+                              <a:pathLst/>
+                            </a:custGeom>
+                            <ask:type/>
+                          </ask:lineSketchStyleProps>
+                        </a:ext>
+                      </a:extLst>
+                    </a:ln>
+                    <a:extLst>
+                      <a:ext uri="{53640926-AAD7-44D8-BBD7-CCE9431645EC}">
+                        <a14:shadowObscured xmlns:a14="http://schemas.microsoft.com/office/drawing/2010/main"/>
+                      </a:ext>
+                    </a:extLst>
+                  </pic:spPr>
+                </pic:pic>
+              </a:graphicData>
+            </a:graphic>
+          </wp:inline>
+        </w:drawing>
+      </w:r>
+    </w:p>
+    <w:p>
+      <w:pPr>
+        <w:ind w:firstLine="0"/>
+      </w:pPr>
+    </w:p>
+    <w:p>
+      <w:pPr>
+        <w:pStyle w:val="Didascalia"/>
+        <w:keepNext/>
+      </w:pPr>
+      <w:r>
+        <w:t xml:space="preserve">Table </w:t>
+      </w:r>
+      <w:fldSimple w:instr=" SEQ Table \* ARABIC ">
+        <w:r>
+          <w:rPr>
+            <w:noProof/>
+          </w:rPr>
+          <w:t>2</w:t>
+        </w:r>
+      </w:fldSimple>
+      <w:r>
+        <w:t xml:space="preserve"> </w:t>
+      </w:r>
+      <w:r>
+        <w:t xml:space="preserve">GPT-5-mini with </w:t>
+      </w:r>
+      <w:r>
+        <w:t xml:space="preserve">WEB </w:t>
+      </w:r>
+      <w:r>
+        <w:t>results</w:t>
+      </w:r>
+    </w:p>
+    <w:p>
+      <w:r>
+        <w:rPr>
+          <w:noProof/>
+        </w:rPr>
+        <w:drawing>
+          <wp:inline distT="0" distB="0" distL="0" distR="0" wp14:anchorId="4FDE77DF" wp14:editId="3A13A484">
+            <wp:extent cx="5288483" cy="1136650"/>
+            <wp:effectExtent l="19050" t="19050" r="26670" b="25400"/>
+            <wp:docPr id="9467539" name="Immagine 2"/>
+            <wp:cNvGraphicFramePr>
+              <a:graphicFrameLocks xmlns:a="http://schemas.openxmlformats.org/drawingml/2006/main" noChangeAspect="1"/>
+            </wp:cNvGraphicFramePr>
+            <a:graphic xmlns:a="http://schemas.openxmlformats.org/drawingml/2006/main">
+              <a:graphicData uri="http://schemas.openxmlformats.org/drawingml/2006/picture">
+                <pic:pic xmlns:pic="http://schemas.openxmlformats.org/drawingml/2006/picture">
+                  <pic:nvPicPr>
+                    <pic:cNvPr id="9467539" name="Immagine 9467539"/>
+                    <pic:cNvPicPr/>
+                  </pic:nvPicPr>
+                  <pic:blipFill rotWithShape="1">
+                    <a:blip r:embed="rId12">
+                      <a:extLst>
+                        <a:ext uri="{28A0092B-C50C-407E-A947-70E740481C1C}">
+                          <a14:useLocalDpi xmlns:a14="http://schemas.microsoft.com/office/drawing/2010/main" val="0"/>
+                        </a:ext>
+                      </a:extLst>
+                    </a:blip>
+                    <a:srcRect l="867" r="1122" b="4167"/>
+                    <a:stretch>
+                      <a:fillRect/>
+                    </a:stretch>
+                  </pic:blipFill>
+                  <pic:spPr bwMode="auto">
+                    <a:xfrm>
+                      <a:off x="0" y="0"/>
+                      <a:ext cx="5288953" cy="1136751"/>
+                    </a:xfrm>
+                    <a:prstGeom prst="rect">
+                      <a:avLst/>
+                    </a:prstGeom>
+                    <a:ln w="12700" cap="flat" cmpd="sng" algn="ctr">
+                      <a:solidFill>
+                        <a:sysClr val="windowText" lastClr="000000"/>
+                      </a:solidFill>
+                      <a:prstDash val="solid"/>
+                      <a:round/>
+                      <a:headEnd type="none" w="med" len="med"/>
+                      <a:tailEnd type="none" w="med" len="med"/>
+                      <a:extLst>
+                        <a:ext uri="{C807C97D-BFC1-408E-A445-0C87EB9F89A2}">
+                          <ask:lineSketchStyleProps xmlns:ask="http://schemas.microsoft.com/office/drawing/2018/sketchyshapes" sd="0">
+                            <a:custGeom>
+                              <a:avLst/>
+                              <a:gdLst/>
+                              <a:ahLst/>
+                              <a:cxnLst/>
+                              <a:rect l="0" t="0" r="0" b="0"/>
+                              <a:pathLst/>
+                            </a:custGeom>
+                            <ask:type/>
+                          </ask:lineSketchStyleProps>
+                        </a:ext>
+                      </a:extLst>
+                    </a:ln>
+                    <a:extLst>
+                      <a:ext uri="{53640926-AAD7-44D8-BBD7-CCE9431645EC}">
+                        <a14:shadowObscured xmlns:a14="http://schemas.microsoft.com/office/drawing/2010/main"/>
+                      </a:ext>
+                    </a:extLst>
+                  </pic:spPr>
+                </pic:pic>
+              </a:graphicData>
+            </a:graphic>
+          </wp:inline>
+        </w:drawing>
+      </w:r>
+    </w:p>
     <w:p/>
     <w:p>
       <w:pPr>
-        <w:pStyle w:val="Titolo1"/>
-      </w:pPr>
-      <w:r>
-        <w:t>Conclusion and limitations</w:t>
-      </w:r>
-    </w:p>
-    <w:p>
-      <w:pPr>
-        <w:ind w:firstLine="0"/>
-      </w:pPr>
-      <w:r>
-        <w:t xml:space="preserve">You should use the pre-defined styles for sections (Heading 1), subsections (Heading 2), and subsubsections (Heading 3). </w:t>
-      </w:r>
-    </w:p>
-    <w:p>
-      <w:r>
-        <w:t>There should be no empty lines before section headings. The template already adds the necessary spacing before them.</w:t>
+        <w:pStyle w:val="Didascalia"/>
+        <w:keepNext/>
+      </w:pPr>
+      <w:r>
+        <w:t xml:space="preserve">Table </w:t>
+      </w:r>
+      <w:fldSimple w:instr=" SEQ Table \* ARABIC ">
+        <w:r>
+          <w:rPr>
+            <w:noProof/>
+          </w:rPr>
+          <w:t>3</w:t>
+        </w:r>
+      </w:fldSimple>
+      <w:r>
+        <w:t xml:space="preserve"> </w:t>
+      </w:r>
+      <w:r>
+        <w:t>GPT-5-mini</w:t>
+      </w:r>
+      <w:r>
+        <w:t xml:space="preserve"> standalone</w:t>
+      </w:r>
+      <w:r>
+        <w:t xml:space="preserve"> results</w:t>
+      </w:r>
+    </w:p>
+    <w:p>
+      <w:r>
+        <w:rPr>
+          <w:noProof/>
+        </w:rPr>
+        <w:drawing>
+          <wp:inline distT="0" distB="0" distL="0" distR="0" wp14:anchorId="466FE15A" wp14:editId="6D51E1ED">
+            <wp:extent cx="5335270" cy="969348"/>
+            <wp:effectExtent l="19050" t="19050" r="17780" b="21590"/>
+            <wp:docPr id="1963426966" name="Immagine 3"/>
+            <wp:cNvGraphicFramePr>
+              <a:graphicFrameLocks xmlns:a="http://schemas.openxmlformats.org/drawingml/2006/main" noChangeAspect="1"/>
+            </wp:cNvGraphicFramePr>
+            <a:graphic xmlns:a="http://schemas.openxmlformats.org/drawingml/2006/main">
+              <a:graphicData uri="http://schemas.openxmlformats.org/drawingml/2006/picture">
+                <pic:pic xmlns:pic="http://schemas.openxmlformats.org/drawingml/2006/picture">
+                  <pic:nvPicPr>
+                    <pic:cNvPr id="1963426966" name="Immagine 1963426966"/>
+                    <pic:cNvPicPr/>
+                  </pic:nvPicPr>
+                  <pic:blipFill rotWithShape="1">
+                    <a:blip r:embed="rId13">
+                      <a:extLst>
+                        <a:ext uri="{28A0092B-C50C-407E-A947-70E740481C1C}">
+                          <a14:useLocalDpi xmlns:a14="http://schemas.microsoft.com/office/drawing/2010/main" val="0"/>
+                        </a:ext>
+                      </a:extLst>
+                    </a:blip>
+                    <a:srcRect l="1" r="1130" b="3384"/>
+                    <a:stretch>
+                      <a:fillRect/>
+                    </a:stretch>
+                  </pic:blipFill>
+                  <pic:spPr bwMode="auto">
+                    <a:xfrm>
+                      <a:off x="0" y="0"/>
+                      <a:ext cx="5335270" cy="969348"/>
+                    </a:xfrm>
+                    <a:prstGeom prst="rect">
+                      <a:avLst/>
+                    </a:prstGeom>
+                    <a:ln w="12700" cap="flat" cmpd="sng" algn="ctr">
+                      <a:solidFill>
+                        <a:sysClr val="windowText" lastClr="000000"/>
+                      </a:solidFill>
+                      <a:prstDash val="solid"/>
+                      <a:round/>
+                      <a:headEnd type="none" w="med" len="med"/>
+                      <a:tailEnd type="none" w="med" len="med"/>
+                      <a:extLst>
+                        <a:ext uri="{C807C97D-BFC1-408E-A445-0C87EB9F89A2}">
+                          <ask:lineSketchStyleProps xmlns:ask="http://schemas.microsoft.com/office/drawing/2018/sketchyshapes" sd="0">
+                            <a:custGeom>
+                              <a:avLst/>
+                              <a:gdLst/>
+                              <a:ahLst/>
+                              <a:cxnLst/>
+                              <a:rect l="0" t="0" r="0" b="0"/>
+                              <a:pathLst/>
+                            </a:custGeom>
+                            <ask:type/>
+                          </ask:lineSketchStyleProps>
+                        </a:ext>
+                      </a:extLst>
+                    </a:ln>
+                    <a:extLst>
+                      <a:ext uri="{53640926-AAD7-44D8-BBD7-CCE9431645EC}">
+                        <a14:shadowObscured xmlns:a14="http://schemas.microsoft.com/office/drawing/2010/main"/>
+                      </a:ext>
+                    </a:extLst>
+                  </pic:spPr>
+                </pic:pic>
+              </a:graphicData>
+            </a:graphic>
+          </wp:inline>
+        </w:drawing>
       </w:r>
     </w:p>
     <w:p/>
     <w:p/>
+    <w:p>
+      <w:pPr>
+        <w:pStyle w:val="Titolo1"/>
+      </w:pPr>
+      <w:r>
+        <w:t>Conclusion and limitations</w:t>
+      </w:r>
+    </w:p>
+    <w:p>
+      <w:pPr>
+        <w:ind w:firstLine="0"/>
+      </w:pPr>
+      <w:r>
+        <w:t xml:space="preserve">Our pipeline demonstrates a significant </w:t>
+      </w:r>
+      <w:r>
+        <w:rPr>
+          <w:b/>
+          <w:bCs/>
+        </w:rPr>
+        <w:t>improvement in LLM accuracy</w:t>
+      </w:r>
+      <w:r>
+        <w:t xml:space="preserve"> when addressing highly domain-specific queries. Despite these gains, the 63% accuracy achieved in the </w:t>
+      </w:r>
+      <w:proofErr w:type="spellStart"/>
+      <w:r>
+        <w:t>EmP</w:t>
+      </w:r>
+      <w:r>
+        <w:t>ULIA</w:t>
+      </w:r>
+      <w:proofErr w:type="spellEnd"/>
+      <w:r>
+        <w:t xml:space="preserve"> case study remains </w:t>
+      </w:r>
+      <w:r>
+        <w:rPr>
+          <w:u w:val="single"/>
+        </w:rPr>
+        <w:t>constrained by several factors</w:t>
+      </w:r>
+      <w:r>
+        <w:t xml:space="preserve">. First, the extraction of text from PDF sources introduced persistent formatting noise, even after </w:t>
+      </w:r>
+      <w:r>
+        <w:t>the regex</w:t>
+      </w:r>
+      <w:r>
+        <w:t xml:space="preserve"> corrections. Furthermore, the </w:t>
+      </w:r>
+      <w:proofErr w:type="spellStart"/>
+      <w:r>
+        <w:t>GuidePratiche</w:t>
+      </w:r>
+      <w:proofErr w:type="spellEnd"/>
+      <w:r>
+        <w:t xml:space="preserve"> documents contain numerous images, resulting in fragmented text that lacks critical visual information.</w:t>
+      </w:r>
+    </w:p>
     <w:p/>
-    <w:p/>
-    <w:p/>
-    <w:p/>
-    <w:p/>
-    <w:p/>
-    <w:p/>
+    <w:p>
+      <w:pPr>
+        <w:ind w:firstLine="0"/>
+      </w:pPr>
+      <w:r>
+        <w:t xml:space="preserve">A primary challenge identified was the difficulty GPT-5-mini faced during ontology construction. We observed that the model struggled to find the </w:t>
+      </w:r>
+      <w:r>
+        <w:rPr>
+          <w:b/>
+          <w:bCs/>
+        </w:rPr>
+        <w:t xml:space="preserve">optimal level of </w:t>
+      </w:r>
+      <w:r>
+        <w:rPr>
+          <w:b/>
+          <w:bCs/>
+        </w:rPr>
+        <w:lastRenderedPageBreak/>
+        <w:t>abstraction</w:t>
+      </w:r>
+      <w:r>
+        <w:t>, alternating between over-generalization and excessive granularity in defining entities and relations. This necessitated iterative prompt engineering to calibrate the model’s output. Consequently, we anticipate that providing a pre-defined base ontology, or a fully established one where available, would significantly enhance performance</w:t>
+      </w:r>
+    </w:p>
     <w:p>
       <w:pPr>
         <w:pStyle w:val="AcknowledgementsHeading"/>
@@ -2934,7 +3434,16 @@
       </w:r>
       <w:proofErr w:type="spellEnd"/>
       <w:r>
-        <w:t xml:space="preserve"> is a specialized search engine and API designed specifically for AI agents</w:t>
+        <w:t xml:space="preserve"> is a specialized </w:t>
+      </w:r>
+      <w:r>
+        <w:t>web</w:t>
+      </w:r>
+      <w:r>
+        <w:t xml:space="preserve"> </w:t>
+      </w:r>
+      <w:r>
+        <w:t>search engine and API designed specifically for AI agents</w:t>
       </w:r>
       <w:r>
         <w:t>.</w:t>
@@ -2967,7 +3476,7 @@
         <v:path o:extrusionok="f" gradientshapeok="t" o:connecttype="rect"/>
         <o:lock v:ext="edit" aspectratio="t"/>
       </v:shapetype>
-      <v:shape id="_x0000_i1025" type="#_x0000_t75" alt="A picture containing sketch, black, black and white, diagram&#10;&#10;&#10;&#10;&#10;&#10;&#10;&#10;&#10;&#10;&#10;&#10;&#10;&#10;&#10;&#10;&#10;&#10;&#10;&#10;Description automatically generated" style="width:126.25pt;height:125.75pt;visibility:visible;mso-wrap-style:square" o:bullet="t">
+      <v:shape id="_x0000_i1025" type="#_x0000_t75" alt="A picture containing sketch, black, black and white, diagram&#10;&#10;&#10;&#10;&#10;&#10;&#10;&#10;&#10;&#10;&#10;&#10;&#10;&#10;&#10;&#10;&#10;&#10;&#10;&#10;Description automatically generated" style="width:126.15pt;height:125.55pt;visibility:visible;mso-wrap-style:square" o:bullet="t">
         <v:imagedata r:id="rId1" o:title="A picture containing sketch, black, black and white, diagram&#10;&#10;&#10;&#10;&#10;&#10;&#10;&#10;&#10;&#10;&#10;&#10;&#10;&#10;&#10;&#10;&#10;&#10;&#10;&#10;Description automatically generated"/>
       </v:shape>
     </w:pict>

--- a/Report.docx
+++ b/Report.docx
@@ -34,21 +34,7 @@
         <w:rPr>
           <w:rFonts w:ascii="Cambria Math" w:hAnsi="Cambria Math" w:cs="Cambria Math"/>
         </w:rPr>
-        <w:t>RAG via LLM-</w:t>
-      </w:r>
-      <w:proofErr w:type="spellStart"/>
-      <w:r>
-        <w:rPr>
-          <w:rFonts w:ascii="Cambria Math" w:hAnsi="Cambria Math" w:cs="Cambria Math"/>
-        </w:rPr>
-        <w:t>FalkorDB</w:t>
-      </w:r>
-      <w:proofErr w:type="spellEnd"/>
-      <w:r>
-        <w:rPr>
-          <w:rFonts w:ascii="Cambria Math" w:hAnsi="Cambria Math" w:cs="Cambria Math"/>
-        </w:rPr>
-        <w:t xml:space="preserve"> Integration</w:t>
+        <w:t>RAG via LLM-FalkorDB Integration</w:t>
       </w:r>
     </w:p>
     <w:p>
@@ -134,7 +120,16 @@
         <w:pStyle w:val="AbstractText"/>
       </w:pPr>
       <w:r>
-        <w:t xml:space="preserve">Research into Retrieval-Augmented Generation (RAG) has surged in both industry and academia, primarily due to the tendency of Large Language Models (LLMs) to hallucinate in technical or data-scarce domains. </w:t>
+        <w:t xml:space="preserve">Research into Retrieval-Augmented Generation (RAG) has surged in both industry and academia, primarily due to the tendency of Large Language Models (LLMs) to hallucinate in technical </w:t>
+      </w:r>
+      <w:r>
+        <w:t xml:space="preserve">and </w:t>
+      </w:r>
+      <w:r>
+        <w:t xml:space="preserve">specialized </w:t>
+      </w:r>
+      <w:r>
+        <w:t xml:space="preserve">domains. </w:t>
       </w:r>
       <w:r>
         <w:rPr>
@@ -158,7 +153,13 @@
         <w:t>RAG</w:t>
       </w:r>
       <w:r>
-        <w:t xml:space="preserve"> has emerged as a compelling solution, leveraging Knowledge Graphs (KGs) to ground LLM outputs. Unlike unstructured data, KGs provide a structured logical framework that enhances reasoning and enables Explainable AI (XAI) by providing traceable justifications</w:t>
+        <w:t xml:space="preserve"> has emerged as a compelling solution, leveraging Knowledge Graphs (KGs) to ground LLM outputs. Unlike unstructured </w:t>
+      </w:r>
+      <w:r>
+        <w:t>data</w:t>
+      </w:r>
+      <w:r>
+        <w:t>, KGs provide a structured logical framework that enhances reasoning and enables Explainable AI (XAI) by providing traceable justifications</w:t>
       </w:r>
       <w:r>
         <w:t>.</w:t>
@@ -183,7 +184,6 @@
       <w:r>
         <w:t xml:space="preserve"> and </w:t>
       </w:r>
-      <w:proofErr w:type="spellStart"/>
       <w:r>
         <w:rPr>
           <w:b/>
@@ -191,7 +191,6 @@
         </w:rPr>
         <w:t>FalkorDB</w:t>
       </w:r>
-      <w:proofErr w:type="spellEnd"/>
       <w:r>
         <w:t xml:space="preserve">. Our pipeline first partitions documents by </w:t>
       </w:r>
@@ -202,16 +201,13 @@
         <w:t xml:space="preserve">, after which an LLM constructs a validated ontology for each </w:t>
       </w:r>
       <w:r>
-        <w:t>of them</w:t>
-      </w:r>
-      <w:r>
-        <w:t xml:space="preserve"> to guide entity and relation extraction. To ensure graph integrity, we </w:t>
-      </w:r>
-      <w:r>
-        <w:t xml:space="preserve">convert entities to text and then </w:t>
-      </w:r>
-      <w:r>
-        <w:t xml:space="preserve">perform </w:t>
+        <w:t xml:space="preserve">category </w:t>
+      </w:r>
+      <w:r>
+        <w:t xml:space="preserve">to guide entity and relation extraction. </w:t>
+      </w:r>
+      <w:r>
+        <w:t xml:space="preserve">To ensure graph integrity, we perform </w:t>
       </w:r>
       <w:r>
         <w:rPr>
@@ -221,78 +217,76 @@
         <w:t>Entity Resolution</w:t>
       </w:r>
       <w:r>
-        <w:t xml:space="preserve"> by clustering text embeddings via </w:t>
+        <w:t xml:space="preserve"> by converting entities to text, clustering their embeddings via HDBSCAN</w:t>
+      </w:r>
+      <w:r>
+        <w:t>,</w:t>
+      </w:r>
+      <w:r>
+        <w:t xml:space="preserve"> and employing an LLM to merge duplicates</w:t>
+      </w:r>
+      <w:r>
+        <w:t xml:space="preserve"> (if any)</w:t>
+      </w:r>
+      <w:r>
+        <w:t xml:space="preserve"> within each cluster. Finally, the resulting KG</w:t>
+      </w:r>
+      <w:r>
+        <w:t xml:space="preserve">s (one for </w:t>
+      </w:r>
+      <w:r>
+        <w:t>each</w:t>
+      </w:r>
+      <w:r>
+        <w:t xml:space="preserve"> </w:t>
+      </w:r>
+      <w:r>
+        <w:t>category</w:t>
+      </w:r>
+      <w:r>
+        <w:t>)</w:t>
+      </w:r>
+      <w:r>
+        <w:t xml:space="preserve"> </w:t>
+      </w:r>
+      <w:r>
+        <w:t xml:space="preserve">are </w:t>
+      </w:r>
+      <w:r>
+        <w:t xml:space="preserve">queried </w:t>
+      </w:r>
+      <w:r>
+        <w:t xml:space="preserve">through an LLM-orchestrated approach, with performance evaluated using an </w:t>
       </w:r>
       <w:r>
         <w:rPr>
           <w:b/>
           <w:bCs/>
         </w:rPr>
-        <w:t>HDBSCAN</w:t>
-      </w:r>
-      <w:r>
-        <w:t xml:space="preserve"> and employing an LLM to merge duplicates</w:t>
-      </w:r>
-      <w:r>
-        <w:t xml:space="preserve"> (if any)</w:t>
-      </w:r>
-      <w:r>
-        <w:t xml:space="preserve"> within each cluster. Finally, the resulting KG</w:t>
-      </w:r>
-      <w:r>
-        <w:t xml:space="preserve">s (one for </w:t>
-      </w:r>
-      <w:r>
-        <w:t>each</w:t>
-      </w:r>
-      <w:r>
-        <w:t xml:space="preserve"> main </w:t>
-      </w:r>
-      <w:r>
-        <w:t>category</w:t>
-      </w:r>
-      <w:r>
-        <w:t>)</w:t>
+        <w:t>LLM-as-a-judge</w:t>
+      </w:r>
+      <w:r>
+        <w:t xml:space="preserve"> methodology.</w:t>
+      </w:r>
+      <w:r>
+        <w:t xml:space="preserve"> As a case study, we developed a specialized system based on GPT-5</w:t>
+      </w:r>
+      <w:r>
+        <w:t>-mini</w:t>
+      </w:r>
+      <w:r>
+        <w:t xml:space="preserve">, </w:t>
+      </w:r>
+      <w:r>
+        <w:t>optimized to answer</w:t>
       </w:r>
       <w:r>
         <w:t xml:space="preserve"> </w:t>
       </w:r>
       <w:r>
-        <w:t xml:space="preserve">are </w:t>
-      </w:r>
-      <w:r>
-        <w:t xml:space="preserve">navigated through an LLM-orchestrated approach, with performance evaluated using an </w:t>
-      </w:r>
-      <w:r>
-        <w:rPr>
-          <w:b/>
-          <w:bCs/>
-        </w:rPr>
-        <w:t>LLM-as-a-judge</w:t>
-      </w:r>
-      <w:r>
-        <w:t xml:space="preserve"> methodology.</w:t>
-      </w:r>
-      <w:r>
-        <w:t xml:space="preserve"> As a case study, we developed a specialized system based on GPT-5</w:t>
-      </w:r>
-      <w:r>
-        <w:t>-mini</w:t>
-      </w:r>
-      <w:r>
-        <w:t xml:space="preserve">, </w:t>
-      </w:r>
-      <w:r>
-        <w:t>optimized to answer</w:t>
-      </w:r>
-      <w:r>
-        <w:t xml:space="preserve"> </w:t>
-      </w:r>
-      <w:r>
         <w:t xml:space="preserve">queries related to </w:t>
       </w:r>
       <w:hyperlink r:id="rId8" w:history="1">
-        <w:proofErr w:type="spellStart"/>
         <w:r>
           <w:rPr>
             <w:rStyle w:val="Collegamentoipertestuale"/>
@@ -301,7 +295,6 @@
           </w:rPr>
           <w:t>EmPULIA</w:t>
         </w:r>
-        <w:proofErr w:type="spellEnd"/>
       </w:hyperlink>
       <w:r>
         <w:rPr>
@@ -334,19 +327,9 @@
       <w:r>
         <w:t>“</w:t>
       </w:r>
-      <w:proofErr w:type="spellStart"/>
-      <w:r>
-        <w:t>Codice</w:t>
-      </w:r>
-      <w:proofErr w:type="spellEnd"/>
-      <w:r>
-        <w:t xml:space="preserve"> degli </w:t>
-      </w:r>
-      <w:proofErr w:type="spellStart"/>
-      <w:r>
-        <w:t>Appalti</w:t>
-      </w:r>
-      <w:proofErr w:type="spellEnd"/>
+      <w:r>
+        <w:t>Codice degli Appalti</w:t>
+      </w:r>
       <w:r>
         <w:t>”</w:t>
       </w:r>
@@ -378,7 +361,13 @@
         <w:t>63%</w:t>
       </w:r>
       <w:r>
-        <w:t>. This performance outperforms both the standalone model accuracy (</w:t>
+        <w:t xml:space="preserve">. This </w:t>
+      </w:r>
+      <w:r>
+        <w:t xml:space="preserve">outperforms </w:t>
+      </w:r>
+      <w:r>
+        <w:t>both the standalone model accuracy (</w:t>
       </w:r>
       <w:r>
         <w:rPr>
@@ -400,6 +389,9 @@
       <w:r>
         <w:t>)</w:t>
       </w:r>
+      <w:r>
+        <w:t>.</w:t>
+      </w:r>
     </w:p>
     <w:p>
       <w:pPr>
@@ -451,11 +443,9 @@
       <w:r>
         <w:t xml:space="preserve">, </w:t>
       </w:r>
-      <w:proofErr w:type="spellStart"/>
       <w:r>
         <w:t>FalkorDB</w:t>
       </w:r>
-      <w:proofErr w:type="spellEnd"/>
       <w:r>
         <w:t xml:space="preserve">, </w:t>
       </w:r>
@@ -684,15 +674,7 @@
         <w:t xml:space="preserve"> </w:t>
       </w:r>
       <w:r>
-        <w:t xml:space="preserve">The </w:t>
-      </w:r>
-      <w:proofErr w:type="spellStart"/>
-      <w:r>
-        <w:t>EmPULIA</w:t>
-      </w:r>
-      <w:proofErr w:type="spellEnd"/>
-      <w:r>
-        <w:t xml:space="preserve"> case study serves as an ideal testing ground, as it allows us to evaluate our framework within a challenging and highly specialized domain</w:t>
+        <w:t>The EmPULIA case study serves as an ideal testing ground, as it allows us to evaluate our framework within a challenging and highly specialized domain</w:t>
       </w:r>
       <w:r>
         <w:t>.</w:t>
@@ -898,49 +880,97 @@
           <w:b/>
           <w:bCs/>
         </w:rPr>
-        <w:t xml:space="preserve">Microsoft’s </w:t>
-      </w:r>
-      <w:proofErr w:type="spellStart"/>
+        <w:t>Microsoft’s GraphRAG</w:t>
+      </w:r>
       <w:r>
         <w:rPr>
           <w:rFonts w:ascii="LibertinusSerif" w:hAnsi="LibertinusSerif" w:cs="LibertinusSerif"/>
           <w:b/>
           <w:bCs/>
         </w:rPr>
-        <w:t>GraphRAG</w:t>
-      </w:r>
-      <w:proofErr w:type="spellEnd"/>
+        <w:t xml:space="preserve"> </w:t>
+      </w:r>
+      <w:r>
+        <w:rPr>
+          <w:rFonts w:ascii="LibertinusSerif" w:hAnsi="LibertinusSerif" w:cs="LibertinusSerif"/>
+        </w:rPr>
+        <w:t>[2]</w:t>
+      </w:r>
+      <w:r>
+        <w:rPr>
+          <w:rFonts w:ascii="LibertinusSerif" w:hAnsi="LibertinusSerif" w:cs="LibertinusSerif"/>
+        </w:rPr>
+        <w:t xml:space="preserve"> framework in 2024. Unlike traditional Knowledge Graph RAG systems that rely on simple neighborhood retrieval, this </w:t>
+      </w:r>
+      <w:r>
+        <w:rPr>
+          <w:lang w:val="en-GB"/>
+        </w:rPr>
+        <w:t>framework</w:t>
+      </w:r>
+      <w:r>
+        <w:rPr>
+          <w:rFonts w:ascii="LibertinusSerif" w:hAnsi="LibertinusSerif" w:cs="LibertinusSerif"/>
+        </w:rPr>
+        <w:t xml:space="preserve"> introduces </w:t>
+      </w:r>
       <w:r>
         <w:rPr>
           <w:rFonts w:ascii="LibertinusSerif" w:hAnsi="LibertinusSerif" w:cs="LibertinusSerif"/>
           <w:b/>
           <w:bCs/>
         </w:rPr>
-        <w:t xml:space="preserve"> </w:t>
+        <w:t>hierarchical community detection</w:t>
       </w:r>
       <w:r>
         <w:rPr>
           <w:rFonts w:ascii="LibertinusSerif" w:hAnsi="LibertinusSerif" w:cs="LibertinusSerif"/>
         </w:rPr>
-        <w:t>[2]</w:t>
+        <w:t xml:space="preserve">. This allows the system to generate high-level summaries of interconnected data clusters, enabling efficient </w:t>
       </w:r>
       <w:r>
         <w:rPr>
           <w:rFonts w:ascii="LibertinusSerif" w:hAnsi="LibertinusSerif" w:cs="LibertinusSerif"/>
         </w:rPr>
-        <w:t xml:space="preserve"> framework in 2024. Unlike traditional Knowledge Graph RAG systems that rely on simple neighborhood retrieval, this </w:t>
-      </w:r>
-      <w:r>
-        <w:rPr>
-          <w:lang w:val="en-GB"/>
-        </w:rPr>
-        <w:t>framework</w:t>
+        <w:t>g</w:t>
       </w:r>
       <w:r>
         <w:rPr>
           <w:rFonts w:ascii="LibertinusSerif" w:hAnsi="LibertinusSerif" w:cs="LibertinusSerif"/>
         </w:rPr>
-        <w:t xml:space="preserve"> introduces </w:t>
+        <w:t xml:space="preserve">lobal </w:t>
+      </w:r>
+      <w:r>
+        <w:rPr>
+          <w:rFonts w:ascii="LibertinusSerif" w:hAnsi="LibertinusSerif" w:cs="LibertinusSerif"/>
+        </w:rPr>
+        <w:t>q</w:t>
+      </w:r>
+      <w:r>
+        <w:rPr>
+          <w:rFonts w:ascii="LibertinusSerif" w:hAnsi="LibertinusSerif" w:cs="LibertinusSerif"/>
+        </w:rPr>
+        <w:t>ueries and overcoming the contextual fragmentation often found in standard vector-based retrieval</w:t>
+      </w:r>
+      <w:r>
+        <w:rPr>
+          <w:rFonts w:ascii="LibertinusSerif" w:hAnsi="LibertinusSerif" w:cs="LibertinusSerif"/>
+        </w:rPr>
+        <w:t>.</w:t>
+      </w:r>
+    </w:p>
+    <w:p>
+      <w:pPr>
+        <w:ind w:firstLine="0"/>
+        <w:rPr>
+          <w:rFonts w:ascii="LibertinusSerif" w:hAnsi="LibertinusSerif" w:cs="LibertinusSerif"/>
+        </w:rPr>
+      </w:pPr>
+      <w:r>
+        <w:rPr>
+          <w:rFonts w:ascii="LibertinusSerif" w:hAnsi="LibertinusSerif" w:cs="LibertinusSerif"/>
+        </w:rPr>
+        <w:t xml:space="preserve">A notable recent development is </w:t>
       </w:r>
       <w:r>
         <w:rPr>
@@ -948,120 +978,46 @@
           <w:b/>
           <w:bCs/>
         </w:rPr>
-        <w:t>hierarchical community detection</w:t>
-      </w:r>
-      <w:r>
-        <w:rPr>
-          <w:rFonts w:ascii="LibertinusSerif" w:hAnsi="LibertinusSerif" w:cs="LibertinusSerif"/>
-        </w:rPr>
-        <w:t xml:space="preserve">. This allows the system to generate high-level summaries of interconnected data clusters, enabling efficient </w:t>
-      </w:r>
-      <w:r>
-        <w:rPr>
-          <w:rFonts w:ascii="LibertinusSerif" w:hAnsi="LibertinusSerif" w:cs="LibertinusSerif"/>
-        </w:rPr>
-        <w:t>g</w:t>
-      </w:r>
-      <w:r>
-        <w:rPr>
-          <w:rFonts w:ascii="LibertinusSerif" w:hAnsi="LibertinusSerif" w:cs="LibertinusSerif"/>
-        </w:rPr>
-        <w:t xml:space="preserve">lobal </w:t>
-      </w:r>
-      <w:r>
-        <w:rPr>
-          <w:rFonts w:ascii="LibertinusSerif" w:hAnsi="LibertinusSerif" w:cs="LibertinusSerif"/>
-        </w:rPr>
-        <w:t>q</w:t>
-      </w:r>
-      <w:r>
-        <w:rPr>
-          <w:rFonts w:ascii="LibertinusSerif" w:hAnsi="LibertinusSerif" w:cs="LibertinusSerif"/>
-        </w:rPr>
-        <w:t>ueries and overcoming the contextual fragmentation often found in standard vector-based retrieval</w:t>
-      </w:r>
-      <w:r>
-        <w:rPr>
-          <w:rFonts w:ascii="LibertinusSerif" w:hAnsi="LibertinusSerif" w:cs="LibertinusSerif"/>
-        </w:rPr>
-        <w:t>.</w:t>
-      </w:r>
-    </w:p>
-    <w:p>
-      <w:pPr>
-        <w:ind w:firstLine="0"/>
-        <w:rPr>
-          <w:rFonts w:ascii="LibertinusSerif" w:hAnsi="LibertinusSerif" w:cs="LibertinusSerif"/>
-        </w:rPr>
-      </w:pPr>
-      <w:r>
-        <w:rPr>
-          <w:rFonts w:ascii="LibertinusSerif" w:hAnsi="LibertinusSerif" w:cs="LibertinusSerif"/>
-        </w:rPr>
-        <w:t xml:space="preserve">A notable recent development is </w:t>
-      </w:r>
-      <w:proofErr w:type="spellStart"/>
+        <w:t>KGGen</w:t>
+      </w:r>
       <w:r>
         <w:rPr>
           <w:rFonts w:ascii="LibertinusSerif" w:hAnsi="LibertinusSerif" w:cs="LibertinusSerif"/>
           <w:b/>
           <w:bCs/>
         </w:rPr>
-        <w:t>KGGen</w:t>
-      </w:r>
-      <w:proofErr w:type="spellEnd"/>
+        <w:t xml:space="preserve"> </w:t>
+      </w:r>
       <w:r>
         <w:rPr>
           <w:rFonts w:ascii="LibertinusSerif" w:hAnsi="LibertinusSerif" w:cs="LibertinusSerif"/>
-          <w:b/>
-          <w:bCs/>
-        </w:rPr>
-        <w:t xml:space="preserve"> </w:t>
+        </w:rPr>
+        <w:t xml:space="preserve">[3], </w:t>
       </w:r>
       <w:r>
         <w:rPr>
           <w:rFonts w:ascii="LibertinusSerif" w:hAnsi="LibertinusSerif" w:cs="LibertinusSerif"/>
         </w:rPr>
-        <w:t xml:space="preserve">[3], </w:t>
+        <w:t>a text-to-knowledge-graph generator that employs</w:t>
       </w:r>
       <w:r>
         <w:rPr>
           <w:rFonts w:ascii="LibertinusSerif" w:hAnsi="LibertinusSerif" w:cs="LibertinusSerif"/>
         </w:rPr>
-        <w:t>a text-to-knowledge-graph generator that employs</w:t>
+        <w:t xml:space="preserve"> LLMs </w:t>
       </w:r>
       <w:r>
         <w:rPr>
           <w:rFonts w:ascii="LibertinusSerif" w:hAnsi="LibertinusSerif" w:cs="LibertinusSerif"/>
         </w:rPr>
-        <w:t xml:space="preserve"> LLMs </w:t>
+        <w:t xml:space="preserve">to extract structured information from unstructured text. Its core technical innovation is a novel entity resolution approach that actively clusters and de-duplicates related entities during the extraction process. Unlike standard extractors that often produce </w:t>
       </w:r>
       <w:r>
         <w:rPr>
           <w:rFonts w:ascii="LibertinusSerif" w:hAnsi="LibertinusSerif" w:cs="LibertinusSerif"/>
         </w:rPr>
-        <w:t xml:space="preserve">to extract structured information from unstructured text. Its core technical innovation is a novel entity resolution approach that actively clusters and de-duplicates related entities during the extraction process. Unlike standard extractors that often produce </w:t>
-      </w:r>
-      <w:r>
-        <w:rPr>
-          <w:rFonts w:ascii="LibertinusSerif" w:hAnsi="LibertinusSerif" w:cs="LibertinusSerif"/>
-        </w:rPr>
         <w:lastRenderedPageBreak/>
-        <w:t xml:space="preserve">sparse or redundant nodes, </w:t>
-      </w:r>
-      <w:proofErr w:type="spellStart"/>
-      <w:r>
-        <w:rPr>
-          <w:rFonts w:ascii="LibertinusSerif" w:hAnsi="LibertinusSerif" w:cs="LibertinusSerif"/>
-        </w:rPr>
-        <w:t>KGGen</w:t>
-      </w:r>
-      <w:proofErr w:type="spellEnd"/>
-      <w:r>
-        <w:rPr>
-          <w:rFonts w:ascii="LibertinusSerif" w:hAnsi="LibertinusSerif" w:cs="LibertinusSerif"/>
-        </w:rPr>
-        <w:t xml:space="preserve"> focuses on reducing sparsity to create more concise and generalizable entities and relations</w:t>
+        <w:t>sparse or redundant nodes, KGGen focuses on reducing sparsity to create more concise and generalizable entities and relations</w:t>
       </w:r>
       <w:r>
         <w:rPr>
@@ -1196,16 +1152,11 @@
         <w:ind w:firstLine="0"/>
       </w:pPr>
       <w:r>
-        <w:t xml:space="preserve">The dataset comprises PDF documentation concerning the </w:t>
-      </w:r>
-      <w:proofErr w:type="spellStart"/>
-      <w:r>
-        <w:t>EmP</w:t>
+        <w:t>The dataset comprises PDF documentation concerning the EmP</w:t>
       </w:r>
       <w:r>
         <w:t>ULIA</w:t>
       </w:r>
-      <w:proofErr w:type="spellEnd"/>
       <w:r>
         <w:t xml:space="preserve"> e-procurement platform and the Italian Public Procurement Code. These documents were pre-classified by category at the source; consequently, we elected to maintain this structure by developing a distinct Knowledge Graph (KG) for each thematic area</w:t>
       </w:r>
@@ -1230,7 +1181,6 @@
           <w:numId w:val="46"/>
         </w:numPr>
       </w:pPr>
-      <w:proofErr w:type="spellStart"/>
       <w:r>
         <w:rPr>
           <w:b/>
@@ -1238,7 +1188,6 @@
         </w:rPr>
         <w:t>CodiceAppalti</w:t>
       </w:r>
-      <w:proofErr w:type="spellEnd"/>
       <w:r>
         <w:t xml:space="preserve">: </w:t>
       </w:r>
@@ -1254,7 +1203,6 @@
           <w:numId w:val="46"/>
         </w:numPr>
       </w:pPr>
-      <w:proofErr w:type="spellStart"/>
       <w:r>
         <w:rPr>
           <w:b/>
@@ -1262,21 +1210,15 @@
         </w:rPr>
         <w:t>DisciplinaDiUtilizzo</w:t>
       </w:r>
-      <w:proofErr w:type="spellEnd"/>
       <w:r>
         <w:t xml:space="preserve">: </w:t>
       </w:r>
       <w:r>
-        <w:t xml:space="preserve">This category encompasses the contractual and regulatory framework for the </w:t>
-      </w:r>
-      <w:proofErr w:type="spellStart"/>
-      <w:r>
-        <w:t>EmP</w:t>
+        <w:t>This category encompasses the contractual and regulatory framework for the EmP</w:t>
       </w:r>
       <w:r>
         <w:t>ULIA</w:t>
       </w:r>
-      <w:proofErr w:type="spellEnd"/>
       <w:r>
         <w:t xml:space="preserve"> platform itself. It outlines the legal terms, conditions for access, and the responsibilities of users (both public and private) when interacting with the digital system.</w:t>
       </w:r>
@@ -1311,7 +1253,6 @@
           <w:numId w:val="46"/>
         </w:numPr>
       </w:pPr>
-      <w:proofErr w:type="spellStart"/>
       <w:r>
         <w:rPr>
           <w:b/>
@@ -1319,7 +1260,6 @@
         </w:rPr>
         <w:t>GuidePraticheOE</w:t>
       </w:r>
-      <w:proofErr w:type="spellEnd"/>
       <w:r>
         <w:t xml:space="preserve">: </w:t>
       </w:r>
@@ -1338,7 +1278,6 @@
           <w:numId w:val="46"/>
         </w:numPr>
       </w:pPr>
-      <w:proofErr w:type="spellStart"/>
       <w:r>
         <w:rPr>
           <w:b/>
@@ -1346,7 +1285,6 @@
         </w:rPr>
         <w:t>GuidePraticheSA</w:t>
       </w:r>
-      <w:proofErr w:type="spellEnd"/>
       <w:r>
         <w:t xml:space="preserve">: </w:t>
       </w:r>
@@ -1365,7 +1303,6 @@
           <w:numId w:val="46"/>
         </w:numPr>
       </w:pPr>
-      <w:proofErr w:type="spellStart"/>
       <w:r>
         <w:rPr>
           <w:b/>
@@ -1373,7 +1310,6 @@
         </w:rPr>
         <w:t>Normativa</w:t>
       </w:r>
-      <w:proofErr w:type="spellEnd"/>
       <w:r>
         <w:t xml:space="preserve">: </w:t>
       </w:r>
@@ -1392,36 +1328,15 @@
         <w:t xml:space="preserve">To </w:t>
       </w:r>
       <w:r>
-        <w:t xml:space="preserve">convert the PDF files into .txt files, we use </w:t>
-      </w:r>
-      <w:proofErr w:type="gramStart"/>
-      <w:r>
-        <w:t xml:space="preserve">the </w:t>
+        <w:t xml:space="preserve">convert the PDF files into .txt files, we use the </w:t>
       </w:r>
       <w:r>
         <w:rPr>
           <w:b/>
           <w:bCs/>
         </w:rPr>
-        <w:t>PyPDF2</w:t>
-      </w:r>
-      <w:proofErr w:type="gramEnd"/>
-      <w:r>
-        <w:rPr>
-          <w:b/>
-          <w:bCs/>
-        </w:rPr>
-        <w:t xml:space="preserve">'s </w:t>
-      </w:r>
-      <w:proofErr w:type="spellStart"/>
-      <w:r>
-        <w:rPr>
-          <w:b/>
-          <w:bCs/>
-        </w:rPr>
-        <w:t>PdfReader</w:t>
-      </w:r>
-      <w:proofErr w:type="spellEnd"/>
+        <w:t>PyPDF2's PdfReader</w:t>
+      </w:r>
       <w:r>
         <w:rPr>
           <w:b/>
@@ -2241,7 +2156,6 @@
       <w:r>
         <w:t xml:space="preserve">This architecture mirrors the </w:t>
       </w:r>
-      <w:proofErr w:type="spellStart"/>
       <w:r>
         <w:rPr>
           <w:b/>
@@ -2249,7 +2163,6 @@
         </w:rPr>
         <w:t>BERTopic</w:t>
       </w:r>
-      <w:proofErr w:type="spellEnd"/>
       <w:r>
         <w:rPr>
           <w:b/>
@@ -2348,7 +2261,6 @@
       <w:r>
         <w:t xml:space="preserve">The final stage of the pipeline employs </w:t>
       </w:r>
-      <w:proofErr w:type="spellStart"/>
       <w:r>
         <w:rPr>
           <w:b/>
@@ -2356,7 +2268,6 @@
         </w:rPr>
         <w:t>GraphRAG</w:t>
       </w:r>
-      <w:proofErr w:type="spellEnd"/>
       <w:r>
         <w:rPr>
           <w:b/>
@@ -2365,15 +2276,7 @@
         <w:t>-SDK</w:t>
       </w:r>
       <w:r>
-        <w:t xml:space="preserve"> to query the generated </w:t>
-      </w:r>
-      <w:proofErr w:type="spellStart"/>
-      <w:r>
-        <w:t>KGs.</w:t>
-      </w:r>
-      <w:proofErr w:type="spellEnd"/>
-      <w:r>
-        <w:t xml:space="preserve"> An orchestrator agent directs the workflow by creating execution plans and delegating tasks to category-specific sub-agents. By leveraging these specialized agents to </w:t>
+        <w:t xml:space="preserve"> to query the generated KGs. An orchestrator agent directs the workflow by creating execution plans and delegating tasks to category-specific sub-agents. By leveraging these specialized agents to </w:t>
       </w:r>
       <w:r>
         <w:t>traverse</w:t>
@@ -2566,13 +2469,8 @@
         <w:t>s</w:t>
       </w:r>
       <w:r>
-        <w:t xml:space="preserve">, a baseline GPT-5-mini model using only its training data (without RAG capabilities), and the same GPT-5-mini model enhanced with web search results retrieved via </w:t>
-      </w:r>
-      <w:proofErr w:type="spellStart"/>
-      <w:r>
-        <w:t>Tavily</w:t>
-      </w:r>
-      <w:proofErr w:type="spellEnd"/>
+        <w:t>, a baseline GPT-5-mini model using only its training data (without RAG capabilities), and the same GPT-5-mini model enhanced with web search results retrieved via Tavily</w:t>
+      </w:r>
       <w:r>
         <w:rPr>
           <w:rStyle w:val="Rimandonotaapidipagina"/>
@@ -2945,16 +2843,11 @@
         <w:t>improvement in LLM accuracy</w:t>
       </w:r>
       <w:r>
-        <w:t xml:space="preserve"> when addressing highly domain-specific queries. Despite these gains, the 63% accuracy achieved in the </w:t>
-      </w:r>
-      <w:proofErr w:type="spellStart"/>
-      <w:r>
-        <w:t>EmP</w:t>
+        <w:t xml:space="preserve"> when addressing highly domain-specific queries. Despite these gains, the 63% accuracy achieved in the EmP</w:t>
       </w:r>
       <w:r>
         <w:t>ULIA</w:t>
       </w:r>
-      <w:proofErr w:type="spellEnd"/>
       <w:r>
         <w:t xml:space="preserve"> case study remains </w:t>
       </w:r>
@@ -2971,15 +2864,7 @@
         <w:t>the regex</w:t>
       </w:r>
       <w:r>
-        <w:t xml:space="preserve"> corrections. Furthermore, the </w:t>
-      </w:r>
-      <w:proofErr w:type="spellStart"/>
-      <w:r>
-        <w:t>GuidePratiche</w:t>
-      </w:r>
-      <w:proofErr w:type="spellEnd"/>
-      <w:r>
-        <w:t xml:space="preserve"> documents contain numerous images, resulting in fragmented text that lacks critical visual information.</w:t>
+        <w:t xml:space="preserve"> corrections. Furthermore, the GuidePratiche documents contain numerous images, resulting in fragmented text that lacks critical visual information.</w:t>
       </w:r>
     </w:p>
     <w:p/>
@@ -3022,23 +2907,7 @@
         <w:pStyle w:val="reference"/>
       </w:pPr>
       <w:r>
-        <w:t xml:space="preserve">Agrawal, G., Kumarage, T., Alghamdi, Z., &amp; Liu, H. (2024). Can Knowledge Graphs Reduce Hallucinations in </w:t>
-      </w:r>
-      <w:proofErr w:type="gramStart"/>
-      <w:r>
-        <w:t>LLMs?:</w:t>
-      </w:r>
-      <w:proofErr w:type="gramEnd"/>
-      <w:r>
-        <w:t xml:space="preserve"> A Survey. </w:t>
-      </w:r>
-      <w:proofErr w:type="spellStart"/>
-      <w:r>
-        <w:t>arXiv</w:t>
-      </w:r>
-      <w:proofErr w:type="spellEnd"/>
-      <w:r>
-        <w:t xml:space="preserve"> preprint arXiv:2404.14446</w:t>
+        <w:t>Agrawal, G., Kumarage, T., Alghamdi, Z., &amp; Liu, H. (2024). Can Knowledge Graphs Reduce Hallucinations in LLMs?: A Survey. arXiv preprint arXiv:2404.14446</w:t>
       </w:r>
       <w:r>
         <w:t>.</w:t>
@@ -3049,23 +2918,7 @@
         <w:pStyle w:val="reference"/>
       </w:pPr>
       <w:r>
-        <w:t xml:space="preserve">Edge, D., Trinh, H., Cheng, N., Bradley, J., Chao, A., Mody, A., Truitt, S., </w:t>
-      </w:r>
-      <w:proofErr w:type="spellStart"/>
-      <w:r>
-        <w:t>Metropolitansky</w:t>
-      </w:r>
-      <w:proofErr w:type="spellEnd"/>
-      <w:r>
-        <w:t xml:space="preserve">, D., Ness, R. O., &amp; Larson, J. (2024). From Local to Global: A Graph RAG Approach to Query-Focused Summarization. </w:t>
-      </w:r>
-      <w:proofErr w:type="spellStart"/>
-      <w:r>
-        <w:t>arXiv</w:t>
-      </w:r>
-      <w:proofErr w:type="spellEnd"/>
-      <w:r>
-        <w:t xml:space="preserve"> preprint arXiv:2404.16130.</w:t>
+        <w:t>Edge, D., Trinh, H., Cheng, N., Bradley, J., Chao, A., Mody, A., Truitt, S., Metropolitansky, D., Ness, R. O., &amp; Larson, J. (2024). From Local to Global: A Graph RAG Approach to Query-Focused Summarization. arXiv preprint arXiv:2404.16130.</w:t>
       </w:r>
     </w:p>
     <w:p>
@@ -3073,47 +2926,7 @@
         <w:pStyle w:val="reference"/>
       </w:pPr>
       <w:r>
-        <w:t xml:space="preserve">Mo, B., Yu, K., </w:t>
-      </w:r>
-      <w:proofErr w:type="spellStart"/>
-      <w:r>
-        <w:t>Kazdan</w:t>
-      </w:r>
-      <w:proofErr w:type="spellEnd"/>
-      <w:r>
-        <w:t xml:space="preserve">, J., Cabezas, J., Mpala, P., Yu, L., Cundy, C., </w:t>
-      </w:r>
-      <w:proofErr w:type="spellStart"/>
-      <w:r>
-        <w:t>Kanatsoulis</w:t>
-      </w:r>
-      <w:proofErr w:type="spellEnd"/>
-      <w:r>
-        <w:t xml:space="preserve">, C., &amp; </w:t>
-      </w:r>
-      <w:proofErr w:type="spellStart"/>
-      <w:r>
-        <w:t>Koyejo</w:t>
-      </w:r>
-      <w:proofErr w:type="spellEnd"/>
-      <w:r>
-        <w:t xml:space="preserve">, S. (2024). </w:t>
-      </w:r>
-      <w:proofErr w:type="spellStart"/>
-      <w:r>
-        <w:t>KGGen</w:t>
-      </w:r>
-      <w:proofErr w:type="spellEnd"/>
-      <w:r>
-        <w:t xml:space="preserve">: Extracting Knowledge Graphs from Plain Text with Language Models. </w:t>
-      </w:r>
-      <w:proofErr w:type="spellStart"/>
-      <w:r>
-        <w:t>arXiv</w:t>
-      </w:r>
-      <w:proofErr w:type="spellEnd"/>
-      <w:r>
-        <w:t xml:space="preserve"> preprint arXiv:2410.12154.</w:t>
+        <w:t>Mo, B., Yu, K., Kazdan, J., Cabezas, J., Mpala, P., Yu, L., Cundy, C., Kanatsoulis, C., &amp; Koyejo, S. (2024). KGGen: Extracting Knowledge Graphs from Plain Text with Language Models. arXiv preprint arXiv:2410.12154.</w:t>
       </w:r>
     </w:p>
     <w:p>
@@ -3134,15 +2947,7 @@
         <w:pStyle w:val="reference"/>
       </w:pPr>
       <w:r>
-        <w:t xml:space="preserve">H. Bian, "LLM-Empowered Knowledge Graph Construction: A Survey," </w:t>
-      </w:r>
-      <w:proofErr w:type="spellStart"/>
-      <w:r>
-        <w:t>Xidian</w:t>
-      </w:r>
-      <w:proofErr w:type="spellEnd"/>
-      <w:r>
-        <w:t xml:space="preserve"> University, Xi’an, China, Tech. Rep., 2024.</w:t>
+        <w:t>H. Bian, "LLM-Empowered Knowledge Graph Construction: A Survey," Xidian University, Xi’an, China, Tech. Rep., 2024.</w:t>
       </w:r>
     </w:p>
     <w:p>
@@ -3150,23 +2955,7 @@
         <w:pStyle w:val="reference"/>
       </w:pPr>
       <w:r>
-        <w:t>M. Grootendorst, "</w:t>
-      </w:r>
-      <w:proofErr w:type="spellStart"/>
-      <w:r>
-        <w:t>BERTopic</w:t>
-      </w:r>
-      <w:proofErr w:type="spellEnd"/>
-      <w:r>
-        <w:t xml:space="preserve">: Neural topic modeling with a class-based TF-IDF procedure," </w:t>
-      </w:r>
-      <w:proofErr w:type="spellStart"/>
-      <w:r>
-        <w:t>arXiv</w:t>
-      </w:r>
-      <w:proofErr w:type="spellEnd"/>
-      <w:r>
-        <w:t xml:space="preserve"> preprint arXiv:2203.05794, 2022.</w:t>
+        <w:t>M. Grootendorst, "BERTopic: Neural topic modeling with a class-based TF-IDF procedure," arXiv preprint arXiv:2203.05794, 2022.</w:t>
       </w:r>
     </w:p>
     <w:p>
@@ -3250,27 +3039,14 @@
       <w:r>
         <w:t xml:space="preserve"> </w:t>
       </w:r>
-      <w:proofErr w:type="spellStart"/>
-      <w:r>
-        <w:t>EmPULIA</w:t>
-      </w:r>
-      <w:proofErr w:type="spellEnd"/>
-      <w:r>
-        <w:t xml:space="preserve"> is the official regional purchasing center and e-procurement platform for the </w:t>
+      <w:r>
+        <w:t xml:space="preserve">EmPULIA is the official regional purchasing center and e-procurement platform for the </w:t>
       </w:r>
       <w:r>
         <w:t>Apulia</w:t>
       </w:r>
       <w:r>
-        <w:t xml:space="preserve"> Region in Italy, managed by </w:t>
-      </w:r>
-      <w:proofErr w:type="spellStart"/>
-      <w:r>
-        <w:t>InnovaPuglia</w:t>
-      </w:r>
-      <w:proofErr w:type="spellEnd"/>
-      <w:r>
-        <w:t xml:space="preserve"> S.p.A.</w:t>
+        <w:t xml:space="preserve"> Region in Italy, managed by InnovaPuglia S.p.A.</w:t>
       </w:r>
     </w:p>
   </w:footnote>
@@ -3428,13 +3204,8 @@
       <w:r>
         <w:t xml:space="preserve"> </w:t>
       </w:r>
-      <w:proofErr w:type="spellStart"/>
-      <w:r>
-        <w:t>Tavily</w:t>
-      </w:r>
-      <w:proofErr w:type="spellEnd"/>
-      <w:r>
-        <w:t xml:space="preserve"> is a specialized </w:t>
+      <w:r>
+        <w:t xml:space="preserve">Tavily is a specialized </w:t>
       </w:r>
       <w:r>
         <w:t>web</w:t>

--- a/Report.docx
+++ b/Report.docx
@@ -4,7 +4,7 @@
   <w:body>
     <w:p>
       <w:pPr>
-        <w:pStyle w:val="Titolo"/>
+        <w:pStyle w:val="Title"/>
       </w:pPr>
       <w:r>
         <w:rPr>
@@ -34,7 +34,21 @@
         <w:rPr>
           <w:rFonts w:ascii="Cambria Math" w:hAnsi="Cambria Math" w:cs="Cambria Math"/>
         </w:rPr>
-        <w:t>RAG via LLM-FalkorDB Integration</w:t>
+        <w:t>RAG via LLM-</w:t>
+      </w:r>
+      <w:proofErr w:type="spellStart"/>
+      <w:r>
+        <w:rPr>
+          <w:rFonts w:ascii="Cambria Math" w:hAnsi="Cambria Math" w:cs="Cambria Math"/>
+        </w:rPr>
+        <w:t>FalkorDB</w:t>
+      </w:r>
+      <w:proofErr w:type="spellEnd"/>
+      <w:r>
+        <w:rPr>
+          <w:rFonts w:ascii="Cambria Math" w:hAnsi="Cambria Math" w:cs="Cambria Math"/>
+        </w:rPr>
+        <w:t xml:space="preserve"> Integration</w:t>
       </w:r>
     </w:p>
     <w:p>
@@ -184,6 +198,7 @@
       <w:r>
         <w:t xml:space="preserve"> and </w:t>
       </w:r>
+      <w:proofErr w:type="spellStart"/>
       <w:r>
         <w:rPr>
           <w:b/>
@@ -191,6 +206,7 @@
         </w:rPr>
         <w:t>FalkorDB</w:t>
       </w:r>
+      <w:proofErr w:type="spellEnd"/>
       <w:r>
         <w:t xml:space="preserve">. Our pipeline first partitions documents by </w:t>
       </w:r>
@@ -287,18 +303,20 @@
         <w:t xml:space="preserve">queries related to </w:t>
       </w:r>
       <w:hyperlink r:id="rId8" w:history="1">
+        <w:proofErr w:type="spellStart"/>
         <w:r>
           <w:rPr>
-            <w:rStyle w:val="Collegamentoipertestuale"/>
+            <w:rStyle w:val="Hyperlink"/>
             <w:b/>
             <w:bCs/>
           </w:rPr>
           <w:t>EmPULIA</w:t>
         </w:r>
+        <w:proofErr w:type="spellEnd"/>
       </w:hyperlink>
       <w:r>
         <w:rPr>
-          <w:rStyle w:val="Rimandonotaapidipagina"/>
+          <w:rStyle w:val="FootnoteReference"/>
         </w:rPr>
         <w:footnoteReference w:id="2"/>
       </w:r>
@@ -327,9 +345,19 @@
       <w:r>
         <w:t>“</w:t>
       </w:r>
-      <w:r>
-        <w:t>Codice degli Appalti</w:t>
-      </w:r>
+      <w:proofErr w:type="spellStart"/>
+      <w:r>
+        <w:t>Codice</w:t>
+      </w:r>
+      <w:proofErr w:type="spellEnd"/>
+      <w:r>
+        <w:t xml:space="preserve"> degli </w:t>
+      </w:r>
+      <w:proofErr w:type="spellStart"/>
+      <w:r>
+        <w:t>Appalti</w:t>
+      </w:r>
+      <w:proofErr w:type="spellEnd"/>
       <w:r>
         <w:t>”</w:t>
       </w:r>
@@ -443,9 +471,11 @@
       <w:r>
         <w:t xml:space="preserve">, </w:t>
       </w:r>
+      <w:proofErr w:type="spellStart"/>
       <w:r>
         <w:t>FalkorDB</w:t>
       </w:r>
+      <w:proofErr w:type="spellEnd"/>
       <w:r>
         <w:t xml:space="preserve">, </w:t>
       </w:r>
@@ -454,14 +484,14 @@
       </w:r>
       <w:r>
         <w:rPr>
-          <w:rStyle w:val="Rimandonotaapidipagina"/>
+          <w:rStyle w:val="FootnoteReference"/>
           <w:vertAlign w:val="baseline"/>
         </w:rPr>
         <w:t xml:space="preserve"> </w:t>
       </w:r>
       <w:r>
         <w:rPr>
-          <w:rStyle w:val="Rimandonotaapidipagina"/>
+          <w:rStyle w:val="FootnoteReference"/>
           <w:color w:val="FFFFFF" w:themeColor="background1"/>
           <w:vertAlign w:val="baseline"/>
         </w:rPr>
@@ -470,7 +500,7 @@
     </w:p>
     <w:p>
       <w:pPr>
-        <w:pStyle w:val="Titolo1"/>
+        <w:pStyle w:val="Heading1"/>
       </w:pPr>
       <w:r>
         <w:t>Introduction</w:t>
@@ -523,10 +553,13 @@
         <w:t xml:space="preserve">, i.e. </w:t>
       </w:r>
       <w:r>
-        <w:t>data that the LLM is not trained on and has never seen before, such as an enterprise’s proprietary research</w:t>
-      </w:r>
-      <w:r>
-        <w:t xml:space="preserve"> or business documents</w:t>
+        <w:t xml:space="preserve">data that the LLM is not trained on and has never seen before, such </w:t>
+      </w:r>
+      <w:r>
+        <w:t xml:space="preserve">as </w:t>
+      </w:r>
+      <w:r>
+        <w:t>business documents</w:t>
       </w:r>
       <w:r>
         <w:t>.</w:t>
@@ -559,7 +592,11 @@
         <w:t xml:space="preserve">, </w:t>
       </w:r>
       <w:r>
-        <w:t>particularly in complex domains</w:t>
+        <w:t xml:space="preserve">particularly in </w:t>
+      </w:r>
+      <w:r>
+        <w:lastRenderedPageBreak/>
+        <w:t>complex domains</w:t>
       </w:r>
       <w:r>
         <w:t xml:space="preserve">, </w:t>
@@ -571,7 +608,6 @@
         <w:t xml:space="preserve">to </w:t>
       </w:r>
       <w:r>
-        <w:lastRenderedPageBreak/>
         <w:t>E</w:t>
       </w:r>
       <w:r>
@@ -585,7 +621,7 @@
       </w:r>
       <w:r>
         <w:rPr>
-          <w:rStyle w:val="Rimandonotaapidipagina"/>
+          <w:rStyle w:val="FootnoteReference"/>
         </w:rPr>
         <w:footnoteReference w:id="4"/>
       </w:r>
@@ -674,7 +710,15 @@
         <w:t xml:space="preserve"> </w:t>
       </w:r>
       <w:r>
-        <w:t>The EmPULIA case study serves as an ideal testing ground, as it allows us to evaluate our framework within a challenging and highly specialized domain</w:t>
+        <w:t xml:space="preserve">The </w:t>
+      </w:r>
+      <w:proofErr w:type="spellStart"/>
+      <w:r>
+        <w:t>EmPULIA</w:t>
+      </w:r>
+      <w:proofErr w:type="spellEnd"/>
+      <w:r>
+        <w:t xml:space="preserve"> case study serves as an ideal testing ground, as it allows us to evaluate our framework within a challenging and highly specialized domain</w:t>
       </w:r>
       <w:r>
         <w:t>.</w:t>
@@ -687,7 +731,7 @@
     </w:p>
     <w:p>
       <w:pPr>
-        <w:pStyle w:val="Titolo1"/>
+        <w:pStyle w:val="Heading1"/>
       </w:pPr>
       <w:r>
         <w:t>Related Work</w:t>
@@ -739,7 +783,7 @@
     </w:p>
     <w:p>
       <w:pPr>
-        <w:pStyle w:val="Paragrafoelenco"/>
+        <w:pStyle w:val="ListParagraph"/>
         <w:numPr>
           <w:ilvl w:val="0"/>
           <w:numId w:val="43"/>
@@ -785,7 +829,7 @@
     </w:p>
     <w:p>
       <w:pPr>
-        <w:pStyle w:val="Paragrafoelenco"/>
+        <w:pStyle w:val="ListParagraph"/>
         <w:numPr>
           <w:ilvl w:val="0"/>
           <w:numId w:val="43"/>
@@ -807,7 +851,7 @@
     </w:p>
     <w:p>
       <w:pPr>
-        <w:pStyle w:val="Paragrafoelenco"/>
+        <w:pStyle w:val="ListParagraph"/>
         <w:numPr>
           <w:ilvl w:val="0"/>
           <w:numId w:val="43"/>
@@ -880,97 +924,49 @@
           <w:b/>
           <w:bCs/>
         </w:rPr>
-        <w:t>Microsoft’s GraphRAG</w:t>
-      </w:r>
+        <w:t xml:space="preserve">Microsoft’s </w:t>
+      </w:r>
+      <w:proofErr w:type="spellStart"/>
       <w:r>
         <w:rPr>
           <w:rFonts w:ascii="LibertinusSerif" w:hAnsi="LibertinusSerif" w:cs="LibertinusSerif"/>
           <w:b/>
           <w:bCs/>
         </w:rPr>
-        <w:t xml:space="preserve"> </w:t>
-      </w:r>
-      <w:r>
-        <w:rPr>
-          <w:rFonts w:ascii="LibertinusSerif" w:hAnsi="LibertinusSerif" w:cs="LibertinusSerif"/>
-        </w:rPr>
-        <w:t>[2]</w:t>
-      </w:r>
-      <w:r>
-        <w:rPr>
-          <w:rFonts w:ascii="LibertinusSerif" w:hAnsi="LibertinusSerif" w:cs="LibertinusSerif"/>
-        </w:rPr>
-        <w:t xml:space="preserve"> framework in 2024. Unlike traditional Knowledge Graph RAG systems that rely on simple neighborhood retrieval, this </w:t>
-      </w:r>
-      <w:r>
-        <w:rPr>
-          <w:lang w:val="en-GB"/>
-        </w:rPr>
-        <w:t>framework</w:t>
-      </w:r>
-      <w:r>
-        <w:rPr>
-          <w:rFonts w:ascii="LibertinusSerif" w:hAnsi="LibertinusSerif" w:cs="LibertinusSerif"/>
-        </w:rPr>
-        <w:t xml:space="preserve"> introduces </w:t>
-      </w:r>
+        <w:t>GraphRAG</w:t>
+      </w:r>
+      <w:proofErr w:type="spellEnd"/>
       <w:r>
         <w:rPr>
           <w:rFonts w:ascii="LibertinusSerif" w:hAnsi="LibertinusSerif" w:cs="LibertinusSerif"/>
           <w:b/>
           <w:bCs/>
         </w:rPr>
-        <w:t>hierarchical community detection</w:t>
+        <w:t xml:space="preserve"> </w:t>
       </w:r>
       <w:r>
         <w:rPr>
           <w:rFonts w:ascii="LibertinusSerif" w:hAnsi="LibertinusSerif" w:cs="LibertinusSerif"/>
         </w:rPr>
-        <w:t xml:space="preserve">. This allows the system to generate high-level summaries of interconnected data clusters, enabling efficient </w:t>
+        <w:t>[2]</w:t>
       </w:r>
       <w:r>
         <w:rPr>
           <w:rFonts w:ascii="LibertinusSerif" w:hAnsi="LibertinusSerif" w:cs="LibertinusSerif"/>
         </w:rPr>
-        <w:t>g</w:t>
+        <w:t xml:space="preserve"> framework in 2024. Unlike traditional Knowledge Graph RAG systems that rely on simple neighborhood retrieval, this </w:t>
+      </w:r>
+      <w:r>
+        <w:rPr>
+          <w:lang w:val="en-GB"/>
+        </w:rPr>
+        <w:t>framework</w:t>
       </w:r>
       <w:r>
         <w:rPr>
           <w:rFonts w:ascii="LibertinusSerif" w:hAnsi="LibertinusSerif" w:cs="LibertinusSerif"/>
         </w:rPr>
-        <w:t xml:space="preserve">lobal </w:t>
-      </w:r>
-      <w:r>
-        <w:rPr>
-          <w:rFonts w:ascii="LibertinusSerif" w:hAnsi="LibertinusSerif" w:cs="LibertinusSerif"/>
-        </w:rPr>
-        <w:t>q</w:t>
-      </w:r>
-      <w:r>
-        <w:rPr>
-          <w:rFonts w:ascii="LibertinusSerif" w:hAnsi="LibertinusSerif" w:cs="LibertinusSerif"/>
-        </w:rPr>
-        <w:t>ueries and overcoming the contextual fragmentation often found in standard vector-based retrieval</w:t>
-      </w:r>
-      <w:r>
-        <w:rPr>
-          <w:rFonts w:ascii="LibertinusSerif" w:hAnsi="LibertinusSerif" w:cs="LibertinusSerif"/>
-        </w:rPr>
-        <w:t>.</w:t>
-      </w:r>
-    </w:p>
-    <w:p>
-      <w:pPr>
-        <w:ind w:firstLine="0"/>
-        <w:rPr>
-          <w:rFonts w:ascii="LibertinusSerif" w:hAnsi="LibertinusSerif" w:cs="LibertinusSerif"/>
-        </w:rPr>
-      </w:pPr>
-      <w:r>
-        <w:rPr>
-          <w:rFonts w:ascii="LibertinusSerif" w:hAnsi="LibertinusSerif" w:cs="LibertinusSerif"/>
-        </w:rPr>
-        <w:t xml:space="preserve">A notable recent development is </w:t>
+        <w:t xml:space="preserve"> introduces </w:t>
       </w:r>
       <w:r>
         <w:rPr>
@@ -978,14 +974,74 @@
           <w:b/>
           <w:bCs/>
         </w:rPr>
-        <w:t>KGGen</w:t>
-      </w:r>
+        <w:t>hierarchical community detection</w:t>
+      </w:r>
+      <w:r>
+        <w:rPr>
+          <w:rFonts w:ascii="LibertinusSerif" w:hAnsi="LibertinusSerif" w:cs="LibertinusSerif"/>
+        </w:rPr>
+        <w:t xml:space="preserve">. This allows the system to generate high-level summaries of interconnected data clusters, enabling efficient </w:t>
+      </w:r>
+      <w:r>
+        <w:rPr>
+          <w:rFonts w:ascii="LibertinusSerif" w:hAnsi="LibertinusSerif" w:cs="LibertinusSerif"/>
+        </w:rPr>
+        <w:t>g</w:t>
+      </w:r>
+      <w:r>
+        <w:rPr>
+          <w:rFonts w:ascii="LibertinusSerif" w:hAnsi="LibertinusSerif" w:cs="LibertinusSerif"/>
+        </w:rPr>
+        <w:t xml:space="preserve">lobal </w:t>
+      </w:r>
+      <w:r>
+        <w:rPr>
+          <w:rFonts w:ascii="LibertinusSerif" w:hAnsi="LibertinusSerif" w:cs="LibertinusSerif"/>
+        </w:rPr>
+        <w:t>q</w:t>
+      </w:r>
+      <w:r>
+        <w:rPr>
+          <w:rFonts w:ascii="LibertinusSerif" w:hAnsi="LibertinusSerif" w:cs="LibertinusSerif"/>
+        </w:rPr>
+        <w:t>ueries and overcoming the contextual fragmentation often found in standard vector-based retrieval</w:t>
+      </w:r>
+      <w:r>
+        <w:rPr>
+          <w:rFonts w:ascii="LibertinusSerif" w:hAnsi="LibertinusSerif" w:cs="LibertinusSerif"/>
+        </w:rPr>
+        <w:t>.</w:t>
+      </w:r>
+    </w:p>
+    <w:p>
+      <w:pPr>
+        <w:ind w:firstLine="0"/>
+        <w:rPr>
+          <w:rFonts w:ascii="LibertinusSerif" w:hAnsi="LibertinusSerif" w:cs="LibertinusSerif"/>
+        </w:rPr>
+      </w:pPr>
+      <w:r>
+        <w:rPr>
+          <w:rFonts w:ascii="LibertinusSerif" w:hAnsi="LibertinusSerif" w:cs="LibertinusSerif"/>
+        </w:rPr>
+        <w:t xml:space="preserve">A notable recent development is </w:t>
+      </w:r>
+      <w:proofErr w:type="spellStart"/>
       <w:r>
         <w:rPr>
           <w:rFonts w:ascii="LibertinusSerif" w:hAnsi="LibertinusSerif" w:cs="LibertinusSerif"/>
           <w:b/>
           <w:bCs/>
         </w:rPr>
+        <w:t>KGGen</w:t>
+      </w:r>
+      <w:proofErr w:type="spellEnd"/>
+      <w:r>
+        <w:rPr>
+          <w:rFonts w:ascii="LibertinusSerif" w:hAnsi="LibertinusSerif" w:cs="LibertinusSerif"/>
+          <w:b/>
+          <w:bCs/>
+        </w:rPr>
         <w:t xml:space="preserve"> </w:t>
       </w:r>
       <w:r>
@@ -1010,19 +1066,33 @@
         <w:rPr>
           <w:rFonts w:ascii="LibertinusSerif" w:hAnsi="LibertinusSerif" w:cs="LibertinusSerif"/>
         </w:rPr>
-        <w:t xml:space="preserve">to extract structured information from unstructured text. Its core technical innovation is a novel entity resolution approach that actively clusters and de-duplicates related entities during the extraction process. Unlike standard extractors that often produce </w:t>
+        <w:t xml:space="preserve">to extract structured information from unstructured text. Its core technical innovation is a novel entity resolution approach that actively clusters and de-duplicates </w:t>
       </w:r>
       <w:r>
         <w:rPr>
           <w:rFonts w:ascii="LibertinusSerif" w:hAnsi="LibertinusSerif" w:cs="LibertinusSerif"/>
         </w:rPr>
         <w:lastRenderedPageBreak/>
-        <w:t>sparse or redundant nodes, KGGen focuses on reducing sparsity to create more concise and generalizable entities and relations</w:t>
-      </w:r>
+        <w:t xml:space="preserve">related entities during the extraction process. Unlike standard extractors that often produce sparse or redundant nodes, </w:t>
+      </w:r>
+      <w:proofErr w:type="spellStart"/>
       <w:r>
         <w:rPr>
           <w:rFonts w:ascii="LibertinusSerif" w:hAnsi="LibertinusSerif" w:cs="LibertinusSerif"/>
         </w:rPr>
+        <w:t>KGGen</w:t>
+      </w:r>
+      <w:proofErr w:type="spellEnd"/>
+      <w:r>
+        <w:rPr>
+          <w:rFonts w:ascii="LibertinusSerif" w:hAnsi="LibertinusSerif" w:cs="LibertinusSerif"/>
+        </w:rPr>
+        <w:t xml:space="preserve"> focuses on reducing sparsity to create more concise and generalizable entities and relations</w:t>
+      </w:r>
+      <w:r>
+        <w:rPr>
+          <w:rFonts w:ascii="LibertinusSerif" w:hAnsi="LibertinusSerif" w:cs="LibertinusSerif"/>
+        </w:rPr>
         <w:t>.</w:t>
       </w:r>
     </w:p>
@@ -1036,7 +1106,7 @@
     </w:p>
     <w:p>
       <w:pPr>
-        <w:pStyle w:val="Titolo1"/>
+        <w:pStyle w:val="Heading1"/>
       </w:pPr>
       <w:r>
         <w:t>Proposed Approach</w:t>
@@ -1058,7 +1128,7 @@
     </w:p>
     <w:p>
       <w:pPr>
-        <w:pStyle w:val="Paragrafoelenco"/>
+        <w:pStyle w:val="ListParagraph"/>
         <w:numPr>
           <w:ilvl w:val="0"/>
           <w:numId w:val="45"/>
@@ -1080,7 +1150,7 @@
     </w:p>
     <w:p>
       <w:pPr>
-        <w:pStyle w:val="Paragrafoelenco"/>
+        <w:pStyle w:val="ListParagraph"/>
         <w:numPr>
           <w:ilvl w:val="0"/>
           <w:numId w:val="45"/>
@@ -1119,7 +1189,7 @@
     </w:p>
     <w:p>
       <w:pPr>
-        <w:pStyle w:val="Paragrafoelenco"/>
+        <w:pStyle w:val="ListParagraph"/>
         <w:numPr>
           <w:ilvl w:val="0"/>
           <w:numId w:val="45"/>
@@ -1141,7 +1211,7 @@
     </w:p>
     <w:p>
       <w:pPr>
-        <w:pStyle w:val="Titolo2"/>
+        <w:pStyle w:val="Heading2"/>
       </w:pPr>
       <w:r>
         <w:t>Knowledge Graph Construction</w:t>
@@ -1152,11 +1222,16 @@
         <w:ind w:firstLine="0"/>
       </w:pPr>
       <w:r>
-        <w:t>The dataset comprises PDF documentation concerning the EmP</w:t>
+        <w:t xml:space="preserve">The dataset comprises PDF documentation concerning the </w:t>
+      </w:r>
+      <w:proofErr w:type="spellStart"/>
+      <w:r>
+        <w:t>EmP</w:t>
       </w:r>
       <w:r>
         <w:t>ULIA</w:t>
       </w:r>
+      <w:proofErr w:type="spellEnd"/>
       <w:r>
         <w:t xml:space="preserve"> e-procurement platform and the Italian Public Procurement Code. These documents were pre-classified by category at the source; consequently, we elected to maintain this structure by developing a distinct Knowledge Graph (KG) for each thematic area</w:t>
       </w:r>
@@ -1175,12 +1250,13 @@
     </w:p>
     <w:p>
       <w:pPr>
-        <w:pStyle w:val="Paragrafoelenco"/>
+        <w:pStyle w:val="ListParagraph"/>
         <w:numPr>
           <w:ilvl w:val="0"/>
           <w:numId w:val="46"/>
         </w:numPr>
       </w:pPr>
+      <w:proofErr w:type="spellStart"/>
       <w:r>
         <w:rPr>
           <w:b/>
@@ -1188,6 +1264,7 @@
         </w:rPr>
         <w:t>CodiceAppalti</w:t>
       </w:r>
+      <w:proofErr w:type="spellEnd"/>
       <w:r>
         <w:t xml:space="preserve">: </w:t>
       </w:r>
@@ -1197,12 +1274,13 @@
     </w:p>
     <w:p>
       <w:pPr>
-        <w:pStyle w:val="Paragrafoelenco"/>
+        <w:pStyle w:val="ListParagraph"/>
         <w:numPr>
           <w:ilvl w:val="0"/>
           <w:numId w:val="46"/>
         </w:numPr>
       </w:pPr>
+      <w:proofErr w:type="spellStart"/>
       <w:r>
         <w:rPr>
           <w:b/>
@@ -1210,22 +1288,28 @@
         </w:rPr>
         <w:t>DisciplinaDiUtilizzo</w:t>
       </w:r>
+      <w:proofErr w:type="spellEnd"/>
       <w:r>
         <w:t xml:space="preserve">: </w:t>
       </w:r>
       <w:r>
-        <w:t>This category encompasses the contractual and regulatory framework for the EmP</w:t>
+        <w:t xml:space="preserve">This category encompasses the contractual and regulatory framework for the </w:t>
+      </w:r>
+      <w:proofErr w:type="spellStart"/>
+      <w:r>
+        <w:t>EmP</w:t>
       </w:r>
       <w:r>
         <w:t>ULIA</w:t>
       </w:r>
+      <w:proofErr w:type="spellEnd"/>
       <w:r>
         <w:t xml:space="preserve"> platform itself. It outlines the legal terms, conditions for access, and the responsibilities of users (both public and private) when interacting with the digital system.</w:t>
       </w:r>
     </w:p>
     <w:p>
       <w:pPr>
-        <w:pStyle w:val="Paragrafoelenco"/>
+        <w:pStyle w:val="ListParagraph"/>
         <w:numPr>
           <w:ilvl w:val="0"/>
           <w:numId w:val="46"/>
@@ -1247,12 +1331,13 @@
     </w:p>
     <w:p>
       <w:pPr>
-        <w:pStyle w:val="Paragrafoelenco"/>
+        <w:pStyle w:val="ListParagraph"/>
         <w:numPr>
           <w:ilvl w:val="0"/>
           <w:numId w:val="46"/>
         </w:numPr>
       </w:pPr>
+      <w:proofErr w:type="spellStart"/>
       <w:r>
         <w:rPr>
           <w:b/>
@@ -1260,6 +1345,7 @@
         </w:rPr>
         <w:t>GuidePraticheOE</w:t>
       </w:r>
+      <w:proofErr w:type="spellEnd"/>
       <w:r>
         <w:t xml:space="preserve">: </w:t>
       </w:r>
@@ -1272,12 +1358,13 @@
     </w:p>
     <w:p>
       <w:pPr>
-        <w:pStyle w:val="Paragrafoelenco"/>
+        <w:pStyle w:val="ListParagraph"/>
         <w:numPr>
           <w:ilvl w:val="0"/>
           <w:numId w:val="46"/>
         </w:numPr>
       </w:pPr>
+      <w:proofErr w:type="spellStart"/>
       <w:r>
         <w:rPr>
           <w:b/>
@@ -1285,6 +1372,7 @@
         </w:rPr>
         <w:t>GuidePraticheSA</w:t>
       </w:r>
+      <w:proofErr w:type="spellEnd"/>
       <w:r>
         <w:t xml:space="preserve">: </w:t>
       </w:r>
@@ -1297,12 +1385,13 @@
     </w:p>
     <w:p>
       <w:pPr>
-        <w:pStyle w:val="Paragrafoelenco"/>
+        <w:pStyle w:val="ListParagraph"/>
         <w:numPr>
           <w:ilvl w:val="0"/>
           <w:numId w:val="46"/>
         </w:numPr>
       </w:pPr>
+      <w:proofErr w:type="spellStart"/>
       <w:r>
         <w:rPr>
           <w:b/>
@@ -1310,6 +1399,7 @@
         </w:rPr>
         <w:t>Normativa</w:t>
       </w:r>
+      <w:proofErr w:type="spellEnd"/>
       <w:r>
         <w:t xml:space="preserve">: </w:t>
       </w:r>
@@ -1328,20 +1418,41 @@
         <w:t xml:space="preserve">To </w:t>
       </w:r>
       <w:r>
-        <w:t xml:space="preserve">convert the PDF files into .txt files, we use the </w:t>
+        <w:t xml:space="preserve">convert the PDF files into .txt files, we use </w:t>
+      </w:r>
+      <w:proofErr w:type="gramStart"/>
+      <w:r>
+        <w:t xml:space="preserve">the </w:t>
       </w:r>
       <w:r>
         <w:rPr>
           <w:b/>
           <w:bCs/>
         </w:rPr>
-        <w:t>PyPDF2's PdfReader</w:t>
-      </w:r>
+        <w:t>PyPDF2</w:t>
+      </w:r>
+      <w:proofErr w:type="gramEnd"/>
       <w:r>
         <w:rPr>
           <w:b/>
           <w:bCs/>
         </w:rPr>
+        <w:t xml:space="preserve">'s </w:t>
+      </w:r>
+      <w:proofErr w:type="spellStart"/>
+      <w:r>
+        <w:rPr>
+          <w:b/>
+          <w:bCs/>
+        </w:rPr>
+        <w:t>PdfReader</w:t>
+      </w:r>
+      <w:proofErr w:type="spellEnd"/>
+      <w:r>
+        <w:rPr>
+          <w:b/>
+          <w:bCs/>
+        </w:rPr>
         <w:t xml:space="preserve"> </w:t>
       </w:r>
       <w:r>
@@ -1353,7 +1464,7 @@
     </w:p>
     <w:p>
       <w:pPr>
-        <w:pStyle w:val="Paragrafoelenco"/>
+        <w:pStyle w:val="ListParagraph"/>
         <w:numPr>
           <w:ilvl w:val="0"/>
           <w:numId w:val="47"/>
@@ -1372,7 +1483,7 @@
     </w:p>
     <w:p>
       <w:pPr>
-        <w:pStyle w:val="Paragrafoelenco"/>
+        <w:pStyle w:val="ListParagraph"/>
         <w:numPr>
           <w:ilvl w:val="0"/>
           <w:numId w:val="47"/>
@@ -1392,7 +1503,7 @@
     </w:p>
     <w:p>
       <w:pPr>
-        <w:pStyle w:val="Paragrafoelenco"/>
+        <w:pStyle w:val="ListParagraph"/>
         <w:numPr>
           <w:ilvl w:val="0"/>
           <w:numId w:val="47"/>
@@ -1411,7 +1522,7 @@
     </w:p>
     <w:p>
       <w:pPr>
-        <w:pStyle w:val="Paragrafoelenco"/>
+        <w:pStyle w:val="ListParagraph"/>
         <w:numPr>
           <w:ilvl w:val="0"/>
           <w:numId w:val="47"/>
@@ -2044,7 +2155,7 @@
     </w:p>
     <w:p>
       <w:pPr>
-        <w:pStyle w:val="Titolo2"/>
+        <w:pStyle w:val="Heading2"/>
       </w:pPr>
       <w:r>
         <w:t xml:space="preserve">Entity </w:t>
@@ -2156,6 +2267,7 @@
       <w:r>
         <w:t xml:space="preserve">This architecture mirrors the </w:t>
       </w:r>
+      <w:proofErr w:type="spellStart"/>
       <w:r>
         <w:rPr>
           <w:b/>
@@ -2163,6 +2275,7 @@
         </w:rPr>
         <w:t>BERTopic</w:t>
       </w:r>
+      <w:proofErr w:type="spellEnd"/>
       <w:r>
         <w:rPr>
           <w:b/>
@@ -2248,7 +2361,7 @@
     </w:p>
     <w:p>
       <w:pPr>
-        <w:pStyle w:val="Titolo2"/>
+        <w:pStyle w:val="Heading2"/>
       </w:pPr>
       <w:r>
         <w:t>Inference</w:t>
@@ -2261,6 +2374,7 @@
       <w:r>
         <w:t xml:space="preserve">The final stage of the pipeline employs </w:t>
       </w:r>
+      <w:proofErr w:type="spellStart"/>
       <w:r>
         <w:rPr>
           <w:b/>
@@ -2268,6 +2382,7 @@
         </w:rPr>
         <w:t>GraphRAG</w:t>
       </w:r>
+      <w:proofErr w:type="spellEnd"/>
       <w:r>
         <w:rPr>
           <w:b/>
@@ -2276,7 +2391,15 @@
         <w:t>-SDK</w:t>
       </w:r>
       <w:r>
-        <w:t xml:space="preserve"> to query the generated KGs. An orchestrator agent directs the workflow by creating execution plans and delegating tasks to category-specific sub-agents. By leveraging these specialized agents to </w:t>
+        <w:t xml:space="preserve"> to query the generated </w:t>
+      </w:r>
+      <w:proofErr w:type="spellStart"/>
+      <w:r>
+        <w:t>KGs.</w:t>
+      </w:r>
+      <w:proofErr w:type="spellEnd"/>
+      <w:r>
+        <w:t xml:space="preserve"> An orchestrator agent directs the workflow by creating execution plans and delegating tasks to category-specific sub-agents. By leveraging these specialized agents to </w:t>
       </w:r>
       <w:r>
         <w:t>traverse</w:t>
@@ -2329,7 +2452,7 @@
     </w:p>
     <w:p>
       <w:pPr>
-        <w:pStyle w:val="Titolo1"/>
+        <w:pStyle w:val="Heading1"/>
       </w:pPr>
       <w:r>
         <w:t>Evaluation</w:t>
@@ -2345,7 +2468,7 @@
     </w:p>
     <w:p>
       <w:pPr>
-        <w:pStyle w:val="Paragrafoelenco"/>
+        <w:pStyle w:val="ListParagraph"/>
         <w:numPr>
           <w:ilvl w:val="0"/>
           <w:numId w:val="50"/>
@@ -2382,7 +2505,7 @@
     </w:p>
     <w:p>
       <w:pPr>
-        <w:pStyle w:val="Paragrafoelenco"/>
+        <w:pStyle w:val="ListParagraph"/>
         <w:numPr>
           <w:ilvl w:val="0"/>
           <w:numId w:val="50"/>
@@ -2401,7 +2524,7 @@
     </w:p>
     <w:p>
       <w:pPr>
-        <w:pStyle w:val="Paragrafoelenco"/>
+        <w:pStyle w:val="ListParagraph"/>
         <w:numPr>
           <w:ilvl w:val="0"/>
           <w:numId w:val="50"/>
@@ -2420,7 +2543,7 @@
     </w:p>
     <w:p>
       <w:pPr>
-        <w:pStyle w:val="Paragrafoelenco"/>
+        <w:pStyle w:val="ListParagraph"/>
         <w:numPr>
           <w:ilvl w:val="0"/>
           <w:numId w:val="50"/>
@@ -2469,11 +2592,16 @@
         <w:t>s</w:t>
       </w:r>
       <w:r>
-        <w:t>, a baseline GPT-5-mini model using only its training data (without RAG capabilities), and the same GPT-5-mini model enhanced with web search results retrieved via Tavily</w:t>
-      </w:r>
-      <w:r>
-        <w:rPr>
-          <w:rStyle w:val="Rimandonotaapidipagina"/>
+        <w:t xml:space="preserve">, a baseline GPT-5-mini model using only its training data (without RAG capabilities), and the same GPT-5-mini model enhanced with web search results retrieved via </w:t>
+      </w:r>
+      <w:proofErr w:type="spellStart"/>
+      <w:r>
+        <w:t>Tavily</w:t>
+      </w:r>
+      <w:proofErr w:type="spellEnd"/>
+      <w:r>
+        <w:rPr>
+          <w:rStyle w:val="FootnoteReference"/>
         </w:rPr>
         <w:footnoteReference w:id="5"/>
       </w:r>
@@ -2494,7 +2622,7 @@
     </w:p>
     <w:p>
       <w:pPr>
-        <w:pStyle w:val="Titolo1"/>
+        <w:pStyle w:val="Heading1"/>
       </w:pPr>
       <w:r>
         <w:t>Results</w:t>
@@ -2502,7 +2630,7 @@
     </w:p>
     <w:p>
       <w:pPr>
-        <w:pStyle w:val="Didascalia"/>
+        <w:pStyle w:val="Caption"/>
         <w:keepNext/>
       </w:pPr>
       <w:r>
@@ -2605,7 +2733,7 @@
     </w:p>
     <w:p>
       <w:pPr>
-        <w:pStyle w:val="Didascalia"/>
+        <w:pStyle w:val="Caption"/>
         <w:keepNext/>
       </w:pPr>
       <w:r>
@@ -2626,7 +2754,10 @@
         <w:t xml:space="preserve">GPT-5-mini with </w:t>
       </w:r>
       <w:r>
-        <w:t xml:space="preserve">WEB </w:t>
+        <w:t>web</w:t>
+      </w:r>
+      <w:r>
+        <w:t xml:space="preserve"> </w:t>
       </w:r>
       <w:r>
         <w:t>results</w:t>
@@ -2713,7 +2844,7 @@
     <w:p/>
     <w:p>
       <w:pPr>
-        <w:pStyle w:val="Didascalia"/>
+        <w:pStyle w:val="Caption"/>
         <w:keepNext/>
       </w:pPr>
       <w:r>
@@ -2822,7 +2953,7 @@
     <w:p/>
     <w:p>
       <w:pPr>
-        <w:pStyle w:val="Titolo1"/>
+        <w:pStyle w:val="Heading1"/>
       </w:pPr>
       <w:r>
         <w:t>Conclusion and limitations</w:t>
@@ -2843,11 +2974,16 @@
         <w:t>improvement in LLM accuracy</w:t>
       </w:r>
       <w:r>
-        <w:t xml:space="preserve"> when addressing highly domain-specific queries. Despite these gains, the 63% accuracy achieved in the EmP</w:t>
+        <w:t xml:space="preserve"> when addressing highly domain-specific queries. Despite these gains, the 63% accuracy achieved in the </w:t>
+      </w:r>
+      <w:proofErr w:type="spellStart"/>
+      <w:r>
+        <w:t>EmP</w:t>
       </w:r>
       <w:r>
         <w:t>ULIA</w:t>
       </w:r>
+      <w:proofErr w:type="spellEnd"/>
       <w:r>
         <w:t xml:space="preserve"> case study remains </w:t>
       </w:r>
@@ -2864,7 +3000,15 @@
         <w:t>the regex</w:t>
       </w:r>
       <w:r>
-        <w:t xml:space="preserve"> corrections. Furthermore, the GuidePratiche documents contain numerous images, resulting in fragmented text that lacks critical visual information.</w:t>
+        <w:t xml:space="preserve"> corrections. Furthermore, the </w:t>
+      </w:r>
+      <w:proofErr w:type="spellStart"/>
+      <w:r>
+        <w:t>GuidePratiche</w:t>
+      </w:r>
+      <w:proofErr w:type="spellEnd"/>
+      <w:r>
+        <w:t xml:space="preserve"> documents contain numerous images, resulting in fragmented text that lacks critical visual information.</w:t>
       </w:r>
     </w:p>
     <w:p/>
@@ -2907,7 +3051,23 @@
         <w:pStyle w:val="reference"/>
       </w:pPr>
       <w:r>
-        <w:t>Agrawal, G., Kumarage, T., Alghamdi, Z., &amp; Liu, H. (2024). Can Knowledge Graphs Reduce Hallucinations in LLMs?: A Survey. arXiv preprint arXiv:2404.14446</w:t>
+        <w:t xml:space="preserve">Agrawal, G., Kumarage, T., Alghamdi, Z., &amp; Liu, H. (2024). Can Knowledge Graphs Reduce Hallucinations in </w:t>
+      </w:r>
+      <w:proofErr w:type="gramStart"/>
+      <w:r>
+        <w:t>LLMs?:</w:t>
+      </w:r>
+      <w:proofErr w:type="gramEnd"/>
+      <w:r>
+        <w:t xml:space="preserve"> A Survey. </w:t>
+      </w:r>
+      <w:proofErr w:type="spellStart"/>
+      <w:r>
+        <w:t>arXiv</w:t>
+      </w:r>
+      <w:proofErr w:type="spellEnd"/>
+      <w:r>
+        <w:t xml:space="preserve"> preprint arXiv:2404.14446</w:t>
       </w:r>
       <w:r>
         <w:t>.</w:t>
@@ -2918,7 +3078,23 @@
         <w:pStyle w:val="reference"/>
       </w:pPr>
       <w:r>
-        <w:t>Edge, D., Trinh, H., Cheng, N., Bradley, J., Chao, A., Mody, A., Truitt, S., Metropolitansky, D., Ness, R. O., &amp; Larson, J. (2024). From Local to Global: A Graph RAG Approach to Query-Focused Summarization. arXiv preprint arXiv:2404.16130.</w:t>
+        <w:t xml:space="preserve">Edge, D., Trinh, H., Cheng, N., Bradley, J., Chao, A., Mody, A., Truitt, S., </w:t>
+      </w:r>
+      <w:proofErr w:type="spellStart"/>
+      <w:r>
+        <w:t>Metropolitansky</w:t>
+      </w:r>
+      <w:proofErr w:type="spellEnd"/>
+      <w:r>
+        <w:t xml:space="preserve">, D., Ness, R. O., &amp; Larson, J. (2024). From Local to Global: A Graph RAG Approach to Query-Focused Summarization. </w:t>
+      </w:r>
+      <w:proofErr w:type="spellStart"/>
+      <w:r>
+        <w:t>arXiv</w:t>
+      </w:r>
+      <w:proofErr w:type="spellEnd"/>
+      <w:r>
+        <w:t xml:space="preserve"> preprint arXiv:2404.16130.</w:t>
       </w:r>
     </w:p>
     <w:p>
@@ -2926,7 +3102,47 @@
         <w:pStyle w:val="reference"/>
       </w:pPr>
       <w:r>
-        <w:t>Mo, B., Yu, K., Kazdan, J., Cabezas, J., Mpala, P., Yu, L., Cundy, C., Kanatsoulis, C., &amp; Koyejo, S. (2024). KGGen: Extracting Knowledge Graphs from Plain Text with Language Models. arXiv preprint arXiv:2410.12154.</w:t>
+        <w:t xml:space="preserve">Mo, B., Yu, K., </w:t>
+      </w:r>
+      <w:proofErr w:type="spellStart"/>
+      <w:r>
+        <w:t>Kazdan</w:t>
+      </w:r>
+      <w:proofErr w:type="spellEnd"/>
+      <w:r>
+        <w:t xml:space="preserve">, J., Cabezas, J., Mpala, P., Yu, L., Cundy, C., </w:t>
+      </w:r>
+      <w:proofErr w:type="spellStart"/>
+      <w:r>
+        <w:t>Kanatsoulis</w:t>
+      </w:r>
+      <w:proofErr w:type="spellEnd"/>
+      <w:r>
+        <w:t xml:space="preserve">, C., &amp; </w:t>
+      </w:r>
+      <w:proofErr w:type="spellStart"/>
+      <w:r>
+        <w:t>Koyejo</w:t>
+      </w:r>
+      <w:proofErr w:type="spellEnd"/>
+      <w:r>
+        <w:t xml:space="preserve">, S. (2024). </w:t>
+      </w:r>
+      <w:proofErr w:type="spellStart"/>
+      <w:r>
+        <w:t>KGGen</w:t>
+      </w:r>
+      <w:proofErr w:type="spellEnd"/>
+      <w:r>
+        <w:t xml:space="preserve">: Extracting Knowledge Graphs from Plain Text with Language Models. </w:t>
+      </w:r>
+      <w:proofErr w:type="spellStart"/>
+      <w:r>
+        <w:t>arXiv</w:t>
+      </w:r>
+      <w:proofErr w:type="spellEnd"/>
+      <w:r>
+        <w:t xml:space="preserve"> preprint arXiv:2410.12154.</w:t>
       </w:r>
     </w:p>
     <w:p>
@@ -2947,7 +3163,15 @@
         <w:pStyle w:val="reference"/>
       </w:pPr>
       <w:r>
-        <w:t>H. Bian, "LLM-Empowered Knowledge Graph Construction: A Survey," Xidian University, Xi’an, China, Tech. Rep., 2024.</w:t>
+        <w:t xml:space="preserve">H. Bian, "LLM-Empowered Knowledge Graph Construction: A Survey," </w:t>
+      </w:r>
+      <w:proofErr w:type="spellStart"/>
+      <w:r>
+        <w:t>Xidian</w:t>
+      </w:r>
+      <w:proofErr w:type="spellEnd"/>
+      <w:r>
+        <w:t xml:space="preserve"> University, Xi’an, China, Tech. Rep., 2024.</w:t>
       </w:r>
     </w:p>
     <w:p>
@@ -2955,7 +3179,23 @@
         <w:pStyle w:val="reference"/>
       </w:pPr>
       <w:r>
-        <w:t>M. Grootendorst, "BERTopic: Neural topic modeling with a class-based TF-IDF procedure," arXiv preprint arXiv:2203.05794, 2022.</w:t>
+        <w:t>M. Grootendorst, "</w:t>
+      </w:r>
+      <w:proofErr w:type="spellStart"/>
+      <w:r>
+        <w:t>BERTopic</w:t>
+      </w:r>
+      <w:proofErr w:type="spellEnd"/>
+      <w:r>
+        <w:t xml:space="preserve">: Neural topic modeling with a class-based TF-IDF procedure," </w:t>
+      </w:r>
+      <w:proofErr w:type="spellStart"/>
+      <w:r>
+        <w:t>arXiv</w:t>
+      </w:r>
+      <w:proofErr w:type="spellEnd"/>
+      <w:r>
+        <w:t xml:space="preserve"> preprint arXiv:2203.05794, 2022.</w:t>
       </w:r>
     </w:p>
     <w:p>
@@ -3028,37 +3268,50 @@
   <w:footnote w:id="2">
     <w:p>
       <w:pPr>
-        <w:pStyle w:val="Testonotaapidipagina"/>
-      </w:pPr>
-      <w:r>
-        <w:rPr>
-          <w:rStyle w:val="Rimandonotaapidipagina"/>
+        <w:pStyle w:val="FootnoteText"/>
+      </w:pPr>
+      <w:r>
+        <w:rPr>
+          <w:rStyle w:val="FootnoteReference"/>
         </w:rPr>
         <w:footnoteRef/>
       </w:r>
       <w:r>
         <w:t xml:space="preserve"> </w:t>
       </w:r>
-      <w:r>
-        <w:t xml:space="preserve">EmPULIA is the official regional purchasing center and e-procurement platform for the </w:t>
+      <w:proofErr w:type="spellStart"/>
+      <w:r>
+        <w:t>EmPULIA</w:t>
+      </w:r>
+      <w:proofErr w:type="spellEnd"/>
+      <w:r>
+        <w:t xml:space="preserve"> is the official regional purchasing center and e-procurement platform for the </w:t>
       </w:r>
       <w:r>
         <w:t>Apulia</w:t>
       </w:r>
       <w:r>
-        <w:t xml:space="preserve"> Region in Italy, managed by InnovaPuglia S.p.A.</w:t>
+        <w:t xml:space="preserve"> Region in Italy, managed by </w:t>
+      </w:r>
+      <w:proofErr w:type="spellStart"/>
+      <w:r>
+        <w:t>InnovaPuglia</w:t>
+      </w:r>
+      <w:proofErr w:type="spellEnd"/>
+      <w:r>
+        <w:t xml:space="preserve"> S.p.A.</w:t>
       </w:r>
     </w:p>
   </w:footnote>
   <w:footnote w:id="3">
     <w:p>
       <w:pPr>
-        <w:pStyle w:val="Testonotaapidipagina"/>
+        <w:pStyle w:val="FootnoteText"/>
       </w:pPr>
     </w:p>
     <w:tbl>
       <w:tblPr>
-        <w:tblStyle w:val="Grigliatabella"/>
+        <w:tblStyle w:val="TableGrid"/>
         <w:tblW w:w="8472" w:type="dxa"/>
         <w:tblInd w:w="-108" w:type="dxa"/>
         <w:tblBorders>
@@ -3086,7 +3339,7 @@
           </w:tcPr>
           <w:p>
             <w:pPr>
-              <w:pStyle w:val="Testonotaapidipagina"/>
+              <w:pStyle w:val="FootnoteText"/>
             </w:pPr>
             <w:r>
               <w:rPr>
@@ -3161,21 +3414,21 @@
     </w:tbl>
     <w:p>
       <w:pPr>
-        <w:pStyle w:val="Testonotaapidipagina"/>
+        <w:pStyle w:val="FootnoteText"/>
       </w:pPr>
     </w:p>
   </w:footnote>
   <w:footnote w:id="4">
     <w:p>
       <w:pPr>
-        <w:pStyle w:val="Testonotaapidipagina"/>
+        <w:pStyle w:val="FootnoteText"/>
         <w:rPr>
           <w:lang w:val="en-GB"/>
         </w:rPr>
       </w:pPr>
       <w:r>
         <w:rPr>
-          <w:rStyle w:val="Rimandonotaapidipagina"/>
+          <w:rStyle w:val="FootnoteReference"/>
         </w:rPr>
         <w:footnoteRef/>
       </w:r>
@@ -3190,22 +3443,27 @@
   <w:footnote w:id="5">
     <w:p>
       <w:pPr>
-        <w:pStyle w:val="Testonotaapidipagina"/>
-        <w:rPr>
-          <w:lang w:val="it-IT"/>
-        </w:rPr>
-      </w:pPr>
-      <w:r>
-        <w:rPr>
-          <w:rStyle w:val="Rimandonotaapidipagina"/>
+        <w:pStyle w:val="FootnoteText"/>
+        <w:rPr>
+          <w:lang w:val="en-GB"/>
+        </w:rPr>
+      </w:pPr>
+      <w:r>
+        <w:rPr>
+          <w:rStyle w:val="FootnoteReference"/>
         </w:rPr>
         <w:footnoteRef/>
       </w:r>
       <w:r>
         <w:t xml:space="preserve"> </w:t>
       </w:r>
-      <w:r>
-        <w:t xml:space="preserve">Tavily is a specialized </w:t>
+      <w:proofErr w:type="spellStart"/>
+      <w:r>
+        <w:t>Tavily</w:t>
+      </w:r>
+      <w:proofErr w:type="spellEnd"/>
+      <w:r>
+        <w:t xml:space="preserve"> is a specialized </w:t>
       </w:r>
       <w:r>
         <w:t>web</w:t>
@@ -3247,7 +3505,7 @@
         <v:path o:extrusionok="f" gradientshapeok="t" o:connecttype="rect"/>
         <o:lock v:ext="edit" aspectratio="t"/>
       </v:shapetype>
-      <v:shape id="_x0000_i1025" type="#_x0000_t75" alt="A picture containing sketch, black, black and white, diagram&#10;&#10;&#10;&#10;&#10;&#10;&#10;&#10;&#10;&#10;&#10;&#10;&#10;&#10;&#10;&#10;&#10;&#10;&#10;&#10;Description automatically generated" style="width:126.15pt;height:125.55pt;visibility:visible;mso-wrap-style:square" o:bullet="t">
+      <v:shape id="_x0000_i1025" type="#_x0000_t75" alt="A picture containing sketch, black, black and white, diagram&#10;&#10;&#10;&#10;&#10;&#10;&#10;&#10;&#10;&#10;&#10;&#10;&#10;&#10;&#10;&#10;&#10;&#10;&#10;&#10;Description automatically generated" style="width:126pt;height:125.45pt;visibility:visible;mso-wrap-style:square" o:bullet="t">
         <v:imagedata r:id="rId1" o:title="A picture containing sketch, black, black and white, diagram&#10;&#10;&#10;&#10;&#10;&#10;&#10;&#10;&#10;&#10;&#10;&#10;&#10;&#10;&#10;&#10;&#10;&#10;&#10;&#10;Description automatically generated"/>
       </v:shape>
     </w:pict>
@@ -5176,7 +5434,7 @@
     <w:lvl w:ilvl="0">
       <w:start w:val="1"/>
       <w:numFmt w:val="decimal"/>
-      <w:pStyle w:val="Titolo1"/>
+      <w:pStyle w:val="Heading1"/>
       <w:suff w:val="space"/>
       <w:lvlText w:val="%1."/>
       <w:lvlJc w:val="left"/>
@@ -5190,7 +5448,7 @@
     <w:lvl w:ilvl="1">
       <w:start w:val="1"/>
       <w:numFmt w:val="decimal"/>
-      <w:pStyle w:val="Titolo2"/>
+      <w:pStyle w:val="Heading2"/>
       <w:suff w:val="space"/>
       <w:lvlText w:val="%1.%2."/>
       <w:lvlJc w:val="left"/>
@@ -5204,7 +5462,7 @@
     <w:lvl w:ilvl="2">
       <w:start w:val="1"/>
       <w:numFmt w:val="decimal"/>
-      <w:pStyle w:val="Titolo3"/>
+      <w:pStyle w:val="Heading3"/>
       <w:suff w:val="space"/>
       <w:lvlText w:val="%1.%2.%3."/>
       <w:lvlJc w:val="left"/>
@@ -5218,7 +5476,7 @@
     <w:lvl w:ilvl="3">
       <w:start w:val="1"/>
       <w:numFmt w:val="decimal"/>
-      <w:pStyle w:val="Titolo4"/>
+      <w:pStyle w:val="Heading4"/>
       <w:suff w:val="space"/>
       <w:lvlText w:val="%1.%2.%3.%4."/>
       <w:lvlJc w:val="left"/>
@@ -6868,7 +7126,7 @@
     <w:lsdException w:name="Unresolved Mention" w:semiHidden="1" w:unhideWhenUsed="1"/>
     <w:lsdException w:name="Smart Link" w:semiHidden="1" w:unhideWhenUsed="1"/>
   </w:latentStyles>
-  <w:style w:type="paragraph" w:default="1" w:styleId="Normale">
+  <w:style w:type="paragraph" w:default="1" w:styleId="Normal">
     <w:name w:val="Normal"/>
     <w:qFormat/>
     <w:rsid w:val="00A53114"/>
@@ -6885,11 +7143,11 @@
       <w:lang w:eastAsia="en-GB"/>
     </w:rPr>
   </w:style>
-  <w:style w:type="paragraph" w:styleId="Titolo1">
+  <w:style w:type="paragraph" w:styleId="Heading1">
     <w:name w:val="heading 1"/>
-    <w:basedOn w:val="Paragrafoelenco"/>
-    <w:next w:val="Normale"/>
-    <w:link w:val="Titolo1Carattere"/>
+    <w:basedOn w:val="ListParagraph"/>
+    <w:next w:val="Normal"/>
+    <w:link w:val="Heading1Char"/>
     <w:uiPriority w:val="9"/>
     <w:qFormat/>
     <w:rsid w:val="007F4D8B"/>
@@ -6910,11 +7168,11 @@
       <w:szCs w:val="28"/>
     </w:rPr>
   </w:style>
-  <w:style w:type="paragraph" w:styleId="Titolo2">
+  <w:style w:type="paragraph" w:styleId="Heading2">
     <w:name w:val="heading 2"/>
-    <w:basedOn w:val="Titolo1"/>
-    <w:next w:val="Normale"/>
-    <w:link w:val="Titolo2Carattere"/>
+    <w:basedOn w:val="Heading1"/>
+    <w:next w:val="Normal"/>
+    <w:link w:val="Heading2Char"/>
     <w:uiPriority w:val="9"/>
     <w:unhideWhenUsed/>
     <w:qFormat/>
@@ -6932,11 +7190,11 @@
       <w:szCs w:val="24"/>
     </w:rPr>
   </w:style>
-  <w:style w:type="paragraph" w:styleId="Titolo3">
+  <w:style w:type="paragraph" w:styleId="Heading3">
     <w:name w:val="heading 3"/>
-    <w:basedOn w:val="Titolo2"/>
-    <w:next w:val="Normale"/>
-    <w:link w:val="Titolo3Carattere"/>
+    <w:basedOn w:val="Heading2"/>
+    <w:next w:val="Normal"/>
+    <w:link w:val="Heading3Char"/>
     <w:uiPriority w:val="9"/>
     <w:unhideWhenUsed/>
     <w:qFormat/>
@@ -6949,11 +7207,11 @@
       <w:outlineLvl w:val="2"/>
     </w:pPr>
   </w:style>
-  <w:style w:type="paragraph" w:styleId="Titolo4">
+  <w:style w:type="paragraph" w:styleId="Heading4">
     <w:name w:val="heading 4"/>
-    <w:basedOn w:val="Titolo3"/>
-    <w:next w:val="Normale"/>
-    <w:link w:val="Titolo4Carattere"/>
+    <w:basedOn w:val="Heading3"/>
+    <w:next w:val="Normal"/>
+    <w:link w:val="Heading4Char"/>
     <w:autoRedefine/>
     <w:uiPriority w:val="9"/>
     <w:semiHidden/>
@@ -6973,12 +7231,13 @@
       <w:color w:val="000000" w:themeColor="text1"/>
     </w:rPr>
   </w:style>
-  <w:style w:type="character" w:default="1" w:styleId="Carpredefinitoparagrafo">
+  <w:style w:type="character" w:default="1" w:styleId="DefaultParagraphFont">
     <w:name w:val="Default Paragraph Font"/>
     <w:uiPriority w:val="1"/>
+    <w:semiHidden/>
     <w:unhideWhenUsed/>
   </w:style>
-  <w:style w:type="table" w:default="1" w:styleId="Tabellanormale">
+  <w:style w:type="table" w:default="1" w:styleId="TableNormal">
     <w:name w:val="Normal Table"/>
     <w:uiPriority w:val="99"/>
     <w:semiHidden/>
@@ -6993,7 +7252,7 @@
       </w:tblCellMar>
     </w:tblPr>
   </w:style>
-  <w:style w:type="numbering" w:default="1" w:styleId="Nessunelenco">
+  <w:style w:type="numbering" w:default="1" w:styleId="NoList">
     <w:name w:val="No List"/>
     <w:uiPriority w:val="99"/>
     <w:semiHidden/>
@@ -7001,7 +7260,7 @@
   </w:style>
   <w:style w:type="paragraph" w:customStyle="1" w:styleId="reference">
     <w:name w:val="reference"/>
-    <w:basedOn w:val="Normale"/>
+    <w:basedOn w:val="Normal"/>
     <w:qFormat/>
     <w:rsid w:val="004F428B"/>
     <w:pPr>
@@ -7011,9 +7270,9 @@
       <w:ind w:left="426" w:hanging="426"/>
     </w:pPr>
   </w:style>
-  <w:style w:type="paragraph" w:styleId="Testonotaapidipagina">
+  <w:style w:type="paragraph" w:styleId="FootnoteText">
     <w:name w:val="footnote text"/>
-    <w:link w:val="TestonotaapidipaginaCarattere"/>
+    <w:link w:val="FootnoteTextChar"/>
     <w:uiPriority w:val="99"/>
     <w:unhideWhenUsed/>
     <w:rsid w:val="00527EF1"/>
@@ -7024,10 +7283,10 @@
       <w:lang w:eastAsia="en-GB"/>
     </w:rPr>
   </w:style>
-  <w:style w:type="character" w:customStyle="1" w:styleId="TestonotaapidipaginaCarattere">
-    <w:name w:val="Testo nota a piè di pagina Carattere"/>
-    <w:basedOn w:val="Carpredefinitoparagrafo"/>
-    <w:link w:val="Testonotaapidipagina"/>
+  <w:style w:type="character" w:customStyle="1" w:styleId="FootnoteTextChar">
+    <w:name w:val="Footnote Text Char"/>
+    <w:basedOn w:val="DefaultParagraphFont"/>
+    <w:link w:val="FootnoteText"/>
     <w:uiPriority w:val="99"/>
     <w:rsid w:val="00527EF1"/>
     <w:rPr>
@@ -7037,9 +7296,9 @@
       <w:lang w:eastAsia="en-GB"/>
     </w:rPr>
   </w:style>
-  <w:style w:type="character" w:styleId="Rimandonotaapidipagina">
+  <w:style w:type="character" w:styleId="FootnoteReference">
     <w:name w:val="footnote reference"/>
-    <w:basedOn w:val="Carpredefinitoparagrafo"/>
+    <w:basedOn w:val="DefaultParagraphFont"/>
     <w:uiPriority w:val="99"/>
     <w:semiHidden/>
     <w:unhideWhenUsed/>
@@ -7048,9 +7307,9 @@
       <w:vertAlign w:val="superscript"/>
     </w:rPr>
   </w:style>
-  <w:style w:type="table" w:styleId="Grigliatabella">
+  <w:style w:type="table" w:styleId="TableGrid">
     <w:name w:val="Table Grid"/>
-    <w:basedOn w:val="Tabellanormale"/>
+    <w:basedOn w:val="TableNormal"/>
     <w:uiPriority w:val="39"/>
     <w:rsid w:val="00520F5C"/>
     <w:tblPr>
@@ -7066,7 +7325,7 @@
   </w:style>
   <w:style w:type="paragraph" w:customStyle="1" w:styleId="Numberedlist">
     <w:name w:val="Numbered list"/>
-    <w:basedOn w:val="Normale"/>
+    <w:basedOn w:val="Normal"/>
     <w:qFormat/>
     <w:rsid w:val="00E638B3"/>
     <w:pPr>
@@ -7076,10 +7335,10 @@
       <w:spacing w:before="240"/>
     </w:pPr>
   </w:style>
-  <w:style w:type="character" w:customStyle="1" w:styleId="Titolo1Carattere">
-    <w:name w:val="Titolo 1 Carattere"/>
-    <w:basedOn w:val="Carpredefinitoparagrafo"/>
-    <w:link w:val="Titolo1"/>
+  <w:style w:type="character" w:customStyle="1" w:styleId="Heading1Char">
+    <w:name w:val="Heading 1 Char"/>
+    <w:basedOn w:val="DefaultParagraphFont"/>
+    <w:link w:val="Heading1"/>
     <w:uiPriority w:val="9"/>
     <w:rsid w:val="007F4D8B"/>
     <w:rPr>
@@ -7091,11 +7350,11 @@
       <w:lang w:eastAsia="en-GB"/>
     </w:rPr>
   </w:style>
-  <w:style w:type="paragraph" w:styleId="Titolo">
+  <w:style w:type="paragraph" w:styleId="Title">
     <w:name w:val="Title"/>
-    <w:basedOn w:val="Normale"/>
-    <w:next w:val="Normale"/>
-    <w:link w:val="TitoloCarattere"/>
+    <w:basedOn w:val="Normal"/>
+    <w:next w:val="Normal"/>
+    <w:link w:val="TitleChar"/>
     <w:uiPriority w:val="10"/>
     <w:qFormat/>
     <w:rsid w:val="004465BF"/>
@@ -7112,10 +7371,10 @@
       <w:szCs w:val="34"/>
     </w:rPr>
   </w:style>
-  <w:style w:type="character" w:customStyle="1" w:styleId="TitoloCarattere">
-    <w:name w:val="Titolo Carattere"/>
-    <w:basedOn w:val="Carpredefinitoparagrafo"/>
-    <w:link w:val="Titolo"/>
+  <w:style w:type="character" w:customStyle="1" w:styleId="TitleChar">
+    <w:name w:val="Title Char"/>
+    <w:basedOn w:val="DefaultParagraphFont"/>
+    <w:link w:val="Title"/>
     <w:uiPriority w:val="10"/>
     <w:rsid w:val="004465BF"/>
     <w:rPr>
@@ -7188,7 +7447,7 @@
   </w:style>
   <w:style w:type="paragraph" w:customStyle="1" w:styleId="AuthorFirstName">
     <w:name w:val="Author First Name"/>
-    <w:basedOn w:val="Normale"/>
+    <w:basedOn w:val="Normal"/>
     <w:link w:val="AuthorFirstNameChar"/>
     <w:qFormat/>
     <w:rsid w:val="007566E6"/>
@@ -7203,10 +7462,10 @@
       <w:szCs w:val="24"/>
     </w:rPr>
   </w:style>
-  <w:style w:type="character" w:customStyle="1" w:styleId="Titolo2Carattere">
-    <w:name w:val="Titolo 2 Carattere"/>
-    <w:basedOn w:val="Carpredefinitoparagrafo"/>
-    <w:link w:val="Titolo2"/>
+  <w:style w:type="character" w:customStyle="1" w:styleId="Heading2Char">
+    <w:name w:val="Heading 2 Char"/>
+    <w:basedOn w:val="DefaultParagraphFont"/>
+    <w:link w:val="Heading2"/>
     <w:uiPriority w:val="9"/>
     <w:rsid w:val="00B87BA8"/>
     <w:rPr>
@@ -7218,7 +7477,7 @@
   </w:style>
   <w:style w:type="paragraph" w:customStyle="1" w:styleId="Tablenumber">
     <w:name w:val="Table number"/>
-    <w:basedOn w:val="Normale"/>
+    <w:basedOn w:val="Normal"/>
     <w:next w:val="Tablecaption"/>
     <w:qFormat/>
     <w:rsid w:val="007B027A"/>
@@ -7234,7 +7493,7 @@
   </w:style>
   <w:style w:type="paragraph" w:customStyle="1" w:styleId="Tablecaption">
     <w:name w:val="Table caption"/>
-    <w:basedOn w:val="Normale"/>
+    <w:basedOn w:val="Normal"/>
     <w:qFormat/>
     <w:rsid w:val="00B74D81"/>
     <w:pPr>
@@ -7247,7 +7506,7 @@
   </w:style>
   <w:style w:type="numbering" w:styleId="111111">
     <w:name w:val="Outline List 2"/>
-    <w:basedOn w:val="Nessunelenco"/>
+    <w:basedOn w:val="NoList"/>
     <w:uiPriority w:val="99"/>
     <w:semiHidden/>
     <w:unhideWhenUsed/>
@@ -7260,7 +7519,7 @@
   </w:style>
   <w:style w:type="table" w:customStyle="1" w:styleId="Style1">
     <w:name w:val="Style1"/>
-    <w:basedOn w:val="Tabellanormale"/>
+    <w:basedOn w:val="TableNormal"/>
     <w:uiPriority w:val="99"/>
     <w:rsid w:val="00DF0DD6"/>
     <w:rPr>
@@ -7270,7 +7529,7 @@
   </w:style>
   <w:style w:type="paragraph" w:customStyle="1" w:styleId="Figure">
     <w:name w:val="Figure"/>
-    <w:basedOn w:val="Normale"/>
+    <w:basedOn w:val="Normal"/>
     <w:next w:val="Figurenumber"/>
     <w:qFormat/>
     <w:rsid w:val="007E0311"/>
@@ -7286,8 +7545,8 @@
   </w:style>
   <w:style w:type="paragraph" w:customStyle="1" w:styleId="Figurenumber">
     <w:name w:val="Figure number"/>
-    <w:basedOn w:val="Normale"/>
-    <w:next w:val="Normale"/>
+    <w:basedOn w:val="Normal"/>
+    <w:next w:val="Normal"/>
     <w:link w:val="FigurenumberChar"/>
     <w:qFormat/>
     <w:rsid w:val="00B07392"/>
@@ -7300,7 +7559,7 @@
       <w:b/>
     </w:rPr>
   </w:style>
-  <w:style w:type="character" w:styleId="Collegamentoipertestuale">
+  <w:style w:type="character" w:styleId="Hyperlink">
     <w:name w:val="Hyperlink"/>
     <w:uiPriority w:val="99"/>
     <w:unhideWhenUsed/>
@@ -7312,9 +7571,9 @@
       <w:color w:val="2F4E4F"/>
     </w:rPr>
   </w:style>
-  <w:style w:type="character" w:styleId="Testosegnaposto">
+  <w:style w:type="character" w:styleId="PlaceholderText">
     <w:name w:val="Placeholder Text"/>
-    <w:basedOn w:val="Carpredefinitoparagrafo"/>
+    <w:basedOn w:val="DefaultParagraphFont"/>
     <w:uiPriority w:val="99"/>
     <w:semiHidden/>
     <w:rsid w:val="00DF0DD6"/>
@@ -7322,10 +7581,10 @@
       <w:color w:val="808080"/>
     </w:rPr>
   </w:style>
-  <w:style w:type="paragraph" w:styleId="Didascalia">
+  <w:style w:type="paragraph" w:styleId="Caption">
     <w:name w:val="caption"/>
-    <w:basedOn w:val="Normale"/>
-    <w:next w:val="Normale"/>
+    <w:basedOn w:val="Normal"/>
+    <w:next w:val="Normal"/>
     <w:uiPriority w:val="35"/>
     <w:unhideWhenUsed/>
     <w:qFormat/>
@@ -7341,10 +7600,10 @@
       <w:szCs w:val="18"/>
     </w:rPr>
   </w:style>
-  <w:style w:type="character" w:customStyle="1" w:styleId="Titolo3Carattere">
-    <w:name w:val="Titolo 3 Carattere"/>
-    <w:basedOn w:val="Carpredefinitoparagrafo"/>
-    <w:link w:val="Titolo3"/>
+  <w:style w:type="character" w:customStyle="1" w:styleId="Heading3Char">
+    <w:name w:val="Heading 3 Char"/>
+    <w:basedOn w:val="DefaultParagraphFont"/>
+    <w:link w:val="Heading3"/>
     <w:uiPriority w:val="9"/>
     <w:rsid w:val="00B87BA8"/>
     <w:rPr>
@@ -7354,9 +7613,9 @@
       <w:lang w:eastAsia="en-GB"/>
     </w:rPr>
   </w:style>
-  <w:style w:type="paragraph" w:styleId="NormaleWeb">
+  <w:style w:type="paragraph" w:styleId="NormalWeb">
     <w:name w:val="Normal (Web)"/>
-    <w:basedOn w:val="Normale"/>
+    <w:basedOn w:val="Normal"/>
     <w:uiPriority w:val="99"/>
     <w:unhideWhenUsed/>
     <w:rsid w:val="00DD4755"/>
@@ -7375,9 +7634,9 @@
       </w:numPr>
     </w:pPr>
   </w:style>
-  <w:style w:type="paragraph" w:styleId="Paragrafoelenco">
+  <w:style w:type="paragraph" w:styleId="ListParagraph">
     <w:name w:val="List Paragraph"/>
-    <w:basedOn w:val="Normale"/>
+    <w:basedOn w:val="Normal"/>
     <w:uiPriority w:val="34"/>
     <w:qFormat/>
     <w:rsid w:val="005B0EC6"/>
@@ -7437,10 +7696,10 @@
       <w:lang w:eastAsia="en-GB"/>
     </w:rPr>
   </w:style>
-  <w:style w:type="paragraph" w:styleId="Intestazione">
+  <w:style w:type="paragraph" w:styleId="Header">
     <w:name w:val="header"/>
-    <w:basedOn w:val="Normale"/>
-    <w:link w:val="IntestazioneCarattere"/>
+    <w:basedOn w:val="Normal"/>
+    <w:link w:val="HeaderChar"/>
     <w:uiPriority w:val="99"/>
     <w:unhideWhenUsed/>
     <w:rsid w:val="005548CE"/>
@@ -7451,10 +7710,10 @@
       </w:tabs>
     </w:pPr>
   </w:style>
-  <w:style w:type="character" w:customStyle="1" w:styleId="IntestazioneCarattere">
-    <w:name w:val="Intestazione Carattere"/>
-    <w:basedOn w:val="Carpredefinitoparagrafo"/>
-    <w:link w:val="Intestazione"/>
+  <w:style w:type="character" w:customStyle="1" w:styleId="HeaderChar">
+    <w:name w:val="Header Char"/>
+    <w:basedOn w:val="DefaultParagraphFont"/>
+    <w:link w:val="Header"/>
     <w:uiPriority w:val="99"/>
     <w:rsid w:val="005548CE"/>
     <w:rPr>
@@ -7464,10 +7723,10 @@
       <w:lang w:eastAsia="en-GB"/>
     </w:rPr>
   </w:style>
-  <w:style w:type="paragraph" w:styleId="Pidipagina">
+  <w:style w:type="paragraph" w:styleId="Footer">
     <w:name w:val="footer"/>
-    <w:basedOn w:val="Normale"/>
-    <w:link w:val="PidipaginaCarattere"/>
+    <w:basedOn w:val="Normal"/>
+    <w:link w:val="FooterChar"/>
     <w:uiPriority w:val="99"/>
     <w:unhideWhenUsed/>
     <w:rsid w:val="005548CE"/>
@@ -7478,10 +7737,10 @@
       </w:tabs>
     </w:pPr>
   </w:style>
-  <w:style w:type="character" w:customStyle="1" w:styleId="PidipaginaCarattere">
-    <w:name w:val="Piè di pagina Carattere"/>
-    <w:basedOn w:val="Carpredefinitoparagrafo"/>
-    <w:link w:val="Pidipagina"/>
+  <w:style w:type="character" w:customStyle="1" w:styleId="FooterChar">
+    <w:name w:val="Footer Char"/>
+    <w:basedOn w:val="DefaultParagraphFont"/>
+    <w:link w:val="Footer"/>
     <w:uiPriority w:val="99"/>
     <w:rsid w:val="005548CE"/>
     <w:rPr>
@@ -7491,9 +7750,9 @@
       <w:lang w:eastAsia="en-GB"/>
     </w:rPr>
   </w:style>
-  <w:style w:type="character" w:styleId="Menzionenonrisolta">
+  <w:style w:type="character" w:styleId="UnresolvedMention">
     <w:name w:val="Unresolved Mention"/>
-    <w:basedOn w:val="Carpredefinitoparagrafo"/>
+    <w:basedOn w:val="DefaultParagraphFont"/>
     <w:uiPriority w:val="99"/>
     <w:semiHidden/>
     <w:unhideWhenUsed/>
@@ -7503,9 +7762,9 @@
       <w:shd w:val="clear" w:color="auto" w:fill="E1DFDD"/>
     </w:rPr>
   </w:style>
-  <w:style w:type="character" w:styleId="Collegamentovisitato">
+  <w:style w:type="character" w:styleId="FollowedHyperlink">
     <w:name w:val="FollowedHyperlink"/>
-    <w:basedOn w:val="Collegamentoipertestuale"/>
+    <w:basedOn w:val="Hyperlink"/>
     <w:uiPriority w:val="99"/>
     <w:semiHidden/>
     <w:unhideWhenUsed/>
@@ -7518,10 +7777,10 @@
       <w:u w:val="none"/>
     </w:rPr>
   </w:style>
-  <w:style w:type="character" w:customStyle="1" w:styleId="Titolo4Carattere">
-    <w:name w:val="Titolo 4 Carattere"/>
-    <w:basedOn w:val="Carpredefinitoparagrafo"/>
-    <w:link w:val="Titolo4"/>
+  <w:style w:type="character" w:customStyle="1" w:styleId="Heading4Char">
+    <w:name w:val="Heading 4 Char"/>
+    <w:basedOn w:val="DefaultParagraphFont"/>
+    <w:link w:val="Heading4"/>
     <w:uiPriority w:val="9"/>
     <w:semiHidden/>
     <w:rsid w:val="00B87BA8"/>
@@ -7546,7 +7805,7 @@
   </w:style>
   <w:style w:type="character" w:customStyle="1" w:styleId="AuthorFirstNameChar">
     <w:name w:val="Author First Name Char"/>
-    <w:basedOn w:val="Carpredefinitoparagrafo"/>
+    <w:basedOn w:val="DefaultParagraphFont"/>
     <w:link w:val="AuthorFirstName"/>
     <w:rsid w:val="00FA7B3E"/>
     <w:rPr>
@@ -7568,7 +7827,7 @@
   </w:style>
   <w:style w:type="paragraph" w:customStyle="1" w:styleId="Proceedingstitle">
     <w:name w:val="Proceedings title"/>
-    <w:basedOn w:val="Testonotaapidipagina"/>
+    <w:basedOn w:val="FootnoteText"/>
     <w:qFormat/>
     <w:rsid w:val="00DC7303"/>
     <w:rPr>
@@ -7577,7 +7836,7 @@
   </w:style>
   <w:style w:type="paragraph" w:customStyle="1" w:styleId="AcknowledgementsHeading">
     <w:name w:val="Acknowledgements (Heading)"/>
-    <w:basedOn w:val="Titolo1"/>
+    <w:basedOn w:val="Heading1"/>
     <w:qFormat/>
     <w:rsid w:val="00E85B17"/>
     <w:pPr>
@@ -7589,7 +7848,7 @@
   </w:style>
   <w:style w:type="character" w:customStyle="1" w:styleId="FigurenumberChar">
     <w:name w:val="Figure number Char"/>
-    <w:basedOn w:val="Carpredefinitoparagrafo"/>
+    <w:basedOn w:val="DefaultParagraphFont"/>
     <w:link w:val="Figurenumber"/>
     <w:rsid w:val="00B07392"/>
     <w:rPr>
@@ -7602,8 +7861,8 @@
   </w:style>
   <w:style w:type="paragraph" w:customStyle="1" w:styleId="Figurecaption">
     <w:name w:val="Figure caption"/>
-    <w:basedOn w:val="Normale"/>
-    <w:next w:val="Normale"/>
+    <w:basedOn w:val="Normal"/>
+    <w:next w:val="Normal"/>
     <w:link w:val="FigurecaptionChar"/>
     <w:qFormat/>
     <w:rsid w:val="00002AC0"/>
@@ -7633,7 +7892,7 @@
   </w:style>
   <w:style w:type="paragraph" w:customStyle="1" w:styleId="Copyrightmessage">
     <w:name w:val="Copyright message"/>
-    <w:basedOn w:val="Testonotaapidipagina"/>
+    <w:basedOn w:val="FootnoteText"/>
     <w:qFormat/>
     <w:rsid w:val="00195EE7"/>
     <w:rPr>
@@ -7663,8 +7922,8 @@
   </w:style>
   <w:style w:type="paragraph" w:customStyle="1" w:styleId="Appendix">
     <w:name w:val="Appendix"/>
-    <w:basedOn w:val="Titolo1"/>
-    <w:next w:val="Normale"/>
+    <w:basedOn w:val="Heading1"/>
+    <w:next w:val="Normal"/>
     <w:qFormat/>
     <w:rsid w:val="005A5E4F"/>
     <w:pPr>
@@ -7686,10 +7945,10 @@
       </w:numPr>
     </w:pPr>
   </w:style>
-  <w:style w:type="paragraph" w:styleId="Testonotadichiusura">
+  <w:style w:type="paragraph" w:styleId="EndnoteText">
     <w:name w:val="endnote text"/>
-    <w:basedOn w:val="Normale"/>
-    <w:link w:val="TestonotadichiusuraCarattere"/>
+    <w:basedOn w:val="Normal"/>
+    <w:link w:val="EndnoteTextChar"/>
     <w:uiPriority w:val="99"/>
     <w:semiHidden/>
     <w:unhideWhenUsed/>
@@ -7702,10 +7961,10 @@
       <w:szCs w:val="20"/>
     </w:rPr>
   </w:style>
-  <w:style w:type="character" w:customStyle="1" w:styleId="TestonotadichiusuraCarattere">
-    <w:name w:val="Testo nota di chiusura Carattere"/>
-    <w:basedOn w:val="Carpredefinitoparagrafo"/>
-    <w:link w:val="Testonotadichiusura"/>
+  <w:style w:type="character" w:customStyle="1" w:styleId="EndnoteTextChar">
+    <w:name w:val="Endnote Text Char"/>
+    <w:basedOn w:val="DefaultParagraphFont"/>
+    <w:link w:val="EndnoteText"/>
     <w:uiPriority w:val="99"/>
     <w:semiHidden/>
     <w:rsid w:val="009C34AA"/>
@@ -7716,9 +7975,9 @@
       <w:lang w:eastAsia="en-GB"/>
     </w:rPr>
   </w:style>
-  <w:style w:type="character" w:styleId="Rimandonotadichiusura">
+  <w:style w:type="character" w:styleId="EndnoteReference">
     <w:name w:val="endnote reference"/>
-    <w:basedOn w:val="Carpredefinitoparagrafo"/>
+    <w:basedOn w:val="DefaultParagraphFont"/>
     <w:uiPriority w:val="99"/>
     <w:semiHidden/>
     <w:unhideWhenUsed/>
@@ -7727,10 +7986,10 @@
       <w:vertAlign w:val="superscript"/>
     </w:rPr>
   </w:style>
-  <w:style w:type="paragraph" w:styleId="PreformattatoHTML">
+  <w:style w:type="paragraph" w:styleId="HTMLPreformatted">
     <w:name w:val="HTML Preformatted"/>
-    <w:basedOn w:val="Normale"/>
-    <w:link w:val="PreformattatoHTMLCarattere"/>
+    <w:basedOn w:val="Normal"/>
+    <w:link w:val="HTMLPreformattedChar"/>
     <w:uiPriority w:val="99"/>
     <w:semiHidden/>
     <w:unhideWhenUsed/>
@@ -7744,10 +8003,10 @@
       <w:szCs w:val="20"/>
     </w:rPr>
   </w:style>
-  <w:style w:type="character" w:customStyle="1" w:styleId="PreformattatoHTMLCarattere">
-    <w:name w:val="Preformattato HTML Carattere"/>
-    <w:basedOn w:val="Carpredefinitoparagrafo"/>
-    <w:link w:val="PreformattatoHTML"/>
+  <w:style w:type="character" w:customStyle="1" w:styleId="HTMLPreformattedChar">
+    <w:name w:val="HTML Preformatted Char"/>
+    <w:basedOn w:val="DefaultParagraphFont"/>
+    <w:link w:val="HTMLPreformatted"/>
     <w:uiPriority w:val="99"/>
     <w:semiHidden/>
     <w:rsid w:val="00781FA7"/>
